--- a/plantillas_maestras/01_seguro_vehicular/falta_renovacion_poliza/2_ddos_banco_y_aseguradora/varon/TPL_1455_2026_SEGURO_VEHICULAR_FALTA_RENOVACION_POLIZA_BANCO_VARON_R1.docx
+++ b/plantillas_maestras/01_seguro_vehicular/falta_renovacion_poliza/2_ddos_banco_y_aseguradora/varon/TPL_1455_2026_SEGURO_VEHICULAR_FALTA_RENOVACION_POLIZA_BANCO_VARON_R1.docx
@@ -309,7 +309,7 @@
           <w14:ligatures w14:val="none"/>
         </w:rPr>
         <w:tab/>
-        <w:t xml:space="preserve">:       </w:t>
+        <w:t xml:space="preserve">: </w:t>
       </w:r>
       <w:r>
         <w:rPr>
@@ -682,7 +682,7 @@
           <w:lang w:val="es-ES" w:eastAsia="es-ES"/>
           <w14:ligatures w14:val="none"/>
         </w:rPr>
-        <w:t>por presuntas infracciones a la Ley N°29571</w:t>
+        <w:t>por presuntas infracciones a la Ley 29571</w:t>
       </w:r>
       <w:r>
         <w:rPr>
@@ -829,7 +829,7 @@
           <w:lang w:eastAsia="es-ES"/>
           <w14:ligatures w14:val="none"/>
         </w:rPr>
-        <w:t xml:space="preserve">, el Seguro Vehicular Plan Estándar – Póliza N°2001-716888 </w:t>
+        <w:t xml:space="preserve">, el Seguro Vehicular Plan Estándar – Póliza 2001-716888 </w:t>
       </w:r>
       <w:r>
         <w:rPr>
@@ -869,7 +869,7 @@
           <w:lang w:eastAsia="es-ES"/>
           <w14:ligatures w14:val="none"/>
         </w:rPr>
-        <w:t xml:space="preserve"> vehículo con Placa de Rodaje N°AXO-327</w:t>
+        <w:t xml:space="preserve"> vehículo con Placa de Rodaje AXO-327</w:t>
       </w:r>
       <w:r>
         <w:rPr>
@@ -1046,7 +1046,7 @@
           <w:lang w:eastAsia="es-ES"/>
           <w14:ligatures w14:val="none"/>
         </w:rPr>
-        <w:t xml:space="preserve"> la “Cotización Seguro Vehicular N°09604000221231”</w:t>
+        <w:t xml:space="preserve"> la “Cotización Seguro Vehicular 09604000221231”</w:t>
       </w:r>
       <w:r>
         <w:rPr>
@@ -1290,7 +1290,7 @@
           <w:lang w:eastAsia="es-ES"/>
           <w14:ligatures w14:val="none"/>
         </w:rPr>
-        <w:t>El 18 de octubre de 2023, acudió a una oficina del Banco para reclamar la falta de entrega de la póliza correspondiente al Seguro Vehicular Plan Estándar, indicando que hasta dicha fecha únicamente contaba con la “Cotización Seguro Vehicular N°09604000221231”.</w:t>
+        <w:t>El 18 de octubre de 2023, acudió a una oficina del Banco para reclamar la falta de entrega de la póliza correspondiente al Seguro Vehicular Plan Estándar, indicando que hasta dicha fecha únicamente contaba con la “Cotización Seguro Vehicular 09604000221231”.</w:t>
       </w:r>
       <w:r>
         <w:rPr>
@@ -1310,7 +1310,7 @@
           <w:lang w:eastAsia="es-ES"/>
           <w14:ligatures w14:val="none"/>
         </w:rPr>
-        <w:t>, el Banco le entregó físicamente el documento denominado “Solicitud/Certificado Seguro Vehicular Plan Estándar de la Póliza N°2001-716888”, conformado por 23 páginas, en cuya última página figuraba una relación de talleres denominada “Red Preferente Multimarca – Centro de Atención Vehicular”.</w:t>
+        <w:t>, el Banco le entregó físicamente el documento denominado “Solicitud/Certificado Seguro Vehicular Plan Estándar de la Póliza 2001-716888”, conformado por 23 páginas, en cuya última página figuraba una relación de talleres denominada “Red Preferente Multimarca – Centro de Atención Vehicular”.</w:t>
       </w:r>
     </w:p>
     <w:p>
@@ -1407,7 +1407,7 @@
           <w:lang w:eastAsia="es-ES"/>
           <w14:ligatures w14:val="none"/>
         </w:rPr>
-        <w:t xml:space="preserve">el Reclamo N°18102300796 mediante banca telefónica, solicitando la cobertura del importe de </w:t>
+        <w:t xml:space="preserve">el Reclamo 18102300796 mediante banca telefónica, solicitando la cobertura del importe de </w:t>
       </w:r>
       <w:r>
         <w:rPr>
@@ -1871,7 +1871,7 @@
           <w:lang w:eastAsia="es-ES"/>
           <w14:ligatures w14:val="none"/>
         </w:rPr>
-        <w:t xml:space="preserve">la renovación del Seguro Vehicular Plan Estándar mediante la emisión de la Póliza N°0011-0960-400****258, pese a que la póliza inicial no contemplaba renovación automática y el vehículo </w:t>
+        <w:t xml:space="preserve">la renovación del Seguro Vehicular Plan Estándar mediante la emisión de la Póliza 0011-0960-400****258, pese a que la póliza inicial no contemplaba renovación automática y el vehículo </w:t>
       </w:r>
       <w:r>
         <w:rPr>
@@ -1948,7 +1948,7 @@
           <w:lang w:eastAsia="es-ES"/>
           <w14:ligatures w14:val="none"/>
         </w:rPr>
-        <w:t xml:space="preserve"> ni el Banco ni Rímac le comunicaron previamente la emisión de la Póliza N°0011-0960-400****258, ni le remitieron documentación contractual, nota de cobertura o comunicación relacionada con dicha renovación.</w:t>
+        <w:t xml:space="preserve"> ni el Banco ni Rímac le comunicaron previamente la emisión de la Póliza 0011-0960-400****258, ni le remitieron documentación contractual, nota de cobertura o comunicación relacionada con dicha renovación.</w:t>
       </w:r>
     </w:p>
     <w:p>
@@ -2228,7 +2228,7 @@
           <w14:ligatures w14:val="none"/>
         </w:rPr>
         <w:lastRenderedPageBreak/>
-        <w:t xml:space="preserve">N°0011-0960-400****258, motivo por el cual acudió a </w:t>
+        <w:t xml:space="preserve">0011-0960-400****258, motivo por el cual acudió a </w:t>
       </w:r>
       <w:r>
         <w:rPr>
@@ -2268,7 +2268,7 @@
           <w:lang w:eastAsia="es-ES"/>
           <w14:ligatures w14:val="none"/>
         </w:rPr>
-        <w:t>, el Banco procedió a anular la Póliza N°0011-0960-400****258 e informó que efectuaría la devolución de los montos debitados.</w:t>
+        <w:t>, el Banco procedió a anular la Póliza 0011-0960-400****258 e informó que efectuaría la devolución de los montos debitados.</w:t>
       </w:r>
     </w:p>
     <w:p>
@@ -2325,7 +2325,7 @@
           <w:lang w:eastAsia="es-ES"/>
           <w14:ligatures w14:val="none"/>
         </w:rPr>
-        <w:t xml:space="preserve"> recibió únicamente la devolución parcial de US$ 1 070,44 respecto de los débitos efectuados por la renovación de la Póliza N°0011-0960-400****258.</w:t>
+        <w:t xml:space="preserve"> recibió únicamente la devolución parcial de US$ 1 070,44 respecto de los débitos efectuados por la renovación de la Póliza 0011-0960-400****258.</w:t>
       </w:r>
     </w:p>
     <w:p>
@@ -2372,7 +2372,7 @@
           <w:lang w:eastAsia="es-ES"/>
           <w14:ligatures w14:val="none"/>
         </w:rPr>
-        <w:t>El 22 de enero de 2025, presentó el Reclamo N°22012500691 por disconformidad con la renovación de la Póliza N°0011-0960-400****258, solicitando la devolución de US$ 898,29 correspondientes al saldo pendiente derivado de los débitos efectuados por la renovación del seguro vehicular.</w:t>
+        <w:t>El 22 de enero de 2025, presentó el Reclamo 22012500691 por disconformidad con la renovación de la Póliza 0011-0960-400****258, solicitando la devolución de US$ 898,29 correspondientes al saldo pendiente derivado de los débitos efectuados por la renovación del seguro vehicular.</w:t>
       </w:r>
     </w:p>
     <w:p>
@@ -2417,7 +2417,7 @@
           <w:lang w:eastAsia="es-ES"/>
           <w14:ligatures w14:val="none"/>
         </w:rPr>
-        <w:t>El 4 de febrero de 2025, recibió mediante correo electrónico una carta emitida por el Banco, mediante la cual se le informó que la Póliza N°0011-0960-400****258 fue anulada el 26 de noviembre de 2024 y que la devolución de US$ 1 070,44 resultaba correcta, indicando además que no correspondía efectuar devolución adicional debido a que el seguro se mantuvo vigente durante el periodo comprendido hasta su anulación.</w:t>
+        <w:t>El 4 de febrero de 2025, recibió mediante correo electrónico una carta emitida por el Banco, mediante la cual se le informó que la Póliza 0011-0960-400****258 fue anulada el 26 de noviembre de 2024 y que la devolución de US$ 1 070,44 resultaba correcta, indicando además que no correspondía efectuar devolución adicional debido a que el seguro se mantuvo vigente durante el periodo comprendido hasta su anulación.</w:t>
       </w:r>
     </w:p>
     <w:p>
@@ -2484,7 +2484,7 @@
           <w:lang w:eastAsia="es-ES"/>
           <w14:ligatures w14:val="none"/>
         </w:rPr>
-        <w:t xml:space="preserve">Póliza N°0011-0960-400****258 </w:t>
+        <w:t xml:space="preserve">Póliza 0011-0960-400****258 </w:t>
       </w:r>
       <w:r>
         <w:rPr>
@@ -2719,7 +2719,7 @@
           <w:lang w:eastAsia="es-PE"/>
           <w14:ligatures w14:val="none"/>
         </w:rPr>
-        <w:t>Técnica de la Comisión de Protección al Consumidor N°1 (en adelante, la Secretaría Técnica), en ejercicio de sus facultades</w:t>
+        <w:t>Técnica de la Comisión de Protección al Consumidor 1 (en adelante, la Secretaría Técnica), en ejercicio de sus facultades</w:t>
       </w:r>
       <w:r>
         <w:rPr>
@@ -2765,7 +2765,7 @@
           <w:lang w:eastAsia="es-PE"/>
           <w14:ligatures w14:val="none"/>
         </w:rPr>
-        <w:t>Rímac Seguros y Reaseguros S.A. no habría cumplido con gestionar la reparación adecuada del vehículo con Placa de Rodaje N° AXO-327 por el siniestro del 8 de setiembre de 2023, debido a la persistencia de fallas mecánicas, electrónicas, alertas en sensores, fallas en el sistema de seguridad, ruidos anormales y deficiencias en el sistema de aire acondicionado</w:t>
+        <w:t>Rímac Seguros y Reaseguros S.A. no habría cumplido con gestionar la reparación adecuada del vehículo con Placa de Rodaje AXO-327 por el siniestro del 8 de setiembre de 2023, debido a la persistencia de fallas mecánicas, electrónicas, alertas en sensores, fallas en el sistema de seguridad, ruidos anormales y deficiencias en el sistema de aire acondicionado</w:t>
       </w:r>
       <w:r>
         <w:rPr>
@@ -2792,7 +2792,7 @@
           <w:lang w:eastAsia="es-PE"/>
           <w14:ligatures w14:val="none"/>
         </w:rPr>
-        <w:t>°</w:t>
+        <w:t/>
       </w:r>
       <w:r>
         <w:rPr>
@@ -2810,7 +2810,7 @@
           <w:lang w:eastAsia="es-PE"/>
           <w14:ligatures w14:val="none"/>
         </w:rPr>
-        <w:t>°</w:t>
+        <w:t/>
       </w:r>
       <w:r>
         <w:rPr>
@@ -2904,7 +2904,7 @@
           <w:lang w:eastAsia="es-PE"/>
           <w14:ligatures w14:val="none"/>
         </w:rPr>
-        <w:t>Rímac Seguros y Reaseguros S.A. no habría cumplido con gestionar la reparación oportuna del vehículo con Placa de Rodaje N° AXO-327 por el siniestro del 8 de setiembre de 2023</w:t>
+        <w:t>Rímac Seguros y Reaseguros S.A. no habría cumplido con gestionar la reparación oportuna del vehículo con Placa de Rodaje AXO-327 por el siniestro del 8 de setiembre de 2023</w:t>
       </w:r>
       <w:r>
         <w:rPr>
@@ -2922,7 +2922,7 @@
           <w:lang w:eastAsia="es-PE"/>
           <w14:ligatures w14:val="none"/>
         </w:rPr>
-        <w:t>°</w:t>
+        <w:t/>
       </w:r>
       <w:r>
         <w:rPr>
@@ -2940,7 +2940,7 @@
           <w:lang w:eastAsia="es-PE"/>
           <w14:ligatures w14:val="none"/>
         </w:rPr>
-        <w:t>°</w:t>
+        <w:t/>
       </w:r>
       <w:r>
         <w:rPr>
@@ -2959,7 +2959,7 @@
           <w:lang w:eastAsia="es-PE"/>
           <w14:ligatures w14:val="none"/>
         </w:rPr>
-        <w:t xml:space="preserve">.  </w:t>
+        <w:t xml:space="preserve">. </w:t>
       </w:r>
     </w:p>
     <w:p>
@@ -3031,7 +3031,7 @@
           <w:lang w:eastAsia="es-PE"/>
           <w14:ligatures w14:val="none"/>
         </w:rPr>
-        <w:t>Banco BBVA Perú S.A. habría efectuado débitos en la cuenta de ahorros del denunciante por el importe total de US$ 1 968,73 por concepto de renovación de la Póliza N°0011-0960-400****258, pese a no contar con su consentimiento</w:t>
+        <w:t>Banco BBVA Perú S.A. habría efectuado débitos en la cuenta de ahorros del denunciante por el importe total de US$ 1 968,73 por concepto de renovación de la Póliza 0011-0960-400****258, pese a no contar con su consentimiento</w:t>
       </w:r>
       <w:r>
         <w:rPr>
@@ -3049,7 +3049,7 @@
           <w:lang w:eastAsia="es-PE"/>
           <w14:ligatures w14:val="none"/>
         </w:rPr>
-        <w:t>°</w:t>
+        <w:t/>
       </w:r>
       <w:r>
         <w:rPr>
@@ -3067,7 +3067,7 @@
           <w:lang w:eastAsia="es-PE"/>
           <w14:ligatures w14:val="none"/>
         </w:rPr>
-        <w:t>°</w:t>
+        <w:t/>
       </w:r>
       <w:r>
         <w:rPr>
@@ -3086,7 +3086,7 @@
           <w:lang w:eastAsia="es-PE"/>
           <w14:ligatures w14:val="none"/>
         </w:rPr>
-        <w:t xml:space="preserve">.  </w:t>
+        <w:t xml:space="preserve">. </w:t>
       </w:r>
     </w:p>
     <w:p>
@@ -3158,7 +3158,7 @@
           <w:lang w:eastAsia="es-PE"/>
           <w14:ligatures w14:val="none"/>
         </w:rPr>
-        <w:t>Banco BBVA Perú S.A. no habría cumplido con realizar la devolución íntegra de los montos debitados por la renovación de la Póliza N°0011-0960-400****258, toda vez que devolvió al denunciante la suma de US$ 1 070,44 de un total de US$ 1 968,73</w:t>
+        <w:t>Banco BBVA Perú S.A. no habría cumplido con realizar la devolución íntegra de los montos debitados por la renovación de la Póliza 0011-0960-400****258, toda vez que devolvió al denunciante la suma de US$ 1 070,44 de un total de US$ 1 968,73</w:t>
       </w:r>
       <w:r>
         <w:rPr>
@@ -3176,7 +3176,7 @@
           <w:lang w:eastAsia="es-PE"/>
           <w14:ligatures w14:val="none"/>
         </w:rPr>
-        <w:t>°</w:t>
+        <w:t/>
       </w:r>
       <w:r>
         <w:rPr>
@@ -3194,7 +3194,7 @@
           <w:lang w:eastAsia="es-PE"/>
           <w14:ligatures w14:val="none"/>
         </w:rPr>
-        <w:t>°</w:t>
+        <w:t/>
       </w:r>
       <w:r>
         <w:rPr>
@@ -3213,7 +3213,7 @@
           <w:lang w:eastAsia="es-PE"/>
           <w14:ligatures w14:val="none"/>
         </w:rPr>
-        <w:t xml:space="preserve">.  </w:t>
+        <w:t xml:space="preserve">. </w:t>
       </w:r>
     </w:p>
     <w:p>
@@ -3285,7 +3285,7 @@
           <w:lang w:eastAsia="es-PE"/>
           <w14:ligatures w14:val="none"/>
         </w:rPr>
-        <w:t>Banco BBVA Perú S.A. habría contratado la “Póliza Plan Besito” para el denunciante, pese a que dicho producto no habría sido ofertado ni contratado por el denunciante durante el proceso de adquisición de la Póliza Nº 2001-716888 del Seguro Vehicular</w:t>
+        <w:t>Banco BBVA Perú S.A. habría contratado la “Póliza Plan Besito” para el denunciante, pese a que dicho producto no habría sido ofertado ni contratado por el denunciante durante el proceso de adquisición de la Póliza 2001-716888 del Seguro Vehicular</w:t>
       </w:r>
       <w:r>
         <w:rPr>
@@ -3312,7 +3312,7 @@
           <w:lang w:eastAsia="es-PE"/>
           <w14:ligatures w14:val="none"/>
         </w:rPr>
-        <w:t>°</w:t>
+        <w:t/>
       </w:r>
       <w:r>
         <w:rPr>
@@ -3330,7 +3330,7 @@
           <w:lang w:eastAsia="es-PE"/>
           <w14:ligatures w14:val="none"/>
         </w:rPr>
-        <w:t>°</w:t>
+        <w:t/>
       </w:r>
       <w:r>
         <w:rPr>
@@ -3349,7 +3349,7 @@
           <w:lang w:eastAsia="es-PE"/>
           <w14:ligatures w14:val="none"/>
         </w:rPr>
-        <w:t xml:space="preserve">.  </w:t>
+        <w:t xml:space="preserve">. </w:t>
       </w:r>
     </w:p>
     <w:p>
@@ -3422,7 +3422,7 @@
           <w:kern w:val="0"/>
           <w14:ligatures w14:val="none"/>
         </w:rPr>
-        <w:t>Banco BBVA Perú S.A. habría hecho disposición de los fondos del denunciante para renovar la Póliza Nº 2001-716888 del Seguro Vehicular mediante la emisión de la Póliza N°0011-0960-400****258 el 12 de junio de 2024, pese a que la póliza inicial no contemplaba cláusula de renovación automática</w:t>
+        <w:t>Banco BBVA Perú S.A. habría hecho disposición de los fondos del denunciante para renovar la Póliza 2001-716888 del Seguro Vehicular mediante la emisión de la Póliza 0011-0960-400****258 el 12 de junio de 2024, pese a que la póliza inicial no contemplaba cláusula de renovación automática</w:t>
       </w:r>
       <w:r>
         <w:rPr>
@@ -3496,7 +3496,7 @@
           <w:lang w:eastAsia="es-PE"/>
           <w14:ligatures w14:val="none"/>
         </w:rPr>
-        <w:t xml:space="preserve">) del artículo 56° </w:t>
+        <w:t xml:space="preserve">) del artículo 56 </w:t>
       </w:r>
       <w:r>
         <w:rPr>
@@ -3525,7 +3525,7 @@
           <w:lang w:eastAsia="es-PE"/>
           <w14:ligatures w14:val="none"/>
         </w:rPr>
-        <w:t xml:space="preserve">.  </w:t>
+        <w:t xml:space="preserve">. </w:t>
       </w:r>
     </w:p>
     <w:bookmarkEnd w:id="6"/>
@@ -3588,15 +3588,15 @@
           <w:kern w:val="0"/>
           <w14:ligatures w14:val="none"/>
         </w:rPr>
-        <w:t>los proveedores denunciados no habrían cumplido con entregar oportunamente al denunciante los documentos contractuales de la Póliza Nº 2001-716888 del Seguro Vehicular</w:t>
-      </w:r>
-      <w:r>
-        <w:rPr>
-          <w:rFonts w:ascii="Arial Narrow" w:eastAsia="Arial Narrow" w:hAnsi="Arial Narrow" w:cs="Arial"/>
-          <w:kern w:val="0"/>
-          <w14:ligatures w14:val="none"/>
-        </w:rPr>
-        <w:t>. Por consiguiente, corresponde calificar el hecho materia de denuncia como una presunta infracción al deber de entregar a los usuarios copia de los contratos y demás documentación relacionada con dichos actos jurídicos, tipificado en el literal e) del artículo 47° del Código</w:t>
+        <w:t>los proveedores denunciados no habrían cumplido con entregar oportunamente al denunciante los documentos contractuales de la Póliza 2001-716888 del Seguro Vehicular</w:t>
+      </w:r>
+      <w:r>
+        <w:rPr>
+          <w:rFonts w:ascii="Arial Narrow" w:eastAsia="Arial Narrow" w:hAnsi="Arial Narrow" w:cs="Arial"/>
+          <w:kern w:val="0"/>
+          <w14:ligatures w14:val="none"/>
+        </w:rPr>
+        <w:t>. Por consiguiente, corresponde calificar el hecho materia de denuncia como una presunta infracción al deber de entregar a los usuarios copia de los contratos y demás documentación relacionada con dichos actos jurídicos, tipificado en el literal e) del artículo 47 del Código</w:t>
       </w:r>
       <w:r>
         <w:rPr>
@@ -3667,7 +3667,7 @@
           <w:kern w:val="0"/>
           <w14:ligatures w14:val="none"/>
         </w:rPr>
-        <w:t>Rímac Seguros y Reaseguros S.A.  no habría informado oportunamente al denunciante las condiciones contractuales de la Póliza Nº 2001-716888 del Seguro Vehicular, impidiéndole ejercer oportunamente su derecho de arrepentimiento respecto del referido seguro</w:t>
+        <w:t>Rímac Seguros y Reaseguros S.A. no habría informado oportunamente al denunciante las condiciones contractuales de la Póliza 2001-716888 del Seguro Vehicular, impidiéndole ejercer oportunamente su derecho de arrepentimiento respecto del referido seguro</w:t>
       </w:r>
       <w:r>
         <w:rPr>
@@ -3690,7 +3690,7 @@
           <w:lang w:eastAsia="es-PE"/>
           <w14:ligatures w14:val="none"/>
         </w:rPr>
-        <w:t xml:space="preserve">artículo 1°, numeral 1, literal b) </w:t>
+        <w:t xml:space="preserve">artículo 1, numeral 1, literal b) </w:t>
       </w:r>
       <w:bookmarkEnd w:id="7"/>
       <w:r>
@@ -3702,7 +3702,7 @@
           <w:lang w:eastAsia="es-PE"/>
           <w14:ligatures w14:val="none"/>
         </w:rPr>
-        <w:t>y al artículo 2° del Código</w:t>
+        <w:t>y al artículo 2 del Código</w:t>
       </w:r>
       <w:r>
         <w:rPr>
@@ -3725,7 +3725,7 @@
           <w:lang w:eastAsia="es-PE"/>
           <w14:ligatures w14:val="none"/>
         </w:rPr>
-        <w:t xml:space="preserve">.    </w:t>
+        <w:t xml:space="preserve">. </w:t>
       </w:r>
     </w:p>
     <w:p>
@@ -3836,7 +3836,7 @@
           <w:kern w:val="0"/>
           <w14:ligatures w14:val="none"/>
         </w:rPr>
-        <w:t>°</w:t>
+        <w:t/>
       </w:r>
       <w:r>
         <w:rPr>
@@ -3852,7 +3852,7 @@
           <w:kern w:val="0"/>
           <w14:ligatures w14:val="none"/>
         </w:rPr>
-        <w:t>°</w:t>
+        <w:t/>
       </w:r>
       <w:r>
         <w:rPr>
@@ -3968,7 +3968,7 @@
           <w:kern w:val="0"/>
           <w14:ligatures w14:val="none"/>
         </w:rPr>
-        <w:t xml:space="preserve"> numeral 88.1° del artículo 88° del Código.</w:t>
+        <w:t xml:space="preserve"> numeral 88.1 del artículo 88 del Código.</w:t>
       </w:r>
     </w:p>
     <w:p>
@@ -4236,7 +4236,7 @@
           <w:lang w:eastAsia="es-ES"/>
           <w14:ligatures w14:val="none"/>
         </w:rPr>
-        <w:t xml:space="preserve">Nº </w:t>
+        <w:t xml:space="preserve"/>
       </w:r>
       <w:r>
         <w:rPr>
@@ -4298,7 +4298,7 @@
           <w:lang w:eastAsia="es-ES"/>
           <w14:ligatures w14:val="none"/>
         </w:rPr>
-        <w:t xml:space="preserve">Nº </w:t>
+        <w:t xml:space="preserve"/>
       </w:r>
       <w:r>
         <w:rPr>
@@ -4380,7 +4380,7 @@
           <w:lang w:eastAsia="es-ES"/>
           <w14:ligatures w14:val="none"/>
         </w:rPr>
-        <w:t xml:space="preserve">Nº 2001-716888; </w:t>
+        <w:t xml:space="preserve">2001-716888; </w:t>
       </w:r>
       <w:r>
         <w:rPr>
@@ -4528,7 +4528,7 @@
           <w:lang w:eastAsia="es-ES"/>
           <w14:ligatures w14:val="none"/>
         </w:rPr>
-        <w:t xml:space="preserve">Nº </w:t>
+        <w:t xml:space="preserve"/>
       </w:r>
       <w:r>
         <w:rPr>
@@ -4580,7 +4580,7 @@
           <w:lang w:eastAsia="es-ES"/>
           <w14:ligatures w14:val="none"/>
         </w:rPr>
-        <w:t xml:space="preserve">Nº </w:t>
+        <w:t xml:space="preserve"/>
       </w:r>
       <w:r>
         <w:rPr>
@@ -4663,7 +4663,7 @@
           <w:lang w:eastAsia="es-ES"/>
           <w14:ligatures w14:val="none"/>
         </w:rPr>
-        <w:t>Nº 2001-716888;</w:t>
+        <w:t>2001-716888;</w:t>
       </w:r>
       <w:r>
         <w:rPr>
@@ -4754,7 +4754,7 @@
           <w:lang w:eastAsia="es-PE"/>
           <w14:ligatures w14:val="none"/>
         </w:rPr>
-        <w:t xml:space="preserve">RESOLUCIÓN DE LA SECRETARÍA TÉCNICA  </w:t>
+        <w:t xml:space="preserve">RESOLUCIÓN DE LA SECRETARÍA TÉCNICA </w:t>
       </w:r>
     </w:p>
     <w:p>
@@ -4944,7 +4944,7 @@
           <w:kern w:val="0"/>
           <w14:ligatures w14:val="none"/>
         </w:rPr>
-        <w:t>infracción a los artículos 18° y 19° de la Ley N° 29571, Código de Protección y Defensa del Consumidor</w:t>
+        <w:t>infracción a los artículos 18 y 19 de la Ley 29571, Código de Protección y Defensa del Consumidor</w:t>
       </w:r>
       <w:r>
         <w:rPr>
@@ -4999,7 +4999,7 @@
           <w:kern w:val="0"/>
           <w14:ligatures w14:val="none"/>
         </w:rPr>
-        <w:t xml:space="preserve"> del vehículo con Placa de Rodaje N°</w:t>
+        <w:t xml:space="preserve"> del vehículo con Placa de Rodaje </w:t>
       </w:r>
       <w:r>
         <w:t xml:space="preserve"> </w:t>
@@ -5091,7 +5091,7 @@
           <w:kern w:val="0"/>
           <w14:ligatures w14:val="none"/>
         </w:rPr>
-        <w:t>infracción a los artículos 18° y 19° de la Ley N° 29571, Código de Protección y Defensa del Consumidor</w:t>
+        <w:t>infracción a los artículos 18 y 19 de la Ley 29571, Código de Protección y Defensa del Consumidor</w:t>
       </w:r>
       <w:r>
         <w:rPr>
@@ -5186,7 +5186,7 @@
           <w:kern w:val="0"/>
           <w14:ligatures w14:val="none"/>
         </w:rPr>
-        <w:t>Placa de Rodaje N°</w:t>
+        <w:t>Placa de Rodaje </w:t>
       </w:r>
       <w:r>
         <w:t xml:space="preserve"> </w:t>
@@ -5262,7 +5262,7 @@
           <w:kern w:val="0"/>
           <w14:ligatures w14:val="none"/>
         </w:rPr>
-        <w:t>infracción a los artículos 18° y 19° de la Ley N° 29571, Código de Protección y Defensa del Consumidor</w:t>
+        <w:t>infracción a los artículos 18 y 19 de la Ley 29571, Código de Protección y Defensa del Consumidor</w:t>
       </w:r>
       <w:r>
         <w:rPr>
@@ -5304,7 +5304,7 @@
           <w:lang w:eastAsia="es-ES"/>
           <w14:ligatures w14:val="none"/>
         </w:rPr>
-        <w:t>Póliza N°0011-0960-400****258</w:t>
+        <w:t>Póliza 0011-0960-400****258</w:t>
       </w:r>
       <w:r>
         <w:rPr>
@@ -5369,7 +5369,7 @@
           <w:kern w:val="0"/>
           <w14:ligatures w14:val="none"/>
         </w:rPr>
-        <w:t>infracción a los artículos 18° y 19° de la Ley N° 29571, Código de Protección y Defensa del Consumidor</w:t>
+        <w:t>infracción a los artículos 18 y 19 de la Ley 29571, Código de Protección y Defensa del Consumidor</w:t>
       </w:r>
       <w:r>
         <w:rPr>
@@ -5427,7 +5427,7 @@
           <w:lang w:eastAsia="es-ES"/>
           <w14:ligatures w14:val="none"/>
         </w:rPr>
-        <w:t>Póliza N°0011-0960-400****258</w:t>
+        <w:t>Póliza 0011-0960-400****258</w:t>
       </w:r>
       <w:r>
         <w:rPr>
@@ -5473,7 +5473,7 @@
           <w:kern w:val="0"/>
           <w14:ligatures w14:val="none"/>
         </w:rPr>
-        <w:t xml:space="preserve">Presunta infracción a los artículos 18° y 19° de la Ley N° 29571, Código de Protección y Defensa del Consumidor, en tanto </w:t>
+        <w:t xml:space="preserve">Presunta infracción a los artículos 18 y 19 de la Ley 29571, Código de Protección y Defensa del Consumidor, en tanto </w:t>
       </w:r>
       <w:r>
         <w:rPr>
@@ -5497,7 +5497,7 @@
           <w:kern w:val="0"/>
           <w14:ligatures w14:val="none"/>
         </w:rPr>
-        <w:t>sido ofertado ni contratado por el denunciante durante el proceso de adquisición de la Póliza Nº 2001-716888 del Seguro Vehicular.</w:t>
+        <w:t>sido ofertado ni contratado por el denunciante durante el proceso de adquisición de la Póliza 2001-716888 del Seguro Vehicular.</w:t>
       </w:r>
     </w:p>
     <w:p>
@@ -5544,7 +5544,7 @@
           <w:kern w:val="0"/>
           <w14:ligatures w14:val="none"/>
         </w:rPr>
-        <w:t>del artículo 56° de la Ley N° 29571, Código de Protección y Defensa del Consumidor</w:t>
+        <w:t>del artículo 56 de la Ley 29571, Código de Protección y Defensa del Consumidor</w:t>
       </w:r>
       <w:r>
         <w:rPr>
@@ -5620,7 +5620,7 @@
           <w:lang w:eastAsia="es-ES"/>
           <w14:ligatures w14:val="none"/>
         </w:rPr>
-        <w:t xml:space="preserve">Nº 2001-716888 </w:t>
+        <w:t xml:space="preserve">2001-716888 </w:t>
       </w:r>
       <w:r>
         <w:rPr>
@@ -5656,7 +5656,7 @@
           <w:lang w:eastAsia="es-ES"/>
           <w14:ligatures w14:val="none"/>
         </w:rPr>
-        <w:t>Póliza N°0011-0960-400****258</w:t>
+        <w:t>Póliza 0011-0960-400****258</w:t>
       </w:r>
       <w:r>
         <w:rPr>
@@ -5711,7 +5711,7 @@
           <w:kern w:val="0"/>
           <w14:ligatures w14:val="none"/>
         </w:rPr>
-        <w:t>infracción al literal e) del artículo 47° de la Ley N° 29571, Código de Protección y Defensa del Consumidor</w:t>
+        <w:t>infracción al literal e) del artículo 47 de la Ley 29571, Código de Protección y Defensa del Consumidor</w:t>
       </w:r>
       <w:r>
         <w:rPr>
@@ -5761,7 +5761,7 @@
           <w:lang w:eastAsia="es-ES"/>
           <w14:ligatures w14:val="none"/>
         </w:rPr>
-        <w:t xml:space="preserve">Nº 2001-716888 </w:t>
+        <w:t xml:space="preserve">2001-716888 </w:t>
       </w:r>
       <w:r>
         <w:rPr>
@@ -5826,7 +5826,7 @@
           <w:kern w:val="0"/>
           <w14:ligatures w14:val="none"/>
         </w:rPr>
-        <w:t>infracción al artículo 1°, numeral 1, literal b) y al artículo 2° de la Ley N° 29571, Código de Protección y Defensa del Consumidor</w:t>
+        <w:t>infracción al artículo 1, numeral 1, literal b) y al artículo 2 de la Ley 29571, Código de Protección y Defensa del Consumidor</w:t>
       </w:r>
       <w:r>
         <w:rPr>
@@ -5874,7 +5874,7 @@
           <w:kern w:val="0"/>
           <w14:ligatures w14:val="none"/>
         </w:rPr>
-        <w:t xml:space="preserve"> la Póliza Nº 2001-716888 del Seguro Vehicular</w:t>
+        <w:t xml:space="preserve"> la Póliza 2001-716888 del Seguro Vehicular</w:t>
       </w:r>
       <w:r>
         <w:rPr>
@@ -5929,7 +5929,7 @@
           <w:kern w:val="0"/>
           <w14:ligatures w14:val="none"/>
         </w:rPr>
-        <w:t>infracción al numeral 88.1° del artículo 88° de la Ley N° 29571, Código de Protección y Defensa del Consumidor</w:t>
+        <w:t>infracción al numeral 88.1 del artículo 88 de la Ley 29571, Código de Protección y Defensa del Consumidor</w:t>
       </w:r>
       <w:r>
         <w:rPr>
@@ -6019,7 +6019,7 @@
           <w:kern w:val="0"/>
           <w14:ligatures w14:val="none"/>
         </w:rPr>
-        <w:t>infracción al numeral 88.1° del artículo 88° de la Ley N° 29571, Código de Protección y Defensa del Consumidor</w:t>
+        <w:t>infracción al numeral 88.1 del artículo 88 de la Ley 29571, Código de Protección y Defensa del Consumidor</w:t>
       </w:r>
       <w:r>
         <w:rPr>
@@ -6434,7 +6434,7 @@
           <w:lang w:eastAsia="es-PE"/>
           <w14:ligatures w14:val="none"/>
         </w:rPr>
-        <w:t>°</w:t>
+        <w:t/>
       </w:r>
       <w:r>
         <w:rPr>
@@ -6512,7 +6512,7 @@
           <w:lang w:eastAsia="es-PE"/>
           <w14:ligatures w14:val="none"/>
         </w:rPr>
-        <w:t>°</w:t>
+        <w:t/>
       </w:r>
       <w:r>
         <w:rPr>
@@ -6706,7 +6706,7 @@
           <w:lang w:eastAsia="es-PE"/>
           <w14:ligatures w14:val="none"/>
         </w:rPr>
-        <w:t>°</w:t>
+        <w:t/>
       </w:r>
       <w:r>
         <w:rPr>
@@ -6874,7 +6874,7 @@
           <w:lang w:eastAsia="es-ES"/>
           <w14:ligatures w14:val="none"/>
         </w:rPr>
-        <w:t xml:space="preserve">Nº 2001-716888 </w:t>
+        <w:t xml:space="preserve">2001-716888 </w:t>
       </w:r>
       <w:r>
         <w:rPr>
@@ -6916,7 +6916,7 @@
           <w:lang w:eastAsia="es-ES"/>
           <w14:ligatures w14:val="none"/>
         </w:rPr>
-        <w:t xml:space="preserve">Nº 0011-0960-400****258 </w:t>
+        <w:t xml:space="preserve">0011-0960-400****258 </w:t>
       </w:r>
       <w:r>
         <w:rPr>
@@ -6958,7 +6958,7 @@
           <w:lang w:eastAsia="es-ES"/>
           <w14:ligatures w14:val="none"/>
         </w:rPr>
-        <w:t xml:space="preserve">Nº 2001-716888; </w:t>
+        <w:t xml:space="preserve">2001-716888; </w:t>
       </w:r>
       <w:r>
         <w:rPr>
@@ -7124,7 +7124,7 @@
           <w:lang w:eastAsia="es-ES"/>
           <w14:ligatures w14:val="none"/>
         </w:rPr>
-        <w:t xml:space="preserve">Nº 2001-716888 </w:t>
+        <w:t xml:space="preserve">2001-716888 </w:t>
       </w:r>
       <w:r>
         <w:rPr>
@@ -7166,7 +7166,7 @@
           <w:lang w:eastAsia="es-ES"/>
           <w14:ligatures w14:val="none"/>
         </w:rPr>
-        <w:t xml:space="preserve">Nº 0011-0960-400****258 </w:t>
+        <w:t xml:space="preserve">0011-0960-400****258 </w:t>
       </w:r>
       <w:r>
         <w:rPr>
@@ -7208,7 +7208,7 @@
           <w:lang w:eastAsia="es-ES"/>
           <w14:ligatures w14:val="none"/>
         </w:rPr>
-        <w:t>Nº 2001-716888;</w:t>
+        <w:t>2001-716888;</w:t>
       </w:r>
       <w:r>
         <w:rPr>
@@ -7319,7 +7319,7 @@
           <w:lang w:eastAsia="es-PE"/>
           <w14:ligatures w14:val="none"/>
         </w:rPr>
-        <w:t>°</w:t>
+        <w:t/>
       </w:r>
       <w:r>
         <w:rPr>
@@ -7339,7 +7339,7 @@
           <w:lang w:eastAsia="es-PE"/>
           <w14:ligatures w14:val="none"/>
         </w:rPr>
-        <w:t>Ley N° 29571</w:t>
+        <w:t>Ley 29571</w:t>
       </w:r>
       <w:r>
         <w:rPr>
@@ -7380,7 +7380,7 @@
           <w:lang w:eastAsia="es-PE"/>
           <w14:ligatures w14:val="none"/>
         </w:rPr>
-        <w:t>°</w:t>
+        <w:t/>
       </w:r>
       <w:r>
         <w:rPr>
@@ -7400,7 +7400,7 @@
           <w:lang w:eastAsia="es-PE"/>
           <w14:ligatures w14:val="none"/>
         </w:rPr>
-        <w:t>°</w:t>
+        <w:t/>
       </w:r>
       <w:r>
         <w:rPr>
@@ -7420,7 +7420,7 @@
           <w:lang w:eastAsia="es-PE"/>
           <w14:ligatures w14:val="none"/>
         </w:rPr>
-        <w:t>°</w:t>
+        <w:t/>
       </w:r>
       <w:r>
         <w:rPr>
@@ -7483,7 +7483,7 @@
           <w:lang w:eastAsia="es-PE"/>
           <w14:ligatures w14:val="none"/>
         </w:rPr>
-        <w:t>°</w:t>
+        <w:t/>
       </w:r>
       <w:r>
         <w:rPr>
@@ -7584,7 +7584,7 @@
           <w:lang w:eastAsia="es-PE"/>
           <w14:ligatures w14:val="none"/>
         </w:rPr>
-        <w:t>°</w:t>
+        <w:t/>
       </w:r>
       <w:r>
         <w:rPr>
@@ -7676,7 +7676,7 @@
           <w:lang w:eastAsia="es-PE"/>
           <w14:ligatures w14:val="none"/>
         </w:rPr>
-        <w:t>°</w:t>
+        <w:t/>
       </w:r>
       <w:r>
         <w:rPr>
@@ -7684,7 +7684,7 @@
           <w:kern w:val="0"/>
           <w14:ligatures w14:val="none"/>
         </w:rPr>
-        <w:t xml:space="preserve"> del Decreto Legislativo N° 807</w:t>
+        <w:t xml:space="preserve"> del Decreto Legislativo 807</w:t>
       </w:r>
       <w:r>
         <w:rPr>
@@ -7866,7 +7866,7 @@
           <w:kern w:val="0"/>
           <w14:ligatures w14:val="none"/>
         </w:rPr>
-        <w:t>al señor Luis Alfonso Cueva López y Rímac Seguros y Reaseguros S.A. para que, dentro del plazo de dos (2) días hábiles siguientes a la fecha en que reciban la notificación en sus bandejas de correo electrónico, efectúen la confirmación de recepción de la notificación remitida por este despacho a sus correos electrónicos, de conformidad con el segundo párrafo del numeral 4 del artículo 20° del Texto Único Ordenado de la Ley del Procedimiento Administrativo General, aprobado mediante Decreto Supremo 006-2026-JUS, bajo apercibimiento de rehacer el acto de notificación y notificarle</w:t>
+        <w:t>al señor Luis Alfonso Cueva López y Rímac Seguros y Reaseguros S.A. para que, dentro del plazo de dos (2) días hábiles siguientes a la fecha en que reciban la notificación en sus bandejas de correo electrónico, efectúen la confirmación de recepción de la notificación remitida por este despacho a sus correos electrónicos, de conformidad con el segundo párrafo del numeral 4 del artículo 20 del Texto Único Ordenado de la Ley del Procedimiento Administrativo General, aprobado mediante Decreto Supremo 006-2026-JUS, bajo apercibimiento de rehacer el acto de notificación y notificarle</w:t>
       </w:r>
       <w:r>
         <w:rPr>
@@ -7886,7 +7886,7 @@
           <w:kern w:val="0"/>
           <w14:ligatures w14:val="none"/>
         </w:rPr>
-        <w:t xml:space="preserve"> conforme al numeral 1 del artículo 20° del citado cuerpo normativo</w:t>
+        <w:t xml:space="preserve"> conforme al numeral 1 del artículo 20 del citado cuerpo normativo</w:t>
       </w:r>
       <w:r>
         <w:rPr>
@@ -8104,7 +8104,7 @@
           <w:color w:val="000000"/>
           <w:lang w:eastAsia="es-PE"/>
         </w:rPr>
-        <w:t>Comisión de Protección al Consumidor N°1</w:t>
+        <w:t>Comisión de Protección al Consumidor 1</w:t>
       </w:r>
     </w:p>
     <w:p>
@@ -8299,7 +8299,7 @@
           <w:szCs w:val="15"/>
         </w:rPr>
         <w:tab/>
-        <w:t>Denuncia remitida a esta Comisión mediante DOCUMENTO DE TRASLADO N° 105-2026-PS1/INDECOPI de fecha 17 de abril de 2026, recibida el 27 de abril de 2026.</w:t>
+        <w:t>Denuncia remitida a esta Comisión mediante DOCUMENTO DE TRASLADO 105-2026-PS1/INDECOPI de fecha 17 de abril de 2026, recibida el 27 de abril de 2026.</w:t>
       </w:r>
     </w:p>
     <w:p>
@@ -8420,7 +8420,7 @@
           <w:sz w:val="15"/>
           <w:szCs w:val="15"/>
         </w:rPr>
-        <w:t xml:space="preserve">  </w:t>
+        <w:t xml:space="preserve"> </w:t>
       </w:r>
       <w:r>
         <w:rPr>
@@ -8438,7 +8438,7 @@
           <w:sz w:val="15"/>
           <w:szCs w:val="15"/>
         </w:rPr>
-        <w:t>LEY N° 29571, CÓDIGO DE PROTECCIÓN Y DEFENSA DEL CONSUMIDOR, publicado el 2 de setiembre de 2010 y modificado por Decreto Legislativo N° 1308</w:t>
+        <w:t>LEY 29571, CÓDIGO DE PROTECCIÓN Y DEFENSA DEL CONSUMIDOR, publicado el 2 de setiembre de 2010 y modificado por Decreto Legislativo 1308</w:t>
       </w:r>
     </w:p>
     <w:p>
@@ -8508,7 +8508,7 @@
           <w:sz w:val="15"/>
           <w:szCs w:val="15"/>
         </w:rPr>
-        <w:t>El Instituto Nacional de Defensa de la Competencia y de la Protección de la Propiedad Intelectual (Indecopi) es la autoridad con competencia primaria y de alcance nacional para conocer las presuntas infracciones a las disposiciones contenidas en el presente Código, así como para imponer las sanciones y medidas correctivas establecidas en el presente capítulo, conforme al Decreto Legislativo N° 1033, Ley de Organización y Funciones del Indecopi. Dicha competencia solo puede ser negada cuando ella haya sido asignada o se asigne a favor de otro organismo por norma expresa con rango de ley.</w:t>
+        <w:t>El Instituto Nacional de Defensa de la Competencia y de la Protección de la Propiedad Intelectual (Indecopi) es la autoridad con competencia primaria y de alcance nacional para conocer las presuntas infracciones a las disposiciones contenidas en el presente Código, así como para imponer las sanciones y medidas correctivas establecidas en el presente capítulo, conforme al Decreto Legislativo 1033, Ley de Organización y Funciones del Indecopi. Dicha competencia solo puede ser negada cuando ella haya sido asignada o se asigne a favor de otro organismo por norma expresa con rango de ley.</w:t>
       </w:r>
     </w:p>
     <w:p>
@@ -8594,7 +8594,7 @@
           <w:sz w:val="15"/>
           <w:szCs w:val="15"/>
         </w:rPr>
-        <w:t>LEY DE ORGANIZACIÓN Y FUNCIONES DEL INDECOPI, APROBADA POR DECRETO LEGISLATIVO N° 1033</w:t>
+        <w:t>LEY DE ORGANIZACIÓN Y FUNCIONES DEL INDECOPI, APROBADA POR DECRETO LEGISLATIVO 1033</w:t>
       </w:r>
     </w:p>
     <w:p>
@@ -8723,7 +8723,7 @@
           <w:sz w:val="15"/>
           <w:szCs w:val="15"/>
         </w:rPr>
-        <w:t xml:space="preserve">           </w:t>
+        <w:t xml:space="preserve"> </w:t>
       </w:r>
       <w:r>
         <w:rPr>
@@ -8741,7 +8741,7 @@
           <w:sz w:val="15"/>
           <w:szCs w:val="15"/>
         </w:rPr>
-        <w:t>LEY N° 29571, CÓDIGO DE PROTECCIÓN Y DEFENSA DEL CONSUMIDOR, publicado el 2 de setiembre de 2010 y modificado por Decreto Legislativo N° 1308</w:t>
+        <w:t>LEY 29571, CÓDIGO DE PROTECCIÓN Y DEFENSA DEL CONSUMIDOR, publicado el 2 de setiembre de 2010 y modificado por Decreto Legislativo 1308</w:t>
       </w:r>
     </w:p>
     <w:p>
@@ -8932,7 +8932,7 @@
           <w:sz w:val="15"/>
           <w:szCs w:val="15"/>
         </w:rPr>
-        <w:t>LEY N° 29571, CÓDIGO DE PROTECCIÓN Y DEFENSA DEL CONSUMIDOR, publicado el 2 de setiembre de 2010 y modificado por Decreto Legislativo N° 1308</w:t>
+        <w:t>LEY 29571, CÓDIGO DE PROTECCIÓN Y DEFENSA DEL CONSUMIDOR, publicado el 2 de setiembre de 2010 y modificado por Decreto Legislativo 1308</w:t>
       </w:r>
     </w:p>
     <w:p>
@@ -9104,7 +9104,7 @@
           <w:sz w:val="15"/>
           <w:szCs w:val="15"/>
         </w:rPr>
-        <w:t xml:space="preserve">           </w:t>
+        <w:t xml:space="preserve"> </w:t>
       </w:r>
       <w:r>
         <w:rPr>
@@ -9122,7 +9122,7 @@
           <w:sz w:val="15"/>
           <w:szCs w:val="15"/>
         </w:rPr>
-        <w:t>LEY N° 29571, CÓDIGO DE PROTECCIÓN Y DEFENSA DEL CONSUMIDOR, publicado el 2 de setiembre de 2010 y modificado por Decreto Legislativo N° 1308</w:t>
+        <w:t>LEY 29571, CÓDIGO DE PROTECCIÓN Y DEFENSA DEL CONSUMIDOR, publicado el 2 de setiembre de 2010 y modificado por Decreto Legislativo 1308</w:t>
       </w:r>
     </w:p>
     <w:p>
@@ -9277,7 +9277,7 @@
           <w:sz w:val="15"/>
           <w:szCs w:val="15"/>
         </w:rPr>
-        <w:t>LEY N° 29571, CÓDIGO DE PROTECCIÓN Y DEFENSA DEL CONSUMIDOR, publicado el 2 de setiembre de 2010 y modificado por Decreto Legislativo N° 1308</w:t>
+        <w:t>LEY 29571, CÓDIGO DE PROTECCIÓN Y DEFENSA DEL CONSUMIDOR, publicado el 2 de setiembre de 2010 y modificado por Decreto Legislativo 1308</w:t>
       </w:r>
     </w:p>
     <w:p>
@@ -9594,7 +9594,7 @@
           <w:sz w:val="15"/>
           <w:szCs w:val="15"/>
         </w:rPr>
-        <w:t xml:space="preserve">           </w:t>
+        <w:t xml:space="preserve"> </w:t>
       </w:r>
       <w:r>
         <w:rPr>
@@ -9612,7 +9612,7 @@
           <w:sz w:val="15"/>
           <w:szCs w:val="15"/>
         </w:rPr>
-        <w:t>LEY N° 29571, CÓDIGO DE PROTECCIÓN Y DEFENSA DEL CONSUMIDOR, publicado el 2 de setiembre de 2010 y modificado por Decreto Legislativo N° 1308</w:t>
+        <w:t>LEY 29571, CÓDIGO DE PROTECCIÓN Y DEFENSA DEL CONSUMIDOR, publicado el 2 de setiembre de 2010 y modificado por Decreto Legislativo 1308</w:t>
       </w:r>
     </w:p>
     <w:p>
@@ -9706,7 +9706,7 @@
           <w:sz w:val="15"/>
           <w:szCs w:val="15"/>
         </w:rPr>
-        <w:t xml:space="preserve">  </w:t>
+        <w:t xml:space="preserve"> </w:t>
       </w:r>
       <w:r>
         <w:rPr>
@@ -9724,7 +9724,7 @@
           <w:sz w:val="15"/>
           <w:szCs w:val="15"/>
         </w:rPr>
-        <w:t>LEY SOBRE FACULTADES, NORMAS Y ORGANIZACIÓN DEL INDECOPI, APROBADA POR DECRETO LEGISLATIVO N° 807 Artículo 24.-</w:t>
+        <w:t>LEY SOBRE FACULTADES, NORMAS Y ORGANIZACIÓN DEL INDECOPI, APROBADA POR DECRETO LEGISLATIVO 807 Artículo 24.-</w:t>
       </w:r>
       <w:r>
         <w:rPr>
@@ -9917,7 +9917,7 @@
           <w:szCs w:val="15"/>
         </w:rPr>
         <w:tab/>
-        <w:t>El número de trabajadores se atenderá siempre que la empresa haya sido constituida antes de la vigencia de la Ley Nº 30056, publicada el 2 de julio de 2013, que modificó el artículo 5 del Texto Único Ordenado de la Ley de Promoción de la Competitividad, Formalización y Desarrollo de la Micro y Pequeña Empresa y de Acceso al Empleo Decente (LEY MYPE). Ello, en la medida que la Tercera Disposición Complementaria Transitoria de la norma modificatoria precisa que las empresas constituidas antes de la entrada en vigencia de dicha Ley se rigen por los requisitos de acogimiento al régimen de las micro y pequeñas empresas regulados en el Decreto Legislativo 1086.</w:t>
+        <w:t>El número de trabajadores se atenderá siempre que la empresa haya sido constituida antes de la vigencia de la Ley 30056, publicada el 2 de julio de 2013, que modificó el artículo 5 del Texto Único Ordenado de la Ley de Promoción de la Competitividad, Formalización y Desarrollo de la Micro y Pequeña Empresa y de Acceso al Empleo Decente (LEY MYPE). Ello, en la medida que la Tercera Disposición Complementaria Transitoria de la norma modificatoria precisa que las empresas constituidas antes de la entrada en vigencia de dicha Ley se rigen por los requisitos de acogimiento al régimen de las micro y pequeñas empresas regulados en el Decreto Legislativo 1086.</w:t>
       </w:r>
     </w:p>
     <w:p>
@@ -9988,7 +9988,7 @@
           <w:sz w:val="15"/>
           <w:szCs w:val="15"/>
         </w:rPr>
-        <w:t xml:space="preserve"> N° 29571</w:t>
+        <w:t xml:space="preserve"> 29571</w:t>
       </w:r>
       <w:r>
         <w:rPr>
@@ -10016,7 +10016,7 @@
           <w:sz w:val="15"/>
           <w:szCs w:val="15"/>
         </w:rPr>
-        <w:t>publicado el 2 de setiembre de 2010 y modificado por Decreto Legislativo N° 1308</w:t>
+        <w:t>publicado el 2 de setiembre de 2010 y modificado por Decreto Legislativo 1308</w:t>
       </w:r>
     </w:p>
     <w:p>
@@ -10171,7 +10171,7 @@
           <w:szCs w:val="15"/>
           <w:vertAlign w:val="superscript"/>
         </w:rPr>
-        <w:t xml:space="preserve">  </w:t>
+        <w:t xml:space="preserve"> </w:t>
       </w:r>
       <w:r>
         <w:rPr>
@@ -10179,7 +10179,7 @@
           <w:sz w:val="15"/>
           <w:szCs w:val="15"/>
         </w:rPr>
-        <w:t xml:space="preserve">     </w:t>
+        <w:t xml:space="preserve"> </w:t>
       </w:r>
       <w:r>
         <w:rPr>
@@ -10196,7 +10196,7 @@
           <w:sz w:val="15"/>
           <w:szCs w:val="15"/>
         </w:rPr>
-        <w:t>LEY N° 29571</w:t>
+        <w:t>LEY 29571</w:t>
       </w:r>
       <w:r>
         <w:rPr>
@@ -10224,7 +10224,7 @@
           <w:sz w:val="15"/>
           <w:szCs w:val="15"/>
         </w:rPr>
-        <w:t>publicado el 2 de setiembre de 2010 y modificado por Decreto Legislativo N° 1308</w:t>
+        <w:t>publicado el 2 de setiembre de 2010 y modificado por Decreto Legislativo 1308</w:t>
       </w:r>
     </w:p>
     <w:p>
@@ -10268,7 +10268,7 @@
           <w:sz w:val="15"/>
           <w:szCs w:val="15"/>
         </w:rPr>
-        <w:t>El órgano resolutivo puede sancionar las infracciones administrativas a que se refiere el artículo 108º con amonestación y multas de hasta cuatrocientos cincuenta (450) Unidades Impositivas Tributarias (UIT), las cuales son calificadas de la siguiente manera:</w:t>
+        <w:t>El órgano resolutivo puede sancionar las infracciones administrativas a que se refiere el artículo 108 con amonestación y multas de hasta cuatrocientos cincuenta (450) Unidades Impositivas Tributarias (UIT), las cuales son calificadas de la siguiente manera:</w:t>
       </w:r>
     </w:p>
     <w:p>
@@ -10410,7 +10410,7 @@
           <w:sz w:val="15"/>
           <w:szCs w:val="15"/>
         </w:rPr>
-        <w:t xml:space="preserve">        </w:t>
+        <w:t xml:space="preserve"> </w:t>
       </w:r>
       <w:r>
         <w:rPr>
@@ -10428,7 +10428,7 @@
           <w:sz w:val="15"/>
           <w:szCs w:val="15"/>
         </w:rPr>
-        <w:t>LEY N° 29571, CÓDIGO DE PROTECCIÓN Y DEFENSA DEL CONSUMIDOR, publicado el 2 de setiembre de 2010 y modificado por Decreto Legislativo N° 1308</w:t>
+        <w:t>LEY 29571, CÓDIGO DE PROTECCIÓN Y DEFENSA DEL CONSUMIDOR, publicado el 2 de setiembre de 2010 y modificado por Decreto Legislativo 1308</w:t>
       </w:r>
     </w:p>
     <w:p>
@@ -11273,7 +11273,7 @@
           <w:sz w:val="15"/>
           <w:szCs w:val="15"/>
         </w:rPr>
-        <w:t xml:space="preserve">         </w:t>
+        <w:t xml:space="preserve"> </w:t>
       </w:r>
       <w:r>
         <w:rPr>
@@ -11290,7 +11290,7 @@
           <w:sz w:val="15"/>
           <w:szCs w:val="15"/>
         </w:rPr>
-        <w:t>LEY N° 29571</w:t>
+        <w:t>LEY 29571</w:t>
       </w:r>
       <w:r>
         <w:rPr>
@@ -11318,7 +11318,7 @@
           <w:sz w:val="15"/>
           <w:szCs w:val="15"/>
         </w:rPr>
-        <w:t>publicado el 2 de setiembre de 2010 y modificado por Decreto Legislativo N° 1308</w:t>
+        <w:t>publicado el 2 de setiembre de 2010 y modificado por Decreto Legislativo 1308</w:t>
       </w:r>
     </w:p>
     <w:p>
@@ -11551,7 +11551,7 @@
           <w:szCs w:val="15"/>
         </w:rPr>
         <w:tab/>
-        <w:t>DECRETO LEGISLATIVO Nº 807, LEY SOBRE FACULTADES, NORMAS Y ORGANIZACIÓN DEL INDECOPI FACULTADES DE LAS COMISIONES Y OFICINAS DEL INDECOPI</w:t>
+        <w:t>DECRETO LEGISLATIVO 807, LEY SOBRE FACULTADES, NORMAS Y ORGANIZACIÓN DEL INDECOPI FACULTADES DE LAS COMISIONES Y OFICINAS DEL INDECOPI</w:t>
       </w:r>
     </w:p>
     <w:p>
@@ -11647,7 +11647,7 @@
           <w:sz w:val="15"/>
           <w:szCs w:val="15"/>
         </w:rPr>
-        <w:t>TEXTO ÚNICO ORDENADO DE LA LEY DEL PROCEDIMIENTO ADMINISTRATIVO GENERAL, aprobado mediante DECRETO SUPREMO N° 006-2026-JUS y publicado el 30 de abril de 2026</w:t>
+        <w:t>TEXTO ÚNICO ORDENADO DE LA LEY DEL PROCEDIMIENTO ADMINISTRATIVO GENERAL, aprobado mediante DECRETO SUPREMO 006-2026-JUS y publicado el 30 de abril de 2026</w:t>
       </w:r>
     </w:p>
     <w:p>
@@ -12002,7 +12002,7 @@
               <w:sz w:val="16"/>
               <w:szCs w:val="16"/>
             </w:rPr>
-            <w:t xml:space="preserve">CNICA DE LA    </w:t>
+            <w:t xml:space="preserve">CNICA DE LA </w:t>
           </w:r>
         </w:p>
         <w:p>

--- a/plantillas_maestras/01_seguro_vehicular/falta_renovacion_poliza/2_ddos_banco_y_aseguradora/varon/TPL_1455_2026_SEGURO_VEHICULAR_FALTA_RENOVACION_POLIZA_BANCO_VARON_R1.docx
+++ b/plantillas_maestras/01_seguro_vehicular/falta_renovacion_poliza/2_ddos_banco_y_aseguradora/varon/TPL_1455_2026_SEGURO_VEHICULAR_FALTA_RENOVACION_POLIZA_BANCO_VARON_R1.docx
@@ -117,7 +117,7 @@
           <w:lang w:eastAsia="es-PE"/>
           <w14:ligatures w14:val="none"/>
         </w:rPr>
-        <w:t>DENUNCIANTE</w:t>
+        <w:t xml:space="preserve">DENUNCIANTE:[DENUNCIANTE] (SEÑOR [APELLIDO])</w:t>
       </w:r>
       <w:r>
         <w:rPr>
@@ -129,7 +129,7 @@
           <w14:ligatures w14:val="none"/>
         </w:rPr>
         <w:tab/>
-        <w:t>:</w:t>
+        <w:t/>
       </w:r>
       <w:r>
         <w:rPr>
@@ -151,7 +151,7 @@
           <w:lang w:eastAsia="es-PE"/>
           <w14:ligatures w14:val="none"/>
         </w:rPr>
-        <w:t>LUIS ALFONSO CUEVA LOPEZ (SEÑOR CUEVA)</w:t>
+        <w:t/>
       </w:r>
     </w:p>
     <w:p>
@@ -557,7 +557,7 @@
           <w:lang w:val="es-ES" w:eastAsia="es-ES"/>
           <w14:ligatures w14:val="none"/>
         </w:rPr>
-        <w:t xml:space="preserve">Mediante la denuncia del </w:t>
+        <w:t xml:space="preserve">Mediante la denuncia del 13 de febrero de 2026, el señor [APELLIDO] denunció a Rímac y al Banco por presuntas infracciones a la Ley 29571, Código de Protección y Defensa del Consumidor (en adelante, Código), señalando lo siguiente:</w:t>
       </w:r>
       <w:r>
         <w:rPr>
@@ -567,7 +567,7 @@
           <w:lang w:val="es-ES" w:eastAsia="es-ES"/>
           <w14:ligatures w14:val="none"/>
         </w:rPr>
-        <w:t>13</w:t>
+        <w:t/>
       </w:r>
       <w:r>
         <w:rPr>
@@ -577,7 +577,7 @@
           <w:lang w:val="es-ES" w:eastAsia="es-ES"/>
           <w14:ligatures w14:val="none"/>
         </w:rPr>
-        <w:t xml:space="preserve"> de </w:t>
+        <w:t xml:space="preserve"/>
       </w:r>
       <w:r>
         <w:rPr>
@@ -587,7 +587,7 @@
           <w:lang w:val="es-ES" w:eastAsia="es-ES"/>
           <w14:ligatures w14:val="none"/>
         </w:rPr>
-        <w:t>febrero</w:t>
+        <w:t/>
       </w:r>
       <w:r>
         <w:rPr>
@@ -597,7 +597,7 @@
           <w:lang w:val="es-ES" w:eastAsia="es-ES"/>
           <w14:ligatures w14:val="none"/>
         </w:rPr>
-        <w:t xml:space="preserve"> de</w:t>
+        <w:t xml:space="preserve"/>
       </w:r>
       <w:r>
         <w:rPr>
@@ -607,7 +607,7 @@
           <w:lang w:val="es-ES" w:eastAsia="es-ES"/>
           <w14:ligatures w14:val="none"/>
         </w:rPr>
-        <w:t xml:space="preserve"> 202</w:t>
+        <w:t xml:space="preserve"/>
       </w:r>
       <w:r>
         <w:rPr>
@@ -617,7 +617,7 @@
           <w:lang w:val="es-ES" w:eastAsia="es-ES"/>
           <w14:ligatures w14:val="none"/>
         </w:rPr>
-        <w:t>6</w:t>
+        <w:t/>
       </w:r>
       <w:r>
         <w:rPr>
@@ -636,7 +636,7 @@
           <w:kern w:val="0"/>
           <w14:ligatures w14:val="none"/>
         </w:rPr>
-        <w:t xml:space="preserve">, el señor </w:t>
+        <w:t xml:space="preserve"/>
       </w:r>
       <w:r>
         <w:rPr>
@@ -644,7 +644,7 @@
           <w:kern w:val="0"/>
           <w14:ligatures w14:val="none"/>
         </w:rPr>
-        <w:t xml:space="preserve">Cueva </w:t>
+        <w:t xml:space="preserve"/>
       </w:r>
       <w:r>
         <w:rPr>
@@ -652,7 +652,7 @@
           <w:kern w:val="0"/>
           <w14:ligatures w14:val="none"/>
         </w:rPr>
-        <w:t>d</w:t>
+        <w:t/>
       </w:r>
       <w:r>
         <w:rPr>
@@ -662,7 +662,7 @@
           <w:lang w:val="es-ES" w:eastAsia="es-ES"/>
           <w14:ligatures w14:val="none"/>
         </w:rPr>
-        <w:t xml:space="preserve">enunció a </w:t>
+        <w:t xml:space="preserve"/>
       </w:r>
       <w:r>
         <w:rPr>
@@ -672,7 +672,7 @@
           <w:lang w:val="es-ES" w:eastAsia="es-ES"/>
           <w14:ligatures w14:val="none"/>
         </w:rPr>
-        <w:t xml:space="preserve">Rímac y al Banco </w:t>
+        <w:t xml:space="preserve"/>
       </w:r>
       <w:r>
         <w:rPr>
@@ -682,7 +682,7 @@
           <w:lang w:val="es-ES" w:eastAsia="es-ES"/>
           <w14:ligatures w14:val="none"/>
         </w:rPr>
-        <w:t>por presuntas infracciones a la Ley 29571</w:t>
+        <w:t/>
       </w:r>
       <w:r>
         <w:rPr>
@@ -692,7 +692,7 @@
           <w:lang w:val="es-ES" w:eastAsia="es-ES"/>
           <w14:ligatures w14:val="none"/>
         </w:rPr>
-        <w:t xml:space="preserve">, </w:t>
+        <w:t xml:space="preserve"/>
       </w:r>
       <w:r>
         <w:rPr>
@@ -702,7 +702,7 @@
           <w:lang w:val="es-ES" w:eastAsia="es-ES"/>
           <w14:ligatures w14:val="none"/>
         </w:rPr>
-        <w:t>Código de Protección y Defensa del Consumidor (en adelante, Código)</w:t>
+        <w:t/>
       </w:r>
       <w:r>
         <w:rPr>
@@ -723,7 +723,7 @@
           <w:lang w:val="es-ES" w:eastAsia="es-ES"/>
           <w14:ligatures w14:val="none"/>
         </w:rPr>
-        <w:t xml:space="preserve">, señalando </w:t>
+        <w:t xml:space="preserve"/>
       </w:r>
       <w:r>
         <w:rPr>
@@ -734,7 +734,7 @@
           <w:lang w:val="es-ES" w:eastAsia="es-ES"/>
           <w14:ligatures w14:val="none"/>
         </w:rPr>
-        <w:t>lo siguiente:</w:t>
+        <w:t/>
       </w:r>
     </w:p>
     <w:p>
@@ -2542,7 +2542,7 @@
           <w:lang w:val="es-ES" w:eastAsia="es-ES"/>
           <w14:ligatures w14:val="none"/>
         </w:rPr>
-        <w:t xml:space="preserve">El </w:t>
+        <w:t xml:space="preserve">El señor [APELLIDO] solicitó, en calidad de medida correctiva, que los proveedores denunciados cumplan con devolver al denunciante el monto de US$ 898.29 correspondiente al saldo no reintegrado del cobro de las primas del Seguro Vehicular, más los intereses legales, computados desde la fecha de cada débito hasta su restitución efectiva. Asimismo, requirió el reembolso de costos y costas del presente procedimiento.</w:t>
       </w:r>
       <w:r>
         <w:rPr>
@@ -2550,7 +2550,7 @@
           <w:kern w:val="0"/>
           <w14:ligatures w14:val="none"/>
         </w:rPr>
-        <w:t xml:space="preserve">señor </w:t>
+        <w:t xml:space="preserve"/>
       </w:r>
       <w:r>
         <w:rPr>
@@ -2558,7 +2558,7 @@
           <w:kern w:val="0"/>
           <w14:ligatures w14:val="none"/>
         </w:rPr>
-        <w:t xml:space="preserve">Cueva </w:t>
+        <w:t xml:space="preserve"/>
       </w:r>
       <w:r>
         <w:rPr>
@@ -2568,7 +2568,7 @@
           <w:lang w:val="es-ES" w:eastAsia="es-ES"/>
           <w14:ligatures w14:val="none"/>
         </w:rPr>
-        <w:t xml:space="preserve">solicitó, en calidad de medida correctiva, que </w:t>
+        <w:t xml:space="preserve"/>
       </w:r>
       <w:bookmarkStart w:id="1" w:name="_Hlk206587071"/>
       <w:r>
@@ -2579,7 +2579,7 @@
           <w:lang w:val="es-ES" w:eastAsia="es-ES"/>
           <w14:ligatures w14:val="none"/>
         </w:rPr>
-        <w:t>los proveedores denunciados cumplan con devolver al denunciante el monto de US$ 898.29 correspondiente al saldo no reintegrado del cobro</w:t>
+        <w:t/>
       </w:r>
       <w:r>
         <w:rPr>
@@ -2589,7 +2589,7 @@
           <w:lang w:val="es-ES" w:eastAsia="es-ES"/>
           <w14:ligatures w14:val="none"/>
         </w:rPr>
-        <w:t xml:space="preserve"> de las primas del Seguro Vehicular</w:t>
+        <w:t xml:space="preserve"/>
       </w:r>
       <w:r>
         <w:rPr>
@@ -2599,7 +2599,7 @@
           <w:lang w:val="es-ES" w:eastAsia="es-ES"/>
           <w14:ligatures w14:val="none"/>
         </w:rPr>
-        <w:t>, más los intereses legales, computados desde la fecha de cada débito hasta su restitución efectiva.</w:t>
+        <w:t/>
       </w:r>
       <w:r>
         <w:rPr>
@@ -2609,7 +2609,7 @@
           <w:lang w:val="es-ES" w:eastAsia="es-ES"/>
           <w14:ligatures w14:val="none"/>
         </w:rPr>
-        <w:t xml:space="preserve"> Asimismo, requirió el reembolso de costos y costas del presente procedimiento.</w:t>
+        <w:t xml:space="preserve"/>
       </w:r>
     </w:p>
     <w:bookmarkEnd w:id="1"/>
@@ -4793,7 +4793,7 @@
           <w:lang w:eastAsia="es-PE"/>
           <w14:ligatures w14:val="none"/>
         </w:rPr>
-        <w:t xml:space="preserve">PRIMERO: </w:t>
+        <w:t xml:space="preserve">PRIMERO: admitir a trámite la denuncia del 13 de febrero de 2026, interpuesta por el señor [APELLIDO] López contra Rímac Seguros y Reaseguros S.A. y el Banco BBVA Perú S.A., por lo siguiente:</w:t>
       </w:r>
       <w:r>
         <w:rPr>
@@ -4804,7 +4804,7 @@
           <w:lang w:eastAsia="es-PE"/>
           <w14:ligatures w14:val="none"/>
         </w:rPr>
-        <w:t xml:space="preserve">admitir a trámite la denuncia del </w:t>
+        <w:t xml:space="preserve"/>
       </w:r>
       <w:r>
         <w:rPr>
@@ -4814,7 +4814,7 @@
           <w:lang w:val="es-ES" w:eastAsia="es-ES"/>
           <w14:ligatures w14:val="none"/>
         </w:rPr>
-        <w:t xml:space="preserve">13 </w:t>
+        <w:t xml:space="preserve"/>
       </w:r>
       <w:r>
         <w:rPr>
@@ -4824,7 +4824,7 @@
           <w:lang w:val="es-ES" w:eastAsia="es-ES"/>
           <w14:ligatures w14:val="none"/>
         </w:rPr>
-        <w:t>de febrero de 2026</w:t>
+        <w:t/>
       </w:r>
       <w:r>
         <w:rPr>
@@ -4834,7 +4834,7 @@
           <w:lang w:val="es-ES" w:eastAsia="es-ES"/>
           <w14:ligatures w14:val="none"/>
         </w:rPr>
-        <w:t xml:space="preserve">, </w:t>
+        <w:t xml:space="preserve"/>
       </w:r>
       <w:r>
         <w:rPr>
@@ -4845,7 +4845,7 @@
           <w:lang w:eastAsia="es-PE"/>
           <w14:ligatures w14:val="none"/>
         </w:rPr>
-        <w:t xml:space="preserve">interpuesta por el </w:t>
+        <w:t xml:space="preserve"/>
       </w:r>
       <w:r>
         <w:rPr>
@@ -4855,7 +4855,7 @@
           <w:kern w:val="0"/>
           <w14:ligatures w14:val="none"/>
         </w:rPr>
-        <w:t xml:space="preserve">señor Luis Alfonso Cueva López </w:t>
+        <w:t xml:space="preserve"/>
       </w:r>
       <w:r>
         <w:rPr>
@@ -4866,14 +4866,14 @@
           <w:lang w:eastAsia="es-PE"/>
           <w14:ligatures w14:val="none"/>
         </w:rPr>
-        <w:t xml:space="preserve">contra </w:t>
+        <w:t xml:space="preserve"/>
       </w:r>
       <w:r>
         <w:rPr>
           <w:rFonts w:ascii="Arial Narrow" w:eastAsia="Arial Narrow" w:hAnsi="Arial Narrow" w:cs="Arial Narrow"/>
           <w:bCs/>
         </w:rPr>
-        <w:t>Rímac Seguros y Reaseguros S.A. y el Banco BBVA Perú S.A.</w:t>
+        <w:t/>
       </w:r>
       <w:r>
         <w:rPr>
@@ -4884,7 +4884,7 @@
           <w:lang w:eastAsia="es-PE"/>
           <w14:ligatures w14:val="none"/>
         </w:rPr>
-        <w:t xml:space="preserve">, </w:t>
+        <w:t xml:space="preserve"/>
       </w:r>
       <w:r>
         <w:rPr>
@@ -4895,7 +4895,7 @@
           <w:lang w:eastAsia="es-PE"/>
           <w14:ligatures w14:val="none"/>
         </w:rPr>
-        <w:t>por lo siguiente:</w:t>
+        <w:t/>
       </w:r>
     </w:p>
     <w:p>
@@ -7828,7 +7828,7 @@
           <w:b/>
           <w:bCs/>
         </w:rPr>
-        <w:t>DÉCIMO</w:t>
+        <w:t xml:space="preserve">DÉCIMO PRIMERO: requerir al señor [APELLIDO] López y Rímac Seguros y Reaseguros S.A. para que, dentro del plazo de dos (2) días hábiles siguientes a la fecha en que reciban la notificación en sus bandejas de correo electrónico, efectúen la confirmación de recepción de la notificación remitida por este despacho a sus correos electrónicos, de conformidad con el segundo párrafo del numeral 4 del artículo 20 del Texto Único Ordenado de la Ley del Procedimiento Administrativo General, aprobado mediante Decreto Supremo 006-2026-JUS, bajo apercibimiento de rehacer el acto de notificación y notificarles conforme al numeral 1 del artículo 20 del citado cuerpo normativo.</w:t>
       </w:r>
       <w:r>
         <w:rPr>
@@ -7836,7 +7836,7 @@
           <w:b/>
           <w:bCs/>
         </w:rPr>
-        <w:t xml:space="preserve"> PRIMERO</w:t>
+        <w:t xml:space="preserve"/>
       </w:r>
       <w:r>
         <w:rPr>
@@ -7846,7 +7846,7 @@
           <w:kern w:val="0"/>
           <w14:ligatures w14:val="none"/>
         </w:rPr>
-        <w:t>:</w:t>
+        <w:t/>
       </w:r>
       <w:r>
         <w:rPr>
@@ -7856,7 +7856,7 @@
           <w:kern w:val="0"/>
           <w14:ligatures w14:val="none"/>
         </w:rPr>
-        <w:t xml:space="preserve"> requerir </w:t>
+        <w:t xml:space="preserve"/>
       </w:r>
       <w:r>
         <w:rPr>
@@ -7866,7 +7866,7 @@
           <w:kern w:val="0"/>
           <w14:ligatures w14:val="none"/>
         </w:rPr>
-        <w:t>al señor Luis Alfonso Cueva López y Rímac Seguros y Reaseguros S.A. para que, dentro del plazo de dos (2) días hábiles siguientes a la fecha en que reciban la notificación en sus bandejas de correo electrónico, efectúen la confirmación de recepción de la notificación remitida por este despacho a sus correos electrónicos, de conformidad con el segundo párrafo del numeral 4 del artículo 20 del Texto Único Ordenado de la Ley del Procedimiento Administrativo General, aprobado mediante Decreto Supremo 006-2026-JUS, bajo apercibimiento de rehacer el acto de notificación y notificarle</w:t>
+        <w:t/>
       </w:r>
       <w:r>
         <w:rPr>
@@ -7876,7 +7876,7 @@
           <w:kern w:val="0"/>
           <w14:ligatures w14:val="none"/>
         </w:rPr>
-        <w:t>s</w:t>
+        <w:t/>
       </w:r>
       <w:r>
         <w:rPr>
@@ -7886,7 +7886,7 @@
           <w:kern w:val="0"/>
           <w14:ligatures w14:val="none"/>
         </w:rPr>
-        <w:t xml:space="preserve"> conforme al numeral 1 del artículo 20 del citado cuerpo normativo</w:t>
+        <w:t xml:space="preserve"/>
       </w:r>
       <w:r>
         <w:rPr>
@@ -7899,7 +7899,7 @@
         <w:rPr>
           <w:rFonts w:ascii="Arial Narrow" w:hAnsi="Arial Narrow" w:cs="Arial"/>
         </w:rPr>
-        <w:t>.</w:t>
+        <w:t/>
       </w:r>
     </w:p>
     <w:p>

--- a/plantillas_maestras/01_seguro_vehicular/falta_renovacion_poliza/2_ddos_banco_y_aseguradora/varon/TPL_1455_2026_SEGURO_VEHICULAR_FALTA_RENOVACION_POLIZA_BANCO_VARON_R1.docx
+++ b/plantillas_maestras/01_seguro_vehicular/falta_renovacion_poliza/2_ddos_banco_y_aseguradora/varon/TPL_1455_2026_SEGURO_VEHICULAR_FALTA_RENOVACION_POLIZA_BANCO_VARON_R1.docx
@@ -621,6 +621,7 @@
       </w:r>
       <w:r>
         <w:rPr>
+          <w:rStyle w:val="Refdenotaalpie"/>
           <w:rFonts w:ascii="Arial Narrow" w:eastAsia="Times New Roman" w:hAnsi="Arial Narrow" w:cs="Times New Roman"/>
           <w:color w:val="000000"/>
           <w:kern w:val="0"/>
@@ -706,6 +707,7 @@
       </w:r>
       <w:r>
         <w:rPr>
+          <w:rStyle w:val="Refdenotaalpie"/>
           <w:rFonts w:ascii="Arial Narrow" w:eastAsia="Times New Roman" w:hAnsi="Arial Narrow" w:cs="Times New Roman"/>
           <w:color w:val="000000"/>
           <w:kern w:val="0"/>
@@ -2723,6 +2725,7 @@
       </w:r>
       <w:r>
         <w:rPr>
+          <w:rStyle w:val="Refdenotaalpie"/>
           <w:rFonts w:ascii="Arial Narrow" w:eastAsia="Arial Narrow" w:hAnsi="Arial Narrow" w:cs="Arial Narrow"/>
           <w:kern w:val="0"/>
           <w:vertAlign w:val="superscript"/>
@@ -2823,6 +2826,7 @@
       <w:bookmarkStart w:id="5" w:name="_Hlk211599421"/>
       <w:r>
         <w:rPr>
+          <w:rStyle w:val="Refdenotaalpie"/>
           <w:rFonts w:ascii="Arial Narrow" w:eastAsia="Arial Narrow" w:hAnsi="Arial Narrow" w:cs="Arial"/>
           <w:kern w:val="0"/>
           <w:vertAlign w:val="superscript"/>
@@ -3511,6 +3515,7 @@
       </w:r>
       <w:r>
         <w:rPr>
+          <w:rStyle w:val="Refdenotaalpie"/>
           <w:vertAlign w:val="superscript"/>
           <w:lang w:eastAsia="es-PE"/>
         </w:rPr>
@@ -3600,6 +3605,7 @@
       </w:r>
       <w:r>
         <w:rPr>
+          <w:rStyle w:val="Refdenotaalpie"/>
           <w:rFonts w:ascii="Arial Narrow" w:eastAsia="Arial Narrow" w:hAnsi="Arial Narrow" w:cs="Arial"/>
           <w:kern w:val="0"/>
           <w:vertAlign w:val="superscript"/>
@@ -3706,6 +3712,7 @@
       </w:r>
       <w:r>
         <w:rPr>
+          <w:rStyle w:val="Refdenotaalpie"/>
           <w:rFonts w:ascii="Arial Narrow" w:eastAsia="Arial Narrow" w:hAnsi="Arial Narrow" w:cs="Arial"/>
           <w:bCs/>
           <w:color w:val="000000"/>
@@ -3864,6 +3871,7 @@
       </w:r>
       <w:r>
         <w:rPr>
+          <w:rStyle w:val="Refdenotaalpie"/>
           <w:rFonts w:ascii="Arial Narrow" w:eastAsia="Arial Narrow" w:hAnsi="Arial Narrow" w:cs="Arial"/>
           <w:kern w:val="0"/>
           <w:vertAlign w:val="superscript"/>
@@ -4014,6 +4022,7 @@
       </w:r>
       <w:r>
         <w:rPr>
+          <w:rStyle w:val="Refdenotaalpie"/>
           <w:rFonts w:ascii="Arial Narrow" w:eastAsia="Arial Narrow" w:hAnsi="Arial Narrow" w:cs="Arial Narrow"/>
           <w:kern w:val="0"/>
           <w:vertAlign w:val="superscript"/>
@@ -5980,7 +5989,6 @@
         <w:rPr>
           <w:rFonts w:ascii="Arial Narrow" w:eastAsia="Arial Narrow" w:hAnsi="Arial Narrow" w:cs="Arial Narrow"/>
           <w:kern w:val="0"/>
-          <w:highlight w:val="green"/>
           <w14:ligatures w14:val="none"/>
         </w:rPr>
       </w:pPr>
@@ -6489,6 +6497,7 @@
       </w:r>
       <w:r>
         <w:rPr>
+          <w:rStyle w:val="Refdenotaalpie"/>
           <w:rFonts w:ascii="Arial Narrow" w:eastAsia="Calibri" w:hAnsi="Arial Narrow" w:cs="Arial"/>
           <w:kern w:val="0"/>
           <w:vertAlign w:val="superscript"/>
@@ -6533,6 +6542,7 @@
       </w:r>
       <w:r>
         <w:rPr>
+          <w:rStyle w:val="Refdenotaalpie"/>
           <w:rFonts w:ascii="Arial Narrow" w:eastAsia="Calibri" w:hAnsi="Arial Narrow" w:cs="Arial"/>
           <w:spacing w:val="-2"/>
           <w:kern w:val="0"/>
@@ -7353,6 +7363,7 @@
       </w:r>
       <w:r>
         <w:rPr>
+          <w:rStyle w:val="Refdenotaalpie"/>
           <w:rFonts w:ascii="Arial Narrow" w:eastAsia="Arial Narrow" w:hAnsi="Arial Narrow" w:cs="Times New Roman"/>
           <w:color w:val="000000"/>
           <w:kern w:val="0"/>
@@ -7434,6 +7445,7 @@
       </w:r>
       <w:r>
         <w:rPr>
+          <w:rStyle w:val="Refdenotaalpie"/>
           <w:rFonts w:ascii="Arial Narrow" w:eastAsia="Arial Narrow" w:hAnsi="Arial Narrow" w:cs="Times New Roman"/>
           <w:color w:val="000000"/>
           <w:kern w:val="0"/>
@@ -7497,6 +7509,7 @@
       </w:r>
       <w:r>
         <w:rPr>
+          <w:rStyle w:val="Refdenotaalpie"/>
           <w:rFonts w:ascii="Arial Narrow" w:eastAsia="Arial Narrow" w:hAnsi="Arial Narrow" w:cs="Times New Roman"/>
           <w:color w:val="000000"/>
           <w:kern w:val="0"/>
@@ -7688,6 +7701,7 @@
       </w:r>
       <w:r>
         <w:rPr>
+          <w:rStyle w:val="Refdenotaalpie"/>
           <w:rFonts w:ascii="Arial Narrow" w:eastAsia="Calibri" w:hAnsi="Arial Narrow" w:cs="Arial"/>
           <w:kern w:val="0"/>
           <w:vertAlign w:val="superscript"/>
@@ -7890,6 +7904,7 @@
       </w:r>
       <w:r>
         <w:rPr>
+          <w:rStyle w:val="Refdenotaalpie"/>
           <w:rFonts w:ascii="Arial Narrow" w:hAnsi="Arial Narrow"/>
           <w:vertAlign w:val="superscript"/>
         </w:rPr>
@@ -8177,14 +8192,14 @@
         <w:tab w:val="right" w:pos="8838"/>
       </w:tabs>
       <w:rPr>
-        <w:rFonts w:ascii="Arial" w:eastAsia="Arial" w:hAnsi="Arial" w:cs="Arial"/>
+        <w:rFonts w:ascii="Arial Narrow" w:eastAsia="Arial" w:hAnsi="Arial Narrow" w:cs="Arial"/>
         <w:sz w:val="16"/>
         <w:szCs w:val="16"/>
       </w:rPr>
     </w:pPr>
     <w:r>
       <w:rPr>
-        <w:rFonts w:ascii="Arial" w:eastAsia="Arial" w:hAnsi="Arial" w:cs="Arial"/>
+        <w:rFonts w:ascii="Arial Narrow" w:eastAsia="Arial" w:hAnsi="Arial Narrow" w:cs="Arial"/>
         <w:sz w:val="16"/>
         <w:szCs w:val="16"/>
       </w:rPr>
@@ -8198,7 +8213,7 @@
     </w:pPr>
     <w:r>
       <w:rPr>
-        <w:rFonts w:ascii="Arial" w:eastAsia="Arial" w:hAnsi="Arial" w:cs="Arial"/>
+        <w:rFonts w:ascii="Arial Narrow" w:eastAsia="Arial" w:hAnsi="Arial Narrow" w:cs="Arial"/>
         <w:sz w:val="16"/>
         <w:szCs w:val="16"/>
       </w:rPr>
@@ -8206,7 +8221,7 @@
     </w:r>
     <w:r>
       <w:rPr>
-        <w:rFonts w:ascii="Arial" w:eastAsia="Arial" w:hAnsi="Arial" w:cs="Arial"/>
+        <w:rFonts w:ascii="Arial Narrow" w:eastAsia="Arial" w:hAnsi="Arial Narrow" w:cs="Arial"/>
         <w:sz w:val="16"/>
         <w:szCs w:val="16"/>
       </w:rPr>
@@ -8214,7 +8229,7 @@
     </w:r>
     <w:r>
       <w:rPr>
-        <w:rFonts w:ascii="Arial" w:eastAsia="Arial" w:hAnsi="Arial" w:cs="Arial"/>
+        <w:rFonts w:ascii="Arial Narrow" w:eastAsia="Arial" w:hAnsi="Arial Narrow" w:cs="Arial"/>
         <w:sz w:val="16"/>
         <w:szCs w:val="16"/>
       </w:rPr>
@@ -8222,7 +8237,7 @@
     </w:r>
     <w:r>
       <w:rPr>
-        <w:rFonts w:ascii="Arial" w:eastAsia="Arial" w:hAnsi="Arial" w:cs="Arial"/>
+        <w:rFonts w:ascii="Arial Narrow" w:eastAsia="Arial" w:hAnsi="Arial Narrow" w:cs="Arial"/>
         <w:sz w:val="16"/>
         <w:szCs w:val="16"/>
       </w:rPr>
@@ -8230,7 +8245,7 @@
     </w:r>
     <w:r>
       <w:rPr>
-        <w:rFonts w:ascii="Arial" w:eastAsia="Arial" w:hAnsi="Arial" w:cs="Arial"/>
+        <w:rFonts w:ascii="Arial Narrow" w:eastAsia="Arial" w:hAnsi="Arial Narrow" w:cs="Arial"/>
         <w:sz w:val="16"/>
         <w:szCs w:val="16"/>
       </w:rPr>
@@ -8279,8 +8294,9 @@
         <w:rPr>
           <w:rStyle w:val="Refdenotaalpie"/>
           <w:rFonts w:ascii="Arial Narrow" w:hAnsi="Arial Narrow" w:cs="Arial"/>
-          <w:sz w:val="15"/>
-          <w:szCs w:val="15"/>
+          <w:sz w:val="16"/>
+          <w:szCs w:val="15"/>
+          <w:vertAlign w:val="superscript"/>
         </w:rPr>
         <w:footnoteRef/>
       </w:r>
@@ -8333,8 +8349,9 @@
         <w:rPr>
           <w:rStyle w:val="Refdenotaalpie"/>
           <w:rFonts w:ascii="Arial Narrow" w:hAnsi="Arial Narrow" w:cs="Arial"/>
-          <w:sz w:val="15"/>
-          <w:szCs w:val="15"/>
+          <w:sz w:val="16"/>
+          <w:szCs w:val="15"/>
+          <w:vertAlign w:val="superscript"/>
         </w:rPr>
         <w:footnoteRef/>
       </w:r>
@@ -8409,8 +8426,9 @@
         <w:rPr>
           <w:rStyle w:val="Refdenotaalpie"/>
           <w:rFonts w:ascii="Arial Narrow" w:hAnsi="Arial Narrow" w:cs="Arial"/>
-          <w:sz w:val="15"/>
-          <w:szCs w:val="15"/>
+          <w:sz w:val="16"/>
+          <w:szCs w:val="15"/>
+          <w:vertAlign w:val="superscript"/>
         </w:rPr>
         <w:footnoteRef/>
       </w:r>
@@ -8712,8 +8730,9 @@
         <w:rPr>
           <w:rStyle w:val="Refdenotaalpie"/>
           <w:rFonts w:ascii="Arial Narrow" w:hAnsi="Arial Narrow"/>
-          <w:sz w:val="15"/>
-          <w:szCs w:val="15"/>
+          <w:sz w:val="16"/>
+          <w:szCs w:val="15"/>
+          <w:vertAlign w:val="superscript"/>
         </w:rPr>
         <w:footnoteRef/>
       </w:r>
@@ -8903,8 +8922,9 @@
         <w:rPr>
           <w:rStyle w:val="Refdenotaalpie"/>
           <w:rFonts w:ascii="Arial Narrow" w:hAnsi="Arial Narrow"/>
-          <w:sz w:val="15"/>
-          <w:szCs w:val="15"/>
+          <w:sz w:val="16"/>
+          <w:szCs w:val="15"/>
+          <w:vertAlign w:val="superscript"/>
         </w:rPr>
         <w:footnoteRef/>
       </w:r>
@@ -9093,8 +9113,9 @@
         <w:rPr>
           <w:rStyle w:val="Refdenotaalpie"/>
           <w:rFonts w:ascii="Arial Narrow" w:hAnsi="Arial Narrow"/>
-          <w:sz w:val="15"/>
-          <w:szCs w:val="15"/>
+          <w:sz w:val="16"/>
+          <w:szCs w:val="15"/>
+          <w:vertAlign w:val="superscript"/>
         </w:rPr>
         <w:footnoteRef/>
       </w:r>
@@ -9248,8 +9269,9 @@
         <w:rPr>
           <w:rStyle w:val="Refdenotaalpie"/>
           <w:rFonts w:ascii="Arial Narrow" w:hAnsi="Arial Narrow"/>
-          <w:sz w:val="15"/>
-          <w:szCs w:val="15"/>
+          <w:sz w:val="16"/>
+          <w:szCs w:val="15"/>
+          <w:vertAlign w:val="superscript"/>
         </w:rPr>
         <w:footnoteRef/>
       </w:r>
@@ -9583,8 +9605,9 @@
         <w:rPr>
           <w:rStyle w:val="Refdenotaalpie"/>
           <w:rFonts w:ascii="Arial Narrow" w:hAnsi="Arial Narrow"/>
-          <w:sz w:val="15"/>
-          <w:szCs w:val="15"/>
+          <w:sz w:val="16"/>
+          <w:szCs w:val="15"/>
+          <w:vertAlign w:val="superscript"/>
         </w:rPr>
         <w:footnoteRef/>
       </w:r>
@@ -9695,8 +9718,9 @@
         <w:rPr>
           <w:rStyle w:val="Refdenotaalpie"/>
           <w:rFonts w:ascii="Arial Narrow" w:hAnsi="Arial Narrow" w:cs="Arial"/>
-          <w:sz w:val="15"/>
-          <w:szCs w:val="15"/>
+          <w:sz w:val="16"/>
+          <w:szCs w:val="15"/>
+          <w:vertAlign w:val="superscript"/>
         </w:rPr>
         <w:footnoteRef/>
       </w:r>
@@ -9897,8 +9921,9 @@
         <w:rPr>
           <w:rStyle w:val="Refdenotaalpie"/>
           <w:rFonts w:ascii="Arial Narrow" w:hAnsi="Arial Narrow" w:cs="Arial"/>
-          <w:sz w:val="15"/>
-          <w:szCs w:val="15"/>
+          <w:sz w:val="16"/>
+          <w:szCs w:val="15"/>
+          <w:vertAlign w:val="superscript"/>
         </w:rPr>
         <w:footnoteRef/>
       </w:r>
@@ -9951,8 +9976,9 @@
         <w:rPr>
           <w:rStyle w:val="Refdenotaalpie"/>
           <w:rFonts w:ascii="Arial Narrow" w:hAnsi="Arial Narrow" w:cs="Arial"/>
-          <w:sz w:val="15"/>
-          <w:szCs w:val="15"/>
+          <w:sz w:val="16"/>
+          <w:szCs w:val="15"/>
+          <w:vertAlign w:val="superscript"/>
         </w:rPr>
         <w:footnoteRef/>
       </w:r>
@@ -10156,9 +10182,9 @@
       </w:pPr>
       <w:r>
         <w:rPr>
-          <w:rStyle w:val="TextonotapieCar"/>
+          <w:rStyle w:val="Refdenotaalpie"/>
           <w:rFonts w:ascii="Arial Narrow" w:hAnsi="Arial Narrow" w:cs="Arial"/>
-          <w:sz w:val="15"/>
+          <w:sz w:val="16"/>
           <w:szCs w:val="15"/>
           <w:vertAlign w:val="superscript"/>
         </w:rPr>
@@ -10399,8 +10425,9 @@
         <w:rPr>
           <w:rStyle w:val="Refdenotaalpie"/>
           <w:rFonts w:ascii="Arial Narrow" w:hAnsi="Arial Narrow" w:cs="Arial"/>
-          <w:sz w:val="15"/>
-          <w:szCs w:val="15"/>
+          <w:sz w:val="16"/>
+          <w:szCs w:val="15"/>
+          <w:vertAlign w:val="superscript"/>
         </w:rPr>
         <w:footnoteRef/>
       </w:r>
@@ -11262,8 +11289,9 @@
         <w:rPr>
           <w:rStyle w:val="Refdenotaalpie"/>
           <w:rFonts w:ascii="Arial Narrow" w:hAnsi="Arial Narrow" w:cs="Arial"/>
-          <w:sz w:val="15"/>
-          <w:szCs w:val="15"/>
+          <w:sz w:val="16"/>
+          <w:szCs w:val="15"/>
+          <w:vertAlign w:val="superscript"/>
         </w:rPr>
         <w:footnoteRef/>
       </w:r>
@@ -11527,8 +11555,9 @@
           <w:rFonts w:ascii="Arial Narrow" w:hAnsi="Arial Narrow" w:cs="Arial"/>
           <w:b/>
           <w:bCs/>
-          <w:sz w:val="15"/>
-          <w:szCs w:val="15"/>
+          <w:sz w:val="16"/>
+          <w:szCs w:val="15"/>
+          <w:vertAlign w:val="superscript"/>
         </w:rPr>
         <w:footnoteRef/>
       </w:r>
@@ -11619,8 +11648,9 @@
         <w:rPr>
           <w:rStyle w:val="Refdenotaalpie"/>
           <w:rFonts w:ascii="Arial Narrow" w:hAnsi="Arial Narrow" w:cs="Arial"/>
-          <w:sz w:val="15"/>
-          <w:szCs w:val="15"/>
+          <w:sz w:val="16"/>
+          <w:szCs w:val="15"/>
+          <w:vertAlign w:val="superscript"/>
         </w:rPr>
         <w:footnoteRef/>
       </w:r>
@@ -14203,6 +14233,17 @@
       <w:szCs w:val="20"/>
     </w:rPr>
   </w:style>
+  <w:style w:type="character" w:styleId="FootnoteReference">
+    <w:name w:val="footnote reference"/>
+    <w:basedOn w:val="Fuentedeprrafopredeter"/>
+    <w:uiPriority w:val="99"/>
+    <w:semiHidden/>
+    <w:unhideWhenUsed/>
+    <w:rPr>
+      <w:rFonts w:ascii="Arial Narrow" w:hAnsi="Arial Narrow"/>
+      <w:vertAlign w:val="superscript"/>
+    </w:rPr>
+  </w:style>
 </w:styles>
 </file>
 

--- a/plantillas_maestras/01_seguro_vehicular/falta_renovacion_poliza/2_ddos_banco_y_aseguradora/varon/TPL_1455_2026_SEGURO_VEHICULAR_FALTA_RENOVACION_POLIZA_BANCO_VARON_R1.docx
+++ b/plantillas_maestras/01_seguro_vehicular/falta_renovacion_poliza/2_ddos_banco_y_aseguradora/varon/TPL_1455_2026_SEGURO_VEHICULAR_FALTA_RENOVACION_POLIZA_BANCO_VARON_R1.docx
@@ -1,8 +1,8 @@
 
 <file path=word/document.xml><?xml version="1.0" encoding="utf-8"?>
-<w:document xmlns:wpc="http://schemas.microsoft.com/office/word/2010/wordprocessingCanvas" xmlns:cx="http://schemas.microsoft.com/office/drawing/2014/chartex" xmlns:cx1="http://schemas.microsoft.com/office/drawing/2015/9/8/chartex" xmlns:cx2="http://schemas.microsoft.com/office/drawing/2015/10/21/chartex" xmlns:cx3="http://schemas.microsoft.com/office/drawing/2016/5/9/chartex" xmlns:cx4="http://schemas.microsoft.com/office/drawing/2016/5/10/chartex" xmlns:cx5="http://schemas.microsoft.com/office/drawing/2016/5/11/chartex" xmlns:cx6="http://schemas.microsoft.com/office/drawing/2016/5/12/chartex" xmlns:cx7="http://schemas.microsoft.com/office/drawing/2016/5/13/chartex" xmlns:cx8="http://schemas.microsoft.com/office/drawing/2016/5/14/chartex" xmlns:mc="http://schemas.openxmlformats.org/markup-compatibility/2006" xmlns:aink="http://schemas.microsoft.com/office/drawing/2016/ink" xmlns:am3d="http://schemas.microsoft.com/office/drawing/2017/model3d" xmlns:o="urn:schemas-microsoft-com:office:office" xmlns:oel="http://schemas.microsoft.com/office/2019/extlst" xmlns:r="http://schemas.openxmlformats.org/officeDocument/2006/relationships" xmlns:m="http://schemas.openxmlformats.org/officeDocument/2006/math" xmlns:v="urn:schemas-microsoft-com:vml" xmlns:wp14="http://schemas.microsoft.com/office/word/2010/wordprocessingDrawing" xmlns:wp="http://schemas.openxmlformats.org/drawingml/2006/wordprocessingDrawing" xmlns:w10="urn:schemas-microsoft-com:office:word" xmlns:w="http://schemas.openxmlformats.org/wordprocessingml/2006/main" xmlns:w14="http://schemas.microsoft.com/office/word/2010/wordml" xmlns:w15="http://schemas.microsoft.com/office/word/2012/wordml" xmlns:w16cex="http://schemas.microsoft.com/office/word/2018/wordml/cex" xmlns:w16cid="http://schemas.microsoft.com/office/word/2016/wordml/cid" xmlns:w16="http://schemas.microsoft.com/office/word/2018/wordml" xmlns:w16du="http://schemas.microsoft.com/office/word/2023/wordml/word16du" xmlns:w16sdtdh="http://schemas.microsoft.com/office/word/2020/wordml/sdtdatahash" xmlns:w16sdtfl="http://schemas.microsoft.com/office/word/2024/wordml/sdtformatlock" xmlns:w16se="http://schemas.microsoft.com/office/word/2015/wordml/symex" xmlns:wpg="http://schemas.microsoft.com/office/word/2010/wordprocessingGroup" xmlns:wpi="http://schemas.microsoft.com/office/word/2010/wordprocessingInk" xmlns:wne="http://schemas.microsoft.com/office/word/2006/wordml" xmlns:wps="http://schemas.microsoft.com/office/word/2010/wordprocessingShape" mc:Ignorable="w14 w15 w16se w16cid w16 w16cex w16sdtdh w16sdtfl w16du wp14">
+<w:document xmlns:ns1="http://schemas.openxmlformats.org/markup-compatibility/2006" xmlns:ns2="http://schemas.microsoft.com/office/word/2010/wordml" xmlns:ns3="http://schemas.openxmlformats.org/officeDocument/2006/relationships" xmlns:w="http://schemas.openxmlformats.org/wordprocessingml/2006/main" ns1:Ignorable="w14 w15 w16se w16cid w16 w16cex w16sdtdh w16sdtfl w16du wp14">
   <w:body>
-    <w:p>
+    <w:p ns2:paraId="4D92E425" ns2:textId="2E573601">
       <w:pPr>
         <w:tabs>
           <w:tab w:val="left" w:pos="1701"/>
@@ -14,7 +14,7 @@
           <w:color w:val="000000"/>
           <w:kern w:val="0"/>
           <w:lang w:eastAsia="es-PE"/>
-          <w14:ligatures w14:val="none"/>
+          <ns2:ligatures ns2:val="none"/>
         </w:rPr>
       </w:pPr>
       <w:bookmarkStart w:id="0" w:name="_Hlk80343540"/>
@@ -25,7 +25,7 @@
           <w:color w:val="000000"/>
           <w:kern w:val="0"/>
           <w:lang w:eastAsia="es-PE"/>
-          <w14:ligatures w14:val="none"/>
+          <ns2:ligatures ns2:val="none"/>
         </w:rPr>
         <w:t>EX</w:t>
       </w:r>
@@ -36,7 +36,7 @@
           <w:color w:val="000000"/>
           <w:kern w:val="0"/>
           <w:lang w:eastAsia="es-PE"/>
-          <w14:ligatures w14:val="none"/>
+          <ns2:ligatures ns2:val="none"/>
         </w:rPr>
         <w:t xml:space="preserve">PEDIENTE </w:t>
       </w:r>
@@ -47,7 +47,7 @@
           <w:color w:val="000000"/>
           <w:kern w:val="0"/>
           <w:lang w:eastAsia="es-PE"/>
-          <w14:ligatures w14:val="none"/>
+          <ns2:ligatures ns2:val="none"/>
         </w:rPr>
         <w:tab/>
         <w:t>:</w:t>
@@ -59,7 +59,7 @@
           <w:color w:val="000000"/>
           <w:kern w:val="0"/>
           <w:lang w:eastAsia="es-PE"/>
-          <w14:ligatures w14:val="none"/>
+          <ns2:ligatures ns2:val="none"/>
         </w:rPr>
         <w:tab/>
       </w:r>
@@ -72,7 +72,7 @@
           <w:kern w:val="0"/>
           <w:shd w:val="clear" w:color="auto" w:fill="FFFFFF"/>
           <w:lang w:eastAsia="es-PE"/>
-          <w14:ligatures w14:val="none"/>
+          <ns2:ligatures ns2:val="none"/>
         </w:rPr>
         <w:t>1455-2026</w:t>
       </w:r>
@@ -85,12 +85,12 @@
           <w:kern w:val="0"/>
           <w:shd w:val="clear" w:color="auto" w:fill="FFFFFF"/>
           <w:lang w:eastAsia="es-PE"/>
-          <w14:ligatures w14:val="none"/>
+          <ns2:ligatures ns2:val="none"/>
         </w:rPr>
         <w:t>/CC1</w:t>
       </w:r>
     </w:p>
-    <w:p>
+    <w:p ns2:paraId="174737B6" ns2:textId="35DD336A">
       <w:pPr>
         <w:tabs>
           <w:tab w:val="left" w:pos="1701"/>
@@ -105,17 +105,17 @@
           <w:color w:val="000000"/>
           <w:kern w:val="0"/>
           <w:lang w:eastAsia="es-PE"/>
-          <w14:ligatures w14:val="none"/>
-        </w:rPr>
-      </w:pPr>
-      <w:r>
-        <w:rPr>
-          <w:rFonts w:ascii="Arial Narrow" w:eastAsia="Arial Narrow" w:hAnsi="Arial Narrow" w:cs="Arial Narrow"/>
-          <w:b/>
-          <w:color w:val="000000"/>
-          <w:kern w:val="0"/>
-          <w:lang w:eastAsia="es-PE"/>
-          <w14:ligatures w14:val="none"/>
+          <ns2:ligatures ns2:val="none"/>
+        </w:rPr>
+      </w:pPr>
+      <w:r>
+        <w:rPr>
+          <w:rFonts w:ascii="Arial Narrow" w:eastAsia="Arial Narrow" w:hAnsi="Arial Narrow" w:cs="Arial Narrow"/>
+          <w:b/>
+          <w:color w:val="000000"/>
+          <w:kern w:val="0"/>
+          <w:lang w:eastAsia="es-PE"/>
+          <ns2:ligatures ns2:val="none"/>
         </w:rPr>
         <w:t xml:space="preserve">DENUNCIANTE:[DENUNCIANTE] (SEÑOR [APELLIDO])</w:t>
       </w:r>
@@ -126,7 +126,7 @@
           <w:color w:val="000000"/>
           <w:kern w:val="0"/>
           <w:lang w:eastAsia="es-PE"/>
-          <w14:ligatures w14:val="none"/>
+          <ns2:ligatures ns2:val="none"/>
         </w:rPr>
         <w:tab/>
         <w:t/>
@@ -138,7 +138,7 @@
           <w:color w:val="000000"/>
           <w:kern w:val="0"/>
           <w:lang w:eastAsia="es-PE"/>
-          <w14:ligatures w14:val="none"/>
+          <ns2:ligatures ns2:val="none"/>
         </w:rPr>
         <w:tab/>
       </w:r>
@@ -149,12 +149,12 @@
           <w:color w:val="000000"/>
           <w:kern w:val="0"/>
           <w:lang w:eastAsia="es-PE"/>
-          <w14:ligatures w14:val="none"/>
+          <ns2:ligatures ns2:val="none"/>
         </w:rPr>
         <w:t/>
       </w:r>
     </w:p>
-    <w:p>
+    <w:p ns2:paraId="223101EF" ns2:textId="2F041D6D">
       <w:pPr>
         <w:tabs>
           <w:tab w:val="left" w:pos="1701"/>
@@ -169,17 +169,17 @@
           <w:color w:val="000000"/>
           <w:kern w:val="0"/>
           <w:lang w:eastAsia="es-PE"/>
-          <w14:ligatures w14:val="none"/>
-        </w:rPr>
-      </w:pPr>
-      <w:r>
-        <w:rPr>
-          <w:rFonts w:ascii="Arial Narrow" w:eastAsia="Arial Narrow" w:hAnsi="Arial Narrow" w:cs="Arial Narrow"/>
-          <w:b/>
-          <w:color w:val="000000"/>
-          <w:kern w:val="0"/>
-          <w:lang w:eastAsia="es-PE"/>
-          <w14:ligatures w14:val="none"/>
+          <ns2:ligatures ns2:val="none"/>
+        </w:rPr>
+      </w:pPr>
+      <w:r>
+        <w:rPr>
+          <w:rFonts w:ascii="Arial Narrow" w:eastAsia="Arial Narrow" w:hAnsi="Arial Narrow" w:cs="Arial Narrow"/>
+          <w:b/>
+          <w:color w:val="000000"/>
+          <w:kern w:val="0"/>
+          <w:lang w:eastAsia="es-PE"/>
+          <ns2:ligatures ns2:val="none"/>
         </w:rPr>
         <w:t>DENUNCIADOS</w:t>
       </w:r>
@@ -190,7 +190,7 @@
           <w:color w:val="000000"/>
           <w:kern w:val="0"/>
           <w:lang w:eastAsia="es-PE"/>
-          <w14:ligatures w14:val="none"/>
+          <ns2:ligatures ns2:val="none"/>
         </w:rPr>
         <w:tab/>
         <w:t>:</w:t>
@@ -202,7 +202,7 @@
           <w:color w:val="000000"/>
           <w:kern w:val="0"/>
           <w:lang w:eastAsia="es-PE"/>
-          <w14:ligatures w14:val="none"/>
+          <ns2:ligatures ns2:val="none"/>
         </w:rPr>
         <w:tab/>
       </w:r>
@@ -213,12 +213,12 @@
           <w:color w:val="000000"/>
           <w:kern w:val="0"/>
           <w:lang w:eastAsia="es-PE"/>
-          <w14:ligatures w14:val="none"/>
+          <ns2:ligatures ns2:val="none"/>
         </w:rPr>
         <w:t>RÍMAC SEGUROS Y REASEGUROS S.A. (RÍMAC)</w:t>
       </w:r>
     </w:p>
-    <w:p>
+    <w:p ns2:paraId="4D23E5DF" ns2:textId="60F8EB22">
       <w:pPr>
         <w:tabs>
           <w:tab w:val="left" w:pos="1701"/>
@@ -233,17 +233,17 @@
           <w:color w:val="000000"/>
           <w:kern w:val="0"/>
           <w:lang w:eastAsia="es-PE"/>
-          <w14:ligatures w14:val="none"/>
-        </w:rPr>
-      </w:pPr>
-      <w:r>
-        <w:rPr>
-          <w:rFonts w:ascii="Arial Narrow" w:eastAsia="Arial Narrow" w:hAnsi="Arial Narrow" w:cs="Arial Narrow"/>
-          <w:b/>
-          <w:color w:val="000000"/>
-          <w:kern w:val="0"/>
-          <w:lang w:eastAsia="es-PE"/>
-          <w14:ligatures w14:val="none"/>
+          <ns2:ligatures ns2:val="none"/>
+        </w:rPr>
+      </w:pPr>
+      <w:r>
+        <w:rPr>
+          <w:rFonts w:ascii="Arial Narrow" w:eastAsia="Arial Narrow" w:hAnsi="Arial Narrow" w:cs="Arial Narrow"/>
+          <w:b/>
+          <w:color w:val="000000"/>
+          <w:kern w:val="0"/>
+          <w:lang w:eastAsia="es-PE"/>
+          <ns2:ligatures ns2:val="none"/>
         </w:rPr>
         <w:tab/>
       </w:r>
@@ -254,7 +254,7 @@
           <w:color w:val="000000"/>
           <w:kern w:val="0"/>
           <w:lang w:eastAsia="es-PE"/>
-          <w14:ligatures w14:val="none"/>
+          <ns2:ligatures ns2:val="none"/>
         </w:rPr>
         <w:tab/>
       </w:r>
@@ -265,12 +265,12 @@
           <w:color w:val="000000"/>
           <w:kern w:val="0"/>
           <w:lang w:eastAsia="es-PE"/>
-          <w14:ligatures w14:val="none"/>
+          <ns2:ligatures ns2:val="none"/>
         </w:rPr>
         <w:t>BANCO BBVA PERÚ S.A. (BANCO)</w:t>
       </w:r>
     </w:p>
-    <w:p>
+    <w:p ns2:paraId="753670C1" ns2:textId="77777777">
       <w:pPr>
         <w:tabs>
           <w:tab w:val="left" w:pos="1701"/>
@@ -285,17 +285,17 @@
           <w:color w:val="000000"/>
           <w:kern w:val="0"/>
           <w:lang w:eastAsia="es-PE"/>
-          <w14:ligatures w14:val="none"/>
-        </w:rPr>
-      </w:pPr>
-      <w:r>
-        <w:rPr>
-          <w:rFonts w:ascii="Arial Narrow" w:eastAsia="Arial Narrow" w:hAnsi="Arial Narrow" w:cs="Arial Narrow"/>
-          <w:b/>
-          <w:color w:val="000000"/>
-          <w:kern w:val="0"/>
-          <w:lang w:eastAsia="es-PE"/>
-          <w14:ligatures w14:val="none"/>
+          <ns2:ligatures ns2:val="none"/>
+        </w:rPr>
+      </w:pPr>
+      <w:r>
+        <w:rPr>
+          <w:rFonts w:ascii="Arial Narrow" w:eastAsia="Arial Narrow" w:hAnsi="Arial Narrow" w:cs="Arial Narrow"/>
+          <w:b/>
+          <w:color w:val="000000"/>
+          <w:kern w:val="0"/>
+          <w:lang w:eastAsia="es-PE"/>
+          <ns2:ligatures ns2:val="none"/>
         </w:rPr>
         <w:t>MATERIAS</w:t>
       </w:r>
@@ -306,7 +306,7 @@
           <w:color w:val="000000"/>
           <w:kern w:val="0"/>
           <w:lang w:eastAsia="es-PE"/>
-          <w14:ligatures w14:val="none"/>
+          <ns2:ligatures ns2:val="none"/>
         </w:rPr>
         <w:tab/>
         <w:t xml:space="preserve">: </w:t>
@@ -318,13 +318,13 @@
           <w:color w:val="000000"/>
           <w:kern w:val="0"/>
           <w:lang w:eastAsia="es-PE"/>
-          <w14:ligatures w14:val="none"/>
+          <ns2:ligatures ns2:val="none"/>
         </w:rPr>
         <w:tab/>
         <w:t>ADMISIÓN A TRÁMITE</w:t>
       </w:r>
     </w:p>
-    <w:p>
+    <w:p ns2:paraId="449086A9" ns2:textId="77777777">
       <w:pPr>
         <w:tabs>
           <w:tab w:val="left" w:pos="1701"/>
@@ -339,22 +339,22 @@
           <w:color w:val="000000"/>
           <w:kern w:val="0"/>
           <w:lang w:eastAsia="es-PE"/>
-          <w14:ligatures w14:val="none"/>
-        </w:rPr>
-      </w:pPr>
-      <w:r>
-        <w:rPr>
-          <w:rFonts w:ascii="Arial Narrow" w:eastAsia="Arial Narrow" w:hAnsi="Arial Narrow" w:cs="Arial Narrow"/>
-          <w:b/>
-          <w:color w:val="000000"/>
-          <w:kern w:val="0"/>
-          <w:lang w:eastAsia="es-PE"/>
-          <w14:ligatures w14:val="none"/>
+          <ns2:ligatures ns2:val="none"/>
+        </w:rPr>
+      </w:pPr>
+      <w:r>
+        <w:rPr>
+          <w:rFonts w:ascii="Arial Narrow" w:eastAsia="Arial Narrow" w:hAnsi="Arial Narrow" w:cs="Arial Narrow"/>
+          <w:b/>
+          <w:color w:val="000000"/>
+          <w:kern w:val="0"/>
+          <w:lang w:eastAsia="es-PE"/>
+          <ns2:ligatures ns2:val="none"/>
         </w:rPr>
         <w:t xml:space="preserve">REQUERIMIENTO DE INFORMACIÓN </w:t>
       </w:r>
     </w:p>
-    <w:p>
+    <w:p ns2:paraId="778AE69F" ns2:textId="77777777">
       <w:pPr>
         <w:tabs>
           <w:tab w:val="left" w:pos="1701"/>
@@ -368,17 +368,17 @@
           <w:color w:val="000000"/>
           <w:kern w:val="0"/>
           <w:lang w:eastAsia="es-PE"/>
-          <w14:ligatures w14:val="none"/>
-        </w:rPr>
-      </w:pPr>
-      <w:r>
-        <w:rPr>
-          <w:rFonts w:ascii="Arial Narrow" w:eastAsia="Arial Narrow" w:hAnsi="Arial Narrow" w:cs="Arial Narrow"/>
-          <w:b/>
-          <w:color w:val="000000"/>
-          <w:kern w:val="0"/>
-          <w:lang w:eastAsia="es-PE"/>
-          <w14:ligatures w14:val="none"/>
+          <ns2:ligatures ns2:val="none"/>
+        </w:rPr>
+      </w:pPr>
+      <w:r>
+        <w:rPr>
+          <w:rFonts w:ascii="Arial Narrow" w:eastAsia="Arial Narrow" w:hAnsi="Arial Narrow" w:cs="Arial Narrow"/>
+          <w:b/>
+          <w:color w:val="000000"/>
+          <w:kern w:val="0"/>
+          <w:lang w:eastAsia="es-PE"/>
+          <ns2:ligatures ns2:val="none"/>
         </w:rPr>
         <w:t xml:space="preserve">RESOLUCIÓN </w:t>
       </w:r>
@@ -389,7 +389,7 @@
           <w:color w:val="000000"/>
           <w:kern w:val="0"/>
           <w:lang w:eastAsia="es-PE"/>
-          <w14:ligatures w14:val="none"/>
+          <ns2:ligatures ns2:val="none"/>
         </w:rPr>
         <w:tab/>
         <w:t>:</w:t>
@@ -401,13 +401,13 @@
           <w:color w:val="000000"/>
           <w:kern w:val="0"/>
           <w:lang w:eastAsia="es-PE"/>
-          <w14:ligatures w14:val="none"/>
+          <ns2:ligatures ns2:val="none"/>
         </w:rPr>
         <w:tab/>
         <w:t>1</w:t>
       </w:r>
     </w:p>
-    <w:p>
+    <w:p ns2:paraId="26BE4AD0" ns2:textId="77777777">
       <w:pPr>
         <w:tabs>
           <w:tab w:val="left" w:pos="1014"/>
@@ -420,11 +420,11 @@
           <w:kern w:val="0"/>
           <w:shd w:val="clear" w:color="auto" w:fill="FFFFFF"/>
           <w:lang w:eastAsia="es-PE"/>
-          <w14:ligatures w14:val="none"/>
-        </w:rPr>
-      </w:pPr>
-    </w:p>
-    <w:p>
+          <ns2:ligatures ns2:val="none"/>
+        </w:rPr>
+      </w:pPr>
+    </w:p>
+    <w:p ns2:paraId="6D48DA83" ns2:textId="0459A2C1">
       <w:pPr>
         <w:tabs>
           <w:tab w:val="left" w:pos="1014"/>
@@ -437,7 +437,7 @@
           <w:kern w:val="0"/>
           <w:shd w:val="clear" w:color="auto" w:fill="FFFFFF"/>
           <w:lang w:eastAsia="es-PE"/>
-          <w14:ligatures w14:val="none"/>
+          <ns2:ligatures ns2:val="none"/>
         </w:rPr>
       </w:pPr>
       <w:r>
@@ -447,7 +447,7 @@
           <w:kern w:val="0"/>
           <w:shd w:val="clear" w:color="auto" w:fill="FFFFFF"/>
           <w:lang w:eastAsia="es-PE"/>
-          <w14:ligatures w14:val="none"/>
+          <ns2:ligatures ns2:val="none"/>
         </w:rPr>
         <w:t xml:space="preserve">Lima, </w:t>
       </w:r>
@@ -458,7 +458,7 @@
           <w:kern w:val="0"/>
           <w:shd w:val="clear" w:color="auto" w:fill="FFFFFF"/>
           <w:lang w:eastAsia="es-PE"/>
-          <w14:ligatures w14:val="none"/>
+          <ns2:ligatures ns2:val="none"/>
         </w:rPr>
         <w:t>21</w:t>
       </w:r>
@@ -469,12 +469,12 @@
           <w:kern w:val="0"/>
           <w:shd w:val="clear" w:color="auto" w:fill="FFFFFF"/>
           <w:lang w:eastAsia="es-PE"/>
-          <w14:ligatures w14:val="none"/>
+          <ns2:ligatures ns2:val="none"/>
         </w:rPr>
         <w:t xml:space="preserve"> de mayo de 2026</w:t>
       </w:r>
     </w:p>
-    <w:p>
+    <w:p ns2:paraId="1EF3C256" ns2:textId="77777777">
       <w:pPr>
         <w:tabs>
           <w:tab w:val="left" w:pos="1014"/>
@@ -486,11 +486,11 @@
           <w:color w:val="000000"/>
           <w:kern w:val="0"/>
           <w:lang w:eastAsia="es-PE"/>
-          <w14:ligatures w14:val="none"/>
-        </w:rPr>
-      </w:pPr>
-    </w:p>
-    <w:p>
+          <ns2:ligatures ns2:val="none"/>
+        </w:rPr>
+      </w:pPr>
+    </w:p>
+    <w:p ns2:paraId="087322B4" ns2:textId="77777777">
       <w:pPr>
         <w:numPr>
           <w:ilvl w:val="0"/>
@@ -504,22 +504,22 @@
           <w:color w:val="000000"/>
           <w:kern w:val="0"/>
           <w:lang w:eastAsia="es-PE"/>
-          <w14:ligatures w14:val="none"/>
-        </w:rPr>
-      </w:pPr>
-      <w:r>
-        <w:rPr>
-          <w:rFonts w:ascii="Arial Narrow" w:eastAsia="Arial Narrow" w:hAnsi="Arial Narrow" w:cs="Arial Narrow"/>
-          <w:b/>
-          <w:color w:val="000000"/>
-          <w:kern w:val="0"/>
-          <w:lang w:eastAsia="es-PE"/>
-          <w14:ligatures w14:val="none"/>
+          <ns2:ligatures ns2:val="none"/>
+        </w:rPr>
+      </w:pPr>
+      <w:r>
+        <w:rPr>
+          <w:rFonts w:ascii="Arial Narrow" w:eastAsia="Arial Narrow" w:hAnsi="Arial Narrow" w:cs="Arial Narrow"/>
+          <w:b/>
+          <w:color w:val="000000"/>
+          <w:kern w:val="0"/>
+          <w:lang w:eastAsia="es-PE"/>
+          <ns2:ligatures ns2:val="none"/>
         </w:rPr>
         <w:t xml:space="preserve">HECHOS </w:t>
       </w:r>
     </w:p>
-    <w:p>
+    <w:p ns2:paraId="4407157A" ns2:textId="77777777">
       <w:pPr>
         <w:spacing w:after="0" w:line="240" w:lineRule="auto"/>
         <w:jc w:val="both"/>
@@ -528,11 +528,11 @@
           <w:color w:val="000000"/>
           <w:kern w:val="0"/>
           <w:lang w:eastAsia="es-PE"/>
-          <w14:ligatures w14:val="none"/>
-        </w:rPr>
-      </w:pPr>
-    </w:p>
-    <w:p>
+          <ns2:ligatures ns2:val="none"/>
+        </w:rPr>
+      </w:pPr>
+    </w:p>
+    <w:p ns2:paraId="5ECFCB1A" ns2:textId="07CE6E17">
       <w:pPr>
         <w:numPr>
           <w:ilvl w:val="1"/>
@@ -546,7 +546,7 @@
           <w:color w:val="000000"/>
           <w:kern w:val="0"/>
           <w:lang w:val="es-ES" w:eastAsia="es-ES"/>
-          <w14:ligatures w14:val="none"/>
+          <ns2:ligatures ns2:val="none"/>
         </w:rPr>
       </w:pPr>
       <w:r>
@@ -555,7 +555,7 @@
           <w:color w:val="000000"/>
           <w:kern w:val="0"/>
           <w:lang w:val="es-ES" w:eastAsia="es-ES"/>
-          <w14:ligatures w14:val="none"/>
+          <ns2:ligatures ns2:val="none"/>
         </w:rPr>
         <w:t xml:space="preserve">Mediante la denuncia del 13 de febrero de 2026, el señor [APELLIDO] denunció a Rímac y al Banco por presuntas infracciones a la Ley 29571, Código de Protección y Defensa del Consumidor (en adelante, Código), señalando lo siguiente:</w:t>
       </w:r>
@@ -565,7 +565,7 @@
           <w:color w:val="000000"/>
           <w:kern w:val="0"/>
           <w:lang w:val="es-ES" w:eastAsia="es-ES"/>
-          <w14:ligatures w14:val="none"/>
+          <ns2:ligatures ns2:val="none"/>
         </w:rPr>
         <w:t/>
       </w:r>
@@ -575,7 +575,7 @@
           <w:color w:val="000000"/>
           <w:kern w:val="0"/>
           <w:lang w:val="es-ES" w:eastAsia="es-ES"/>
-          <w14:ligatures w14:val="none"/>
+          <ns2:ligatures ns2:val="none"/>
         </w:rPr>
         <w:t xml:space="preserve"/>
       </w:r>
@@ -585,7 +585,7 @@
           <w:color w:val="000000"/>
           <w:kern w:val="0"/>
           <w:lang w:val="es-ES" w:eastAsia="es-ES"/>
-          <w14:ligatures w14:val="none"/>
+          <ns2:ligatures ns2:val="none"/>
         </w:rPr>
         <w:t/>
       </w:r>
@@ -595,7 +595,7 @@
           <w:color w:val="000000"/>
           <w:kern w:val="0"/>
           <w:lang w:val="es-ES" w:eastAsia="es-ES"/>
-          <w14:ligatures w14:val="none"/>
+          <ns2:ligatures ns2:val="none"/>
         </w:rPr>
         <w:t xml:space="preserve"/>
       </w:r>
@@ -605,7 +605,7 @@
           <w:color w:val="000000"/>
           <w:kern w:val="0"/>
           <w:lang w:val="es-ES" w:eastAsia="es-ES"/>
-          <w14:ligatures w14:val="none"/>
+          <ns2:ligatures ns2:val="none"/>
         </w:rPr>
         <w:t xml:space="preserve"/>
       </w:r>
@@ -615,7 +615,7 @@
           <w:color w:val="000000"/>
           <w:kern w:val="0"/>
           <w:lang w:val="es-ES" w:eastAsia="es-ES"/>
-          <w14:ligatures w14:val="none"/>
+          <ns2:ligatures ns2:val="none"/>
         </w:rPr>
         <w:t/>
       </w:r>
@@ -627,7 +627,7 @@
           <w:kern w:val="0"/>
           <w:vertAlign w:val="superscript"/>
           <w:lang w:val="es-ES" w:eastAsia="es-ES"/>
-          <w14:ligatures w14:val="none"/>
+          <ns2:ligatures ns2:val="none"/>
         </w:rPr>
         <w:footnoteReference w:id="1"/>
       </w:r>
@@ -635,7 +635,7 @@
         <w:rPr>
           <w:rFonts w:ascii="Arial Narrow" w:eastAsia="Calibri" w:hAnsi="Arial Narrow" w:cs="Arial"/>
           <w:kern w:val="0"/>
-          <w14:ligatures w14:val="none"/>
+          <ns2:ligatures ns2:val="none"/>
         </w:rPr>
         <w:t xml:space="preserve"/>
       </w:r>
@@ -643,7 +643,7 @@
         <w:rPr>
           <w:rFonts w:ascii="Arial Narrow" w:eastAsia="Calibri" w:hAnsi="Arial Narrow" w:cs="Arial"/>
           <w:kern w:val="0"/>
-          <w14:ligatures w14:val="none"/>
+          <ns2:ligatures ns2:val="none"/>
         </w:rPr>
         <w:t xml:space="preserve"/>
       </w:r>
@@ -651,7 +651,7 @@
         <w:rPr>
           <w:rFonts w:ascii="Arial Narrow" w:eastAsia="Calibri" w:hAnsi="Arial Narrow" w:cs="Arial"/>
           <w:kern w:val="0"/>
-          <w14:ligatures w14:val="none"/>
+          <ns2:ligatures ns2:val="none"/>
         </w:rPr>
         <w:t/>
       </w:r>
@@ -661,7 +661,7 @@
           <w:color w:val="000000"/>
           <w:kern w:val="0"/>
           <w:lang w:val="es-ES" w:eastAsia="es-ES"/>
-          <w14:ligatures w14:val="none"/>
+          <ns2:ligatures ns2:val="none"/>
         </w:rPr>
         <w:t xml:space="preserve"/>
       </w:r>
@@ -671,7 +671,7 @@
           <w:color w:val="000000"/>
           <w:kern w:val="0"/>
           <w:lang w:val="es-ES" w:eastAsia="es-ES"/>
-          <w14:ligatures w14:val="none"/>
+          <ns2:ligatures ns2:val="none"/>
         </w:rPr>
         <w:t xml:space="preserve"/>
       </w:r>
@@ -681,7 +681,7 @@
           <w:color w:val="000000"/>
           <w:kern w:val="0"/>
           <w:lang w:val="es-ES" w:eastAsia="es-ES"/>
-          <w14:ligatures w14:val="none"/>
+          <ns2:ligatures ns2:val="none"/>
         </w:rPr>
         <w:t/>
       </w:r>
@@ -691,7 +691,7 @@
           <w:color w:val="000000"/>
           <w:kern w:val="0"/>
           <w:lang w:val="es-ES" w:eastAsia="es-ES"/>
-          <w14:ligatures w14:val="none"/>
+          <ns2:ligatures ns2:val="none"/>
         </w:rPr>
         <w:t xml:space="preserve"/>
       </w:r>
@@ -701,7 +701,7 @@
           <w:color w:val="000000"/>
           <w:kern w:val="0"/>
           <w:lang w:val="es-ES" w:eastAsia="es-ES"/>
-          <w14:ligatures w14:val="none"/>
+          <ns2:ligatures ns2:val="none"/>
         </w:rPr>
         <w:t/>
       </w:r>
@@ -713,7 +713,7 @@
           <w:kern w:val="0"/>
           <w:vertAlign w:val="superscript"/>
           <w:lang w:val="es-ES" w:eastAsia="es-ES"/>
-          <w14:ligatures w14:val="none"/>
+          <ns2:ligatures ns2:val="none"/>
         </w:rPr>
         <w:footnoteReference w:id="2"/>
       </w:r>
@@ -723,7 +723,7 @@
           <w:color w:val="000000"/>
           <w:kern w:val="0"/>
           <w:lang w:val="es-ES" w:eastAsia="es-ES"/>
-          <w14:ligatures w14:val="none"/>
+          <ns2:ligatures ns2:val="none"/>
         </w:rPr>
         <w:t xml:space="preserve"/>
       </w:r>
@@ -734,25 +734,25 @@
           <w:color w:val="000000"/>
           <w:kern w:val="0"/>
           <w:lang w:val="es-ES" w:eastAsia="es-ES"/>
-          <w14:ligatures w14:val="none"/>
+          <ns2:ligatures ns2:val="none"/>
         </w:rPr>
         <w:t/>
       </w:r>
     </w:p>
-    <w:p>
-      <w:pPr>
-        <w:spacing w:after="0" w:line="240" w:lineRule="auto"/>
-        <w:jc w:val="both"/>
-        <w:rPr>
-          <w:rFonts w:ascii="Arial Narrow" w:eastAsia="Times New Roman" w:hAnsi="Arial Narrow" w:cs="Arial"/>
-          <w:color w:val="000000"/>
-          <w:kern w:val="0"/>
-          <w:lang w:eastAsia="es-ES"/>
-          <w14:ligatures w14:val="none"/>
-        </w:rPr>
-      </w:pPr>
-    </w:p>
-    <w:p>
+    <w:p ns2:paraId="251848E5" ns2:textId="0163D2D1">
+      <w:pPr>
+        <w:spacing w:after="0" w:line="240" w:lineRule="auto"/>
+        <w:jc w:val="both"/>
+        <w:rPr>
+          <w:rFonts w:ascii="Arial Narrow" w:eastAsia="Times New Roman" w:hAnsi="Arial Narrow" w:cs="Arial"/>
+          <w:color w:val="000000"/>
+          <w:kern w:val="0"/>
+          <w:lang w:eastAsia="es-ES"/>
+          <ns2:ligatures ns2:val="none"/>
+        </w:rPr>
+      </w:pPr>
+    </w:p>
+    <w:p ns2:paraId="2C0AABBE" ns2:textId="77777777">
       <w:pPr>
         <w:pStyle w:val="Prrafodelista"/>
         <w:numPr>
@@ -770,16 +770,16 @@
           <w:color w:val="000000"/>
           <w:kern w:val="0"/>
           <w:lang w:eastAsia="es-ES"/>
-          <w14:ligatures w14:val="none"/>
-        </w:rPr>
-      </w:pPr>
-      <w:r>
-        <w:rPr>
-          <w:rFonts w:ascii="Arial Narrow" w:eastAsia="Times New Roman" w:hAnsi="Arial Narrow" w:cs="Arial"/>
-          <w:color w:val="000000"/>
-          <w:kern w:val="0"/>
-          <w:lang w:eastAsia="es-ES"/>
-          <w14:ligatures w14:val="none"/>
+          <ns2:ligatures ns2:val="none"/>
+        </w:rPr>
+      </w:pPr>
+      <w:r>
+        <w:rPr>
+          <w:rFonts w:ascii="Arial Narrow" w:eastAsia="Times New Roman" w:hAnsi="Arial Narrow" w:cs="Arial"/>
+          <w:color w:val="000000"/>
+          <w:kern w:val="0"/>
+          <w:lang w:eastAsia="es-ES"/>
+          <ns2:ligatures ns2:val="none"/>
         </w:rPr>
         <w:t>El</w:t>
       </w:r>
@@ -789,7 +789,7 @@
           <w:color w:val="000000"/>
           <w:kern w:val="0"/>
           <w:lang w:eastAsia="es-ES"/>
-          <w14:ligatures w14:val="none"/>
+          <ns2:ligatures ns2:val="none"/>
         </w:rPr>
         <w:t xml:space="preserve"> 12 de junio de 2023, </w:t>
       </w:r>
@@ -799,7 +799,7 @@
           <w:color w:val="000000"/>
           <w:kern w:val="0"/>
           <w:lang w:eastAsia="es-ES"/>
-          <w14:ligatures w14:val="none"/>
+          <ns2:ligatures ns2:val="none"/>
         </w:rPr>
         <w:t>adquirió</w:t>
       </w:r>
@@ -809,7 +809,7 @@
           <w:color w:val="000000"/>
           <w:kern w:val="0"/>
           <w:lang w:eastAsia="es-ES"/>
-          <w14:ligatures w14:val="none"/>
+          <ns2:ligatures ns2:val="none"/>
         </w:rPr>
         <w:t xml:space="preserve">, a través del </w:t>
       </w:r>
@@ -819,7 +819,7 @@
           <w:color w:val="000000"/>
           <w:kern w:val="0"/>
           <w:lang w:val="es-ES" w:eastAsia="es-ES"/>
-          <w14:ligatures w14:val="none"/>
+          <ns2:ligatures ns2:val="none"/>
         </w:rPr>
         <w:t>Banco</w:t>
       </w:r>
@@ -829,7 +829,7 @@
           <w:color w:val="000000"/>
           <w:kern w:val="0"/>
           <w:lang w:eastAsia="es-ES"/>
-          <w14:ligatures w14:val="none"/>
+          <ns2:ligatures ns2:val="none"/>
         </w:rPr>
         <w:t xml:space="preserve">, el Seguro Vehicular Plan Estándar – Póliza 2001-716888 </w:t>
       </w:r>
@@ -839,7 +839,7 @@
           <w:color w:val="000000"/>
           <w:kern w:val="0"/>
           <w:lang w:eastAsia="es-ES"/>
-          <w14:ligatures w14:val="none"/>
+          <ns2:ligatures ns2:val="none"/>
         </w:rPr>
         <w:t xml:space="preserve">emitido por Rímac </w:t>
       </w:r>
@@ -849,7 +849,7 @@
           <w:color w:val="000000"/>
           <w:kern w:val="0"/>
           <w:lang w:eastAsia="es-ES"/>
-          <w14:ligatures w14:val="none"/>
+          <ns2:ligatures ns2:val="none"/>
         </w:rPr>
         <w:t>(en adelante, Seguro Vehicular Plan Estándar)</w:t>
       </w:r>
@@ -859,7 +859,7 @@
           <w:color w:val="000000"/>
           <w:kern w:val="0"/>
           <w:lang w:eastAsia="es-ES"/>
-          <w14:ligatures w14:val="none"/>
+          <ns2:ligatures ns2:val="none"/>
         </w:rPr>
         <w:t xml:space="preserve"> para asegurar el</w:t>
       </w:r>
@@ -869,7 +869,7 @@
           <w:color w:val="000000"/>
           <w:kern w:val="0"/>
           <w:lang w:eastAsia="es-ES"/>
-          <w14:ligatures w14:val="none"/>
+          <ns2:ligatures ns2:val="none"/>
         </w:rPr>
         <w:t xml:space="preserve"> vehículo con Placa de Rodaje AXO-327</w:t>
       </w:r>
@@ -879,7 +879,7 @@
           <w:color w:val="000000"/>
           <w:kern w:val="0"/>
           <w:lang w:eastAsia="es-ES"/>
-          <w14:ligatures w14:val="none"/>
+          <ns2:ligatures ns2:val="none"/>
         </w:rPr>
         <w:t xml:space="preserve"> (en adelante, </w:t>
       </w:r>
@@ -889,7 +889,7 @@
           <w:color w:val="000000"/>
           <w:kern w:val="0"/>
           <w:lang w:eastAsia="es-ES"/>
-          <w14:ligatures w14:val="none"/>
+          <ns2:ligatures ns2:val="none"/>
         </w:rPr>
         <w:t>vehículo asegurado</w:t>
       </w:r>
@@ -899,7 +899,7 @@
           <w:color w:val="000000"/>
           <w:kern w:val="0"/>
           <w:lang w:eastAsia="es-ES"/>
-          <w14:ligatures w14:val="none"/>
+          <ns2:ligatures ns2:val="none"/>
         </w:rPr>
         <w:t>)</w:t>
       </w:r>
@@ -909,7 +909,7 @@
           <w:color w:val="000000"/>
           <w:kern w:val="0"/>
           <w:lang w:eastAsia="es-ES"/>
-          <w14:ligatures w14:val="none"/>
+          <ns2:ligatures ns2:val="none"/>
         </w:rPr>
         <w:t>.</w:t>
       </w:r>
@@ -919,7 +919,7 @@
           <w:color w:val="000000"/>
           <w:kern w:val="0"/>
           <w:lang w:eastAsia="es-ES"/>
-          <w14:ligatures w14:val="none"/>
+          <ns2:ligatures ns2:val="none"/>
         </w:rPr>
         <w:t xml:space="preserve"> </w:t>
       </w:r>
@@ -929,7 +929,7 @@
           <w:color w:val="000000"/>
           <w:kern w:val="0"/>
           <w:lang w:eastAsia="es-ES"/>
-          <w14:ligatures w14:val="none"/>
+          <ns2:ligatures ns2:val="none"/>
         </w:rPr>
         <w:t>Asimismo</w:t>
       </w:r>
@@ -939,7 +939,7 @@
           <w:color w:val="000000"/>
           <w:kern w:val="0"/>
           <w:lang w:eastAsia="es-ES"/>
-          <w14:ligatures w14:val="none"/>
+          <ns2:ligatures ns2:val="none"/>
         </w:rPr>
         <w:t>,</w:t>
       </w:r>
@@ -949,7 +949,7 @@
           <w:color w:val="000000"/>
           <w:kern w:val="0"/>
           <w:lang w:eastAsia="es-ES"/>
-          <w14:ligatures w14:val="none"/>
+          <ns2:ligatures ns2:val="none"/>
         </w:rPr>
         <w:t xml:space="preserve"> </w:t>
       </w:r>
@@ -959,7 +959,7 @@
           <w:color w:val="000000"/>
           <w:kern w:val="0"/>
           <w:lang w:eastAsia="es-ES"/>
-          <w14:ligatures w14:val="none"/>
+          <ns2:ligatures ns2:val="none"/>
         </w:rPr>
         <w:t>se le indicó que la póliza sería remitida físicamente a su domicilio en un plazo máximo de 15 días</w:t>
       </w:r>
@@ -969,12 +969,12 @@
           <w:color w:val="000000"/>
           <w:kern w:val="0"/>
           <w:lang w:eastAsia="es-ES"/>
-          <w14:ligatures w14:val="none"/>
+          <ns2:ligatures ns2:val="none"/>
         </w:rPr>
         <w:t xml:space="preserve">. </w:t>
       </w:r>
     </w:p>
-    <w:p>
+    <w:p ns2:paraId="22AEB779" ns2:textId="77777777">
       <w:pPr>
         <w:pStyle w:val="Prrafodelista"/>
         <w:spacing w:after="0" w:line="240" w:lineRule="auto"/>
@@ -985,11 +985,11 @@
           <w:color w:val="000000"/>
           <w:kern w:val="0"/>
           <w:lang w:eastAsia="es-ES"/>
-          <w14:ligatures w14:val="none"/>
-        </w:rPr>
-      </w:pPr>
-    </w:p>
-    <w:p>
+          <ns2:ligatures ns2:val="none"/>
+        </w:rPr>
+      </w:pPr>
+    </w:p>
+    <w:p ns2:paraId="6AF13C0D" ns2:textId="60AAF5F2">
       <w:pPr>
         <w:pStyle w:val="Prrafodelista"/>
         <w:numPr>
@@ -1007,16 +1007,16 @@
           <w:color w:val="000000"/>
           <w:kern w:val="0"/>
           <w:lang w:eastAsia="es-ES"/>
-          <w14:ligatures w14:val="none"/>
-        </w:rPr>
-      </w:pPr>
-      <w:r>
-        <w:rPr>
-          <w:rFonts w:ascii="Arial Narrow" w:eastAsia="Times New Roman" w:hAnsi="Arial Narrow" w:cs="Arial"/>
-          <w:color w:val="000000"/>
-          <w:kern w:val="0"/>
-          <w:lang w:eastAsia="es-ES"/>
-          <w14:ligatures w14:val="none"/>
+          <ns2:ligatures ns2:val="none"/>
+        </w:rPr>
+      </w:pPr>
+      <w:r>
+        <w:rPr>
+          <w:rFonts w:ascii="Arial Narrow" w:eastAsia="Times New Roman" w:hAnsi="Arial Narrow" w:cs="Arial"/>
+          <w:color w:val="000000"/>
+          <w:kern w:val="0"/>
+          <w:lang w:eastAsia="es-ES"/>
+          <ns2:ligatures ns2:val="none"/>
         </w:rPr>
         <w:t>Para decidir adquirir el Seguro Vehicular Plan Estándar</w:t>
       </w:r>
@@ -1026,7 +1026,7 @@
           <w:color w:val="000000"/>
           <w:kern w:val="0"/>
           <w:lang w:eastAsia="es-ES"/>
-          <w14:ligatures w14:val="none"/>
+          <ns2:ligatures ns2:val="none"/>
         </w:rPr>
         <w:t xml:space="preserve">, solo </w:t>
       </w:r>
@@ -1036,7 +1036,7 @@
           <w:color w:val="000000"/>
           <w:kern w:val="0"/>
           <w:lang w:eastAsia="es-ES"/>
-          <w14:ligatures w14:val="none"/>
+          <ns2:ligatures ns2:val="none"/>
         </w:rPr>
         <w:t>se le entregó</w:t>
       </w:r>
@@ -1046,7 +1046,7 @@
           <w:color w:val="000000"/>
           <w:kern w:val="0"/>
           <w:lang w:eastAsia="es-ES"/>
-          <w14:ligatures w14:val="none"/>
+          <ns2:ligatures ns2:val="none"/>
         </w:rPr>
         <w:t xml:space="preserve"> la “Cotización Seguro Vehicular 09604000221231”</w:t>
       </w:r>
@@ -1056,7 +1056,7 @@
           <w:color w:val="000000"/>
           <w:kern w:val="0"/>
           <w:lang w:eastAsia="es-ES"/>
-          <w14:ligatures w14:val="none"/>
+          <ns2:ligatures ns2:val="none"/>
         </w:rPr>
         <w:t xml:space="preserve"> que contenía información sobre planes, coberturas, asistencias, descuentos, categorías y deducibles aplicables a los planes ofrecidos</w:t>
       </w:r>
@@ -1066,7 +1066,7 @@
           <w:color w:val="000000"/>
           <w:kern w:val="0"/>
           <w:lang w:eastAsia="es-ES"/>
-          <w14:ligatures w14:val="none"/>
+          <ns2:ligatures ns2:val="none"/>
         </w:rPr>
         <w:t>, el cual no consignaba la relación de talleres afiliados ni restricciones vinculadas al tipo de taller autorizado para reparaciones</w:t>
       </w:r>
@@ -1076,12 +1076,12 @@
           <w:color w:val="000000"/>
           <w:kern w:val="0"/>
           <w:lang w:eastAsia="es-ES"/>
-          <w14:ligatures w14:val="none"/>
+          <ns2:ligatures ns2:val="none"/>
         </w:rPr>
         <w:t>.</w:t>
       </w:r>
     </w:p>
-    <w:p>
+    <w:p ns2:paraId="4399A4A0" ns2:textId="77777777">
       <w:pPr>
         <w:pStyle w:val="Prrafodelista"/>
         <w:spacing w:after="0" w:line="240" w:lineRule="auto"/>
@@ -1092,11 +1092,11 @@
           <w:color w:val="000000"/>
           <w:kern w:val="0"/>
           <w:lang w:eastAsia="es-ES"/>
-          <w14:ligatures w14:val="none"/>
-        </w:rPr>
-      </w:pPr>
-    </w:p>
-    <w:p>
+          <ns2:ligatures ns2:val="none"/>
+        </w:rPr>
+      </w:pPr>
+    </w:p>
+    <w:p ns2:paraId="784D6929" ns2:textId="1FC516C9">
       <w:pPr>
         <w:pStyle w:val="Prrafodelista"/>
         <w:numPr>
@@ -1114,16 +1114,16 @@
           <w:color w:val="000000"/>
           <w:kern w:val="0"/>
           <w:lang w:eastAsia="es-ES"/>
-          <w14:ligatures w14:val="none"/>
-        </w:rPr>
-      </w:pPr>
-      <w:r>
-        <w:rPr>
-          <w:rFonts w:ascii="Arial Narrow" w:eastAsia="Times New Roman" w:hAnsi="Arial Narrow" w:cs="Arial"/>
-          <w:color w:val="000000"/>
-          <w:kern w:val="0"/>
-          <w:lang w:eastAsia="es-ES"/>
-          <w14:ligatures w14:val="none"/>
+          <ns2:ligatures ns2:val="none"/>
+        </w:rPr>
+      </w:pPr>
+      <w:r>
+        <w:rPr>
+          <w:rFonts w:ascii="Arial Narrow" w:eastAsia="Times New Roman" w:hAnsi="Arial Narrow" w:cs="Arial"/>
+          <w:color w:val="000000"/>
+          <w:kern w:val="0"/>
+          <w:lang w:eastAsia="es-ES"/>
+          <ns2:ligatures ns2:val="none"/>
         </w:rPr>
         <w:t xml:space="preserve">El 8 de setiembre de 2023, </w:t>
       </w:r>
@@ -1133,7 +1133,7 @@
           <w:color w:val="000000"/>
           <w:kern w:val="0"/>
           <w:lang w:eastAsia="es-ES"/>
-          <w14:ligatures w14:val="none"/>
+          <ns2:ligatures ns2:val="none"/>
         </w:rPr>
         <w:t>ocurrió</w:t>
       </w:r>
@@ -1143,7 +1143,7 @@
           <w:color w:val="000000"/>
           <w:kern w:val="0"/>
           <w:lang w:eastAsia="es-ES"/>
-          <w14:ligatures w14:val="none"/>
+          <ns2:ligatures ns2:val="none"/>
         </w:rPr>
         <w:t xml:space="preserve"> un siniestro con daños materiales respecto del </w:t>
       </w:r>
@@ -1153,7 +1153,7 @@
           <w:color w:val="000000"/>
           <w:kern w:val="0"/>
           <w:lang w:eastAsia="es-ES"/>
-          <w14:ligatures w14:val="none"/>
+          <ns2:ligatures ns2:val="none"/>
         </w:rPr>
         <w:t>vehículo asegurado</w:t>
       </w:r>
@@ -1163,7 +1163,7 @@
           <w:color w:val="000000"/>
           <w:kern w:val="0"/>
           <w:lang w:eastAsia="es-ES"/>
-          <w14:ligatures w14:val="none"/>
+          <ns2:ligatures ns2:val="none"/>
         </w:rPr>
         <w:t xml:space="preserve">, motivo por el cual </w:t>
       </w:r>
@@ -1173,7 +1173,7 @@
           <w:color w:val="000000"/>
           <w:kern w:val="0"/>
           <w:lang w:eastAsia="es-ES"/>
-          <w14:ligatures w14:val="none"/>
+          <ns2:ligatures ns2:val="none"/>
         </w:rPr>
         <w:t>solicitó el otorgamiento de la cobertura</w:t>
       </w:r>
@@ -1183,7 +1183,7 @@
           <w:color w:val="000000"/>
           <w:kern w:val="0"/>
           <w:lang w:eastAsia="es-ES"/>
-          <w14:ligatures w14:val="none"/>
+          <ns2:ligatures ns2:val="none"/>
         </w:rPr>
         <w:t xml:space="preserve"> el Seguro Vehicular Plan Estándar a Rímac. </w:t>
       </w:r>
@@ -1193,7 +1193,7 @@
           <w:color w:val="000000"/>
           <w:kern w:val="0"/>
           <w:lang w:eastAsia="es-ES"/>
-          <w14:ligatures w14:val="none"/>
+          <ns2:ligatures ns2:val="none"/>
         </w:rPr>
         <w:t>Luego, la compañía aseguradora</w:t>
       </w:r>
@@ -1203,7 +1203,7 @@
           <w:color w:val="000000"/>
           <w:kern w:val="0"/>
           <w:lang w:eastAsia="es-ES"/>
-          <w14:ligatures w14:val="none"/>
+          <ns2:ligatures ns2:val="none"/>
         </w:rPr>
         <w:t xml:space="preserve"> dispuso el traslado del </w:t>
       </w:r>
@@ -1213,7 +1213,7 @@
           <w:color w:val="000000"/>
           <w:kern w:val="0"/>
           <w:lang w:eastAsia="es-ES"/>
-          <w14:ligatures w14:val="none"/>
+          <ns2:ligatures ns2:val="none"/>
         </w:rPr>
         <w:t xml:space="preserve">vehículo asegurado </w:t>
       </w:r>
@@ -1223,7 +1223,7 @@
           <w:color w:val="000000"/>
           <w:kern w:val="0"/>
           <w:lang w:eastAsia="es-ES"/>
-          <w14:ligatures w14:val="none"/>
+          <ns2:ligatures ns2:val="none"/>
         </w:rPr>
         <w:t xml:space="preserve">mediante grúa hacia </w:t>
       </w:r>
@@ -1233,7 +1233,7 @@
           <w:color w:val="000000"/>
           <w:kern w:val="0"/>
           <w:lang w:eastAsia="es-ES"/>
-          <w14:ligatures w14:val="none"/>
+          <ns2:ligatures ns2:val="none"/>
         </w:rPr>
         <w:t>un</w:t>
       </w:r>
@@ -1243,12 +1243,12 @@
           <w:color w:val="000000"/>
           <w:kern w:val="0"/>
           <w:lang w:eastAsia="es-ES"/>
-          <w14:ligatures w14:val="none"/>
+          <ns2:ligatures ns2:val="none"/>
         </w:rPr>
         <w:t xml:space="preserve"> taller.</w:t>
       </w:r>
     </w:p>
-    <w:p>
+    <w:p ns2:paraId="4CC83E55" ns2:textId="77777777">
       <w:pPr>
         <w:pStyle w:val="Prrafodelista"/>
         <w:spacing w:after="0" w:line="240" w:lineRule="auto"/>
@@ -1259,11 +1259,11 @@
           <w:color w:val="000000"/>
           <w:kern w:val="0"/>
           <w:lang w:eastAsia="es-ES"/>
-          <w14:ligatures w14:val="none"/>
-        </w:rPr>
-      </w:pPr>
-    </w:p>
-    <w:p>
+          <ns2:ligatures ns2:val="none"/>
+        </w:rPr>
+      </w:pPr>
+    </w:p>
+    <w:p ns2:paraId="6554DA09" ns2:textId="483019AF">
       <w:pPr>
         <w:pStyle w:val="Prrafodelista"/>
         <w:numPr>
@@ -1281,16 +1281,16 @@
           <w:color w:val="000000"/>
           <w:kern w:val="0"/>
           <w:lang w:eastAsia="es-ES"/>
-          <w14:ligatures w14:val="none"/>
-        </w:rPr>
-      </w:pPr>
-      <w:r>
-        <w:rPr>
-          <w:rFonts w:ascii="Arial Narrow" w:eastAsia="Times New Roman" w:hAnsi="Arial Narrow" w:cs="Arial"/>
-          <w:color w:val="000000"/>
-          <w:kern w:val="0"/>
-          <w:lang w:eastAsia="es-ES"/>
-          <w14:ligatures w14:val="none"/>
+          <ns2:ligatures ns2:val="none"/>
+        </w:rPr>
+      </w:pPr>
+      <w:r>
+        <w:rPr>
+          <w:rFonts w:ascii="Arial Narrow" w:eastAsia="Times New Roman" w:hAnsi="Arial Narrow" w:cs="Arial"/>
+          <w:color w:val="000000"/>
+          <w:kern w:val="0"/>
+          <w:lang w:eastAsia="es-ES"/>
+          <ns2:ligatures ns2:val="none"/>
         </w:rPr>
         <w:t>El 18 de octubre de 2023, acudió a una oficina del Banco para reclamar la falta de entrega de la póliza correspondiente al Seguro Vehicular Plan Estándar, indicando que hasta dicha fecha únicamente contaba con la “Cotización Seguro Vehicular 09604000221231”.</w:t>
       </w:r>
@@ -1300,7 +1300,7 @@
           <w:color w:val="000000"/>
           <w:kern w:val="0"/>
           <w:lang w:eastAsia="es-ES"/>
-          <w14:ligatures w14:val="none"/>
+          <ns2:ligatures ns2:val="none"/>
         </w:rPr>
         <w:t xml:space="preserve"> Ante ello</w:t>
       </w:r>
@@ -1310,12 +1310,12 @@
           <w:color w:val="000000"/>
           <w:kern w:val="0"/>
           <w:lang w:eastAsia="es-ES"/>
-          <w14:ligatures w14:val="none"/>
+          <ns2:ligatures ns2:val="none"/>
         </w:rPr>
         <w:t>, el Banco le entregó físicamente el documento denominado “Solicitud/Certificado Seguro Vehicular Plan Estándar de la Póliza 2001-716888”, conformado por 23 páginas, en cuya última página figuraba una relación de talleres denominada “Red Preferente Multimarca – Centro de Atención Vehicular”.</w:t>
       </w:r>
     </w:p>
-    <w:p>
+    <w:p ns2:paraId="033D6796" ns2:textId="77777777">
       <w:pPr>
         <w:pStyle w:val="Prrafodelista"/>
         <w:spacing w:after="0" w:line="240" w:lineRule="auto"/>
@@ -1326,11 +1326,11 @@
           <w:color w:val="000000"/>
           <w:kern w:val="0"/>
           <w:lang w:eastAsia="es-ES"/>
-          <w14:ligatures w14:val="none"/>
-        </w:rPr>
-      </w:pPr>
-    </w:p>
-    <w:p>
+          <ns2:ligatures ns2:val="none"/>
+        </w:rPr>
+      </w:pPr>
+    </w:p>
+    <w:p ns2:paraId="65BB9093" ns2:textId="184554B9">
       <w:pPr>
         <w:pStyle w:val="Prrafodelista"/>
         <w:numPr>
@@ -1348,16 +1348,16 @@
           <w:color w:val="000000"/>
           <w:kern w:val="0"/>
           <w:lang w:eastAsia="es-ES"/>
-          <w14:ligatures w14:val="none"/>
-        </w:rPr>
-      </w:pPr>
-      <w:r>
-        <w:rPr>
-          <w:rFonts w:ascii="Arial Narrow" w:eastAsia="Times New Roman" w:hAnsi="Arial Narrow" w:cs="Arial"/>
-          <w:color w:val="000000"/>
-          <w:kern w:val="0"/>
-          <w:lang w:eastAsia="es-ES"/>
-          <w14:ligatures w14:val="none"/>
+          <ns2:ligatures ns2:val="none"/>
+        </w:rPr>
+      </w:pPr>
+      <w:r>
+        <w:rPr>
+          <w:rFonts w:ascii="Arial Narrow" w:eastAsia="Times New Roman" w:hAnsi="Arial Narrow" w:cs="Arial"/>
+          <w:color w:val="000000"/>
+          <w:kern w:val="0"/>
+          <w:lang w:eastAsia="es-ES"/>
+          <ns2:ligatures ns2:val="none"/>
         </w:rPr>
         <w:t>Al no estar de acuerdo con la limitada lista de talleres que no le fue informado en la contratación del Seguro Vehicular Plan Estándar</w:t>
       </w:r>
@@ -1367,7 +1367,7 @@
           <w:color w:val="000000"/>
           <w:kern w:val="0"/>
           <w:lang w:eastAsia="es-ES"/>
-          <w14:ligatures w14:val="none"/>
+          <ns2:ligatures ns2:val="none"/>
         </w:rPr>
         <w:t xml:space="preserve">, </w:t>
       </w:r>
@@ -1377,7 +1377,7 @@
           <w:color w:val="000000"/>
           <w:kern w:val="0"/>
           <w:lang w:eastAsia="es-ES"/>
-          <w14:ligatures w14:val="none"/>
+          <ns2:ligatures ns2:val="none"/>
         </w:rPr>
         <w:t xml:space="preserve">ese mismo día </w:t>
       </w:r>
@@ -1387,7 +1387,7 @@
           <w:color w:val="000000"/>
           <w:kern w:val="0"/>
           <w:lang w:eastAsia="es-ES"/>
-          <w14:ligatures w14:val="none"/>
+          <ns2:ligatures ns2:val="none"/>
         </w:rPr>
         <w:t xml:space="preserve">presentó </w:t>
       </w:r>
@@ -1397,7 +1397,7 @@
           <w:color w:val="000000"/>
           <w:kern w:val="0"/>
           <w:lang w:eastAsia="es-ES"/>
-          <w14:ligatures w14:val="none"/>
+          <ns2:ligatures ns2:val="none"/>
         </w:rPr>
         <w:t xml:space="preserve">al Banco </w:t>
       </w:r>
@@ -1407,7 +1407,7 @@
           <w:color w:val="000000"/>
           <w:kern w:val="0"/>
           <w:lang w:eastAsia="es-ES"/>
-          <w14:ligatures w14:val="none"/>
+          <ns2:ligatures ns2:val="none"/>
         </w:rPr>
         <w:t xml:space="preserve">el Reclamo 18102300796 mediante banca telefónica, solicitando la cobertura del importe de </w:t>
       </w:r>
@@ -1417,7 +1417,7 @@
           <w:color w:val="000000"/>
           <w:kern w:val="0"/>
           <w:lang w:eastAsia="es-ES"/>
-          <w14:ligatures w14:val="none"/>
+          <ns2:ligatures ns2:val="none"/>
         </w:rPr>
         <w:lastRenderedPageBreak/>
         <w:t>US$ 500,00 correspondiente a la elaboración del presupuesto</w:t>
@@ -1428,7 +1428,7 @@
           <w:color w:val="000000"/>
           <w:kern w:val="0"/>
           <w:lang w:eastAsia="es-ES"/>
-          <w14:ligatures w14:val="none"/>
+          <ns2:ligatures ns2:val="none"/>
         </w:rPr>
         <w:t xml:space="preserve"> de reparación del vehículo asegurado</w:t>
       </w:r>
@@ -1438,7 +1438,7 @@
           <w:color w:val="000000"/>
           <w:kern w:val="0"/>
           <w:lang w:eastAsia="es-ES"/>
-          <w14:ligatures w14:val="none"/>
+          <ns2:ligatures ns2:val="none"/>
         </w:rPr>
         <w:t xml:space="preserve"> y manifestando su disconformidad con las condiciones del Seguro Vehicular Plan Estándar</w:t>
       </w:r>
@@ -1448,7 +1448,7 @@
           <w:color w:val="000000"/>
           <w:kern w:val="0"/>
           <w:lang w:eastAsia="es-ES"/>
-          <w14:ligatures w14:val="none"/>
+          <ns2:ligatures ns2:val="none"/>
         </w:rPr>
         <w:t>.</w:t>
       </w:r>
@@ -1458,12 +1458,12 @@
           <w:color w:val="000000"/>
           <w:kern w:val="0"/>
           <w:lang w:eastAsia="es-ES"/>
-          <w14:ligatures w14:val="none"/>
+          <ns2:ligatures ns2:val="none"/>
         </w:rPr>
         <w:t xml:space="preserve"> </w:t>
       </w:r>
     </w:p>
-    <w:p>
+    <w:p ns2:paraId="67A64240" ns2:textId="77777777">
       <w:pPr>
         <w:pStyle w:val="Prrafodelista"/>
         <w:spacing w:after="0" w:line="240" w:lineRule="auto"/>
@@ -1474,11 +1474,11 @@
           <w:color w:val="000000"/>
           <w:kern w:val="0"/>
           <w:lang w:eastAsia="es-ES"/>
-          <w14:ligatures w14:val="none"/>
-        </w:rPr>
-      </w:pPr>
-    </w:p>
-    <w:p>
+          <ns2:ligatures ns2:val="none"/>
+        </w:rPr>
+      </w:pPr>
+    </w:p>
+    <w:p ns2:paraId="5C1ABC59" ns2:textId="55A95C43">
       <w:pPr>
         <w:pStyle w:val="Prrafodelista"/>
         <w:numPr>
@@ -1496,16 +1496,16 @@
           <w:color w:val="000000"/>
           <w:kern w:val="0"/>
           <w:lang w:eastAsia="es-ES"/>
-          <w14:ligatures w14:val="none"/>
-        </w:rPr>
-      </w:pPr>
-      <w:r>
-        <w:rPr>
-          <w:rFonts w:ascii="Arial Narrow" w:eastAsia="Times New Roman" w:hAnsi="Arial Narrow" w:cs="Arial"/>
-          <w:color w:val="000000"/>
-          <w:kern w:val="0"/>
-          <w:lang w:eastAsia="es-ES"/>
-          <w14:ligatures w14:val="none"/>
+          <ns2:ligatures ns2:val="none"/>
+        </w:rPr>
+      </w:pPr>
+      <w:r>
+        <w:rPr>
+          <w:rFonts w:ascii="Arial Narrow" w:eastAsia="Times New Roman" w:hAnsi="Arial Narrow" w:cs="Arial"/>
+          <w:color w:val="000000"/>
+          <w:kern w:val="0"/>
+          <w:lang w:eastAsia="es-ES"/>
+          <ns2:ligatures ns2:val="none"/>
         </w:rPr>
         <w:t xml:space="preserve">El 27 de octubre de 2023, recibió mediante correo electrónico una carta remitida por el Banco BBVA, mediante la cual se le indicó que el Seguro Vehicular Plan Estándar únicamente brindaba atención en talleres afiliados a una red determinada y que debía ingresar el </w:t>
       </w:r>
@@ -1515,7 +1515,7 @@
           <w:color w:val="000000"/>
           <w:kern w:val="0"/>
           <w:lang w:eastAsia="es-ES"/>
-          <w14:ligatures w14:val="none"/>
+          <ns2:ligatures ns2:val="none"/>
         </w:rPr>
         <w:t xml:space="preserve">vehículo asegurado </w:t>
       </w:r>
@@ -1525,7 +1525,7 @@
           <w:color w:val="000000"/>
           <w:kern w:val="0"/>
           <w:lang w:eastAsia="es-ES"/>
-          <w14:ligatures w14:val="none"/>
+          <ns2:ligatures ns2:val="none"/>
         </w:rPr>
         <w:t>a uno de los talleres autorizados conforme al plan contratado.</w:t>
       </w:r>
@@ -1535,7 +1535,7 @@
           <w:color w:val="000000"/>
           <w:kern w:val="0"/>
           <w:lang w:eastAsia="es-ES"/>
-          <w14:ligatures w14:val="none"/>
+          <ns2:ligatures ns2:val="none"/>
         </w:rPr>
         <w:t xml:space="preserve"> </w:t>
       </w:r>
@@ -1545,7 +1545,7 @@
           <w:color w:val="000000"/>
           <w:kern w:val="0"/>
           <w:lang w:eastAsia="es-ES"/>
-          <w14:ligatures w14:val="none"/>
+          <ns2:ligatures ns2:val="none"/>
         </w:rPr>
         <w:t>Asimismo,</w:t>
       </w:r>
@@ -1555,7 +1555,7 @@
           <w:color w:val="000000"/>
           <w:kern w:val="0"/>
           <w:lang w:eastAsia="es-ES"/>
-          <w14:ligatures w14:val="none"/>
+          <ns2:ligatures ns2:val="none"/>
         </w:rPr>
         <w:t xml:space="preserve"> en dicho correo, compañía aseguradora </w:t>
       </w:r>
@@ -1565,7 +1565,7 @@
           <w:color w:val="000000"/>
           <w:kern w:val="0"/>
           <w:lang w:eastAsia="es-ES"/>
-          <w14:ligatures w14:val="none"/>
+          <ns2:ligatures ns2:val="none"/>
         </w:rPr>
         <w:t xml:space="preserve">adjuntó un documento contractual correspondiente a una “Póliza Plan Besito”, </w:t>
       </w:r>
@@ -1575,7 +1575,7 @@
           <w:color w:val="000000"/>
           <w:kern w:val="0"/>
           <w:lang w:eastAsia="es-ES"/>
-          <w14:ligatures w14:val="none"/>
+          <ns2:ligatures ns2:val="none"/>
         </w:rPr>
         <w:t>el cual no</w:t>
       </w:r>
@@ -1585,7 +1585,7 @@
           <w:color w:val="000000"/>
           <w:kern w:val="0"/>
           <w:lang w:eastAsia="es-ES"/>
-          <w14:ligatures w14:val="none"/>
+          <ns2:ligatures ns2:val="none"/>
         </w:rPr>
         <w:t xml:space="preserve"> le fue ofertado ni contratado durante el proceso de adquisición del </w:t>
       </w:r>
@@ -1595,7 +1595,7 @@
           <w:color w:val="000000"/>
           <w:kern w:val="0"/>
           <w:lang w:eastAsia="es-ES"/>
-          <w14:ligatures w14:val="none"/>
+          <ns2:ligatures ns2:val="none"/>
         </w:rPr>
         <w:t>Seguro Vehicular Plan Estándar</w:t>
       </w:r>
@@ -1605,7 +1605,7 @@
           <w:color w:val="000000"/>
           <w:kern w:val="0"/>
           <w:lang w:eastAsia="es-ES"/>
-          <w14:ligatures w14:val="none"/>
+          <ns2:ligatures ns2:val="none"/>
         </w:rPr>
         <w:t>.</w:t>
       </w:r>
@@ -1615,12 +1615,12 @@
           <w:color w:val="000000"/>
           <w:kern w:val="0"/>
           <w:lang w:eastAsia="es-ES"/>
-          <w14:ligatures w14:val="none"/>
+          <ns2:ligatures ns2:val="none"/>
         </w:rPr>
         <w:t xml:space="preserve"> </w:t>
       </w:r>
     </w:p>
-    <w:p>
+    <w:p ns2:paraId="45F1B6B1" ns2:textId="77777777">
       <w:pPr>
         <w:pStyle w:val="Prrafodelista"/>
         <w:rPr>
@@ -1628,11 +1628,11 @@
           <w:color w:val="000000"/>
           <w:kern w:val="0"/>
           <w:lang w:eastAsia="es-ES"/>
-          <w14:ligatures w14:val="none"/>
-        </w:rPr>
-      </w:pPr>
-    </w:p>
-    <w:p>
+          <ns2:ligatures ns2:val="none"/>
+        </w:rPr>
+      </w:pPr>
+    </w:p>
+    <w:p ns2:paraId="691AD888" ns2:textId="55203378">
       <w:pPr>
         <w:pStyle w:val="Prrafodelista"/>
         <w:numPr>
@@ -1650,16 +1650,16 @@
           <w:color w:val="000000"/>
           <w:kern w:val="0"/>
           <w:lang w:eastAsia="es-ES"/>
-          <w14:ligatures w14:val="none"/>
-        </w:rPr>
-      </w:pPr>
-      <w:r>
-        <w:rPr>
-          <w:rFonts w:ascii="Arial Narrow" w:eastAsia="Times New Roman" w:hAnsi="Arial Narrow" w:cs="Arial"/>
-          <w:color w:val="000000"/>
-          <w:kern w:val="0"/>
-          <w:lang w:eastAsia="es-ES"/>
-          <w14:ligatures w14:val="none"/>
+          <ns2:ligatures ns2:val="none"/>
+        </w:rPr>
+      </w:pPr>
+      <w:r>
+        <w:rPr>
+          <w:rFonts w:ascii="Arial Narrow" w:eastAsia="Times New Roman" w:hAnsi="Arial Narrow" w:cs="Arial"/>
+          <w:color w:val="000000"/>
+          <w:kern w:val="0"/>
+          <w:lang w:eastAsia="es-ES"/>
+          <ns2:ligatures ns2:val="none"/>
         </w:rPr>
         <w:t xml:space="preserve">Tanto la entrega del Seguro Vehicular Plan </w:t>
       </w:r>
@@ -1669,7 +1669,7 @@
           <w:color w:val="000000"/>
           <w:kern w:val="0"/>
           <w:lang w:eastAsia="es-ES"/>
-          <w14:ligatures w14:val="none"/>
+          <ns2:ligatures ns2:val="none"/>
         </w:rPr>
         <w:t>Estándar,</w:t>
       </w:r>
@@ -1679,7 +1679,7 @@
           <w:color w:val="000000"/>
           <w:kern w:val="0"/>
           <w:lang w:eastAsia="es-ES"/>
-          <w14:ligatures w14:val="none"/>
+          <ns2:ligatures ns2:val="none"/>
         </w:rPr>
         <w:t xml:space="preserve"> así como la notificación del documento “Póliza Plan Besito”, fueron realizadas cuatro (4) meses después de la contratación, dicha falta de notificación de mi contrato </w:t>
       </w:r>
@@ -1689,25 +1689,25 @@
           <w:color w:val="000000"/>
           <w:kern w:val="0"/>
           <w:lang w:eastAsia="es-ES"/>
-          <w14:ligatures w14:val="none"/>
+          <ns2:ligatures ns2:val="none"/>
         </w:rPr>
         <w:t xml:space="preserve">del Seguro Vehicular Plan Estándar le impidió ejercer oportunamente el derecho de arrepentimiento de contratar el Seguro Vehicular Plan Estándar. </w:t>
       </w:r>
     </w:p>
-    <w:p>
-      <w:pPr>
-        <w:spacing w:after="0" w:line="240" w:lineRule="auto"/>
-        <w:jc w:val="both"/>
-        <w:rPr>
-          <w:rFonts w:ascii="Arial Narrow" w:eastAsia="Times New Roman" w:hAnsi="Arial Narrow" w:cs="Arial"/>
-          <w:color w:val="000000"/>
-          <w:kern w:val="0"/>
-          <w:lang w:eastAsia="es-ES"/>
-          <w14:ligatures w14:val="none"/>
-        </w:rPr>
-      </w:pPr>
-    </w:p>
-    <w:p>
+    <w:p ns2:paraId="499B26D8" ns2:textId="77777777">
+      <w:pPr>
+        <w:spacing w:after="0" w:line="240" w:lineRule="auto"/>
+        <w:jc w:val="both"/>
+        <w:rPr>
+          <w:rFonts w:ascii="Arial Narrow" w:eastAsia="Times New Roman" w:hAnsi="Arial Narrow" w:cs="Arial"/>
+          <w:color w:val="000000"/>
+          <w:kern w:val="0"/>
+          <w:lang w:eastAsia="es-ES"/>
+          <ns2:ligatures ns2:val="none"/>
+        </w:rPr>
+      </w:pPr>
+    </w:p>
+    <w:p ns2:paraId="602DF5D2" ns2:textId="61B85840">
       <w:pPr>
         <w:pStyle w:val="Prrafodelista"/>
         <w:numPr>
@@ -1725,16 +1725,16 @@
           <w:color w:val="000000"/>
           <w:kern w:val="0"/>
           <w:lang w:eastAsia="es-ES"/>
-          <w14:ligatures w14:val="none"/>
-        </w:rPr>
-      </w:pPr>
-      <w:r>
-        <w:rPr>
-          <w:rFonts w:ascii="Arial Narrow" w:eastAsia="Times New Roman" w:hAnsi="Arial Narrow" w:cs="Arial"/>
-          <w:color w:val="000000"/>
-          <w:kern w:val="0"/>
-          <w:lang w:eastAsia="es-ES"/>
-          <w14:ligatures w14:val="none"/>
+          <ns2:ligatures ns2:val="none"/>
+        </w:rPr>
+      </w:pPr>
+      <w:r>
+        <w:rPr>
+          <w:rFonts w:ascii="Arial Narrow" w:eastAsia="Times New Roman" w:hAnsi="Arial Narrow" w:cs="Arial"/>
+          <w:color w:val="000000"/>
+          <w:kern w:val="0"/>
+          <w:lang w:eastAsia="es-ES"/>
+          <ns2:ligatures ns2:val="none"/>
         </w:rPr>
         <w:t xml:space="preserve">El 30 de octubre de 2023, ingresó el </w:t>
       </w:r>
@@ -1744,7 +1744,7 @@
           <w:color w:val="000000"/>
           <w:kern w:val="0"/>
           <w:lang w:eastAsia="es-ES"/>
-          <w14:ligatures w14:val="none"/>
+          <ns2:ligatures ns2:val="none"/>
         </w:rPr>
         <w:t xml:space="preserve">vehículo asegurado </w:t>
       </w:r>
@@ -1754,7 +1754,7 @@
           <w:color w:val="000000"/>
           <w:kern w:val="0"/>
           <w:lang w:eastAsia="es-ES"/>
-          <w14:ligatures w14:val="none"/>
+          <ns2:ligatures ns2:val="none"/>
         </w:rPr>
         <w:t xml:space="preserve">al taller </w:t>
       </w:r>
@@ -1764,7 +1764,7 @@
           <w:color w:val="000000"/>
           <w:kern w:val="0"/>
           <w:lang w:eastAsia="es-ES"/>
-          <w14:ligatures w14:val="none"/>
+          <ns2:ligatures ns2:val="none"/>
         </w:rPr>
         <w:t xml:space="preserve">Germania Automotriz S.A.C. (en adelante, Germania Automotriz) </w:t>
       </w:r>
@@ -1774,7 +1774,7 @@
           <w:color w:val="000000"/>
           <w:kern w:val="0"/>
           <w:lang w:eastAsia="es-ES"/>
-          <w14:ligatures w14:val="none"/>
+          <ns2:ligatures ns2:val="none"/>
         </w:rPr>
         <w:t>para la ejecución de las reparaciones derivadas del siniestro ocurrido el 8 de setiembre de 2023</w:t>
       </w:r>
@@ -1784,12 +1784,12 @@
           <w:color w:val="000000"/>
           <w:kern w:val="0"/>
           <w:lang w:eastAsia="es-ES"/>
-          <w14:ligatures w14:val="none"/>
+          <ns2:ligatures ns2:val="none"/>
         </w:rPr>
         <w:t>, al encontrarse este comprendido dentro de la red de talleres afiliados al Seguro Vehicular Plan Estándar.</w:t>
       </w:r>
     </w:p>
-    <w:p>
+    <w:p ns2:paraId="5E3C72D2" ns2:textId="77777777">
       <w:pPr>
         <w:pStyle w:val="Prrafodelista"/>
         <w:spacing w:after="0" w:line="240" w:lineRule="auto"/>
@@ -1800,11 +1800,11 @@
           <w:color w:val="000000"/>
           <w:kern w:val="0"/>
           <w:lang w:eastAsia="es-ES"/>
-          <w14:ligatures w14:val="none"/>
-        </w:rPr>
-      </w:pPr>
-    </w:p>
-    <w:p>
+          <ns2:ligatures ns2:val="none"/>
+        </w:rPr>
+      </w:pPr>
+    </w:p>
+    <w:p ns2:paraId="500DD3F4" ns2:textId="5E575F06">
       <w:pPr>
         <w:pStyle w:val="Prrafodelista"/>
         <w:numPr>
@@ -1822,16 +1822,16 @@
           <w:color w:val="000000"/>
           <w:kern w:val="0"/>
           <w:lang w:eastAsia="es-ES"/>
-          <w14:ligatures w14:val="none"/>
-        </w:rPr>
-      </w:pPr>
-      <w:r>
-        <w:rPr>
-          <w:rFonts w:ascii="Arial Narrow" w:eastAsia="Times New Roman" w:hAnsi="Arial Narrow" w:cs="Arial"/>
-          <w:color w:val="000000"/>
-          <w:kern w:val="0"/>
-          <w:lang w:eastAsia="es-ES"/>
-          <w14:ligatures w14:val="none"/>
+          <ns2:ligatures ns2:val="none"/>
+        </w:rPr>
+      </w:pPr>
+      <w:r>
+        <w:rPr>
+          <w:rFonts w:ascii="Arial Narrow" w:eastAsia="Times New Roman" w:hAnsi="Arial Narrow" w:cs="Arial"/>
+          <w:color w:val="000000"/>
+          <w:kern w:val="0"/>
+          <w:lang w:eastAsia="es-ES"/>
+          <ns2:ligatures ns2:val="none"/>
         </w:rPr>
         <w:t>El 12 de junio de 2024, el Banco</w:t>
       </w:r>
@@ -1841,7 +1841,7 @@
           <w:color w:val="000000"/>
           <w:kern w:val="0"/>
           <w:lang w:eastAsia="es-ES"/>
-          <w14:ligatures w14:val="none"/>
+          <ns2:ligatures ns2:val="none"/>
         </w:rPr>
         <w:t>, sin su consentimiento,</w:t>
       </w:r>
@@ -1851,7 +1851,7 @@
           <w:color w:val="000000"/>
           <w:kern w:val="0"/>
           <w:lang w:eastAsia="es-ES"/>
-          <w14:ligatures w14:val="none"/>
+          <ns2:ligatures ns2:val="none"/>
         </w:rPr>
         <w:t xml:space="preserve"> efectuó débitos en su cuenta de ahorros y gestionó </w:t>
       </w:r>
@@ -1861,7 +1861,7 @@
           <w:color w:val="000000"/>
           <w:kern w:val="0"/>
           <w:lang w:eastAsia="es-ES"/>
-          <w14:ligatures w14:val="none"/>
+          <ns2:ligatures ns2:val="none"/>
         </w:rPr>
         <w:t xml:space="preserve">unilateralmente </w:t>
       </w:r>
@@ -1871,7 +1871,7 @@
           <w:color w:val="000000"/>
           <w:kern w:val="0"/>
           <w:lang w:eastAsia="es-ES"/>
-          <w14:ligatures w14:val="none"/>
+          <ns2:ligatures ns2:val="none"/>
         </w:rPr>
         <w:t xml:space="preserve">la renovación del Seguro Vehicular Plan Estándar mediante la emisión de la Póliza 0011-0960-400****258, pese a que la póliza inicial no contemplaba renovación automática y el vehículo </w:t>
       </w:r>
@@ -1881,7 +1881,7 @@
           <w:color w:val="000000"/>
           <w:kern w:val="0"/>
           <w:lang w:eastAsia="es-ES"/>
-          <w14:ligatures w14:val="none"/>
+          <ns2:ligatures ns2:val="none"/>
         </w:rPr>
         <w:t>asegurado</w:t>
       </w:r>
@@ -1891,12 +1891,12 @@
           <w:color w:val="000000"/>
           <w:kern w:val="0"/>
           <w:lang w:eastAsia="es-ES"/>
-          <w14:ligatures w14:val="none"/>
+          <ns2:ligatures ns2:val="none"/>
         </w:rPr>
         <w:t xml:space="preserve"> permanecía internado en el taller Germania Automotriz por reparaciones.</w:t>
       </w:r>
     </w:p>
-    <w:p>
+    <w:p ns2:paraId="3D892689" ns2:textId="77777777">
       <w:pPr>
         <w:pStyle w:val="Prrafodelista"/>
         <w:spacing w:after="0" w:line="240" w:lineRule="auto"/>
@@ -1907,11 +1907,11 @@
           <w:color w:val="000000"/>
           <w:kern w:val="0"/>
           <w:lang w:eastAsia="es-ES"/>
-          <w14:ligatures w14:val="none"/>
-        </w:rPr>
-      </w:pPr>
-    </w:p>
-    <w:p>
+          <ns2:ligatures ns2:val="none"/>
+        </w:rPr>
+      </w:pPr>
+    </w:p>
+    <w:p ns2:paraId="51982904" ns2:textId="408F8EB8">
       <w:pPr>
         <w:pStyle w:val="Prrafodelista"/>
         <w:numPr>
@@ -1929,16 +1929,16 @@
           <w:color w:val="000000"/>
           <w:kern w:val="0"/>
           <w:lang w:eastAsia="es-ES"/>
-          <w14:ligatures w14:val="none"/>
-        </w:rPr>
-      </w:pPr>
-      <w:r>
-        <w:rPr>
-          <w:rFonts w:ascii="Arial Narrow" w:eastAsia="Times New Roman" w:hAnsi="Arial Narrow" w:cs="Arial"/>
-          <w:color w:val="000000"/>
-          <w:kern w:val="0"/>
-          <w:lang w:eastAsia="es-ES"/>
-          <w14:ligatures w14:val="none"/>
+          <ns2:ligatures ns2:val="none"/>
+        </w:rPr>
+      </w:pPr>
+      <w:r>
+        <w:rPr>
+          <w:rFonts w:ascii="Arial Narrow" w:eastAsia="Times New Roman" w:hAnsi="Arial Narrow" w:cs="Arial"/>
+          <w:color w:val="000000"/>
+          <w:kern w:val="0"/>
+          <w:lang w:eastAsia="es-ES"/>
+          <ns2:ligatures ns2:val="none"/>
         </w:rPr>
         <w:t>Al respecto,</w:t>
       </w:r>
@@ -1948,25 +1948,25 @@
           <w:color w:val="000000"/>
           <w:kern w:val="0"/>
           <w:lang w:eastAsia="es-ES"/>
-          <w14:ligatures w14:val="none"/>
+          <ns2:ligatures ns2:val="none"/>
         </w:rPr>
         <w:t xml:space="preserve"> ni el Banco ni Rímac le comunicaron previamente la emisión de la Póliza 0011-0960-400****258, ni le remitieron documentación contractual, nota de cobertura o comunicación relacionada con dicha renovación.</w:t>
       </w:r>
     </w:p>
-    <w:p>
-      <w:pPr>
-        <w:spacing w:after="0" w:line="240" w:lineRule="auto"/>
-        <w:jc w:val="both"/>
-        <w:rPr>
-          <w:rFonts w:ascii="Arial Narrow" w:eastAsia="Times New Roman" w:hAnsi="Arial Narrow" w:cs="Arial"/>
-          <w:color w:val="000000"/>
-          <w:kern w:val="0"/>
-          <w:lang w:eastAsia="es-ES"/>
-          <w14:ligatures w14:val="none"/>
-        </w:rPr>
-      </w:pPr>
-    </w:p>
-    <w:p>
+    <w:p ns2:paraId="3EB077CE" ns2:textId="77777777">
+      <w:pPr>
+        <w:spacing w:after="0" w:line="240" w:lineRule="auto"/>
+        <w:jc w:val="both"/>
+        <w:rPr>
+          <w:rFonts w:ascii="Arial Narrow" w:eastAsia="Times New Roman" w:hAnsi="Arial Narrow" w:cs="Arial"/>
+          <w:color w:val="000000"/>
+          <w:kern w:val="0"/>
+          <w:lang w:eastAsia="es-ES"/>
+          <ns2:ligatures ns2:val="none"/>
+        </w:rPr>
+      </w:pPr>
+    </w:p>
+    <w:p ns2:paraId="074860E4" ns2:textId="09378675">
       <w:pPr>
         <w:pStyle w:val="Prrafodelista"/>
         <w:numPr>
@@ -1984,16 +1984,16 @@
           <w:color w:val="000000"/>
           <w:kern w:val="0"/>
           <w:lang w:eastAsia="es-ES"/>
-          <w14:ligatures w14:val="none"/>
-        </w:rPr>
-      </w:pPr>
-      <w:r>
-        <w:rPr>
-          <w:rFonts w:ascii="Arial Narrow" w:eastAsia="Times New Roman" w:hAnsi="Arial Narrow" w:cs="Arial"/>
-          <w:color w:val="000000"/>
-          <w:kern w:val="0"/>
-          <w:lang w:eastAsia="es-ES"/>
-          <w14:ligatures w14:val="none"/>
+          <ns2:ligatures ns2:val="none"/>
+        </w:rPr>
+      </w:pPr>
+      <w:r>
+        <w:rPr>
+          <w:rFonts w:ascii="Arial Narrow" w:eastAsia="Times New Roman" w:hAnsi="Arial Narrow" w:cs="Arial"/>
+          <w:color w:val="000000"/>
+          <w:kern w:val="0"/>
+          <w:lang w:eastAsia="es-ES"/>
+          <ns2:ligatures ns2:val="none"/>
         </w:rPr>
         <w:t>El 18 de junio de 2024, acudió al taller Germania Automotriz para recoger el vehículo</w:t>
       </w:r>
@@ -2003,7 +2003,7 @@
           <w:color w:val="000000"/>
           <w:kern w:val="0"/>
           <w:lang w:eastAsia="es-ES"/>
-          <w14:ligatures w14:val="none"/>
+          <ns2:ligatures ns2:val="none"/>
         </w:rPr>
         <w:t xml:space="preserve"> asegurado que le indicaron que ya se encontraba reparado </w:t>
       </w:r>
@@ -2013,7 +2013,7 @@
           <w:color w:val="000000"/>
           <w:kern w:val="0"/>
           <w:lang w:eastAsia="es-ES"/>
-          <w14:ligatures w14:val="none"/>
+          <ns2:ligatures ns2:val="none"/>
         </w:rPr>
         <w:t>y, antes de suscribir la “Constancia de Conformidad ET-000-127367 – Rímac Seguros”, realizó una prueba del vehículo</w:t>
       </w:r>
@@ -2023,7 +2023,7 @@
           <w:color w:val="000000"/>
           <w:kern w:val="0"/>
           <w:lang w:eastAsia="es-ES"/>
-          <w14:ligatures w14:val="none"/>
+          <ns2:ligatures ns2:val="none"/>
         </w:rPr>
         <w:t xml:space="preserve"> asegurado</w:t>
       </w:r>
@@ -2033,7 +2033,7 @@
           <w:color w:val="000000"/>
           <w:kern w:val="0"/>
           <w:lang w:eastAsia="es-ES"/>
-          <w14:ligatures w14:val="none"/>
+          <ns2:ligatures ns2:val="none"/>
         </w:rPr>
         <w:t>, en la que verificó la persistencia de fallas mecánicas, electrónicas, alertas en sensores, fallas en el sistema de seguridad, ruidos anormales y deficiencias en el sistema de aire acondicionado.</w:t>
       </w:r>
@@ -2043,7 +2043,7 @@
           <w:color w:val="000000"/>
           <w:kern w:val="0"/>
           <w:lang w:eastAsia="es-ES"/>
-          <w14:ligatures w14:val="none"/>
+          <ns2:ligatures ns2:val="none"/>
         </w:rPr>
         <w:t xml:space="preserve"> Por ello,</w:t>
       </w:r>
@@ -2053,7 +2053,7 @@
           <w:color w:val="000000"/>
           <w:kern w:val="0"/>
           <w:lang w:eastAsia="es-ES"/>
-          <w14:ligatures w14:val="none"/>
+          <ns2:ligatures ns2:val="none"/>
         </w:rPr>
         <w:t xml:space="preserve"> rechazó suscribir la “Constancia de Conformidad ET-000-127367 – Rímac Seguros” y solicitó la reparación integral del vehículo </w:t>
       </w:r>
@@ -2063,7 +2063,7 @@
           <w:color w:val="000000"/>
           <w:kern w:val="0"/>
           <w:lang w:eastAsia="es-ES"/>
-          <w14:ligatures w14:val="none"/>
+          <ns2:ligatures ns2:val="none"/>
         </w:rPr>
         <w:t>asegurado</w:t>
       </w:r>
@@ -2073,12 +2073,12 @@
           <w:color w:val="000000"/>
           <w:kern w:val="0"/>
           <w:lang w:eastAsia="es-ES"/>
-          <w14:ligatures w14:val="none"/>
+          <ns2:ligatures ns2:val="none"/>
         </w:rPr>
         <w:t xml:space="preserve"> debido a la persistencia de las fallas detectadas.</w:t>
       </w:r>
     </w:p>
-    <w:p>
+    <w:p ns2:paraId="7EB9C7F7" ns2:textId="77777777">
       <w:pPr>
         <w:pStyle w:val="Prrafodelista"/>
         <w:spacing w:after="0" w:line="240" w:lineRule="auto"/>
@@ -2089,11 +2089,11 @@
           <w:color w:val="000000"/>
           <w:kern w:val="0"/>
           <w:lang w:eastAsia="es-ES"/>
-          <w14:ligatures w14:val="none"/>
-        </w:rPr>
-      </w:pPr>
-    </w:p>
-    <w:p>
+          <ns2:ligatures ns2:val="none"/>
+        </w:rPr>
+      </w:pPr>
+    </w:p>
+    <w:p ns2:paraId="38395753" ns2:textId="2195DE91">
       <w:pPr>
         <w:pStyle w:val="Prrafodelista"/>
         <w:numPr>
@@ -2111,16 +2111,16 @@
           <w:color w:val="000000"/>
           <w:kern w:val="0"/>
           <w:lang w:eastAsia="es-ES"/>
-          <w14:ligatures w14:val="none"/>
-        </w:rPr>
-      </w:pPr>
-      <w:r>
-        <w:rPr>
-          <w:rFonts w:ascii="Arial Narrow" w:eastAsia="Times New Roman" w:hAnsi="Arial Narrow" w:cs="Arial"/>
-          <w:color w:val="000000"/>
-          <w:kern w:val="0"/>
-          <w:lang w:eastAsia="es-ES"/>
-          <w14:ligatures w14:val="none"/>
+          <ns2:ligatures ns2:val="none"/>
+        </w:rPr>
+      </w:pPr>
+      <w:r>
+        <w:rPr>
+          <w:rFonts w:ascii="Arial Narrow" w:eastAsia="Times New Roman" w:hAnsi="Arial Narrow" w:cs="Arial"/>
+          <w:color w:val="000000"/>
+          <w:kern w:val="0"/>
+          <w:lang w:eastAsia="es-ES"/>
+          <ns2:ligatures ns2:val="none"/>
         </w:rPr>
         <w:t xml:space="preserve">El 25 de setiembre de 2024, retiró el </w:t>
       </w:r>
@@ -2130,7 +2130,7 @@
           <w:color w:val="000000"/>
           <w:kern w:val="0"/>
           <w:lang w:eastAsia="es-ES"/>
-          <w14:ligatures w14:val="none"/>
+          <ns2:ligatures ns2:val="none"/>
         </w:rPr>
         <w:t xml:space="preserve">vehículo asegurado </w:t>
       </w:r>
@@ -2140,7 +2140,7 @@
           <w:color w:val="000000"/>
           <w:kern w:val="0"/>
           <w:lang w:eastAsia="es-ES"/>
-          <w14:ligatures w14:val="none"/>
+          <ns2:ligatures ns2:val="none"/>
         </w:rPr>
         <w:t>del taller Germania Automotriz, dejando constancia de la persistencia de desperfectos en la “Constancia de Conformidad ET-000-127367”</w:t>
       </w:r>
@@ -2150,7 +2150,7 @@
           <w:color w:val="000000"/>
           <w:kern w:val="0"/>
           <w:lang w:eastAsia="es-ES"/>
-          <w14:ligatures w14:val="none"/>
+          <ns2:ligatures ns2:val="none"/>
         </w:rPr>
         <w:t>, habiendo demorado la reparación del referido vehículo más de once (11) meses</w:t>
       </w:r>
@@ -2160,7 +2160,7 @@
           <w:color w:val="000000"/>
           <w:kern w:val="0"/>
           <w:lang w:eastAsia="es-ES"/>
-          <w14:ligatures w14:val="none"/>
+          <ns2:ligatures ns2:val="none"/>
         </w:rPr>
         <w:t>.</w:t>
       </w:r>
@@ -2170,12 +2170,12 @@
           <w:color w:val="000000"/>
           <w:kern w:val="0"/>
           <w:lang w:eastAsia="es-ES"/>
-          <w14:ligatures w14:val="none"/>
+          <ns2:ligatures ns2:val="none"/>
         </w:rPr>
         <w:t xml:space="preserve"> </w:t>
       </w:r>
     </w:p>
-    <w:p>
+    <w:p ns2:paraId="0AD7EA17" ns2:textId="77777777">
       <w:pPr>
         <w:pStyle w:val="Prrafodelista"/>
         <w:spacing w:after="0" w:line="240" w:lineRule="auto"/>
@@ -2186,11 +2186,11 @@
           <w:color w:val="000000"/>
           <w:kern w:val="0"/>
           <w:lang w:eastAsia="es-ES"/>
-          <w14:ligatures w14:val="none"/>
-        </w:rPr>
-      </w:pPr>
-    </w:p>
-    <w:p>
+          <ns2:ligatures ns2:val="none"/>
+        </w:rPr>
+      </w:pPr>
+    </w:p>
+    <w:p ns2:paraId="3CEA725A" ns2:textId="14FE3510">
       <w:pPr>
         <w:pStyle w:val="Prrafodelista"/>
         <w:numPr>
@@ -2208,16 +2208,16 @@
           <w:color w:val="000000"/>
           <w:kern w:val="0"/>
           <w:lang w:eastAsia="es-ES"/>
-          <w14:ligatures w14:val="none"/>
-        </w:rPr>
-      </w:pPr>
-      <w:r>
-        <w:rPr>
-          <w:rFonts w:ascii="Arial Narrow" w:eastAsia="Times New Roman" w:hAnsi="Arial Narrow" w:cs="Arial"/>
-          <w:color w:val="000000"/>
-          <w:kern w:val="0"/>
-          <w:lang w:eastAsia="es-ES"/>
-          <w14:ligatures w14:val="none"/>
+          <ns2:ligatures ns2:val="none"/>
+        </w:rPr>
+      </w:pPr>
+      <w:r>
+        <w:rPr>
+          <w:rFonts w:ascii="Arial Narrow" w:eastAsia="Times New Roman" w:hAnsi="Arial Narrow" w:cs="Arial"/>
+          <w:color w:val="000000"/>
+          <w:kern w:val="0"/>
+          <w:lang w:eastAsia="es-ES"/>
+          <ns2:ligatures ns2:val="none"/>
         </w:rPr>
         <w:t xml:space="preserve">El 26 de noviembre de 2024, tomó conocimiento de los débitos efectuados en su cuenta de ahorros por el importe total de US$ 1 968,73 correspondientes a la renovación de la Póliza </w:t>
       </w:r>
@@ -2227,7 +2227,7 @@
           <w:color w:val="000000"/>
           <w:kern w:val="0"/>
           <w:lang w:eastAsia="es-ES"/>
-          <w14:ligatures w14:val="none"/>
+          <ns2:ligatures ns2:val="none"/>
         </w:rPr>
         <w:lastRenderedPageBreak/>
         <w:t xml:space="preserve">0011-0960-400****258, motivo por el cual acudió a </w:t>
@@ -2238,7 +2238,7 @@
           <w:color w:val="000000"/>
           <w:kern w:val="0"/>
           <w:lang w:eastAsia="es-ES"/>
-          <w14:ligatures w14:val="none"/>
+          <ns2:ligatures ns2:val="none"/>
         </w:rPr>
         <w:t>al</w:t>
       </w:r>
@@ -2248,7 +2248,7 @@
           <w:color w:val="000000"/>
           <w:kern w:val="0"/>
           <w:lang w:eastAsia="es-ES"/>
-          <w14:ligatures w14:val="none"/>
+          <ns2:ligatures ns2:val="none"/>
         </w:rPr>
         <w:t xml:space="preserve"> Banco para solicitar información sobre dichos cargos.</w:t>
       </w:r>
@@ -2258,7 +2258,7 @@
           <w:color w:val="000000"/>
           <w:kern w:val="0"/>
           <w:lang w:eastAsia="es-ES"/>
-          <w14:ligatures w14:val="none"/>
+          <ns2:ligatures ns2:val="none"/>
         </w:rPr>
         <w:t xml:space="preserve"> Ante ello</w:t>
       </w:r>
@@ -2268,12 +2268,12 @@
           <w:color w:val="000000"/>
           <w:kern w:val="0"/>
           <w:lang w:eastAsia="es-ES"/>
-          <w14:ligatures w14:val="none"/>
+          <ns2:ligatures ns2:val="none"/>
         </w:rPr>
         <w:t>, el Banco procedió a anular la Póliza 0011-0960-400****258 e informó que efectuaría la devolución de los montos debitados.</w:t>
       </w:r>
     </w:p>
-    <w:p>
+    <w:p ns2:paraId="0931A929" ns2:textId="77777777">
       <w:pPr>
         <w:pStyle w:val="Prrafodelista"/>
         <w:spacing w:after="0" w:line="240" w:lineRule="auto"/>
@@ -2284,11 +2284,11 @@
           <w:color w:val="000000"/>
           <w:kern w:val="0"/>
           <w:lang w:eastAsia="es-ES"/>
-          <w14:ligatures w14:val="none"/>
-        </w:rPr>
-      </w:pPr>
-    </w:p>
-    <w:p>
+          <ns2:ligatures ns2:val="none"/>
+        </w:rPr>
+      </w:pPr>
+    </w:p>
+    <w:p ns2:paraId="513341CA" ns2:textId="0460381E">
       <w:pPr>
         <w:pStyle w:val="Prrafodelista"/>
         <w:numPr>
@@ -2306,16 +2306,16 @@
           <w:color w:val="000000"/>
           <w:kern w:val="0"/>
           <w:lang w:eastAsia="es-ES"/>
-          <w14:ligatures w14:val="none"/>
-        </w:rPr>
-      </w:pPr>
-      <w:r>
-        <w:rPr>
-          <w:rFonts w:ascii="Arial Narrow" w:eastAsia="Times New Roman" w:hAnsi="Arial Narrow" w:cs="Arial"/>
-          <w:color w:val="000000"/>
-          <w:kern w:val="0"/>
-          <w:lang w:eastAsia="es-ES"/>
-          <w14:ligatures w14:val="none"/>
+          <ns2:ligatures ns2:val="none"/>
+        </w:rPr>
+      </w:pPr>
+      <w:r>
+        <w:rPr>
+          <w:rFonts w:ascii="Arial Narrow" w:eastAsia="Times New Roman" w:hAnsi="Arial Narrow" w:cs="Arial"/>
+          <w:color w:val="000000"/>
+          <w:kern w:val="0"/>
+          <w:lang w:eastAsia="es-ES"/>
+          <ns2:ligatures ns2:val="none"/>
         </w:rPr>
         <w:t>No obstante,</w:t>
       </w:r>
@@ -2325,12 +2325,12 @@
           <w:color w:val="000000"/>
           <w:kern w:val="0"/>
           <w:lang w:eastAsia="es-ES"/>
-          <w14:ligatures w14:val="none"/>
+          <ns2:ligatures ns2:val="none"/>
         </w:rPr>
         <w:t xml:space="preserve"> recibió únicamente la devolución parcial de US$ 1 070,44 respecto de los débitos efectuados por la renovación de la Póliza 0011-0960-400****258.</w:t>
       </w:r>
     </w:p>
-    <w:p>
+    <w:p ns2:paraId="366FCF8E" ns2:textId="77777777">
       <w:pPr>
         <w:pStyle w:val="Prrafodelista"/>
         <w:spacing w:after="0" w:line="240" w:lineRule="auto"/>
@@ -2341,11 +2341,11 @@
           <w:color w:val="000000"/>
           <w:kern w:val="0"/>
           <w:lang w:eastAsia="es-ES"/>
-          <w14:ligatures w14:val="none"/>
-        </w:rPr>
-      </w:pPr>
-    </w:p>
-    <w:p>
+          <ns2:ligatures ns2:val="none"/>
+        </w:rPr>
+      </w:pPr>
+    </w:p>
+    <w:p ns2:paraId="534C451A" ns2:textId="20E99A8B">
       <w:pPr>
         <w:pStyle w:val="Prrafodelista"/>
         <w:numPr>
@@ -2363,34 +2363,34 @@
           <w:color w:val="000000"/>
           <w:kern w:val="0"/>
           <w:lang w:eastAsia="es-ES"/>
-          <w14:ligatures w14:val="none"/>
-        </w:rPr>
-      </w:pPr>
-      <w:r>
-        <w:rPr>
-          <w:rFonts w:ascii="Arial Narrow" w:eastAsia="Times New Roman" w:hAnsi="Arial Narrow" w:cs="Arial"/>
-          <w:color w:val="000000"/>
-          <w:kern w:val="0"/>
-          <w:lang w:eastAsia="es-ES"/>
-          <w14:ligatures w14:val="none"/>
+          <ns2:ligatures ns2:val="none"/>
+        </w:rPr>
+      </w:pPr>
+      <w:r>
+        <w:rPr>
+          <w:rFonts w:ascii="Arial Narrow" w:eastAsia="Times New Roman" w:hAnsi="Arial Narrow" w:cs="Arial"/>
+          <w:color w:val="000000"/>
+          <w:kern w:val="0"/>
+          <w:lang w:eastAsia="es-ES"/>
+          <ns2:ligatures ns2:val="none"/>
         </w:rPr>
         <w:t>El 22 de enero de 2025, presentó el Reclamo 22012500691 por disconformidad con la renovación de la Póliza 0011-0960-400****258, solicitando la devolución de US$ 898,29 correspondientes al saldo pendiente derivado de los débitos efectuados por la renovación del seguro vehicular.</w:t>
       </w:r>
     </w:p>
-    <w:p>
-      <w:pPr>
-        <w:spacing w:after="0" w:line="240" w:lineRule="auto"/>
-        <w:jc w:val="both"/>
-        <w:rPr>
-          <w:rFonts w:ascii="Arial Narrow" w:eastAsia="Times New Roman" w:hAnsi="Arial Narrow" w:cs="Arial"/>
-          <w:color w:val="000000"/>
-          <w:kern w:val="0"/>
-          <w:lang w:eastAsia="es-ES"/>
-          <w14:ligatures w14:val="none"/>
-        </w:rPr>
-      </w:pPr>
-    </w:p>
-    <w:p>
+    <w:p ns2:paraId="3003D54E" ns2:textId="77777777">
+      <w:pPr>
+        <w:spacing w:after="0" w:line="240" w:lineRule="auto"/>
+        <w:jc w:val="both"/>
+        <w:rPr>
+          <w:rFonts w:ascii="Arial Narrow" w:eastAsia="Times New Roman" w:hAnsi="Arial Narrow" w:cs="Arial"/>
+          <w:color w:val="000000"/>
+          <w:kern w:val="0"/>
+          <w:lang w:eastAsia="es-ES"/>
+          <ns2:ligatures ns2:val="none"/>
+        </w:rPr>
+      </w:pPr>
+    </w:p>
+    <w:p ns2:paraId="1E1AE987" ns2:textId="49222CDB">
       <w:pPr>
         <w:pStyle w:val="Prrafodelista"/>
         <w:numPr>
@@ -2408,21 +2408,21 @@
           <w:color w:val="000000"/>
           <w:kern w:val="0"/>
           <w:lang w:eastAsia="es-ES"/>
-          <w14:ligatures w14:val="none"/>
-        </w:rPr>
-      </w:pPr>
-      <w:r>
-        <w:rPr>
-          <w:rFonts w:ascii="Arial Narrow" w:eastAsia="Times New Roman" w:hAnsi="Arial Narrow" w:cs="Arial"/>
-          <w:color w:val="000000"/>
-          <w:kern w:val="0"/>
-          <w:lang w:eastAsia="es-ES"/>
-          <w14:ligatures w14:val="none"/>
+          <ns2:ligatures ns2:val="none"/>
+        </w:rPr>
+      </w:pPr>
+      <w:r>
+        <w:rPr>
+          <w:rFonts w:ascii="Arial Narrow" w:eastAsia="Times New Roman" w:hAnsi="Arial Narrow" w:cs="Arial"/>
+          <w:color w:val="000000"/>
+          <w:kern w:val="0"/>
+          <w:lang w:eastAsia="es-ES"/>
+          <ns2:ligatures ns2:val="none"/>
         </w:rPr>
         <w:t>El 4 de febrero de 2025, recibió mediante correo electrónico una carta emitida por el Banco, mediante la cual se le informó que la Póliza 0011-0960-400****258 fue anulada el 26 de noviembre de 2024 y que la devolución de US$ 1 070,44 resultaba correcta, indicando además que no correspondía efectuar devolución adicional debido a que el seguro se mantuvo vigente durante el periodo comprendido hasta su anulación.</w:t>
       </w:r>
     </w:p>
-    <w:p>
+    <w:p ns2:paraId="097DB1DE" ns2:textId="77777777">
       <w:pPr>
         <w:pStyle w:val="Prrafodelista"/>
         <w:spacing w:after="0" w:line="240" w:lineRule="auto"/>
@@ -2433,11 +2433,11 @@
           <w:color w:val="000000"/>
           <w:kern w:val="0"/>
           <w:lang w:eastAsia="es-ES"/>
-          <w14:ligatures w14:val="none"/>
-        </w:rPr>
-      </w:pPr>
-    </w:p>
-    <w:p>
+          <ns2:ligatures ns2:val="none"/>
+        </w:rPr>
+      </w:pPr>
+    </w:p>
+    <w:p ns2:paraId="2FB14F49" ns2:textId="39097934">
       <w:pPr>
         <w:pStyle w:val="Prrafodelista"/>
         <w:numPr>
@@ -2455,16 +2455,16 @@
           <w:color w:val="000000"/>
           <w:kern w:val="0"/>
           <w:lang w:eastAsia="es-ES"/>
-          <w14:ligatures w14:val="none"/>
-        </w:rPr>
-      </w:pPr>
-      <w:r>
-        <w:rPr>
-          <w:rFonts w:ascii="Arial Narrow" w:eastAsia="Times New Roman" w:hAnsi="Arial Narrow" w:cs="Arial"/>
-          <w:color w:val="000000"/>
-          <w:kern w:val="0"/>
-          <w:lang w:eastAsia="es-ES"/>
-          <w14:ligatures w14:val="none"/>
+          <ns2:ligatures ns2:val="none"/>
+        </w:rPr>
+      </w:pPr>
+      <w:r>
+        <w:rPr>
+          <w:rFonts w:ascii="Arial Narrow" w:eastAsia="Times New Roman" w:hAnsi="Arial Narrow" w:cs="Arial"/>
+          <w:color w:val="000000"/>
+          <w:kern w:val="0"/>
+          <w:lang w:eastAsia="es-ES"/>
+          <ns2:ligatures ns2:val="none"/>
         </w:rPr>
         <w:t>Hasta la fecha</w:t>
       </w:r>
@@ -2474,7 +2474,7 @@
           <w:color w:val="000000"/>
           <w:kern w:val="0"/>
           <w:lang w:eastAsia="es-ES"/>
-          <w14:ligatures w14:val="none"/>
+          <ns2:ligatures ns2:val="none"/>
         </w:rPr>
         <w:t xml:space="preserve">, ni el Banco ni Rímac acreditaron haberle remitido válidamente la póliza correspondiente al Seguro Vehicular Plan Estándar ni la </w:t>
       </w:r>
@@ -2484,7 +2484,7 @@
           <w:color w:val="000000"/>
           <w:kern w:val="0"/>
           <w:lang w:eastAsia="es-ES"/>
-          <w14:ligatures w14:val="none"/>
+          <ns2:ligatures ns2:val="none"/>
         </w:rPr>
         <w:t xml:space="preserve">Póliza 0011-0960-400****258 </w:t>
       </w:r>
@@ -2494,12 +2494,12 @@
           <w:color w:val="000000"/>
           <w:kern w:val="0"/>
           <w:lang w:eastAsia="es-ES"/>
-          <w14:ligatures w14:val="none"/>
+          <ns2:ligatures ns2:val="none"/>
         </w:rPr>
         <w:t>emitida con ocasión de la renovación realizada el 12 de junio de 2024.</w:t>
       </w:r>
     </w:p>
-    <w:p>
+    <w:p ns2:paraId="76630485" ns2:textId="77777777">
       <w:pPr>
         <w:tabs>
           <w:tab w:val="left" w:pos="1134"/>
@@ -2511,11 +2511,11 @@
           <w:color w:val="000000"/>
           <w:kern w:val="0"/>
           <w:lang w:eastAsia="es-ES"/>
-          <w14:ligatures w14:val="none"/>
-        </w:rPr>
-      </w:pPr>
-    </w:p>
-    <w:p>
+          <ns2:ligatures ns2:val="none"/>
+        </w:rPr>
+      </w:pPr>
+    </w:p>
+    <w:p ns2:paraId="4FB15987" ns2:textId="532EE721">
       <w:pPr>
         <w:numPr>
           <w:ilvl w:val="1"/>
@@ -2533,7 +2533,7 @@
           <w:color w:val="000000"/>
           <w:kern w:val="0"/>
           <w:lang w:val="es-ES" w:eastAsia="es-ES"/>
-          <w14:ligatures w14:val="none"/>
+          <ns2:ligatures ns2:val="none"/>
         </w:rPr>
       </w:pPr>
       <w:r>
@@ -2542,7 +2542,7 @@
           <w:color w:val="000000"/>
           <w:kern w:val="0"/>
           <w:lang w:val="es-ES" w:eastAsia="es-ES"/>
-          <w14:ligatures w14:val="none"/>
+          <ns2:ligatures ns2:val="none"/>
         </w:rPr>
         <w:t xml:space="preserve">El señor [APELLIDO] solicitó, en calidad de medida correctiva, que los proveedores denunciados cumplan con devolver al denunciante el monto de US$ 898.29 correspondiente al saldo no reintegrado del cobro de las primas del Seguro Vehicular, más los intereses legales, computados desde la fecha de cada débito hasta su restitución efectiva. Asimismo, requirió el reembolso de costos y costas del presente procedimiento.</w:t>
       </w:r>
@@ -2550,7 +2550,7 @@
         <w:rPr>
           <w:rFonts w:ascii="Arial Narrow" w:eastAsia="Calibri" w:hAnsi="Arial Narrow" w:cs="Arial"/>
           <w:kern w:val="0"/>
-          <w14:ligatures w14:val="none"/>
+          <ns2:ligatures ns2:val="none"/>
         </w:rPr>
         <w:t xml:space="preserve"/>
       </w:r>
@@ -2558,7 +2558,7 @@
         <w:rPr>
           <w:rFonts w:ascii="Arial Narrow" w:eastAsia="Calibri" w:hAnsi="Arial Narrow" w:cs="Arial"/>
           <w:kern w:val="0"/>
-          <w14:ligatures w14:val="none"/>
+          <ns2:ligatures ns2:val="none"/>
         </w:rPr>
         <w:t xml:space="preserve"/>
       </w:r>
@@ -2568,7 +2568,7 @@
           <w:color w:val="000000"/>
           <w:kern w:val="0"/>
           <w:lang w:val="es-ES" w:eastAsia="es-ES"/>
-          <w14:ligatures w14:val="none"/>
+          <ns2:ligatures ns2:val="none"/>
         </w:rPr>
         <w:t xml:space="preserve"/>
       </w:r>
@@ -2579,7 +2579,7 @@
           <w:color w:val="000000"/>
           <w:kern w:val="0"/>
           <w:lang w:val="es-ES" w:eastAsia="es-ES"/>
-          <w14:ligatures w14:val="none"/>
+          <ns2:ligatures ns2:val="none"/>
         </w:rPr>
         <w:t/>
       </w:r>
@@ -2589,7 +2589,7 @@
           <w:color w:val="000000"/>
           <w:kern w:val="0"/>
           <w:lang w:val="es-ES" w:eastAsia="es-ES"/>
-          <w14:ligatures w14:val="none"/>
+          <ns2:ligatures ns2:val="none"/>
         </w:rPr>
         <w:t xml:space="preserve"/>
       </w:r>
@@ -2599,7 +2599,7 @@
           <w:color w:val="000000"/>
           <w:kern w:val="0"/>
           <w:lang w:val="es-ES" w:eastAsia="es-ES"/>
-          <w14:ligatures w14:val="none"/>
+          <ns2:ligatures ns2:val="none"/>
         </w:rPr>
         <w:t/>
       </w:r>
@@ -2609,13 +2609,13 @@
           <w:color w:val="000000"/>
           <w:kern w:val="0"/>
           <w:lang w:val="es-ES" w:eastAsia="es-ES"/>
-          <w14:ligatures w14:val="none"/>
+          <ns2:ligatures ns2:val="none"/>
         </w:rPr>
         <w:t xml:space="preserve"/>
       </w:r>
     </w:p>
     <w:bookmarkEnd w:id="1"/>
-    <w:p>
+    <w:p ns2:paraId="61C46995" ns2:textId="77777777">
       <w:pPr>
         <w:spacing w:after="0" w:line="240" w:lineRule="auto"/>
         <w:contextualSpacing/>
@@ -2626,11 +2626,11 @@
           <w:color w:val="000000"/>
           <w:kern w:val="0"/>
           <w:lang w:eastAsia="es-PE"/>
-          <w14:ligatures w14:val="none"/>
-        </w:rPr>
-      </w:pPr>
-    </w:p>
-    <w:p>
+          <ns2:ligatures ns2:val="none"/>
+        </w:rPr>
+      </w:pPr>
+    </w:p>
+    <w:p ns2:paraId="4713554A" ns2:textId="77777777">
       <w:pPr>
         <w:pStyle w:val="Prrafodelista"/>
         <w:numPr>
@@ -2650,22 +2650,22 @@
           <w:color w:val="000000"/>
           <w:kern w:val="0"/>
           <w:lang w:eastAsia="es-PE"/>
-          <w14:ligatures w14:val="none"/>
-        </w:rPr>
-      </w:pPr>
-      <w:r>
-        <w:rPr>
-          <w:rFonts w:ascii="Arial Narrow" w:eastAsia="Arial Narrow" w:hAnsi="Arial Narrow" w:cs="Arial Narrow"/>
-          <w:b/>
-          <w:color w:val="000000"/>
-          <w:kern w:val="0"/>
-          <w:lang w:eastAsia="es-PE"/>
-          <w14:ligatures w14:val="none"/>
+          <ns2:ligatures ns2:val="none"/>
+        </w:rPr>
+      </w:pPr>
+      <w:r>
+        <w:rPr>
+          <w:rFonts w:ascii="Arial Narrow" w:eastAsia="Arial Narrow" w:hAnsi="Arial Narrow" w:cs="Arial Narrow"/>
+          <w:b/>
+          <w:color w:val="000000"/>
+          <w:kern w:val="0"/>
+          <w:lang w:eastAsia="es-PE"/>
+          <ns2:ligatures ns2:val="none"/>
         </w:rPr>
         <w:t>DE LA ADMISIÓN A TRÁMITE DE LA DENUNCIA</w:t>
       </w:r>
     </w:p>
-    <w:p>
+    <w:p ns2:paraId="4BBBE1C2" ns2:textId="77777777">
       <w:pPr>
         <w:spacing w:after="0" w:line="240" w:lineRule="auto"/>
         <w:ind w:left="567"/>
@@ -2677,11 +2677,11 @@
           <w:color w:val="000000"/>
           <w:kern w:val="0"/>
           <w:lang w:eastAsia="es-PE"/>
-          <w14:ligatures w14:val="none"/>
-        </w:rPr>
-      </w:pPr>
-    </w:p>
-    <w:p>
+          <ns2:ligatures ns2:val="none"/>
+        </w:rPr>
+      </w:pPr>
+    </w:p>
+    <w:p ns2:paraId="749C69A0" ns2:textId="308CD78D">
       <w:pPr>
         <w:pStyle w:val="Prrafodelista"/>
         <w:numPr>
@@ -2694,7 +2694,7 @@
         <w:rPr>
           <w:rFonts w:ascii="Arial Narrow" w:eastAsia="Arial Narrow" w:hAnsi="Arial Narrow" w:cs="Arial Narrow"/>
           <w:kern w:val="0"/>
-          <w14:ligatures w14:val="none"/>
+          <ns2:ligatures ns2:val="none"/>
         </w:rPr>
       </w:pPr>
       <w:bookmarkStart w:id="2" w:name="_Hlk140755208"/>
@@ -2706,7 +2706,7 @@
           <w:color w:val="000000"/>
           <w:kern w:val="0"/>
           <w:lang w:eastAsia="es-PE"/>
-          <w14:ligatures w14:val="none"/>
+          <ns2:ligatures ns2:val="none"/>
         </w:rPr>
         <w:t xml:space="preserve">La Secretaría </w:t>
       </w:r>
@@ -2719,7 +2719,7 @@
           <w:color w:val="000000"/>
           <w:kern w:val="0"/>
           <w:lang w:eastAsia="es-PE"/>
-          <w14:ligatures w14:val="none"/>
+          <ns2:ligatures ns2:val="none"/>
         </w:rPr>
         <w:t>Técnica de la Comisión de Protección al Consumidor 1 (en adelante, la Secretaría Técnica), en ejercicio de sus facultades</w:t>
       </w:r>
@@ -2729,7 +2729,7 @@
           <w:rFonts w:ascii="Arial Narrow" w:eastAsia="Arial Narrow" w:hAnsi="Arial Narrow" w:cs="Arial Narrow"/>
           <w:kern w:val="0"/>
           <w:vertAlign w:val="superscript"/>
-          <w14:ligatures w14:val="none"/>
+          <ns2:ligatures ns2:val="none"/>
         </w:rPr>
         <w:footnoteReference w:id="3"/>
       </w:r>
@@ -2739,7 +2739,7 @@
           <w:color w:val="000000"/>
           <w:kern w:val="0"/>
           <w:lang w:eastAsia="es-PE"/>
-          <w14:ligatures w14:val="none"/>
+          <ns2:ligatures ns2:val="none"/>
         </w:rPr>
         <w:t xml:space="preserve">, considera </w:t>
       </w:r>
@@ -2747,7 +2747,7 @@
         <w:rPr>
           <w:rFonts w:ascii="Arial Narrow" w:eastAsia="Arial Narrow" w:hAnsi="Arial Narrow" w:cs="Arial Narrow"/>
           <w:kern w:val="0"/>
-          <w14:ligatures w14:val="none"/>
+          <ns2:ligatures ns2:val="none"/>
         </w:rPr>
         <w:t xml:space="preserve">que el hecho denunciado, </w:t>
       </w:r>
@@ -2755,7 +2755,7 @@
         <w:rPr>
           <w:rFonts w:ascii="Arial Narrow" w:eastAsia="Arial Narrow" w:hAnsi="Arial Narrow" w:cs="Arial Narrow"/>
           <w:kern w:val="0"/>
-          <w14:ligatures w14:val="none"/>
+          <ns2:ligatures ns2:val="none"/>
         </w:rPr>
         <w:t xml:space="preserve">consistente en que </w:t>
       </w:r>
@@ -2766,7 +2766,7 @@
           <w:kern w:val="0"/>
           <w:shd w:val="clear" w:color="auto" w:fill="FFFFFF"/>
           <w:lang w:eastAsia="es-PE"/>
-          <w14:ligatures w14:val="none"/>
+          <ns2:ligatures ns2:val="none"/>
         </w:rPr>
         <w:t>Rímac Seguros y Reaseguros S.A. no habría cumplido con gestionar la reparación adecuada del vehículo con Placa de Rodaje AXO-327 por el siniestro del 8 de setiembre de 2023, debido a la persistencia de fallas mecánicas, electrónicas, alertas en sensores, fallas en el sistema de seguridad, ruidos anormales y deficiencias en el sistema de aire acondicionado</w:t>
       </w:r>
@@ -2774,7 +2774,7 @@
         <w:rPr>
           <w:rFonts w:ascii="Arial Narrow" w:eastAsia="Arial Narrow" w:hAnsi="Arial Narrow" w:cs="Arial Narrow"/>
           <w:kern w:val="0"/>
-          <w14:ligatures w14:val="none"/>
+          <ns2:ligatures ns2:val="none"/>
         </w:rPr>
         <w:t xml:space="preserve">; involucraría una presunta afectación a sus expectativas, quien no habría encontrado una correspondencia entre lo </w:t>
       </w:r>
@@ -2782,7 +2782,7 @@
         <w:rPr>
           <w:rFonts w:ascii="Arial Narrow" w:eastAsia="Arial Narrow" w:hAnsi="Arial Narrow" w:cs="Arial Narrow"/>
           <w:kern w:val="0"/>
-          <w14:ligatures w14:val="none"/>
+          <ns2:ligatures ns2:val="none"/>
         </w:rPr>
         <w:lastRenderedPageBreak/>
         <w:t>que esperaba recibir de parte del proveedor y lo que realmente recibió. Por consiguiente, corresponde calificar el hecho materia de denuncia como una presunta infracción al deber de idoneidad, tipificado en los artículos 18</w:t>
@@ -2793,7 +2793,7 @@
           <w:color w:val="000000"/>
           <w:kern w:val="0"/>
           <w:lang w:eastAsia="es-PE"/>
-          <w14:ligatures w14:val="none"/>
+          <ns2:ligatures ns2:val="none"/>
         </w:rPr>
         <w:t/>
       </w:r>
@@ -2801,7 +2801,7 @@
         <w:rPr>
           <w:rFonts w:ascii="Arial Narrow" w:eastAsia="Arial Narrow" w:hAnsi="Arial Narrow" w:cs="Arial Narrow"/>
           <w:kern w:val="0"/>
-          <w14:ligatures w14:val="none"/>
+          <ns2:ligatures ns2:val="none"/>
         </w:rPr>
         <w:t xml:space="preserve"> y 19</w:t>
       </w:r>
@@ -2811,7 +2811,7 @@
           <w:color w:val="000000"/>
           <w:kern w:val="0"/>
           <w:lang w:eastAsia="es-PE"/>
-          <w14:ligatures w14:val="none"/>
+          <ns2:ligatures ns2:val="none"/>
         </w:rPr>
         <w:t/>
       </w:r>
@@ -2819,7 +2819,7 @@
         <w:rPr>
           <w:rFonts w:ascii="Arial Narrow" w:eastAsia="Arial Narrow" w:hAnsi="Arial Narrow" w:cs="Arial Narrow"/>
           <w:kern w:val="0"/>
-          <w14:ligatures w14:val="none"/>
+          <ns2:ligatures ns2:val="none"/>
         </w:rPr>
         <w:t xml:space="preserve"> del Código</w:t>
       </w:r>
@@ -2830,7 +2830,7 @@
           <w:rFonts w:ascii="Arial Narrow" w:eastAsia="Arial Narrow" w:hAnsi="Arial Narrow" w:cs="Arial"/>
           <w:kern w:val="0"/>
           <w:vertAlign w:val="superscript"/>
-          <w14:ligatures w14:val="none"/>
+          <ns2:ligatures ns2:val="none"/>
         </w:rPr>
         <w:footnoteReference w:id="4"/>
       </w:r>
@@ -2838,13 +2838,13 @@
         <w:rPr>
           <w:rFonts w:ascii="Arial Narrow" w:eastAsia="Arial Narrow" w:hAnsi="Arial Narrow" w:cs="Arial Narrow"/>
           <w:kern w:val="0"/>
-          <w14:ligatures w14:val="none"/>
+          <ns2:ligatures ns2:val="none"/>
         </w:rPr>
         <w:t>.</w:t>
       </w:r>
       <w:bookmarkEnd w:id="5"/>
     </w:p>
-    <w:p>
+    <w:p ns2:paraId="01B114FB" ns2:textId="77777777">
       <w:pPr>
         <w:pStyle w:val="Prrafodelista"/>
         <w:spacing w:after="0" w:line="240" w:lineRule="auto"/>
@@ -2853,11 +2853,11 @@
         <w:rPr>
           <w:rFonts w:ascii="Arial Narrow" w:eastAsia="Arial Narrow" w:hAnsi="Arial Narrow" w:cs="Arial Narrow"/>
           <w:kern w:val="0"/>
-          <w14:ligatures w14:val="none"/>
-        </w:rPr>
-      </w:pPr>
-    </w:p>
-    <w:p>
+          <ns2:ligatures ns2:val="none"/>
+        </w:rPr>
+      </w:pPr>
+    </w:p>
+    <w:p ns2:paraId="1485AC70" ns2:textId="41C87E4D">
       <w:pPr>
         <w:pStyle w:val="Prrafodelista"/>
         <w:numPr>
@@ -2870,14 +2870,14 @@
         <w:rPr>
           <w:rFonts w:ascii="Arial Narrow" w:eastAsia="Arial Narrow" w:hAnsi="Arial Narrow" w:cs="Arial Narrow"/>
           <w:kern w:val="0"/>
-          <w14:ligatures w14:val="none"/>
-        </w:rPr>
-      </w:pPr>
-      <w:r>
-        <w:rPr>
-          <w:rFonts w:ascii="Arial Narrow" w:eastAsia="Arial Narrow" w:hAnsi="Arial Narrow" w:cs="Arial Narrow"/>
-          <w:kern w:val="0"/>
-          <w14:ligatures w14:val="none"/>
+          <ns2:ligatures ns2:val="none"/>
+        </w:rPr>
+      </w:pPr>
+      <w:r>
+        <w:rPr>
+          <w:rFonts w:ascii="Arial Narrow" w:eastAsia="Arial Narrow" w:hAnsi="Arial Narrow" w:cs="Arial Narrow"/>
+          <w:kern w:val="0"/>
+          <ns2:ligatures ns2:val="none"/>
         </w:rPr>
         <w:t xml:space="preserve">Así también, la Secretaría Técnica, en ejercicio de sus facultades, </w:t>
       </w:r>
@@ -2887,7 +2887,7 @@
           <w:color w:val="000000"/>
           <w:kern w:val="0"/>
           <w:lang w:eastAsia="es-PE"/>
-          <w14:ligatures w14:val="none"/>
+          <ns2:ligatures ns2:val="none"/>
         </w:rPr>
         <w:t xml:space="preserve">considera </w:t>
       </w:r>
@@ -2895,7 +2895,7 @@
         <w:rPr>
           <w:rFonts w:ascii="Arial Narrow" w:eastAsia="Arial Narrow" w:hAnsi="Arial Narrow" w:cs="Arial Narrow"/>
           <w:kern w:val="0"/>
-          <w14:ligatures w14:val="none"/>
+          <ns2:ligatures ns2:val="none"/>
         </w:rPr>
         <w:t xml:space="preserve">que el hecho denunciado, consistente en que </w:t>
       </w:r>
@@ -2906,7 +2906,7 @@
           <w:kern w:val="0"/>
           <w:shd w:val="clear" w:color="auto" w:fill="FFFFFF"/>
           <w:lang w:eastAsia="es-PE"/>
-          <w14:ligatures w14:val="none"/>
+          <ns2:ligatures ns2:val="none"/>
         </w:rPr>
         <w:t>Rímac Seguros y Reaseguros S.A. no habría cumplido con gestionar la reparación oportuna del vehículo con Placa de Rodaje AXO-327 por el siniestro del 8 de setiembre de 2023</w:t>
       </w:r>
@@ -2914,7 +2914,7 @@
         <w:rPr>
           <w:rFonts w:ascii="Arial Narrow" w:eastAsia="Arial Narrow" w:hAnsi="Arial Narrow" w:cs="Arial Narrow"/>
           <w:kern w:val="0"/>
-          <w14:ligatures w14:val="none"/>
+          <ns2:ligatures ns2:val="none"/>
         </w:rPr>
         <w:t>; involucraría una presunta afectación a sus expectativas, quien no habría encontrado una correspondencia entre lo que esperaba recibir de parte del proveedor y lo que realmente recibió. Por consiguiente, corresponde calificar el hecho materia de denuncia como una presunta infracción al deber de idoneidad, tipificado en los artículos 18</w:t>
       </w:r>
@@ -2924,7 +2924,7 @@
           <w:color w:val="000000"/>
           <w:kern w:val="0"/>
           <w:lang w:eastAsia="es-PE"/>
-          <w14:ligatures w14:val="none"/>
+          <ns2:ligatures ns2:val="none"/>
         </w:rPr>
         <w:t/>
       </w:r>
@@ -2932,7 +2932,7 @@
         <w:rPr>
           <w:rFonts w:ascii="Arial Narrow" w:eastAsia="Arial Narrow" w:hAnsi="Arial Narrow" w:cs="Arial Narrow"/>
           <w:kern w:val="0"/>
-          <w14:ligatures w14:val="none"/>
+          <ns2:ligatures ns2:val="none"/>
         </w:rPr>
         <w:t xml:space="preserve"> y 19</w:t>
       </w:r>
@@ -2942,7 +2942,7 @@
           <w:color w:val="000000"/>
           <w:kern w:val="0"/>
           <w:lang w:eastAsia="es-PE"/>
-          <w14:ligatures w14:val="none"/>
+          <ns2:ligatures ns2:val="none"/>
         </w:rPr>
         <w:t/>
       </w:r>
@@ -2950,7 +2950,7 @@
         <w:rPr>
           <w:rFonts w:ascii="Arial Narrow" w:eastAsia="Arial Narrow" w:hAnsi="Arial Narrow" w:cs="Arial Narrow"/>
           <w:kern w:val="0"/>
-          <w14:ligatures w14:val="none"/>
+          <ns2:ligatures ns2:val="none"/>
         </w:rPr>
         <w:t xml:space="preserve"> del Código</w:t>
       </w:r>
@@ -2961,22 +2961,22 @@
           <w:color w:val="000000"/>
           <w:kern w:val="0"/>
           <w:lang w:eastAsia="es-PE"/>
-          <w14:ligatures w14:val="none"/>
+          <ns2:ligatures ns2:val="none"/>
         </w:rPr>
         <w:t xml:space="preserve">. </w:t>
       </w:r>
     </w:p>
-    <w:p>
+    <w:p ns2:paraId="36D2E67C" ns2:textId="77777777">
       <w:pPr>
         <w:pStyle w:val="Prrafodelista"/>
         <w:rPr>
           <w:rFonts w:ascii="Arial Narrow" w:eastAsia="Arial Narrow" w:hAnsi="Arial Narrow" w:cs="Arial Narrow"/>
           <w:kern w:val="0"/>
-          <w14:ligatures w14:val="none"/>
-        </w:rPr>
-      </w:pPr>
-    </w:p>
-    <w:p>
+          <ns2:ligatures ns2:val="none"/>
+        </w:rPr>
+      </w:pPr>
+    </w:p>
+    <w:p ns2:paraId="602998AC" ns2:textId="0F15A10F">
       <w:pPr>
         <w:pStyle w:val="Prrafodelista"/>
         <w:numPr>
@@ -2989,14 +2989,14 @@
         <w:rPr>
           <w:rFonts w:ascii="Arial Narrow" w:eastAsia="Arial Narrow" w:hAnsi="Arial Narrow" w:cs="Arial Narrow"/>
           <w:kern w:val="0"/>
-          <w14:ligatures w14:val="none"/>
-        </w:rPr>
-      </w:pPr>
-      <w:r>
-        <w:rPr>
-          <w:rFonts w:ascii="Arial Narrow" w:eastAsia="Arial Narrow" w:hAnsi="Arial Narrow" w:cs="Arial Narrow"/>
-          <w:kern w:val="0"/>
-          <w14:ligatures w14:val="none"/>
+          <ns2:ligatures ns2:val="none"/>
+        </w:rPr>
+      </w:pPr>
+      <w:r>
+        <w:rPr>
+          <w:rFonts w:ascii="Arial Narrow" w:eastAsia="Arial Narrow" w:hAnsi="Arial Narrow" w:cs="Arial Narrow"/>
+          <w:kern w:val="0"/>
+          <ns2:ligatures ns2:val="none"/>
         </w:rPr>
         <w:t xml:space="preserve">Además, la Secretaría Técnica, en ejercicio de sus facultades, </w:t>
       </w:r>
@@ -3006,7 +3006,7 @@
           <w:color w:val="000000"/>
           <w:kern w:val="0"/>
           <w:lang w:eastAsia="es-PE"/>
-          <w14:ligatures w14:val="none"/>
+          <ns2:ligatures ns2:val="none"/>
         </w:rPr>
         <w:t xml:space="preserve">considera </w:t>
       </w:r>
@@ -3014,7 +3014,7 @@
         <w:rPr>
           <w:rFonts w:ascii="Arial Narrow" w:eastAsia="Arial Narrow" w:hAnsi="Arial Narrow" w:cs="Arial Narrow"/>
           <w:kern w:val="0"/>
-          <w14:ligatures w14:val="none"/>
+          <ns2:ligatures ns2:val="none"/>
         </w:rPr>
         <w:t xml:space="preserve">que el hecho denunciado, consistente en que </w:t>
       </w:r>
@@ -3022,7 +3022,7 @@
         <w:rPr>
           <w:rFonts w:ascii="Arial Narrow" w:eastAsia="Arial Narrow" w:hAnsi="Arial Narrow" w:cs="Arial Narrow"/>
           <w:kern w:val="0"/>
-          <w14:ligatures w14:val="none"/>
+          <ns2:ligatures ns2:val="none"/>
         </w:rPr>
         <w:t xml:space="preserve">el </w:t>
       </w:r>
@@ -3033,7 +3033,7 @@
           <w:kern w:val="0"/>
           <w:shd w:val="clear" w:color="auto" w:fill="FFFFFF"/>
           <w:lang w:eastAsia="es-PE"/>
-          <w14:ligatures w14:val="none"/>
+          <ns2:ligatures ns2:val="none"/>
         </w:rPr>
         <w:t>Banco BBVA Perú S.A. habría efectuado débitos en la cuenta de ahorros del denunciante por el importe total de US$ 1 968,73 por concepto de renovación de la Póliza 0011-0960-400****258, pese a no contar con su consentimiento</w:t>
       </w:r>
@@ -3041,7 +3041,7 @@
         <w:rPr>
           <w:rFonts w:ascii="Arial Narrow" w:eastAsia="Arial Narrow" w:hAnsi="Arial Narrow" w:cs="Arial Narrow"/>
           <w:kern w:val="0"/>
-          <w14:ligatures w14:val="none"/>
+          <ns2:ligatures ns2:val="none"/>
         </w:rPr>
         <w:t>; involucraría una presunta afectación a sus expectativas, quien no habría encontrado una correspondencia entre lo que esperaba recibir de parte del proveedor y lo que realmente recibió. Por consiguiente, corresponde calificar el hecho materia de denuncia como una presunta infracción al deber de idoneidad, tipificado en los artículos 18</w:t>
       </w:r>
@@ -3051,7 +3051,7 @@
           <w:color w:val="000000"/>
           <w:kern w:val="0"/>
           <w:lang w:eastAsia="es-PE"/>
-          <w14:ligatures w14:val="none"/>
+          <ns2:ligatures ns2:val="none"/>
         </w:rPr>
         <w:t/>
       </w:r>
@@ -3059,7 +3059,7 @@
         <w:rPr>
           <w:rFonts w:ascii="Arial Narrow" w:eastAsia="Arial Narrow" w:hAnsi="Arial Narrow" w:cs="Arial Narrow"/>
           <w:kern w:val="0"/>
-          <w14:ligatures w14:val="none"/>
+          <ns2:ligatures ns2:val="none"/>
         </w:rPr>
         <w:t xml:space="preserve"> y 19</w:t>
       </w:r>
@@ -3069,7 +3069,7 @@
           <w:color w:val="000000"/>
           <w:kern w:val="0"/>
           <w:lang w:eastAsia="es-PE"/>
-          <w14:ligatures w14:val="none"/>
+          <ns2:ligatures ns2:val="none"/>
         </w:rPr>
         <w:t/>
       </w:r>
@@ -3077,7 +3077,7 @@
         <w:rPr>
           <w:rFonts w:ascii="Arial Narrow" w:eastAsia="Arial Narrow" w:hAnsi="Arial Narrow" w:cs="Arial Narrow"/>
           <w:kern w:val="0"/>
-          <w14:ligatures w14:val="none"/>
+          <ns2:ligatures ns2:val="none"/>
         </w:rPr>
         <w:t xml:space="preserve"> del Código</w:t>
       </w:r>
@@ -3088,22 +3088,22 @@
           <w:color w:val="000000"/>
           <w:kern w:val="0"/>
           <w:lang w:eastAsia="es-PE"/>
-          <w14:ligatures w14:val="none"/>
+          <ns2:ligatures ns2:val="none"/>
         </w:rPr>
         <w:t xml:space="preserve">. </w:t>
       </w:r>
     </w:p>
-    <w:p>
+    <w:p ns2:paraId="0120CFF6" ns2:textId="77777777">
       <w:pPr>
         <w:pStyle w:val="Prrafodelista"/>
         <w:rPr>
           <w:rFonts w:ascii="Arial Narrow" w:eastAsia="Arial Narrow" w:hAnsi="Arial Narrow" w:cs="Arial Narrow"/>
           <w:kern w:val="0"/>
-          <w14:ligatures w14:val="none"/>
-        </w:rPr>
-      </w:pPr>
-    </w:p>
-    <w:p>
+          <ns2:ligatures ns2:val="none"/>
+        </w:rPr>
+      </w:pPr>
+    </w:p>
+    <w:p ns2:paraId="4A60DD91" ns2:textId="327DBA94">
       <w:pPr>
         <w:pStyle w:val="Prrafodelista"/>
         <w:numPr>
@@ -3116,14 +3116,14 @@
         <w:rPr>
           <w:rFonts w:ascii="Arial Narrow" w:eastAsia="Arial Narrow" w:hAnsi="Arial Narrow" w:cs="Arial Narrow"/>
           <w:kern w:val="0"/>
-          <w14:ligatures w14:val="none"/>
-        </w:rPr>
-      </w:pPr>
-      <w:r>
-        <w:rPr>
-          <w:rFonts w:ascii="Arial Narrow" w:eastAsia="Arial Narrow" w:hAnsi="Arial Narrow" w:cs="Arial Narrow"/>
-          <w:kern w:val="0"/>
-          <w14:ligatures w14:val="none"/>
+          <ns2:ligatures ns2:val="none"/>
+        </w:rPr>
+      </w:pPr>
+      <w:r>
+        <w:rPr>
+          <w:rFonts w:ascii="Arial Narrow" w:eastAsia="Arial Narrow" w:hAnsi="Arial Narrow" w:cs="Arial Narrow"/>
+          <w:kern w:val="0"/>
+          <ns2:ligatures ns2:val="none"/>
         </w:rPr>
         <w:t xml:space="preserve">Adicionalmente, la Secretaría Técnica, en ejercicio de sus facultades, </w:t>
       </w:r>
@@ -3133,7 +3133,7 @@
           <w:color w:val="000000"/>
           <w:kern w:val="0"/>
           <w:lang w:eastAsia="es-PE"/>
-          <w14:ligatures w14:val="none"/>
+          <ns2:ligatures ns2:val="none"/>
         </w:rPr>
         <w:t xml:space="preserve">considera </w:t>
       </w:r>
@@ -3141,7 +3141,7 @@
         <w:rPr>
           <w:rFonts w:ascii="Arial Narrow" w:eastAsia="Arial Narrow" w:hAnsi="Arial Narrow" w:cs="Arial Narrow"/>
           <w:kern w:val="0"/>
-          <w14:ligatures w14:val="none"/>
+          <ns2:ligatures ns2:val="none"/>
         </w:rPr>
         <w:t xml:space="preserve">que el hecho denunciado, consistente en que </w:t>
       </w:r>
@@ -3149,7 +3149,7 @@
         <w:rPr>
           <w:rFonts w:ascii="Arial Narrow" w:eastAsia="Arial Narrow" w:hAnsi="Arial Narrow" w:cs="Arial Narrow"/>
           <w:kern w:val="0"/>
-          <w14:ligatures w14:val="none"/>
+          <ns2:ligatures ns2:val="none"/>
         </w:rPr>
         <w:t xml:space="preserve">el </w:t>
       </w:r>
@@ -3160,7 +3160,7 @@
           <w:kern w:val="0"/>
           <w:shd w:val="clear" w:color="auto" w:fill="FFFFFF"/>
           <w:lang w:eastAsia="es-PE"/>
-          <w14:ligatures w14:val="none"/>
+          <ns2:ligatures ns2:val="none"/>
         </w:rPr>
         <w:t>Banco BBVA Perú S.A. no habría cumplido con realizar la devolución íntegra de los montos debitados por la renovación de la Póliza 0011-0960-400****258, toda vez que devolvió al denunciante la suma de US$ 1 070,44 de un total de US$ 1 968,73</w:t>
       </w:r>
@@ -3168,7 +3168,7 @@
         <w:rPr>
           <w:rFonts w:ascii="Arial Narrow" w:eastAsia="Arial Narrow" w:hAnsi="Arial Narrow" w:cs="Arial Narrow"/>
           <w:kern w:val="0"/>
-          <w14:ligatures w14:val="none"/>
+          <ns2:ligatures ns2:val="none"/>
         </w:rPr>
         <w:t>; involucraría una presunta afectación a sus expectativas, quien no habría encontrado una correspondencia entre lo que esperaba recibir de parte del proveedor y lo que realmente recibió. Por consiguiente, corresponde calificar el hecho materia de denuncia como una presunta infracción al deber de idoneidad, tipificado en los artículos 18</w:t>
       </w:r>
@@ -3178,7 +3178,7 @@
           <w:color w:val="000000"/>
           <w:kern w:val="0"/>
           <w:lang w:eastAsia="es-PE"/>
-          <w14:ligatures w14:val="none"/>
+          <ns2:ligatures ns2:val="none"/>
         </w:rPr>
         <w:t/>
       </w:r>
@@ -3186,7 +3186,7 @@
         <w:rPr>
           <w:rFonts w:ascii="Arial Narrow" w:eastAsia="Arial Narrow" w:hAnsi="Arial Narrow" w:cs="Arial Narrow"/>
           <w:kern w:val="0"/>
-          <w14:ligatures w14:val="none"/>
+          <ns2:ligatures ns2:val="none"/>
         </w:rPr>
         <w:t xml:space="preserve"> y 19</w:t>
       </w:r>
@@ -3196,7 +3196,7 @@
           <w:color w:val="000000"/>
           <w:kern w:val="0"/>
           <w:lang w:eastAsia="es-PE"/>
-          <w14:ligatures w14:val="none"/>
+          <ns2:ligatures ns2:val="none"/>
         </w:rPr>
         <w:t/>
       </w:r>
@@ -3204,7 +3204,7 @@
         <w:rPr>
           <w:rFonts w:ascii="Arial Narrow" w:eastAsia="Arial Narrow" w:hAnsi="Arial Narrow" w:cs="Arial Narrow"/>
           <w:kern w:val="0"/>
-          <w14:ligatures w14:val="none"/>
+          <ns2:ligatures ns2:val="none"/>
         </w:rPr>
         <w:t xml:space="preserve"> del Código</w:t>
       </w:r>
@@ -3215,22 +3215,22 @@
           <w:color w:val="000000"/>
           <w:kern w:val="0"/>
           <w:lang w:eastAsia="es-PE"/>
-          <w14:ligatures w14:val="none"/>
+          <ns2:ligatures ns2:val="none"/>
         </w:rPr>
         <w:t xml:space="preserve">. </w:t>
       </w:r>
     </w:p>
-    <w:p>
+    <w:p ns2:paraId="5A647D8D" ns2:textId="77777777">
       <w:pPr>
         <w:pStyle w:val="Prrafodelista"/>
         <w:rPr>
           <w:rFonts w:ascii="Arial Narrow" w:eastAsia="Arial Narrow" w:hAnsi="Arial Narrow" w:cs="Arial Narrow"/>
           <w:kern w:val="0"/>
-          <w14:ligatures w14:val="none"/>
-        </w:rPr>
-      </w:pPr>
-    </w:p>
-    <w:p>
+          <ns2:ligatures ns2:val="none"/>
+        </w:rPr>
+      </w:pPr>
+    </w:p>
+    <w:p ns2:paraId="0BB5D978" ns2:textId="1B0C72A5">
       <w:pPr>
         <w:pStyle w:val="Prrafodelista"/>
         <w:numPr>
@@ -3243,14 +3243,14 @@
         <w:rPr>
           <w:rFonts w:ascii="Arial Narrow" w:eastAsia="Arial Narrow" w:hAnsi="Arial Narrow" w:cs="Arial Narrow"/>
           <w:kern w:val="0"/>
-          <w14:ligatures w14:val="none"/>
-        </w:rPr>
-      </w:pPr>
-      <w:r>
-        <w:rPr>
-          <w:rFonts w:ascii="Arial Narrow" w:eastAsia="Arial Narrow" w:hAnsi="Arial Narrow" w:cs="Arial Narrow"/>
-          <w:kern w:val="0"/>
-          <w14:ligatures w14:val="none"/>
+          <ns2:ligatures ns2:val="none"/>
+        </w:rPr>
+      </w:pPr>
+      <w:r>
+        <w:rPr>
+          <w:rFonts w:ascii="Arial Narrow" w:eastAsia="Arial Narrow" w:hAnsi="Arial Narrow" w:cs="Arial Narrow"/>
+          <w:kern w:val="0"/>
+          <ns2:ligatures ns2:val="none"/>
         </w:rPr>
         <w:t xml:space="preserve">Asimismo, la Secretaría Técnica, en ejercicio de sus facultades, </w:t>
       </w:r>
@@ -3260,7 +3260,7 @@
           <w:color w:val="000000"/>
           <w:kern w:val="0"/>
           <w:lang w:eastAsia="es-PE"/>
-          <w14:ligatures w14:val="none"/>
+          <ns2:ligatures ns2:val="none"/>
         </w:rPr>
         <w:t xml:space="preserve">considera </w:t>
       </w:r>
@@ -3268,7 +3268,7 @@
         <w:rPr>
           <w:rFonts w:ascii="Arial Narrow" w:eastAsia="Arial Narrow" w:hAnsi="Arial Narrow" w:cs="Arial Narrow"/>
           <w:kern w:val="0"/>
-          <w14:ligatures w14:val="none"/>
+          <ns2:ligatures ns2:val="none"/>
         </w:rPr>
         <w:t xml:space="preserve">que el hecho denunciado, consistente en que </w:t>
       </w:r>
@@ -3276,7 +3276,7 @@
         <w:rPr>
           <w:rFonts w:ascii="Arial Narrow" w:eastAsia="Arial Narrow" w:hAnsi="Arial Narrow" w:cs="Arial Narrow"/>
           <w:kern w:val="0"/>
-          <w14:ligatures w14:val="none"/>
+          <ns2:ligatures ns2:val="none"/>
         </w:rPr>
         <w:t xml:space="preserve">el </w:t>
       </w:r>
@@ -3287,7 +3287,7 @@
           <w:kern w:val="0"/>
           <w:shd w:val="clear" w:color="auto" w:fill="FFFFFF"/>
           <w:lang w:eastAsia="es-PE"/>
-          <w14:ligatures w14:val="none"/>
+          <ns2:ligatures ns2:val="none"/>
         </w:rPr>
         <w:t>Banco BBVA Perú S.A. habría contratado la “Póliza Plan Besito” para el denunciante, pese a que dicho producto no habría sido ofertado ni contratado por el denunciante durante el proceso de adquisición de la Póliza 2001-716888 del Seguro Vehicular</w:t>
       </w:r>
@@ -3295,7 +3295,7 @@
         <w:rPr>
           <w:rFonts w:ascii="Arial Narrow" w:eastAsia="Arial Narrow" w:hAnsi="Arial Narrow" w:cs="Arial Narrow"/>
           <w:kern w:val="0"/>
-          <w14:ligatures w14:val="none"/>
+          <ns2:ligatures ns2:val="none"/>
         </w:rPr>
         <w:t xml:space="preserve">; involucraría una presunta afectación a sus expectativas, quien no habría encontrado una correspondencia entre lo que esperaba recibir de parte del proveedor y lo que realmente recibió. Por consiguiente, </w:t>
       </w:r>
@@ -3303,7 +3303,7 @@
         <w:rPr>
           <w:rFonts w:ascii="Arial Narrow" w:eastAsia="Arial Narrow" w:hAnsi="Arial Narrow" w:cs="Arial Narrow"/>
           <w:kern w:val="0"/>
-          <w14:ligatures w14:val="none"/>
+          <ns2:ligatures ns2:val="none"/>
         </w:rPr>
         <w:lastRenderedPageBreak/>
         <w:t>corresponde calificar el hecho materia de denuncia como una presunta infracción al deber de idoneidad, tipificado en los artículos 18</w:t>
@@ -3314,7 +3314,7 @@
           <w:color w:val="000000"/>
           <w:kern w:val="0"/>
           <w:lang w:eastAsia="es-PE"/>
-          <w14:ligatures w14:val="none"/>
+          <ns2:ligatures ns2:val="none"/>
         </w:rPr>
         <w:t/>
       </w:r>
@@ -3322,7 +3322,7 @@
         <w:rPr>
           <w:rFonts w:ascii="Arial Narrow" w:eastAsia="Arial Narrow" w:hAnsi="Arial Narrow" w:cs="Arial Narrow"/>
           <w:kern w:val="0"/>
-          <w14:ligatures w14:val="none"/>
+          <ns2:ligatures ns2:val="none"/>
         </w:rPr>
         <w:t xml:space="preserve"> y 19</w:t>
       </w:r>
@@ -3332,7 +3332,7 @@
           <w:color w:val="000000"/>
           <w:kern w:val="0"/>
           <w:lang w:eastAsia="es-PE"/>
-          <w14:ligatures w14:val="none"/>
+          <ns2:ligatures ns2:val="none"/>
         </w:rPr>
         <w:t/>
       </w:r>
@@ -3340,7 +3340,7 @@
         <w:rPr>
           <w:rFonts w:ascii="Arial Narrow" w:eastAsia="Arial Narrow" w:hAnsi="Arial Narrow" w:cs="Arial Narrow"/>
           <w:kern w:val="0"/>
-          <w14:ligatures w14:val="none"/>
+          <ns2:ligatures ns2:val="none"/>
         </w:rPr>
         <w:t xml:space="preserve"> del Código</w:t>
       </w:r>
@@ -3351,12 +3351,12 @@
           <w:color w:val="000000"/>
           <w:kern w:val="0"/>
           <w:lang w:eastAsia="es-PE"/>
-          <w14:ligatures w14:val="none"/>
+          <ns2:ligatures ns2:val="none"/>
         </w:rPr>
         <w:t xml:space="preserve">. </w:t>
       </w:r>
     </w:p>
-    <w:p>
+    <w:p ns2:paraId="2F8D23C0" ns2:textId="77777777">
       <w:pPr>
         <w:pStyle w:val="Prrafodelista"/>
         <w:spacing w:after="0" w:line="240" w:lineRule="auto"/>
@@ -3365,11 +3365,11 @@
         <w:rPr>
           <w:rFonts w:ascii="Arial Narrow" w:eastAsia="Arial Narrow" w:hAnsi="Arial Narrow" w:cs="Arial Narrow"/>
           <w:kern w:val="0"/>
-          <w14:ligatures w14:val="none"/>
-        </w:rPr>
-      </w:pPr>
-    </w:p>
-    <w:p>
+          <ns2:ligatures ns2:val="none"/>
+        </w:rPr>
+      </w:pPr>
+    </w:p>
+    <w:p ns2:paraId="54A143B5" ns2:textId="54570C1E">
       <w:pPr>
         <w:pStyle w:val="Prrafodelista"/>
         <w:numPr>
@@ -3382,14 +3382,14 @@
         <w:rPr>
           <w:rFonts w:ascii="Arial Narrow" w:eastAsia="Arial Narrow" w:hAnsi="Arial Narrow" w:cs="Arial Narrow"/>
           <w:kern w:val="0"/>
-          <w14:ligatures w14:val="none"/>
-        </w:rPr>
-      </w:pPr>
-      <w:r>
-        <w:rPr>
-          <w:rFonts w:ascii="Arial Narrow" w:eastAsia="Arial Narrow" w:hAnsi="Arial Narrow" w:cs="Arial Narrow"/>
-          <w:kern w:val="0"/>
-          <w14:ligatures w14:val="none"/>
+          <ns2:ligatures ns2:val="none"/>
+        </w:rPr>
+      </w:pPr>
+      <w:r>
+        <w:rPr>
+          <w:rFonts w:ascii="Arial Narrow" w:eastAsia="Arial Narrow" w:hAnsi="Arial Narrow" w:cs="Arial Narrow"/>
+          <w:kern w:val="0"/>
+          <ns2:ligatures ns2:val="none"/>
         </w:rPr>
         <w:t xml:space="preserve">Así también, la Secretaría Técnica, en ejercicio de sus facultades, </w:t>
       </w:r>
@@ -3400,7 +3400,7 @@
           <w:color w:val="000000"/>
           <w:kern w:val="0"/>
           <w:lang w:eastAsia="es-PE"/>
-          <w14:ligatures w14:val="none"/>
+          <ns2:ligatures ns2:val="none"/>
         </w:rPr>
         <w:t xml:space="preserve">considera </w:t>
       </w:r>
@@ -3408,7 +3408,7 @@
         <w:rPr>
           <w:rFonts w:ascii="Arial Narrow" w:eastAsia="Arial Narrow" w:hAnsi="Arial Narrow" w:cs="Arial Narrow"/>
           <w:kern w:val="0"/>
-          <w14:ligatures w14:val="none"/>
+          <ns2:ligatures ns2:val="none"/>
         </w:rPr>
         <w:t xml:space="preserve">que el hecho denunciado, consistente en que </w:t>
       </w:r>
@@ -3416,7 +3416,7 @@
         <w:rPr>
           <w:rFonts w:ascii="Arial Narrow" w:eastAsia="Arial Narrow" w:hAnsi="Arial Narrow" w:cs="Arial Narrow"/>
           <w:kern w:val="0"/>
-          <w14:ligatures w14:val="none"/>
+          <ns2:ligatures ns2:val="none"/>
         </w:rPr>
         <w:t xml:space="preserve">el </w:t>
       </w:r>
@@ -3424,7 +3424,7 @@
         <w:rPr>
           <w:rFonts w:ascii="Arial Narrow" w:eastAsia="Arial Narrow" w:hAnsi="Arial Narrow" w:cs="Arial Narrow"/>
           <w:kern w:val="0"/>
-          <w14:ligatures w14:val="none"/>
+          <ns2:ligatures ns2:val="none"/>
         </w:rPr>
         <w:t>Banco BBVA Perú S.A. habría hecho disposición de los fondos del denunciante para renovar la Póliza 2001-716888 del Seguro Vehicular mediante la emisión de la Póliza 0011-0960-400****258 el 12 de junio de 2024, pese a que la póliza inicial no contemplaba cláusula de renovación automática</w:t>
       </w:r>
@@ -3432,7 +3432,7 @@
         <w:rPr>
           <w:rFonts w:ascii="Arial Narrow" w:eastAsia="Arial Narrow" w:hAnsi="Arial Narrow" w:cs="Arial Narrow"/>
           <w:kern w:val="0"/>
-          <w14:ligatures w14:val="none"/>
+          <ns2:ligatures ns2:val="none"/>
         </w:rPr>
         <w:t xml:space="preserve">. </w:t>
       </w:r>
@@ -3443,7 +3443,7 @@
           <w:color w:val="000000"/>
           <w:kern w:val="0"/>
           <w:lang w:eastAsia="es-PE"/>
-          <w14:ligatures w14:val="none"/>
+          <ns2:ligatures ns2:val="none"/>
         </w:rPr>
         <w:t>Por consiguiente, corresponde calificar el hecho materia de denuncia como una presunta infracción al deber de protección contra los métodos comerciales</w:t>
       </w:r>
@@ -3454,7 +3454,7 @@
           <w:color w:val="000000"/>
           <w:kern w:val="0"/>
           <w:lang w:eastAsia="es-PE"/>
-          <w14:ligatures w14:val="none"/>
+          <ns2:ligatures ns2:val="none"/>
         </w:rPr>
         <w:t xml:space="preserve"> coercitivos</w:t>
       </w:r>
@@ -3465,7 +3465,7 @@
           <w:color w:val="000000"/>
           <w:kern w:val="0"/>
           <w:lang w:eastAsia="es-PE"/>
-          <w14:ligatures w14:val="none"/>
+          <ns2:ligatures ns2:val="none"/>
         </w:rPr>
         <w:t xml:space="preserve">, tipificado en </w:t>
       </w:r>
@@ -3476,7 +3476,7 @@
           <w:kern w:val="0"/>
           <w:shd w:val="clear" w:color="auto" w:fill="FFFFFF"/>
           <w:lang w:eastAsia="es-PE"/>
-          <w14:ligatures w14:val="none"/>
+          <ns2:ligatures ns2:val="none"/>
         </w:rPr>
         <w:t xml:space="preserve">literal </w:t>
       </w:r>
@@ -3487,7 +3487,7 @@
           <w:kern w:val="0"/>
           <w:shd w:val="clear" w:color="auto" w:fill="FFFFFF"/>
           <w:lang w:eastAsia="es-PE"/>
-          <w14:ligatures w14:val="none"/>
+          <ns2:ligatures ns2:val="none"/>
         </w:rPr>
         <w:t>c</w:t>
       </w:r>
@@ -3498,7 +3498,7 @@
           <w:kern w:val="0"/>
           <w:shd w:val="clear" w:color="auto" w:fill="FFFFFF"/>
           <w:lang w:eastAsia="es-PE"/>
-          <w14:ligatures w14:val="none"/>
+          <ns2:ligatures ns2:val="none"/>
         </w:rPr>
         <w:t xml:space="preserve">) del artículo 56 </w:t>
       </w:r>
@@ -3509,7 +3509,7 @@
           <w:color w:val="000000"/>
           <w:kern w:val="0"/>
           <w:lang w:eastAsia="es-PE"/>
-          <w14:ligatures w14:val="none"/>
+          <ns2:ligatures ns2:val="none"/>
         </w:rPr>
         <w:t>del Código</w:t>
       </w:r>
@@ -3528,24 +3528,24 @@
           <w:color w:val="000000"/>
           <w:kern w:val="0"/>
           <w:lang w:eastAsia="es-PE"/>
-          <w14:ligatures w14:val="none"/>
+          <ns2:ligatures ns2:val="none"/>
         </w:rPr>
         <w:t xml:space="preserve">. </w:t>
       </w:r>
     </w:p>
     <w:bookmarkEnd w:id="6"/>
-    <w:p>
-      <w:pPr>
-        <w:spacing w:after="0" w:line="240" w:lineRule="auto"/>
-        <w:jc w:val="both"/>
-        <w:rPr>
-          <w:rFonts w:ascii="Arial Narrow" w:eastAsia="Arial Narrow" w:hAnsi="Arial Narrow" w:cs="Arial Narrow"/>
-          <w:kern w:val="0"/>
-          <w14:ligatures w14:val="none"/>
-        </w:rPr>
-      </w:pPr>
-    </w:p>
-    <w:p>
+    <w:p ns2:paraId="6BDA4B7E" ns2:textId="49AF511E">
+      <w:pPr>
+        <w:spacing w:after="0" w:line="240" w:lineRule="auto"/>
+        <w:jc w:val="both"/>
+        <w:rPr>
+          <w:rFonts w:ascii="Arial Narrow" w:eastAsia="Arial Narrow" w:hAnsi="Arial Narrow" w:cs="Arial Narrow"/>
+          <w:kern w:val="0"/>
+          <ns2:ligatures ns2:val="none"/>
+        </w:rPr>
+      </w:pPr>
+    </w:p>
+    <w:p ns2:paraId="308F08C6" ns2:textId="515F1758">
       <w:pPr>
         <w:pStyle w:val="Prrafodelista"/>
         <w:numPr>
@@ -3558,14 +3558,14 @@
         <w:rPr>
           <w:rFonts w:ascii="Arial Narrow" w:eastAsia="Arial Narrow" w:hAnsi="Arial Narrow" w:cs="Arial Narrow"/>
           <w:kern w:val="0"/>
-          <w14:ligatures w14:val="none"/>
-        </w:rPr>
-      </w:pPr>
-      <w:r>
-        <w:rPr>
-          <w:rFonts w:ascii="Arial Narrow" w:eastAsia="Arial Narrow" w:hAnsi="Arial Narrow" w:cs="Arial Narrow"/>
-          <w:kern w:val="0"/>
-          <w14:ligatures w14:val="none"/>
+          <ns2:ligatures ns2:val="none"/>
+        </w:rPr>
+      </w:pPr>
+      <w:r>
+        <w:rPr>
+          <w:rFonts w:ascii="Arial Narrow" w:eastAsia="Arial Narrow" w:hAnsi="Arial Narrow" w:cs="Arial Narrow"/>
+          <w:kern w:val="0"/>
+          <ns2:ligatures ns2:val="none"/>
         </w:rPr>
         <w:t xml:space="preserve">Asimismo, </w:t>
       </w:r>
@@ -3575,7 +3575,7 @@
           <w:color w:val="000000"/>
           <w:kern w:val="0"/>
           <w:lang w:eastAsia="es-PE"/>
-          <w14:ligatures w14:val="none"/>
+          <ns2:ligatures ns2:val="none"/>
         </w:rPr>
         <w:t xml:space="preserve">la Secretaría Técnica, en ejercicio de sus facultades, considera </w:t>
       </w:r>
@@ -3583,7 +3583,7 @@
         <w:rPr>
           <w:rFonts w:ascii="Arial Narrow" w:eastAsia="Arial Narrow" w:hAnsi="Arial Narrow" w:cs="Arial"/>
           <w:kern w:val="0"/>
-          <w14:ligatures w14:val="none"/>
+          <ns2:ligatures ns2:val="none"/>
         </w:rPr>
         <w:t xml:space="preserve">que el hecho denunciado, consistente en que </w:t>
       </w:r>
@@ -3591,7 +3591,7 @@
         <w:rPr>
           <w:rFonts w:ascii="Arial Narrow" w:eastAsia="Arial Narrow" w:hAnsi="Arial Narrow" w:cs="Arial Narrow"/>
           <w:kern w:val="0"/>
-          <w14:ligatures w14:val="none"/>
+          <ns2:ligatures ns2:val="none"/>
         </w:rPr>
         <w:t>los proveedores denunciados no habrían cumplido con entregar oportunamente al denunciante los documentos contractuales de la Póliza 2001-716888 del Seguro Vehicular</w:t>
       </w:r>
@@ -3599,7 +3599,7 @@
         <w:rPr>
           <w:rFonts w:ascii="Arial Narrow" w:eastAsia="Arial Narrow" w:hAnsi="Arial Narrow" w:cs="Arial"/>
           <w:kern w:val="0"/>
-          <w14:ligatures w14:val="none"/>
+          <ns2:ligatures ns2:val="none"/>
         </w:rPr>
         <w:t>. Por consiguiente, corresponde calificar el hecho materia de denuncia como una presunta infracción al deber de entregar a los usuarios copia de los contratos y demás documentación relacionada con dichos actos jurídicos, tipificado en el literal e) del artículo 47 del Código</w:t>
       </w:r>
@@ -3609,7 +3609,7 @@
           <w:rFonts w:ascii="Arial Narrow" w:eastAsia="Arial Narrow" w:hAnsi="Arial Narrow" w:cs="Arial"/>
           <w:kern w:val="0"/>
           <w:vertAlign w:val="superscript"/>
-          <w14:ligatures w14:val="none"/>
+          <ns2:ligatures ns2:val="none"/>
         </w:rPr>
         <w:footnoteReference w:id="6"/>
       </w:r>
@@ -3617,23 +3617,23 @@
         <w:rPr>
           <w:rFonts w:ascii="Arial Narrow" w:eastAsia="Arial Narrow" w:hAnsi="Arial Narrow" w:cs="Arial"/>
           <w:kern w:val="0"/>
-          <w14:ligatures w14:val="none"/>
+          <ns2:ligatures ns2:val="none"/>
         </w:rPr>
         <w:t>.</w:t>
       </w:r>
     </w:p>
-    <w:p>
-      <w:pPr>
-        <w:spacing w:after="0" w:line="240" w:lineRule="auto"/>
-        <w:jc w:val="both"/>
-        <w:rPr>
-          <w:rFonts w:ascii="Arial Narrow" w:eastAsia="Arial Narrow" w:hAnsi="Arial Narrow" w:cs="Arial Narrow"/>
-          <w:kern w:val="0"/>
-          <w14:ligatures w14:val="none"/>
-        </w:rPr>
-      </w:pPr>
-    </w:p>
-    <w:p>
+    <w:p ns2:paraId="7A507243" ns2:textId="77777777">
+      <w:pPr>
+        <w:spacing w:after="0" w:line="240" w:lineRule="auto"/>
+        <w:jc w:val="both"/>
+        <w:rPr>
+          <w:rFonts w:ascii="Arial Narrow" w:eastAsia="Arial Narrow" w:hAnsi="Arial Narrow" w:cs="Arial Narrow"/>
+          <w:kern w:val="0"/>
+          <ns2:ligatures ns2:val="none"/>
+        </w:rPr>
+      </w:pPr>
+    </w:p>
+    <w:p ns2:paraId="272C2C84" ns2:textId="712F7775">
       <w:pPr>
         <w:pStyle w:val="Prrafodelista"/>
         <w:numPr>
@@ -3646,16 +3646,16 @@
         <w:rPr>
           <w:rFonts w:ascii="Arial Narrow" w:eastAsia="Arial Narrow" w:hAnsi="Arial Narrow" w:cs="Arial Narrow"/>
           <w:kern w:val="0"/>
-          <w14:ligatures w14:val="none"/>
-        </w:rPr>
-      </w:pPr>
-      <w:r>
-        <w:rPr>
-          <w:rFonts w:ascii="Arial Narrow" w:eastAsia="Times New Roman" w:hAnsi="Arial Narrow" w:cs="Arial"/>
-          <w:color w:val="000000"/>
-          <w:kern w:val="0"/>
-          <w:lang w:eastAsia="es-PE"/>
-          <w14:ligatures w14:val="none"/>
+          <ns2:ligatures ns2:val="none"/>
+        </w:rPr>
+      </w:pPr>
+      <w:r>
+        <w:rPr>
+          <w:rFonts w:ascii="Arial Narrow" w:eastAsia="Times New Roman" w:hAnsi="Arial Narrow" w:cs="Arial"/>
+          <w:color w:val="000000"/>
+          <w:kern w:val="0"/>
+          <w:lang w:eastAsia="es-PE"/>
+          <ns2:ligatures ns2:val="none"/>
         </w:rPr>
         <w:t xml:space="preserve">Además, la Secretaría Técnica, en ejercicio de sus facultades, considera </w:t>
       </w:r>
@@ -3663,7 +3663,7 @@
         <w:rPr>
           <w:rFonts w:ascii="Arial Narrow" w:eastAsia="Arial Narrow" w:hAnsi="Arial Narrow" w:cs="Arial"/>
           <w:kern w:val="0"/>
-          <w14:ligatures w14:val="none"/>
+          <ns2:ligatures ns2:val="none"/>
         </w:rPr>
         <w:t xml:space="preserve">que el hecho denunciado, consistente en que </w:t>
       </w:r>
@@ -3671,7 +3671,7 @@
         <w:rPr>
           <w:rFonts w:ascii="Arial Narrow" w:eastAsia="Arial Narrow" w:hAnsi="Arial Narrow" w:cs="Arial Narrow"/>
           <w:kern w:val="0"/>
-          <w14:ligatures w14:val="none"/>
+          <ns2:ligatures ns2:val="none"/>
         </w:rPr>
         <w:t>Rímac Seguros y Reaseguros S.A. no habría informado oportunamente al denunciante las condiciones contractuales de la Póliza 2001-716888 del Seguro Vehicular, impidiéndole ejercer oportunamente su derecho de arrepentimiento respecto del referido seguro</w:t>
       </w:r>
@@ -3682,7 +3682,7 @@
           <w:color w:val="000000"/>
           <w:kern w:val="0"/>
           <w:lang w:eastAsia="es-PE"/>
-          <w14:ligatures w14:val="none"/>
+          <ns2:ligatures ns2:val="none"/>
         </w:rPr>
         <w:t xml:space="preserve">. Por consiguiente, corresponde calificar el hecho materia de denuncia como una presunta infracción al deber de información, tipificado en el </w:t>
       </w:r>
@@ -3694,7 +3694,7 @@
           <w:color w:val="000000"/>
           <w:kern w:val="0"/>
           <w:lang w:eastAsia="es-PE"/>
-          <w14:ligatures w14:val="none"/>
+          <ns2:ligatures ns2:val="none"/>
         </w:rPr>
         <w:t xml:space="preserve">artículo 1, numeral 1, literal b) </w:t>
       </w:r>
@@ -3706,7 +3706,7 @@
           <w:color w:val="000000"/>
           <w:kern w:val="0"/>
           <w:lang w:eastAsia="es-PE"/>
-          <w14:ligatures w14:val="none"/>
+          <ns2:ligatures ns2:val="none"/>
         </w:rPr>
         <w:t>y al artículo 2 del Código</w:t>
       </w:r>
@@ -3719,7 +3719,7 @@
           <w:kern w:val="0"/>
           <w:vertAlign w:val="superscript"/>
           <w:lang w:eastAsia="es-PE"/>
-          <w14:ligatures w14:val="none"/>
+          <ns2:ligatures ns2:val="none"/>
         </w:rPr>
         <w:footnoteReference w:id="7"/>
       </w:r>
@@ -3730,12 +3730,12 @@
           <w:color w:val="000000"/>
           <w:kern w:val="0"/>
           <w:lang w:eastAsia="es-PE"/>
-          <w14:ligatures w14:val="none"/>
+          <ns2:ligatures ns2:val="none"/>
         </w:rPr>
         <w:t xml:space="preserve">. </w:t>
       </w:r>
     </w:p>
-    <w:p>
+    <w:p ns2:paraId="64B4971F" ns2:textId="77777777">
       <w:pPr>
         <w:pStyle w:val="Prrafodelista"/>
         <w:spacing w:line="240" w:lineRule="auto"/>
@@ -3745,11 +3745,11 @@
           <w:color w:val="000000"/>
           <w:kern w:val="0"/>
           <w:lang w:eastAsia="es-PE"/>
-          <w14:ligatures w14:val="none"/>
-        </w:rPr>
-      </w:pPr>
-    </w:p>
-    <w:p>
+          <ns2:ligatures ns2:val="none"/>
+        </w:rPr>
+      </w:pPr>
+    </w:p>
+    <w:p ns2:paraId="7B3C687A" ns2:textId="60D2B9A0">
       <w:pPr>
         <w:pStyle w:val="Prrafodelista"/>
         <w:numPr>
@@ -3762,14 +3762,14 @@
         <w:rPr>
           <w:rFonts w:ascii="Arial Narrow" w:eastAsia="Arial Narrow" w:hAnsi="Arial Narrow" w:cs="Arial Narrow"/>
           <w:kern w:val="0"/>
-          <w14:ligatures w14:val="none"/>
-        </w:rPr>
-      </w:pPr>
-      <w:r>
-        <w:rPr>
-          <w:rFonts w:ascii="Arial Narrow" w:eastAsia="Arial Narrow" w:hAnsi="Arial Narrow" w:cs="Arial Narrow"/>
-          <w:kern w:val="0"/>
-          <w14:ligatures w14:val="none"/>
+          <ns2:ligatures ns2:val="none"/>
+        </w:rPr>
+      </w:pPr>
+      <w:r>
+        <w:rPr>
+          <w:rFonts w:ascii="Arial Narrow" w:eastAsia="Arial Narrow" w:hAnsi="Arial Narrow" w:cs="Arial Narrow"/>
+          <w:kern w:val="0"/>
+          <ns2:ligatures ns2:val="none"/>
         </w:rPr>
         <w:t xml:space="preserve">Asimismo, </w:t>
       </w:r>
@@ -3777,7 +3777,7 @@
         <w:rPr>
           <w:rFonts w:ascii="Arial Narrow" w:eastAsia="Arial Narrow" w:hAnsi="Arial Narrow" w:cs="Arial Narrow"/>
           <w:kern w:val="0"/>
-          <w14:ligatures w14:val="none"/>
+          <ns2:ligatures ns2:val="none"/>
         </w:rPr>
         <w:t xml:space="preserve">la Secretaría Técnica, en ejercicio de sus facultades, </w:t>
       </w:r>
@@ -3787,7 +3787,7 @@
           <w:color w:val="000000"/>
           <w:kern w:val="0"/>
           <w:lang w:eastAsia="es-PE"/>
-          <w14:ligatures w14:val="none"/>
+          <ns2:ligatures ns2:val="none"/>
         </w:rPr>
         <w:t xml:space="preserve">considera </w:t>
       </w:r>
@@ -3795,7 +3795,7 @@
         <w:rPr>
           <w:rFonts w:ascii="Arial Narrow" w:eastAsia="Arial Narrow" w:hAnsi="Arial Narrow" w:cs="Arial Narrow"/>
           <w:kern w:val="0"/>
-          <w14:ligatures w14:val="none"/>
+          <ns2:ligatures ns2:val="none"/>
         </w:rPr>
         <w:t>que el hecho denunciado</w:t>
       </w:r>
@@ -3805,7 +3805,7 @@
           <w:color w:val="000000"/>
           <w:kern w:val="0"/>
           <w:lang w:eastAsia="es-PE"/>
-          <w14:ligatures w14:val="none"/>
+          <ns2:ligatures ns2:val="none"/>
         </w:rPr>
         <w:t xml:space="preserve">, consistente en que </w:t>
       </w:r>
@@ -3815,7 +3815,7 @@
           <w:color w:val="000000"/>
           <w:kern w:val="0"/>
           <w:lang w:val="es-ES" w:eastAsia="es-ES"/>
-          <w14:ligatures w14:val="none"/>
+          <ns2:ligatures ns2:val="none"/>
         </w:rPr>
         <w:t>el Banco BBVA Perú S.A. habría brindado una respuesta inadecuada al reclamo presentado por el denunciante el 18 de octubre de 2023</w:t>
       </w:r>
@@ -3825,7 +3825,7 @@
           <w:color w:val="000000"/>
           <w:kern w:val="0"/>
           <w:lang w:eastAsia="es-PE"/>
-          <w14:ligatures w14:val="none"/>
+          <ns2:ligatures ns2:val="none"/>
         </w:rPr>
         <w:t>. Por consiguiente, corresponde calificar el hecho materia de denuncia como una presunta infracción al</w:t>
       </w:r>
@@ -3833,7 +3833,7 @@
         <w:rPr>
           <w:rFonts w:ascii="Arial Narrow" w:eastAsia="Arial Narrow" w:hAnsi="Arial Narrow" w:cs="Arial Narrow"/>
           <w:kern w:val="0"/>
-          <w14:ligatures w14:val="none"/>
+          <ns2:ligatures ns2:val="none"/>
         </w:rPr>
         <w:t xml:space="preserve"> numeral 88.1</w:t>
       </w:r>
@@ -3841,7 +3841,7 @@
         <w:rPr>
           <w:rFonts w:ascii="Arial Narrow" w:eastAsia="Arial Narrow" w:hAnsi="Arial Narrow" w:cs="Arial Narrow"/>
           <w:kern w:val="0"/>
-          <w14:ligatures w14:val="none"/>
+          <ns2:ligatures ns2:val="none"/>
         </w:rPr>
         <w:t/>
       </w:r>
@@ -3849,7 +3849,7 @@
         <w:rPr>
           <w:rFonts w:ascii="Arial Narrow" w:eastAsia="Arial Narrow" w:hAnsi="Arial Narrow" w:cs="Arial Narrow"/>
           <w:kern w:val="0"/>
-          <w14:ligatures w14:val="none"/>
+          <ns2:ligatures ns2:val="none"/>
         </w:rPr>
         <w:t xml:space="preserve"> del artículo 88</w:t>
       </w:r>
@@ -3857,7 +3857,7 @@
         <w:rPr>
           <w:rFonts w:ascii="Arial Narrow" w:eastAsia="Arial Narrow" w:hAnsi="Arial Narrow" w:cs="Arial Narrow"/>
           <w:kern w:val="0"/>
-          <w14:ligatures w14:val="none"/>
+          <ns2:ligatures ns2:val="none"/>
         </w:rPr>
         <w:t/>
       </w:r>
@@ -3865,7 +3865,7 @@
         <w:rPr>
           <w:rFonts w:ascii="Arial Narrow" w:eastAsia="Arial Narrow" w:hAnsi="Arial Narrow" w:cs="Arial Narrow"/>
           <w:kern w:val="0"/>
-          <w14:ligatures w14:val="none"/>
+          <ns2:ligatures ns2:val="none"/>
         </w:rPr>
         <w:t xml:space="preserve"> del Código</w:t>
       </w:r>
@@ -3875,7 +3875,7 @@
           <w:rFonts w:ascii="Arial Narrow" w:eastAsia="Arial Narrow" w:hAnsi="Arial Narrow" w:cs="Arial"/>
           <w:kern w:val="0"/>
           <w:vertAlign w:val="superscript"/>
-          <w14:ligatures w14:val="none"/>
+          <ns2:ligatures ns2:val="none"/>
         </w:rPr>
         <w:footnoteReference w:id="8"/>
       </w:r>
@@ -3883,22 +3883,22 @@
         <w:rPr>
           <w:rFonts w:ascii="Arial Narrow" w:eastAsia="Arial Narrow" w:hAnsi="Arial Narrow" w:cs="Arial Narrow"/>
           <w:kern w:val="0"/>
-          <w14:ligatures w14:val="none"/>
+          <ns2:ligatures ns2:val="none"/>
         </w:rPr>
         <w:t>.</w:t>
       </w:r>
     </w:p>
-    <w:p>
+    <w:p ns2:paraId="0D350856" ns2:textId="77777777">
       <w:pPr>
         <w:pStyle w:val="Prrafodelista"/>
         <w:rPr>
           <w:rFonts w:ascii="Arial Narrow" w:eastAsia="Arial Narrow" w:hAnsi="Arial Narrow" w:cs="Arial Narrow"/>
           <w:kern w:val="0"/>
-          <w14:ligatures w14:val="none"/>
-        </w:rPr>
-      </w:pPr>
-    </w:p>
-    <w:p>
+          <ns2:ligatures ns2:val="none"/>
+        </w:rPr>
+      </w:pPr>
+    </w:p>
+    <w:p ns2:paraId="4D067EA3" ns2:textId="28BF2007">
       <w:pPr>
         <w:pStyle w:val="Prrafodelista"/>
         <w:numPr>
@@ -3911,14 +3911,14 @@
         <w:rPr>
           <w:rFonts w:ascii="Arial Narrow" w:eastAsia="Arial Narrow" w:hAnsi="Arial Narrow" w:cs="Arial Narrow"/>
           <w:kern w:val="0"/>
-          <w14:ligatures w14:val="none"/>
-        </w:rPr>
-      </w:pPr>
-      <w:r>
-        <w:rPr>
-          <w:rFonts w:ascii="Arial Narrow" w:eastAsia="Arial Narrow" w:hAnsi="Arial Narrow" w:cs="Arial Narrow"/>
-          <w:kern w:val="0"/>
-          <w14:ligatures w14:val="none"/>
+          <ns2:ligatures ns2:val="none"/>
+        </w:rPr>
+      </w:pPr>
+      <w:r>
+        <w:rPr>
+          <w:rFonts w:ascii="Arial Narrow" w:eastAsia="Arial Narrow" w:hAnsi="Arial Narrow" w:cs="Arial Narrow"/>
+          <w:kern w:val="0"/>
+          <ns2:ligatures ns2:val="none"/>
         </w:rPr>
         <w:t xml:space="preserve">Adicionalmente, la Secretaría Técnica, en ejercicio de sus facultades, </w:t>
       </w:r>
@@ -3928,7 +3928,7 @@
           <w:color w:val="000000"/>
           <w:kern w:val="0"/>
           <w:lang w:eastAsia="es-PE"/>
-          <w14:ligatures w14:val="none"/>
+          <ns2:ligatures ns2:val="none"/>
         </w:rPr>
         <w:t xml:space="preserve">considera </w:t>
       </w:r>
@@ -3936,7 +3936,7 @@
         <w:rPr>
           <w:rFonts w:ascii="Arial Narrow" w:eastAsia="Arial Narrow" w:hAnsi="Arial Narrow" w:cs="Arial Narrow"/>
           <w:kern w:val="0"/>
-          <w14:ligatures w14:val="none"/>
+          <ns2:ligatures ns2:val="none"/>
         </w:rPr>
         <w:t>que el hecho denunciado</w:t>
       </w:r>
@@ -3946,7 +3946,7 @@
           <w:color w:val="000000"/>
           <w:kern w:val="0"/>
           <w:lang w:eastAsia="es-PE"/>
-          <w14:ligatures w14:val="none"/>
+          <ns2:ligatures ns2:val="none"/>
         </w:rPr>
         <w:t xml:space="preserve">, consistente en que </w:t>
       </w:r>
@@ -3956,7 +3956,7 @@
           <w:color w:val="000000"/>
           <w:kern w:val="0"/>
           <w:lang w:val="es-ES" w:eastAsia="es-ES"/>
-          <w14:ligatures w14:val="none"/>
+          <ns2:ligatures ns2:val="none"/>
         </w:rPr>
         <w:t>el Banco BBVA Perú S.A. habría brindado una respuesta inadecuada al reclamo presentado por el denunciante el 22 de enero de 2025</w:t>
       </w:r>
@@ -3966,7 +3966,7 @@
           <w:color w:val="000000"/>
           <w:kern w:val="0"/>
           <w:lang w:eastAsia="es-PE"/>
-          <w14:ligatures w14:val="none"/>
+          <ns2:ligatures ns2:val="none"/>
         </w:rPr>
         <w:t>. Por consiguiente, corresponde calificar el hecho materia de denuncia como una presunta infracción al</w:t>
       </w:r>
@@ -3974,12 +3974,12 @@
         <w:rPr>
           <w:rFonts w:ascii="Arial Narrow" w:eastAsia="Arial Narrow" w:hAnsi="Arial Narrow" w:cs="Arial Narrow"/>
           <w:kern w:val="0"/>
-          <w14:ligatures w14:val="none"/>
+          <ns2:ligatures ns2:val="none"/>
         </w:rPr>
         <w:t xml:space="preserve"> numeral 88.1 del artículo 88 del Código.</w:t>
       </w:r>
     </w:p>
-    <w:p>
+    <w:p ns2:paraId="2E7770E0" ns2:textId="77777777">
       <w:pPr>
         <w:pStyle w:val="Prrafodelista"/>
         <w:spacing w:after="0" w:line="240" w:lineRule="auto"/>
@@ -3989,11 +3989,11 @@
           <w:rFonts w:ascii="Arial Narrow" w:eastAsia="Calibri" w:hAnsi="Arial Narrow" w:cs="Arial Narrow"/>
           <w:kern w:val="0"/>
           <w:lang w:eastAsia="es-PE"/>
-          <w14:ligatures w14:val="none"/>
-        </w:rPr>
-      </w:pPr>
-    </w:p>
-    <w:p>
+          <ns2:ligatures ns2:val="none"/>
+        </w:rPr>
+      </w:pPr>
+    </w:p>
+    <w:p ns2:paraId="37321452" ns2:textId="77777777">
       <w:pPr>
         <w:pStyle w:val="Prrafodelista"/>
         <w:numPr>
@@ -4007,7 +4007,7 @@
           <w:rFonts w:ascii="Arial Narrow" w:eastAsia="Calibri" w:hAnsi="Arial Narrow" w:cs="Arial Narrow"/>
           <w:kern w:val="0"/>
           <w:lang w:eastAsia="es-PE"/>
-          <w14:ligatures w14:val="none"/>
+          <ns2:ligatures ns2:val="none"/>
         </w:rPr>
       </w:pPr>
       <w:r>
@@ -4016,7 +4016,7 @@
           <w:color w:val="000000"/>
           <w:kern w:val="0"/>
           <w:lang w:eastAsia="es-PE"/>
-          <w14:ligatures w14:val="none"/>
+          <ns2:ligatures ns2:val="none"/>
         </w:rPr>
         <w:t>En tanto la denuncia reúne los requisitos establecidos por la norma citada, corresponde admitirla a trámite</w:t>
       </w:r>
@@ -4026,7 +4026,7 @@
           <w:rFonts w:ascii="Arial Narrow" w:eastAsia="Arial Narrow" w:hAnsi="Arial Narrow" w:cs="Arial Narrow"/>
           <w:kern w:val="0"/>
           <w:vertAlign w:val="superscript"/>
-          <w14:ligatures w14:val="none"/>
+          <ns2:ligatures ns2:val="none"/>
         </w:rPr>
         <w:footnoteReference w:id="9"/>
       </w:r>
@@ -4036,12 +4036,12 @@
           <w:color w:val="000000"/>
           <w:kern w:val="0"/>
           <w:lang w:eastAsia="es-PE"/>
-          <w14:ligatures w14:val="none"/>
+          <ns2:ligatures ns2:val="none"/>
         </w:rPr>
         <w:t>.</w:t>
       </w:r>
     </w:p>
-    <w:p>
+    <w:p ns2:paraId="17426A8E" ns2:textId="77777777">
       <w:pPr>
         <w:spacing w:after="0" w:line="240" w:lineRule="auto"/>
         <w:ind w:left="567"/>
@@ -4052,11 +4052,11 @@
           <w:color w:val="000000"/>
           <w:kern w:val="0"/>
           <w:lang w:eastAsia="es-PE"/>
-          <w14:ligatures w14:val="none"/>
-        </w:rPr>
-      </w:pPr>
-    </w:p>
-    <w:p>
+          <ns2:ligatures ns2:val="none"/>
+        </w:rPr>
+      </w:pPr>
+    </w:p>
+    <w:p ns2:paraId="69FE781D" ns2:textId="77777777">
       <w:pPr>
         <w:pStyle w:val="Prrafodelista"/>
         <w:numPr>
@@ -4076,22 +4076,22 @@
           <w:color w:val="000000"/>
           <w:kern w:val="0"/>
           <w:lang w:eastAsia="es-PE"/>
-          <w14:ligatures w14:val="none"/>
-        </w:rPr>
-      </w:pPr>
-      <w:r>
-        <w:rPr>
-          <w:rFonts w:ascii="Arial Narrow" w:eastAsia="Arial Narrow" w:hAnsi="Arial Narrow" w:cs="Arial Narrow"/>
-          <w:b/>
-          <w:color w:val="000000"/>
-          <w:kern w:val="0"/>
-          <w:lang w:eastAsia="es-PE"/>
-          <w14:ligatures w14:val="none"/>
+          <ns2:ligatures ns2:val="none"/>
+        </w:rPr>
+      </w:pPr>
+      <w:r>
+        <w:rPr>
+          <w:rFonts w:ascii="Arial Narrow" w:eastAsia="Arial Narrow" w:hAnsi="Arial Narrow" w:cs="Arial Narrow"/>
+          <w:b/>
+          <w:color w:val="000000"/>
+          <w:kern w:val="0"/>
+          <w:lang w:eastAsia="es-PE"/>
+          <ns2:ligatures ns2:val="none"/>
         </w:rPr>
         <w:t>REQUERIMIENTO DE INFORMACION</w:t>
       </w:r>
     </w:p>
-    <w:p>
+    <w:p ns2:paraId="6252E905" ns2:textId="77777777">
       <w:pPr>
         <w:spacing w:after="0" w:line="240" w:lineRule="auto"/>
         <w:jc w:val="both"/>
@@ -4100,11 +4100,11 @@
           <w:color w:val="000000"/>
           <w:kern w:val="0"/>
           <w:lang w:val="es-ES" w:eastAsia="es-ES"/>
-          <w14:ligatures w14:val="none"/>
-        </w:rPr>
-      </w:pPr>
-    </w:p>
-    <w:p>
+          <ns2:ligatures ns2:val="none"/>
+        </w:rPr>
+      </w:pPr>
+    </w:p>
+    <w:p ns2:paraId="21C241A8" ns2:textId="77777777">
       <w:pPr>
         <w:pStyle w:val="Prrafodelista"/>
         <w:numPr>
@@ -4119,7 +4119,7 @@
           <w:color w:val="000000"/>
           <w:kern w:val="0"/>
           <w:lang w:val="es-ES" w:eastAsia="es-ES"/>
-          <w14:ligatures w14:val="none"/>
+          <ns2:ligatures ns2:val="none"/>
         </w:rPr>
       </w:pPr>
       <w:r>
@@ -4128,7 +4128,7 @@
           <w:color w:val="000000"/>
           <w:kern w:val="0"/>
           <w:lang w:val="es-ES" w:eastAsia="es-ES"/>
-          <w14:ligatures w14:val="none"/>
+          <ns2:ligatures ns2:val="none"/>
         </w:rPr>
         <w:t xml:space="preserve">A efectos de tener mayores elementos que sirvan para la resolución definitiva del presente caso, la Secretaría Técnica, en ejercicio de las facultades que la ley le confiere, </w:t>
       </w:r>
@@ -4139,7 +4139,7 @@
           <w:color w:val="000000"/>
           <w:kern w:val="0"/>
           <w:lang w:val="es-ES" w:eastAsia="es-ES"/>
-          <w14:ligatures w14:val="none"/>
+          <ns2:ligatures ns2:val="none"/>
         </w:rPr>
         <w:t xml:space="preserve">conviene requerir a los proveedores denunciados </w:t>
       </w:r>
@@ -4150,7 +4150,7 @@
           <w:color w:val="000000"/>
           <w:kern w:val="0"/>
           <w:lang w:val="es-ES" w:eastAsia="es-ES"/>
-          <w14:ligatures w14:val="none"/>
+          <ns2:ligatures ns2:val="none"/>
         </w:rPr>
         <w:t>que, en un plazo no mayor de cinco (5) días hábiles contado a partir del día siguiente de la notificación de la</w:t>
       </w:r>
@@ -4160,7 +4160,7 @@
           <w:color w:val="000000"/>
           <w:kern w:val="0"/>
           <w:lang w:val="es-ES" w:eastAsia="es-ES"/>
-          <w14:ligatures w14:val="none"/>
+          <ns2:ligatures ns2:val="none"/>
         </w:rPr>
         <w:t xml:space="preserve"> presente resolución, </w:t>
       </w:r>
@@ -4171,12 +4171,12 @@
           <w:color w:val="000000"/>
           <w:kern w:val="0"/>
           <w:lang w:val="es-ES" w:eastAsia="es-ES"/>
-          <w14:ligatures w14:val="none"/>
+          <ns2:ligatures ns2:val="none"/>
         </w:rPr>
         <w:t>cumplan con lo siguiente:</w:t>
       </w:r>
     </w:p>
-    <w:p>
+    <w:p ns2:paraId="345D7F88" ns2:textId="77777777">
       <w:pPr>
         <w:pStyle w:val="Prrafodelista"/>
         <w:spacing w:after="0" w:line="240" w:lineRule="auto"/>
@@ -4187,11 +4187,11 @@
           <w:color w:val="000000"/>
           <w:kern w:val="0"/>
           <w:lang w:val="es-ES" w:eastAsia="es-ES"/>
-          <w14:ligatures w14:val="none"/>
-        </w:rPr>
-      </w:pPr>
-    </w:p>
-    <w:p>
+          <ns2:ligatures ns2:val="none"/>
+        </w:rPr>
+      </w:pPr>
+    </w:p>
+    <w:p ns2:paraId="01F25269" ns2:textId="3FAF4262">
       <w:pPr>
         <w:pStyle w:val="Prrafodelista"/>
         <w:spacing w:after="0" w:line="240" w:lineRule="auto"/>
@@ -4202,7 +4202,7 @@
           <w:color w:val="000000"/>
           <w:kern w:val="0"/>
           <w:lang w:val="es-ES" w:eastAsia="es-ES"/>
-          <w14:ligatures w14:val="none"/>
+          <ns2:ligatures ns2:val="none"/>
         </w:rPr>
       </w:pPr>
       <w:r>
@@ -4212,7 +4212,7 @@
           <w:kern w:val="0"/>
           <w:u w:val="single"/>
           <w:lang w:val="es-ES" w:eastAsia="es-ES"/>
-          <w14:ligatures w14:val="none"/>
+          <ns2:ligatures ns2:val="none"/>
         </w:rPr>
         <w:t xml:space="preserve">A </w:t>
       </w:r>
@@ -4223,7 +4223,7 @@
           <w:kern w:val="0"/>
           <w:u w:val="single"/>
           <w:lang w:val="es-ES" w:eastAsia="es-ES"/>
-          <w14:ligatures w14:val="none"/>
+          <ns2:ligatures ns2:val="none"/>
         </w:rPr>
         <w:t>Rímac</w:t>
       </w:r>
@@ -4233,7 +4233,7 @@
           <w:color w:val="000000"/>
           <w:kern w:val="0"/>
           <w:lang w:val="es-ES" w:eastAsia="es-ES"/>
-          <w14:ligatures w14:val="none"/>
+          <ns2:ligatures ns2:val="none"/>
         </w:rPr>
         <w:t xml:space="preserve">: (i) presentar una copia debidamente suscrita de la Póliza </w:t>
       </w:r>
@@ -4243,7 +4243,7 @@
           <w:color w:val="000000"/>
           <w:kern w:val="0"/>
           <w:lang w:eastAsia="es-ES"/>
-          <w14:ligatures w14:val="none"/>
+          <ns2:ligatures ns2:val="none"/>
         </w:rPr>
         <w:t xml:space="preserve"/>
       </w:r>
@@ -4253,7 +4253,7 @@
           <w:color w:val="000000"/>
           <w:kern w:val="0"/>
           <w:lang w:eastAsia="es-ES"/>
-          <w14:ligatures w14:val="none"/>
+          <ns2:ligatures ns2:val="none"/>
         </w:rPr>
         <w:t xml:space="preserve">2001-716888 </w:t>
       </w:r>
@@ -4263,7 +4263,7 @@
           <w:color w:val="000000"/>
           <w:kern w:val="0"/>
           <w:lang w:val="es-ES" w:eastAsia="es-ES"/>
-          <w14:ligatures w14:val="none"/>
+          <ns2:ligatures ns2:val="none"/>
         </w:rPr>
         <w:t xml:space="preserve">del Seguro Vehicular materia de denuncia; </w:t>
       </w:r>
@@ -4273,7 +4273,7 @@
           <w:color w:val="000000"/>
           <w:kern w:val="0"/>
           <w:lang w:val="es-ES" w:eastAsia="es-ES"/>
-          <w14:ligatures w14:val="none"/>
+          <ns2:ligatures ns2:val="none"/>
         </w:rPr>
         <w:t>(</w:t>
       </w:r>
@@ -4284,7 +4284,7 @@
           <w:color w:val="000000"/>
           <w:kern w:val="0"/>
           <w:lang w:val="es-ES" w:eastAsia="es-ES"/>
-          <w14:ligatures w14:val="none"/>
+          <ns2:ligatures ns2:val="none"/>
         </w:rPr>
         <w:t>ii</w:t>
       </w:r>
@@ -4295,7 +4295,7 @@
           <w:color w:val="000000"/>
           <w:kern w:val="0"/>
           <w:lang w:val="es-ES" w:eastAsia="es-ES"/>
-          <w14:ligatures w14:val="none"/>
+          <ns2:ligatures ns2:val="none"/>
         </w:rPr>
         <w:t xml:space="preserve">) presentar una copia debidamente suscrita de la Póliza </w:t>
       </w:r>
@@ -4305,7 +4305,7 @@
           <w:color w:val="000000"/>
           <w:kern w:val="0"/>
           <w:lang w:eastAsia="es-ES"/>
-          <w14:ligatures w14:val="none"/>
+          <ns2:ligatures ns2:val="none"/>
         </w:rPr>
         <w:t xml:space="preserve"/>
       </w:r>
@@ -4315,7 +4315,7 @@
           <w:color w:val="000000"/>
           <w:kern w:val="0"/>
           <w:lang w:eastAsia="es-ES"/>
-          <w14:ligatures w14:val="none"/>
+          <ns2:ligatures ns2:val="none"/>
         </w:rPr>
         <w:t xml:space="preserve">0011-0960-400****258 </w:t>
       </w:r>
@@ -4325,7 +4325,7 @@
           <w:color w:val="000000"/>
           <w:kern w:val="0"/>
           <w:lang w:val="es-ES" w:eastAsia="es-ES"/>
-          <w14:ligatures w14:val="none"/>
+          <ns2:ligatures ns2:val="none"/>
         </w:rPr>
         <w:t>del Seguro Vehicular materia de denuncia; (</w:t>
       </w:r>
@@ -4336,7 +4336,7 @@
           <w:color w:val="000000"/>
           <w:kern w:val="0"/>
           <w:lang w:val="es-ES" w:eastAsia="es-ES"/>
-          <w14:ligatures w14:val="none"/>
+          <ns2:ligatures ns2:val="none"/>
         </w:rPr>
         <w:t>iii</w:t>
       </w:r>
@@ -4347,7 +4347,7 @@
           <w:color w:val="000000"/>
           <w:kern w:val="0"/>
           <w:lang w:val="es-ES" w:eastAsia="es-ES"/>
-          <w14:ligatures w14:val="none"/>
+          <ns2:ligatures ns2:val="none"/>
         </w:rPr>
         <w:t xml:space="preserve">) presentar los medios probatorios que acrediten que </w:t>
       </w:r>
@@ -4357,7 +4357,7 @@
           <w:color w:val="000000"/>
           <w:kern w:val="0"/>
           <w:lang w:val="es-ES" w:eastAsia="es-ES"/>
-          <w14:ligatures w14:val="none"/>
+          <ns2:ligatures ns2:val="none"/>
         </w:rPr>
         <w:t xml:space="preserve">gestionó </w:t>
       </w:r>
@@ -4367,7 +4367,7 @@
           <w:color w:val="000000"/>
           <w:kern w:val="0"/>
           <w:lang w:val="es-ES" w:eastAsia="es-ES"/>
-          <w14:ligatures w14:val="none"/>
+          <ns2:ligatures ns2:val="none"/>
         </w:rPr>
         <w:t xml:space="preserve">adecuadamente la renovación de la </w:t>
       </w:r>
@@ -4377,7 +4377,7 @@
           <w:color w:val="000000"/>
           <w:kern w:val="0"/>
           <w:lang w:val="es-ES" w:eastAsia="es-ES"/>
-          <w14:ligatures w14:val="none"/>
+          <ns2:ligatures ns2:val="none"/>
         </w:rPr>
         <w:t xml:space="preserve">Póliza </w:t>
       </w:r>
@@ -4387,7 +4387,7 @@
           <w:color w:val="000000"/>
           <w:kern w:val="0"/>
           <w:lang w:eastAsia="es-ES"/>
-          <w14:ligatures w14:val="none"/>
+          <ns2:ligatures ns2:val="none"/>
         </w:rPr>
         <w:t xml:space="preserve">2001-716888; </w:t>
       </w:r>
@@ -4397,7 +4397,7 @@
           <w:color w:val="000000"/>
           <w:kern w:val="0"/>
           <w:lang w:val="es-ES" w:eastAsia="es-ES"/>
-          <w14:ligatures w14:val="none"/>
+          <ns2:ligatures ns2:val="none"/>
         </w:rPr>
         <w:t>y, (</w:t>
       </w:r>
@@ -4408,7 +4408,7 @@
           <w:color w:val="000000"/>
           <w:kern w:val="0"/>
           <w:lang w:val="es-ES" w:eastAsia="es-ES"/>
-          <w14:ligatures w14:val="none"/>
+          <ns2:ligatures ns2:val="none"/>
         </w:rPr>
         <w:t>iv</w:t>
       </w:r>
@@ -4419,12 +4419,12 @@
           <w:color w:val="000000"/>
           <w:kern w:val="0"/>
           <w:lang w:val="es-ES" w:eastAsia="es-ES"/>
-          <w14:ligatures w14:val="none"/>
+          <ns2:ligatures ns2:val="none"/>
         </w:rPr>
         <w:t>) presentar todas las comunicaciones cursadas con la parte denunciante en virtud de los hechos materia de denuncia.</w:t>
       </w:r>
     </w:p>
-    <w:p>
+    <w:p ns2:paraId="48503CFE" ns2:textId="77777777">
       <w:pPr>
         <w:pStyle w:val="Prrafodelista"/>
         <w:spacing w:after="0" w:line="240" w:lineRule="auto"/>
@@ -4436,11 +4436,11 @@
           <w:kern w:val="0"/>
           <w:u w:val="single"/>
           <w:lang w:val="es-ES" w:eastAsia="es-ES"/>
-          <w14:ligatures w14:val="none"/>
-        </w:rPr>
-      </w:pPr>
-    </w:p>
-    <w:p>
+          <ns2:ligatures ns2:val="none"/>
+        </w:rPr>
+      </w:pPr>
+    </w:p>
+    <w:p ns2:paraId="4940B49E" ns2:textId="42FC9EA6">
       <w:pPr>
         <w:pStyle w:val="Prrafodelista"/>
         <w:spacing w:after="0" w:line="240" w:lineRule="auto"/>
@@ -4452,7 +4452,7 @@
           <w:kern w:val="0"/>
           <w:u w:val="single"/>
           <w:lang w:val="es-ES" w:eastAsia="es-ES"/>
-          <w14:ligatures w14:val="none"/>
+          <ns2:ligatures ns2:val="none"/>
         </w:rPr>
       </w:pPr>
       <w:r>
@@ -4462,7 +4462,7 @@
           <w:kern w:val="0"/>
           <w:u w:val="single"/>
           <w:lang w:val="es-ES" w:eastAsia="es-ES"/>
-          <w14:ligatures w14:val="none"/>
+          <ns2:ligatures ns2:val="none"/>
         </w:rPr>
         <w:t>A</w:t>
       </w:r>
@@ -4473,7 +4473,7 @@
           <w:kern w:val="0"/>
           <w:u w:val="single"/>
           <w:lang w:val="es-ES" w:eastAsia="es-ES"/>
-          <w14:ligatures w14:val="none"/>
+          <ns2:ligatures ns2:val="none"/>
         </w:rPr>
         <w:t>l</w:t>
       </w:r>
@@ -4484,7 +4484,7 @@
           <w:kern w:val="0"/>
           <w:u w:val="single"/>
           <w:lang w:val="es-ES" w:eastAsia="es-ES"/>
-          <w14:ligatures w14:val="none"/>
+          <ns2:ligatures ns2:val="none"/>
         </w:rPr>
         <w:t xml:space="preserve"> </w:t>
       </w:r>
@@ -4495,7 +4495,7 @@
           <w:kern w:val="0"/>
           <w:u w:val="single"/>
           <w:lang w:val="es-ES" w:eastAsia="es-ES"/>
-          <w14:ligatures w14:val="none"/>
+          <ns2:ligatures ns2:val="none"/>
         </w:rPr>
         <w:t>Banco</w:t>
       </w:r>
@@ -4505,7 +4505,7 @@
           <w:color w:val="000000"/>
           <w:kern w:val="0"/>
           <w:lang w:val="es-ES" w:eastAsia="es-ES"/>
-          <w14:ligatures w14:val="none"/>
+          <ns2:ligatures ns2:val="none"/>
         </w:rPr>
         <w:t>:</w:t>
       </w:r>
@@ -4515,7 +4515,7 @@
           <w:color w:val="000000"/>
           <w:kern w:val="0"/>
           <w:lang w:eastAsia="es-ES"/>
-          <w14:ligatures w14:val="none"/>
+          <ns2:ligatures ns2:val="none"/>
         </w:rPr>
         <w:t xml:space="preserve"> </w:t>
       </w:r>
@@ -4525,7 +4525,7 @@
           <w:color w:val="000000"/>
           <w:kern w:val="0"/>
           <w:lang w:val="es-ES" w:eastAsia="es-ES"/>
-          <w14:ligatures w14:val="none"/>
+          <ns2:ligatures ns2:val="none"/>
         </w:rPr>
         <w:t xml:space="preserve">(i) presentar una copia debidamente suscrita de la Póliza </w:t>
       </w:r>
@@ -4535,7 +4535,7 @@
           <w:color w:val="000000"/>
           <w:kern w:val="0"/>
           <w:lang w:eastAsia="es-ES"/>
-          <w14:ligatures w14:val="none"/>
+          <ns2:ligatures ns2:val="none"/>
         </w:rPr>
         <w:t xml:space="preserve"/>
       </w:r>
@@ -4545,7 +4545,7 @@
           <w:color w:val="000000"/>
           <w:kern w:val="0"/>
           <w:lang w:eastAsia="es-ES"/>
-          <w14:ligatures w14:val="none"/>
+          <ns2:ligatures ns2:val="none"/>
         </w:rPr>
         <w:t xml:space="preserve">2001-716888 </w:t>
       </w:r>
@@ -4555,7 +4555,7 @@
           <w:color w:val="000000"/>
           <w:kern w:val="0"/>
           <w:lang w:val="es-ES" w:eastAsia="es-ES"/>
-          <w14:ligatures w14:val="none"/>
+          <ns2:ligatures ns2:val="none"/>
         </w:rPr>
         <w:t>del Seguro Vehicular materia de denuncia; (</w:t>
       </w:r>
@@ -4566,7 +4566,7 @@
           <w:color w:val="000000"/>
           <w:kern w:val="0"/>
           <w:lang w:val="es-ES" w:eastAsia="es-ES"/>
-          <w14:ligatures w14:val="none"/>
+          <ns2:ligatures ns2:val="none"/>
         </w:rPr>
         <w:t>ii</w:t>
       </w:r>
@@ -4577,7 +4577,7 @@
           <w:color w:val="000000"/>
           <w:kern w:val="0"/>
           <w:lang w:val="es-ES" w:eastAsia="es-ES"/>
-          <w14:ligatures w14:val="none"/>
+          <ns2:ligatures ns2:val="none"/>
         </w:rPr>
         <w:t xml:space="preserve">) presentar una copia debidamente suscrita de la Póliza </w:t>
       </w:r>
@@ -4587,7 +4587,7 @@
           <w:color w:val="000000"/>
           <w:kern w:val="0"/>
           <w:lang w:eastAsia="es-ES"/>
-          <w14:ligatures w14:val="none"/>
+          <ns2:ligatures ns2:val="none"/>
         </w:rPr>
         <w:t xml:space="preserve"/>
       </w:r>
@@ -4597,7 +4597,7 @@
           <w:color w:val="000000"/>
           <w:kern w:val="0"/>
           <w:lang w:eastAsia="es-ES"/>
-          <w14:ligatures w14:val="none"/>
+          <ns2:ligatures ns2:val="none"/>
         </w:rPr>
         <w:t xml:space="preserve">0011-0960-400****258 </w:t>
       </w:r>
@@ -4607,7 +4607,7 @@
           <w:color w:val="000000"/>
           <w:kern w:val="0"/>
           <w:lang w:val="es-ES" w:eastAsia="es-ES"/>
-          <w14:ligatures w14:val="none"/>
+          <ns2:ligatures ns2:val="none"/>
         </w:rPr>
         <w:t xml:space="preserve">del </w:t>
       </w:r>
@@ -4617,7 +4617,7 @@
           <w:color w:val="000000"/>
           <w:kern w:val="0"/>
           <w:lang w:val="es-ES" w:eastAsia="es-ES"/>
-          <w14:ligatures w14:val="none"/>
+          <ns2:ligatures ns2:val="none"/>
         </w:rPr>
         <w:t>del Seguro Vehicular materia de denuncia; (</w:t>
       </w:r>
@@ -4628,7 +4628,7 @@
           <w:color w:val="000000"/>
           <w:kern w:val="0"/>
           <w:lang w:val="es-ES" w:eastAsia="es-ES"/>
-          <w14:ligatures w14:val="none"/>
+          <ns2:ligatures ns2:val="none"/>
         </w:rPr>
         <w:t>iii</w:t>
       </w:r>
@@ -4639,7 +4639,7 @@
           <w:color w:val="000000"/>
           <w:kern w:val="0"/>
           <w:lang w:val="es-ES" w:eastAsia="es-ES"/>
-          <w14:ligatures w14:val="none"/>
+          <ns2:ligatures ns2:val="none"/>
         </w:rPr>
         <w:t xml:space="preserve">) presentar los medios probatorios </w:t>
       </w:r>
@@ -4649,7 +4649,7 @@
           <w:color w:val="000000"/>
           <w:kern w:val="0"/>
           <w:lang w:val="es-ES" w:eastAsia="es-ES"/>
-          <w14:ligatures w14:val="none"/>
+          <ns2:ligatures ns2:val="none"/>
         </w:rPr>
         <w:lastRenderedPageBreak/>
         <w:t xml:space="preserve">que acrediten que gestionó adecuadamente la renovación y el pago de primas de la </w:t>
@@ -4660,7 +4660,7 @@
           <w:color w:val="000000"/>
           <w:kern w:val="0"/>
           <w:lang w:val="es-ES" w:eastAsia="es-ES"/>
-          <w14:ligatures w14:val="none"/>
+          <ns2:ligatures ns2:val="none"/>
         </w:rPr>
         <w:t xml:space="preserve">Póliza </w:t>
       </w:r>
@@ -4670,7 +4670,7 @@
           <w:color w:val="000000"/>
           <w:kern w:val="0"/>
           <w:lang w:eastAsia="es-ES"/>
-          <w14:ligatures w14:val="none"/>
+          <ns2:ligatures ns2:val="none"/>
         </w:rPr>
         <w:t>2001-716888;</w:t>
       </w:r>
@@ -4680,7 +4680,7 @@
           <w:color w:val="000000"/>
           <w:kern w:val="0"/>
           <w:lang w:val="es-ES" w:eastAsia="es-ES"/>
-          <w14:ligatures w14:val="none"/>
+          <ns2:ligatures ns2:val="none"/>
         </w:rPr>
         <w:t xml:space="preserve"> y, (</w:t>
       </w:r>
@@ -4691,7 +4691,7 @@
           <w:color w:val="000000"/>
           <w:kern w:val="0"/>
           <w:lang w:val="es-ES" w:eastAsia="es-ES"/>
-          <w14:ligatures w14:val="none"/>
+          <ns2:ligatures ns2:val="none"/>
         </w:rPr>
         <w:t>iv</w:t>
       </w:r>
@@ -4702,7 +4702,7 @@
           <w:color w:val="000000"/>
           <w:kern w:val="0"/>
           <w:lang w:val="es-ES" w:eastAsia="es-ES"/>
-          <w14:ligatures w14:val="none"/>
+          <ns2:ligatures ns2:val="none"/>
         </w:rPr>
         <w:t>) presentar todas las comunicaciones cursadas con la parte denunciante en virtud de los hechos materia de denuncia</w:t>
       </w:r>
@@ -4712,13 +4712,13 @@
           <w:color w:val="000000"/>
           <w:kern w:val="0"/>
           <w:lang w:val="es-ES" w:eastAsia="es-ES"/>
-          <w14:ligatures w14:val="none"/>
+          <ns2:ligatures ns2:val="none"/>
         </w:rPr>
         <w:t>.</w:t>
       </w:r>
     </w:p>
     <w:bookmarkEnd w:id="9"/>
-    <w:p>
+    <w:p ns2:paraId="76AC2520" ns2:textId="77777777">
       <w:pPr>
         <w:spacing w:after="0" w:line="240" w:lineRule="auto"/>
         <w:jc w:val="both"/>
@@ -4727,11 +4727,11 @@
           <w:color w:val="000000"/>
           <w:kern w:val="0"/>
           <w:lang w:val="es-ES" w:eastAsia="es-ES"/>
-          <w14:ligatures w14:val="none"/>
-        </w:rPr>
-      </w:pPr>
-    </w:p>
-    <w:p>
+          <ns2:ligatures ns2:val="none"/>
+        </w:rPr>
+      </w:pPr>
+    </w:p>
+    <w:p ns2:paraId="45192A8B" ns2:textId="77777777">
       <w:pPr>
         <w:pStyle w:val="Prrafodelista"/>
         <w:numPr>
@@ -4751,36 +4751,36 @@
           <w:color w:val="000000"/>
           <w:kern w:val="0"/>
           <w:lang w:eastAsia="es-PE"/>
-          <w14:ligatures w14:val="none"/>
-        </w:rPr>
-      </w:pPr>
-      <w:r>
-        <w:rPr>
-          <w:rFonts w:ascii="Arial Narrow" w:eastAsia="Arial Narrow" w:hAnsi="Arial Narrow" w:cs="Arial Narrow"/>
-          <w:b/>
-          <w:color w:val="000000"/>
-          <w:kern w:val="0"/>
-          <w:lang w:eastAsia="es-PE"/>
-          <w14:ligatures w14:val="none"/>
+          <ns2:ligatures ns2:val="none"/>
+        </w:rPr>
+      </w:pPr>
+      <w:r>
+        <w:rPr>
+          <w:rFonts w:ascii="Arial Narrow" w:eastAsia="Arial Narrow" w:hAnsi="Arial Narrow" w:cs="Arial Narrow"/>
+          <w:b/>
+          <w:color w:val="000000"/>
+          <w:kern w:val="0"/>
+          <w:lang w:eastAsia="es-PE"/>
+          <ns2:ligatures ns2:val="none"/>
         </w:rPr>
         <w:t xml:space="preserve">RESOLUCIÓN DE LA SECRETARÍA TÉCNICA </w:t>
       </w:r>
     </w:p>
-    <w:p>
-      <w:pPr>
-        <w:spacing w:after="0" w:line="240" w:lineRule="auto"/>
-        <w:jc w:val="both"/>
-        <w:rPr>
-          <w:rFonts w:ascii="Arial Narrow" w:eastAsia="Arial Narrow" w:hAnsi="Arial Narrow" w:cs="Arial Narrow"/>
-          <w:b/>
-          <w:color w:val="000000"/>
-          <w:kern w:val="0"/>
-          <w:lang w:eastAsia="es-PE"/>
-          <w14:ligatures w14:val="none"/>
-        </w:rPr>
-      </w:pPr>
-    </w:p>
-    <w:p>
+    <w:p ns2:paraId="71820251" ns2:textId="77777777">
+      <w:pPr>
+        <w:spacing w:after="0" w:line="240" w:lineRule="auto"/>
+        <w:jc w:val="both"/>
+        <w:rPr>
+          <w:rFonts w:ascii="Arial Narrow" w:eastAsia="Arial Narrow" w:hAnsi="Arial Narrow" w:cs="Arial Narrow"/>
+          <w:b/>
+          <w:color w:val="000000"/>
+          <w:kern w:val="0"/>
+          <w:lang w:eastAsia="es-PE"/>
+          <ns2:ligatures ns2:val="none"/>
+        </w:rPr>
+      </w:pPr>
+    </w:p>
+    <w:p ns2:paraId="621C8A87" ns2:textId="61AAA616">
       <w:pPr>
         <w:spacing w:after="0" w:line="240" w:lineRule="auto"/>
         <w:jc w:val="both"/>
@@ -4790,17 +4790,17 @@
           <w:kern w:val="0"/>
           <w:shd w:val="clear" w:color="auto" w:fill="FFFFFF"/>
           <w:lang w:eastAsia="es-PE"/>
-          <w14:ligatures w14:val="none"/>
-        </w:rPr>
-      </w:pPr>
-      <w:r>
-        <w:rPr>
-          <w:rFonts w:ascii="Arial Narrow" w:eastAsia="Arial Narrow" w:hAnsi="Arial Narrow" w:cs="Arial Narrow"/>
-          <w:b/>
-          <w:color w:val="000000"/>
-          <w:kern w:val="0"/>
-          <w:lang w:eastAsia="es-PE"/>
-          <w14:ligatures w14:val="none"/>
+          <ns2:ligatures ns2:val="none"/>
+        </w:rPr>
+      </w:pPr>
+      <w:r>
+        <w:rPr>
+          <w:rFonts w:ascii="Arial Narrow" w:eastAsia="Arial Narrow" w:hAnsi="Arial Narrow" w:cs="Arial Narrow"/>
+          <w:b/>
+          <w:color w:val="000000"/>
+          <w:kern w:val="0"/>
+          <w:lang w:eastAsia="es-PE"/>
+          <ns2:ligatures ns2:val="none"/>
         </w:rPr>
         <w:t xml:space="preserve">PRIMERO: admitir a trámite la denuncia del 13 de febrero de 2026, interpuesta por el señor [APELLIDO] López contra Rímac Seguros y Reaseguros S.A. y el Banco BBVA Perú S.A., por lo siguiente:</w:t>
       </w:r>
@@ -4811,7 +4811,7 @@
           <w:kern w:val="0"/>
           <w:shd w:val="clear" w:color="auto" w:fill="FFFFFF"/>
           <w:lang w:eastAsia="es-PE"/>
-          <w14:ligatures w14:val="none"/>
+          <ns2:ligatures ns2:val="none"/>
         </w:rPr>
         <w:t xml:space="preserve"/>
       </w:r>
@@ -4821,7 +4821,7 @@
           <w:color w:val="000000"/>
           <w:kern w:val="0"/>
           <w:lang w:val="es-ES" w:eastAsia="es-ES"/>
-          <w14:ligatures w14:val="none"/>
+          <ns2:ligatures ns2:val="none"/>
         </w:rPr>
         <w:t xml:space="preserve"/>
       </w:r>
@@ -4831,7 +4831,7 @@
           <w:color w:val="000000"/>
           <w:kern w:val="0"/>
           <w:lang w:val="es-ES" w:eastAsia="es-ES"/>
-          <w14:ligatures w14:val="none"/>
+          <ns2:ligatures ns2:val="none"/>
         </w:rPr>
         <w:t/>
       </w:r>
@@ -4841,7 +4841,7 @@
           <w:color w:val="000000"/>
           <w:kern w:val="0"/>
           <w:lang w:val="es-ES" w:eastAsia="es-ES"/>
-          <w14:ligatures w14:val="none"/>
+          <ns2:ligatures ns2:val="none"/>
         </w:rPr>
         <w:t xml:space="preserve"/>
       </w:r>
@@ -4852,7 +4852,7 @@
           <w:kern w:val="0"/>
           <w:shd w:val="clear" w:color="auto" w:fill="FFFFFF"/>
           <w:lang w:eastAsia="es-PE"/>
-          <w14:ligatures w14:val="none"/>
+          <ns2:ligatures ns2:val="none"/>
         </w:rPr>
         <w:t xml:space="preserve"/>
       </w:r>
@@ -4862,7 +4862,7 @@
           <w:bCs/>
           <w:spacing w:val="-3"/>
           <w:kern w:val="0"/>
-          <w14:ligatures w14:val="none"/>
+          <ns2:ligatures ns2:val="none"/>
         </w:rPr>
         <w:t xml:space="preserve"/>
       </w:r>
@@ -4873,7 +4873,7 @@
           <w:kern w:val="0"/>
           <w:shd w:val="clear" w:color="auto" w:fill="FFFFFF"/>
           <w:lang w:eastAsia="es-PE"/>
-          <w14:ligatures w14:val="none"/>
+          <ns2:ligatures ns2:val="none"/>
         </w:rPr>
         <w:t xml:space="preserve"/>
       </w:r>
@@ -4891,7 +4891,7 @@
           <w:kern w:val="0"/>
           <w:shd w:val="clear" w:color="auto" w:fill="FFFFFF"/>
           <w:lang w:eastAsia="es-PE"/>
-          <w14:ligatures w14:val="none"/>
+          <ns2:ligatures ns2:val="none"/>
         </w:rPr>
         <w:t xml:space="preserve"/>
       </w:r>
@@ -4902,12 +4902,12 @@
           <w:kern w:val="0"/>
           <w:shd w:val="clear" w:color="auto" w:fill="FFFFFF"/>
           <w:lang w:eastAsia="es-PE"/>
-          <w14:ligatures w14:val="none"/>
+          <ns2:ligatures ns2:val="none"/>
         </w:rPr>
         <w:t/>
       </w:r>
     </w:p>
-    <w:p>
+    <w:p ns2:paraId="669E6EC5" ns2:textId="77777777">
       <w:pPr>
         <w:spacing w:after="0" w:line="240" w:lineRule="auto"/>
         <w:jc w:val="both"/>
@@ -4916,11 +4916,11 @@
           <w:color w:val="000000"/>
           <w:kern w:val="0"/>
           <w:lang w:eastAsia="es-PE"/>
-          <w14:ligatures w14:val="none"/>
-        </w:rPr>
-      </w:pPr>
-    </w:p>
-    <w:p>
+          <ns2:ligatures ns2:val="none"/>
+        </w:rPr>
+      </w:pPr>
+    </w:p>
+    <w:p ns2:paraId="7BFB4BC9" ns2:textId="4254DCFA">
       <w:pPr>
         <w:pStyle w:val="Prrafodelista"/>
         <w:numPr>
@@ -4936,14 +4936,14 @@
         <w:rPr>
           <w:rFonts w:ascii="Arial Narrow" w:eastAsia="Arial Narrow" w:hAnsi="Arial Narrow" w:cs="Arial Narrow"/>
           <w:kern w:val="0"/>
-          <w14:ligatures w14:val="none"/>
-        </w:rPr>
-      </w:pPr>
-      <w:r>
-        <w:rPr>
-          <w:rFonts w:ascii="Arial Narrow" w:eastAsia="Arial Narrow" w:hAnsi="Arial Narrow" w:cs="Arial Narrow"/>
-          <w:kern w:val="0"/>
-          <w14:ligatures w14:val="none"/>
+          <ns2:ligatures ns2:val="none"/>
+        </w:rPr>
+      </w:pPr>
+      <w:r>
+        <w:rPr>
+          <w:rFonts w:ascii="Arial Narrow" w:eastAsia="Arial Narrow" w:hAnsi="Arial Narrow" w:cs="Arial Narrow"/>
+          <w:kern w:val="0"/>
+          <ns2:ligatures ns2:val="none"/>
         </w:rPr>
         <w:t xml:space="preserve">Presunta </w:t>
       </w:r>
@@ -4951,7 +4951,7 @@
         <w:rPr>
           <w:rFonts w:ascii="Arial Narrow" w:eastAsia="Arial Narrow" w:hAnsi="Arial Narrow" w:cs="Arial Narrow"/>
           <w:kern w:val="0"/>
-          <w14:ligatures w14:val="none"/>
+          <ns2:ligatures ns2:val="none"/>
         </w:rPr>
         <w:t>infracción a los artículos 18 y 19 de la Ley 29571, Código de Protección y Defensa del Consumidor</w:t>
       </w:r>
@@ -4959,7 +4959,7 @@
         <w:rPr>
           <w:rFonts w:ascii="Arial Narrow" w:eastAsia="Arial Narrow" w:hAnsi="Arial Narrow" w:cs="Arial Narrow"/>
           <w:kern w:val="0"/>
-          <w14:ligatures w14:val="none"/>
+          <ns2:ligatures ns2:val="none"/>
         </w:rPr>
         <w:t xml:space="preserve">, en tanto </w:t>
       </w:r>
@@ -4974,7 +4974,7 @@
         <w:rPr>
           <w:rFonts w:ascii="Arial Narrow" w:eastAsia="Arial Narrow" w:hAnsi="Arial Narrow" w:cs="Arial Narrow"/>
           <w:kern w:val="0"/>
-          <w14:ligatures w14:val="none"/>
+          <ns2:ligatures ns2:val="none"/>
         </w:rPr>
         <w:t xml:space="preserve">no habría </w:t>
       </w:r>
@@ -4982,7 +4982,7 @@
         <w:rPr>
           <w:rFonts w:ascii="Arial Narrow" w:eastAsia="Arial Narrow" w:hAnsi="Arial Narrow" w:cs="Arial Narrow"/>
           <w:kern w:val="0"/>
-          <w14:ligatures w14:val="none"/>
+          <ns2:ligatures ns2:val="none"/>
         </w:rPr>
         <w:t xml:space="preserve">cumplido con gestionar </w:t>
       </w:r>
@@ -4990,7 +4990,7 @@
         <w:rPr>
           <w:rFonts w:ascii="Arial Narrow" w:eastAsia="Arial Narrow" w:hAnsi="Arial Narrow" w:cs="Arial Narrow"/>
           <w:kern w:val="0"/>
-          <w14:ligatures w14:val="none"/>
+          <ns2:ligatures ns2:val="none"/>
         </w:rPr>
         <w:t>la reparación</w:t>
       </w:r>
@@ -4998,7 +4998,7 @@
         <w:rPr>
           <w:rFonts w:ascii="Arial Narrow" w:eastAsia="Arial Narrow" w:hAnsi="Arial Narrow" w:cs="Arial Narrow"/>
           <w:kern w:val="0"/>
-          <w14:ligatures w14:val="none"/>
+          <ns2:ligatures ns2:val="none"/>
         </w:rPr>
         <w:t xml:space="preserve"> adecuada</w:t>
       </w:r>
@@ -5006,7 +5006,7 @@
         <w:rPr>
           <w:rFonts w:ascii="Arial Narrow" w:eastAsia="Arial Narrow" w:hAnsi="Arial Narrow" w:cs="Arial Narrow"/>
           <w:kern w:val="0"/>
-          <w14:ligatures w14:val="none"/>
+          <ns2:ligatures ns2:val="none"/>
         </w:rPr>
         <w:t xml:space="preserve"> del vehículo con Placa de Rodaje </w:t>
       </w:r>
@@ -5017,7 +5017,7 @@
         <w:rPr>
           <w:rFonts w:ascii="Arial Narrow" w:eastAsia="Arial Narrow" w:hAnsi="Arial Narrow" w:cs="Arial Narrow"/>
           <w:kern w:val="0"/>
-          <w14:ligatures w14:val="none"/>
+          <ns2:ligatures ns2:val="none"/>
         </w:rPr>
         <w:t xml:space="preserve">AXO-327 </w:t>
       </w:r>
@@ -5025,7 +5025,7 @@
         <w:rPr>
           <w:rFonts w:ascii="Arial Narrow" w:eastAsia="Arial Narrow" w:hAnsi="Arial Narrow" w:cs="Arial Narrow"/>
           <w:kern w:val="0"/>
-          <w14:ligatures w14:val="none"/>
+          <ns2:ligatures ns2:val="none"/>
         </w:rPr>
         <w:t>por el</w:t>
       </w:r>
@@ -5033,7 +5033,7 @@
         <w:rPr>
           <w:rFonts w:ascii="Arial Narrow" w:eastAsia="Arial Narrow" w:hAnsi="Arial Narrow" w:cs="Arial Narrow"/>
           <w:kern w:val="0"/>
-          <w14:ligatures w14:val="none"/>
+          <ns2:ligatures ns2:val="none"/>
         </w:rPr>
         <w:t xml:space="preserve"> siniestro </w:t>
       </w:r>
@@ -5041,7 +5041,7 @@
         <w:rPr>
           <w:rFonts w:ascii="Arial Narrow" w:eastAsia="Arial Narrow" w:hAnsi="Arial Narrow" w:cs="Arial Narrow"/>
           <w:kern w:val="0"/>
-          <w14:ligatures w14:val="none"/>
+          <ns2:ligatures ns2:val="none"/>
         </w:rPr>
         <w:t>d</w:t>
       </w:r>
@@ -5049,12 +5049,12 @@
         <w:rPr>
           <w:rFonts w:ascii="Arial Narrow" w:eastAsia="Arial Narrow" w:hAnsi="Arial Narrow" w:cs="Arial Narrow"/>
           <w:kern w:val="0"/>
-          <w14:ligatures w14:val="none"/>
+          <ns2:ligatures ns2:val="none"/>
         </w:rPr>
         <w:t>el 8 de setiembre de 2023, debido a la persistencia de fallas mecánicas, electrónicas, alertas en sensores, fallas en el sistema de seguridad, ruidos anormales y deficiencias en el sistema de aire acondicionado.</w:t>
       </w:r>
     </w:p>
-    <w:p>
+    <w:p ns2:paraId="729749B0" ns2:textId="77777777">
       <w:pPr>
         <w:pStyle w:val="Prrafodelista"/>
         <w:spacing w:after="0" w:line="240" w:lineRule="auto"/>
@@ -5063,11 +5063,11 @@
         <w:rPr>
           <w:rFonts w:ascii="Arial Narrow" w:eastAsia="Arial Narrow" w:hAnsi="Arial Narrow" w:cs="Arial Narrow"/>
           <w:kern w:val="0"/>
-          <w14:ligatures w14:val="none"/>
-        </w:rPr>
-      </w:pPr>
-    </w:p>
-    <w:p>
+          <ns2:ligatures ns2:val="none"/>
+        </w:rPr>
+      </w:pPr>
+    </w:p>
+    <w:p ns2:paraId="716A2687" ns2:textId="23FD933F">
       <w:pPr>
         <w:pStyle w:val="Prrafodelista"/>
         <w:numPr>
@@ -5083,14 +5083,14 @@
         <w:rPr>
           <w:rFonts w:ascii="Arial Narrow" w:eastAsia="Arial Narrow" w:hAnsi="Arial Narrow" w:cs="Arial Narrow"/>
           <w:kern w:val="0"/>
-          <w14:ligatures w14:val="none"/>
-        </w:rPr>
-      </w:pPr>
-      <w:r>
-        <w:rPr>
-          <w:rFonts w:ascii="Arial Narrow" w:eastAsia="Arial Narrow" w:hAnsi="Arial Narrow" w:cs="Arial Narrow"/>
-          <w:kern w:val="0"/>
-          <w14:ligatures w14:val="none"/>
+          <ns2:ligatures ns2:val="none"/>
+        </w:rPr>
+      </w:pPr>
+      <w:r>
+        <w:rPr>
+          <w:rFonts w:ascii="Arial Narrow" w:eastAsia="Arial Narrow" w:hAnsi="Arial Narrow" w:cs="Arial Narrow"/>
+          <w:kern w:val="0"/>
+          <ns2:ligatures ns2:val="none"/>
         </w:rPr>
         <w:t xml:space="preserve">Presunta </w:t>
       </w:r>
@@ -5098,7 +5098,7 @@
         <w:rPr>
           <w:rFonts w:ascii="Arial Narrow" w:eastAsia="Arial Narrow" w:hAnsi="Arial Narrow" w:cs="Arial Narrow"/>
           <w:kern w:val="0"/>
-          <w14:ligatures w14:val="none"/>
+          <ns2:ligatures ns2:val="none"/>
         </w:rPr>
         <w:t>infracción a los artículos 18 y 19 de la Ley 29571, Código de Protección y Defensa del Consumidor</w:t>
       </w:r>
@@ -5106,7 +5106,7 @@
         <w:rPr>
           <w:rFonts w:ascii="Arial Narrow" w:eastAsia="Arial Narrow" w:hAnsi="Arial Narrow" w:cs="Arial Narrow"/>
           <w:kern w:val="0"/>
-          <w14:ligatures w14:val="none"/>
+          <ns2:ligatures ns2:val="none"/>
         </w:rPr>
         <w:t>, en</w:t>
       </w:r>
@@ -5114,7 +5114,7 @@
         <w:rPr>
           <w:rFonts w:ascii="Arial Narrow" w:eastAsia="Arial Narrow" w:hAnsi="Arial Narrow" w:cs="Arial Narrow"/>
           <w:kern w:val="0"/>
-          <w14:ligatures w14:val="none"/>
+          <ns2:ligatures ns2:val="none"/>
         </w:rPr>
         <w:t xml:space="preserve"> </w:t>
       </w:r>
@@ -5122,7 +5122,7 @@
         <w:rPr>
           <w:rFonts w:ascii="Arial Narrow" w:eastAsia="Arial Narrow" w:hAnsi="Arial Narrow" w:cs="Arial Narrow"/>
           <w:kern w:val="0"/>
-          <w14:ligatures w14:val="none"/>
+          <ns2:ligatures ns2:val="none"/>
         </w:rPr>
         <w:t>tanto</w:t>
       </w:r>
@@ -5130,7 +5130,7 @@
         <w:rPr>
           <w:rFonts w:ascii="Arial Narrow" w:eastAsia="Arial Narrow" w:hAnsi="Arial Narrow" w:cs="Arial Narrow"/>
           <w:kern w:val="0"/>
-          <w14:ligatures w14:val="none"/>
+          <ns2:ligatures ns2:val="none"/>
         </w:rPr>
         <w:t xml:space="preserve"> </w:t>
       </w:r>
@@ -5145,7 +5145,7 @@
         <w:rPr>
           <w:rFonts w:ascii="Arial Narrow" w:eastAsia="Arial Narrow" w:hAnsi="Arial Narrow" w:cs="Arial Narrow"/>
           <w:kern w:val="0"/>
-          <w14:ligatures w14:val="none"/>
+          <ns2:ligatures ns2:val="none"/>
         </w:rPr>
         <w:t>no habría cumplido con gestionar</w:t>
       </w:r>
@@ -5153,7 +5153,7 @@
         <w:rPr>
           <w:rFonts w:ascii="Arial Narrow" w:eastAsia="Arial Narrow" w:hAnsi="Arial Narrow" w:cs="Arial Narrow"/>
           <w:kern w:val="0"/>
-          <w14:ligatures w14:val="none"/>
+          <ns2:ligatures ns2:val="none"/>
         </w:rPr>
         <w:t xml:space="preserve"> </w:t>
       </w:r>
@@ -5161,7 +5161,7 @@
         <w:rPr>
           <w:rFonts w:ascii="Arial Narrow" w:eastAsia="Arial Narrow" w:hAnsi="Arial Narrow" w:cs="Arial Narrow"/>
           <w:kern w:val="0"/>
-          <w14:ligatures w14:val="none"/>
+          <ns2:ligatures ns2:val="none"/>
         </w:rPr>
         <w:t>la</w:t>
       </w:r>
@@ -5169,7 +5169,7 @@
         <w:rPr>
           <w:rFonts w:ascii="Arial Narrow" w:eastAsia="Arial Narrow" w:hAnsi="Arial Narrow" w:cs="Arial Narrow"/>
           <w:kern w:val="0"/>
-          <w14:ligatures w14:val="none"/>
+          <ns2:ligatures ns2:val="none"/>
         </w:rPr>
         <w:t xml:space="preserve"> reparación </w:t>
       </w:r>
@@ -5177,7 +5177,7 @@
         <w:rPr>
           <w:rFonts w:ascii="Arial Narrow" w:eastAsia="Arial Narrow" w:hAnsi="Arial Narrow" w:cs="Arial Narrow"/>
           <w:kern w:val="0"/>
-          <w14:ligatures w14:val="none"/>
+          <ns2:ligatures ns2:val="none"/>
         </w:rPr>
         <w:t xml:space="preserve">oportuna </w:t>
       </w:r>
@@ -5185,7 +5185,7 @@
         <w:rPr>
           <w:rFonts w:ascii="Arial Narrow" w:eastAsia="Arial Narrow" w:hAnsi="Arial Narrow" w:cs="Arial Narrow"/>
           <w:kern w:val="0"/>
-          <w14:ligatures w14:val="none"/>
+          <ns2:ligatures ns2:val="none"/>
         </w:rPr>
         <w:t xml:space="preserve">del vehículo con </w:t>
       </w:r>
@@ -5193,7 +5193,7 @@
         <w:rPr>
           <w:rFonts w:ascii="Arial Narrow" w:eastAsia="Arial Narrow" w:hAnsi="Arial Narrow" w:cs="Arial Narrow"/>
           <w:kern w:val="0"/>
-          <w14:ligatures w14:val="none"/>
+          <ns2:ligatures ns2:val="none"/>
         </w:rPr>
         <w:t>Placa de Rodaje </w:t>
       </w:r>
@@ -5204,7 +5204,7 @@
         <w:rPr>
           <w:rFonts w:ascii="Arial Narrow" w:eastAsia="Arial Narrow" w:hAnsi="Arial Narrow" w:cs="Arial Narrow"/>
           <w:kern w:val="0"/>
-          <w14:ligatures w14:val="none"/>
+          <ns2:ligatures ns2:val="none"/>
         </w:rPr>
         <w:t xml:space="preserve">AXO-327 </w:t>
       </w:r>
@@ -5212,7 +5212,7 @@
         <w:rPr>
           <w:rFonts w:ascii="Arial Narrow" w:eastAsia="Arial Narrow" w:hAnsi="Arial Narrow" w:cs="Arial Narrow"/>
           <w:kern w:val="0"/>
-          <w14:ligatures w14:val="none"/>
+          <ns2:ligatures ns2:val="none"/>
         </w:rPr>
         <w:t>por el siniestro del 8 de setiembre de 2023</w:t>
       </w:r>
@@ -5220,12 +5220,12 @@
         <w:rPr>
           <w:rFonts w:ascii="Arial Narrow" w:eastAsia="Arial Narrow" w:hAnsi="Arial Narrow" w:cs="Arial Narrow"/>
           <w:kern w:val="0"/>
-          <w14:ligatures w14:val="none"/>
+          <ns2:ligatures ns2:val="none"/>
         </w:rPr>
         <w:t>.</w:t>
       </w:r>
     </w:p>
-    <w:p>
+    <w:p ns2:paraId="10550CEC" ns2:textId="77777777">
       <w:pPr>
         <w:pStyle w:val="Prrafodelista"/>
         <w:spacing w:after="0" w:line="240" w:lineRule="auto"/>
@@ -5234,11 +5234,11 @@
         <w:rPr>
           <w:rFonts w:ascii="Arial Narrow" w:eastAsia="Arial Narrow" w:hAnsi="Arial Narrow" w:cs="Arial Narrow"/>
           <w:kern w:val="0"/>
-          <w14:ligatures w14:val="none"/>
-        </w:rPr>
-      </w:pPr>
-    </w:p>
-    <w:p>
+          <ns2:ligatures ns2:val="none"/>
+        </w:rPr>
+      </w:pPr>
+    </w:p>
+    <w:p ns2:paraId="29DD6139" ns2:textId="5EAB4F77">
       <w:pPr>
         <w:pStyle w:val="Prrafodelista"/>
         <w:numPr>
@@ -5254,14 +5254,14 @@
         <w:rPr>
           <w:rFonts w:ascii="Arial Narrow" w:eastAsia="Arial Narrow" w:hAnsi="Arial Narrow" w:cs="Arial Narrow"/>
           <w:kern w:val="0"/>
-          <w14:ligatures w14:val="none"/>
-        </w:rPr>
-      </w:pPr>
-      <w:r>
-        <w:rPr>
-          <w:rFonts w:ascii="Arial Narrow" w:eastAsia="Arial Narrow" w:hAnsi="Arial Narrow" w:cs="Arial Narrow"/>
-          <w:kern w:val="0"/>
-          <w14:ligatures w14:val="none"/>
+          <ns2:ligatures ns2:val="none"/>
+        </w:rPr>
+      </w:pPr>
+      <w:r>
+        <w:rPr>
+          <w:rFonts w:ascii="Arial Narrow" w:eastAsia="Arial Narrow" w:hAnsi="Arial Narrow" w:cs="Arial Narrow"/>
+          <w:kern w:val="0"/>
+          <ns2:ligatures ns2:val="none"/>
         </w:rPr>
         <w:t xml:space="preserve">Presunta </w:t>
       </w:r>
@@ -5269,7 +5269,7 @@
         <w:rPr>
           <w:rFonts w:ascii="Arial Narrow" w:eastAsia="Arial Narrow" w:hAnsi="Arial Narrow" w:cs="Arial Narrow"/>
           <w:kern w:val="0"/>
-          <w14:ligatures w14:val="none"/>
+          <ns2:ligatures ns2:val="none"/>
         </w:rPr>
         <w:t>infracción a los artículos 18 y 19 de la Ley 29571, Código de Protección y Defensa del Consumidor</w:t>
       </w:r>
@@ -5277,7 +5277,7 @@
         <w:rPr>
           <w:rFonts w:ascii="Arial Narrow" w:eastAsia="Arial Narrow" w:hAnsi="Arial Narrow" w:cs="Arial Narrow"/>
           <w:kern w:val="0"/>
-          <w14:ligatures w14:val="none"/>
+          <ns2:ligatures ns2:val="none"/>
         </w:rPr>
         <w:t xml:space="preserve">, en tanto </w:t>
       </w:r>
@@ -5285,7 +5285,7 @@
         <w:rPr>
           <w:rFonts w:ascii="Arial Narrow" w:eastAsia="Arial Narrow" w:hAnsi="Arial Narrow" w:cs="Arial Narrow"/>
           <w:kern w:val="0"/>
-          <w14:ligatures w14:val="none"/>
+          <ns2:ligatures ns2:val="none"/>
         </w:rPr>
         <w:t xml:space="preserve">el </w:t>
       </w:r>
@@ -5293,7 +5293,7 @@
         <w:rPr>
           <w:rFonts w:ascii="Arial Narrow" w:eastAsia="Arial Narrow" w:hAnsi="Arial Narrow" w:cs="Arial Narrow"/>
           <w:kern w:val="0"/>
-          <w14:ligatures w14:val="none"/>
+          <ns2:ligatures ns2:val="none"/>
         </w:rPr>
         <w:t xml:space="preserve">Banco BBVA Perú S.A. </w:t>
       </w:r>
@@ -5301,7 +5301,7 @@
         <w:rPr>
           <w:rFonts w:ascii="Arial Narrow" w:eastAsia="Arial Narrow" w:hAnsi="Arial Narrow" w:cs="Arial Narrow"/>
           <w:kern w:val="0"/>
-          <w14:ligatures w14:val="none"/>
+          <ns2:ligatures ns2:val="none"/>
         </w:rPr>
         <w:t xml:space="preserve">habría efectuado débitos en la cuenta de ahorros del denunciante por el importe total de US$ 1 968,73 por concepto de renovación de la </w:t>
       </w:r>
@@ -5311,7 +5311,7 @@
           <w:color w:val="000000"/>
           <w:kern w:val="0"/>
           <w:lang w:eastAsia="es-ES"/>
-          <w14:ligatures w14:val="none"/>
+          <ns2:ligatures ns2:val="none"/>
         </w:rPr>
         <w:t>Póliza 0011-0960-400****258</w:t>
       </w:r>
@@ -5321,7 +5321,7 @@
           <w:color w:val="000000"/>
           <w:kern w:val="0"/>
           <w:lang w:eastAsia="es-ES"/>
-          <w14:ligatures w14:val="none"/>
+          <ns2:ligatures ns2:val="none"/>
         </w:rPr>
         <w:t xml:space="preserve">, pese a no </w:t>
       </w:r>
@@ -5329,23 +5329,23 @@
         <w:rPr>
           <w:rFonts w:ascii="Arial Narrow" w:eastAsia="Arial Narrow" w:hAnsi="Arial Narrow" w:cs="Arial Narrow"/>
           <w:kern w:val="0"/>
-          <w14:ligatures w14:val="none"/>
+          <ns2:ligatures ns2:val="none"/>
         </w:rPr>
         <w:t>contar con su consentimiento.</w:t>
       </w:r>
     </w:p>
-    <w:p>
-      <w:pPr>
-        <w:spacing w:after="0" w:line="240" w:lineRule="auto"/>
-        <w:jc w:val="both"/>
-        <w:rPr>
-          <w:rFonts w:ascii="Arial Narrow" w:eastAsia="Arial Narrow" w:hAnsi="Arial Narrow" w:cs="Arial Narrow"/>
-          <w:kern w:val="0"/>
-          <w14:ligatures w14:val="none"/>
-        </w:rPr>
-      </w:pPr>
-    </w:p>
-    <w:p>
+    <w:p ns2:paraId="2CE796FC" ns2:textId="77777777">
+      <w:pPr>
+        <w:spacing w:after="0" w:line="240" w:lineRule="auto"/>
+        <w:jc w:val="both"/>
+        <w:rPr>
+          <w:rFonts w:ascii="Arial Narrow" w:eastAsia="Arial Narrow" w:hAnsi="Arial Narrow" w:cs="Arial Narrow"/>
+          <w:kern w:val="0"/>
+          <ns2:ligatures ns2:val="none"/>
+        </w:rPr>
+      </w:pPr>
+    </w:p>
+    <w:p ns2:paraId="31A5C40D" ns2:textId="35B4C79A">
       <w:pPr>
         <w:pStyle w:val="Prrafodelista"/>
         <w:numPr>
@@ -5361,14 +5361,14 @@
         <w:rPr>
           <w:rFonts w:ascii="Arial Narrow" w:eastAsia="Arial Narrow" w:hAnsi="Arial Narrow" w:cs="Arial Narrow"/>
           <w:kern w:val="0"/>
-          <w14:ligatures w14:val="none"/>
-        </w:rPr>
-      </w:pPr>
-      <w:r>
-        <w:rPr>
-          <w:rFonts w:ascii="Arial Narrow" w:eastAsia="Arial Narrow" w:hAnsi="Arial Narrow" w:cs="Arial Narrow"/>
-          <w:kern w:val="0"/>
-          <w14:ligatures w14:val="none"/>
+          <ns2:ligatures ns2:val="none"/>
+        </w:rPr>
+      </w:pPr>
+      <w:r>
+        <w:rPr>
+          <w:rFonts w:ascii="Arial Narrow" w:eastAsia="Arial Narrow" w:hAnsi="Arial Narrow" w:cs="Arial Narrow"/>
+          <w:kern w:val="0"/>
+          <ns2:ligatures ns2:val="none"/>
         </w:rPr>
         <w:t xml:space="preserve">Presunta </w:t>
       </w:r>
@@ -5376,7 +5376,7 @@
         <w:rPr>
           <w:rFonts w:ascii="Arial Narrow" w:eastAsia="Arial Narrow" w:hAnsi="Arial Narrow" w:cs="Arial Narrow"/>
           <w:kern w:val="0"/>
-          <w14:ligatures w14:val="none"/>
+          <ns2:ligatures ns2:val="none"/>
         </w:rPr>
         <w:t>infracción a los artículos 18 y 19 de la Ley 29571, Código de Protección y Defensa del Consumidor</w:t>
       </w:r>
@@ -5384,7 +5384,7 @@
         <w:rPr>
           <w:rFonts w:ascii="Arial Narrow" w:eastAsia="Arial Narrow" w:hAnsi="Arial Narrow" w:cs="Arial Narrow"/>
           <w:kern w:val="0"/>
-          <w14:ligatures w14:val="none"/>
+          <ns2:ligatures ns2:val="none"/>
         </w:rPr>
         <w:t xml:space="preserve">, en tanto </w:t>
       </w:r>
@@ -5392,7 +5392,7 @@
         <w:rPr>
           <w:rFonts w:ascii="Arial Narrow" w:eastAsia="Arial Narrow" w:hAnsi="Arial Narrow" w:cs="Arial Narrow"/>
           <w:kern w:val="0"/>
-          <w14:ligatures w14:val="none"/>
+          <ns2:ligatures ns2:val="none"/>
         </w:rPr>
         <w:t xml:space="preserve">el </w:t>
       </w:r>
@@ -5400,7 +5400,7 @@
         <w:rPr>
           <w:rFonts w:ascii="Arial Narrow" w:eastAsia="Arial Narrow" w:hAnsi="Arial Narrow" w:cs="Arial Narrow"/>
           <w:kern w:val="0"/>
-          <w14:ligatures w14:val="none"/>
+          <ns2:ligatures ns2:val="none"/>
         </w:rPr>
         <w:t xml:space="preserve">Banco BBVA Perú S.A. </w:t>
       </w:r>
@@ -5408,7 +5408,7 @@
         <w:rPr>
           <w:rFonts w:ascii="Arial Narrow" w:eastAsia="Arial Narrow" w:hAnsi="Arial Narrow" w:cs="Arial Narrow"/>
           <w:kern w:val="0"/>
-          <w14:ligatures w14:val="none"/>
+          <ns2:ligatures ns2:val="none"/>
         </w:rPr>
         <w:t xml:space="preserve">no </w:t>
       </w:r>
@@ -5416,7 +5416,7 @@
         <w:rPr>
           <w:rFonts w:ascii="Arial Narrow" w:eastAsia="Arial Narrow" w:hAnsi="Arial Narrow" w:cs="Arial Narrow"/>
           <w:kern w:val="0"/>
-          <w14:ligatures w14:val="none"/>
+          <ns2:ligatures ns2:val="none"/>
         </w:rPr>
         <w:t>habría cumplido con realizar</w:t>
       </w:r>
@@ -5424,7 +5424,7 @@
         <w:rPr>
           <w:rFonts w:ascii="Arial Narrow" w:eastAsia="Arial Narrow" w:hAnsi="Arial Narrow" w:cs="Arial Narrow"/>
           <w:kern w:val="0"/>
-          <w14:ligatures w14:val="none"/>
+          <ns2:ligatures ns2:val="none"/>
         </w:rPr>
         <w:t xml:space="preserve"> la devolución íntegra de los montos debitados por la renovación de la </w:t>
       </w:r>
@@ -5434,7 +5434,7 @@
           <w:color w:val="000000"/>
           <w:kern w:val="0"/>
           <w:lang w:eastAsia="es-ES"/>
-          <w14:ligatures w14:val="none"/>
+          <ns2:ligatures ns2:val="none"/>
         </w:rPr>
         <w:t>Póliza 0011-0960-400****258</w:t>
       </w:r>
@@ -5442,22 +5442,22 @@
         <w:rPr>
           <w:rFonts w:ascii="Arial Narrow" w:eastAsia="Arial Narrow" w:hAnsi="Arial Narrow" w:cs="Arial Narrow"/>
           <w:kern w:val="0"/>
-          <w14:ligatures w14:val="none"/>
+          <ns2:ligatures ns2:val="none"/>
         </w:rPr>
         <w:t>, toda vez que devolvió al denunciante la suma de US$ 1 070,44 de un total de US$ 1 968,73.</w:t>
       </w:r>
     </w:p>
-    <w:p>
+    <w:p ns2:paraId="6989FAD5" ns2:textId="77777777">
       <w:pPr>
         <w:pStyle w:val="Prrafodelista"/>
         <w:rPr>
           <w:rFonts w:ascii="Arial Narrow" w:eastAsia="Arial Narrow" w:hAnsi="Arial Narrow" w:cs="Arial Narrow"/>
           <w:kern w:val="0"/>
-          <w14:ligatures w14:val="none"/>
-        </w:rPr>
-      </w:pPr>
-    </w:p>
-    <w:p>
+          <ns2:ligatures ns2:val="none"/>
+        </w:rPr>
+      </w:pPr>
+    </w:p>
+    <w:p ns2:paraId="35C88B04" ns2:textId="403922B7">
       <w:pPr>
         <w:pStyle w:val="Prrafodelista"/>
         <w:numPr>
@@ -5473,14 +5473,14 @@
         <w:rPr>
           <w:rFonts w:ascii="Arial Narrow" w:eastAsia="Arial Narrow" w:hAnsi="Arial Narrow" w:cs="Arial Narrow"/>
           <w:kern w:val="0"/>
-          <w14:ligatures w14:val="none"/>
-        </w:rPr>
-      </w:pPr>
-      <w:r>
-        <w:rPr>
-          <w:rFonts w:ascii="Arial Narrow" w:eastAsia="Arial Narrow" w:hAnsi="Arial Narrow" w:cs="Arial Narrow"/>
-          <w:kern w:val="0"/>
-          <w14:ligatures w14:val="none"/>
+          <ns2:ligatures ns2:val="none"/>
+        </w:rPr>
+      </w:pPr>
+      <w:r>
+        <w:rPr>
+          <w:rFonts w:ascii="Arial Narrow" w:eastAsia="Arial Narrow" w:hAnsi="Arial Narrow" w:cs="Arial Narrow"/>
+          <w:kern w:val="0"/>
+          <ns2:ligatures ns2:val="none"/>
         </w:rPr>
         <w:t xml:space="preserve">Presunta infracción a los artículos 18 y 19 de la Ley 29571, Código de Protección y Defensa del Consumidor, en tanto </w:t>
       </w:r>
@@ -5488,7 +5488,7 @@
         <w:rPr>
           <w:rFonts w:ascii="Arial Narrow" w:eastAsia="Arial Narrow" w:hAnsi="Arial Narrow" w:cs="Arial Narrow"/>
           <w:kern w:val="0"/>
-          <w14:ligatures w14:val="none"/>
+          <ns2:ligatures ns2:val="none"/>
         </w:rPr>
         <w:t xml:space="preserve">el </w:t>
       </w:r>
@@ -5496,7 +5496,7 @@
         <w:rPr>
           <w:rFonts w:ascii="Arial Narrow" w:eastAsia="Arial Narrow" w:hAnsi="Arial Narrow" w:cs="Arial Narrow"/>
           <w:kern w:val="0"/>
-          <w14:ligatures w14:val="none"/>
+          <ns2:ligatures ns2:val="none"/>
         </w:rPr>
         <w:t xml:space="preserve">Banco BBVA Perú S.A. habría contratado la “Póliza Plan Besito” para el denunciante, pese a que dicho producto no habría </w:t>
       </w:r>
@@ -5504,23 +5504,23 @@
         <w:rPr>
           <w:rFonts w:ascii="Arial Narrow" w:eastAsia="Arial Narrow" w:hAnsi="Arial Narrow" w:cs="Arial Narrow"/>
           <w:kern w:val="0"/>
-          <w14:ligatures w14:val="none"/>
+          <ns2:ligatures ns2:val="none"/>
         </w:rPr>
         <w:t>sido ofertado ni contratado por el denunciante durante el proceso de adquisición de la Póliza 2001-716888 del Seguro Vehicular.</w:t>
       </w:r>
     </w:p>
-    <w:p>
-      <w:pPr>
-        <w:spacing w:after="0" w:line="240" w:lineRule="auto"/>
-        <w:jc w:val="both"/>
-        <w:rPr>
-          <w:rFonts w:ascii="Arial Narrow" w:eastAsia="Arial Narrow" w:hAnsi="Arial Narrow" w:cs="Arial Narrow"/>
-          <w:kern w:val="0"/>
-          <w14:ligatures w14:val="none"/>
-        </w:rPr>
-      </w:pPr>
-    </w:p>
-    <w:p>
+    <w:p ns2:paraId="685BDF77" ns2:textId="77777777">
+      <w:pPr>
+        <w:spacing w:after="0" w:line="240" w:lineRule="auto"/>
+        <w:jc w:val="both"/>
+        <w:rPr>
+          <w:rFonts w:ascii="Arial Narrow" w:eastAsia="Arial Narrow" w:hAnsi="Arial Narrow" w:cs="Arial Narrow"/>
+          <w:kern w:val="0"/>
+          <ns2:ligatures ns2:val="none"/>
+        </w:rPr>
+      </w:pPr>
+    </w:p>
+    <w:p ns2:paraId="6239F3D1" ns2:textId="6580DB31">
       <w:pPr>
         <w:pStyle w:val="Prrafodelista"/>
         <w:numPr>
@@ -5536,14 +5536,14 @@
         <w:rPr>
           <w:rFonts w:ascii="Arial Narrow" w:eastAsia="Arial Narrow" w:hAnsi="Arial Narrow" w:cs="Arial Narrow"/>
           <w:kern w:val="0"/>
-          <w14:ligatures w14:val="none"/>
-        </w:rPr>
-      </w:pPr>
-      <w:r>
-        <w:rPr>
-          <w:rFonts w:ascii="Arial Narrow" w:eastAsia="Arial Narrow" w:hAnsi="Arial Narrow" w:cs="Arial Narrow"/>
-          <w:kern w:val="0"/>
-          <w14:ligatures w14:val="none"/>
+          <ns2:ligatures ns2:val="none"/>
+        </w:rPr>
+      </w:pPr>
+      <w:r>
+        <w:rPr>
+          <w:rFonts w:ascii="Arial Narrow" w:eastAsia="Arial Narrow" w:hAnsi="Arial Narrow" w:cs="Arial Narrow"/>
+          <w:kern w:val="0"/>
+          <ns2:ligatures ns2:val="none"/>
         </w:rPr>
         <w:t xml:space="preserve">Presunta infracción al literal c) </w:t>
       </w:r>
@@ -5551,7 +5551,7 @@
         <w:rPr>
           <w:rFonts w:ascii="Arial Narrow" w:eastAsia="Arial Narrow" w:hAnsi="Arial Narrow" w:cs="Arial Narrow"/>
           <w:kern w:val="0"/>
-          <w14:ligatures w14:val="none"/>
+          <ns2:ligatures ns2:val="none"/>
         </w:rPr>
         <w:t>del artículo 56 de la Ley 29571, Código de Protección y Defensa del Consumidor</w:t>
       </w:r>
@@ -5559,7 +5559,7 @@
         <w:rPr>
           <w:rFonts w:ascii="Arial Narrow" w:eastAsia="Arial Narrow" w:hAnsi="Arial Narrow" w:cs="Arial Narrow"/>
           <w:kern w:val="0"/>
-          <w14:ligatures w14:val="none"/>
+          <ns2:ligatures ns2:val="none"/>
         </w:rPr>
         <w:t>, en</w:t>
       </w:r>
@@ -5567,7 +5567,7 @@
         <w:rPr>
           <w:rFonts w:ascii="Arial Narrow" w:eastAsia="Arial Narrow" w:hAnsi="Arial Narrow" w:cs="Arial Narrow"/>
           <w:kern w:val="0"/>
-          <w14:ligatures w14:val="none"/>
+          <ns2:ligatures ns2:val="none"/>
         </w:rPr>
         <w:t xml:space="preserve"> tanto</w:t>
       </w:r>
@@ -5575,7 +5575,7 @@
         <w:rPr>
           <w:rFonts w:ascii="Arial Narrow" w:eastAsia="Arial Narrow" w:hAnsi="Arial Narrow" w:cs="Arial Narrow"/>
           <w:kern w:val="0"/>
-          <w14:ligatures w14:val="none"/>
+          <ns2:ligatures ns2:val="none"/>
         </w:rPr>
         <w:t xml:space="preserve"> </w:t>
       </w:r>
@@ -5583,7 +5583,7 @@
         <w:rPr>
           <w:rFonts w:ascii="Arial Narrow" w:eastAsia="Arial Narrow" w:hAnsi="Arial Narrow" w:cs="Arial Narrow"/>
           <w:kern w:val="0"/>
-          <w14:ligatures w14:val="none"/>
+          <ns2:ligatures ns2:val="none"/>
         </w:rPr>
         <w:t xml:space="preserve">el </w:t>
       </w:r>
@@ -5591,7 +5591,7 @@
         <w:rPr>
           <w:rFonts w:ascii="Arial Narrow" w:eastAsia="Arial Narrow" w:hAnsi="Arial Narrow" w:cs="Arial Narrow"/>
           <w:kern w:val="0"/>
-          <w14:ligatures w14:val="none"/>
+          <ns2:ligatures ns2:val="none"/>
         </w:rPr>
         <w:t xml:space="preserve">Banco BBVA Perú S.A. </w:t>
       </w:r>
@@ -5599,7 +5599,7 @@
         <w:rPr>
           <w:rFonts w:ascii="Arial Narrow" w:eastAsia="Arial Narrow" w:hAnsi="Arial Narrow" w:cs="Arial Narrow"/>
           <w:kern w:val="0"/>
-          <w14:ligatures w14:val="none"/>
+          <ns2:ligatures ns2:val="none"/>
         </w:rPr>
         <w:t xml:space="preserve">habría </w:t>
       </w:r>
@@ -5607,7 +5607,7 @@
         <w:rPr>
           <w:rFonts w:ascii="Arial Narrow" w:eastAsia="Arial Narrow" w:hAnsi="Arial Narrow" w:cs="Arial Narrow"/>
           <w:kern w:val="0"/>
-          <w14:ligatures w14:val="none"/>
+          <ns2:ligatures ns2:val="none"/>
         </w:rPr>
         <w:t xml:space="preserve">hecho disposición de los fondos del denunciante para renovar la </w:t>
       </w:r>
@@ -5617,7 +5617,7 @@
           <w:color w:val="000000"/>
           <w:kern w:val="0"/>
           <w:lang w:val="es-ES" w:eastAsia="es-ES"/>
-          <w14:ligatures w14:val="none"/>
+          <ns2:ligatures ns2:val="none"/>
         </w:rPr>
         <w:t xml:space="preserve">Póliza </w:t>
       </w:r>
@@ -5627,7 +5627,7 @@
           <w:color w:val="000000"/>
           <w:kern w:val="0"/>
           <w:lang w:eastAsia="es-ES"/>
-          <w14:ligatures w14:val="none"/>
+          <ns2:ligatures ns2:val="none"/>
         </w:rPr>
         <w:t xml:space="preserve">2001-716888 </w:t>
       </w:r>
@@ -5637,7 +5637,7 @@
           <w:color w:val="000000"/>
           <w:kern w:val="0"/>
           <w:lang w:val="es-ES" w:eastAsia="es-ES"/>
-          <w14:ligatures w14:val="none"/>
+          <ns2:ligatures ns2:val="none"/>
         </w:rPr>
         <w:t>del Seguro Vehicular</w:t>
       </w:r>
@@ -5645,7 +5645,7 @@
         <w:rPr>
           <w:rFonts w:ascii="Arial Narrow" w:eastAsia="Arial Narrow" w:hAnsi="Arial Narrow" w:cs="Arial Narrow"/>
           <w:kern w:val="0"/>
-          <w14:ligatures w14:val="none"/>
+          <ns2:ligatures ns2:val="none"/>
         </w:rPr>
         <w:t xml:space="preserve"> </w:t>
       </w:r>
@@ -5653,7 +5653,7 @@
         <w:rPr>
           <w:rFonts w:ascii="Arial Narrow" w:eastAsia="Arial Narrow" w:hAnsi="Arial Narrow" w:cs="Arial Narrow"/>
           <w:kern w:val="0"/>
-          <w14:ligatures w14:val="none"/>
+          <ns2:ligatures ns2:val="none"/>
         </w:rPr>
         <w:t xml:space="preserve">mediante la emisión de la </w:t>
       </w:r>
@@ -5663,7 +5663,7 @@
           <w:color w:val="000000"/>
           <w:kern w:val="0"/>
           <w:lang w:eastAsia="es-ES"/>
-          <w14:ligatures w14:val="none"/>
+          <ns2:ligatures ns2:val="none"/>
         </w:rPr>
         <w:t>Póliza 0011-0960-400****258</w:t>
       </w:r>
@@ -5671,23 +5671,23 @@
         <w:rPr>
           <w:rFonts w:ascii="Arial Narrow" w:eastAsia="Arial Narrow" w:hAnsi="Arial Narrow" w:cs="Arial Narrow"/>
           <w:kern w:val="0"/>
-          <w14:ligatures w14:val="none"/>
+          <ns2:ligatures ns2:val="none"/>
         </w:rPr>
         <w:t xml:space="preserve"> el 12 de junio de 2024, pese a que la póliza inicial no contemplaba cláusula de renovación automática.</w:t>
       </w:r>
     </w:p>
-    <w:p>
-      <w:pPr>
-        <w:spacing w:after="0" w:line="240" w:lineRule="auto"/>
-        <w:jc w:val="both"/>
-        <w:rPr>
-          <w:rFonts w:ascii="Arial Narrow" w:eastAsia="Arial Narrow" w:hAnsi="Arial Narrow" w:cs="Arial Narrow"/>
-          <w:kern w:val="0"/>
-          <w14:ligatures w14:val="none"/>
-        </w:rPr>
-      </w:pPr>
-    </w:p>
-    <w:p>
+    <w:p ns2:paraId="7A386075" ns2:textId="77777777">
+      <w:pPr>
+        <w:spacing w:after="0" w:line="240" w:lineRule="auto"/>
+        <w:jc w:val="both"/>
+        <w:rPr>
+          <w:rFonts w:ascii="Arial Narrow" w:eastAsia="Arial Narrow" w:hAnsi="Arial Narrow" w:cs="Arial Narrow"/>
+          <w:kern w:val="0"/>
+          <ns2:ligatures ns2:val="none"/>
+        </w:rPr>
+      </w:pPr>
+    </w:p>
+    <w:p ns2:paraId="04CD7A7A" ns2:textId="2E91D417">
       <w:pPr>
         <w:pStyle w:val="Prrafodelista"/>
         <w:numPr>
@@ -5703,14 +5703,14 @@
         <w:rPr>
           <w:rFonts w:ascii="Arial Narrow" w:eastAsia="Arial Narrow" w:hAnsi="Arial Narrow" w:cs="Arial Narrow"/>
           <w:kern w:val="0"/>
-          <w14:ligatures w14:val="none"/>
-        </w:rPr>
-      </w:pPr>
-      <w:r>
-        <w:rPr>
-          <w:rFonts w:ascii="Arial Narrow" w:eastAsia="Arial Narrow" w:hAnsi="Arial Narrow" w:cs="Arial Narrow"/>
-          <w:kern w:val="0"/>
-          <w14:ligatures w14:val="none"/>
+          <ns2:ligatures ns2:val="none"/>
+        </w:rPr>
+      </w:pPr>
+      <w:r>
+        <w:rPr>
+          <w:rFonts w:ascii="Arial Narrow" w:eastAsia="Arial Narrow" w:hAnsi="Arial Narrow" w:cs="Arial Narrow"/>
+          <w:kern w:val="0"/>
+          <ns2:ligatures ns2:val="none"/>
         </w:rPr>
         <w:t xml:space="preserve">Presunta </w:t>
       </w:r>
@@ -5718,7 +5718,7 @@
         <w:rPr>
           <w:rFonts w:ascii="Arial Narrow" w:eastAsia="Arial Narrow" w:hAnsi="Arial Narrow" w:cs="Arial Narrow"/>
           <w:kern w:val="0"/>
-          <w14:ligatures w14:val="none"/>
+          <ns2:ligatures ns2:val="none"/>
         </w:rPr>
         <w:t>infracción al literal e) del artículo 47 de la Ley 29571, Código de Protección y Defensa del Consumidor</w:t>
       </w:r>
@@ -5726,7 +5726,7 @@
         <w:rPr>
           <w:rFonts w:ascii="Arial Narrow" w:eastAsia="Arial Narrow" w:hAnsi="Arial Narrow" w:cs="Arial Narrow"/>
           <w:kern w:val="0"/>
-          <w14:ligatures w14:val="none"/>
+          <ns2:ligatures ns2:val="none"/>
         </w:rPr>
         <w:t xml:space="preserve">, en tanto </w:t>
       </w:r>
@@ -5748,7 +5748,7 @@
         <w:rPr>
           <w:rFonts w:ascii="Arial Narrow" w:eastAsia="Arial Narrow" w:hAnsi="Arial Narrow" w:cs="Arial Narrow"/>
           <w:kern w:val="0"/>
-          <w14:ligatures w14:val="none"/>
+          <ns2:ligatures ns2:val="none"/>
         </w:rPr>
         <w:t xml:space="preserve">no habrían cumplido con entregar oportunamente al denunciante los documentos contractuales de la </w:t>
       </w:r>
@@ -5758,7 +5758,7 @@
           <w:color w:val="000000"/>
           <w:kern w:val="0"/>
           <w:lang w:val="es-ES" w:eastAsia="es-ES"/>
-          <w14:ligatures w14:val="none"/>
+          <ns2:ligatures ns2:val="none"/>
         </w:rPr>
         <w:t xml:space="preserve">Póliza </w:t>
       </w:r>
@@ -5768,7 +5768,7 @@
           <w:color w:val="000000"/>
           <w:kern w:val="0"/>
           <w:lang w:eastAsia="es-ES"/>
-          <w14:ligatures w14:val="none"/>
+          <ns2:ligatures ns2:val="none"/>
         </w:rPr>
         <w:t xml:space="preserve">2001-716888 </w:t>
       </w:r>
@@ -5778,7 +5778,7 @@
           <w:color w:val="000000"/>
           <w:kern w:val="0"/>
           <w:lang w:val="es-ES" w:eastAsia="es-ES"/>
-          <w14:ligatures w14:val="none"/>
+          <ns2:ligatures ns2:val="none"/>
         </w:rPr>
         <w:t>del Seguro Vehicular</w:t>
       </w:r>
@@ -5786,23 +5786,23 @@
         <w:rPr>
           <w:rFonts w:ascii="Arial Narrow" w:eastAsia="Arial Narrow" w:hAnsi="Arial Narrow" w:cs="Arial Narrow"/>
           <w:kern w:val="0"/>
-          <w14:ligatures w14:val="none"/>
+          <ns2:ligatures ns2:val="none"/>
         </w:rPr>
         <w:t>.</w:t>
       </w:r>
     </w:p>
-    <w:p>
-      <w:pPr>
-        <w:spacing w:after="0" w:line="240" w:lineRule="auto"/>
-        <w:jc w:val="both"/>
-        <w:rPr>
-          <w:rFonts w:ascii="Arial Narrow" w:eastAsia="Arial Narrow" w:hAnsi="Arial Narrow" w:cs="Arial Narrow"/>
-          <w:kern w:val="0"/>
-          <w14:ligatures w14:val="none"/>
-        </w:rPr>
-      </w:pPr>
-    </w:p>
-    <w:p>
+    <w:p ns2:paraId="3F96737E" ns2:textId="77777777">
+      <w:pPr>
+        <w:spacing w:after="0" w:line="240" w:lineRule="auto"/>
+        <w:jc w:val="both"/>
+        <w:rPr>
+          <w:rFonts w:ascii="Arial Narrow" w:eastAsia="Arial Narrow" w:hAnsi="Arial Narrow" w:cs="Arial Narrow"/>
+          <w:kern w:val="0"/>
+          <ns2:ligatures ns2:val="none"/>
+        </w:rPr>
+      </w:pPr>
+    </w:p>
+    <w:p ns2:paraId="59E04FD1" ns2:textId="66FFD421">
       <w:pPr>
         <w:pStyle w:val="Prrafodelista"/>
         <w:numPr>
@@ -5818,14 +5818,14 @@
         <w:rPr>
           <w:rFonts w:ascii="Arial Narrow" w:eastAsia="Arial Narrow" w:hAnsi="Arial Narrow" w:cs="Arial Narrow"/>
           <w:kern w:val="0"/>
-          <w14:ligatures w14:val="none"/>
-        </w:rPr>
-      </w:pPr>
-      <w:r>
-        <w:rPr>
-          <w:rFonts w:ascii="Arial Narrow" w:eastAsia="Arial Narrow" w:hAnsi="Arial Narrow" w:cs="Arial Narrow"/>
-          <w:kern w:val="0"/>
-          <w14:ligatures w14:val="none"/>
+          <ns2:ligatures ns2:val="none"/>
+        </w:rPr>
+      </w:pPr>
+      <w:r>
+        <w:rPr>
+          <w:rFonts w:ascii="Arial Narrow" w:eastAsia="Arial Narrow" w:hAnsi="Arial Narrow" w:cs="Arial Narrow"/>
+          <w:kern w:val="0"/>
+          <ns2:ligatures ns2:val="none"/>
         </w:rPr>
         <w:t xml:space="preserve">Presunta </w:t>
       </w:r>
@@ -5833,7 +5833,7 @@
         <w:rPr>
           <w:rFonts w:ascii="Arial Narrow" w:eastAsia="Arial Narrow" w:hAnsi="Arial Narrow" w:cs="Arial Narrow"/>
           <w:kern w:val="0"/>
-          <w14:ligatures w14:val="none"/>
+          <ns2:ligatures ns2:val="none"/>
         </w:rPr>
         <w:t>infracción al artículo 1, numeral 1, literal b) y al artículo 2 de la Ley 29571, Código de Protección y Defensa del Consumidor</w:t>
       </w:r>
@@ -5841,7 +5841,7 @@
         <w:rPr>
           <w:rFonts w:ascii="Arial Narrow" w:eastAsia="Arial Narrow" w:hAnsi="Arial Narrow" w:cs="Arial Narrow"/>
           <w:kern w:val="0"/>
-          <w14:ligatures w14:val="none"/>
+          <ns2:ligatures ns2:val="none"/>
         </w:rPr>
         <w:t xml:space="preserve">, en tanto </w:t>
       </w:r>
@@ -5856,7 +5856,7 @@
         <w:rPr>
           <w:rFonts w:ascii="Arial Narrow" w:eastAsia="Arial Narrow" w:hAnsi="Arial Narrow" w:cs="Arial Narrow"/>
           <w:kern w:val="0"/>
-          <w14:ligatures w14:val="none"/>
+          <ns2:ligatures ns2:val="none"/>
         </w:rPr>
         <w:t xml:space="preserve"> no habría </w:t>
       </w:r>
@@ -5864,7 +5864,7 @@
         <w:rPr>
           <w:rFonts w:ascii="Arial Narrow" w:eastAsia="Arial Narrow" w:hAnsi="Arial Narrow" w:cs="Arial Narrow"/>
           <w:kern w:val="0"/>
-          <w14:ligatures w14:val="none"/>
+          <ns2:ligatures ns2:val="none"/>
         </w:rPr>
         <w:lastRenderedPageBreak/>
         <w:t xml:space="preserve">informado oportunamente al denunciante las condiciones </w:t>
@@ -5873,7 +5873,7 @@
         <w:rPr>
           <w:rFonts w:ascii="Arial Narrow" w:eastAsia="Arial Narrow" w:hAnsi="Arial Narrow" w:cs="Arial Narrow"/>
           <w:kern w:val="0"/>
-          <w14:ligatures w14:val="none"/>
+          <ns2:ligatures ns2:val="none"/>
         </w:rPr>
         <w:t>contractuales de</w:t>
       </w:r>
@@ -5881,7 +5881,7 @@
         <w:rPr>
           <w:rFonts w:ascii="Arial Narrow" w:eastAsia="Arial Narrow" w:hAnsi="Arial Narrow" w:cs="Arial Narrow"/>
           <w:kern w:val="0"/>
-          <w14:ligatures w14:val="none"/>
+          <ns2:ligatures ns2:val="none"/>
         </w:rPr>
         <w:t xml:space="preserve"> la Póliza 2001-716888 del Seguro Vehicular</w:t>
       </w:r>
@@ -5889,23 +5889,23 @@
         <w:rPr>
           <w:rFonts w:ascii="Arial Narrow" w:eastAsia="Arial Narrow" w:hAnsi="Arial Narrow" w:cs="Arial Narrow"/>
           <w:kern w:val="0"/>
-          <w14:ligatures w14:val="none"/>
+          <ns2:ligatures ns2:val="none"/>
         </w:rPr>
         <w:t>, impidiéndole ejercer oportunamente su derecho de arrepentimiento respecto del referido seguro.</w:t>
       </w:r>
     </w:p>
-    <w:p>
-      <w:pPr>
-        <w:spacing w:after="0" w:line="240" w:lineRule="auto"/>
-        <w:jc w:val="both"/>
-        <w:rPr>
-          <w:rFonts w:ascii="Arial Narrow" w:eastAsia="Arial Narrow" w:hAnsi="Arial Narrow" w:cs="Arial Narrow"/>
-          <w:kern w:val="0"/>
-          <w14:ligatures w14:val="none"/>
-        </w:rPr>
-      </w:pPr>
-    </w:p>
-    <w:p>
+    <w:p ns2:paraId="0DC9E0CE" ns2:textId="77777777">
+      <w:pPr>
+        <w:spacing w:after="0" w:line="240" w:lineRule="auto"/>
+        <w:jc w:val="both"/>
+        <w:rPr>
+          <w:rFonts w:ascii="Arial Narrow" w:eastAsia="Arial Narrow" w:hAnsi="Arial Narrow" w:cs="Arial Narrow"/>
+          <w:kern w:val="0"/>
+          <ns2:ligatures ns2:val="none"/>
+        </w:rPr>
+      </w:pPr>
+    </w:p>
+    <w:p ns2:paraId="14C1FE9A" ns2:textId="21137468">
       <w:pPr>
         <w:pStyle w:val="Prrafodelista"/>
         <w:numPr>
@@ -5921,14 +5921,14 @@
         <w:rPr>
           <w:rFonts w:ascii="Arial Narrow" w:eastAsia="Arial Narrow" w:hAnsi="Arial Narrow" w:cs="Arial Narrow"/>
           <w:kern w:val="0"/>
-          <w14:ligatures w14:val="none"/>
-        </w:rPr>
-      </w:pPr>
-      <w:r>
-        <w:rPr>
-          <w:rFonts w:ascii="Arial Narrow" w:eastAsia="Arial Narrow" w:hAnsi="Arial Narrow" w:cs="Arial Narrow"/>
-          <w:kern w:val="0"/>
-          <w14:ligatures w14:val="none"/>
+          <ns2:ligatures ns2:val="none"/>
+        </w:rPr>
+      </w:pPr>
+      <w:r>
+        <w:rPr>
+          <w:rFonts w:ascii="Arial Narrow" w:eastAsia="Arial Narrow" w:hAnsi="Arial Narrow" w:cs="Arial Narrow"/>
+          <w:kern w:val="0"/>
+          <ns2:ligatures ns2:val="none"/>
         </w:rPr>
         <w:t xml:space="preserve">Presunta </w:t>
       </w:r>
@@ -5936,7 +5936,7 @@
         <w:rPr>
           <w:rFonts w:ascii="Arial Narrow" w:eastAsia="Arial Narrow" w:hAnsi="Arial Narrow" w:cs="Arial Narrow"/>
           <w:kern w:val="0"/>
-          <w14:ligatures w14:val="none"/>
+          <ns2:ligatures ns2:val="none"/>
         </w:rPr>
         <w:t>infracción al numeral 88.1 del artículo 88 de la Ley 29571, Código de Protección y Defensa del Consumidor</w:t>
       </w:r>
@@ -5944,7 +5944,7 @@
         <w:rPr>
           <w:rFonts w:ascii="Arial Narrow" w:eastAsia="Arial Narrow" w:hAnsi="Arial Narrow" w:cs="Arial Narrow"/>
           <w:kern w:val="0"/>
-          <w14:ligatures w14:val="none"/>
+          <ns2:ligatures ns2:val="none"/>
         </w:rPr>
         <w:t xml:space="preserve">, en tanto el </w:t>
       </w:r>
@@ -5959,7 +5959,7 @@
         <w:rPr>
           <w:rFonts w:ascii="Arial Narrow" w:eastAsia="Arial Narrow" w:hAnsi="Arial Narrow" w:cs="Arial Narrow"/>
           <w:kern w:val="0"/>
-          <w14:ligatures w14:val="none"/>
+          <ns2:ligatures ns2:val="none"/>
         </w:rPr>
         <w:t xml:space="preserve">habría </w:t>
       </w:r>
@@ -5967,7 +5967,7 @@
         <w:rPr>
           <w:rFonts w:ascii="Arial Narrow" w:eastAsia="Arial Narrow" w:hAnsi="Arial Narrow" w:cs="Arial Narrow"/>
           <w:kern w:val="0"/>
-          <w14:ligatures w14:val="none"/>
+          <ns2:ligatures ns2:val="none"/>
         </w:rPr>
         <w:t>brindado una respuesta inadecuada al reclamo presentado por el denunciante el 18 de octubre de 2023</w:t>
       </w:r>
@@ -5975,12 +5975,12 @@
         <w:rPr>
           <w:rFonts w:ascii="Arial Narrow" w:eastAsia="Arial Narrow" w:hAnsi="Arial Narrow" w:cs="Arial Narrow"/>
           <w:kern w:val="0"/>
-          <w14:ligatures w14:val="none"/>
+          <ns2:ligatures ns2:val="none"/>
         </w:rPr>
         <w:t>.</w:t>
       </w:r>
     </w:p>
-    <w:p>
+    <w:p ns2:paraId="71512386" ns2:textId="77777777">
       <w:pPr>
         <w:pStyle w:val="Prrafodelista"/>
         <w:spacing w:after="0" w:line="240" w:lineRule="auto"/>
@@ -5989,11 +5989,11 @@
         <w:rPr>
           <w:rFonts w:ascii="Arial Narrow" w:eastAsia="Arial Narrow" w:hAnsi="Arial Narrow" w:cs="Arial Narrow"/>
           <w:kern w:val="0"/>
-          <w14:ligatures w14:val="none"/>
-        </w:rPr>
-      </w:pPr>
-    </w:p>
-    <w:p>
+          <ns2:ligatures ns2:val="none"/>
+        </w:rPr>
+      </w:pPr>
+    </w:p>
+    <w:p ns2:paraId="3B6629C5" ns2:textId="286444AE">
       <w:pPr>
         <w:pStyle w:val="Prrafodelista"/>
         <w:numPr>
@@ -6010,14 +6010,14 @@
         <w:rPr>
           <w:rFonts w:ascii="Arial Narrow" w:eastAsia="Arial Narrow" w:hAnsi="Arial Narrow" w:cs="Arial Narrow"/>
           <w:kern w:val="0"/>
-          <w14:ligatures w14:val="none"/>
-        </w:rPr>
-      </w:pPr>
-      <w:r>
-        <w:rPr>
-          <w:rFonts w:ascii="Arial Narrow" w:eastAsia="Arial Narrow" w:hAnsi="Arial Narrow" w:cs="Arial Narrow"/>
-          <w:kern w:val="0"/>
-          <w14:ligatures w14:val="none"/>
+          <ns2:ligatures ns2:val="none"/>
+        </w:rPr>
+      </w:pPr>
+      <w:r>
+        <w:rPr>
+          <w:rFonts w:ascii="Arial Narrow" w:eastAsia="Arial Narrow" w:hAnsi="Arial Narrow" w:cs="Arial Narrow"/>
+          <w:kern w:val="0"/>
+          <ns2:ligatures ns2:val="none"/>
         </w:rPr>
         <w:t xml:space="preserve">Presunta </w:t>
       </w:r>
@@ -6025,7 +6025,7 @@
         <w:rPr>
           <w:rFonts w:ascii="Arial Narrow" w:eastAsia="Arial Narrow" w:hAnsi="Arial Narrow" w:cs="Arial Narrow"/>
           <w:kern w:val="0"/>
-          <w14:ligatures w14:val="none"/>
+          <ns2:ligatures ns2:val="none"/>
         </w:rPr>
         <w:t>infracción al numeral 88.1 del artículo 88 de la Ley 29571, Código de Protección y Defensa del Consumidor</w:t>
       </w:r>
@@ -6033,7 +6033,7 @@
         <w:rPr>
           <w:rFonts w:ascii="Arial Narrow" w:eastAsia="Arial Narrow" w:hAnsi="Arial Narrow" w:cs="Arial Narrow"/>
           <w:kern w:val="0"/>
-          <w14:ligatures w14:val="none"/>
+          <ns2:ligatures ns2:val="none"/>
         </w:rPr>
         <w:t xml:space="preserve">, en tanto el </w:t>
       </w:r>
@@ -6048,7 +6048,7 @@
         <w:rPr>
           <w:rFonts w:ascii="Arial Narrow" w:eastAsia="Arial Narrow" w:hAnsi="Arial Narrow" w:cs="Arial Narrow"/>
           <w:kern w:val="0"/>
-          <w14:ligatures w14:val="none"/>
+          <ns2:ligatures ns2:val="none"/>
         </w:rPr>
         <w:t xml:space="preserve"> habría</w:t>
       </w:r>
@@ -6063,7 +6063,7 @@
         <w:rPr>
           <w:rFonts w:ascii="Arial Narrow" w:eastAsia="Arial Narrow" w:hAnsi="Arial Narrow" w:cs="Arial Narrow"/>
           <w:kern w:val="0"/>
-          <w14:ligatures w14:val="none"/>
+          <ns2:ligatures ns2:val="none"/>
         </w:rPr>
         <w:t xml:space="preserve">brindado una respuesta inadecuada al reclamo presentado por el denunciante el </w:t>
       </w:r>
@@ -6073,7 +6073,7 @@
           <w:color w:val="000000"/>
           <w:kern w:val="0"/>
           <w:lang w:eastAsia="es-ES"/>
-          <w14:ligatures w14:val="none"/>
+          <ns2:ligatures ns2:val="none"/>
         </w:rPr>
         <w:t>22 de enero de 2025</w:t>
       </w:r>
@@ -6081,7 +6081,7 @@
         <w:rPr>
           <w:rFonts w:ascii="Arial Narrow" w:eastAsia="Arial Narrow" w:hAnsi="Arial Narrow" w:cs="Arial Narrow"/>
           <w:kern w:val="0"/>
-          <w14:ligatures w14:val="none"/>
+          <ns2:ligatures ns2:val="none"/>
         </w:rPr>
         <w:t>.</w:t>
       </w:r>
@@ -6089,23 +6089,23 @@
         <w:rPr>
           <w:rFonts w:ascii="Arial Narrow" w:eastAsia="Arial Narrow" w:hAnsi="Arial Narrow" w:cs="Arial Narrow"/>
           <w:kern w:val="0"/>
-          <w14:ligatures w14:val="none"/>
+          <ns2:ligatures ns2:val="none"/>
         </w:rPr>
         <w:t xml:space="preserve"> </w:t>
       </w:r>
     </w:p>
-    <w:p>
-      <w:pPr>
-        <w:spacing w:after="0" w:line="240" w:lineRule="auto"/>
-        <w:jc w:val="both"/>
-        <w:rPr>
-          <w:rFonts w:ascii="Arial Narrow" w:eastAsia="Arial Narrow" w:hAnsi="Arial Narrow" w:cs="Arial Narrow"/>
-          <w:kern w:val="0"/>
-          <w14:ligatures w14:val="none"/>
-        </w:rPr>
-      </w:pPr>
-    </w:p>
-    <w:p>
+    <w:p ns2:paraId="1DEB3481" ns2:textId="77777777">
+      <w:pPr>
+        <w:spacing w:after="0" w:line="240" w:lineRule="auto"/>
+        <w:jc w:val="both"/>
+        <w:rPr>
+          <w:rFonts w:ascii="Arial Narrow" w:eastAsia="Arial Narrow" w:hAnsi="Arial Narrow" w:cs="Arial Narrow"/>
+          <w:kern w:val="0"/>
+          <ns2:ligatures ns2:val="none"/>
+        </w:rPr>
+      </w:pPr>
+    </w:p>
+    <w:p ns2:paraId="634A0D61" ns2:textId="3592F9C6">
       <w:pPr>
         <w:spacing w:line="240" w:lineRule="auto"/>
         <w:contextualSpacing/>
@@ -6113,17 +6113,17 @@
         <w:rPr>
           <w:rFonts w:ascii="Arial Narrow" w:eastAsia="Calibri" w:hAnsi="Arial Narrow" w:cs="Arial"/>
           <w:kern w:val="0"/>
-          <w14:ligatures w14:val="none"/>
-        </w:rPr>
-      </w:pPr>
-      <w:r>
-        <w:rPr>
-          <w:rFonts w:ascii="Arial Narrow" w:eastAsia="Arial Narrow" w:hAnsi="Arial Narrow" w:cs="Arial Narrow"/>
-          <w:b/>
-          <w:color w:val="000000"/>
-          <w:kern w:val="0"/>
-          <w:lang w:eastAsia="es-PE"/>
-          <w14:ligatures w14:val="none"/>
+          <ns2:ligatures ns2:val="none"/>
+        </w:rPr>
+      </w:pPr>
+      <w:r>
+        <w:rPr>
+          <w:rFonts w:ascii="Arial Narrow" w:eastAsia="Arial Narrow" w:hAnsi="Arial Narrow" w:cs="Arial Narrow"/>
+          <w:b/>
+          <w:color w:val="000000"/>
+          <w:kern w:val="0"/>
+          <w:lang w:eastAsia="es-PE"/>
+          <ns2:ligatures ns2:val="none"/>
         </w:rPr>
         <w:t>SEGUNDO:</w:t>
       </w:r>
@@ -6133,7 +6133,7 @@
           <w:color w:val="000000"/>
           <w:kern w:val="0"/>
           <w:lang w:eastAsia="es-PE"/>
-          <w14:ligatures w14:val="none"/>
+          <ns2:ligatures ns2:val="none"/>
         </w:rPr>
         <w:t xml:space="preserve"> tener por ofrecidos los medios</w:t>
       </w:r>
@@ -6143,7 +6143,7 @@
           <w:color w:val="000000"/>
           <w:kern w:val="0"/>
           <w:lang w:eastAsia="es-PE"/>
-          <w14:ligatures w14:val="none"/>
+          <ns2:ligatures ns2:val="none"/>
         </w:rPr>
         <w:t xml:space="preserve"> probatorios presentados en el escrito de </w:t>
       </w:r>
@@ -6153,7 +6153,7 @@
           <w:color w:val="000000"/>
           <w:kern w:val="0"/>
           <w:lang w:eastAsia="es-PE"/>
-          <w14:ligatures w14:val="none"/>
+          <ns2:ligatures ns2:val="none"/>
         </w:rPr>
         <w:t xml:space="preserve">denuncia </w:t>
       </w:r>
@@ -6163,7 +6163,7 @@
           <w:color w:val="000000"/>
           <w:kern w:val="0"/>
           <w:lang w:val="es-ES" w:eastAsia="es-ES"/>
-          <w14:ligatures w14:val="none"/>
+          <ns2:ligatures ns2:val="none"/>
         </w:rPr>
         <w:t xml:space="preserve">del </w:t>
       </w:r>
@@ -6173,7 +6173,7 @@
           <w:color w:val="000000"/>
           <w:kern w:val="0"/>
           <w:lang w:val="es-ES" w:eastAsia="es-ES"/>
-          <w14:ligatures w14:val="none"/>
+          <ns2:ligatures ns2:val="none"/>
         </w:rPr>
         <w:t>13</w:t>
       </w:r>
@@ -6183,7 +6183,7 @@
           <w:color w:val="000000"/>
           <w:kern w:val="0"/>
           <w:lang w:val="es-ES" w:eastAsia="es-ES"/>
-          <w14:ligatures w14:val="none"/>
+          <ns2:ligatures ns2:val="none"/>
         </w:rPr>
         <w:t xml:space="preserve"> de febrero de 202</w:t>
       </w:r>
@@ -6193,7 +6193,7 @@
           <w:color w:val="000000"/>
           <w:kern w:val="0"/>
           <w:lang w:val="es-ES" w:eastAsia="es-ES"/>
-          <w14:ligatures w14:val="none"/>
+          <ns2:ligatures ns2:val="none"/>
         </w:rPr>
         <w:t>6</w:t>
       </w:r>
@@ -6201,12 +6201,12 @@
         <w:rPr>
           <w:rFonts w:ascii="Arial Narrow" w:eastAsia="Calibri" w:hAnsi="Arial Narrow" w:cs="Arial"/>
           <w:kern w:val="0"/>
-          <w14:ligatures w14:val="none"/>
+          <ns2:ligatures ns2:val="none"/>
         </w:rPr>
         <w:t>.</w:t>
       </w:r>
     </w:p>
-    <w:p>
+    <w:p ns2:paraId="2AF03E3F" ns2:textId="77777777">
       <w:pPr>
         <w:spacing w:line="240" w:lineRule="auto"/>
         <w:contextualSpacing/>
@@ -6216,30 +6216,30 @@
           <w:color w:val="000000"/>
           <w:kern w:val="0"/>
           <w:lang w:eastAsia="es-PE"/>
-          <w14:ligatures w14:val="none"/>
-        </w:rPr>
-      </w:pPr>
-    </w:p>
-    <w:p>
-      <w:pPr>
-        <w:spacing w:after="0" w:line="240" w:lineRule="auto"/>
-        <w:jc w:val="both"/>
-        <w:rPr>
-          <w:rFonts w:ascii="Arial Narrow" w:eastAsia="Arial Narrow" w:hAnsi="Arial Narrow" w:cs="Arial Narrow"/>
-          <w:color w:val="000000"/>
-          <w:kern w:val="0"/>
-          <w:lang w:eastAsia="es-PE"/>
-          <w14:ligatures w14:val="none"/>
-        </w:rPr>
-      </w:pPr>
-      <w:r>
-        <w:rPr>
-          <w:rFonts w:ascii="Arial Narrow" w:eastAsia="Arial Narrow" w:hAnsi="Arial Narrow" w:cs="Arial Narrow"/>
-          <w:b/>
-          <w:color w:val="000000"/>
-          <w:kern w:val="0"/>
-          <w:lang w:eastAsia="es-PE"/>
-          <w14:ligatures w14:val="none"/>
+          <ns2:ligatures ns2:val="none"/>
+        </w:rPr>
+      </w:pPr>
+    </w:p>
+    <w:p ns2:paraId="5D90C1F7" ns2:textId="3FEFE517">
+      <w:pPr>
+        <w:spacing w:after="0" w:line="240" w:lineRule="auto"/>
+        <w:jc w:val="both"/>
+        <w:rPr>
+          <w:rFonts w:ascii="Arial Narrow" w:eastAsia="Arial Narrow" w:hAnsi="Arial Narrow" w:cs="Arial Narrow"/>
+          <w:color w:val="000000"/>
+          <w:kern w:val="0"/>
+          <w:lang w:eastAsia="es-PE"/>
+          <ns2:ligatures ns2:val="none"/>
+        </w:rPr>
+      </w:pPr>
+      <w:r>
+        <w:rPr>
+          <w:rFonts w:ascii="Arial Narrow" w:eastAsia="Arial Narrow" w:hAnsi="Arial Narrow" w:cs="Arial Narrow"/>
+          <w:b/>
+          <w:color w:val="000000"/>
+          <w:kern w:val="0"/>
+          <w:lang w:eastAsia="es-PE"/>
+          <ns2:ligatures ns2:val="none"/>
         </w:rPr>
         <w:t xml:space="preserve">TERCERO: </w:t>
       </w:r>
@@ -6249,7 +6249,7 @@
           <w:color w:val="000000"/>
           <w:kern w:val="0"/>
           <w:lang w:eastAsia="es-PE"/>
-          <w14:ligatures w14:val="none"/>
+          <ns2:ligatures ns2:val="none"/>
         </w:rPr>
         <w:t xml:space="preserve">requerir a </w:t>
       </w:r>
@@ -6287,7 +6287,7 @@
           <w:color w:val="000000"/>
           <w:kern w:val="0"/>
           <w:lang w:eastAsia="es-PE"/>
-          <w14:ligatures w14:val="none"/>
+          <ns2:ligatures ns2:val="none"/>
         </w:rPr>
         <w:t>que cumpla</w:t>
       </w:r>
@@ -6297,7 +6297,7 @@
           <w:color w:val="000000"/>
           <w:kern w:val="0"/>
           <w:lang w:eastAsia="es-PE"/>
-          <w14:ligatures w14:val="none"/>
+          <ns2:ligatures ns2:val="none"/>
         </w:rPr>
         <w:t>n</w:t>
       </w:r>
@@ -6307,12 +6307,12 @@
           <w:color w:val="000000"/>
           <w:kern w:val="0"/>
           <w:lang w:eastAsia="es-PE"/>
-          <w14:ligatures w14:val="none"/>
+          <ns2:ligatures ns2:val="none"/>
         </w:rPr>
         <w:t xml:space="preserve"> con lo siguiente:</w:t>
       </w:r>
     </w:p>
-    <w:p>
+    <w:p ns2:paraId="156DFAB9" ns2:textId="77777777">
       <w:pPr>
         <w:spacing w:after="0" w:line="240" w:lineRule="auto"/>
         <w:jc w:val="both"/>
@@ -6321,11 +6321,11 @@
           <w:color w:val="000000"/>
           <w:kern w:val="0"/>
           <w:lang w:eastAsia="es-PE"/>
-          <w14:ligatures w14:val="none"/>
-        </w:rPr>
-      </w:pPr>
-    </w:p>
-    <w:p>
+          <ns2:ligatures ns2:val="none"/>
+        </w:rPr>
+      </w:pPr>
+    </w:p>
+    <w:p ns2:paraId="37384474" ns2:textId="77777777">
       <w:pPr>
         <w:numPr>
           <w:ilvl w:val="0"/>
@@ -6339,21 +6339,21 @@
           <w:color w:val="000000"/>
           <w:kern w:val="0"/>
           <w:lang w:eastAsia="es-PE"/>
-          <w14:ligatures w14:val="none"/>
-        </w:rPr>
-      </w:pPr>
-      <w:r>
-        <w:rPr>
-          <w:rFonts w:ascii="Arial Narrow" w:eastAsia="Arial Narrow" w:hAnsi="Arial Narrow" w:cs="Arial Narrow"/>
-          <w:color w:val="000000"/>
-          <w:kern w:val="0"/>
-          <w:lang w:eastAsia="es-PE"/>
-          <w14:ligatures w14:val="none"/>
+          <ns2:ligatures ns2:val="none"/>
+        </w:rPr>
+      </w:pPr>
+      <w:r>
+        <w:rPr>
+          <w:rFonts w:ascii="Arial Narrow" w:eastAsia="Arial Narrow" w:hAnsi="Arial Narrow" w:cs="Arial Narrow"/>
+          <w:color w:val="000000"/>
+          <w:kern w:val="0"/>
+          <w:lang w:eastAsia="es-PE"/>
+          <ns2:ligatures ns2:val="none"/>
         </w:rPr>
         <w:t>presentar documentos que acrediten su inscripción en los Registros Públicos o una declaración jurada que indique que cuenta con dicha inscripción;</w:t>
       </w:r>
     </w:p>
-    <w:p>
+    <w:p ns2:paraId="04A6E74B" ns2:textId="77777777">
       <w:pPr>
         <w:numPr>
           <w:ilvl w:val="0"/>
@@ -6367,21 +6367,21 @@
           <w:color w:val="000000"/>
           <w:kern w:val="0"/>
           <w:lang w:eastAsia="es-PE"/>
-          <w14:ligatures w14:val="none"/>
-        </w:rPr>
-      </w:pPr>
-      <w:r>
-        <w:rPr>
-          <w:rFonts w:ascii="Arial Narrow" w:eastAsia="Arial Narrow" w:hAnsi="Arial Narrow" w:cs="Arial Narrow"/>
-          <w:color w:val="000000"/>
-          <w:kern w:val="0"/>
-          <w:lang w:eastAsia="es-PE"/>
-          <w14:ligatures w14:val="none"/>
+          <ns2:ligatures ns2:val="none"/>
+        </w:rPr>
+      </w:pPr>
+      <w:r>
+        <w:rPr>
+          <w:rFonts w:ascii="Arial Narrow" w:eastAsia="Arial Narrow" w:hAnsi="Arial Narrow" w:cs="Arial Narrow"/>
+          <w:color w:val="000000"/>
+          <w:kern w:val="0"/>
+          <w:lang w:eastAsia="es-PE"/>
+          <ns2:ligatures ns2:val="none"/>
         </w:rPr>
         <w:t>presentar copia simple de las facultades de representación de su representante legal en el presente procedimiento o la declaración jurada que indique que cuenta con dichas facultades y que estas se encuentran vigentes;</w:t>
       </w:r>
     </w:p>
-    <w:p>
+    <w:p ns2:paraId="1203D0DC" ns2:textId="77777777">
       <w:pPr>
         <w:numPr>
           <w:ilvl w:val="0"/>
@@ -6395,21 +6395,21 @@
           <w:color w:val="000000"/>
           <w:kern w:val="0"/>
           <w:lang w:eastAsia="es-PE"/>
-          <w14:ligatures w14:val="none"/>
-        </w:rPr>
-      </w:pPr>
-      <w:r>
-        <w:rPr>
-          <w:rFonts w:ascii="Arial Narrow" w:eastAsia="Arial Narrow" w:hAnsi="Arial Narrow" w:cs="Arial Narrow"/>
-          <w:color w:val="000000"/>
-          <w:kern w:val="0"/>
-          <w:lang w:eastAsia="es-PE"/>
-          <w14:ligatures w14:val="none"/>
+          <ns2:ligatures ns2:val="none"/>
+        </w:rPr>
+      </w:pPr>
+      <w:r>
+        <w:rPr>
+          <w:rFonts w:ascii="Arial Narrow" w:eastAsia="Arial Narrow" w:hAnsi="Arial Narrow" w:cs="Arial Narrow"/>
+          <w:color w:val="000000"/>
+          <w:kern w:val="0"/>
+          <w:lang w:eastAsia="es-PE"/>
+          <ns2:ligatures ns2:val="none"/>
         </w:rPr>
         <w:t>consignar el Número de Registro Único de Contribuyentes (RUC); y,</w:t>
       </w:r>
     </w:p>
-    <w:p>
+    <w:p ns2:paraId="37704CA2" ns2:textId="77777777">
       <w:pPr>
         <w:numPr>
           <w:ilvl w:val="0"/>
@@ -6421,16 +6421,16 @@
         <w:rPr>
           <w:rFonts w:ascii="Arial Narrow" w:eastAsia="Calibri" w:hAnsi="Arial Narrow" w:cs="Arial"/>
           <w:kern w:val="0"/>
-          <w14:ligatures w14:val="none"/>
-        </w:rPr>
-      </w:pPr>
-      <w:r>
-        <w:rPr>
-          <w:rFonts w:ascii="Arial Narrow" w:eastAsia="Arial Narrow" w:hAnsi="Arial Narrow" w:cs="Arial Narrow"/>
-          <w:color w:val="000000"/>
-          <w:kern w:val="0"/>
-          <w:lang w:eastAsia="es-PE"/>
-          <w14:ligatures w14:val="none"/>
+          <ns2:ligatures ns2:val="none"/>
+        </w:rPr>
+      </w:pPr>
+      <w:r>
+        <w:rPr>
+          <w:rFonts w:ascii="Arial Narrow" w:eastAsia="Arial Narrow" w:hAnsi="Arial Narrow" w:cs="Arial Narrow"/>
+          <w:color w:val="000000"/>
+          <w:kern w:val="0"/>
+          <w:lang w:eastAsia="es-PE"/>
+          <ns2:ligatures ns2:val="none"/>
         </w:rPr>
         <w:t>fijar domicilio procesal para el procedimiento, de conformidad con el numeral 1 del artículo 442</w:t>
       </w:r>
@@ -6440,7 +6440,7 @@
           <w:color w:val="000000"/>
           <w:kern w:val="0"/>
           <w:lang w:eastAsia="es-PE"/>
-          <w14:ligatures w14:val="none"/>
+          <ns2:ligatures ns2:val="none"/>
         </w:rPr>
         <w:t/>
       </w:r>
@@ -6450,7 +6450,7 @@
           <w:color w:val="000000"/>
           <w:kern w:val="0"/>
           <w:lang w:eastAsia="es-PE"/>
-          <w14:ligatures w14:val="none"/>
+          <ns2:ligatures ns2:val="none"/>
         </w:rPr>
         <w:t xml:space="preserve"> del Código Procesal Civil. </w:t>
       </w:r>
@@ -6458,7 +6458,7 @@
         <w:rPr>
           <w:rFonts w:ascii="Arial Narrow" w:eastAsia="Calibri" w:hAnsi="Arial Narrow" w:cs="Arial"/>
           <w:kern w:val="0"/>
-          <w14:ligatures w14:val="none"/>
+          <ns2:ligatures ns2:val="none"/>
         </w:rPr>
         <w:t>Para ello podrá señalar domicilio físico o una dirección electrónica a la que pueda remitirse las notificaciones</w:t>
       </w:r>
@@ -6467,12 +6467,12 @@
           <w:rFonts w:ascii="Arial Narrow" w:eastAsia="Arial" w:hAnsi="Arial Narrow" w:cs="Arial"/>
           <w:kern w:val="0"/>
           <w:lang w:val="es"/>
-          <w14:ligatures w14:val="none"/>
+          <ns2:ligatures ns2:val="none"/>
         </w:rPr>
         <w:t>;</w:t>
       </w:r>
     </w:p>
-    <w:p>
+    <w:p ns2:paraId="6A38ABFB" ns2:textId="77777777">
       <w:pPr>
         <w:numPr>
           <w:ilvl w:val="0"/>
@@ -6484,14 +6484,14 @@
         <w:rPr>
           <w:rFonts w:ascii="Arial Narrow" w:eastAsia="Calibri" w:hAnsi="Arial Narrow" w:cs="Arial"/>
           <w:kern w:val="0"/>
-          <w14:ligatures w14:val="none"/>
+          <ns2:ligatures ns2:val="none"/>
         </w:rPr>
       </w:pPr>
       <w:r>
         <w:rPr>
           <w:rFonts w:ascii="Arial Narrow" w:eastAsia="Calibri" w:hAnsi="Arial Narrow" w:cs="Arial"/>
           <w:kern w:val="0"/>
-          <w14:ligatures w14:val="none"/>
+          <ns2:ligatures ns2:val="none"/>
         </w:rPr>
         <w:t>en caso califique como micro empresa o pequeña empresa, presentar los documentos que acrediten su volumen de ventas o ingresos brutos percibidos el año anterior relativo a todas sus actividades económicas y el número de trabajadores con el que cuenta</w:t>
       </w:r>
@@ -6501,7 +6501,7 @@
           <w:rFonts w:ascii="Arial Narrow" w:eastAsia="Calibri" w:hAnsi="Arial Narrow" w:cs="Arial"/>
           <w:kern w:val="0"/>
           <w:vertAlign w:val="superscript"/>
-          <w14:ligatures w14:val="none"/>
+          <ns2:ligatures ns2:val="none"/>
         </w:rPr>
         <w:footnoteReference w:id="10"/>
       </w:r>
@@ -6509,7 +6509,7 @@
         <w:rPr>
           <w:rFonts w:ascii="Arial Narrow" w:eastAsia="Calibri" w:hAnsi="Arial Narrow" w:cs="Arial"/>
           <w:kern w:val="0"/>
-          <w14:ligatures w14:val="none"/>
+          <ns2:ligatures ns2:val="none"/>
         </w:rPr>
         <w:t>. Ello, a fin de que la Comisión pueda meritar dicha documentación, conforme lo establece el artículo 110</w:t>
       </w:r>
@@ -6519,7 +6519,7 @@
           <w:color w:val="000000"/>
           <w:kern w:val="0"/>
           <w:lang w:eastAsia="es-PE"/>
-          <w14:ligatures w14:val="none"/>
+          <ns2:ligatures ns2:val="none"/>
         </w:rPr>
         <w:t/>
       </w:r>
@@ -6527,7 +6527,7 @@
         <w:rPr>
           <w:rFonts w:ascii="Arial Narrow" w:eastAsia="Calibri" w:hAnsi="Arial Narrow" w:cs="Arial"/>
           <w:kern w:val="0"/>
-          <w14:ligatures w14:val="none"/>
+          <ns2:ligatures ns2:val="none"/>
         </w:rPr>
         <w:t xml:space="preserve"> del </w:t>
       </w:r>
@@ -6536,7 +6536,7 @@
           <w:rFonts w:ascii="Arial Narrow" w:eastAsia="Calibri" w:hAnsi="Arial Narrow" w:cs="Arial"/>
           <w:spacing w:val="-2"/>
           <w:kern w:val="0"/>
-          <w14:ligatures w14:val="none"/>
+          <ns2:ligatures ns2:val="none"/>
         </w:rPr>
         <w:t>Código</w:t>
       </w:r>
@@ -6547,7 +6547,7 @@
           <w:spacing w:val="-2"/>
           <w:kern w:val="0"/>
           <w:vertAlign w:val="superscript"/>
-          <w14:ligatures w14:val="none"/>
+          <ns2:ligatures ns2:val="none"/>
         </w:rPr>
         <w:footnoteReference w:id="11"/>
       </w:r>
@@ -6556,77 +6556,422 @@
           <w:rFonts w:ascii="Arial Narrow" w:eastAsia="Calibri" w:hAnsi="Arial Narrow" w:cs="Arial"/>
           <w:spacing w:val="-2"/>
           <w:kern w:val="0"/>
-          <w14:ligatures w14:val="none"/>
+          <ns2:ligatures ns2:val="none"/>
         </w:rPr>
         <w:t>.</w:t>
       </w:r>
     </w:p>
+    <w:p ns2:paraId="1B2AA0D1" ns2:textId="77777777">
+      <w:pPr>
+        <w:spacing w:after="0" w:line="240" w:lineRule="auto"/>
+        <w:ind w:left="567"/>
+        <w:jc w:val="both"/>
+        <w:rPr>
+          <w:rFonts w:ascii="Arial Narrow" w:eastAsia="Arial Narrow" w:hAnsi="Arial Narrow" w:cs="Arial Narrow"/>
+          <w:color w:val="000000"/>
+          <w:kern w:val="0"/>
+          <w:lang w:eastAsia="es-PE"/>
+          <ns2:ligatures ns2:val="none"/>
+        </w:rPr>
+      </w:pPr>
+    </w:p>
     <w:p>
       <w:pPr>
         <w:spacing w:after="0" w:line="240" w:lineRule="auto"/>
-        <w:ind w:left="567"/>
-        <w:jc w:val="both"/>
-        <w:rPr>
-          <w:rFonts w:ascii="Arial Narrow" w:eastAsia="Arial Narrow" w:hAnsi="Arial Narrow" w:cs="Arial Narrow"/>
-          <w:color w:val="000000"/>
-          <w:kern w:val="0"/>
-          <w:lang w:eastAsia="es-PE"/>
-          <w14:ligatures w14:val="none"/>
-        </w:rPr>
-      </w:pPr>
-    </w:p>
-    <w:p>
-      <w:pPr>
-        <w:spacing w:after="0" w:line="240" w:lineRule="auto"/>
-        <w:jc w:val="both"/>
-        <w:rPr>
-          <w:rFonts w:ascii="Arial Narrow" w:eastAsia="Arial Narrow" w:hAnsi="Arial Narrow" w:cs="Arial Narrow"/>
-          <w:color w:val="000000"/>
-          <w:kern w:val="0"/>
-          <w:lang w:eastAsia="es-PE"/>
-          <w14:ligatures w14:val="none"/>
-        </w:rPr>
-      </w:pPr>
-      <w:r>
-        <w:rPr>
-          <w:rFonts w:ascii="Arial Narrow" w:eastAsia="Arial Narrow" w:hAnsi="Arial Narrow" w:cs="Arial Narrow"/>
-          <w:b/>
-          <w:color w:val="000000"/>
-          <w:kern w:val="0"/>
-          <w:lang w:eastAsia="es-PE"/>
-          <w14:ligatures w14:val="none"/>
+        <w:jc w:val="both"/>
+        <w:rPr>
+          <w:rFonts w:ascii="Arial Narrow" w:eastAsia="Arial Narrow" w:hAnsi="Arial Narrow" w:cs="Arial Narrow"/>
+          <w:color w:val="000000"/>
+          <w:kern w:val="0"/>
+          <w:lang w:eastAsia="es-PE"/>
+          <ns2:ligatures ns2:val="none"/>
+        </w:rPr>
+      </w:pPr>
+      <w:r>
+        <w:rPr>
+          <w:rFonts w:ascii="Arial Narrow" w:hAnsi="Arial Narrow" w:cs="Arial Narrow"/>
+          <w:b w:val="1"/>
+          <w:bCs w:val="1"/>
+          <w:sz w:val="20"/>
+          <w:szCs w:val="20"/>
         </w:rPr>
         <w:t xml:space="preserve">CUARTO: </w:t>
       </w:r>
       <w:r>
         <w:rPr>
-          <w:rFonts w:ascii="Arial Narrow" w:eastAsia="Arial Narrow" w:hAnsi="Arial Narrow" w:cs="Arial Narrow"/>
-          <w:color w:val="000000"/>
-          <w:kern w:val="0"/>
-          <w:lang w:eastAsia="es-PE"/>
-          <w14:ligatures w14:val="none"/>
-        </w:rPr>
-        <w:t xml:space="preserve">correr traslado de la denuncia interpuesta </w:t>
-      </w:r>
-      <w:r>
+          <w:rFonts w:ascii="Arial Narrow" w:hAnsi="Arial Narrow" w:cs="Arial Narrow"/>
+          <w:sz w:val="20"/>
+          <w:szCs w:val="20"/>
+        </w:rPr>
+        <w:t xml:space="preserve">correr traslado de la presente resolución a Rímac Seguros y Reaseguros S.A. y al Banco BBVA Perú S.A para que, de conformidad con lo dispuesto por el artículo 26° de la Ley sobre Facultades, Normas y Organización del Indecopi, aprobado por Decreto Legislativo N° 8079, presenten sus descargos sobre la imputación de cargos realizada en un plazo no mayor a cinco (5) días hábiles contado a partir del día siguiente de la notificación de la presente resolución, vencido el cual, el Secretario Técnico declarará en rebeldía a los denunciados que no lo hubieran presentado. Debe precisarse que de conformidad con lo establecido por el artículo 223° del Texto Único Ordenado de la Ley N° 27444, Ley del Procedimiento Administrativo General, las alegaciones y los hechos relevantes de la reclamación, salvo que hayan sido específicamente negadas en la contestación, se tendrán por aceptadas o meritadas como ciertas.</w:t>
+      </w:r>
+    </w:p>
+    <w:p ns2:paraId="2F1C55D7" ns2:textId="77777777">
+      <w:pPr>
+        <w:spacing w:after="0" w:line="240" w:lineRule="auto"/>
+        <w:jc w:val="both"/>
+        <w:rPr>
+          <w:rFonts w:ascii="Arial Narrow" w:eastAsia="Arial Narrow" w:hAnsi="Arial Narrow" w:cs="Arial Narrow"/>
+          <w:color w:val="000000"/>
+          <w:kern w:val="0"/>
+          <w:lang w:eastAsia="es-PE"/>
+          <ns2:ligatures ns2:val="none"/>
+        </w:rPr>
+      </w:pPr>
+    </w:p>
+    <w:p ns2:paraId="6D15F6EA" ns2:textId="048D1E5B">
+      <w:pPr>
+        <w:spacing w:after="0" w:line="240" w:lineRule="auto"/>
+        <w:jc w:val="both"/>
         <w:rPr>
           <w:rFonts w:ascii="Arial Narrow" w:eastAsia="Times New Roman" w:hAnsi="Arial Narrow" w:cs="Arial"/>
           <w:color w:val="000000"/>
           <w:kern w:val="0"/>
           <w:lang w:val="es-ES" w:eastAsia="es-ES"/>
-          <w14:ligatures w14:val="none"/>
+          <ns2:ligatures ns2:val="none"/>
+        </w:rPr>
+      </w:pPr>
+      <w:r>
+        <w:rPr>
+          <w:rFonts w:ascii="Arial Narrow" w:eastAsia="Arial Narrow" w:hAnsi="Arial Narrow" w:cs="Arial Narrow"/>
+          <w:b/>
+          <w:color w:val="000000"/>
+          <w:kern w:val="0"/>
+          <w:lang w:eastAsia="es-PE"/>
+          <ns2:ligatures ns2:val="none"/>
+        </w:rPr>
+        <w:t xml:space="preserve">QUINTO: </w:t>
+      </w:r>
+      <w:bookmarkStart w:id="10" w:name="_Hlk188286813"/>
+      <w:r>
+        <w:rPr>
+          <w:rFonts w:ascii="Arial Narrow" w:eastAsia="Times New Roman" w:hAnsi="Arial Narrow" w:cs="Arial"/>
+          <w:color w:val="000000"/>
+          <w:kern w:val="0"/>
+          <w:lang w:eastAsia="es-ES"/>
+          <ns2:ligatures ns2:val="none"/>
+        </w:rPr>
+        <w:t xml:space="preserve">requerir </w:t>
+      </w:r>
+      <w:r>
+        <w:rPr>
+          <w:rFonts w:ascii="Arial Narrow" w:eastAsia="Times New Roman" w:hAnsi="Arial Narrow" w:cs="Arial"/>
+          <w:color w:val="000000"/>
+          <w:kern w:val="0"/>
+          <w:lang w:val="es-ES" w:eastAsia="es-ES"/>
+          <ns2:ligatures ns2:val="none"/>
+        </w:rPr>
+        <w:t xml:space="preserve">que, en un </w:t>
+      </w:r>
+      <w:r>
+        <w:rPr>
+          <w:rFonts w:ascii="Arial Narrow" w:eastAsia="Times New Roman" w:hAnsi="Arial Narrow" w:cs="Arial"/>
+          <w:color w:val="000000"/>
+          <w:kern w:val="0"/>
+          <w:lang w:eastAsia="es-ES"/>
+          <ns2:ligatures ns2:val="none"/>
+        </w:rPr>
+        <w:t>plazo no mayor de cinco (5) días hábiles contado a partir del día siguiente de la notificación de la presente resolución</w:t>
+      </w:r>
+      <w:bookmarkEnd w:id="10"/>
+      <w:r>
+        <w:rPr>
+          <w:rFonts w:ascii="Arial Narrow" w:eastAsia="Times New Roman" w:hAnsi="Arial Narrow" w:cs="Arial"/>
+          <w:color w:val="000000"/>
+          <w:kern w:val="0"/>
+          <w:lang w:eastAsia="es-ES"/>
+          <ns2:ligatures ns2:val="none"/>
+        </w:rPr>
+        <w:t xml:space="preserve">, </w:t>
+      </w:r>
+      <w:bookmarkStart w:id="11" w:name="_Hlk188286828"/>
+      <w:r>
+        <w:rPr>
+          <w:rFonts w:ascii="Arial Narrow" w:eastAsia="Arial Narrow" w:hAnsi="Arial Narrow" w:cs="Arial Narrow"/>
+          <w:bCs/>
+        </w:rPr>
+        <w:t>Rímac Seguros y Reaseguros S.A.</w:t>
+      </w:r>
+      <w:r>
+        <w:rPr>
+          <w:rFonts w:ascii="Arial Narrow" w:eastAsia="Times New Roman" w:hAnsi="Arial Narrow" w:cs="Arial"/>
+          <w:color w:val="000000"/>
+          <w:kern w:val="0"/>
+          <w:lang w:eastAsia="es-ES"/>
+          <ns2:ligatures ns2:val="none"/>
+        </w:rPr>
+        <w:t xml:space="preserve">, </w:t>
+      </w:r>
+      <w:bookmarkEnd w:id="11"/>
+      <w:r>
+        <w:rPr>
+          <w:rFonts w:ascii="Arial Narrow" w:eastAsia="Times New Roman" w:hAnsi="Arial Narrow" w:cs="Arial"/>
+          <w:color w:val="000000"/>
+          <w:kern w:val="0"/>
+          <w:lang w:val="es-ES" w:eastAsia="es-ES"/>
+          <ns2:ligatures ns2:val="none"/>
+        </w:rPr>
+        <w:t>cumpla</w:t>
+      </w:r>
+      <w:r>
+        <w:rPr>
+          <w:rFonts w:ascii="Arial Narrow" w:eastAsia="Times New Roman" w:hAnsi="Arial Narrow" w:cs="Arial"/>
+          <w:color w:val="000000"/>
+          <w:kern w:val="0"/>
+          <w:lang w:val="es-ES" w:eastAsia="es-ES"/>
+          <ns2:ligatures ns2:val="none"/>
+        </w:rPr>
+        <w:t xml:space="preserve"> con: </w:t>
+      </w:r>
+      <w:r>
+        <w:rPr>
+          <w:rFonts w:ascii="Arial Narrow" w:eastAsia="Times New Roman" w:hAnsi="Arial Narrow" w:cs="Arial"/>
+          <w:color w:val="000000"/>
+          <w:kern w:val="0"/>
+          <w:lang w:val="es-ES" w:eastAsia="es-ES"/>
+          <ns2:ligatures ns2:val="none"/>
+        </w:rPr>
+        <w:t xml:space="preserve">(i) presentar una copia debidamente suscrita de la Póliza </w:t>
+      </w:r>
+      <w:r>
+        <w:rPr>
+          <w:rFonts w:ascii="Arial Narrow" w:eastAsia="Times New Roman" w:hAnsi="Arial Narrow" w:cs="Arial"/>
+          <w:color w:val="000000"/>
+          <w:kern w:val="0"/>
+          <w:lang w:eastAsia="es-ES"/>
+          <ns2:ligatures ns2:val="none"/>
+        </w:rPr>
+        <w:t xml:space="preserve">2001-716888 </w:t>
+      </w:r>
+      <w:r>
+        <w:rPr>
+          <w:rFonts w:ascii="Arial Narrow" w:eastAsia="Times New Roman" w:hAnsi="Arial Narrow" w:cs="Arial"/>
+          <w:color w:val="000000"/>
+          <w:kern w:val="0"/>
+          <w:lang w:val="es-ES" w:eastAsia="es-ES"/>
+          <ns2:ligatures ns2:val="none"/>
+        </w:rPr>
+        <w:t>del Seguro Vehicular materia de denuncia; (</w:t>
+      </w:r>
+      <w:proofErr w:type="spellStart"/>
+      <w:r>
+        <w:rPr>
+          <w:rFonts w:ascii="Arial Narrow" w:eastAsia="Times New Roman" w:hAnsi="Arial Narrow" w:cs="Arial"/>
+          <w:color w:val="000000"/>
+          <w:kern w:val="0"/>
+          <w:lang w:val="es-ES" w:eastAsia="es-ES"/>
+          <ns2:ligatures ns2:val="none"/>
+        </w:rPr>
+        <w:t>ii</w:t>
+      </w:r>
+      <w:proofErr w:type="spellEnd"/>
+      <w:r>
+        <w:rPr>
+          <w:rFonts w:ascii="Arial Narrow" w:eastAsia="Times New Roman" w:hAnsi="Arial Narrow" w:cs="Arial"/>
+          <w:color w:val="000000"/>
+          <w:kern w:val="0"/>
+          <w:lang w:val="es-ES" w:eastAsia="es-ES"/>
+          <ns2:ligatures ns2:val="none"/>
+        </w:rPr>
+        <w:t xml:space="preserve">) presentar una copia debidamente suscrita de la Póliza </w:t>
+      </w:r>
+      <w:r>
+        <w:rPr>
+          <w:rFonts w:ascii="Arial Narrow" w:eastAsia="Times New Roman" w:hAnsi="Arial Narrow" w:cs="Arial"/>
+          <w:color w:val="000000"/>
+          <w:kern w:val="0"/>
+          <w:lang w:eastAsia="es-ES"/>
+          <ns2:ligatures ns2:val="none"/>
+        </w:rPr>
+        <w:t xml:space="preserve">0011-0960-400****258 </w:t>
+      </w:r>
+      <w:r>
+        <w:rPr>
+          <w:rFonts w:ascii="Arial Narrow" w:eastAsia="Times New Roman" w:hAnsi="Arial Narrow" w:cs="Arial"/>
+          <w:color w:val="000000"/>
+          <w:kern w:val="0"/>
+          <w:lang w:val="es-ES" w:eastAsia="es-ES"/>
+          <ns2:ligatures ns2:val="none"/>
+        </w:rPr>
+        <w:t>del Seguro Vehicular materia de denuncia; (</w:t>
+      </w:r>
+      <w:proofErr w:type="spellStart"/>
+      <w:r>
+        <w:rPr>
+          <w:rFonts w:ascii="Arial Narrow" w:eastAsia="Times New Roman" w:hAnsi="Arial Narrow" w:cs="Arial"/>
+          <w:color w:val="000000"/>
+          <w:kern w:val="0"/>
+          <w:lang w:val="es-ES" w:eastAsia="es-ES"/>
+          <ns2:ligatures ns2:val="none"/>
+        </w:rPr>
+        <w:t>iii</w:t>
+      </w:r>
+      <w:proofErr w:type="spellEnd"/>
+      <w:r>
+        <w:rPr>
+          <w:rFonts w:ascii="Arial Narrow" w:eastAsia="Times New Roman" w:hAnsi="Arial Narrow" w:cs="Arial"/>
+          <w:color w:val="000000"/>
+          <w:kern w:val="0"/>
+          <w:lang w:val="es-ES" w:eastAsia="es-ES"/>
+          <ns2:ligatures ns2:val="none"/>
+        </w:rPr>
+        <w:t xml:space="preserve">) presentar los medios probatorios que acrediten que gestionó adecuadamente la renovación de la Póliza </w:t>
+      </w:r>
+      <w:r>
+        <w:rPr>
+          <w:rFonts w:ascii="Arial Narrow" w:eastAsia="Times New Roman" w:hAnsi="Arial Narrow" w:cs="Arial"/>
+          <w:color w:val="000000"/>
+          <w:kern w:val="0"/>
+          <w:lang w:eastAsia="es-ES"/>
+          <ns2:ligatures ns2:val="none"/>
+        </w:rPr>
+        <w:t xml:space="preserve">2001-716888; </w:t>
+      </w:r>
+      <w:r>
+        <w:rPr>
+          <w:rFonts w:ascii="Arial Narrow" w:eastAsia="Times New Roman" w:hAnsi="Arial Narrow" w:cs="Arial"/>
+          <w:color w:val="000000"/>
+          <w:kern w:val="0"/>
+          <w:lang w:val="es-ES" w:eastAsia="es-ES"/>
+          <ns2:ligatures ns2:val="none"/>
+        </w:rPr>
+        <w:t>y, (</w:t>
+      </w:r>
+      <w:proofErr w:type="spellStart"/>
+      <w:r>
+        <w:rPr>
+          <w:rFonts w:ascii="Arial Narrow" w:eastAsia="Times New Roman" w:hAnsi="Arial Narrow" w:cs="Arial"/>
+          <w:color w:val="000000"/>
+          <w:kern w:val="0"/>
+          <w:lang w:val="es-ES" w:eastAsia="es-ES"/>
+          <ns2:ligatures ns2:val="none"/>
+        </w:rPr>
+        <w:t>iv</w:t>
+      </w:r>
+      <w:proofErr w:type="spellEnd"/>
+      <w:r>
+        <w:rPr>
+          <w:rFonts w:ascii="Arial Narrow" w:eastAsia="Times New Roman" w:hAnsi="Arial Narrow" w:cs="Arial"/>
+          <w:color w:val="000000"/>
+          <w:kern w:val="0"/>
+          <w:lang w:val="es-ES" w:eastAsia="es-ES"/>
+          <ns2:ligatures ns2:val="none"/>
+        </w:rPr>
+        <w:t>) presentar todas las comunicaciones cursadas con la parte denunciante en virtud de los hechos materia de denuncia</w:t>
+      </w:r>
+      <w:r>
+        <w:rPr>
+          <w:rFonts w:ascii="Arial Narrow" w:eastAsia="Times New Roman" w:hAnsi="Arial Narrow" w:cs="Arial"/>
+          <w:color w:val="000000"/>
+          <w:kern w:val="0"/>
+          <w:lang w:val="es-ES" w:eastAsia="es-ES"/>
+          <ns2:ligatures ns2:val="none"/>
+        </w:rPr>
+        <w:t>.</w:t>
+      </w:r>
+    </w:p>
+    <w:p ns2:paraId="7EAE58BA" ns2:textId="77777777">
+      <w:pPr>
+        <w:spacing w:after="0" w:line="240" w:lineRule="auto"/>
+        <w:jc w:val="both"/>
+        <w:rPr>
+          <w:rFonts w:ascii="Arial Narrow" w:eastAsia="Times New Roman" w:hAnsi="Arial Narrow" w:cs="Arial"/>
+          <w:color w:val="000000"/>
+          <w:kern w:val="0"/>
+          <w:lang w:val="es-ES" w:eastAsia="es-ES"/>
+          <ns2:ligatures ns2:val="none"/>
+        </w:rPr>
+      </w:pPr>
+    </w:p>
+    <w:p ns2:paraId="018EE32A" ns2:textId="7C1E297E">
+      <w:pPr>
+        <w:spacing w:after="0" w:line="240" w:lineRule="auto"/>
+        <w:jc w:val="both"/>
+        <w:rPr>
+          <w:rFonts w:ascii="Arial Narrow" w:eastAsia="Times New Roman" w:hAnsi="Arial Narrow" w:cs="Arial"/>
+          <w:color w:val="000000"/>
+          <w:kern w:val="0"/>
+          <w:lang w:val="es-ES" w:eastAsia="es-ES"/>
+          <ns2:ligatures ns2:val="none"/>
+        </w:rPr>
+      </w:pPr>
+      <w:r>
+        <w:rPr>
+          <w:rFonts w:ascii="Arial Narrow" w:eastAsia="Arial Narrow" w:hAnsi="Arial Narrow" w:cs="Arial Narrow"/>
+          <w:b/>
+          <w:color w:val="000000"/>
+          <w:kern w:val="0"/>
+          <w:lang w:eastAsia="es-PE"/>
+          <ns2:ligatures ns2:val="none"/>
+        </w:rPr>
+        <w:t xml:space="preserve">SEXTO: </w:t>
+      </w:r>
+      <w:r>
+        <w:rPr>
+          <w:rFonts w:ascii="Arial Narrow" w:eastAsia="Times New Roman" w:hAnsi="Arial Narrow" w:cs="Arial"/>
+          <w:color w:val="000000"/>
+          <w:kern w:val="0"/>
+          <w:lang w:eastAsia="es-ES"/>
+          <ns2:ligatures ns2:val="none"/>
+        </w:rPr>
+        <w:t xml:space="preserve">requerir </w:t>
+      </w:r>
+      <w:r>
+        <w:rPr>
+          <w:rFonts w:ascii="Arial Narrow" w:eastAsia="Times New Roman" w:hAnsi="Arial Narrow" w:cs="Arial"/>
+          <w:color w:val="000000"/>
+          <w:kern w:val="0"/>
+          <w:lang w:val="es-ES" w:eastAsia="es-ES"/>
+          <ns2:ligatures ns2:val="none"/>
+        </w:rPr>
+        <w:t xml:space="preserve">que, en un </w:t>
+      </w:r>
+      <w:r>
+        <w:rPr>
+          <w:rFonts w:ascii="Arial Narrow" w:eastAsia="Times New Roman" w:hAnsi="Arial Narrow" w:cs="Arial"/>
+          <w:color w:val="000000"/>
+          <w:kern w:val="0"/>
+          <w:lang w:eastAsia="es-ES"/>
+          <ns2:ligatures ns2:val="none"/>
+        </w:rPr>
+        <w:t xml:space="preserve">plazo no mayor de cinco (5) días hábiles contado a partir del día siguiente de la notificación de la presente resolución, </w:t>
+      </w:r>
+      <w:r>
+        <w:rPr>
+          <w:rFonts w:ascii="Arial Narrow" w:eastAsia="Times New Roman" w:hAnsi="Arial Narrow" w:cs="Arial"/>
+          <w:color w:val="000000"/>
+          <w:kern w:val="0"/>
+          <w:lang w:eastAsia="es-ES"/>
+          <ns2:ligatures ns2:val="none"/>
         </w:rPr>
         <w:t xml:space="preserve">el </w:t>
       </w:r>
       <w:r>
         <w:rPr>
+          <w:rFonts w:ascii="Arial Narrow" w:eastAsia="Arial Narrow" w:hAnsi="Arial Narrow" w:cs="Arial Narrow"/>
+          <w:bCs/>
+        </w:rPr>
+        <w:t>Banco BBVA Perú S.A.</w:t>
+      </w:r>
+      <w:r>
+        <w:rPr>
+          <w:rFonts w:ascii="Arial Narrow" w:eastAsia="Times New Roman" w:hAnsi="Arial Narrow" w:cs="Arial"/>
+          <w:color w:val="000000"/>
+          <w:kern w:val="0"/>
+          <w:lang w:eastAsia="es-ES"/>
+          <ns2:ligatures ns2:val="none"/>
+        </w:rPr>
+        <w:t xml:space="preserve">, </w:t>
+      </w:r>
+      <w:r>
+        <w:rPr>
           <w:rFonts w:ascii="Arial Narrow" w:eastAsia="Times New Roman" w:hAnsi="Arial Narrow" w:cs="Arial"/>
           <w:color w:val="000000"/>
           <w:kern w:val="0"/>
           <w:lang w:val="es-ES" w:eastAsia="es-ES"/>
-          <w14:ligatures w14:val="none"/>
-        </w:rPr>
-        <w:t>13 de febrero de 202</w:t>
+          <ns2:ligatures ns2:val="none"/>
+        </w:rPr>
+        <w:t xml:space="preserve">cumpla con: </w:t>
       </w:r>
       <w:r>
         <w:rPr>
@@ -6634,79 +6979,204 @@
           <w:color w:val="000000"/>
           <w:kern w:val="0"/>
           <w:lang w:val="es-ES" w:eastAsia="es-ES"/>
-          <w14:ligatures w14:val="none"/>
-        </w:rPr>
-        <w:t>6</w:t>
-      </w:r>
-      <w:r>
-        <w:rPr>
-          <w:rFonts w:ascii="Arial Narrow" w:eastAsia="Calibri" w:hAnsi="Arial Narrow" w:cs="Arial"/>
-          <w:kern w:val="0"/>
-          <w14:ligatures w14:val="none"/>
-        </w:rPr>
-        <w:t xml:space="preserve">, </w:t>
-      </w:r>
-      <w:r>
-        <w:rPr>
-          <w:rFonts w:ascii="Arial Narrow" w:eastAsia="Arial Narrow" w:hAnsi="Arial Narrow" w:cs="Arial Narrow"/>
-          <w:color w:val="000000"/>
-          <w:kern w:val="0"/>
-          <w:lang w:eastAsia="es-PE"/>
-          <w14:ligatures w14:val="none"/>
-        </w:rPr>
-        <w:t>a</w:t>
-      </w:r>
-      <w:r>
-        <w:rPr>
-          <w:rFonts w:ascii="Arial Narrow" w:eastAsia="Times New Roman" w:hAnsi="Arial Narrow" w:cs="Times New Roman"/>
-          <w:color w:val="000000"/>
-          <w:kern w:val="0"/>
-          <w:shd w:val="clear" w:color="auto" w:fill="FFFFFF"/>
-          <w:lang w:eastAsia="es-PE"/>
-          <w14:ligatures w14:val="none"/>
+          <ns2:ligatures ns2:val="none"/>
+        </w:rPr>
+        <w:t xml:space="preserve">(i) presentar una copia debidamente suscrita de la Póliza </w:t>
+      </w:r>
+      <w:r>
+        <w:rPr>
+          <w:rFonts w:ascii="Arial Narrow" w:eastAsia="Times New Roman" w:hAnsi="Arial Narrow" w:cs="Arial"/>
+          <w:color w:val="000000"/>
+          <w:kern w:val="0"/>
+          <w:lang w:eastAsia="es-ES"/>
+          <ns2:ligatures ns2:val="none"/>
+        </w:rPr>
+        <w:t xml:space="preserve">2001-716888 </w:t>
+      </w:r>
+      <w:r>
+        <w:rPr>
+          <w:rFonts w:ascii="Arial Narrow" w:eastAsia="Times New Roman" w:hAnsi="Arial Narrow" w:cs="Arial"/>
+          <w:color w:val="000000"/>
+          <w:kern w:val="0"/>
+          <w:lang w:val="es-ES" w:eastAsia="es-ES"/>
+          <ns2:ligatures ns2:val="none"/>
+        </w:rPr>
+        <w:t>del Seguro Vehicular materia de denuncia; (</w:t>
+      </w:r>
+      <w:proofErr w:type="spellStart"/>
+      <w:r>
+        <w:rPr>
+          <w:rFonts w:ascii="Arial Narrow" w:eastAsia="Times New Roman" w:hAnsi="Arial Narrow" w:cs="Arial"/>
+          <w:color w:val="000000"/>
+          <w:kern w:val="0"/>
+          <w:lang w:val="es-ES" w:eastAsia="es-ES"/>
+          <ns2:ligatures ns2:val="none"/>
+        </w:rPr>
+        <w:t>ii</w:t>
+      </w:r>
+      <w:proofErr w:type="spellEnd"/>
+      <w:r>
+        <w:rPr>
+          <w:rFonts w:ascii="Arial Narrow" w:eastAsia="Times New Roman" w:hAnsi="Arial Narrow" w:cs="Arial"/>
+          <w:color w:val="000000"/>
+          <w:kern w:val="0"/>
+          <w:lang w:val="es-ES" w:eastAsia="es-ES"/>
+          <ns2:ligatures ns2:val="none"/>
+        </w:rPr>
+        <w:t xml:space="preserve">) presentar una copia debidamente suscrita de la Póliza </w:t>
+      </w:r>
+      <w:r>
+        <w:rPr>
+          <w:rFonts w:ascii="Arial Narrow" w:eastAsia="Times New Roman" w:hAnsi="Arial Narrow" w:cs="Arial"/>
+          <w:color w:val="000000"/>
+          <w:kern w:val="0"/>
+          <w:lang w:eastAsia="es-ES"/>
+          <ns2:ligatures ns2:val="none"/>
+        </w:rPr>
+        <w:t xml:space="preserve">0011-0960-400****258 </w:t>
+      </w:r>
+      <w:r>
+        <w:rPr>
+          <w:rFonts w:ascii="Arial Narrow" w:eastAsia="Times New Roman" w:hAnsi="Arial Narrow" w:cs="Arial"/>
+          <w:color w:val="000000"/>
+          <w:kern w:val="0"/>
+          <w:lang w:val="es-ES" w:eastAsia="es-ES"/>
+          <ns2:ligatures ns2:val="none"/>
+        </w:rPr>
+        <w:t>del del Seguro Vehicular materia de denuncia; (</w:t>
+      </w:r>
+      <w:proofErr w:type="spellStart"/>
+      <w:r>
+        <w:rPr>
+          <w:rFonts w:ascii="Arial Narrow" w:eastAsia="Times New Roman" w:hAnsi="Arial Narrow" w:cs="Arial"/>
+          <w:color w:val="000000"/>
+          <w:kern w:val="0"/>
+          <w:lang w:val="es-ES" w:eastAsia="es-ES"/>
+          <ns2:ligatures ns2:val="none"/>
+        </w:rPr>
+        <w:t>iii</w:t>
+      </w:r>
+      <w:proofErr w:type="spellEnd"/>
+      <w:r>
+        <w:rPr>
+          <w:rFonts w:ascii="Arial Narrow" w:eastAsia="Times New Roman" w:hAnsi="Arial Narrow" w:cs="Arial"/>
+          <w:color w:val="000000"/>
+          <w:kern w:val="0"/>
+          <w:lang w:val="es-ES" w:eastAsia="es-ES"/>
+          <ns2:ligatures ns2:val="none"/>
+        </w:rPr>
+        <w:t xml:space="preserve">) presentar los medios probatorios que acrediten que gestionó adecuadamente la renovación y el pago de primas de la Póliza </w:t>
+      </w:r>
+      <w:r>
+        <w:rPr>
+          <w:rFonts w:ascii="Arial Narrow" w:eastAsia="Times New Roman" w:hAnsi="Arial Narrow" w:cs="Arial"/>
+          <w:color w:val="000000"/>
+          <w:kern w:val="0"/>
+          <w:lang w:eastAsia="es-ES"/>
+          <ns2:ligatures ns2:val="none"/>
+        </w:rPr>
+        <w:t>2001-716888;</w:t>
+      </w:r>
+      <w:r>
+        <w:rPr>
+          <w:rFonts w:ascii="Arial Narrow" w:eastAsia="Times New Roman" w:hAnsi="Arial Narrow" w:cs="Arial"/>
+          <w:color w:val="000000"/>
+          <w:kern w:val="0"/>
+          <w:lang w:val="es-ES" w:eastAsia="es-ES"/>
+          <ns2:ligatures ns2:val="none"/>
+        </w:rPr>
+        <w:t xml:space="preserve"> y, (</w:t>
+      </w:r>
+      <w:proofErr w:type="spellStart"/>
+      <w:r>
+        <w:rPr>
+          <w:rFonts w:ascii="Arial Narrow" w:eastAsia="Times New Roman" w:hAnsi="Arial Narrow" w:cs="Arial"/>
+          <w:color w:val="000000"/>
+          <w:kern w:val="0"/>
+          <w:lang w:val="es-ES" w:eastAsia="es-ES"/>
+          <ns2:ligatures ns2:val="none"/>
+        </w:rPr>
+        <w:t>iv</w:t>
+      </w:r>
+      <w:proofErr w:type="spellEnd"/>
+      <w:r>
+        <w:rPr>
+          <w:rFonts w:ascii="Arial Narrow" w:eastAsia="Times New Roman" w:hAnsi="Arial Narrow" w:cs="Arial"/>
+          <w:color w:val="000000"/>
+          <w:kern w:val="0"/>
+          <w:lang w:val="es-ES" w:eastAsia="es-ES"/>
+          <ns2:ligatures ns2:val="none"/>
+        </w:rPr>
+        <w:t>) presentar todas las comunicaciones cursadas con la parte denunciante en virtud de los hechos materia de denuncia</w:t>
+      </w:r>
+      <w:r>
+        <w:rPr>
+          <w:rFonts w:ascii="Arial Narrow" w:eastAsia="Times New Roman" w:hAnsi="Arial Narrow" w:cs="Arial"/>
+          <w:color w:val="000000"/>
+          <w:kern w:val="0"/>
+          <w:lang w:val="es-ES" w:eastAsia="es-ES"/>
+          <ns2:ligatures ns2:val="none"/>
+        </w:rPr>
+        <w:t>.</w:t>
+      </w:r>
+    </w:p>
+    <w:p ns2:paraId="61AD8504" ns2:textId="77777777">
+      <w:pPr>
+        <w:spacing w:after="0" w:line="240" w:lineRule="auto"/>
+        <w:jc w:val="both"/>
+        <w:rPr>
+          <w:rFonts w:ascii="Arial Narrow" w:eastAsia="Arial Narrow" w:hAnsi="Arial Narrow" w:cs="Arial Narrow"/>
+          <w:b/>
+          <w:color w:val="000000"/>
+          <w:kern w:val="0"/>
+          <w:lang w:val="es-ES" w:eastAsia="es-PE"/>
+          <ns2:ligatures ns2:val="none"/>
+        </w:rPr>
+      </w:pPr>
+    </w:p>
+    <w:p ns2:paraId="58D4E496" ns2:textId="3B70FCF7">
+      <w:pPr>
+        <w:spacing w:after="0" w:line="240" w:lineRule="auto"/>
+        <w:jc w:val="both"/>
+        <w:rPr>
+          <w:rFonts w:ascii="Arial Narrow" w:eastAsia="Arial Narrow" w:hAnsi="Arial Narrow" w:cs="Arial Narrow"/>
+          <w:color w:val="000000"/>
+          <w:kern w:val="0"/>
+          <w:lang w:eastAsia="es-PE"/>
+          <ns2:ligatures ns2:val="none"/>
+        </w:rPr>
+      </w:pPr>
+      <w:r>
+        <w:rPr>
+          <w:rFonts w:ascii="Arial Narrow" w:eastAsia="Arial Narrow" w:hAnsi="Arial Narrow" w:cs="Arial Narrow"/>
+          <w:b/>
+          <w:color w:val="000000"/>
+          <w:kern w:val="0"/>
+          <w:lang w:eastAsia="es-PE"/>
+          <ns2:ligatures ns2:val="none"/>
+        </w:rPr>
+        <w:t>SÉTIMO:</w:t>
+      </w:r>
+      <w:r>
+        <w:rPr>
+          <w:rFonts w:ascii="Arial Narrow" w:eastAsia="Arial Narrow" w:hAnsi="Arial Narrow" w:cs="Arial Narrow"/>
+          <w:color w:val="000000"/>
+          <w:kern w:val="0"/>
+          <w:lang w:eastAsia="es-PE"/>
+          <ns2:ligatures ns2:val="none"/>
         </w:rPr>
         <w:t xml:space="preserve"> </w:t>
       </w:r>
-      <w:r>
-        <w:rPr>
-          <w:rFonts w:ascii="Arial Narrow" w:eastAsia="Arial Narrow" w:hAnsi="Arial Narrow" w:cs="Arial Narrow"/>
-          <w:bCs/>
-        </w:rPr>
-        <w:t xml:space="preserve">Rímac Seguros y Reaseguros S.A. y </w:t>
-      </w:r>
-      <w:r>
-        <w:rPr>
-          <w:rFonts w:ascii="Arial Narrow" w:eastAsia="Arial Narrow" w:hAnsi="Arial Narrow" w:cs="Arial Narrow"/>
-          <w:bCs/>
-        </w:rPr>
-        <w:t xml:space="preserve">al </w:t>
-      </w:r>
-      <w:r>
-        <w:rPr>
-          <w:rFonts w:ascii="Arial Narrow" w:eastAsia="Arial Narrow" w:hAnsi="Arial Narrow" w:cs="Arial Narrow"/>
-          <w:bCs/>
-        </w:rPr>
-        <w:t>Banco BBVA Perú S.A.</w:t>
-      </w:r>
-      <w:r>
-        <w:rPr>
-          <w:rFonts w:ascii="Arial Narrow" w:eastAsia="Arial Narrow" w:hAnsi="Arial Narrow" w:cs="Arial Narrow"/>
-          <w:color w:val="000000"/>
-          <w:kern w:val="0"/>
-          <w:lang w:eastAsia="es-PE"/>
-          <w14:ligatures w14:val="none"/>
-        </w:rPr>
-        <w:t>, pa</w:t>
-      </w:r>
-      <w:r>
-        <w:rPr>
-          <w:rFonts w:ascii="Arial Narrow" w:eastAsia="Arial Narrow" w:hAnsi="Arial Narrow" w:cs="Arial Narrow"/>
-          <w:color w:val="000000"/>
-          <w:kern w:val="0"/>
-          <w:lang w:eastAsia="es-PE"/>
-          <w14:ligatures w14:val="none"/>
-        </w:rPr>
-        <w:t>ra que, de conformidad con lo dispuesto por el artículo 26</w:t>
+      <w:bookmarkStart w:id="12" w:name="_Hlk188286915"/>
+      <w:r>
+        <w:rPr>
+          <w:rFonts w:ascii="Arial Narrow" w:eastAsia="Arial Narrow" w:hAnsi="Arial Narrow" w:cs="Arial Narrow"/>
+          <w:color w:val="000000"/>
+          <w:kern w:val="0"/>
+          <w:lang w:eastAsia="es-PE"/>
+          <ns2:ligatures ns2:val="none"/>
+        </w:rPr>
+        <w:t>informar a las partes que el artículo 110</w:t>
       </w:r>
       <w:r>
         <w:rPr>
@@ -6714,7 +7184,7 @@
           <w:color w:val="000000"/>
           <w:kern w:val="0"/>
           <w:lang w:eastAsia="es-PE"/>
-          <w14:ligatures w14:val="none"/>
+          <ns2:ligatures ns2:val="none"/>
         </w:rPr>
         <w:t/>
       </w:r>
@@ -6724,620 +7194,7 @@
           <w:color w:val="000000"/>
           <w:kern w:val="0"/>
           <w:lang w:eastAsia="es-PE"/>
-          <w14:ligatures w14:val="none"/>
-        </w:rPr>
-        <w:t xml:space="preserve"> de la Ley sobre Facultades, Normas y Organización del Indecopi, aprobada por Decreto Legislativo 807, </w:t>
-      </w:r>
-      <w:r>
-        <w:rPr>
-          <w:rFonts w:ascii="Arial Narrow" w:eastAsia="Arial Narrow" w:hAnsi="Arial Narrow" w:cs="Arial Narrow"/>
-          <w:color w:val="000000"/>
-          <w:kern w:val="0"/>
-          <w:lang w:eastAsia="es-PE"/>
-          <w14:ligatures w14:val="none"/>
-        </w:rPr>
-        <w:t>presenten</w:t>
-      </w:r>
-      <w:r>
-        <w:rPr>
-          <w:rFonts w:ascii="Arial Narrow" w:eastAsia="Arial Narrow" w:hAnsi="Arial Narrow" w:cs="Arial Narrow"/>
-          <w:color w:val="000000"/>
-          <w:kern w:val="0"/>
-          <w:lang w:eastAsia="es-PE"/>
-          <w14:ligatures w14:val="none"/>
-        </w:rPr>
-        <w:t xml:space="preserve"> sus descargos en un plazo no mayor de cinco (5) días hábiles contados desde la notificación. </w:t>
-      </w:r>
-    </w:p>
-    <w:p>
-      <w:pPr>
-        <w:spacing w:after="0" w:line="240" w:lineRule="auto"/>
-        <w:jc w:val="both"/>
-        <w:rPr>
-          <w:rFonts w:ascii="Arial Narrow" w:eastAsia="Arial Narrow" w:hAnsi="Arial Narrow" w:cs="Arial Narrow"/>
-          <w:color w:val="000000"/>
-          <w:kern w:val="0"/>
-          <w:lang w:eastAsia="es-PE"/>
-          <w14:ligatures w14:val="none"/>
-        </w:rPr>
-      </w:pPr>
-    </w:p>
-    <w:p>
-      <w:pPr>
-        <w:spacing w:after="0" w:line="240" w:lineRule="auto"/>
-        <w:jc w:val="both"/>
-        <w:rPr>
-          <w:rFonts w:ascii="Arial Narrow" w:eastAsia="Times New Roman" w:hAnsi="Arial Narrow" w:cs="Arial"/>
-          <w:color w:val="000000"/>
-          <w:kern w:val="0"/>
-          <w:lang w:val="es-ES" w:eastAsia="es-ES"/>
-          <w14:ligatures w14:val="none"/>
-        </w:rPr>
-      </w:pPr>
-      <w:r>
-        <w:rPr>
-          <w:rFonts w:ascii="Arial Narrow" w:eastAsia="Arial Narrow" w:hAnsi="Arial Narrow" w:cs="Arial Narrow"/>
-          <w:b/>
-          <w:color w:val="000000"/>
-          <w:kern w:val="0"/>
-          <w:lang w:eastAsia="es-PE"/>
-          <w14:ligatures w14:val="none"/>
-        </w:rPr>
-        <w:t xml:space="preserve">QUINTO: </w:t>
-      </w:r>
-      <w:bookmarkStart w:id="10" w:name="_Hlk188286813"/>
-      <w:r>
-        <w:rPr>
-          <w:rFonts w:ascii="Arial Narrow" w:eastAsia="Times New Roman" w:hAnsi="Arial Narrow" w:cs="Arial"/>
-          <w:color w:val="000000"/>
-          <w:kern w:val="0"/>
-          <w:lang w:eastAsia="es-ES"/>
-          <w14:ligatures w14:val="none"/>
-        </w:rPr>
-        <w:t xml:space="preserve">requerir </w:t>
-      </w:r>
-      <w:r>
-        <w:rPr>
-          <w:rFonts w:ascii="Arial Narrow" w:eastAsia="Times New Roman" w:hAnsi="Arial Narrow" w:cs="Arial"/>
-          <w:color w:val="000000"/>
-          <w:kern w:val="0"/>
-          <w:lang w:val="es-ES" w:eastAsia="es-ES"/>
-          <w14:ligatures w14:val="none"/>
-        </w:rPr>
-        <w:t xml:space="preserve">que, en un </w:t>
-      </w:r>
-      <w:r>
-        <w:rPr>
-          <w:rFonts w:ascii="Arial Narrow" w:eastAsia="Times New Roman" w:hAnsi="Arial Narrow" w:cs="Arial"/>
-          <w:color w:val="000000"/>
-          <w:kern w:val="0"/>
-          <w:lang w:eastAsia="es-ES"/>
-          <w14:ligatures w14:val="none"/>
-        </w:rPr>
-        <w:t>plazo no mayor de cinco (5) días hábiles contado a partir del día siguiente de la notificación de la presente resolución</w:t>
-      </w:r>
-      <w:bookmarkEnd w:id="10"/>
-      <w:r>
-        <w:rPr>
-          <w:rFonts w:ascii="Arial Narrow" w:eastAsia="Times New Roman" w:hAnsi="Arial Narrow" w:cs="Arial"/>
-          <w:color w:val="000000"/>
-          <w:kern w:val="0"/>
-          <w:lang w:eastAsia="es-ES"/>
-          <w14:ligatures w14:val="none"/>
-        </w:rPr>
-        <w:t xml:space="preserve">, </w:t>
-      </w:r>
-      <w:bookmarkStart w:id="11" w:name="_Hlk188286828"/>
-      <w:r>
-        <w:rPr>
-          <w:rFonts w:ascii="Arial Narrow" w:eastAsia="Arial Narrow" w:hAnsi="Arial Narrow" w:cs="Arial Narrow"/>
-          <w:bCs/>
-        </w:rPr>
-        <w:t>Rímac Seguros y Reaseguros S.A.</w:t>
-      </w:r>
-      <w:r>
-        <w:rPr>
-          <w:rFonts w:ascii="Arial Narrow" w:eastAsia="Times New Roman" w:hAnsi="Arial Narrow" w:cs="Arial"/>
-          <w:color w:val="000000"/>
-          <w:kern w:val="0"/>
-          <w:lang w:eastAsia="es-ES"/>
-          <w14:ligatures w14:val="none"/>
-        </w:rPr>
-        <w:t xml:space="preserve">, </w:t>
-      </w:r>
-      <w:bookmarkEnd w:id="11"/>
-      <w:r>
-        <w:rPr>
-          <w:rFonts w:ascii="Arial Narrow" w:eastAsia="Times New Roman" w:hAnsi="Arial Narrow" w:cs="Arial"/>
-          <w:color w:val="000000"/>
-          <w:kern w:val="0"/>
-          <w:lang w:val="es-ES" w:eastAsia="es-ES"/>
-          <w14:ligatures w14:val="none"/>
-        </w:rPr>
-        <w:t>cumpla</w:t>
-      </w:r>
-      <w:r>
-        <w:rPr>
-          <w:rFonts w:ascii="Arial Narrow" w:eastAsia="Times New Roman" w:hAnsi="Arial Narrow" w:cs="Arial"/>
-          <w:color w:val="000000"/>
-          <w:kern w:val="0"/>
-          <w:lang w:val="es-ES" w:eastAsia="es-ES"/>
-          <w14:ligatures w14:val="none"/>
-        </w:rPr>
-        <w:t xml:space="preserve"> con: </w:t>
-      </w:r>
-      <w:r>
-        <w:rPr>
-          <w:rFonts w:ascii="Arial Narrow" w:eastAsia="Times New Roman" w:hAnsi="Arial Narrow" w:cs="Arial"/>
-          <w:color w:val="000000"/>
-          <w:kern w:val="0"/>
-          <w:lang w:val="es-ES" w:eastAsia="es-ES"/>
-          <w14:ligatures w14:val="none"/>
-        </w:rPr>
-        <w:t xml:space="preserve">(i) presentar una copia debidamente suscrita de la Póliza </w:t>
-      </w:r>
-      <w:r>
-        <w:rPr>
-          <w:rFonts w:ascii="Arial Narrow" w:eastAsia="Times New Roman" w:hAnsi="Arial Narrow" w:cs="Arial"/>
-          <w:color w:val="000000"/>
-          <w:kern w:val="0"/>
-          <w:lang w:eastAsia="es-ES"/>
-          <w14:ligatures w14:val="none"/>
-        </w:rPr>
-        <w:t xml:space="preserve">2001-716888 </w:t>
-      </w:r>
-      <w:r>
-        <w:rPr>
-          <w:rFonts w:ascii="Arial Narrow" w:eastAsia="Times New Roman" w:hAnsi="Arial Narrow" w:cs="Arial"/>
-          <w:color w:val="000000"/>
-          <w:kern w:val="0"/>
-          <w:lang w:val="es-ES" w:eastAsia="es-ES"/>
-          <w14:ligatures w14:val="none"/>
-        </w:rPr>
-        <w:t>del Seguro Vehicular materia de denuncia; (</w:t>
-      </w:r>
-      <w:proofErr w:type="spellStart"/>
-      <w:r>
-        <w:rPr>
-          <w:rFonts w:ascii="Arial Narrow" w:eastAsia="Times New Roman" w:hAnsi="Arial Narrow" w:cs="Arial"/>
-          <w:color w:val="000000"/>
-          <w:kern w:val="0"/>
-          <w:lang w:val="es-ES" w:eastAsia="es-ES"/>
-          <w14:ligatures w14:val="none"/>
-        </w:rPr>
-        <w:t>ii</w:t>
-      </w:r>
-      <w:proofErr w:type="spellEnd"/>
-      <w:r>
-        <w:rPr>
-          <w:rFonts w:ascii="Arial Narrow" w:eastAsia="Times New Roman" w:hAnsi="Arial Narrow" w:cs="Arial"/>
-          <w:color w:val="000000"/>
-          <w:kern w:val="0"/>
-          <w:lang w:val="es-ES" w:eastAsia="es-ES"/>
-          <w14:ligatures w14:val="none"/>
-        </w:rPr>
-        <w:t xml:space="preserve">) presentar una copia debidamente suscrita de la Póliza </w:t>
-      </w:r>
-      <w:r>
-        <w:rPr>
-          <w:rFonts w:ascii="Arial Narrow" w:eastAsia="Times New Roman" w:hAnsi="Arial Narrow" w:cs="Arial"/>
-          <w:color w:val="000000"/>
-          <w:kern w:val="0"/>
-          <w:lang w:eastAsia="es-ES"/>
-          <w14:ligatures w14:val="none"/>
-        </w:rPr>
-        <w:t xml:space="preserve">0011-0960-400****258 </w:t>
-      </w:r>
-      <w:r>
-        <w:rPr>
-          <w:rFonts w:ascii="Arial Narrow" w:eastAsia="Times New Roman" w:hAnsi="Arial Narrow" w:cs="Arial"/>
-          <w:color w:val="000000"/>
-          <w:kern w:val="0"/>
-          <w:lang w:val="es-ES" w:eastAsia="es-ES"/>
-          <w14:ligatures w14:val="none"/>
-        </w:rPr>
-        <w:t>del Seguro Vehicular materia de denuncia; (</w:t>
-      </w:r>
-      <w:proofErr w:type="spellStart"/>
-      <w:r>
-        <w:rPr>
-          <w:rFonts w:ascii="Arial Narrow" w:eastAsia="Times New Roman" w:hAnsi="Arial Narrow" w:cs="Arial"/>
-          <w:color w:val="000000"/>
-          <w:kern w:val="0"/>
-          <w:lang w:val="es-ES" w:eastAsia="es-ES"/>
-          <w14:ligatures w14:val="none"/>
-        </w:rPr>
-        <w:t>iii</w:t>
-      </w:r>
-      <w:proofErr w:type="spellEnd"/>
-      <w:r>
-        <w:rPr>
-          <w:rFonts w:ascii="Arial Narrow" w:eastAsia="Times New Roman" w:hAnsi="Arial Narrow" w:cs="Arial"/>
-          <w:color w:val="000000"/>
-          <w:kern w:val="0"/>
-          <w:lang w:val="es-ES" w:eastAsia="es-ES"/>
-          <w14:ligatures w14:val="none"/>
-        </w:rPr>
-        <w:t xml:space="preserve">) presentar los medios probatorios que acrediten que gestionó adecuadamente la renovación de la Póliza </w:t>
-      </w:r>
-      <w:r>
-        <w:rPr>
-          <w:rFonts w:ascii="Arial Narrow" w:eastAsia="Times New Roman" w:hAnsi="Arial Narrow" w:cs="Arial"/>
-          <w:color w:val="000000"/>
-          <w:kern w:val="0"/>
-          <w:lang w:eastAsia="es-ES"/>
-          <w14:ligatures w14:val="none"/>
-        </w:rPr>
-        <w:t xml:space="preserve">2001-716888; </w:t>
-      </w:r>
-      <w:r>
-        <w:rPr>
-          <w:rFonts w:ascii="Arial Narrow" w:eastAsia="Times New Roman" w:hAnsi="Arial Narrow" w:cs="Arial"/>
-          <w:color w:val="000000"/>
-          <w:kern w:val="0"/>
-          <w:lang w:val="es-ES" w:eastAsia="es-ES"/>
-          <w14:ligatures w14:val="none"/>
-        </w:rPr>
-        <w:t>y, (</w:t>
-      </w:r>
-      <w:proofErr w:type="spellStart"/>
-      <w:r>
-        <w:rPr>
-          <w:rFonts w:ascii="Arial Narrow" w:eastAsia="Times New Roman" w:hAnsi="Arial Narrow" w:cs="Arial"/>
-          <w:color w:val="000000"/>
-          <w:kern w:val="0"/>
-          <w:lang w:val="es-ES" w:eastAsia="es-ES"/>
-          <w14:ligatures w14:val="none"/>
-        </w:rPr>
-        <w:t>iv</w:t>
-      </w:r>
-      <w:proofErr w:type="spellEnd"/>
-      <w:r>
-        <w:rPr>
-          <w:rFonts w:ascii="Arial Narrow" w:eastAsia="Times New Roman" w:hAnsi="Arial Narrow" w:cs="Arial"/>
-          <w:color w:val="000000"/>
-          <w:kern w:val="0"/>
-          <w:lang w:val="es-ES" w:eastAsia="es-ES"/>
-          <w14:ligatures w14:val="none"/>
-        </w:rPr>
-        <w:t>) presentar todas las comunicaciones cursadas con la parte denunciante en virtud de los hechos materia de denuncia</w:t>
-      </w:r>
-      <w:r>
-        <w:rPr>
-          <w:rFonts w:ascii="Arial Narrow" w:eastAsia="Times New Roman" w:hAnsi="Arial Narrow" w:cs="Arial"/>
-          <w:color w:val="000000"/>
-          <w:kern w:val="0"/>
-          <w:lang w:val="es-ES" w:eastAsia="es-ES"/>
-          <w14:ligatures w14:val="none"/>
-        </w:rPr>
-        <w:t>.</w:t>
-      </w:r>
-    </w:p>
-    <w:p>
-      <w:pPr>
-        <w:spacing w:after="0" w:line="240" w:lineRule="auto"/>
-        <w:jc w:val="both"/>
-        <w:rPr>
-          <w:rFonts w:ascii="Arial Narrow" w:eastAsia="Times New Roman" w:hAnsi="Arial Narrow" w:cs="Arial"/>
-          <w:color w:val="000000"/>
-          <w:kern w:val="0"/>
-          <w:lang w:val="es-ES" w:eastAsia="es-ES"/>
-          <w14:ligatures w14:val="none"/>
-        </w:rPr>
-      </w:pPr>
-    </w:p>
-    <w:p>
-      <w:pPr>
-        <w:spacing w:after="0" w:line="240" w:lineRule="auto"/>
-        <w:jc w:val="both"/>
-        <w:rPr>
-          <w:rFonts w:ascii="Arial Narrow" w:eastAsia="Times New Roman" w:hAnsi="Arial Narrow" w:cs="Arial"/>
-          <w:color w:val="000000"/>
-          <w:kern w:val="0"/>
-          <w:lang w:val="es-ES" w:eastAsia="es-ES"/>
-          <w14:ligatures w14:val="none"/>
-        </w:rPr>
-      </w:pPr>
-      <w:r>
-        <w:rPr>
-          <w:rFonts w:ascii="Arial Narrow" w:eastAsia="Arial Narrow" w:hAnsi="Arial Narrow" w:cs="Arial Narrow"/>
-          <w:b/>
-          <w:color w:val="000000"/>
-          <w:kern w:val="0"/>
-          <w:lang w:eastAsia="es-PE"/>
-          <w14:ligatures w14:val="none"/>
-        </w:rPr>
-        <w:t xml:space="preserve">SEXTO: </w:t>
-      </w:r>
-      <w:r>
-        <w:rPr>
-          <w:rFonts w:ascii="Arial Narrow" w:eastAsia="Times New Roman" w:hAnsi="Arial Narrow" w:cs="Arial"/>
-          <w:color w:val="000000"/>
-          <w:kern w:val="0"/>
-          <w:lang w:eastAsia="es-ES"/>
-          <w14:ligatures w14:val="none"/>
-        </w:rPr>
-        <w:t xml:space="preserve">requerir </w:t>
-      </w:r>
-      <w:r>
-        <w:rPr>
-          <w:rFonts w:ascii="Arial Narrow" w:eastAsia="Times New Roman" w:hAnsi="Arial Narrow" w:cs="Arial"/>
-          <w:color w:val="000000"/>
-          <w:kern w:val="0"/>
-          <w:lang w:val="es-ES" w:eastAsia="es-ES"/>
-          <w14:ligatures w14:val="none"/>
-        </w:rPr>
-        <w:t xml:space="preserve">que, en un </w:t>
-      </w:r>
-      <w:r>
-        <w:rPr>
-          <w:rFonts w:ascii="Arial Narrow" w:eastAsia="Times New Roman" w:hAnsi="Arial Narrow" w:cs="Arial"/>
-          <w:color w:val="000000"/>
-          <w:kern w:val="0"/>
-          <w:lang w:eastAsia="es-ES"/>
-          <w14:ligatures w14:val="none"/>
-        </w:rPr>
-        <w:t xml:space="preserve">plazo no mayor de cinco (5) días hábiles contado a partir del día siguiente de la notificación de la presente resolución, </w:t>
-      </w:r>
-      <w:r>
-        <w:rPr>
-          <w:rFonts w:ascii="Arial Narrow" w:eastAsia="Times New Roman" w:hAnsi="Arial Narrow" w:cs="Arial"/>
-          <w:color w:val="000000"/>
-          <w:kern w:val="0"/>
-          <w:lang w:eastAsia="es-ES"/>
-          <w14:ligatures w14:val="none"/>
-        </w:rPr>
-        <w:t xml:space="preserve">el </w:t>
-      </w:r>
-      <w:r>
-        <w:rPr>
-          <w:rFonts w:ascii="Arial Narrow" w:eastAsia="Arial Narrow" w:hAnsi="Arial Narrow" w:cs="Arial Narrow"/>
-          <w:bCs/>
-        </w:rPr>
-        <w:t>Banco BBVA Perú S.A.</w:t>
-      </w:r>
-      <w:r>
-        <w:rPr>
-          <w:rFonts w:ascii="Arial Narrow" w:eastAsia="Times New Roman" w:hAnsi="Arial Narrow" w:cs="Arial"/>
-          <w:color w:val="000000"/>
-          <w:kern w:val="0"/>
-          <w:lang w:eastAsia="es-ES"/>
-          <w14:ligatures w14:val="none"/>
-        </w:rPr>
-        <w:t xml:space="preserve">, </w:t>
-      </w:r>
-      <w:r>
-        <w:rPr>
-          <w:rFonts w:ascii="Arial Narrow" w:eastAsia="Times New Roman" w:hAnsi="Arial Narrow" w:cs="Arial"/>
-          <w:color w:val="000000"/>
-          <w:kern w:val="0"/>
-          <w:lang w:val="es-ES" w:eastAsia="es-ES"/>
-          <w14:ligatures w14:val="none"/>
-        </w:rPr>
-        <w:t xml:space="preserve">cumpla con: </w:t>
-      </w:r>
-      <w:r>
-        <w:rPr>
-          <w:rFonts w:ascii="Arial Narrow" w:eastAsia="Times New Roman" w:hAnsi="Arial Narrow" w:cs="Arial"/>
-          <w:color w:val="000000"/>
-          <w:kern w:val="0"/>
-          <w:lang w:val="es-ES" w:eastAsia="es-ES"/>
-          <w14:ligatures w14:val="none"/>
-        </w:rPr>
-        <w:t xml:space="preserve">(i) presentar una copia debidamente suscrita de la Póliza </w:t>
-      </w:r>
-      <w:r>
-        <w:rPr>
-          <w:rFonts w:ascii="Arial Narrow" w:eastAsia="Times New Roman" w:hAnsi="Arial Narrow" w:cs="Arial"/>
-          <w:color w:val="000000"/>
-          <w:kern w:val="0"/>
-          <w:lang w:eastAsia="es-ES"/>
-          <w14:ligatures w14:val="none"/>
-        </w:rPr>
-        <w:t xml:space="preserve">2001-716888 </w:t>
-      </w:r>
-      <w:r>
-        <w:rPr>
-          <w:rFonts w:ascii="Arial Narrow" w:eastAsia="Times New Roman" w:hAnsi="Arial Narrow" w:cs="Arial"/>
-          <w:color w:val="000000"/>
-          <w:kern w:val="0"/>
-          <w:lang w:val="es-ES" w:eastAsia="es-ES"/>
-          <w14:ligatures w14:val="none"/>
-        </w:rPr>
-        <w:t>del Seguro Vehicular materia de denuncia; (</w:t>
-      </w:r>
-      <w:proofErr w:type="spellStart"/>
-      <w:r>
-        <w:rPr>
-          <w:rFonts w:ascii="Arial Narrow" w:eastAsia="Times New Roman" w:hAnsi="Arial Narrow" w:cs="Arial"/>
-          <w:color w:val="000000"/>
-          <w:kern w:val="0"/>
-          <w:lang w:val="es-ES" w:eastAsia="es-ES"/>
-          <w14:ligatures w14:val="none"/>
-        </w:rPr>
-        <w:t>ii</w:t>
-      </w:r>
-      <w:proofErr w:type="spellEnd"/>
-      <w:r>
-        <w:rPr>
-          <w:rFonts w:ascii="Arial Narrow" w:eastAsia="Times New Roman" w:hAnsi="Arial Narrow" w:cs="Arial"/>
-          <w:color w:val="000000"/>
-          <w:kern w:val="0"/>
-          <w:lang w:val="es-ES" w:eastAsia="es-ES"/>
-          <w14:ligatures w14:val="none"/>
-        </w:rPr>
-        <w:t xml:space="preserve">) presentar una copia debidamente suscrita de la Póliza </w:t>
-      </w:r>
-      <w:r>
-        <w:rPr>
-          <w:rFonts w:ascii="Arial Narrow" w:eastAsia="Times New Roman" w:hAnsi="Arial Narrow" w:cs="Arial"/>
-          <w:color w:val="000000"/>
-          <w:kern w:val="0"/>
-          <w:lang w:eastAsia="es-ES"/>
-          <w14:ligatures w14:val="none"/>
-        </w:rPr>
-        <w:t xml:space="preserve">0011-0960-400****258 </w:t>
-      </w:r>
-      <w:r>
-        <w:rPr>
-          <w:rFonts w:ascii="Arial Narrow" w:eastAsia="Times New Roman" w:hAnsi="Arial Narrow" w:cs="Arial"/>
-          <w:color w:val="000000"/>
-          <w:kern w:val="0"/>
-          <w:lang w:val="es-ES" w:eastAsia="es-ES"/>
-          <w14:ligatures w14:val="none"/>
-        </w:rPr>
-        <w:t>del del Seguro Vehicular materia de denuncia; (</w:t>
-      </w:r>
-      <w:proofErr w:type="spellStart"/>
-      <w:r>
-        <w:rPr>
-          <w:rFonts w:ascii="Arial Narrow" w:eastAsia="Times New Roman" w:hAnsi="Arial Narrow" w:cs="Arial"/>
-          <w:color w:val="000000"/>
-          <w:kern w:val="0"/>
-          <w:lang w:val="es-ES" w:eastAsia="es-ES"/>
-          <w14:ligatures w14:val="none"/>
-        </w:rPr>
-        <w:t>iii</w:t>
-      </w:r>
-      <w:proofErr w:type="spellEnd"/>
-      <w:r>
-        <w:rPr>
-          <w:rFonts w:ascii="Arial Narrow" w:eastAsia="Times New Roman" w:hAnsi="Arial Narrow" w:cs="Arial"/>
-          <w:color w:val="000000"/>
-          <w:kern w:val="0"/>
-          <w:lang w:val="es-ES" w:eastAsia="es-ES"/>
-          <w14:ligatures w14:val="none"/>
-        </w:rPr>
-        <w:t xml:space="preserve">) presentar los medios probatorios que acrediten que gestionó adecuadamente la renovación y el pago de primas de la Póliza </w:t>
-      </w:r>
-      <w:r>
-        <w:rPr>
-          <w:rFonts w:ascii="Arial Narrow" w:eastAsia="Times New Roman" w:hAnsi="Arial Narrow" w:cs="Arial"/>
-          <w:color w:val="000000"/>
-          <w:kern w:val="0"/>
-          <w:lang w:eastAsia="es-ES"/>
-          <w14:ligatures w14:val="none"/>
-        </w:rPr>
-        <w:t>2001-716888;</w:t>
-      </w:r>
-      <w:r>
-        <w:rPr>
-          <w:rFonts w:ascii="Arial Narrow" w:eastAsia="Times New Roman" w:hAnsi="Arial Narrow" w:cs="Arial"/>
-          <w:color w:val="000000"/>
-          <w:kern w:val="0"/>
-          <w:lang w:val="es-ES" w:eastAsia="es-ES"/>
-          <w14:ligatures w14:val="none"/>
-        </w:rPr>
-        <w:t xml:space="preserve"> y, (</w:t>
-      </w:r>
-      <w:proofErr w:type="spellStart"/>
-      <w:r>
-        <w:rPr>
-          <w:rFonts w:ascii="Arial Narrow" w:eastAsia="Times New Roman" w:hAnsi="Arial Narrow" w:cs="Arial"/>
-          <w:color w:val="000000"/>
-          <w:kern w:val="0"/>
-          <w:lang w:val="es-ES" w:eastAsia="es-ES"/>
-          <w14:ligatures w14:val="none"/>
-        </w:rPr>
-        <w:t>iv</w:t>
-      </w:r>
-      <w:proofErr w:type="spellEnd"/>
-      <w:r>
-        <w:rPr>
-          <w:rFonts w:ascii="Arial Narrow" w:eastAsia="Times New Roman" w:hAnsi="Arial Narrow" w:cs="Arial"/>
-          <w:color w:val="000000"/>
-          <w:kern w:val="0"/>
-          <w:lang w:val="es-ES" w:eastAsia="es-ES"/>
-          <w14:ligatures w14:val="none"/>
-        </w:rPr>
-        <w:t>) presentar todas las comunicaciones cursadas con la parte denunciante en virtud de los hechos materia de denuncia</w:t>
-      </w:r>
-      <w:r>
-        <w:rPr>
-          <w:rFonts w:ascii="Arial Narrow" w:eastAsia="Times New Roman" w:hAnsi="Arial Narrow" w:cs="Arial"/>
-          <w:color w:val="000000"/>
-          <w:kern w:val="0"/>
-          <w:lang w:val="es-ES" w:eastAsia="es-ES"/>
-          <w14:ligatures w14:val="none"/>
-        </w:rPr>
-        <w:t>.</w:t>
-      </w:r>
-    </w:p>
-    <w:p>
-      <w:pPr>
-        <w:spacing w:after="0" w:line="240" w:lineRule="auto"/>
-        <w:jc w:val="both"/>
-        <w:rPr>
-          <w:rFonts w:ascii="Arial Narrow" w:eastAsia="Arial Narrow" w:hAnsi="Arial Narrow" w:cs="Arial Narrow"/>
-          <w:b/>
-          <w:color w:val="000000"/>
-          <w:kern w:val="0"/>
-          <w:lang w:val="es-ES" w:eastAsia="es-PE"/>
-          <w14:ligatures w14:val="none"/>
-        </w:rPr>
-      </w:pPr>
-    </w:p>
-    <w:p>
-      <w:pPr>
-        <w:spacing w:after="0" w:line="240" w:lineRule="auto"/>
-        <w:jc w:val="both"/>
-        <w:rPr>
-          <w:rFonts w:ascii="Arial Narrow" w:eastAsia="Arial Narrow" w:hAnsi="Arial Narrow" w:cs="Arial Narrow"/>
-          <w:color w:val="000000"/>
-          <w:kern w:val="0"/>
-          <w:lang w:eastAsia="es-PE"/>
-          <w14:ligatures w14:val="none"/>
-        </w:rPr>
-      </w:pPr>
-      <w:r>
-        <w:rPr>
-          <w:rFonts w:ascii="Arial Narrow" w:eastAsia="Arial Narrow" w:hAnsi="Arial Narrow" w:cs="Arial Narrow"/>
-          <w:b/>
-          <w:color w:val="000000"/>
-          <w:kern w:val="0"/>
-          <w:lang w:eastAsia="es-PE"/>
-          <w14:ligatures w14:val="none"/>
-        </w:rPr>
-        <w:t>SÉTIMO:</w:t>
-      </w:r>
-      <w:r>
-        <w:rPr>
-          <w:rFonts w:ascii="Arial Narrow" w:eastAsia="Arial Narrow" w:hAnsi="Arial Narrow" w:cs="Arial Narrow"/>
-          <w:color w:val="000000"/>
-          <w:kern w:val="0"/>
-          <w:lang w:eastAsia="es-PE"/>
-          <w14:ligatures w14:val="none"/>
-        </w:rPr>
-        <w:t xml:space="preserve"> </w:t>
-      </w:r>
-      <w:bookmarkStart w:id="12" w:name="_Hlk188286915"/>
-      <w:r>
-        <w:rPr>
-          <w:rFonts w:ascii="Arial Narrow" w:eastAsia="Arial Narrow" w:hAnsi="Arial Narrow" w:cs="Arial Narrow"/>
-          <w:color w:val="000000"/>
-          <w:kern w:val="0"/>
-          <w:lang w:eastAsia="es-PE"/>
-          <w14:ligatures w14:val="none"/>
-        </w:rPr>
-        <w:t>informar a las partes que el artículo 110</w:t>
-      </w:r>
-      <w:r>
-        <w:rPr>
-          <w:rFonts w:ascii="Arial Narrow" w:eastAsia="Times New Roman" w:hAnsi="Arial Narrow" w:cs="Segoe UI"/>
-          <w:color w:val="000000"/>
-          <w:kern w:val="0"/>
-          <w:lang w:eastAsia="es-PE"/>
-          <w14:ligatures w14:val="none"/>
-        </w:rPr>
-        <w:t/>
-      </w:r>
-      <w:r>
-        <w:rPr>
-          <w:rFonts w:ascii="Arial Narrow" w:eastAsia="Arial Narrow" w:hAnsi="Arial Narrow" w:cs="Arial Narrow"/>
-          <w:color w:val="000000"/>
-          <w:kern w:val="0"/>
-          <w:lang w:eastAsia="es-PE"/>
-          <w14:ligatures w14:val="none"/>
+          <ns2:ligatures ns2:val="none"/>
         </w:rPr>
         <w:t xml:space="preserve"> de la </w:t>
       </w:r>
@@ -7347,7 +7204,7 @@
           <w:color w:val="000000"/>
           <w:kern w:val="0"/>
           <w:lang w:eastAsia="es-PE"/>
-          <w14:ligatures w14:val="none"/>
+          <ns2:ligatures ns2:val="none"/>
         </w:rPr>
         <w:t>Ley 29571</w:t>
       </w:r>
@@ -7357,7 +7214,7 @@
           <w:color w:val="000000"/>
           <w:kern w:val="0"/>
           <w:lang w:eastAsia="es-PE"/>
-          <w14:ligatures w14:val="none"/>
+          <ns2:ligatures ns2:val="none"/>
         </w:rPr>
         <w:t>, Código de Protección y Defensa del Consumidor</w:t>
       </w:r>
@@ -7369,7 +7226,7 @@
           <w:kern w:val="0"/>
           <w:vertAlign w:val="superscript"/>
           <w:lang w:eastAsia="es-PE"/>
-          <w14:ligatures w14:val="none"/>
+          <ns2:ligatures ns2:val="none"/>
         </w:rPr>
         <w:footnoteReference w:id="12"/>
       </w:r>
@@ -7379,7 +7236,7 @@
           <w:color w:val="000000"/>
           <w:kern w:val="0"/>
           <w:lang w:eastAsia="es-PE"/>
-          <w14:ligatures w14:val="none"/>
+          <ns2:ligatures ns2:val="none"/>
         </w:rPr>
         <w:t>, faculta a la Comisión a calificar las infracciones de la referida norma como leves, graves o muy graves e imponer sanciones que van desde una amonestación hasta una multa por un máximo de 450 Unidades Impositivas Tributarias, sin perjuicio de las medidas correctivas, reparadoras y complementarias, que puedan ordenarse de acuerdo a lo estipulado en los artículos 114</w:t>
       </w:r>
@@ -7389,7 +7246,7 @@
           <w:color w:val="000000"/>
           <w:kern w:val="0"/>
           <w:lang w:eastAsia="es-PE"/>
-          <w14:ligatures w14:val="none"/>
+          <ns2:ligatures ns2:val="none"/>
         </w:rPr>
         <w:t/>
       </w:r>
@@ -7399,7 +7256,7 @@
           <w:color w:val="000000"/>
           <w:kern w:val="0"/>
           <w:lang w:eastAsia="es-PE"/>
-          <w14:ligatures w14:val="none"/>
+          <ns2:ligatures ns2:val="none"/>
         </w:rPr>
         <w:t>, 115</w:t>
       </w:r>
@@ -7409,7 +7266,7 @@
           <w:color w:val="000000"/>
           <w:kern w:val="0"/>
           <w:lang w:eastAsia="es-PE"/>
-          <w14:ligatures w14:val="none"/>
+          <ns2:ligatures ns2:val="none"/>
         </w:rPr>
         <w:t/>
       </w:r>
@@ -7419,7 +7276,7 @@
           <w:color w:val="000000"/>
           <w:kern w:val="0"/>
           <w:lang w:eastAsia="es-PE"/>
-          <w14:ligatures w14:val="none"/>
+          <ns2:ligatures ns2:val="none"/>
         </w:rPr>
         <w:t xml:space="preserve"> y 116</w:t>
       </w:r>
@@ -7429,7 +7286,7 @@
           <w:color w:val="000000"/>
           <w:kern w:val="0"/>
           <w:lang w:eastAsia="es-PE"/>
-          <w14:ligatures w14:val="none"/>
+          <ns2:ligatures ns2:val="none"/>
         </w:rPr>
         <w:t/>
       </w:r>
@@ -7439,7 +7296,7 @@
           <w:color w:val="000000"/>
           <w:kern w:val="0"/>
           <w:lang w:eastAsia="es-PE"/>
-          <w14:ligatures w14:val="none"/>
+          <ns2:ligatures ns2:val="none"/>
         </w:rPr>
         <w:t xml:space="preserve"> de la referida norma</w:t>
       </w:r>
@@ -7451,7 +7308,7 @@
           <w:kern w:val="0"/>
           <w:vertAlign w:val="superscript"/>
           <w:lang w:eastAsia="es-PE"/>
-          <w14:ligatures w14:val="none"/>
+          <ns2:ligatures ns2:val="none"/>
         </w:rPr>
         <w:footnoteReference w:id="13"/>
       </w:r>
@@ -7461,7 +7318,7 @@
           <w:color w:val="000000"/>
           <w:kern w:val="0"/>
           <w:lang w:eastAsia="es-PE"/>
-          <w14:ligatures w14:val="none"/>
+          <ns2:ligatures ns2:val="none"/>
         </w:rPr>
         <w:t xml:space="preserve">. </w:t>
       </w:r>
@@ -7472,7 +7329,7 @@
           <w:color w:val="000000"/>
           <w:kern w:val="0"/>
           <w:lang w:eastAsia="es-PE"/>
-          <w14:ligatures w14:val="none"/>
+          <ns2:ligatures ns2:val="none"/>
         </w:rPr>
         <w:t xml:space="preserve">Asimismo, se consideran circunstancias atenuantes para la graduación de la sanción, </w:t>
       </w:r>
@@ -7482,7 +7339,7 @@
           <w:color w:val="000000"/>
           <w:kern w:val="0"/>
           <w:lang w:eastAsia="es-PE"/>
-          <w14:ligatures w14:val="none"/>
+          <ns2:ligatures ns2:val="none"/>
         </w:rPr>
         <w:lastRenderedPageBreak/>
         <w:t>el allanamiento de la denuncia o el reconocimiento de las pretensiones en ella contenidas, de acuerdo con el artículo 112</w:t>
@@ -7493,7 +7350,7 @@
           <w:color w:val="000000"/>
           <w:kern w:val="0"/>
           <w:lang w:eastAsia="es-PE"/>
-          <w14:ligatures w14:val="none"/>
+          <ns2:ligatures ns2:val="none"/>
         </w:rPr>
         <w:t/>
       </w:r>
@@ -7503,7 +7360,7 @@
           <w:color w:val="000000"/>
           <w:kern w:val="0"/>
           <w:lang w:eastAsia="es-PE"/>
-          <w14:ligatures w14:val="none"/>
+          <ns2:ligatures ns2:val="none"/>
         </w:rPr>
         <w:t xml:space="preserve"> del Código</w:t>
       </w:r>
@@ -7515,7 +7372,7 @@
           <w:kern w:val="0"/>
           <w:vertAlign w:val="superscript"/>
           <w:lang w:eastAsia="es-PE"/>
-          <w14:ligatures w14:val="none"/>
+          <ns2:ligatures ns2:val="none"/>
         </w:rPr>
         <w:footnoteReference w:id="14"/>
       </w:r>
@@ -7525,12 +7382,12 @@
           <w:color w:val="000000"/>
           <w:kern w:val="0"/>
           <w:lang w:eastAsia="es-PE"/>
-          <w14:ligatures w14:val="none"/>
+          <ns2:ligatures ns2:val="none"/>
         </w:rPr>
         <w:t>.</w:t>
       </w:r>
     </w:p>
-    <w:p>
+    <w:p ns2:paraId="7A5236A4" ns2:textId="77777777">
       <w:pPr>
         <w:shd w:val="clear" w:color="auto" w:fill="FFFFFF"/>
         <w:spacing w:after="0" w:line="240" w:lineRule="auto"/>
@@ -7541,11 +7398,11 @@
           <w:color w:val="000000"/>
           <w:kern w:val="0"/>
           <w:lang w:eastAsia="es-PE"/>
-          <w14:ligatures w14:val="none"/>
-        </w:rPr>
-      </w:pPr>
-    </w:p>
-    <w:p>
+          <ns2:ligatures ns2:val="none"/>
+        </w:rPr>
+      </w:pPr>
+    </w:p>
+    <w:p ns2:paraId="3F071DDA" ns2:textId="77777777">
       <w:pPr>
         <w:shd w:val="clear" w:color="auto" w:fill="FFFFFF"/>
         <w:spacing w:after="0" w:line="240" w:lineRule="auto"/>
@@ -7555,7 +7412,7 @@
           <w:color w:val="000000"/>
           <w:kern w:val="0"/>
           <w:lang w:eastAsia="es-PE"/>
-          <w14:ligatures w14:val="none"/>
+          <ns2:ligatures ns2:val="none"/>
         </w:rPr>
       </w:pPr>
       <w:r>
@@ -7564,7 +7421,7 @@
           <w:b/>
           <w:bCs/>
           <w:kern w:val="0"/>
-          <w14:ligatures w14:val="none"/>
+          <ns2:ligatures ns2:val="none"/>
         </w:rPr>
         <w:t>OCTAVO</w:t>
       </w:r>
@@ -7575,7 +7432,7 @@
           <w:color w:val="000000"/>
           <w:kern w:val="0"/>
           <w:lang w:eastAsia="es-PE"/>
-          <w14:ligatures w14:val="none"/>
+          <ns2:ligatures ns2:val="none"/>
         </w:rPr>
         <w:t>:</w:t>
       </w:r>
@@ -7585,7 +7442,7 @@
           <w:color w:val="000000"/>
           <w:kern w:val="0"/>
           <w:lang w:eastAsia="es-PE"/>
-          <w14:ligatures w14:val="none"/>
+          <ns2:ligatures ns2:val="none"/>
         </w:rPr>
         <w:t xml:space="preserve"> informar a las partes que conforme a lo establecido en el artículo 39</w:t>
       </w:r>
@@ -7595,7 +7452,7 @@
           <w:color w:val="000000"/>
           <w:kern w:val="0"/>
           <w:lang w:eastAsia="es-PE"/>
-          <w14:ligatures w14:val="none"/>
+          <ns2:ligatures ns2:val="none"/>
         </w:rPr>
         <w:t/>
       </w:r>
@@ -7605,12 +7462,12 @@
           <w:color w:val="000000"/>
           <w:kern w:val="0"/>
           <w:lang w:eastAsia="es-PE"/>
-          <w14:ligatures w14:val="none"/>
+          <ns2:ligatures ns2:val="none"/>
         </w:rPr>
         <w:t xml:space="preserve"> de la Ley sobre Facultades, Normas y Organización del Indecopi, aprobada por Decreto Legislativo 807, los gastos por los peritajes realizados, actuación de pruebas, inspecciones y otros derivados de la tramitación del proceso serán de cargo de la parte que solicita la prueba, salvo pacto en contrario. En todos los casos, la resolución final determinará si los gastos deben ser asumidos por alguna de las partes, o reembolsados a la otra parte o al Indecopi, según sea el caso, de manera adicional a la sanción que haya podido imponerse. </w:t>
       </w:r>
     </w:p>
-    <w:p>
+    <w:p ns2:paraId="0F10F9CF" ns2:textId="77777777">
       <w:pPr>
         <w:shd w:val="clear" w:color="auto" w:fill="FFFFFF"/>
         <w:spacing w:after="0" w:line="240" w:lineRule="auto"/>
@@ -7620,11 +7477,11 @@
           <w:color w:val="000000"/>
           <w:kern w:val="0"/>
           <w:lang w:eastAsia="es-PE"/>
-          <w14:ligatures w14:val="none"/>
-        </w:rPr>
-      </w:pPr>
-    </w:p>
-    <w:p>
+          <ns2:ligatures ns2:val="none"/>
+        </w:rPr>
+      </w:pPr>
+    </w:p>
+    <w:p ns2:paraId="194C23DD" ns2:textId="724CDDA5">
       <w:pPr>
         <w:suppressAutoHyphens/>
         <w:spacing w:after="0" w:line="240" w:lineRule="auto"/>
@@ -7633,7 +7490,7 @@
           <w:rFonts w:ascii="Arial Narrow" w:eastAsia="Calibri" w:hAnsi="Arial Narrow" w:cs="Arial"/>
           <w:kern w:val="0"/>
           <w:u w:val="single"/>
-          <w14:ligatures w14:val="none"/>
+          <ns2:ligatures ns2:val="none"/>
         </w:rPr>
       </w:pPr>
       <w:r>
@@ -7643,7 +7500,7 @@
           <w:color w:val="000000"/>
           <w:kern w:val="0"/>
           <w:lang w:eastAsia="es-PE"/>
-          <w14:ligatures w14:val="none"/>
+          <ns2:ligatures ns2:val="none"/>
         </w:rPr>
         <w:lastRenderedPageBreak/>
         <w:t>NOVENO</w:t>
@@ -7653,7 +7510,7 @@
           <w:rFonts w:ascii="Arial Narrow" w:eastAsia="Calibri" w:hAnsi="Arial Narrow" w:cs="Arial"/>
           <w:b/>
           <w:kern w:val="0"/>
-          <w14:ligatures w14:val="none"/>
+          <ns2:ligatures ns2:val="none"/>
         </w:rPr>
         <w:t>:</w:t>
       </w:r>
@@ -7661,7 +7518,7 @@
         <w:rPr>
           <w:rFonts w:ascii="Arial Narrow" w:eastAsia="Calibri" w:hAnsi="Arial Narrow" w:cs="Arial"/>
           <w:kern w:val="0"/>
-          <w14:ligatures w14:val="none"/>
+          <ns2:ligatures ns2:val="none"/>
         </w:rPr>
         <w:t xml:space="preserve"> comunicar a las partes que, </w:t>
       </w:r>
@@ -7669,7 +7526,7 @@
         <w:rPr>
           <w:rFonts w:ascii="Arial Narrow" w:eastAsia="Calibri" w:hAnsi="Arial Narrow" w:cs="Arial"/>
           <w:kern w:val="0"/>
-          <w14:ligatures w14:val="none"/>
+          <ns2:ligatures ns2:val="none"/>
         </w:rPr>
         <w:t>de acuerdo con</w:t>
       </w:r>
@@ -7677,7 +7534,7 @@
         <w:rPr>
           <w:rFonts w:ascii="Arial Narrow" w:eastAsia="Calibri" w:hAnsi="Arial Narrow" w:cs="Arial"/>
           <w:kern w:val="0"/>
-          <w14:ligatures w14:val="none"/>
+          <ns2:ligatures ns2:val="none"/>
         </w:rPr>
         <w:t xml:space="preserve"> lo señalado por el artículo 29</w:t>
       </w:r>
@@ -7687,7 +7544,7 @@
           <w:color w:val="000000"/>
           <w:kern w:val="0"/>
           <w:lang w:eastAsia="es-PE"/>
-          <w14:ligatures w14:val="none"/>
+          <ns2:ligatures ns2:val="none"/>
         </w:rPr>
         <w:t/>
       </w:r>
@@ -7695,7 +7552,7 @@
         <w:rPr>
           <w:rFonts w:ascii="Arial Narrow" w:eastAsia="Calibri" w:hAnsi="Arial Narrow" w:cs="Arial"/>
           <w:kern w:val="0"/>
-          <w14:ligatures w14:val="none"/>
+          <ns2:ligatures ns2:val="none"/>
         </w:rPr>
         <w:t xml:space="preserve"> del Decreto Legislativo 807</w:t>
       </w:r>
@@ -7705,7 +7562,7 @@
           <w:rFonts w:ascii="Arial Narrow" w:eastAsia="Calibri" w:hAnsi="Arial Narrow" w:cs="Arial"/>
           <w:kern w:val="0"/>
           <w:vertAlign w:val="superscript"/>
-          <w14:ligatures w14:val="none"/>
+          <ns2:ligatures ns2:val="none"/>
         </w:rPr>
         <w:footnoteReference w:id="15"/>
       </w:r>
@@ -7713,7 +7570,7 @@
         <w:rPr>
           <w:rFonts w:ascii="Arial Narrow" w:eastAsia="Calibri" w:hAnsi="Arial Narrow" w:cs="Arial"/>
           <w:kern w:val="0"/>
-          <w14:ligatures w14:val="none"/>
+          <ns2:ligatures ns2:val="none"/>
         </w:rPr>
         <w:t xml:space="preserve">, hasta antes de la emisión de la Resolución Final tienen la posibilidad de solicitar una audiencia de conciliación. En caso deleguen a favor de una tercera persona su actuación en la diligencia programada, esta deberá presentar un poder especial con firma legalizada ante Notario Público, donde conste </w:t>
       </w:r>
@@ -7722,7 +7579,7 @@
           <w:rFonts w:ascii="Arial Narrow" w:eastAsia="Calibri" w:hAnsi="Arial Narrow" w:cs="Arial"/>
           <w:kern w:val="0"/>
           <w:u w:val="single"/>
-          <w14:ligatures w14:val="none"/>
+          <ns2:ligatures ns2:val="none"/>
         </w:rPr>
         <w:t>expresamente su facultad para asistir y conciliar en su representación</w:t>
       </w:r>
@@ -7731,7 +7588,7 @@
           <w:rFonts w:ascii="Arial Narrow" w:eastAsia="Calibri" w:hAnsi="Arial Narrow" w:cs="Arial"/>
           <w:bCs/>
           <w:kern w:val="0"/>
-          <w14:ligatures w14:val="none"/>
+          <ns2:ligatures ns2:val="none"/>
         </w:rPr>
         <w:t>.</w:t>
       </w:r>
@@ -7741,7 +7598,7 @@
           <w:b/>
           <w:bCs/>
           <w:kern w:val="0"/>
-          <w14:ligatures w14:val="none"/>
+          <ns2:ligatures ns2:val="none"/>
         </w:rPr>
         <w:t xml:space="preserve"> </w:t>
       </w:r>
@@ -7750,12 +7607,12 @@
           <w:rFonts w:ascii="Arial Narrow" w:eastAsia="Calibri" w:hAnsi="Arial Narrow" w:cs="Arial"/>
           <w:kern w:val="0"/>
           <w:u w:val="single"/>
-          <w14:ligatures w14:val="none"/>
+          <ns2:ligatures ns2:val="none"/>
         </w:rPr>
         <w:t xml:space="preserve">Ello bajo apercibimiento de no realizar la audiencia de conciliación y levantar el acta de inasistencia correspondiente. </w:t>
       </w:r>
     </w:p>
-    <w:p>
+    <w:p ns2:paraId="19088877" ns2:textId="77777777">
       <w:pPr>
         <w:suppressAutoHyphens/>
         <w:spacing w:after="0" w:line="240" w:lineRule="auto"/>
@@ -7764,11 +7621,11 @@
           <w:rFonts w:ascii="Arial Narrow" w:eastAsia="Calibri" w:hAnsi="Arial Narrow" w:cs="Arial"/>
           <w:kern w:val="0"/>
           <w:u w:val="single"/>
-          <w14:ligatures w14:val="none"/>
-        </w:rPr>
-      </w:pPr>
-    </w:p>
-    <w:p>
+          <ns2:ligatures ns2:val="none"/>
+        </w:rPr>
+      </w:pPr>
+    </w:p>
+    <w:p ns2:paraId="7767F307" ns2:textId="77777777">
       <w:pPr>
         <w:suppressAutoHyphens/>
         <w:spacing w:after="0" w:line="240" w:lineRule="auto"/>
@@ -7785,7 +7642,7 @@
           <w:b/>
           <w:spacing w:val="-3"/>
           <w:kern w:val="0"/>
-          <w14:ligatures w14:val="none"/>
+          <ns2:ligatures ns2:val="none"/>
         </w:rPr>
         <w:t>DÉCIMO</w:t>
       </w:r>
@@ -7796,7 +7653,7 @@
           <w:color w:val="000000"/>
           <w:kern w:val="0"/>
           <w:lang w:eastAsia="es-PE"/>
-          <w14:ligatures w14:val="none"/>
+          <ns2:ligatures ns2:val="none"/>
         </w:rPr>
         <w:t>:</w:t>
       </w:r>
@@ -7806,14 +7663,14 @@
           <w:color w:val="000000"/>
           <w:kern w:val="0"/>
           <w:lang w:eastAsia="es-PE"/>
-          <w14:ligatures w14:val="none"/>
+          <ns2:ligatures ns2:val="none"/>
         </w:rPr>
         <w:t xml:space="preserve"> poner en conocimiento de las partes que, antes de la emisión de la Resolución Final, tienen la posibilidad de formular su desistimiento o presentar el acuerdo arribado mediante la conciliación, mediación, transacción o cualquier otro que, de forma indubitable, deje constancia que se ha solucionado la controversia materia de denuncia.</w:t>
       </w:r>
       <w:bookmarkStart w:id="13" w:name="h.gjdgxs" w:colFirst="0" w:colLast="0"/>
       <w:bookmarkEnd w:id="13"/>
     </w:p>
-    <w:p>
+    <w:p ns2:paraId="69E33D6A" ns2:textId="77777777">
       <w:pPr>
         <w:suppressAutoHyphens/>
         <w:spacing w:after="0" w:line="240" w:lineRule="auto"/>
@@ -7823,11 +7680,11 @@
           <w:color w:val="000000"/>
           <w:kern w:val="0"/>
           <w:lang w:eastAsia="es-PE"/>
-          <w14:ligatures w14:val="none"/>
-        </w:rPr>
-      </w:pPr>
-    </w:p>
-    <w:p>
+          <ns2:ligatures ns2:val="none"/>
+        </w:rPr>
+      </w:pPr>
+    </w:p>
+    <w:p ns2:paraId="4DB7FEAC" ns2:textId="4B994793">
       <w:pPr>
         <w:suppressAutoHyphens/>
         <w:spacing w:after="0" w:line="240" w:lineRule="auto"/>
@@ -7858,7 +7715,7 @@
           <w:b/>
           <w:spacing w:val="-3"/>
           <w:kern w:val="0"/>
-          <w14:ligatures w14:val="none"/>
+          <ns2:ligatures ns2:val="none"/>
         </w:rPr>
         <w:t/>
       </w:r>
@@ -7868,7 +7725,7 @@
           <w:bCs/>
           <w:spacing w:val="-3"/>
           <w:kern w:val="0"/>
-          <w14:ligatures w14:val="none"/>
+          <ns2:ligatures ns2:val="none"/>
         </w:rPr>
         <w:t xml:space="preserve"/>
       </w:r>
@@ -7878,7 +7735,7 @@
           <w:bCs/>
           <w:spacing w:val="-3"/>
           <w:kern w:val="0"/>
-          <w14:ligatures w14:val="none"/>
+          <ns2:ligatures ns2:val="none"/>
         </w:rPr>
         <w:t/>
       </w:r>
@@ -7888,7 +7745,7 @@
           <w:bCs/>
           <w:spacing w:val="-3"/>
           <w:kern w:val="0"/>
-          <w14:ligatures w14:val="none"/>
+          <ns2:ligatures ns2:val="none"/>
         </w:rPr>
         <w:t/>
       </w:r>
@@ -7898,7 +7755,7 @@
           <w:bCs/>
           <w:spacing w:val="-3"/>
           <w:kern w:val="0"/>
-          <w14:ligatures w14:val="none"/>
+          <ns2:ligatures ns2:val="none"/>
         </w:rPr>
         <w:t xml:space="preserve"/>
       </w:r>
@@ -7917,7 +7774,7 @@
         <w:t/>
       </w:r>
     </w:p>
-    <w:p>
+    <w:p ns2:paraId="26B1ED4B" ns2:textId="77777777">
       <w:pPr>
         <w:suppressAutoHyphens/>
         <w:spacing w:after="0" w:line="240" w:lineRule="auto"/>
@@ -7927,7 +7784,7 @@
         </w:rPr>
       </w:pPr>
     </w:p>
-    <w:p>
+    <w:p ns2:paraId="150F22E0" ns2:textId="01FDEC07">
       <w:pPr>
         <w:suppressAutoHyphens/>
         <w:spacing w:line="240" w:lineRule="auto"/>
@@ -7974,7 +7831,7 @@
         <w:t>requerir a Banco BBVA Perú S.A. para que efectúe el acuse de recibo mediante la confirmación de recepción de la notificación remitida por este despacho a su Casilla Electrónica, dentro de los cinco (5) primeros días hábiles siguientes a la fecha en que recibe la notificación.</w:t>
       </w:r>
     </w:p>
-    <w:p>
+    <w:p ns2:paraId="00B9B615" ns2:textId="77777777">
       <w:pPr>
         <w:suppressAutoHyphens/>
         <w:spacing w:after="0" w:line="240" w:lineRule="auto"/>
@@ -7985,40 +7842,40 @@
           <w:color w:val="000000"/>
           <w:kern w:val="0"/>
           <w:lang w:eastAsia="es-PE"/>
-          <w14:ligatures w14:val="none"/>
+          <ns2:ligatures ns2:val="none"/>
         </w:rPr>
       </w:pPr>
     </w:p>
     <w:bookmarkEnd w:id="0"/>
-    <w:p>
-      <w:pPr>
-        <w:spacing w:after="0" w:line="240" w:lineRule="auto"/>
-        <w:jc w:val="both"/>
-        <w:rPr>
-          <w:rFonts w:ascii="Arial Narrow" w:eastAsia="Arial Narrow" w:hAnsi="Arial Narrow" w:cs="Arial Narrow"/>
-          <w:b/>
-          <w:color w:val="000000"/>
-          <w:kern w:val="0"/>
-          <w:lang w:eastAsia="es-PE"/>
-          <w14:ligatures w14:val="none"/>
-        </w:rPr>
-      </w:pPr>
-    </w:p>
-    <w:p>
-      <w:pPr>
-        <w:spacing w:after="0" w:line="240" w:lineRule="auto"/>
-        <w:jc w:val="both"/>
-        <w:rPr>
-          <w:rFonts w:ascii="Arial Narrow" w:eastAsia="Arial Narrow" w:hAnsi="Arial Narrow" w:cs="Arial Narrow"/>
-          <w:b/>
-          <w:color w:val="000000"/>
-          <w:kern w:val="0"/>
-          <w:lang w:eastAsia="es-PE"/>
-          <w14:ligatures w14:val="none"/>
-        </w:rPr>
-      </w:pPr>
-    </w:p>
-    <w:p>
+    <w:p ns2:paraId="6F8AFAC6" ns2:textId="77777777">
+      <w:pPr>
+        <w:spacing w:after="0" w:line="240" w:lineRule="auto"/>
+        <w:jc w:val="both"/>
+        <w:rPr>
+          <w:rFonts w:ascii="Arial Narrow" w:eastAsia="Arial Narrow" w:hAnsi="Arial Narrow" w:cs="Arial Narrow"/>
+          <w:b/>
+          <w:color w:val="000000"/>
+          <w:kern w:val="0"/>
+          <w:lang w:eastAsia="es-PE"/>
+          <ns2:ligatures ns2:val="none"/>
+        </w:rPr>
+      </w:pPr>
+    </w:p>
+    <w:p ns2:paraId="5BECE2A9" ns2:textId="77777777">
+      <w:pPr>
+        <w:spacing w:after="0" w:line="240" w:lineRule="auto"/>
+        <w:jc w:val="both"/>
+        <w:rPr>
+          <w:rFonts w:ascii="Arial Narrow" w:eastAsia="Arial Narrow" w:hAnsi="Arial Narrow" w:cs="Arial Narrow"/>
+          <w:b/>
+          <w:color w:val="000000"/>
+          <w:kern w:val="0"/>
+          <w:lang w:eastAsia="es-PE"/>
+          <ns2:ligatures ns2:val="none"/>
+        </w:rPr>
+      </w:pPr>
+    </w:p>
+    <w:p ns2:paraId="79C1D3C4" ns2:textId="77777777">
       <w:pPr>
         <w:spacing w:after="0" w:line="240" w:lineRule="auto"/>
         <w:jc w:val="both"/>
@@ -8028,13 +7885,13 @@
           <w:color w:val="000000"/>
           <w:kern w:val="0"/>
           <w:lang w:val="es-ES" w:eastAsia="es-PE"/>
-          <w14:ligatures w14:val="none"/>
+          <ns2:ligatures ns2:val="none"/>
         </w:rPr>
       </w:pPr>
       <w:bookmarkStart w:id="14" w:name="_Hlk218074855"/>
     </w:p>
     <w:bookmarkEnd w:id="14"/>
-    <w:p>
+    <w:p ns2:paraId="7D9C4EB2" ns2:textId="77777777">
       <w:pPr>
         <w:shd w:val="clear" w:color="auto" w:fill="FFFFFF"/>
         <w:spacing w:after="0" w:line="240" w:lineRule="auto"/>
@@ -8056,7 +7913,7 @@
         <w:t xml:space="preserve">Firmado digitalmente por </w:t>
       </w:r>
     </w:p>
-    <w:p>
+    <w:p ns2:paraId="7688088A" ns2:textId="77777777">
       <w:pPr>
         <w:shd w:val="clear" w:color="auto" w:fill="FFFFFF"/>
         <w:spacing w:after="0" w:line="240" w:lineRule="auto"/>
@@ -8078,7 +7935,7 @@
         <w:t>EVELING ROA QUISPE</w:t>
       </w:r>
     </w:p>
-    <w:p>
+    <w:p ns2:paraId="4F3F5AC1" ns2:textId="77777777">
       <w:pPr>
         <w:shd w:val="clear" w:color="auto" w:fill="FFFFFF"/>
         <w:spacing w:after="0" w:line="240" w:lineRule="auto"/>
@@ -8100,7 +7957,7 @@
         <w:t>Secretaria Técnica</w:t>
       </w:r>
     </w:p>
-    <w:p>
+    <w:p ns2:paraId="2D2F6247" ns2:textId="68EC6082">
       <w:pPr>
         <w:shd w:val="clear" w:color="auto" w:fill="FFFFFF"/>
         <w:spacing w:after="0" w:line="240" w:lineRule="auto"/>
@@ -8122,7 +7979,7 @@
         <w:t>Comisión de Protección al Consumidor 1</w:t>
       </w:r>
     </w:p>
-    <w:p>
+    <w:p ns2:paraId="68107EE2" ns2:textId="2FDBCEC7">
       <w:pPr>
         <w:spacing w:after="0" w:line="240" w:lineRule="auto"/>
         <w:rPr>
@@ -8140,8 +7997,8 @@
       </w:r>
     </w:p>
     <w:sectPr>
-      <w:headerReference w:type="default" r:id="rId8"/>
-      <w:footerReference w:type="default" r:id="rId9"/>
+      <w:headerReference w:type="default" ns3:id="rId8"/>
+      <w:footerReference w:type="default" ns3:id="rId9"/>
       <w:pgSz w:w="11906" w:h="16838"/>
       <w:pgMar w:top="1417" w:right="1701" w:bottom="1417" w:left="1701" w:header="708" w:footer="708" w:gutter="0"/>
       <w:cols w:space="708"/>

--- a/plantillas_maestras/01_seguro_vehicular/falta_renovacion_poliza/2_ddos_banco_y_aseguradora/varon/TPL_1455_2026_SEGURO_VEHICULAR_FALTA_RENOVACION_POLIZA_BANCO_VARON_R1.docx
+++ b/plantillas_maestras/01_seguro_vehicular/falta_renovacion_poliza/2_ddos_banco_y_aseguradora/varon/TPL_1455_2026_SEGURO_VEHICULAR_FALTA_RENOVACION_POLIZA_BANCO_VARON_R1.docx
@@ -2544,7 +2544,7 @@
           <w:lang w:val="es-ES" w:eastAsia="es-ES"/>
           <ns2:ligatures ns2:val="none"/>
         </w:rPr>
-        <w:t xml:space="preserve">El señor [APELLIDO] solicitó, en calidad de medida correctiva, que los proveedores denunciados cumplan con devolver al denunciante el monto de US$ 898.29 correspondiente al saldo no reintegrado del cobro de las primas del Seguro Vehicular, más los intereses legales, computados desde la fecha de cada débito hasta su restitución efectiva. Asimismo, requirió el reembolso de costos y costas del presente procedimiento.</w:t>
+        <w:t xml:space="preserve">El señor [APELLIDO] solicitó, en calidad de medida correctiva, que los proveedores denunciados cumplan con devolver al señor [APELLIDO] el monto de US$ 898.29 correspondiente al saldo no reintegrado del cobro de las primas del Seguro Vehicular, más los intereses legales, computados desde la fecha de cada débito hasta su restitución efectiva. Asimismo, requirió el reembolso de costos y costas del presente procedimiento.</w:t>
       </w:r>
       <w:r>
         <w:rPr>
@@ -6603,7 +6603,7 @@
           <w:sz w:val="20"/>
           <w:szCs w:val="20"/>
         </w:rPr>
-        <w:t xml:space="preserve">correr traslado de la presente resolución a Rímac Seguros y Reaseguros S.A. y al Banco BBVA Perú S.A para que, de conformidad con lo dispuesto por el artículo 26° de la Ley sobre Facultades, Normas y Organización del Indecopi, aprobado por Decreto Legislativo N° 8079, presenten sus descargos sobre la imputación de cargos realizada en un plazo no mayor a cinco (5) días hábiles contado a partir del día siguiente de la notificación de la presente resolución, vencido el cual, el Secretario Técnico declarará en rebeldía a los denunciados que no lo hubieran presentado. Debe precisarse que de conformidad con lo establecido por el artículo 223° del Texto Único Ordenado de la Ley N° 27444, Ley del Procedimiento Administrativo General, las alegaciones y los hechos relevantes de la reclamación, salvo que hayan sido específicamente negadas en la contestación, se tendrán por aceptadas o meritadas como ciertas.</w:t>
+        <w:t xml:space="preserve">correr traslado de la presente resolución a Rímac Seguros y Reaseguros S.A. y al Banco BBVA Perú S.A. para que, de conformidad con lo dispuesto por el artículo 26 de la Ley sobre Facultades, Normas y Organización del Indecopi, aprobada por Decreto Legislativo 807, presenten sus descargos sobre la imputación de cargos realizada en un plazo no mayor a cinco (5) días hábiles contado a partir del día siguiente de la notificación de la presente resolución, vencido el cual, el Secretario Técnico declarará en rebeldía a los denunciados que no lo hubieran presentado. Debe precisarse que de conformidad con lo establecido por el artículo 223 del Texto Único Ordenado de la Ley 27444, Ley del Procedimiento Administrativo General, las alegaciones y los hechos relevantes de la reclamación, salvo que hayan sido específicamente negadas en la contestación, se tendrán por aceptadas o merituadas como ciertas.</w:t>
       </w:r>
     </w:p>
     <w:p ns2:paraId="2F1C55D7" ns2:textId="77777777">
@@ -7932,7 +7932,7 @@
           <w:color w:val="000000"/>
           <w:lang w:eastAsia="es-PE"/>
         </w:rPr>
-        <w:t>EVELING ROA QUISPE</w:t>
+        <w:t xml:space="preserve">LUISA ANALÍ SILVA MALPARTIDA</w:t>
       </w:r>
     </w:p>
     <w:p ns2:paraId="4F3F5AC1" ns2:textId="77777777">
@@ -7954,7 +7954,7 @@
           <w:color w:val="000000"/>
           <w:lang w:eastAsia="es-PE"/>
         </w:rPr>
-        <w:t>Secretaria Técnica</w:t>
+        <w:t xml:space="preserve">Secretaria Técnica Ad Hoc</w:t>
       </w:r>
     </w:p>
     <w:p ns2:paraId="2D2F6247" ns2:textId="68EC6082">

--- a/plantillas_maestras/01_seguro_vehicular/falta_renovacion_poliza/2_ddos_banco_y_aseguradora/varon/TPL_1455_2026_SEGURO_VEHICULAR_FALTA_RENOVACION_POLIZA_BANCO_VARON_R1.docx
+++ b/plantillas_maestras/01_seguro_vehicular/falta_renovacion_poliza/2_ddos_banco_y_aseguradora/varon/TPL_1455_2026_SEGURO_VEHICULAR_FALTA_RENOVACION_POLIZA_BANCO_VARON_R1.docx
@@ -460,7 +460,7 @@
           <w:lang w:eastAsia="es-PE"/>
           <ns2:ligatures ns2:val="none"/>
         </w:rPr>
-        <w:t>21</w:t>
+        <w:t xml:space="preserve">21 de mayo de 2026</w:t>
       </w:r>
       <w:r>
         <w:rPr>
@@ -471,7 +471,7 @@
           <w:lang w:eastAsia="es-PE"/>
           <ns2:ligatures ns2:val="none"/>
         </w:rPr>
-        <w:t xml:space="preserve"> de mayo de 2026</w:t>
+        <w:t xml:space="preserve"/>
       </w:r>
     </w:p>
     <w:p ns2:paraId="1EF3C256" ns2:textId="77777777">
@@ -6175,7 +6175,7 @@
           <w:lang w:val="es-ES" w:eastAsia="es-ES"/>
           <ns2:ligatures ns2:val="none"/>
         </w:rPr>
-        <w:t>13</w:t>
+        <w:t xml:space="preserve">13 de febrero de 2026</w:t>
       </w:r>
       <w:r>
         <w:rPr>
@@ -6185,7 +6185,7 @@
           <w:lang w:val="es-ES" w:eastAsia="es-ES"/>
           <ns2:ligatures ns2:val="none"/>
         </w:rPr>
-        <w:t xml:space="preserve"> de febrero de 202</w:t>
+        <w:t xml:space="preserve"/>
       </w:r>
       <w:r>
         <w:rPr>
@@ -6195,7 +6195,7 @@
           <w:lang w:val="es-ES" w:eastAsia="es-ES"/>
           <ns2:ligatures ns2:val="none"/>
         </w:rPr>
-        <w:t>6</w:t>
+        <w:t xml:space="preserve"/>
       </w:r>
       <w:r>
         <w:rPr>
@@ -8244,7 +8244,7 @@
           <w:sz w:val="15"/>
           <w:szCs w:val="15"/>
         </w:rPr>
-        <w:t>el 2 de setiembre del 2010 en el Diario Oficial El Peruano, vigente desde el 2 de octubre del 2010 y modificado por Decreto Legislativo 1308.</w:t>
+        <w:t xml:space="preserve">el 2 de setiembre de 2010 en el Diario Oficial El Peruano, vigente desde el 2 de octubre de 2010 y modificado por Decreto Legislativo 1308.</w:t>
       </w:r>
     </w:p>
     <w:p>

--- a/plantillas_maestras/01_seguro_vehicular/falta_renovacion_poliza/2_ddos_banco_y_aseguradora/varon/TPL_1455_2026_SEGURO_VEHICULAR_FALTA_RENOVACION_POLIZA_BANCO_VARON_R1.docx
+++ b/plantillas_maestras/01_seguro_vehicular/falta_renovacion_poliza/2_ddos_banco_y_aseguradora/varon/TPL_1455_2026_SEGURO_VEHICULAR_FALTA_RENOVACION_POLIZA_BANCO_VARON_R1.docx
@@ -1,8 +1,8 @@
 
 <file path=word/document.xml><?xml version="1.0" encoding="utf-8"?>
-<w:document xmlns:ns1="http://schemas.openxmlformats.org/markup-compatibility/2006" xmlns:ns2="http://schemas.microsoft.com/office/word/2010/wordml" xmlns:ns3="http://schemas.openxmlformats.org/officeDocument/2006/relationships" xmlns:w="http://schemas.openxmlformats.org/wordprocessingml/2006/main" ns1:Ignorable="w14 w15 w16se w16cid w16 w16cex w16sdtdh w16sdtfl w16du wp14">
+<w:document xmlns:mc="http://schemas.openxmlformats.org/markup-compatibility/2006" xmlns:r="http://schemas.openxmlformats.org/officeDocument/2006/relationships" xmlns:w="http://schemas.openxmlformats.org/wordprocessingml/2006/main" xmlns:w14="http://schemas.microsoft.com/office/word/2010/wordml" xmlns:w15="http://schemas.microsoft.com/office/word/2012/wordml" xmlns:w16="http://schemas.microsoft.com/office/word/2018/wordml" xmlns:w16cex="http://schemas.microsoft.com/office/word/2018/wordml/cex" xmlns:w16cid="http://schemas.microsoft.com/office/word/2016/wordml/cid" xmlns:w16du="http://schemas.microsoft.com/office/word/2023/wordml/word16du" xmlns:w16sdtdh="http://schemas.microsoft.com/office/word/2020/wordml/sdtdatahash" xmlns:w16se="http://schemas.microsoft.com/office/word/2015/wordml/symex" xmlns:wp14="http://schemas.microsoft.com/office/word/2010/wordprocessingDrawing" mc:Ignorable="w14 w15 w16se w16cid w16 w16cex w16sdtdh w16du wp14">
   <w:body>
-    <w:p ns2:paraId="4D92E425" ns2:textId="2E573601">
+    <w:p>
       <w:pPr>
         <w:tabs>
           <w:tab w:val="left" w:pos="1701"/>
@@ -14,7 +14,7 @@
           <w:color w:val="000000"/>
           <w:kern w:val="0"/>
           <w:lang w:eastAsia="es-PE"/>
-          <ns2:ligatures ns2:val="none"/>
+          <w14:ligatures w14:val="none"/>
         </w:rPr>
       </w:pPr>
       <w:bookmarkStart w:id="0" w:name="_Hlk80343540"/>
@@ -25,7 +25,7 @@
           <w:color w:val="000000"/>
           <w:kern w:val="0"/>
           <w:lang w:eastAsia="es-PE"/>
-          <ns2:ligatures ns2:val="none"/>
+          <w14:ligatures w14:val="none"/>
         </w:rPr>
         <w:t>EX</w:t>
       </w:r>
@@ -36,7 +36,7 @@
           <w:color w:val="000000"/>
           <w:kern w:val="0"/>
           <w:lang w:eastAsia="es-PE"/>
-          <ns2:ligatures ns2:val="none"/>
+          <w14:ligatures w14:val="none"/>
         </w:rPr>
         <w:t xml:space="preserve">PEDIENTE </w:t>
       </w:r>
@@ -47,7 +47,7 @@
           <w:color w:val="000000"/>
           <w:kern w:val="0"/>
           <w:lang w:eastAsia="es-PE"/>
-          <ns2:ligatures ns2:val="none"/>
+          <w14:ligatures w14:val="none"/>
         </w:rPr>
         <w:tab/>
         <w:t>:</w:t>
@@ -59,7 +59,7 @@
           <w:color w:val="000000"/>
           <w:kern w:val="0"/>
           <w:lang w:eastAsia="es-PE"/>
-          <ns2:ligatures ns2:val="none"/>
+          <w14:ligatures w14:val="none"/>
         </w:rPr>
         <w:tab/>
       </w:r>
@@ -72,7 +72,7 @@
           <w:kern w:val="0"/>
           <w:shd w:val="clear" w:color="auto" w:fill="FFFFFF"/>
           <w:lang w:eastAsia="es-PE"/>
-          <ns2:ligatures ns2:val="none"/>
+          <w14:ligatures w14:val="none"/>
         </w:rPr>
         <w:t>1455-2026</w:t>
       </w:r>
@@ -85,12 +85,12 @@
           <w:kern w:val="0"/>
           <w:shd w:val="clear" w:color="auto" w:fill="FFFFFF"/>
           <w:lang w:eastAsia="es-PE"/>
-          <ns2:ligatures ns2:val="none"/>
+          <w14:ligatures w14:val="none"/>
         </w:rPr>
         <w:t>/CC1</w:t>
       </w:r>
     </w:p>
-    <w:p ns2:paraId="174737B6" ns2:textId="35DD336A">
+    <w:p>
       <w:pPr>
         <w:tabs>
           <w:tab w:val="left" w:pos="1701"/>
@@ -105,56 +105,26 @@
           <w:color w:val="000000"/>
           <w:kern w:val="0"/>
           <w:lang w:eastAsia="es-PE"/>
-          <ns2:ligatures ns2:val="none"/>
-        </w:rPr>
-      </w:pPr>
-      <w:r>
-        <w:rPr>
-          <w:rFonts w:ascii="Arial Narrow" w:eastAsia="Arial Narrow" w:hAnsi="Arial Narrow" w:cs="Arial Narrow"/>
-          <w:b/>
-          <w:color w:val="000000"/>
-          <w:kern w:val="0"/>
-          <w:lang w:eastAsia="es-PE"/>
-          <ns2:ligatures ns2:val="none"/>
-        </w:rPr>
-        <w:t xml:space="preserve">DENUNCIANTE:[DENUNCIANTE] (SEÑOR [APELLIDO])</w:t>
-      </w:r>
-      <w:r>
-        <w:rPr>
-          <w:rFonts w:ascii="Arial Narrow" w:eastAsia="Arial Narrow" w:hAnsi="Arial Narrow" w:cs="Arial Narrow"/>
-          <w:b/>
-          <w:color w:val="000000"/>
-          <w:kern w:val="0"/>
-          <w:lang w:eastAsia="es-PE"/>
-          <ns2:ligatures ns2:val="none"/>
-        </w:rPr>
+          <w14:ligatures w14:val="none"/>
+        </w:rPr>
+      </w:pPr>
+      <w:r>
+        <w:rPr>
+          <w:rFonts w:ascii="Arial Narrow" w:eastAsia="Arial Narrow" w:hAnsi="Arial Narrow" w:cs="Arial Narrow"/>
+          <w:b/>
+          <w:color w:val="000000"/>
+          <w:kern w:val="0"/>
+          <w:lang w:eastAsia="es-PE"/>
+          <w14:ligatures w14:val="none"/>
+        </w:rPr>
+        <w:t>DENUNCIANTE</w:t>
         <w:tab/>
-        <w:t/>
-      </w:r>
-      <w:r>
-        <w:rPr>
-          <w:rFonts w:ascii="Arial Narrow" w:eastAsia="Arial Narrow" w:hAnsi="Arial Narrow" w:cs="Arial Narrow"/>
-          <w:b/>
-          <w:color w:val="000000"/>
-          <w:kern w:val="0"/>
-          <w:lang w:eastAsia="es-PE"/>
-          <ns2:ligatures ns2:val="none"/>
-        </w:rPr>
+        <w:t>:</w:t>
         <w:tab/>
-      </w:r>
-      <w:r>
-        <w:rPr>
-          <w:rFonts w:ascii="Arial Narrow" w:eastAsia="Arial Narrow" w:hAnsi="Arial Narrow" w:cs="Arial Narrow"/>
-          <w:b/>
-          <w:color w:val="000000"/>
-          <w:kern w:val="0"/>
-          <w:lang w:eastAsia="es-PE"/>
-          <ns2:ligatures ns2:val="none"/>
-        </w:rPr>
-        <w:t/>
-      </w:r>
-    </w:p>
-    <w:p ns2:paraId="223101EF" ns2:textId="2F041D6D">
+        <w:t xml:space="preserve">[DENUNCIANTE] (SEÑOR [APELLIDO])</w:t>
+      </w:r>
+    </w:p>
+    <w:p>
       <w:pPr>
         <w:tabs>
           <w:tab w:val="left" w:pos="1701"/>
@@ -169,17 +139,17 @@
           <w:color w:val="000000"/>
           <w:kern w:val="0"/>
           <w:lang w:eastAsia="es-PE"/>
-          <ns2:ligatures ns2:val="none"/>
-        </w:rPr>
-      </w:pPr>
-      <w:r>
-        <w:rPr>
-          <w:rFonts w:ascii="Arial Narrow" w:eastAsia="Arial Narrow" w:hAnsi="Arial Narrow" w:cs="Arial Narrow"/>
-          <w:b/>
-          <w:color w:val="000000"/>
-          <w:kern w:val="0"/>
-          <w:lang w:eastAsia="es-PE"/>
-          <ns2:ligatures ns2:val="none"/>
+          <w14:ligatures w14:val="none"/>
+        </w:rPr>
+      </w:pPr>
+      <w:r>
+        <w:rPr>
+          <w:rFonts w:ascii="Arial Narrow" w:eastAsia="Arial Narrow" w:hAnsi="Arial Narrow" w:cs="Arial Narrow"/>
+          <w:b/>
+          <w:color w:val="000000"/>
+          <w:kern w:val="0"/>
+          <w:lang w:eastAsia="es-PE"/>
+          <w14:ligatures w14:val="none"/>
         </w:rPr>
         <w:t>DENUNCIADOS</w:t>
       </w:r>
@@ -190,7 +160,7 @@
           <w:color w:val="000000"/>
           <w:kern w:val="0"/>
           <w:lang w:eastAsia="es-PE"/>
-          <ns2:ligatures ns2:val="none"/>
+          <w14:ligatures w14:val="none"/>
         </w:rPr>
         <w:tab/>
         <w:t>:</w:t>
@@ -202,7 +172,7 @@
           <w:color w:val="000000"/>
           <w:kern w:val="0"/>
           <w:lang w:eastAsia="es-PE"/>
-          <ns2:ligatures ns2:val="none"/>
+          <w14:ligatures w14:val="none"/>
         </w:rPr>
         <w:tab/>
       </w:r>
@@ -213,12 +183,12 @@
           <w:color w:val="000000"/>
           <w:kern w:val="0"/>
           <w:lang w:eastAsia="es-PE"/>
-          <ns2:ligatures ns2:val="none"/>
+          <w14:ligatures w14:val="none"/>
         </w:rPr>
         <w:t>RÍMAC SEGUROS Y REASEGUROS S.A. (RÍMAC)</w:t>
       </w:r>
     </w:p>
-    <w:p ns2:paraId="4D23E5DF" ns2:textId="60F8EB22">
+    <w:p>
       <w:pPr>
         <w:tabs>
           <w:tab w:val="left" w:pos="1701"/>
@@ -233,17 +203,17 @@
           <w:color w:val="000000"/>
           <w:kern w:val="0"/>
           <w:lang w:eastAsia="es-PE"/>
-          <ns2:ligatures ns2:val="none"/>
-        </w:rPr>
-      </w:pPr>
-      <w:r>
-        <w:rPr>
-          <w:rFonts w:ascii="Arial Narrow" w:eastAsia="Arial Narrow" w:hAnsi="Arial Narrow" w:cs="Arial Narrow"/>
-          <w:b/>
-          <w:color w:val="000000"/>
-          <w:kern w:val="0"/>
-          <w:lang w:eastAsia="es-PE"/>
-          <ns2:ligatures ns2:val="none"/>
+          <w14:ligatures w14:val="none"/>
+        </w:rPr>
+      </w:pPr>
+      <w:r>
+        <w:rPr>
+          <w:rFonts w:ascii="Arial Narrow" w:eastAsia="Arial Narrow" w:hAnsi="Arial Narrow" w:cs="Arial Narrow"/>
+          <w:b/>
+          <w:color w:val="000000"/>
+          <w:kern w:val="0"/>
+          <w:lang w:eastAsia="es-PE"/>
+          <w14:ligatures w14:val="none"/>
         </w:rPr>
         <w:tab/>
       </w:r>
@@ -254,7 +224,7 @@
           <w:color w:val="000000"/>
           <w:kern w:val="0"/>
           <w:lang w:eastAsia="es-PE"/>
-          <ns2:ligatures ns2:val="none"/>
+          <w14:ligatures w14:val="none"/>
         </w:rPr>
         <w:tab/>
       </w:r>
@@ -265,12 +235,12 @@
           <w:color w:val="000000"/>
           <w:kern w:val="0"/>
           <w:lang w:eastAsia="es-PE"/>
-          <ns2:ligatures ns2:val="none"/>
+          <w14:ligatures w14:val="none"/>
         </w:rPr>
         <w:t>BANCO BBVA PERÚ S.A. (BANCO)</w:t>
       </w:r>
     </w:p>
-    <w:p ns2:paraId="753670C1" ns2:textId="77777777">
+    <w:p>
       <w:pPr>
         <w:tabs>
           <w:tab w:val="left" w:pos="1701"/>
@@ -285,17 +255,17 @@
           <w:color w:val="000000"/>
           <w:kern w:val="0"/>
           <w:lang w:eastAsia="es-PE"/>
-          <ns2:ligatures ns2:val="none"/>
-        </w:rPr>
-      </w:pPr>
-      <w:r>
-        <w:rPr>
-          <w:rFonts w:ascii="Arial Narrow" w:eastAsia="Arial Narrow" w:hAnsi="Arial Narrow" w:cs="Arial Narrow"/>
-          <w:b/>
-          <w:color w:val="000000"/>
-          <w:kern w:val="0"/>
-          <w:lang w:eastAsia="es-PE"/>
-          <ns2:ligatures ns2:val="none"/>
+          <w14:ligatures w14:val="none"/>
+        </w:rPr>
+      </w:pPr>
+      <w:r>
+        <w:rPr>
+          <w:rFonts w:ascii="Arial Narrow" w:eastAsia="Arial Narrow" w:hAnsi="Arial Narrow" w:cs="Arial Narrow"/>
+          <w:b/>
+          <w:color w:val="000000"/>
+          <w:kern w:val="0"/>
+          <w:lang w:eastAsia="es-PE"/>
+          <w14:ligatures w14:val="none"/>
         </w:rPr>
         <w:t>MATERIAS</w:t>
       </w:r>
@@ -306,7 +276,7 @@
           <w:color w:val="000000"/>
           <w:kern w:val="0"/>
           <w:lang w:eastAsia="es-PE"/>
-          <ns2:ligatures ns2:val="none"/>
+          <w14:ligatures w14:val="none"/>
         </w:rPr>
         <w:tab/>
         <w:t xml:space="preserve">: </w:t>
@@ -318,13 +288,13 @@
           <w:color w:val="000000"/>
           <w:kern w:val="0"/>
           <w:lang w:eastAsia="es-PE"/>
-          <ns2:ligatures ns2:val="none"/>
+          <w14:ligatures w14:val="none"/>
         </w:rPr>
         <w:tab/>
         <w:t>ADMISIÓN A TRÁMITE</w:t>
       </w:r>
     </w:p>
-    <w:p ns2:paraId="449086A9" ns2:textId="77777777">
+    <w:p>
       <w:pPr>
         <w:tabs>
           <w:tab w:val="left" w:pos="1701"/>
@@ -339,22 +309,22 @@
           <w:color w:val="000000"/>
           <w:kern w:val="0"/>
           <w:lang w:eastAsia="es-PE"/>
-          <ns2:ligatures ns2:val="none"/>
-        </w:rPr>
-      </w:pPr>
-      <w:r>
-        <w:rPr>
-          <w:rFonts w:ascii="Arial Narrow" w:eastAsia="Arial Narrow" w:hAnsi="Arial Narrow" w:cs="Arial Narrow"/>
-          <w:b/>
-          <w:color w:val="000000"/>
-          <w:kern w:val="0"/>
-          <w:lang w:eastAsia="es-PE"/>
-          <ns2:ligatures ns2:val="none"/>
+          <w14:ligatures w14:val="none"/>
+        </w:rPr>
+      </w:pPr>
+      <w:r>
+        <w:rPr>
+          <w:rFonts w:ascii="Arial Narrow" w:eastAsia="Arial Narrow" w:hAnsi="Arial Narrow" w:cs="Arial Narrow"/>
+          <w:b/>
+          <w:color w:val="000000"/>
+          <w:kern w:val="0"/>
+          <w:lang w:eastAsia="es-PE"/>
+          <w14:ligatures w14:val="none"/>
         </w:rPr>
         <w:t xml:space="preserve">REQUERIMIENTO DE INFORMACIÓN </w:t>
       </w:r>
     </w:p>
-    <w:p ns2:paraId="778AE69F" ns2:textId="77777777">
+    <w:p>
       <w:pPr>
         <w:tabs>
           <w:tab w:val="left" w:pos="1701"/>
@@ -368,17 +338,17 @@
           <w:color w:val="000000"/>
           <w:kern w:val="0"/>
           <w:lang w:eastAsia="es-PE"/>
-          <ns2:ligatures ns2:val="none"/>
-        </w:rPr>
-      </w:pPr>
-      <w:r>
-        <w:rPr>
-          <w:rFonts w:ascii="Arial Narrow" w:eastAsia="Arial Narrow" w:hAnsi="Arial Narrow" w:cs="Arial Narrow"/>
-          <w:b/>
-          <w:color w:val="000000"/>
-          <w:kern w:val="0"/>
-          <w:lang w:eastAsia="es-PE"/>
-          <ns2:ligatures ns2:val="none"/>
+          <w14:ligatures w14:val="none"/>
+        </w:rPr>
+      </w:pPr>
+      <w:r>
+        <w:rPr>
+          <w:rFonts w:ascii="Arial Narrow" w:eastAsia="Arial Narrow" w:hAnsi="Arial Narrow" w:cs="Arial Narrow"/>
+          <w:b/>
+          <w:color w:val="000000"/>
+          <w:kern w:val="0"/>
+          <w:lang w:eastAsia="es-PE"/>
+          <w14:ligatures w14:val="none"/>
         </w:rPr>
         <w:t xml:space="preserve">RESOLUCIÓN </w:t>
       </w:r>
@@ -389,7 +359,7 @@
           <w:color w:val="000000"/>
           <w:kern w:val="0"/>
           <w:lang w:eastAsia="es-PE"/>
-          <ns2:ligatures ns2:val="none"/>
+          <w14:ligatures w14:val="none"/>
         </w:rPr>
         <w:tab/>
         <w:t>:</w:t>
@@ -401,13 +371,13 @@
           <w:color w:val="000000"/>
           <w:kern w:val="0"/>
           <w:lang w:eastAsia="es-PE"/>
-          <ns2:ligatures ns2:val="none"/>
+          <w14:ligatures w14:val="none"/>
         </w:rPr>
         <w:tab/>
         <w:t>1</w:t>
       </w:r>
     </w:p>
-    <w:p ns2:paraId="26BE4AD0" ns2:textId="77777777">
+    <w:p>
       <w:pPr>
         <w:tabs>
           <w:tab w:val="left" w:pos="1014"/>
@@ -420,11 +390,11 @@
           <w:kern w:val="0"/>
           <w:shd w:val="clear" w:color="auto" w:fill="FFFFFF"/>
           <w:lang w:eastAsia="es-PE"/>
-          <ns2:ligatures ns2:val="none"/>
-        </w:rPr>
-      </w:pPr>
-    </w:p>
-    <w:p ns2:paraId="6D48DA83" ns2:textId="0459A2C1">
+          <w14:ligatures w14:val="none"/>
+        </w:rPr>
+      </w:pPr>
+    </w:p>
+    <w:p>
       <w:pPr>
         <w:tabs>
           <w:tab w:val="left" w:pos="1014"/>
@@ -437,7 +407,7 @@
           <w:kern w:val="0"/>
           <w:shd w:val="clear" w:color="auto" w:fill="FFFFFF"/>
           <w:lang w:eastAsia="es-PE"/>
-          <ns2:ligatures ns2:val="none"/>
+          <w14:ligatures w14:val="none"/>
         </w:rPr>
       </w:pPr>
       <w:r>
@@ -447,7 +417,7 @@
           <w:kern w:val="0"/>
           <w:shd w:val="clear" w:color="auto" w:fill="FFFFFF"/>
           <w:lang w:eastAsia="es-PE"/>
-          <ns2:ligatures ns2:val="none"/>
+          <w14:ligatures w14:val="none"/>
         </w:rPr>
         <w:t xml:space="preserve">Lima, </w:t>
       </w:r>
@@ -458,7 +428,7 @@
           <w:kern w:val="0"/>
           <w:shd w:val="clear" w:color="auto" w:fill="FFFFFF"/>
           <w:lang w:eastAsia="es-PE"/>
-          <ns2:ligatures ns2:val="none"/>
+          <w14:ligatures w14:val="none"/>
         </w:rPr>
         <w:t xml:space="preserve">21 de mayo de 2026</w:t>
       </w:r>
@@ -469,12 +439,12 @@
           <w:kern w:val="0"/>
           <w:shd w:val="clear" w:color="auto" w:fill="FFFFFF"/>
           <w:lang w:eastAsia="es-PE"/>
-          <ns2:ligatures ns2:val="none"/>
+          <w14:ligatures w14:val="none"/>
         </w:rPr>
         <w:t xml:space="preserve"/>
       </w:r>
     </w:p>
-    <w:p ns2:paraId="1EF3C256" ns2:textId="77777777">
+    <w:p>
       <w:pPr>
         <w:tabs>
           <w:tab w:val="left" w:pos="1014"/>
@@ -486,11 +456,11 @@
           <w:color w:val="000000"/>
           <w:kern w:val="0"/>
           <w:lang w:eastAsia="es-PE"/>
-          <ns2:ligatures ns2:val="none"/>
-        </w:rPr>
-      </w:pPr>
-    </w:p>
-    <w:p ns2:paraId="087322B4" ns2:textId="77777777">
+          <w14:ligatures w14:val="none"/>
+        </w:rPr>
+      </w:pPr>
+    </w:p>
+    <w:p>
       <w:pPr>
         <w:numPr>
           <w:ilvl w:val="0"/>
@@ -504,22 +474,22 @@
           <w:color w:val="000000"/>
           <w:kern w:val="0"/>
           <w:lang w:eastAsia="es-PE"/>
-          <ns2:ligatures ns2:val="none"/>
-        </w:rPr>
-      </w:pPr>
-      <w:r>
-        <w:rPr>
-          <w:rFonts w:ascii="Arial Narrow" w:eastAsia="Arial Narrow" w:hAnsi="Arial Narrow" w:cs="Arial Narrow"/>
-          <w:b/>
-          <w:color w:val="000000"/>
-          <w:kern w:val="0"/>
-          <w:lang w:eastAsia="es-PE"/>
-          <ns2:ligatures ns2:val="none"/>
+          <w14:ligatures w14:val="none"/>
+        </w:rPr>
+      </w:pPr>
+      <w:r>
+        <w:rPr>
+          <w:rFonts w:ascii="Arial Narrow" w:eastAsia="Arial Narrow" w:hAnsi="Arial Narrow" w:cs="Arial Narrow"/>
+          <w:b/>
+          <w:color w:val="000000"/>
+          <w:kern w:val="0"/>
+          <w:lang w:eastAsia="es-PE"/>
+          <w14:ligatures w14:val="none"/>
         </w:rPr>
         <w:t xml:space="preserve">HECHOS </w:t>
       </w:r>
     </w:p>
-    <w:p ns2:paraId="4407157A" ns2:textId="77777777">
+    <w:p>
       <w:pPr>
         <w:spacing w:after="0" w:line="240" w:lineRule="auto"/>
         <w:jc w:val="both"/>
@@ -528,11 +498,11 @@
           <w:color w:val="000000"/>
           <w:kern w:val="0"/>
           <w:lang w:eastAsia="es-PE"/>
-          <ns2:ligatures ns2:val="none"/>
-        </w:rPr>
-      </w:pPr>
-    </w:p>
-    <w:p ns2:paraId="5ECFCB1A" ns2:textId="07CE6E17">
+          <w14:ligatures w14:val="none"/>
+        </w:rPr>
+      </w:pPr>
+    </w:p>
+    <w:p>
       <w:pPr>
         <w:numPr>
           <w:ilvl w:val="1"/>
@@ -546,7 +516,7 @@
           <w:color w:val="000000"/>
           <w:kern w:val="0"/>
           <w:lang w:val="es-ES" w:eastAsia="es-ES"/>
-          <ns2:ligatures ns2:val="none"/>
+          <w14:ligatures w14:val="none"/>
         </w:rPr>
       </w:pPr>
       <w:r>
@@ -555,7 +525,7 @@
           <w:color w:val="000000"/>
           <w:kern w:val="0"/>
           <w:lang w:val="es-ES" w:eastAsia="es-ES"/>
-          <ns2:ligatures ns2:val="none"/>
+          <w14:ligatures w14:val="none"/>
         </w:rPr>
         <w:t xml:space="preserve">Mediante la denuncia del 13 de febrero de 2026, el señor [APELLIDO] denunció a Rímac y al Banco por presuntas infracciones a la Ley 29571, Código de Protección y Defensa del Consumidor (en adelante, Código), señalando lo siguiente:</w:t>
       </w:r>
@@ -565,7 +535,7 @@
           <w:color w:val="000000"/>
           <w:kern w:val="0"/>
           <w:lang w:val="es-ES" w:eastAsia="es-ES"/>
-          <ns2:ligatures ns2:val="none"/>
+          <w14:ligatures w14:val="none"/>
         </w:rPr>
         <w:t/>
       </w:r>
@@ -575,7 +545,7 @@
           <w:color w:val="000000"/>
           <w:kern w:val="0"/>
           <w:lang w:val="es-ES" w:eastAsia="es-ES"/>
-          <ns2:ligatures ns2:val="none"/>
+          <w14:ligatures w14:val="none"/>
         </w:rPr>
         <w:t xml:space="preserve"/>
       </w:r>
@@ -585,7 +555,7 @@
           <w:color w:val="000000"/>
           <w:kern w:val="0"/>
           <w:lang w:val="es-ES" w:eastAsia="es-ES"/>
-          <ns2:ligatures ns2:val="none"/>
+          <w14:ligatures w14:val="none"/>
         </w:rPr>
         <w:t/>
       </w:r>
@@ -595,7 +565,7 @@
           <w:color w:val="000000"/>
           <w:kern w:val="0"/>
           <w:lang w:val="es-ES" w:eastAsia="es-ES"/>
-          <ns2:ligatures ns2:val="none"/>
+          <w14:ligatures w14:val="none"/>
         </w:rPr>
         <w:t xml:space="preserve"/>
       </w:r>
@@ -605,7 +575,7 @@
           <w:color w:val="000000"/>
           <w:kern w:val="0"/>
           <w:lang w:val="es-ES" w:eastAsia="es-ES"/>
-          <ns2:ligatures ns2:val="none"/>
+          <w14:ligatures w14:val="none"/>
         </w:rPr>
         <w:t xml:space="preserve"/>
       </w:r>
@@ -615,7 +585,7 @@
           <w:color w:val="000000"/>
           <w:kern w:val="0"/>
           <w:lang w:val="es-ES" w:eastAsia="es-ES"/>
-          <ns2:ligatures ns2:val="none"/>
+          <w14:ligatures w14:val="none"/>
         </w:rPr>
         <w:t/>
       </w:r>
@@ -627,7 +597,7 @@
           <w:kern w:val="0"/>
           <w:vertAlign w:val="superscript"/>
           <w:lang w:val="es-ES" w:eastAsia="es-ES"/>
-          <ns2:ligatures ns2:val="none"/>
+          <w14:ligatures w14:val="none"/>
         </w:rPr>
         <w:footnoteReference w:id="1"/>
       </w:r>
@@ -635,7 +605,7 @@
         <w:rPr>
           <w:rFonts w:ascii="Arial Narrow" w:eastAsia="Calibri" w:hAnsi="Arial Narrow" w:cs="Arial"/>
           <w:kern w:val="0"/>
-          <ns2:ligatures ns2:val="none"/>
+          <w14:ligatures w14:val="none"/>
         </w:rPr>
         <w:t xml:space="preserve"/>
       </w:r>
@@ -643,7 +613,7 @@
         <w:rPr>
           <w:rFonts w:ascii="Arial Narrow" w:eastAsia="Calibri" w:hAnsi="Arial Narrow" w:cs="Arial"/>
           <w:kern w:val="0"/>
-          <ns2:ligatures ns2:val="none"/>
+          <w14:ligatures w14:val="none"/>
         </w:rPr>
         <w:t xml:space="preserve"/>
       </w:r>
@@ -651,7 +621,7 @@
         <w:rPr>
           <w:rFonts w:ascii="Arial Narrow" w:eastAsia="Calibri" w:hAnsi="Arial Narrow" w:cs="Arial"/>
           <w:kern w:val="0"/>
-          <ns2:ligatures ns2:val="none"/>
+          <w14:ligatures w14:val="none"/>
         </w:rPr>
         <w:t/>
       </w:r>
@@ -661,7 +631,7 @@
           <w:color w:val="000000"/>
           <w:kern w:val="0"/>
           <w:lang w:val="es-ES" w:eastAsia="es-ES"/>
-          <ns2:ligatures ns2:val="none"/>
+          <w14:ligatures w14:val="none"/>
         </w:rPr>
         <w:t xml:space="preserve"/>
       </w:r>
@@ -671,7 +641,7 @@
           <w:color w:val="000000"/>
           <w:kern w:val="0"/>
           <w:lang w:val="es-ES" w:eastAsia="es-ES"/>
-          <ns2:ligatures ns2:val="none"/>
+          <w14:ligatures w14:val="none"/>
         </w:rPr>
         <w:t xml:space="preserve"/>
       </w:r>
@@ -681,7 +651,7 @@
           <w:color w:val="000000"/>
           <w:kern w:val="0"/>
           <w:lang w:val="es-ES" w:eastAsia="es-ES"/>
-          <ns2:ligatures ns2:val="none"/>
+          <w14:ligatures w14:val="none"/>
         </w:rPr>
         <w:t/>
       </w:r>
@@ -691,7 +661,7 @@
           <w:color w:val="000000"/>
           <w:kern w:val="0"/>
           <w:lang w:val="es-ES" w:eastAsia="es-ES"/>
-          <ns2:ligatures ns2:val="none"/>
+          <w14:ligatures w14:val="none"/>
         </w:rPr>
         <w:t xml:space="preserve"/>
       </w:r>
@@ -701,7 +671,7 @@
           <w:color w:val="000000"/>
           <w:kern w:val="0"/>
           <w:lang w:val="es-ES" w:eastAsia="es-ES"/>
-          <ns2:ligatures ns2:val="none"/>
+          <w14:ligatures w14:val="none"/>
         </w:rPr>
         <w:t/>
       </w:r>
@@ -713,7 +683,7 @@
           <w:kern w:val="0"/>
           <w:vertAlign w:val="superscript"/>
           <w:lang w:val="es-ES" w:eastAsia="es-ES"/>
-          <ns2:ligatures ns2:val="none"/>
+          <w14:ligatures w14:val="none"/>
         </w:rPr>
         <w:footnoteReference w:id="2"/>
       </w:r>
@@ -723,7 +693,7 @@
           <w:color w:val="000000"/>
           <w:kern w:val="0"/>
           <w:lang w:val="es-ES" w:eastAsia="es-ES"/>
-          <ns2:ligatures ns2:val="none"/>
+          <w14:ligatures w14:val="none"/>
         </w:rPr>
         <w:t xml:space="preserve"/>
       </w:r>
@@ -734,25 +704,25 @@
           <w:color w:val="000000"/>
           <w:kern w:val="0"/>
           <w:lang w:val="es-ES" w:eastAsia="es-ES"/>
-          <ns2:ligatures ns2:val="none"/>
+          <w14:ligatures w14:val="none"/>
         </w:rPr>
         <w:t/>
       </w:r>
     </w:p>
-    <w:p ns2:paraId="251848E5" ns2:textId="0163D2D1">
-      <w:pPr>
-        <w:spacing w:after="0" w:line="240" w:lineRule="auto"/>
-        <w:jc w:val="both"/>
-        <w:rPr>
-          <w:rFonts w:ascii="Arial Narrow" w:eastAsia="Times New Roman" w:hAnsi="Arial Narrow" w:cs="Arial"/>
-          <w:color w:val="000000"/>
-          <w:kern w:val="0"/>
-          <w:lang w:eastAsia="es-ES"/>
-          <ns2:ligatures ns2:val="none"/>
-        </w:rPr>
-      </w:pPr>
-    </w:p>
-    <w:p ns2:paraId="2C0AABBE" ns2:textId="77777777">
+    <w:p>
+      <w:pPr>
+        <w:spacing w:after="0" w:line="240" w:lineRule="auto"/>
+        <w:jc w:val="both"/>
+        <w:rPr>
+          <w:rFonts w:ascii="Arial Narrow" w:eastAsia="Times New Roman" w:hAnsi="Arial Narrow" w:cs="Arial"/>
+          <w:color w:val="000000"/>
+          <w:kern w:val="0"/>
+          <w:lang w:eastAsia="es-ES"/>
+          <w14:ligatures w14:val="none"/>
+        </w:rPr>
+      </w:pPr>
+    </w:p>
+    <w:p>
       <w:pPr>
         <w:pStyle w:val="Prrafodelista"/>
         <w:numPr>
@@ -770,16 +740,16 @@
           <w:color w:val="000000"/>
           <w:kern w:val="0"/>
           <w:lang w:eastAsia="es-ES"/>
-          <ns2:ligatures ns2:val="none"/>
-        </w:rPr>
-      </w:pPr>
-      <w:r>
-        <w:rPr>
-          <w:rFonts w:ascii="Arial Narrow" w:eastAsia="Times New Roman" w:hAnsi="Arial Narrow" w:cs="Arial"/>
-          <w:color w:val="000000"/>
-          <w:kern w:val="0"/>
-          <w:lang w:eastAsia="es-ES"/>
-          <ns2:ligatures ns2:val="none"/>
+          <w14:ligatures w14:val="none"/>
+        </w:rPr>
+      </w:pPr>
+      <w:r>
+        <w:rPr>
+          <w:rFonts w:ascii="Arial Narrow" w:eastAsia="Times New Roman" w:hAnsi="Arial Narrow" w:cs="Arial"/>
+          <w:color w:val="000000"/>
+          <w:kern w:val="0"/>
+          <w:lang w:eastAsia="es-ES"/>
+          <w14:ligatures w14:val="none"/>
         </w:rPr>
         <w:t>El</w:t>
       </w:r>
@@ -789,7 +759,7 @@
           <w:color w:val="000000"/>
           <w:kern w:val="0"/>
           <w:lang w:eastAsia="es-ES"/>
-          <ns2:ligatures ns2:val="none"/>
+          <w14:ligatures w14:val="none"/>
         </w:rPr>
         <w:t xml:space="preserve"> 12 de junio de 2023, </w:t>
       </w:r>
@@ -799,7 +769,7 @@
           <w:color w:val="000000"/>
           <w:kern w:val="0"/>
           <w:lang w:eastAsia="es-ES"/>
-          <ns2:ligatures ns2:val="none"/>
+          <w14:ligatures w14:val="none"/>
         </w:rPr>
         <w:t>adquirió</w:t>
       </w:r>
@@ -809,7 +779,7 @@
           <w:color w:val="000000"/>
           <w:kern w:val="0"/>
           <w:lang w:eastAsia="es-ES"/>
-          <ns2:ligatures ns2:val="none"/>
+          <w14:ligatures w14:val="none"/>
         </w:rPr>
         <w:t xml:space="preserve">, a través del </w:t>
       </w:r>
@@ -819,7 +789,7 @@
           <w:color w:val="000000"/>
           <w:kern w:val="0"/>
           <w:lang w:val="es-ES" w:eastAsia="es-ES"/>
-          <ns2:ligatures ns2:val="none"/>
+          <w14:ligatures w14:val="none"/>
         </w:rPr>
         <w:t>Banco</w:t>
       </w:r>
@@ -829,7 +799,7 @@
           <w:color w:val="000000"/>
           <w:kern w:val="0"/>
           <w:lang w:eastAsia="es-ES"/>
-          <ns2:ligatures ns2:val="none"/>
+          <w14:ligatures w14:val="none"/>
         </w:rPr>
         <w:t xml:space="preserve">, el Seguro Vehicular Plan Estándar – Póliza 2001-716888 </w:t>
       </w:r>
@@ -839,7 +809,7 @@
           <w:color w:val="000000"/>
           <w:kern w:val="0"/>
           <w:lang w:eastAsia="es-ES"/>
-          <ns2:ligatures ns2:val="none"/>
+          <w14:ligatures w14:val="none"/>
         </w:rPr>
         <w:t xml:space="preserve">emitido por Rímac </w:t>
       </w:r>
@@ -849,7 +819,7 @@
           <w:color w:val="000000"/>
           <w:kern w:val="0"/>
           <w:lang w:eastAsia="es-ES"/>
-          <ns2:ligatures ns2:val="none"/>
+          <w14:ligatures w14:val="none"/>
         </w:rPr>
         <w:t>(en adelante, Seguro Vehicular Plan Estándar)</w:t>
       </w:r>
@@ -859,7 +829,7 @@
           <w:color w:val="000000"/>
           <w:kern w:val="0"/>
           <w:lang w:eastAsia="es-ES"/>
-          <ns2:ligatures ns2:val="none"/>
+          <w14:ligatures w14:val="none"/>
         </w:rPr>
         <w:t xml:space="preserve"> para asegurar el</w:t>
       </w:r>
@@ -869,7 +839,7 @@
           <w:color w:val="000000"/>
           <w:kern w:val="0"/>
           <w:lang w:eastAsia="es-ES"/>
-          <ns2:ligatures ns2:val="none"/>
+          <w14:ligatures w14:val="none"/>
         </w:rPr>
         <w:t xml:space="preserve"> vehículo con Placa de Rodaje AXO-327</w:t>
       </w:r>
@@ -879,7 +849,7 @@
           <w:color w:val="000000"/>
           <w:kern w:val="0"/>
           <w:lang w:eastAsia="es-ES"/>
-          <ns2:ligatures ns2:val="none"/>
+          <w14:ligatures w14:val="none"/>
         </w:rPr>
         <w:t xml:space="preserve"> (en adelante, </w:t>
       </w:r>
@@ -889,7 +859,7 @@
           <w:color w:val="000000"/>
           <w:kern w:val="0"/>
           <w:lang w:eastAsia="es-ES"/>
-          <ns2:ligatures ns2:val="none"/>
+          <w14:ligatures w14:val="none"/>
         </w:rPr>
         <w:t>vehículo asegurado</w:t>
       </w:r>
@@ -899,7 +869,7 @@
           <w:color w:val="000000"/>
           <w:kern w:val="0"/>
           <w:lang w:eastAsia="es-ES"/>
-          <ns2:ligatures ns2:val="none"/>
+          <w14:ligatures w14:val="none"/>
         </w:rPr>
         <w:t>)</w:t>
       </w:r>
@@ -909,7 +879,7 @@
           <w:color w:val="000000"/>
           <w:kern w:val="0"/>
           <w:lang w:eastAsia="es-ES"/>
-          <ns2:ligatures ns2:val="none"/>
+          <w14:ligatures w14:val="none"/>
         </w:rPr>
         <w:t>.</w:t>
       </w:r>
@@ -919,7 +889,7 @@
           <w:color w:val="000000"/>
           <w:kern w:val="0"/>
           <w:lang w:eastAsia="es-ES"/>
-          <ns2:ligatures ns2:val="none"/>
+          <w14:ligatures w14:val="none"/>
         </w:rPr>
         <w:t xml:space="preserve"> </w:t>
       </w:r>
@@ -929,7 +899,7 @@
           <w:color w:val="000000"/>
           <w:kern w:val="0"/>
           <w:lang w:eastAsia="es-ES"/>
-          <ns2:ligatures ns2:val="none"/>
+          <w14:ligatures w14:val="none"/>
         </w:rPr>
         <w:t>Asimismo</w:t>
       </w:r>
@@ -939,7 +909,7 @@
           <w:color w:val="000000"/>
           <w:kern w:val="0"/>
           <w:lang w:eastAsia="es-ES"/>
-          <ns2:ligatures ns2:val="none"/>
+          <w14:ligatures w14:val="none"/>
         </w:rPr>
         <w:t>,</w:t>
       </w:r>
@@ -949,7 +919,7 @@
           <w:color w:val="000000"/>
           <w:kern w:val="0"/>
           <w:lang w:eastAsia="es-ES"/>
-          <ns2:ligatures ns2:val="none"/>
+          <w14:ligatures w14:val="none"/>
         </w:rPr>
         <w:t xml:space="preserve"> </w:t>
       </w:r>
@@ -959,7 +929,7 @@
           <w:color w:val="000000"/>
           <w:kern w:val="0"/>
           <w:lang w:eastAsia="es-ES"/>
-          <ns2:ligatures ns2:val="none"/>
+          <w14:ligatures w14:val="none"/>
         </w:rPr>
         <w:t>se le indicó que la póliza sería remitida físicamente a su domicilio en un plazo máximo de 15 días</w:t>
       </w:r>
@@ -969,12 +939,12 @@
           <w:color w:val="000000"/>
           <w:kern w:val="0"/>
           <w:lang w:eastAsia="es-ES"/>
-          <ns2:ligatures ns2:val="none"/>
+          <w14:ligatures w14:val="none"/>
         </w:rPr>
         <w:t xml:space="preserve">. </w:t>
       </w:r>
     </w:p>
-    <w:p ns2:paraId="22AEB779" ns2:textId="77777777">
+    <w:p>
       <w:pPr>
         <w:pStyle w:val="Prrafodelista"/>
         <w:spacing w:after="0" w:line="240" w:lineRule="auto"/>
@@ -985,11 +955,11 @@
           <w:color w:val="000000"/>
           <w:kern w:val="0"/>
           <w:lang w:eastAsia="es-ES"/>
-          <ns2:ligatures ns2:val="none"/>
-        </w:rPr>
-      </w:pPr>
-    </w:p>
-    <w:p ns2:paraId="6AF13C0D" ns2:textId="60AAF5F2">
+          <w14:ligatures w14:val="none"/>
+        </w:rPr>
+      </w:pPr>
+    </w:p>
+    <w:p>
       <w:pPr>
         <w:pStyle w:val="Prrafodelista"/>
         <w:numPr>
@@ -1007,16 +977,16 @@
           <w:color w:val="000000"/>
           <w:kern w:val="0"/>
           <w:lang w:eastAsia="es-ES"/>
-          <ns2:ligatures ns2:val="none"/>
-        </w:rPr>
-      </w:pPr>
-      <w:r>
-        <w:rPr>
-          <w:rFonts w:ascii="Arial Narrow" w:eastAsia="Times New Roman" w:hAnsi="Arial Narrow" w:cs="Arial"/>
-          <w:color w:val="000000"/>
-          <w:kern w:val="0"/>
-          <w:lang w:eastAsia="es-ES"/>
-          <ns2:ligatures ns2:val="none"/>
+          <w14:ligatures w14:val="none"/>
+        </w:rPr>
+      </w:pPr>
+      <w:r>
+        <w:rPr>
+          <w:rFonts w:ascii="Arial Narrow" w:eastAsia="Times New Roman" w:hAnsi="Arial Narrow" w:cs="Arial"/>
+          <w:color w:val="000000"/>
+          <w:kern w:val="0"/>
+          <w:lang w:eastAsia="es-ES"/>
+          <w14:ligatures w14:val="none"/>
         </w:rPr>
         <w:t>Para decidir adquirir el Seguro Vehicular Plan Estándar</w:t>
       </w:r>
@@ -1026,7 +996,7 @@
           <w:color w:val="000000"/>
           <w:kern w:val="0"/>
           <w:lang w:eastAsia="es-ES"/>
-          <ns2:ligatures ns2:val="none"/>
+          <w14:ligatures w14:val="none"/>
         </w:rPr>
         <w:t xml:space="preserve">, solo </w:t>
       </w:r>
@@ -1036,7 +1006,7 @@
           <w:color w:val="000000"/>
           <w:kern w:val="0"/>
           <w:lang w:eastAsia="es-ES"/>
-          <ns2:ligatures ns2:val="none"/>
+          <w14:ligatures w14:val="none"/>
         </w:rPr>
         <w:t>se le entregó</w:t>
       </w:r>
@@ -1046,7 +1016,7 @@
           <w:color w:val="000000"/>
           <w:kern w:val="0"/>
           <w:lang w:eastAsia="es-ES"/>
-          <ns2:ligatures ns2:val="none"/>
+          <w14:ligatures w14:val="none"/>
         </w:rPr>
         <w:t xml:space="preserve"> la “Cotización Seguro Vehicular 09604000221231”</w:t>
       </w:r>
@@ -1056,7 +1026,7 @@
           <w:color w:val="000000"/>
           <w:kern w:val="0"/>
           <w:lang w:eastAsia="es-ES"/>
-          <ns2:ligatures ns2:val="none"/>
+          <w14:ligatures w14:val="none"/>
         </w:rPr>
         <w:t xml:space="preserve"> que contenía información sobre planes, coberturas, asistencias, descuentos, categorías y deducibles aplicables a los planes ofrecidos</w:t>
       </w:r>
@@ -1066,7 +1036,7 @@
           <w:color w:val="000000"/>
           <w:kern w:val="0"/>
           <w:lang w:eastAsia="es-ES"/>
-          <ns2:ligatures ns2:val="none"/>
+          <w14:ligatures w14:val="none"/>
         </w:rPr>
         <w:t>, el cual no consignaba la relación de talleres afiliados ni restricciones vinculadas al tipo de taller autorizado para reparaciones</w:t>
       </w:r>
@@ -1076,12 +1046,12 @@
           <w:color w:val="000000"/>
           <w:kern w:val="0"/>
           <w:lang w:eastAsia="es-ES"/>
-          <ns2:ligatures ns2:val="none"/>
+          <w14:ligatures w14:val="none"/>
         </w:rPr>
         <w:t>.</w:t>
       </w:r>
     </w:p>
-    <w:p ns2:paraId="4399A4A0" ns2:textId="77777777">
+    <w:p>
       <w:pPr>
         <w:pStyle w:val="Prrafodelista"/>
         <w:spacing w:after="0" w:line="240" w:lineRule="auto"/>
@@ -1092,11 +1062,11 @@
           <w:color w:val="000000"/>
           <w:kern w:val="0"/>
           <w:lang w:eastAsia="es-ES"/>
-          <ns2:ligatures ns2:val="none"/>
-        </w:rPr>
-      </w:pPr>
-    </w:p>
-    <w:p ns2:paraId="784D6929" ns2:textId="1FC516C9">
+          <w14:ligatures w14:val="none"/>
+        </w:rPr>
+      </w:pPr>
+    </w:p>
+    <w:p>
       <w:pPr>
         <w:pStyle w:val="Prrafodelista"/>
         <w:numPr>
@@ -1114,16 +1084,16 @@
           <w:color w:val="000000"/>
           <w:kern w:val="0"/>
           <w:lang w:eastAsia="es-ES"/>
-          <ns2:ligatures ns2:val="none"/>
-        </w:rPr>
-      </w:pPr>
-      <w:r>
-        <w:rPr>
-          <w:rFonts w:ascii="Arial Narrow" w:eastAsia="Times New Roman" w:hAnsi="Arial Narrow" w:cs="Arial"/>
-          <w:color w:val="000000"/>
-          <w:kern w:val="0"/>
-          <w:lang w:eastAsia="es-ES"/>
-          <ns2:ligatures ns2:val="none"/>
+          <w14:ligatures w14:val="none"/>
+        </w:rPr>
+      </w:pPr>
+      <w:r>
+        <w:rPr>
+          <w:rFonts w:ascii="Arial Narrow" w:eastAsia="Times New Roman" w:hAnsi="Arial Narrow" w:cs="Arial"/>
+          <w:color w:val="000000"/>
+          <w:kern w:val="0"/>
+          <w:lang w:eastAsia="es-ES"/>
+          <w14:ligatures w14:val="none"/>
         </w:rPr>
         <w:t xml:space="preserve">El 8 de setiembre de 2023, </w:t>
       </w:r>
@@ -1133,7 +1103,7 @@
           <w:color w:val="000000"/>
           <w:kern w:val="0"/>
           <w:lang w:eastAsia="es-ES"/>
-          <ns2:ligatures ns2:val="none"/>
+          <w14:ligatures w14:val="none"/>
         </w:rPr>
         <w:t>ocurrió</w:t>
       </w:r>
@@ -1143,7 +1113,7 @@
           <w:color w:val="000000"/>
           <w:kern w:val="0"/>
           <w:lang w:eastAsia="es-ES"/>
-          <ns2:ligatures ns2:val="none"/>
+          <w14:ligatures w14:val="none"/>
         </w:rPr>
         <w:t xml:space="preserve"> un siniestro con daños materiales respecto del </w:t>
       </w:r>
@@ -1153,7 +1123,7 @@
           <w:color w:val="000000"/>
           <w:kern w:val="0"/>
           <w:lang w:eastAsia="es-ES"/>
-          <ns2:ligatures ns2:val="none"/>
+          <w14:ligatures w14:val="none"/>
         </w:rPr>
         <w:t>vehículo asegurado</w:t>
       </w:r>
@@ -1163,7 +1133,7 @@
           <w:color w:val="000000"/>
           <w:kern w:val="0"/>
           <w:lang w:eastAsia="es-ES"/>
-          <ns2:ligatures ns2:val="none"/>
+          <w14:ligatures w14:val="none"/>
         </w:rPr>
         <w:t xml:space="preserve">, motivo por el cual </w:t>
       </w:r>
@@ -1173,7 +1143,7 @@
           <w:color w:val="000000"/>
           <w:kern w:val="0"/>
           <w:lang w:eastAsia="es-ES"/>
-          <ns2:ligatures ns2:val="none"/>
+          <w14:ligatures w14:val="none"/>
         </w:rPr>
         <w:t>solicitó el otorgamiento de la cobertura</w:t>
       </w:r>
@@ -1183,7 +1153,7 @@
           <w:color w:val="000000"/>
           <w:kern w:val="0"/>
           <w:lang w:eastAsia="es-ES"/>
-          <ns2:ligatures ns2:val="none"/>
+          <w14:ligatures w14:val="none"/>
         </w:rPr>
         <w:t xml:space="preserve"> el Seguro Vehicular Plan Estándar a Rímac. </w:t>
       </w:r>
@@ -1193,7 +1163,7 @@
           <w:color w:val="000000"/>
           <w:kern w:val="0"/>
           <w:lang w:eastAsia="es-ES"/>
-          <ns2:ligatures ns2:val="none"/>
+          <w14:ligatures w14:val="none"/>
         </w:rPr>
         <w:t>Luego, la compañía aseguradora</w:t>
       </w:r>
@@ -1203,7 +1173,7 @@
           <w:color w:val="000000"/>
           <w:kern w:val="0"/>
           <w:lang w:eastAsia="es-ES"/>
-          <ns2:ligatures ns2:val="none"/>
+          <w14:ligatures w14:val="none"/>
         </w:rPr>
         <w:t xml:space="preserve"> dispuso el traslado del </w:t>
       </w:r>
@@ -1213,7 +1183,7 @@
           <w:color w:val="000000"/>
           <w:kern w:val="0"/>
           <w:lang w:eastAsia="es-ES"/>
-          <ns2:ligatures ns2:val="none"/>
+          <w14:ligatures w14:val="none"/>
         </w:rPr>
         <w:t xml:space="preserve">vehículo asegurado </w:t>
       </w:r>
@@ -1223,7 +1193,7 @@
           <w:color w:val="000000"/>
           <w:kern w:val="0"/>
           <w:lang w:eastAsia="es-ES"/>
-          <ns2:ligatures ns2:val="none"/>
+          <w14:ligatures w14:val="none"/>
         </w:rPr>
         <w:t xml:space="preserve">mediante grúa hacia </w:t>
       </w:r>
@@ -1233,7 +1203,7 @@
           <w:color w:val="000000"/>
           <w:kern w:val="0"/>
           <w:lang w:eastAsia="es-ES"/>
-          <ns2:ligatures ns2:val="none"/>
+          <w14:ligatures w14:val="none"/>
         </w:rPr>
         <w:t>un</w:t>
       </w:r>
@@ -1243,12 +1213,12 @@
           <w:color w:val="000000"/>
           <w:kern w:val="0"/>
           <w:lang w:eastAsia="es-ES"/>
-          <ns2:ligatures ns2:val="none"/>
+          <w14:ligatures w14:val="none"/>
         </w:rPr>
         <w:t xml:space="preserve"> taller.</w:t>
       </w:r>
     </w:p>
-    <w:p ns2:paraId="4CC83E55" ns2:textId="77777777">
+    <w:p>
       <w:pPr>
         <w:pStyle w:val="Prrafodelista"/>
         <w:spacing w:after="0" w:line="240" w:lineRule="auto"/>
@@ -1259,11 +1229,11 @@
           <w:color w:val="000000"/>
           <w:kern w:val="0"/>
           <w:lang w:eastAsia="es-ES"/>
-          <ns2:ligatures ns2:val="none"/>
-        </w:rPr>
-      </w:pPr>
-    </w:p>
-    <w:p ns2:paraId="6554DA09" ns2:textId="483019AF">
+          <w14:ligatures w14:val="none"/>
+        </w:rPr>
+      </w:pPr>
+    </w:p>
+    <w:p>
       <w:pPr>
         <w:pStyle w:val="Prrafodelista"/>
         <w:numPr>
@@ -1281,16 +1251,16 @@
           <w:color w:val="000000"/>
           <w:kern w:val="0"/>
           <w:lang w:eastAsia="es-ES"/>
-          <ns2:ligatures ns2:val="none"/>
-        </w:rPr>
-      </w:pPr>
-      <w:r>
-        <w:rPr>
-          <w:rFonts w:ascii="Arial Narrow" w:eastAsia="Times New Roman" w:hAnsi="Arial Narrow" w:cs="Arial"/>
-          <w:color w:val="000000"/>
-          <w:kern w:val="0"/>
-          <w:lang w:eastAsia="es-ES"/>
-          <ns2:ligatures ns2:val="none"/>
+          <w14:ligatures w14:val="none"/>
+        </w:rPr>
+      </w:pPr>
+      <w:r>
+        <w:rPr>
+          <w:rFonts w:ascii="Arial Narrow" w:eastAsia="Times New Roman" w:hAnsi="Arial Narrow" w:cs="Arial"/>
+          <w:color w:val="000000"/>
+          <w:kern w:val="0"/>
+          <w:lang w:eastAsia="es-ES"/>
+          <w14:ligatures w14:val="none"/>
         </w:rPr>
         <w:t>El 18 de octubre de 2023, acudió a una oficina del Banco para reclamar la falta de entrega de la póliza correspondiente al Seguro Vehicular Plan Estándar, indicando que hasta dicha fecha únicamente contaba con la “Cotización Seguro Vehicular 09604000221231”.</w:t>
       </w:r>
@@ -1300,7 +1270,7 @@
           <w:color w:val="000000"/>
           <w:kern w:val="0"/>
           <w:lang w:eastAsia="es-ES"/>
-          <ns2:ligatures ns2:val="none"/>
+          <w14:ligatures w14:val="none"/>
         </w:rPr>
         <w:t xml:space="preserve"> Ante ello</w:t>
       </w:r>
@@ -1310,12 +1280,12 @@
           <w:color w:val="000000"/>
           <w:kern w:val="0"/>
           <w:lang w:eastAsia="es-ES"/>
-          <ns2:ligatures ns2:val="none"/>
+          <w14:ligatures w14:val="none"/>
         </w:rPr>
         <w:t>, el Banco le entregó físicamente el documento denominado “Solicitud/Certificado Seguro Vehicular Plan Estándar de la Póliza 2001-716888”, conformado por 23 páginas, en cuya última página figuraba una relación de talleres denominada “Red Preferente Multimarca – Centro de Atención Vehicular”.</w:t>
       </w:r>
     </w:p>
-    <w:p ns2:paraId="033D6796" ns2:textId="77777777">
+    <w:p>
       <w:pPr>
         <w:pStyle w:val="Prrafodelista"/>
         <w:spacing w:after="0" w:line="240" w:lineRule="auto"/>
@@ -1326,11 +1296,11 @@
           <w:color w:val="000000"/>
           <w:kern w:val="0"/>
           <w:lang w:eastAsia="es-ES"/>
-          <ns2:ligatures ns2:val="none"/>
-        </w:rPr>
-      </w:pPr>
-    </w:p>
-    <w:p ns2:paraId="65BB9093" ns2:textId="184554B9">
+          <w14:ligatures w14:val="none"/>
+        </w:rPr>
+      </w:pPr>
+    </w:p>
+    <w:p>
       <w:pPr>
         <w:pStyle w:val="Prrafodelista"/>
         <w:numPr>
@@ -1348,16 +1318,16 @@
           <w:color w:val="000000"/>
           <w:kern w:val="0"/>
           <w:lang w:eastAsia="es-ES"/>
-          <ns2:ligatures ns2:val="none"/>
-        </w:rPr>
-      </w:pPr>
-      <w:r>
-        <w:rPr>
-          <w:rFonts w:ascii="Arial Narrow" w:eastAsia="Times New Roman" w:hAnsi="Arial Narrow" w:cs="Arial"/>
-          <w:color w:val="000000"/>
-          <w:kern w:val="0"/>
-          <w:lang w:eastAsia="es-ES"/>
-          <ns2:ligatures ns2:val="none"/>
+          <w14:ligatures w14:val="none"/>
+        </w:rPr>
+      </w:pPr>
+      <w:r>
+        <w:rPr>
+          <w:rFonts w:ascii="Arial Narrow" w:eastAsia="Times New Roman" w:hAnsi="Arial Narrow" w:cs="Arial"/>
+          <w:color w:val="000000"/>
+          <w:kern w:val="0"/>
+          <w:lang w:eastAsia="es-ES"/>
+          <w14:ligatures w14:val="none"/>
         </w:rPr>
         <w:t>Al no estar de acuerdo con la limitada lista de talleres que no le fue informado en la contratación del Seguro Vehicular Plan Estándar</w:t>
       </w:r>
@@ -1367,7 +1337,7 @@
           <w:color w:val="000000"/>
           <w:kern w:val="0"/>
           <w:lang w:eastAsia="es-ES"/>
-          <ns2:ligatures ns2:val="none"/>
+          <w14:ligatures w14:val="none"/>
         </w:rPr>
         <w:t xml:space="preserve">, </w:t>
       </w:r>
@@ -1377,7 +1347,7 @@
           <w:color w:val="000000"/>
           <w:kern w:val="0"/>
           <w:lang w:eastAsia="es-ES"/>
-          <ns2:ligatures ns2:val="none"/>
+          <w14:ligatures w14:val="none"/>
         </w:rPr>
         <w:t xml:space="preserve">ese mismo día </w:t>
       </w:r>
@@ -1387,7 +1357,7 @@
           <w:color w:val="000000"/>
           <w:kern w:val="0"/>
           <w:lang w:eastAsia="es-ES"/>
-          <ns2:ligatures ns2:val="none"/>
+          <w14:ligatures w14:val="none"/>
         </w:rPr>
         <w:t xml:space="preserve">presentó </w:t>
       </w:r>
@@ -1397,7 +1367,7 @@
           <w:color w:val="000000"/>
           <w:kern w:val="0"/>
           <w:lang w:eastAsia="es-ES"/>
-          <ns2:ligatures ns2:val="none"/>
+          <w14:ligatures w14:val="none"/>
         </w:rPr>
         <w:t xml:space="preserve">al Banco </w:t>
       </w:r>
@@ -1407,7 +1377,7 @@
           <w:color w:val="000000"/>
           <w:kern w:val="0"/>
           <w:lang w:eastAsia="es-ES"/>
-          <ns2:ligatures ns2:val="none"/>
+          <w14:ligatures w14:val="none"/>
         </w:rPr>
         <w:t xml:space="preserve">el Reclamo 18102300796 mediante banca telefónica, solicitando la cobertura del importe de </w:t>
       </w:r>
@@ -1417,7 +1387,7 @@
           <w:color w:val="000000"/>
           <w:kern w:val="0"/>
           <w:lang w:eastAsia="es-ES"/>
-          <ns2:ligatures ns2:val="none"/>
+          <w14:ligatures w14:val="none"/>
         </w:rPr>
         <w:lastRenderedPageBreak/>
         <w:t>US$ 500,00 correspondiente a la elaboración del presupuesto</w:t>
@@ -1428,7 +1398,7 @@
           <w:color w:val="000000"/>
           <w:kern w:val="0"/>
           <w:lang w:eastAsia="es-ES"/>
-          <ns2:ligatures ns2:val="none"/>
+          <w14:ligatures w14:val="none"/>
         </w:rPr>
         <w:t xml:space="preserve"> de reparación del vehículo asegurado</w:t>
       </w:r>
@@ -1438,7 +1408,7 @@
           <w:color w:val="000000"/>
           <w:kern w:val="0"/>
           <w:lang w:eastAsia="es-ES"/>
-          <ns2:ligatures ns2:val="none"/>
+          <w14:ligatures w14:val="none"/>
         </w:rPr>
         <w:t xml:space="preserve"> y manifestando su disconformidad con las condiciones del Seguro Vehicular Plan Estándar</w:t>
       </w:r>
@@ -1448,7 +1418,7 @@
           <w:color w:val="000000"/>
           <w:kern w:val="0"/>
           <w:lang w:eastAsia="es-ES"/>
-          <ns2:ligatures ns2:val="none"/>
+          <w14:ligatures w14:val="none"/>
         </w:rPr>
         <w:t>.</w:t>
       </w:r>
@@ -1458,12 +1428,12 @@
           <w:color w:val="000000"/>
           <w:kern w:val="0"/>
           <w:lang w:eastAsia="es-ES"/>
-          <ns2:ligatures ns2:val="none"/>
+          <w14:ligatures w14:val="none"/>
         </w:rPr>
         <w:t xml:space="preserve"> </w:t>
       </w:r>
     </w:p>
-    <w:p ns2:paraId="67A64240" ns2:textId="77777777">
+    <w:p>
       <w:pPr>
         <w:pStyle w:val="Prrafodelista"/>
         <w:spacing w:after="0" w:line="240" w:lineRule="auto"/>
@@ -1474,11 +1444,11 @@
           <w:color w:val="000000"/>
           <w:kern w:val="0"/>
           <w:lang w:eastAsia="es-ES"/>
-          <ns2:ligatures ns2:val="none"/>
-        </w:rPr>
-      </w:pPr>
-    </w:p>
-    <w:p ns2:paraId="5C1ABC59" ns2:textId="55A95C43">
+          <w14:ligatures w14:val="none"/>
+        </w:rPr>
+      </w:pPr>
+    </w:p>
+    <w:p>
       <w:pPr>
         <w:pStyle w:val="Prrafodelista"/>
         <w:numPr>
@@ -1496,16 +1466,16 @@
           <w:color w:val="000000"/>
           <w:kern w:val="0"/>
           <w:lang w:eastAsia="es-ES"/>
-          <ns2:ligatures ns2:val="none"/>
-        </w:rPr>
-      </w:pPr>
-      <w:r>
-        <w:rPr>
-          <w:rFonts w:ascii="Arial Narrow" w:eastAsia="Times New Roman" w:hAnsi="Arial Narrow" w:cs="Arial"/>
-          <w:color w:val="000000"/>
-          <w:kern w:val="0"/>
-          <w:lang w:eastAsia="es-ES"/>
-          <ns2:ligatures ns2:val="none"/>
+          <w14:ligatures w14:val="none"/>
+        </w:rPr>
+      </w:pPr>
+      <w:r>
+        <w:rPr>
+          <w:rFonts w:ascii="Arial Narrow" w:eastAsia="Times New Roman" w:hAnsi="Arial Narrow" w:cs="Arial"/>
+          <w:color w:val="000000"/>
+          <w:kern w:val="0"/>
+          <w:lang w:eastAsia="es-ES"/>
+          <w14:ligatures w14:val="none"/>
         </w:rPr>
         <w:t xml:space="preserve">El 27 de octubre de 2023, recibió mediante correo electrónico una carta remitida por el Banco BBVA, mediante la cual se le indicó que el Seguro Vehicular Plan Estándar únicamente brindaba atención en talleres afiliados a una red determinada y que debía ingresar el </w:t>
       </w:r>
@@ -1515,7 +1485,7 @@
           <w:color w:val="000000"/>
           <w:kern w:val="0"/>
           <w:lang w:eastAsia="es-ES"/>
-          <ns2:ligatures ns2:val="none"/>
+          <w14:ligatures w14:val="none"/>
         </w:rPr>
         <w:t xml:space="preserve">vehículo asegurado </w:t>
       </w:r>
@@ -1525,7 +1495,7 @@
           <w:color w:val="000000"/>
           <w:kern w:val="0"/>
           <w:lang w:eastAsia="es-ES"/>
-          <ns2:ligatures ns2:val="none"/>
+          <w14:ligatures w14:val="none"/>
         </w:rPr>
         <w:t>a uno de los talleres autorizados conforme al plan contratado.</w:t>
       </w:r>
@@ -1535,7 +1505,7 @@
           <w:color w:val="000000"/>
           <w:kern w:val="0"/>
           <w:lang w:eastAsia="es-ES"/>
-          <ns2:ligatures ns2:val="none"/>
+          <w14:ligatures w14:val="none"/>
         </w:rPr>
         <w:t xml:space="preserve"> </w:t>
       </w:r>
@@ -1545,7 +1515,7 @@
           <w:color w:val="000000"/>
           <w:kern w:val="0"/>
           <w:lang w:eastAsia="es-ES"/>
-          <ns2:ligatures ns2:val="none"/>
+          <w14:ligatures w14:val="none"/>
         </w:rPr>
         <w:t>Asimismo,</w:t>
       </w:r>
@@ -1555,7 +1525,7 @@
           <w:color w:val="000000"/>
           <w:kern w:val="0"/>
           <w:lang w:eastAsia="es-ES"/>
-          <ns2:ligatures ns2:val="none"/>
+          <w14:ligatures w14:val="none"/>
         </w:rPr>
         <w:t xml:space="preserve"> en dicho correo, compañía aseguradora </w:t>
       </w:r>
@@ -1565,7 +1535,7 @@
           <w:color w:val="000000"/>
           <w:kern w:val="0"/>
           <w:lang w:eastAsia="es-ES"/>
-          <ns2:ligatures ns2:val="none"/>
+          <w14:ligatures w14:val="none"/>
         </w:rPr>
         <w:t xml:space="preserve">adjuntó un documento contractual correspondiente a una “Póliza Plan Besito”, </w:t>
       </w:r>
@@ -1575,7 +1545,7 @@
           <w:color w:val="000000"/>
           <w:kern w:val="0"/>
           <w:lang w:eastAsia="es-ES"/>
-          <ns2:ligatures ns2:val="none"/>
+          <w14:ligatures w14:val="none"/>
         </w:rPr>
         <w:t>el cual no</w:t>
       </w:r>
@@ -1585,7 +1555,7 @@
           <w:color w:val="000000"/>
           <w:kern w:val="0"/>
           <w:lang w:eastAsia="es-ES"/>
-          <ns2:ligatures ns2:val="none"/>
+          <w14:ligatures w14:val="none"/>
         </w:rPr>
         <w:t xml:space="preserve"> le fue ofertado ni contratado durante el proceso de adquisición del </w:t>
       </w:r>
@@ -1595,7 +1565,7 @@
           <w:color w:val="000000"/>
           <w:kern w:val="0"/>
           <w:lang w:eastAsia="es-ES"/>
-          <ns2:ligatures ns2:val="none"/>
+          <w14:ligatures w14:val="none"/>
         </w:rPr>
         <w:t>Seguro Vehicular Plan Estándar</w:t>
       </w:r>
@@ -1605,7 +1575,7 @@
           <w:color w:val="000000"/>
           <w:kern w:val="0"/>
           <w:lang w:eastAsia="es-ES"/>
-          <ns2:ligatures ns2:val="none"/>
+          <w14:ligatures w14:val="none"/>
         </w:rPr>
         <w:t>.</w:t>
       </w:r>
@@ -1615,12 +1585,12 @@
           <w:color w:val="000000"/>
           <w:kern w:val="0"/>
           <w:lang w:eastAsia="es-ES"/>
-          <ns2:ligatures ns2:val="none"/>
+          <w14:ligatures w14:val="none"/>
         </w:rPr>
         <w:t xml:space="preserve"> </w:t>
       </w:r>
     </w:p>
-    <w:p ns2:paraId="45F1B6B1" ns2:textId="77777777">
+    <w:p>
       <w:pPr>
         <w:pStyle w:val="Prrafodelista"/>
         <w:rPr>
@@ -1628,11 +1598,11 @@
           <w:color w:val="000000"/>
           <w:kern w:val="0"/>
           <w:lang w:eastAsia="es-ES"/>
-          <ns2:ligatures ns2:val="none"/>
-        </w:rPr>
-      </w:pPr>
-    </w:p>
-    <w:p ns2:paraId="691AD888" ns2:textId="55203378">
+          <w14:ligatures w14:val="none"/>
+        </w:rPr>
+      </w:pPr>
+    </w:p>
+    <w:p>
       <w:pPr>
         <w:pStyle w:val="Prrafodelista"/>
         <w:numPr>
@@ -1650,16 +1620,16 @@
           <w:color w:val="000000"/>
           <w:kern w:val="0"/>
           <w:lang w:eastAsia="es-ES"/>
-          <ns2:ligatures ns2:val="none"/>
-        </w:rPr>
-      </w:pPr>
-      <w:r>
-        <w:rPr>
-          <w:rFonts w:ascii="Arial Narrow" w:eastAsia="Times New Roman" w:hAnsi="Arial Narrow" w:cs="Arial"/>
-          <w:color w:val="000000"/>
-          <w:kern w:val="0"/>
-          <w:lang w:eastAsia="es-ES"/>
-          <ns2:ligatures ns2:val="none"/>
+          <w14:ligatures w14:val="none"/>
+        </w:rPr>
+      </w:pPr>
+      <w:r>
+        <w:rPr>
+          <w:rFonts w:ascii="Arial Narrow" w:eastAsia="Times New Roman" w:hAnsi="Arial Narrow" w:cs="Arial"/>
+          <w:color w:val="000000"/>
+          <w:kern w:val="0"/>
+          <w:lang w:eastAsia="es-ES"/>
+          <w14:ligatures w14:val="none"/>
         </w:rPr>
         <w:t xml:space="preserve">Tanto la entrega del Seguro Vehicular Plan </w:t>
       </w:r>
@@ -1669,7 +1639,7 @@
           <w:color w:val="000000"/>
           <w:kern w:val="0"/>
           <w:lang w:eastAsia="es-ES"/>
-          <ns2:ligatures ns2:val="none"/>
+          <w14:ligatures w14:val="none"/>
         </w:rPr>
         <w:t>Estándar,</w:t>
       </w:r>
@@ -1679,7 +1649,7 @@
           <w:color w:val="000000"/>
           <w:kern w:val="0"/>
           <w:lang w:eastAsia="es-ES"/>
-          <ns2:ligatures ns2:val="none"/>
+          <w14:ligatures w14:val="none"/>
         </w:rPr>
         <w:t xml:space="preserve"> así como la notificación del documento “Póliza Plan Besito”, fueron realizadas cuatro (4) meses después de la contratación, dicha falta de notificación de mi contrato </w:t>
       </w:r>
@@ -1689,25 +1659,25 @@
           <w:color w:val="000000"/>
           <w:kern w:val="0"/>
           <w:lang w:eastAsia="es-ES"/>
-          <ns2:ligatures ns2:val="none"/>
+          <w14:ligatures w14:val="none"/>
         </w:rPr>
         <w:t xml:space="preserve">del Seguro Vehicular Plan Estándar le impidió ejercer oportunamente el derecho de arrepentimiento de contratar el Seguro Vehicular Plan Estándar. </w:t>
       </w:r>
     </w:p>
-    <w:p ns2:paraId="499B26D8" ns2:textId="77777777">
-      <w:pPr>
-        <w:spacing w:after="0" w:line="240" w:lineRule="auto"/>
-        <w:jc w:val="both"/>
-        <w:rPr>
-          <w:rFonts w:ascii="Arial Narrow" w:eastAsia="Times New Roman" w:hAnsi="Arial Narrow" w:cs="Arial"/>
-          <w:color w:val="000000"/>
-          <w:kern w:val="0"/>
-          <w:lang w:eastAsia="es-ES"/>
-          <ns2:ligatures ns2:val="none"/>
-        </w:rPr>
-      </w:pPr>
-    </w:p>
-    <w:p ns2:paraId="602DF5D2" ns2:textId="61B85840">
+    <w:p>
+      <w:pPr>
+        <w:spacing w:after="0" w:line="240" w:lineRule="auto"/>
+        <w:jc w:val="both"/>
+        <w:rPr>
+          <w:rFonts w:ascii="Arial Narrow" w:eastAsia="Times New Roman" w:hAnsi="Arial Narrow" w:cs="Arial"/>
+          <w:color w:val="000000"/>
+          <w:kern w:val="0"/>
+          <w:lang w:eastAsia="es-ES"/>
+          <w14:ligatures w14:val="none"/>
+        </w:rPr>
+      </w:pPr>
+    </w:p>
+    <w:p>
       <w:pPr>
         <w:pStyle w:val="Prrafodelista"/>
         <w:numPr>
@@ -1725,16 +1695,16 @@
           <w:color w:val="000000"/>
           <w:kern w:val="0"/>
           <w:lang w:eastAsia="es-ES"/>
-          <ns2:ligatures ns2:val="none"/>
-        </w:rPr>
-      </w:pPr>
-      <w:r>
-        <w:rPr>
-          <w:rFonts w:ascii="Arial Narrow" w:eastAsia="Times New Roman" w:hAnsi="Arial Narrow" w:cs="Arial"/>
-          <w:color w:val="000000"/>
-          <w:kern w:val="0"/>
-          <w:lang w:eastAsia="es-ES"/>
-          <ns2:ligatures ns2:val="none"/>
+          <w14:ligatures w14:val="none"/>
+        </w:rPr>
+      </w:pPr>
+      <w:r>
+        <w:rPr>
+          <w:rFonts w:ascii="Arial Narrow" w:eastAsia="Times New Roman" w:hAnsi="Arial Narrow" w:cs="Arial"/>
+          <w:color w:val="000000"/>
+          <w:kern w:val="0"/>
+          <w:lang w:eastAsia="es-ES"/>
+          <w14:ligatures w14:val="none"/>
         </w:rPr>
         <w:t xml:space="preserve">El 30 de octubre de 2023, ingresó el </w:t>
       </w:r>
@@ -1744,7 +1714,7 @@
           <w:color w:val="000000"/>
           <w:kern w:val="0"/>
           <w:lang w:eastAsia="es-ES"/>
-          <ns2:ligatures ns2:val="none"/>
+          <w14:ligatures w14:val="none"/>
         </w:rPr>
         <w:t xml:space="preserve">vehículo asegurado </w:t>
       </w:r>
@@ -1754,7 +1724,7 @@
           <w:color w:val="000000"/>
           <w:kern w:val="0"/>
           <w:lang w:eastAsia="es-ES"/>
-          <ns2:ligatures ns2:val="none"/>
+          <w14:ligatures w14:val="none"/>
         </w:rPr>
         <w:t xml:space="preserve">al taller </w:t>
       </w:r>
@@ -1764,7 +1734,7 @@
           <w:color w:val="000000"/>
           <w:kern w:val="0"/>
           <w:lang w:eastAsia="es-ES"/>
-          <ns2:ligatures ns2:val="none"/>
+          <w14:ligatures w14:val="none"/>
         </w:rPr>
         <w:t xml:space="preserve">Germania Automotriz S.A.C. (en adelante, Germania Automotriz) </w:t>
       </w:r>
@@ -1774,7 +1744,7 @@
           <w:color w:val="000000"/>
           <w:kern w:val="0"/>
           <w:lang w:eastAsia="es-ES"/>
-          <ns2:ligatures ns2:val="none"/>
+          <w14:ligatures w14:val="none"/>
         </w:rPr>
         <w:t>para la ejecución de las reparaciones derivadas del siniestro ocurrido el 8 de setiembre de 2023</w:t>
       </w:r>
@@ -1784,12 +1754,12 @@
           <w:color w:val="000000"/>
           <w:kern w:val="0"/>
           <w:lang w:eastAsia="es-ES"/>
-          <ns2:ligatures ns2:val="none"/>
+          <w14:ligatures w14:val="none"/>
         </w:rPr>
         <w:t>, al encontrarse este comprendido dentro de la red de talleres afiliados al Seguro Vehicular Plan Estándar.</w:t>
       </w:r>
     </w:p>
-    <w:p ns2:paraId="5E3C72D2" ns2:textId="77777777">
+    <w:p>
       <w:pPr>
         <w:pStyle w:val="Prrafodelista"/>
         <w:spacing w:after="0" w:line="240" w:lineRule="auto"/>
@@ -1800,11 +1770,11 @@
           <w:color w:val="000000"/>
           <w:kern w:val="0"/>
           <w:lang w:eastAsia="es-ES"/>
-          <ns2:ligatures ns2:val="none"/>
-        </w:rPr>
-      </w:pPr>
-    </w:p>
-    <w:p ns2:paraId="500DD3F4" ns2:textId="5E575F06">
+          <w14:ligatures w14:val="none"/>
+        </w:rPr>
+      </w:pPr>
+    </w:p>
+    <w:p>
       <w:pPr>
         <w:pStyle w:val="Prrafodelista"/>
         <w:numPr>
@@ -1822,16 +1792,16 @@
           <w:color w:val="000000"/>
           <w:kern w:val="0"/>
           <w:lang w:eastAsia="es-ES"/>
-          <ns2:ligatures ns2:val="none"/>
-        </w:rPr>
-      </w:pPr>
-      <w:r>
-        <w:rPr>
-          <w:rFonts w:ascii="Arial Narrow" w:eastAsia="Times New Roman" w:hAnsi="Arial Narrow" w:cs="Arial"/>
-          <w:color w:val="000000"/>
-          <w:kern w:val="0"/>
-          <w:lang w:eastAsia="es-ES"/>
-          <ns2:ligatures ns2:val="none"/>
+          <w14:ligatures w14:val="none"/>
+        </w:rPr>
+      </w:pPr>
+      <w:r>
+        <w:rPr>
+          <w:rFonts w:ascii="Arial Narrow" w:eastAsia="Times New Roman" w:hAnsi="Arial Narrow" w:cs="Arial"/>
+          <w:color w:val="000000"/>
+          <w:kern w:val="0"/>
+          <w:lang w:eastAsia="es-ES"/>
+          <w14:ligatures w14:val="none"/>
         </w:rPr>
         <w:t>El 12 de junio de 2024, el Banco</w:t>
       </w:r>
@@ -1841,7 +1811,7 @@
           <w:color w:val="000000"/>
           <w:kern w:val="0"/>
           <w:lang w:eastAsia="es-ES"/>
-          <ns2:ligatures ns2:val="none"/>
+          <w14:ligatures w14:val="none"/>
         </w:rPr>
         <w:t>, sin su consentimiento,</w:t>
       </w:r>
@@ -1851,7 +1821,7 @@
           <w:color w:val="000000"/>
           <w:kern w:val="0"/>
           <w:lang w:eastAsia="es-ES"/>
-          <ns2:ligatures ns2:val="none"/>
+          <w14:ligatures w14:val="none"/>
         </w:rPr>
         <w:t xml:space="preserve"> efectuó débitos en su cuenta de ahorros y gestionó </w:t>
       </w:r>
@@ -1861,7 +1831,7 @@
           <w:color w:val="000000"/>
           <w:kern w:val="0"/>
           <w:lang w:eastAsia="es-ES"/>
-          <ns2:ligatures ns2:val="none"/>
+          <w14:ligatures w14:val="none"/>
         </w:rPr>
         <w:t xml:space="preserve">unilateralmente </w:t>
       </w:r>
@@ -1871,7 +1841,7 @@
           <w:color w:val="000000"/>
           <w:kern w:val="0"/>
           <w:lang w:eastAsia="es-ES"/>
-          <ns2:ligatures ns2:val="none"/>
+          <w14:ligatures w14:val="none"/>
         </w:rPr>
         <w:t xml:space="preserve">la renovación del Seguro Vehicular Plan Estándar mediante la emisión de la Póliza 0011-0960-400****258, pese a que la póliza inicial no contemplaba renovación automática y el vehículo </w:t>
       </w:r>
@@ -1881,7 +1851,7 @@
           <w:color w:val="000000"/>
           <w:kern w:val="0"/>
           <w:lang w:eastAsia="es-ES"/>
-          <ns2:ligatures ns2:val="none"/>
+          <w14:ligatures w14:val="none"/>
         </w:rPr>
         <w:t>asegurado</w:t>
       </w:r>
@@ -1891,12 +1861,12 @@
           <w:color w:val="000000"/>
           <w:kern w:val="0"/>
           <w:lang w:eastAsia="es-ES"/>
-          <ns2:ligatures ns2:val="none"/>
+          <w14:ligatures w14:val="none"/>
         </w:rPr>
         <w:t xml:space="preserve"> permanecía internado en el taller Germania Automotriz por reparaciones.</w:t>
       </w:r>
     </w:p>
-    <w:p ns2:paraId="3D892689" ns2:textId="77777777">
+    <w:p>
       <w:pPr>
         <w:pStyle w:val="Prrafodelista"/>
         <w:spacing w:after="0" w:line="240" w:lineRule="auto"/>
@@ -1907,11 +1877,11 @@
           <w:color w:val="000000"/>
           <w:kern w:val="0"/>
           <w:lang w:eastAsia="es-ES"/>
-          <ns2:ligatures ns2:val="none"/>
-        </w:rPr>
-      </w:pPr>
-    </w:p>
-    <w:p ns2:paraId="51982904" ns2:textId="408F8EB8">
+          <w14:ligatures w14:val="none"/>
+        </w:rPr>
+      </w:pPr>
+    </w:p>
+    <w:p>
       <w:pPr>
         <w:pStyle w:val="Prrafodelista"/>
         <w:numPr>
@@ -1929,16 +1899,16 @@
           <w:color w:val="000000"/>
           <w:kern w:val="0"/>
           <w:lang w:eastAsia="es-ES"/>
-          <ns2:ligatures ns2:val="none"/>
-        </w:rPr>
-      </w:pPr>
-      <w:r>
-        <w:rPr>
-          <w:rFonts w:ascii="Arial Narrow" w:eastAsia="Times New Roman" w:hAnsi="Arial Narrow" w:cs="Arial"/>
-          <w:color w:val="000000"/>
-          <w:kern w:val="0"/>
-          <w:lang w:eastAsia="es-ES"/>
-          <ns2:ligatures ns2:val="none"/>
+          <w14:ligatures w14:val="none"/>
+        </w:rPr>
+      </w:pPr>
+      <w:r>
+        <w:rPr>
+          <w:rFonts w:ascii="Arial Narrow" w:eastAsia="Times New Roman" w:hAnsi="Arial Narrow" w:cs="Arial"/>
+          <w:color w:val="000000"/>
+          <w:kern w:val="0"/>
+          <w:lang w:eastAsia="es-ES"/>
+          <w14:ligatures w14:val="none"/>
         </w:rPr>
         <w:t>Al respecto,</w:t>
       </w:r>
@@ -1948,25 +1918,25 @@
           <w:color w:val="000000"/>
           <w:kern w:val="0"/>
           <w:lang w:eastAsia="es-ES"/>
-          <ns2:ligatures ns2:val="none"/>
+          <w14:ligatures w14:val="none"/>
         </w:rPr>
         <w:t xml:space="preserve"> ni el Banco ni Rímac le comunicaron previamente la emisión de la Póliza 0011-0960-400****258, ni le remitieron documentación contractual, nota de cobertura o comunicación relacionada con dicha renovación.</w:t>
       </w:r>
     </w:p>
-    <w:p ns2:paraId="3EB077CE" ns2:textId="77777777">
-      <w:pPr>
-        <w:spacing w:after="0" w:line="240" w:lineRule="auto"/>
-        <w:jc w:val="both"/>
-        <w:rPr>
-          <w:rFonts w:ascii="Arial Narrow" w:eastAsia="Times New Roman" w:hAnsi="Arial Narrow" w:cs="Arial"/>
-          <w:color w:val="000000"/>
-          <w:kern w:val="0"/>
-          <w:lang w:eastAsia="es-ES"/>
-          <ns2:ligatures ns2:val="none"/>
-        </w:rPr>
-      </w:pPr>
-    </w:p>
-    <w:p ns2:paraId="074860E4" ns2:textId="09378675">
+    <w:p>
+      <w:pPr>
+        <w:spacing w:after="0" w:line="240" w:lineRule="auto"/>
+        <w:jc w:val="both"/>
+        <w:rPr>
+          <w:rFonts w:ascii="Arial Narrow" w:eastAsia="Times New Roman" w:hAnsi="Arial Narrow" w:cs="Arial"/>
+          <w:color w:val="000000"/>
+          <w:kern w:val="0"/>
+          <w:lang w:eastAsia="es-ES"/>
+          <w14:ligatures w14:val="none"/>
+        </w:rPr>
+      </w:pPr>
+    </w:p>
+    <w:p>
       <w:pPr>
         <w:pStyle w:val="Prrafodelista"/>
         <w:numPr>
@@ -1984,16 +1954,16 @@
           <w:color w:val="000000"/>
           <w:kern w:val="0"/>
           <w:lang w:eastAsia="es-ES"/>
-          <ns2:ligatures ns2:val="none"/>
-        </w:rPr>
-      </w:pPr>
-      <w:r>
-        <w:rPr>
-          <w:rFonts w:ascii="Arial Narrow" w:eastAsia="Times New Roman" w:hAnsi="Arial Narrow" w:cs="Arial"/>
-          <w:color w:val="000000"/>
-          <w:kern w:val="0"/>
-          <w:lang w:eastAsia="es-ES"/>
-          <ns2:ligatures ns2:val="none"/>
+          <w14:ligatures w14:val="none"/>
+        </w:rPr>
+      </w:pPr>
+      <w:r>
+        <w:rPr>
+          <w:rFonts w:ascii="Arial Narrow" w:eastAsia="Times New Roman" w:hAnsi="Arial Narrow" w:cs="Arial"/>
+          <w:color w:val="000000"/>
+          <w:kern w:val="0"/>
+          <w:lang w:eastAsia="es-ES"/>
+          <w14:ligatures w14:val="none"/>
         </w:rPr>
         <w:t>El 18 de junio de 2024, acudió al taller Germania Automotriz para recoger el vehículo</w:t>
       </w:r>
@@ -2003,7 +1973,7 @@
           <w:color w:val="000000"/>
           <w:kern w:val="0"/>
           <w:lang w:eastAsia="es-ES"/>
-          <ns2:ligatures ns2:val="none"/>
+          <w14:ligatures w14:val="none"/>
         </w:rPr>
         <w:t xml:space="preserve"> asegurado que le indicaron que ya se encontraba reparado </w:t>
       </w:r>
@@ -2013,7 +1983,7 @@
           <w:color w:val="000000"/>
           <w:kern w:val="0"/>
           <w:lang w:eastAsia="es-ES"/>
-          <ns2:ligatures ns2:val="none"/>
+          <w14:ligatures w14:val="none"/>
         </w:rPr>
         <w:t>y, antes de suscribir la “Constancia de Conformidad ET-000-127367 – Rímac Seguros”, realizó una prueba del vehículo</w:t>
       </w:r>
@@ -2023,7 +1993,7 @@
           <w:color w:val="000000"/>
           <w:kern w:val="0"/>
           <w:lang w:eastAsia="es-ES"/>
-          <ns2:ligatures ns2:val="none"/>
+          <w14:ligatures w14:val="none"/>
         </w:rPr>
         <w:t xml:space="preserve"> asegurado</w:t>
       </w:r>
@@ -2033,7 +2003,7 @@
           <w:color w:val="000000"/>
           <w:kern w:val="0"/>
           <w:lang w:eastAsia="es-ES"/>
-          <ns2:ligatures ns2:val="none"/>
+          <w14:ligatures w14:val="none"/>
         </w:rPr>
         <w:t>, en la que verificó la persistencia de fallas mecánicas, electrónicas, alertas en sensores, fallas en el sistema de seguridad, ruidos anormales y deficiencias en el sistema de aire acondicionado.</w:t>
       </w:r>
@@ -2043,7 +2013,7 @@
           <w:color w:val="000000"/>
           <w:kern w:val="0"/>
           <w:lang w:eastAsia="es-ES"/>
-          <ns2:ligatures ns2:val="none"/>
+          <w14:ligatures w14:val="none"/>
         </w:rPr>
         <w:t xml:space="preserve"> Por ello,</w:t>
       </w:r>
@@ -2053,7 +2023,7 @@
           <w:color w:val="000000"/>
           <w:kern w:val="0"/>
           <w:lang w:eastAsia="es-ES"/>
-          <ns2:ligatures ns2:val="none"/>
+          <w14:ligatures w14:val="none"/>
         </w:rPr>
         <w:t xml:space="preserve"> rechazó suscribir la “Constancia de Conformidad ET-000-127367 – Rímac Seguros” y solicitó la reparación integral del vehículo </w:t>
       </w:r>
@@ -2063,7 +2033,7 @@
           <w:color w:val="000000"/>
           <w:kern w:val="0"/>
           <w:lang w:eastAsia="es-ES"/>
-          <ns2:ligatures ns2:val="none"/>
+          <w14:ligatures w14:val="none"/>
         </w:rPr>
         <w:t>asegurado</w:t>
       </w:r>
@@ -2073,12 +2043,12 @@
           <w:color w:val="000000"/>
           <w:kern w:val="0"/>
           <w:lang w:eastAsia="es-ES"/>
-          <ns2:ligatures ns2:val="none"/>
+          <w14:ligatures w14:val="none"/>
         </w:rPr>
         <w:t xml:space="preserve"> debido a la persistencia de las fallas detectadas.</w:t>
       </w:r>
     </w:p>
-    <w:p ns2:paraId="7EB9C7F7" ns2:textId="77777777">
+    <w:p>
       <w:pPr>
         <w:pStyle w:val="Prrafodelista"/>
         <w:spacing w:after="0" w:line="240" w:lineRule="auto"/>
@@ -2089,11 +2059,11 @@
           <w:color w:val="000000"/>
           <w:kern w:val="0"/>
           <w:lang w:eastAsia="es-ES"/>
-          <ns2:ligatures ns2:val="none"/>
-        </w:rPr>
-      </w:pPr>
-    </w:p>
-    <w:p ns2:paraId="38395753" ns2:textId="2195DE91">
+          <w14:ligatures w14:val="none"/>
+        </w:rPr>
+      </w:pPr>
+    </w:p>
+    <w:p>
       <w:pPr>
         <w:pStyle w:val="Prrafodelista"/>
         <w:numPr>
@@ -2111,16 +2081,16 @@
           <w:color w:val="000000"/>
           <w:kern w:val="0"/>
           <w:lang w:eastAsia="es-ES"/>
-          <ns2:ligatures ns2:val="none"/>
-        </w:rPr>
-      </w:pPr>
-      <w:r>
-        <w:rPr>
-          <w:rFonts w:ascii="Arial Narrow" w:eastAsia="Times New Roman" w:hAnsi="Arial Narrow" w:cs="Arial"/>
-          <w:color w:val="000000"/>
-          <w:kern w:val="0"/>
-          <w:lang w:eastAsia="es-ES"/>
-          <ns2:ligatures ns2:val="none"/>
+          <w14:ligatures w14:val="none"/>
+        </w:rPr>
+      </w:pPr>
+      <w:r>
+        <w:rPr>
+          <w:rFonts w:ascii="Arial Narrow" w:eastAsia="Times New Roman" w:hAnsi="Arial Narrow" w:cs="Arial"/>
+          <w:color w:val="000000"/>
+          <w:kern w:val="0"/>
+          <w:lang w:eastAsia="es-ES"/>
+          <w14:ligatures w14:val="none"/>
         </w:rPr>
         <w:t xml:space="preserve">El 25 de setiembre de 2024, retiró el </w:t>
       </w:r>
@@ -2130,7 +2100,7 @@
           <w:color w:val="000000"/>
           <w:kern w:val="0"/>
           <w:lang w:eastAsia="es-ES"/>
-          <ns2:ligatures ns2:val="none"/>
+          <w14:ligatures w14:val="none"/>
         </w:rPr>
         <w:t xml:space="preserve">vehículo asegurado </w:t>
       </w:r>
@@ -2140,7 +2110,7 @@
           <w:color w:val="000000"/>
           <w:kern w:val="0"/>
           <w:lang w:eastAsia="es-ES"/>
-          <ns2:ligatures ns2:val="none"/>
+          <w14:ligatures w14:val="none"/>
         </w:rPr>
         <w:t>del taller Germania Automotriz, dejando constancia de la persistencia de desperfectos en la “Constancia de Conformidad ET-000-127367”</w:t>
       </w:r>
@@ -2150,7 +2120,7 @@
           <w:color w:val="000000"/>
           <w:kern w:val="0"/>
           <w:lang w:eastAsia="es-ES"/>
-          <ns2:ligatures ns2:val="none"/>
+          <w14:ligatures w14:val="none"/>
         </w:rPr>
         <w:t>, habiendo demorado la reparación del referido vehículo más de once (11) meses</w:t>
       </w:r>
@@ -2160,7 +2130,7 @@
           <w:color w:val="000000"/>
           <w:kern w:val="0"/>
           <w:lang w:eastAsia="es-ES"/>
-          <ns2:ligatures ns2:val="none"/>
+          <w14:ligatures w14:val="none"/>
         </w:rPr>
         <w:t>.</w:t>
       </w:r>
@@ -2170,12 +2140,12 @@
           <w:color w:val="000000"/>
           <w:kern w:val="0"/>
           <w:lang w:eastAsia="es-ES"/>
-          <ns2:ligatures ns2:val="none"/>
+          <w14:ligatures w14:val="none"/>
         </w:rPr>
         <w:t xml:space="preserve"> </w:t>
       </w:r>
     </w:p>
-    <w:p ns2:paraId="0AD7EA17" ns2:textId="77777777">
+    <w:p>
       <w:pPr>
         <w:pStyle w:val="Prrafodelista"/>
         <w:spacing w:after="0" w:line="240" w:lineRule="auto"/>
@@ -2186,11 +2156,11 @@
           <w:color w:val="000000"/>
           <w:kern w:val="0"/>
           <w:lang w:eastAsia="es-ES"/>
-          <ns2:ligatures ns2:val="none"/>
-        </w:rPr>
-      </w:pPr>
-    </w:p>
-    <w:p ns2:paraId="3CEA725A" ns2:textId="14FE3510">
+          <w14:ligatures w14:val="none"/>
+        </w:rPr>
+      </w:pPr>
+    </w:p>
+    <w:p>
       <w:pPr>
         <w:pStyle w:val="Prrafodelista"/>
         <w:numPr>
@@ -2208,16 +2178,16 @@
           <w:color w:val="000000"/>
           <w:kern w:val="0"/>
           <w:lang w:eastAsia="es-ES"/>
-          <ns2:ligatures ns2:val="none"/>
-        </w:rPr>
-      </w:pPr>
-      <w:r>
-        <w:rPr>
-          <w:rFonts w:ascii="Arial Narrow" w:eastAsia="Times New Roman" w:hAnsi="Arial Narrow" w:cs="Arial"/>
-          <w:color w:val="000000"/>
-          <w:kern w:val="0"/>
-          <w:lang w:eastAsia="es-ES"/>
-          <ns2:ligatures ns2:val="none"/>
+          <w14:ligatures w14:val="none"/>
+        </w:rPr>
+      </w:pPr>
+      <w:r>
+        <w:rPr>
+          <w:rFonts w:ascii="Arial Narrow" w:eastAsia="Times New Roman" w:hAnsi="Arial Narrow" w:cs="Arial"/>
+          <w:color w:val="000000"/>
+          <w:kern w:val="0"/>
+          <w:lang w:eastAsia="es-ES"/>
+          <w14:ligatures w14:val="none"/>
         </w:rPr>
         <w:t xml:space="preserve">El 26 de noviembre de 2024, tomó conocimiento de los débitos efectuados en su cuenta de ahorros por el importe total de US$ 1 968,73 correspondientes a la renovación de la Póliza </w:t>
       </w:r>
@@ -2227,7 +2197,7 @@
           <w:color w:val="000000"/>
           <w:kern w:val="0"/>
           <w:lang w:eastAsia="es-ES"/>
-          <ns2:ligatures ns2:val="none"/>
+          <w14:ligatures w14:val="none"/>
         </w:rPr>
         <w:lastRenderedPageBreak/>
         <w:t xml:space="preserve">0011-0960-400****258, motivo por el cual acudió a </w:t>
@@ -2238,7 +2208,7 @@
           <w:color w:val="000000"/>
           <w:kern w:val="0"/>
           <w:lang w:eastAsia="es-ES"/>
-          <ns2:ligatures ns2:val="none"/>
+          <w14:ligatures w14:val="none"/>
         </w:rPr>
         <w:t>al</w:t>
       </w:r>
@@ -2248,7 +2218,7 @@
           <w:color w:val="000000"/>
           <w:kern w:val="0"/>
           <w:lang w:eastAsia="es-ES"/>
-          <ns2:ligatures ns2:val="none"/>
+          <w14:ligatures w14:val="none"/>
         </w:rPr>
         <w:t xml:space="preserve"> Banco para solicitar información sobre dichos cargos.</w:t>
       </w:r>
@@ -2258,7 +2228,7 @@
           <w:color w:val="000000"/>
           <w:kern w:val="0"/>
           <w:lang w:eastAsia="es-ES"/>
-          <ns2:ligatures ns2:val="none"/>
+          <w14:ligatures w14:val="none"/>
         </w:rPr>
         <w:t xml:space="preserve"> Ante ello</w:t>
       </w:r>
@@ -2268,12 +2238,12 @@
           <w:color w:val="000000"/>
           <w:kern w:val="0"/>
           <w:lang w:eastAsia="es-ES"/>
-          <ns2:ligatures ns2:val="none"/>
+          <w14:ligatures w14:val="none"/>
         </w:rPr>
         <w:t>, el Banco procedió a anular la Póliza 0011-0960-400****258 e informó que efectuaría la devolución de los montos debitados.</w:t>
       </w:r>
     </w:p>
-    <w:p ns2:paraId="0931A929" ns2:textId="77777777">
+    <w:p>
       <w:pPr>
         <w:pStyle w:val="Prrafodelista"/>
         <w:spacing w:after="0" w:line="240" w:lineRule="auto"/>
@@ -2284,11 +2254,11 @@
           <w:color w:val="000000"/>
           <w:kern w:val="0"/>
           <w:lang w:eastAsia="es-ES"/>
-          <ns2:ligatures ns2:val="none"/>
-        </w:rPr>
-      </w:pPr>
-    </w:p>
-    <w:p ns2:paraId="513341CA" ns2:textId="0460381E">
+          <w14:ligatures w14:val="none"/>
+        </w:rPr>
+      </w:pPr>
+    </w:p>
+    <w:p>
       <w:pPr>
         <w:pStyle w:val="Prrafodelista"/>
         <w:numPr>
@@ -2306,16 +2276,16 @@
           <w:color w:val="000000"/>
           <w:kern w:val="0"/>
           <w:lang w:eastAsia="es-ES"/>
-          <ns2:ligatures ns2:val="none"/>
-        </w:rPr>
-      </w:pPr>
-      <w:r>
-        <w:rPr>
-          <w:rFonts w:ascii="Arial Narrow" w:eastAsia="Times New Roman" w:hAnsi="Arial Narrow" w:cs="Arial"/>
-          <w:color w:val="000000"/>
-          <w:kern w:val="0"/>
-          <w:lang w:eastAsia="es-ES"/>
-          <ns2:ligatures ns2:val="none"/>
+          <w14:ligatures w14:val="none"/>
+        </w:rPr>
+      </w:pPr>
+      <w:r>
+        <w:rPr>
+          <w:rFonts w:ascii="Arial Narrow" w:eastAsia="Times New Roman" w:hAnsi="Arial Narrow" w:cs="Arial"/>
+          <w:color w:val="000000"/>
+          <w:kern w:val="0"/>
+          <w:lang w:eastAsia="es-ES"/>
+          <w14:ligatures w14:val="none"/>
         </w:rPr>
         <w:t>No obstante,</w:t>
       </w:r>
@@ -2325,12 +2295,12 @@
           <w:color w:val="000000"/>
           <w:kern w:val="0"/>
           <w:lang w:eastAsia="es-ES"/>
-          <ns2:ligatures ns2:val="none"/>
+          <w14:ligatures w14:val="none"/>
         </w:rPr>
         <w:t xml:space="preserve"> recibió únicamente la devolución parcial de US$ 1 070,44 respecto de los débitos efectuados por la renovación de la Póliza 0011-0960-400****258.</w:t>
       </w:r>
     </w:p>
-    <w:p ns2:paraId="366FCF8E" ns2:textId="77777777">
+    <w:p>
       <w:pPr>
         <w:pStyle w:val="Prrafodelista"/>
         <w:spacing w:after="0" w:line="240" w:lineRule="auto"/>
@@ -2341,11 +2311,11 @@
           <w:color w:val="000000"/>
           <w:kern w:val="0"/>
           <w:lang w:eastAsia="es-ES"/>
-          <ns2:ligatures ns2:val="none"/>
-        </w:rPr>
-      </w:pPr>
-    </w:p>
-    <w:p ns2:paraId="534C451A" ns2:textId="20E99A8B">
+          <w14:ligatures w14:val="none"/>
+        </w:rPr>
+      </w:pPr>
+    </w:p>
+    <w:p>
       <w:pPr>
         <w:pStyle w:val="Prrafodelista"/>
         <w:numPr>
@@ -2363,34 +2333,34 @@
           <w:color w:val="000000"/>
           <w:kern w:val="0"/>
           <w:lang w:eastAsia="es-ES"/>
-          <ns2:ligatures ns2:val="none"/>
-        </w:rPr>
-      </w:pPr>
-      <w:r>
-        <w:rPr>
-          <w:rFonts w:ascii="Arial Narrow" w:eastAsia="Times New Roman" w:hAnsi="Arial Narrow" w:cs="Arial"/>
-          <w:color w:val="000000"/>
-          <w:kern w:val="0"/>
-          <w:lang w:eastAsia="es-ES"/>
-          <ns2:ligatures ns2:val="none"/>
+          <w14:ligatures w14:val="none"/>
+        </w:rPr>
+      </w:pPr>
+      <w:r>
+        <w:rPr>
+          <w:rFonts w:ascii="Arial Narrow" w:eastAsia="Times New Roman" w:hAnsi="Arial Narrow" w:cs="Arial"/>
+          <w:color w:val="000000"/>
+          <w:kern w:val="0"/>
+          <w:lang w:eastAsia="es-ES"/>
+          <w14:ligatures w14:val="none"/>
         </w:rPr>
         <w:t>El 22 de enero de 2025, presentó el Reclamo 22012500691 por disconformidad con la renovación de la Póliza 0011-0960-400****258, solicitando la devolución de US$ 898,29 correspondientes al saldo pendiente derivado de los débitos efectuados por la renovación del seguro vehicular.</w:t>
       </w:r>
     </w:p>
-    <w:p ns2:paraId="3003D54E" ns2:textId="77777777">
-      <w:pPr>
-        <w:spacing w:after="0" w:line="240" w:lineRule="auto"/>
-        <w:jc w:val="both"/>
-        <w:rPr>
-          <w:rFonts w:ascii="Arial Narrow" w:eastAsia="Times New Roman" w:hAnsi="Arial Narrow" w:cs="Arial"/>
-          <w:color w:val="000000"/>
-          <w:kern w:val="0"/>
-          <w:lang w:eastAsia="es-ES"/>
-          <ns2:ligatures ns2:val="none"/>
-        </w:rPr>
-      </w:pPr>
-    </w:p>
-    <w:p ns2:paraId="1E1AE987" ns2:textId="49222CDB">
+    <w:p>
+      <w:pPr>
+        <w:spacing w:after="0" w:line="240" w:lineRule="auto"/>
+        <w:jc w:val="both"/>
+        <w:rPr>
+          <w:rFonts w:ascii="Arial Narrow" w:eastAsia="Times New Roman" w:hAnsi="Arial Narrow" w:cs="Arial"/>
+          <w:color w:val="000000"/>
+          <w:kern w:val="0"/>
+          <w:lang w:eastAsia="es-ES"/>
+          <w14:ligatures w14:val="none"/>
+        </w:rPr>
+      </w:pPr>
+    </w:p>
+    <w:p>
       <w:pPr>
         <w:pStyle w:val="Prrafodelista"/>
         <w:numPr>
@@ -2408,21 +2378,21 @@
           <w:color w:val="000000"/>
           <w:kern w:val="0"/>
           <w:lang w:eastAsia="es-ES"/>
-          <ns2:ligatures ns2:val="none"/>
-        </w:rPr>
-      </w:pPr>
-      <w:r>
-        <w:rPr>
-          <w:rFonts w:ascii="Arial Narrow" w:eastAsia="Times New Roman" w:hAnsi="Arial Narrow" w:cs="Arial"/>
-          <w:color w:val="000000"/>
-          <w:kern w:val="0"/>
-          <w:lang w:eastAsia="es-ES"/>
-          <ns2:ligatures ns2:val="none"/>
+          <w14:ligatures w14:val="none"/>
+        </w:rPr>
+      </w:pPr>
+      <w:r>
+        <w:rPr>
+          <w:rFonts w:ascii="Arial Narrow" w:eastAsia="Times New Roman" w:hAnsi="Arial Narrow" w:cs="Arial"/>
+          <w:color w:val="000000"/>
+          <w:kern w:val="0"/>
+          <w:lang w:eastAsia="es-ES"/>
+          <w14:ligatures w14:val="none"/>
         </w:rPr>
         <w:t>El 4 de febrero de 2025, recibió mediante correo electrónico una carta emitida por el Banco, mediante la cual se le informó que la Póliza 0011-0960-400****258 fue anulada el 26 de noviembre de 2024 y que la devolución de US$ 1 070,44 resultaba correcta, indicando además que no correspondía efectuar devolución adicional debido a que el seguro se mantuvo vigente durante el periodo comprendido hasta su anulación.</w:t>
       </w:r>
     </w:p>
-    <w:p ns2:paraId="097DB1DE" ns2:textId="77777777">
+    <w:p>
       <w:pPr>
         <w:pStyle w:val="Prrafodelista"/>
         <w:spacing w:after="0" w:line="240" w:lineRule="auto"/>
@@ -2433,11 +2403,11 @@
           <w:color w:val="000000"/>
           <w:kern w:val="0"/>
           <w:lang w:eastAsia="es-ES"/>
-          <ns2:ligatures ns2:val="none"/>
-        </w:rPr>
-      </w:pPr>
-    </w:p>
-    <w:p ns2:paraId="2FB14F49" ns2:textId="39097934">
+          <w14:ligatures w14:val="none"/>
+        </w:rPr>
+      </w:pPr>
+    </w:p>
+    <w:p>
       <w:pPr>
         <w:pStyle w:val="Prrafodelista"/>
         <w:numPr>
@@ -2455,16 +2425,16 @@
           <w:color w:val="000000"/>
           <w:kern w:val="0"/>
           <w:lang w:eastAsia="es-ES"/>
-          <ns2:ligatures ns2:val="none"/>
-        </w:rPr>
-      </w:pPr>
-      <w:r>
-        <w:rPr>
-          <w:rFonts w:ascii="Arial Narrow" w:eastAsia="Times New Roman" w:hAnsi="Arial Narrow" w:cs="Arial"/>
-          <w:color w:val="000000"/>
-          <w:kern w:val="0"/>
-          <w:lang w:eastAsia="es-ES"/>
-          <ns2:ligatures ns2:val="none"/>
+          <w14:ligatures w14:val="none"/>
+        </w:rPr>
+      </w:pPr>
+      <w:r>
+        <w:rPr>
+          <w:rFonts w:ascii="Arial Narrow" w:eastAsia="Times New Roman" w:hAnsi="Arial Narrow" w:cs="Arial"/>
+          <w:color w:val="000000"/>
+          <w:kern w:val="0"/>
+          <w:lang w:eastAsia="es-ES"/>
+          <w14:ligatures w14:val="none"/>
         </w:rPr>
         <w:t>Hasta la fecha</w:t>
       </w:r>
@@ -2474,7 +2444,7 @@
           <w:color w:val="000000"/>
           <w:kern w:val="0"/>
           <w:lang w:eastAsia="es-ES"/>
-          <ns2:ligatures ns2:val="none"/>
+          <w14:ligatures w14:val="none"/>
         </w:rPr>
         <w:t xml:space="preserve">, ni el Banco ni Rímac acreditaron haberle remitido válidamente la póliza correspondiente al Seguro Vehicular Plan Estándar ni la </w:t>
       </w:r>
@@ -2484,7 +2454,7 @@
           <w:color w:val="000000"/>
           <w:kern w:val="0"/>
           <w:lang w:eastAsia="es-ES"/>
-          <ns2:ligatures ns2:val="none"/>
+          <w14:ligatures w14:val="none"/>
         </w:rPr>
         <w:t xml:space="preserve">Póliza 0011-0960-400****258 </w:t>
       </w:r>
@@ -2494,12 +2464,12 @@
           <w:color w:val="000000"/>
           <w:kern w:val="0"/>
           <w:lang w:eastAsia="es-ES"/>
-          <ns2:ligatures ns2:val="none"/>
+          <w14:ligatures w14:val="none"/>
         </w:rPr>
         <w:t>emitida con ocasión de la renovación realizada el 12 de junio de 2024.</w:t>
       </w:r>
     </w:p>
-    <w:p ns2:paraId="76630485" ns2:textId="77777777">
+    <w:p>
       <w:pPr>
         <w:tabs>
           <w:tab w:val="left" w:pos="1134"/>
@@ -2511,11 +2481,11 @@
           <w:color w:val="000000"/>
           <w:kern w:val="0"/>
           <w:lang w:eastAsia="es-ES"/>
-          <ns2:ligatures ns2:val="none"/>
-        </w:rPr>
-      </w:pPr>
-    </w:p>
-    <w:p ns2:paraId="4FB15987" ns2:textId="532EE721">
+          <w14:ligatures w14:val="none"/>
+        </w:rPr>
+      </w:pPr>
+    </w:p>
+    <w:p>
       <w:pPr>
         <w:numPr>
           <w:ilvl w:val="1"/>
@@ -2533,7 +2503,7 @@
           <w:color w:val="000000"/>
           <w:kern w:val="0"/>
           <w:lang w:val="es-ES" w:eastAsia="es-ES"/>
-          <ns2:ligatures ns2:val="none"/>
+          <w14:ligatures w14:val="none"/>
         </w:rPr>
       </w:pPr>
       <w:r>
@@ -2542,7 +2512,7 @@
           <w:color w:val="000000"/>
           <w:kern w:val="0"/>
           <w:lang w:val="es-ES" w:eastAsia="es-ES"/>
-          <ns2:ligatures ns2:val="none"/>
+          <w14:ligatures w14:val="none"/>
         </w:rPr>
         <w:t xml:space="preserve">El señor [APELLIDO] solicitó, en calidad de medida correctiva, que los proveedores denunciados cumplan con devolver al señor [APELLIDO] el monto de US$ 898.29 correspondiente al saldo no reintegrado del cobro de las primas del Seguro Vehicular, más los intereses legales, computados desde la fecha de cada débito hasta su restitución efectiva. Asimismo, requirió el reembolso de costos y costas del presente procedimiento.</w:t>
       </w:r>
@@ -2550,7 +2520,7 @@
         <w:rPr>
           <w:rFonts w:ascii="Arial Narrow" w:eastAsia="Calibri" w:hAnsi="Arial Narrow" w:cs="Arial"/>
           <w:kern w:val="0"/>
-          <ns2:ligatures ns2:val="none"/>
+          <w14:ligatures w14:val="none"/>
         </w:rPr>
         <w:t xml:space="preserve"/>
       </w:r>
@@ -2558,7 +2528,7 @@
         <w:rPr>
           <w:rFonts w:ascii="Arial Narrow" w:eastAsia="Calibri" w:hAnsi="Arial Narrow" w:cs="Arial"/>
           <w:kern w:val="0"/>
-          <ns2:ligatures ns2:val="none"/>
+          <w14:ligatures w14:val="none"/>
         </w:rPr>
         <w:t xml:space="preserve"/>
       </w:r>
@@ -2568,7 +2538,7 @@
           <w:color w:val="000000"/>
           <w:kern w:val="0"/>
           <w:lang w:val="es-ES" w:eastAsia="es-ES"/>
-          <ns2:ligatures ns2:val="none"/>
+          <w14:ligatures w14:val="none"/>
         </w:rPr>
         <w:t xml:space="preserve"/>
       </w:r>
@@ -2579,7 +2549,7 @@
           <w:color w:val="000000"/>
           <w:kern w:val="0"/>
           <w:lang w:val="es-ES" w:eastAsia="es-ES"/>
-          <ns2:ligatures ns2:val="none"/>
+          <w14:ligatures w14:val="none"/>
         </w:rPr>
         <w:t/>
       </w:r>
@@ -2589,7 +2559,7 @@
           <w:color w:val="000000"/>
           <w:kern w:val="0"/>
           <w:lang w:val="es-ES" w:eastAsia="es-ES"/>
-          <ns2:ligatures ns2:val="none"/>
+          <w14:ligatures w14:val="none"/>
         </w:rPr>
         <w:t xml:space="preserve"/>
       </w:r>
@@ -2599,7 +2569,7 @@
           <w:color w:val="000000"/>
           <w:kern w:val="0"/>
           <w:lang w:val="es-ES" w:eastAsia="es-ES"/>
-          <ns2:ligatures ns2:val="none"/>
+          <w14:ligatures w14:val="none"/>
         </w:rPr>
         <w:t/>
       </w:r>
@@ -2609,13 +2579,13 @@
           <w:color w:val="000000"/>
           <w:kern w:val="0"/>
           <w:lang w:val="es-ES" w:eastAsia="es-ES"/>
-          <ns2:ligatures ns2:val="none"/>
+          <w14:ligatures w14:val="none"/>
         </w:rPr>
         <w:t xml:space="preserve"/>
       </w:r>
     </w:p>
     <w:bookmarkEnd w:id="1"/>
-    <w:p ns2:paraId="61C46995" ns2:textId="77777777">
+    <w:p>
       <w:pPr>
         <w:spacing w:after="0" w:line="240" w:lineRule="auto"/>
         <w:contextualSpacing/>
@@ -2626,11 +2596,11 @@
           <w:color w:val="000000"/>
           <w:kern w:val="0"/>
           <w:lang w:eastAsia="es-PE"/>
-          <ns2:ligatures ns2:val="none"/>
-        </w:rPr>
-      </w:pPr>
-    </w:p>
-    <w:p ns2:paraId="4713554A" ns2:textId="77777777">
+          <w14:ligatures w14:val="none"/>
+        </w:rPr>
+      </w:pPr>
+    </w:p>
+    <w:p>
       <w:pPr>
         <w:pStyle w:val="Prrafodelista"/>
         <w:numPr>
@@ -2650,22 +2620,22 @@
           <w:color w:val="000000"/>
           <w:kern w:val="0"/>
           <w:lang w:eastAsia="es-PE"/>
-          <ns2:ligatures ns2:val="none"/>
-        </w:rPr>
-      </w:pPr>
-      <w:r>
-        <w:rPr>
-          <w:rFonts w:ascii="Arial Narrow" w:eastAsia="Arial Narrow" w:hAnsi="Arial Narrow" w:cs="Arial Narrow"/>
-          <w:b/>
-          <w:color w:val="000000"/>
-          <w:kern w:val="0"/>
-          <w:lang w:eastAsia="es-PE"/>
-          <ns2:ligatures ns2:val="none"/>
+          <w14:ligatures w14:val="none"/>
+        </w:rPr>
+      </w:pPr>
+      <w:r>
+        <w:rPr>
+          <w:rFonts w:ascii="Arial Narrow" w:eastAsia="Arial Narrow" w:hAnsi="Arial Narrow" w:cs="Arial Narrow"/>
+          <w:b/>
+          <w:color w:val="000000"/>
+          <w:kern w:val="0"/>
+          <w:lang w:eastAsia="es-PE"/>
+          <w14:ligatures w14:val="none"/>
         </w:rPr>
         <w:t>DE LA ADMISIÓN A TRÁMITE DE LA DENUNCIA</w:t>
       </w:r>
     </w:p>
-    <w:p ns2:paraId="4BBBE1C2" ns2:textId="77777777">
+    <w:p>
       <w:pPr>
         <w:spacing w:after="0" w:line="240" w:lineRule="auto"/>
         <w:ind w:left="567"/>
@@ -2677,11 +2647,11 @@
           <w:color w:val="000000"/>
           <w:kern w:val="0"/>
           <w:lang w:eastAsia="es-PE"/>
-          <ns2:ligatures ns2:val="none"/>
-        </w:rPr>
-      </w:pPr>
-    </w:p>
-    <w:p ns2:paraId="749C69A0" ns2:textId="308CD78D">
+          <w14:ligatures w14:val="none"/>
+        </w:rPr>
+      </w:pPr>
+    </w:p>
+    <w:p>
       <w:pPr>
         <w:pStyle w:val="Prrafodelista"/>
         <w:numPr>
@@ -2694,7 +2664,7 @@
         <w:rPr>
           <w:rFonts w:ascii="Arial Narrow" w:eastAsia="Arial Narrow" w:hAnsi="Arial Narrow" w:cs="Arial Narrow"/>
           <w:kern w:val="0"/>
-          <ns2:ligatures ns2:val="none"/>
+          <w14:ligatures w14:val="none"/>
         </w:rPr>
       </w:pPr>
       <w:bookmarkStart w:id="2" w:name="_Hlk140755208"/>
@@ -2706,7 +2676,7 @@
           <w:color w:val="000000"/>
           <w:kern w:val="0"/>
           <w:lang w:eastAsia="es-PE"/>
-          <ns2:ligatures ns2:val="none"/>
+          <w14:ligatures w14:val="none"/>
         </w:rPr>
         <w:t xml:space="preserve">La Secretaría </w:t>
       </w:r>
@@ -2719,7 +2689,7 @@
           <w:color w:val="000000"/>
           <w:kern w:val="0"/>
           <w:lang w:eastAsia="es-PE"/>
-          <ns2:ligatures ns2:val="none"/>
+          <w14:ligatures w14:val="none"/>
         </w:rPr>
         <w:t>Técnica de la Comisión de Protección al Consumidor 1 (en adelante, la Secretaría Técnica), en ejercicio de sus facultades</w:t>
       </w:r>
@@ -2729,7 +2699,7 @@
           <w:rFonts w:ascii="Arial Narrow" w:eastAsia="Arial Narrow" w:hAnsi="Arial Narrow" w:cs="Arial Narrow"/>
           <w:kern w:val="0"/>
           <w:vertAlign w:val="superscript"/>
-          <ns2:ligatures ns2:val="none"/>
+          <w14:ligatures w14:val="none"/>
         </w:rPr>
         <w:footnoteReference w:id="3"/>
       </w:r>
@@ -2739,7 +2709,7 @@
           <w:color w:val="000000"/>
           <w:kern w:val="0"/>
           <w:lang w:eastAsia="es-PE"/>
-          <ns2:ligatures ns2:val="none"/>
+          <w14:ligatures w14:val="none"/>
         </w:rPr>
         <w:t xml:space="preserve">, considera </w:t>
       </w:r>
@@ -2747,7 +2717,7 @@
         <w:rPr>
           <w:rFonts w:ascii="Arial Narrow" w:eastAsia="Arial Narrow" w:hAnsi="Arial Narrow" w:cs="Arial Narrow"/>
           <w:kern w:val="0"/>
-          <ns2:ligatures ns2:val="none"/>
+          <w14:ligatures w14:val="none"/>
         </w:rPr>
         <w:t xml:space="preserve">que el hecho denunciado, </w:t>
       </w:r>
@@ -2755,7 +2725,7 @@
         <w:rPr>
           <w:rFonts w:ascii="Arial Narrow" w:eastAsia="Arial Narrow" w:hAnsi="Arial Narrow" w:cs="Arial Narrow"/>
           <w:kern w:val="0"/>
-          <ns2:ligatures ns2:val="none"/>
+          <w14:ligatures w14:val="none"/>
         </w:rPr>
         <w:t xml:space="preserve">consistente en que </w:t>
       </w:r>
@@ -2766,7 +2736,7 @@
           <w:kern w:val="0"/>
           <w:shd w:val="clear" w:color="auto" w:fill="FFFFFF"/>
           <w:lang w:eastAsia="es-PE"/>
-          <ns2:ligatures ns2:val="none"/>
+          <w14:ligatures w14:val="none"/>
         </w:rPr>
         <w:t>Rímac Seguros y Reaseguros S.A. no habría cumplido con gestionar la reparación adecuada del vehículo con Placa de Rodaje AXO-327 por el siniestro del 8 de setiembre de 2023, debido a la persistencia de fallas mecánicas, electrónicas, alertas en sensores, fallas en el sistema de seguridad, ruidos anormales y deficiencias en el sistema de aire acondicionado</w:t>
       </w:r>
@@ -2774,7 +2744,7 @@
         <w:rPr>
           <w:rFonts w:ascii="Arial Narrow" w:eastAsia="Arial Narrow" w:hAnsi="Arial Narrow" w:cs="Arial Narrow"/>
           <w:kern w:val="0"/>
-          <ns2:ligatures ns2:val="none"/>
+          <w14:ligatures w14:val="none"/>
         </w:rPr>
         <w:t xml:space="preserve">; involucraría una presunta afectación a sus expectativas, quien no habría encontrado una correspondencia entre lo </w:t>
       </w:r>
@@ -2782,7 +2752,7 @@
         <w:rPr>
           <w:rFonts w:ascii="Arial Narrow" w:eastAsia="Arial Narrow" w:hAnsi="Arial Narrow" w:cs="Arial Narrow"/>
           <w:kern w:val="0"/>
-          <ns2:ligatures ns2:val="none"/>
+          <w14:ligatures w14:val="none"/>
         </w:rPr>
         <w:lastRenderedPageBreak/>
         <w:t>que esperaba recibir de parte del proveedor y lo que realmente recibió. Por consiguiente, corresponde calificar el hecho materia de denuncia como una presunta infracción al deber de idoneidad, tipificado en los artículos 18</w:t>
@@ -2793,7 +2763,7 @@
           <w:color w:val="000000"/>
           <w:kern w:val="0"/>
           <w:lang w:eastAsia="es-PE"/>
-          <ns2:ligatures ns2:val="none"/>
+          <w14:ligatures w14:val="none"/>
         </w:rPr>
         <w:t/>
       </w:r>
@@ -2801,7 +2771,7 @@
         <w:rPr>
           <w:rFonts w:ascii="Arial Narrow" w:eastAsia="Arial Narrow" w:hAnsi="Arial Narrow" w:cs="Arial Narrow"/>
           <w:kern w:val="0"/>
-          <ns2:ligatures ns2:val="none"/>
+          <w14:ligatures w14:val="none"/>
         </w:rPr>
         <w:t xml:space="preserve"> y 19</w:t>
       </w:r>
@@ -2811,7 +2781,7 @@
           <w:color w:val="000000"/>
           <w:kern w:val="0"/>
           <w:lang w:eastAsia="es-PE"/>
-          <ns2:ligatures ns2:val="none"/>
+          <w14:ligatures w14:val="none"/>
         </w:rPr>
         <w:t/>
       </w:r>
@@ -2819,7 +2789,7 @@
         <w:rPr>
           <w:rFonts w:ascii="Arial Narrow" w:eastAsia="Arial Narrow" w:hAnsi="Arial Narrow" w:cs="Arial Narrow"/>
           <w:kern w:val="0"/>
-          <ns2:ligatures ns2:val="none"/>
+          <w14:ligatures w14:val="none"/>
         </w:rPr>
         <w:t xml:space="preserve"> del Código</w:t>
       </w:r>
@@ -2830,7 +2800,7 @@
           <w:rFonts w:ascii="Arial Narrow" w:eastAsia="Arial Narrow" w:hAnsi="Arial Narrow" w:cs="Arial"/>
           <w:kern w:val="0"/>
           <w:vertAlign w:val="superscript"/>
-          <ns2:ligatures ns2:val="none"/>
+          <w14:ligatures w14:val="none"/>
         </w:rPr>
         <w:footnoteReference w:id="4"/>
       </w:r>
@@ -2838,13 +2808,13 @@
         <w:rPr>
           <w:rFonts w:ascii="Arial Narrow" w:eastAsia="Arial Narrow" w:hAnsi="Arial Narrow" w:cs="Arial Narrow"/>
           <w:kern w:val="0"/>
-          <ns2:ligatures ns2:val="none"/>
+          <w14:ligatures w14:val="none"/>
         </w:rPr>
         <w:t>.</w:t>
       </w:r>
       <w:bookmarkEnd w:id="5"/>
     </w:p>
-    <w:p ns2:paraId="01B114FB" ns2:textId="77777777">
+    <w:p>
       <w:pPr>
         <w:pStyle w:val="Prrafodelista"/>
         <w:spacing w:after="0" w:line="240" w:lineRule="auto"/>
@@ -2853,11 +2823,11 @@
         <w:rPr>
           <w:rFonts w:ascii="Arial Narrow" w:eastAsia="Arial Narrow" w:hAnsi="Arial Narrow" w:cs="Arial Narrow"/>
           <w:kern w:val="0"/>
-          <ns2:ligatures ns2:val="none"/>
-        </w:rPr>
-      </w:pPr>
-    </w:p>
-    <w:p ns2:paraId="1485AC70" ns2:textId="41C87E4D">
+          <w14:ligatures w14:val="none"/>
+        </w:rPr>
+      </w:pPr>
+    </w:p>
+    <w:p>
       <w:pPr>
         <w:pStyle w:val="Prrafodelista"/>
         <w:numPr>
@@ -2870,14 +2840,14 @@
         <w:rPr>
           <w:rFonts w:ascii="Arial Narrow" w:eastAsia="Arial Narrow" w:hAnsi="Arial Narrow" w:cs="Arial Narrow"/>
           <w:kern w:val="0"/>
-          <ns2:ligatures ns2:val="none"/>
-        </w:rPr>
-      </w:pPr>
-      <w:r>
-        <w:rPr>
-          <w:rFonts w:ascii="Arial Narrow" w:eastAsia="Arial Narrow" w:hAnsi="Arial Narrow" w:cs="Arial Narrow"/>
-          <w:kern w:val="0"/>
-          <ns2:ligatures ns2:val="none"/>
+          <w14:ligatures w14:val="none"/>
+        </w:rPr>
+      </w:pPr>
+      <w:r>
+        <w:rPr>
+          <w:rFonts w:ascii="Arial Narrow" w:eastAsia="Arial Narrow" w:hAnsi="Arial Narrow" w:cs="Arial Narrow"/>
+          <w:kern w:val="0"/>
+          <w14:ligatures w14:val="none"/>
         </w:rPr>
         <w:t xml:space="preserve">Así también, la Secretaría Técnica, en ejercicio de sus facultades, </w:t>
       </w:r>
@@ -2887,7 +2857,7 @@
           <w:color w:val="000000"/>
           <w:kern w:val="0"/>
           <w:lang w:eastAsia="es-PE"/>
-          <ns2:ligatures ns2:val="none"/>
+          <w14:ligatures w14:val="none"/>
         </w:rPr>
         <w:t xml:space="preserve">considera </w:t>
       </w:r>
@@ -2895,7 +2865,7 @@
         <w:rPr>
           <w:rFonts w:ascii="Arial Narrow" w:eastAsia="Arial Narrow" w:hAnsi="Arial Narrow" w:cs="Arial Narrow"/>
           <w:kern w:val="0"/>
-          <ns2:ligatures ns2:val="none"/>
+          <w14:ligatures w14:val="none"/>
         </w:rPr>
         <w:t xml:space="preserve">que el hecho denunciado, consistente en que </w:t>
       </w:r>
@@ -2906,7 +2876,7 @@
           <w:kern w:val="0"/>
           <w:shd w:val="clear" w:color="auto" w:fill="FFFFFF"/>
           <w:lang w:eastAsia="es-PE"/>
-          <ns2:ligatures ns2:val="none"/>
+          <w14:ligatures w14:val="none"/>
         </w:rPr>
         <w:t>Rímac Seguros y Reaseguros S.A. no habría cumplido con gestionar la reparación oportuna del vehículo con Placa de Rodaje AXO-327 por el siniestro del 8 de setiembre de 2023</w:t>
       </w:r>
@@ -2914,7 +2884,7 @@
         <w:rPr>
           <w:rFonts w:ascii="Arial Narrow" w:eastAsia="Arial Narrow" w:hAnsi="Arial Narrow" w:cs="Arial Narrow"/>
           <w:kern w:val="0"/>
-          <ns2:ligatures ns2:val="none"/>
+          <w14:ligatures w14:val="none"/>
         </w:rPr>
         <w:t>; involucraría una presunta afectación a sus expectativas, quien no habría encontrado una correspondencia entre lo que esperaba recibir de parte del proveedor y lo que realmente recibió. Por consiguiente, corresponde calificar el hecho materia de denuncia como una presunta infracción al deber de idoneidad, tipificado en los artículos 18</w:t>
       </w:r>
@@ -2924,7 +2894,7 @@
           <w:color w:val="000000"/>
           <w:kern w:val="0"/>
           <w:lang w:eastAsia="es-PE"/>
-          <ns2:ligatures ns2:val="none"/>
+          <w14:ligatures w14:val="none"/>
         </w:rPr>
         <w:t/>
       </w:r>
@@ -2932,7 +2902,7 @@
         <w:rPr>
           <w:rFonts w:ascii="Arial Narrow" w:eastAsia="Arial Narrow" w:hAnsi="Arial Narrow" w:cs="Arial Narrow"/>
           <w:kern w:val="0"/>
-          <ns2:ligatures ns2:val="none"/>
+          <w14:ligatures w14:val="none"/>
         </w:rPr>
         <w:t xml:space="preserve"> y 19</w:t>
       </w:r>
@@ -2942,7 +2912,7 @@
           <w:color w:val="000000"/>
           <w:kern w:val="0"/>
           <w:lang w:eastAsia="es-PE"/>
-          <ns2:ligatures ns2:val="none"/>
+          <w14:ligatures w14:val="none"/>
         </w:rPr>
         <w:t/>
       </w:r>
@@ -2950,7 +2920,7 @@
         <w:rPr>
           <w:rFonts w:ascii="Arial Narrow" w:eastAsia="Arial Narrow" w:hAnsi="Arial Narrow" w:cs="Arial Narrow"/>
           <w:kern w:val="0"/>
-          <ns2:ligatures ns2:val="none"/>
+          <w14:ligatures w14:val="none"/>
         </w:rPr>
         <w:t xml:space="preserve"> del Código</w:t>
       </w:r>
@@ -2961,22 +2931,22 @@
           <w:color w:val="000000"/>
           <w:kern w:val="0"/>
           <w:lang w:eastAsia="es-PE"/>
-          <ns2:ligatures ns2:val="none"/>
+          <w14:ligatures w14:val="none"/>
         </w:rPr>
         <w:t xml:space="preserve">. </w:t>
       </w:r>
     </w:p>
-    <w:p ns2:paraId="36D2E67C" ns2:textId="77777777">
+    <w:p>
       <w:pPr>
         <w:pStyle w:val="Prrafodelista"/>
         <w:rPr>
           <w:rFonts w:ascii="Arial Narrow" w:eastAsia="Arial Narrow" w:hAnsi="Arial Narrow" w:cs="Arial Narrow"/>
           <w:kern w:val="0"/>
-          <ns2:ligatures ns2:val="none"/>
-        </w:rPr>
-      </w:pPr>
-    </w:p>
-    <w:p ns2:paraId="602998AC" ns2:textId="0F15A10F">
+          <w14:ligatures w14:val="none"/>
+        </w:rPr>
+      </w:pPr>
+    </w:p>
+    <w:p>
       <w:pPr>
         <w:pStyle w:val="Prrafodelista"/>
         <w:numPr>
@@ -2989,14 +2959,14 @@
         <w:rPr>
           <w:rFonts w:ascii="Arial Narrow" w:eastAsia="Arial Narrow" w:hAnsi="Arial Narrow" w:cs="Arial Narrow"/>
           <w:kern w:val="0"/>
-          <ns2:ligatures ns2:val="none"/>
-        </w:rPr>
-      </w:pPr>
-      <w:r>
-        <w:rPr>
-          <w:rFonts w:ascii="Arial Narrow" w:eastAsia="Arial Narrow" w:hAnsi="Arial Narrow" w:cs="Arial Narrow"/>
-          <w:kern w:val="0"/>
-          <ns2:ligatures ns2:val="none"/>
+          <w14:ligatures w14:val="none"/>
+        </w:rPr>
+      </w:pPr>
+      <w:r>
+        <w:rPr>
+          <w:rFonts w:ascii="Arial Narrow" w:eastAsia="Arial Narrow" w:hAnsi="Arial Narrow" w:cs="Arial Narrow"/>
+          <w:kern w:val="0"/>
+          <w14:ligatures w14:val="none"/>
         </w:rPr>
         <w:t xml:space="preserve">Además, la Secretaría Técnica, en ejercicio de sus facultades, </w:t>
       </w:r>
@@ -3006,7 +2976,7 @@
           <w:color w:val="000000"/>
           <w:kern w:val="0"/>
           <w:lang w:eastAsia="es-PE"/>
-          <ns2:ligatures ns2:val="none"/>
+          <w14:ligatures w14:val="none"/>
         </w:rPr>
         <w:t xml:space="preserve">considera </w:t>
       </w:r>
@@ -3014,7 +2984,7 @@
         <w:rPr>
           <w:rFonts w:ascii="Arial Narrow" w:eastAsia="Arial Narrow" w:hAnsi="Arial Narrow" w:cs="Arial Narrow"/>
           <w:kern w:val="0"/>
-          <ns2:ligatures ns2:val="none"/>
+          <w14:ligatures w14:val="none"/>
         </w:rPr>
         <w:t xml:space="preserve">que el hecho denunciado, consistente en que </w:t>
       </w:r>
@@ -3022,7 +2992,7 @@
         <w:rPr>
           <w:rFonts w:ascii="Arial Narrow" w:eastAsia="Arial Narrow" w:hAnsi="Arial Narrow" w:cs="Arial Narrow"/>
           <w:kern w:val="0"/>
-          <ns2:ligatures ns2:val="none"/>
+          <w14:ligatures w14:val="none"/>
         </w:rPr>
         <w:t xml:space="preserve">el </w:t>
       </w:r>
@@ -3033,7 +3003,7 @@
           <w:kern w:val="0"/>
           <w:shd w:val="clear" w:color="auto" w:fill="FFFFFF"/>
           <w:lang w:eastAsia="es-PE"/>
-          <ns2:ligatures ns2:val="none"/>
+          <w14:ligatures w14:val="none"/>
         </w:rPr>
         <w:t>Banco BBVA Perú S.A. habría efectuado débitos en la cuenta de ahorros del denunciante por el importe total de US$ 1 968,73 por concepto de renovación de la Póliza 0011-0960-400****258, pese a no contar con su consentimiento</w:t>
       </w:r>
@@ -3041,7 +3011,7 @@
         <w:rPr>
           <w:rFonts w:ascii="Arial Narrow" w:eastAsia="Arial Narrow" w:hAnsi="Arial Narrow" w:cs="Arial Narrow"/>
           <w:kern w:val="0"/>
-          <ns2:ligatures ns2:val="none"/>
+          <w14:ligatures w14:val="none"/>
         </w:rPr>
         <w:t>; involucraría una presunta afectación a sus expectativas, quien no habría encontrado una correspondencia entre lo que esperaba recibir de parte del proveedor y lo que realmente recibió. Por consiguiente, corresponde calificar el hecho materia de denuncia como una presunta infracción al deber de idoneidad, tipificado en los artículos 18</w:t>
       </w:r>
@@ -3051,7 +3021,7 @@
           <w:color w:val="000000"/>
           <w:kern w:val="0"/>
           <w:lang w:eastAsia="es-PE"/>
-          <ns2:ligatures ns2:val="none"/>
+          <w14:ligatures w14:val="none"/>
         </w:rPr>
         <w:t/>
       </w:r>
@@ -3059,7 +3029,7 @@
         <w:rPr>
           <w:rFonts w:ascii="Arial Narrow" w:eastAsia="Arial Narrow" w:hAnsi="Arial Narrow" w:cs="Arial Narrow"/>
           <w:kern w:val="0"/>
-          <ns2:ligatures ns2:val="none"/>
+          <w14:ligatures w14:val="none"/>
         </w:rPr>
         <w:t xml:space="preserve"> y 19</w:t>
       </w:r>
@@ -3069,7 +3039,7 @@
           <w:color w:val="000000"/>
           <w:kern w:val="0"/>
           <w:lang w:eastAsia="es-PE"/>
-          <ns2:ligatures ns2:val="none"/>
+          <w14:ligatures w14:val="none"/>
         </w:rPr>
         <w:t/>
       </w:r>
@@ -3077,7 +3047,7 @@
         <w:rPr>
           <w:rFonts w:ascii="Arial Narrow" w:eastAsia="Arial Narrow" w:hAnsi="Arial Narrow" w:cs="Arial Narrow"/>
           <w:kern w:val="0"/>
-          <ns2:ligatures ns2:val="none"/>
+          <w14:ligatures w14:val="none"/>
         </w:rPr>
         <w:t xml:space="preserve"> del Código</w:t>
       </w:r>
@@ -3088,22 +3058,22 @@
           <w:color w:val="000000"/>
           <w:kern w:val="0"/>
           <w:lang w:eastAsia="es-PE"/>
-          <ns2:ligatures ns2:val="none"/>
+          <w14:ligatures w14:val="none"/>
         </w:rPr>
         <w:t xml:space="preserve">. </w:t>
       </w:r>
     </w:p>
-    <w:p ns2:paraId="0120CFF6" ns2:textId="77777777">
+    <w:p>
       <w:pPr>
         <w:pStyle w:val="Prrafodelista"/>
         <w:rPr>
           <w:rFonts w:ascii="Arial Narrow" w:eastAsia="Arial Narrow" w:hAnsi="Arial Narrow" w:cs="Arial Narrow"/>
           <w:kern w:val="0"/>
-          <ns2:ligatures ns2:val="none"/>
-        </w:rPr>
-      </w:pPr>
-    </w:p>
-    <w:p ns2:paraId="4A60DD91" ns2:textId="327DBA94">
+          <w14:ligatures w14:val="none"/>
+        </w:rPr>
+      </w:pPr>
+    </w:p>
+    <w:p>
       <w:pPr>
         <w:pStyle w:val="Prrafodelista"/>
         <w:numPr>
@@ -3116,14 +3086,14 @@
         <w:rPr>
           <w:rFonts w:ascii="Arial Narrow" w:eastAsia="Arial Narrow" w:hAnsi="Arial Narrow" w:cs="Arial Narrow"/>
           <w:kern w:val="0"/>
-          <ns2:ligatures ns2:val="none"/>
-        </w:rPr>
-      </w:pPr>
-      <w:r>
-        <w:rPr>
-          <w:rFonts w:ascii="Arial Narrow" w:eastAsia="Arial Narrow" w:hAnsi="Arial Narrow" w:cs="Arial Narrow"/>
-          <w:kern w:val="0"/>
-          <ns2:ligatures ns2:val="none"/>
+          <w14:ligatures w14:val="none"/>
+        </w:rPr>
+      </w:pPr>
+      <w:r>
+        <w:rPr>
+          <w:rFonts w:ascii="Arial Narrow" w:eastAsia="Arial Narrow" w:hAnsi="Arial Narrow" w:cs="Arial Narrow"/>
+          <w:kern w:val="0"/>
+          <w14:ligatures w14:val="none"/>
         </w:rPr>
         <w:t xml:space="preserve">Adicionalmente, la Secretaría Técnica, en ejercicio de sus facultades, </w:t>
       </w:r>
@@ -3133,7 +3103,7 @@
           <w:color w:val="000000"/>
           <w:kern w:val="0"/>
           <w:lang w:eastAsia="es-PE"/>
-          <ns2:ligatures ns2:val="none"/>
+          <w14:ligatures w14:val="none"/>
         </w:rPr>
         <w:t xml:space="preserve">considera </w:t>
       </w:r>
@@ -3141,7 +3111,7 @@
         <w:rPr>
           <w:rFonts w:ascii="Arial Narrow" w:eastAsia="Arial Narrow" w:hAnsi="Arial Narrow" w:cs="Arial Narrow"/>
           <w:kern w:val="0"/>
-          <ns2:ligatures ns2:val="none"/>
+          <w14:ligatures w14:val="none"/>
         </w:rPr>
         <w:t xml:space="preserve">que el hecho denunciado, consistente en que </w:t>
       </w:r>
@@ -3149,7 +3119,7 @@
         <w:rPr>
           <w:rFonts w:ascii="Arial Narrow" w:eastAsia="Arial Narrow" w:hAnsi="Arial Narrow" w:cs="Arial Narrow"/>
           <w:kern w:val="0"/>
-          <ns2:ligatures ns2:val="none"/>
+          <w14:ligatures w14:val="none"/>
         </w:rPr>
         <w:t xml:space="preserve">el </w:t>
       </w:r>
@@ -3160,7 +3130,7 @@
           <w:kern w:val="0"/>
           <w:shd w:val="clear" w:color="auto" w:fill="FFFFFF"/>
           <w:lang w:eastAsia="es-PE"/>
-          <ns2:ligatures ns2:val="none"/>
+          <w14:ligatures w14:val="none"/>
         </w:rPr>
         <w:t>Banco BBVA Perú S.A. no habría cumplido con realizar la devolución íntegra de los montos debitados por la renovación de la Póliza 0011-0960-400****258, toda vez que devolvió al denunciante la suma de US$ 1 070,44 de un total de US$ 1 968,73</w:t>
       </w:r>
@@ -3168,7 +3138,7 @@
         <w:rPr>
           <w:rFonts w:ascii="Arial Narrow" w:eastAsia="Arial Narrow" w:hAnsi="Arial Narrow" w:cs="Arial Narrow"/>
           <w:kern w:val="0"/>
-          <ns2:ligatures ns2:val="none"/>
+          <w14:ligatures w14:val="none"/>
         </w:rPr>
         <w:t>; involucraría una presunta afectación a sus expectativas, quien no habría encontrado una correspondencia entre lo que esperaba recibir de parte del proveedor y lo que realmente recibió. Por consiguiente, corresponde calificar el hecho materia de denuncia como una presunta infracción al deber de idoneidad, tipificado en los artículos 18</w:t>
       </w:r>
@@ -3178,7 +3148,7 @@
           <w:color w:val="000000"/>
           <w:kern w:val="0"/>
           <w:lang w:eastAsia="es-PE"/>
-          <ns2:ligatures ns2:val="none"/>
+          <w14:ligatures w14:val="none"/>
         </w:rPr>
         <w:t/>
       </w:r>
@@ -3186,7 +3156,7 @@
         <w:rPr>
           <w:rFonts w:ascii="Arial Narrow" w:eastAsia="Arial Narrow" w:hAnsi="Arial Narrow" w:cs="Arial Narrow"/>
           <w:kern w:val="0"/>
-          <ns2:ligatures ns2:val="none"/>
+          <w14:ligatures w14:val="none"/>
         </w:rPr>
         <w:t xml:space="preserve"> y 19</w:t>
       </w:r>
@@ -3196,7 +3166,7 @@
           <w:color w:val="000000"/>
           <w:kern w:val="0"/>
           <w:lang w:eastAsia="es-PE"/>
-          <ns2:ligatures ns2:val="none"/>
+          <w14:ligatures w14:val="none"/>
         </w:rPr>
         <w:t/>
       </w:r>
@@ -3204,7 +3174,7 @@
         <w:rPr>
           <w:rFonts w:ascii="Arial Narrow" w:eastAsia="Arial Narrow" w:hAnsi="Arial Narrow" w:cs="Arial Narrow"/>
           <w:kern w:val="0"/>
-          <ns2:ligatures ns2:val="none"/>
+          <w14:ligatures w14:val="none"/>
         </w:rPr>
         <w:t xml:space="preserve"> del Código</w:t>
       </w:r>
@@ -3215,22 +3185,22 @@
           <w:color w:val="000000"/>
           <w:kern w:val="0"/>
           <w:lang w:eastAsia="es-PE"/>
-          <ns2:ligatures ns2:val="none"/>
+          <w14:ligatures w14:val="none"/>
         </w:rPr>
         <w:t xml:space="preserve">. </w:t>
       </w:r>
     </w:p>
-    <w:p ns2:paraId="5A647D8D" ns2:textId="77777777">
+    <w:p>
       <w:pPr>
         <w:pStyle w:val="Prrafodelista"/>
         <w:rPr>
           <w:rFonts w:ascii="Arial Narrow" w:eastAsia="Arial Narrow" w:hAnsi="Arial Narrow" w:cs="Arial Narrow"/>
           <w:kern w:val="0"/>
-          <ns2:ligatures ns2:val="none"/>
-        </w:rPr>
-      </w:pPr>
-    </w:p>
-    <w:p ns2:paraId="0BB5D978" ns2:textId="1B0C72A5">
+          <w14:ligatures w14:val="none"/>
+        </w:rPr>
+      </w:pPr>
+    </w:p>
+    <w:p>
       <w:pPr>
         <w:pStyle w:val="Prrafodelista"/>
         <w:numPr>
@@ -3243,14 +3213,14 @@
         <w:rPr>
           <w:rFonts w:ascii="Arial Narrow" w:eastAsia="Arial Narrow" w:hAnsi="Arial Narrow" w:cs="Arial Narrow"/>
           <w:kern w:val="0"/>
-          <ns2:ligatures ns2:val="none"/>
-        </w:rPr>
-      </w:pPr>
-      <w:r>
-        <w:rPr>
-          <w:rFonts w:ascii="Arial Narrow" w:eastAsia="Arial Narrow" w:hAnsi="Arial Narrow" w:cs="Arial Narrow"/>
-          <w:kern w:val="0"/>
-          <ns2:ligatures ns2:val="none"/>
+          <w14:ligatures w14:val="none"/>
+        </w:rPr>
+      </w:pPr>
+      <w:r>
+        <w:rPr>
+          <w:rFonts w:ascii="Arial Narrow" w:eastAsia="Arial Narrow" w:hAnsi="Arial Narrow" w:cs="Arial Narrow"/>
+          <w:kern w:val="0"/>
+          <w14:ligatures w14:val="none"/>
         </w:rPr>
         <w:t xml:space="preserve">Asimismo, la Secretaría Técnica, en ejercicio de sus facultades, </w:t>
       </w:r>
@@ -3260,7 +3230,7 @@
           <w:color w:val="000000"/>
           <w:kern w:val="0"/>
           <w:lang w:eastAsia="es-PE"/>
-          <ns2:ligatures ns2:val="none"/>
+          <w14:ligatures w14:val="none"/>
         </w:rPr>
         <w:t xml:space="preserve">considera </w:t>
       </w:r>
@@ -3268,7 +3238,7 @@
         <w:rPr>
           <w:rFonts w:ascii="Arial Narrow" w:eastAsia="Arial Narrow" w:hAnsi="Arial Narrow" w:cs="Arial Narrow"/>
           <w:kern w:val="0"/>
-          <ns2:ligatures ns2:val="none"/>
+          <w14:ligatures w14:val="none"/>
         </w:rPr>
         <w:t xml:space="preserve">que el hecho denunciado, consistente en que </w:t>
       </w:r>
@@ -3276,7 +3246,7 @@
         <w:rPr>
           <w:rFonts w:ascii="Arial Narrow" w:eastAsia="Arial Narrow" w:hAnsi="Arial Narrow" w:cs="Arial Narrow"/>
           <w:kern w:val="0"/>
-          <ns2:ligatures ns2:val="none"/>
+          <w14:ligatures w14:val="none"/>
         </w:rPr>
         <w:t xml:space="preserve">el </w:t>
       </w:r>
@@ -3287,7 +3257,7 @@
           <w:kern w:val="0"/>
           <w:shd w:val="clear" w:color="auto" w:fill="FFFFFF"/>
           <w:lang w:eastAsia="es-PE"/>
-          <ns2:ligatures ns2:val="none"/>
+          <w14:ligatures w14:val="none"/>
         </w:rPr>
         <w:t>Banco BBVA Perú S.A. habría contratado la “Póliza Plan Besito” para el denunciante, pese a que dicho producto no habría sido ofertado ni contratado por el denunciante durante el proceso de adquisición de la Póliza 2001-716888 del Seguro Vehicular</w:t>
       </w:r>
@@ -3295,7 +3265,7 @@
         <w:rPr>
           <w:rFonts w:ascii="Arial Narrow" w:eastAsia="Arial Narrow" w:hAnsi="Arial Narrow" w:cs="Arial Narrow"/>
           <w:kern w:val="0"/>
-          <ns2:ligatures ns2:val="none"/>
+          <w14:ligatures w14:val="none"/>
         </w:rPr>
         <w:t xml:space="preserve">; involucraría una presunta afectación a sus expectativas, quien no habría encontrado una correspondencia entre lo que esperaba recibir de parte del proveedor y lo que realmente recibió. Por consiguiente, </w:t>
       </w:r>
@@ -3303,7 +3273,7 @@
         <w:rPr>
           <w:rFonts w:ascii="Arial Narrow" w:eastAsia="Arial Narrow" w:hAnsi="Arial Narrow" w:cs="Arial Narrow"/>
           <w:kern w:val="0"/>
-          <ns2:ligatures ns2:val="none"/>
+          <w14:ligatures w14:val="none"/>
         </w:rPr>
         <w:lastRenderedPageBreak/>
         <w:t>corresponde calificar el hecho materia de denuncia como una presunta infracción al deber de idoneidad, tipificado en los artículos 18</w:t>
@@ -3314,7 +3284,7 @@
           <w:color w:val="000000"/>
           <w:kern w:val="0"/>
           <w:lang w:eastAsia="es-PE"/>
-          <ns2:ligatures ns2:val="none"/>
+          <w14:ligatures w14:val="none"/>
         </w:rPr>
         <w:t/>
       </w:r>
@@ -3322,7 +3292,7 @@
         <w:rPr>
           <w:rFonts w:ascii="Arial Narrow" w:eastAsia="Arial Narrow" w:hAnsi="Arial Narrow" w:cs="Arial Narrow"/>
           <w:kern w:val="0"/>
-          <ns2:ligatures ns2:val="none"/>
+          <w14:ligatures w14:val="none"/>
         </w:rPr>
         <w:t xml:space="preserve"> y 19</w:t>
       </w:r>
@@ -3332,7 +3302,7 @@
           <w:color w:val="000000"/>
           <w:kern w:val="0"/>
           <w:lang w:eastAsia="es-PE"/>
-          <ns2:ligatures ns2:val="none"/>
+          <w14:ligatures w14:val="none"/>
         </w:rPr>
         <w:t/>
       </w:r>
@@ -3340,7 +3310,7 @@
         <w:rPr>
           <w:rFonts w:ascii="Arial Narrow" w:eastAsia="Arial Narrow" w:hAnsi="Arial Narrow" w:cs="Arial Narrow"/>
           <w:kern w:val="0"/>
-          <ns2:ligatures ns2:val="none"/>
+          <w14:ligatures w14:val="none"/>
         </w:rPr>
         <w:t xml:space="preserve"> del Código</w:t>
       </w:r>
@@ -3351,12 +3321,12 @@
           <w:color w:val="000000"/>
           <w:kern w:val="0"/>
           <w:lang w:eastAsia="es-PE"/>
-          <ns2:ligatures ns2:val="none"/>
+          <w14:ligatures w14:val="none"/>
         </w:rPr>
         <w:t xml:space="preserve">. </w:t>
       </w:r>
     </w:p>
-    <w:p ns2:paraId="2F8D23C0" ns2:textId="77777777">
+    <w:p>
       <w:pPr>
         <w:pStyle w:val="Prrafodelista"/>
         <w:spacing w:after="0" w:line="240" w:lineRule="auto"/>
@@ -3365,11 +3335,11 @@
         <w:rPr>
           <w:rFonts w:ascii="Arial Narrow" w:eastAsia="Arial Narrow" w:hAnsi="Arial Narrow" w:cs="Arial Narrow"/>
           <w:kern w:val="0"/>
-          <ns2:ligatures ns2:val="none"/>
-        </w:rPr>
-      </w:pPr>
-    </w:p>
-    <w:p ns2:paraId="54A143B5" ns2:textId="54570C1E">
+          <w14:ligatures w14:val="none"/>
+        </w:rPr>
+      </w:pPr>
+    </w:p>
+    <w:p>
       <w:pPr>
         <w:pStyle w:val="Prrafodelista"/>
         <w:numPr>
@@ -3382,14 +3352,14 @@
         <w:rPr>
           <w:rFonts w:ascii="Arial Narrow" w:eastAsia="Arial Narrow" w:hAnsi="Arial Narrow" w:cs="Arial Narrow"/>
           <w:kern w:val="0"/>
-          <ns2:ligatures ns2:val="none"/>
-        </w:rPr>
-      </w:pPr>
-      <w:r>
-        <w:rPr>
-          <w:rFonts w:ascii="Arial Narrow" w:eastAsia="Arial Narrow" w:hAnsi="Arial Narrow" w:cs="Arial Narrow"/>
-          <w:kern w:val="0"/>
-          <ns2:ligatures ns2:val="none"/>
+          <w14:ligatures w14:val="none"/>
+        </w:rPr>
+      </w:pPr>
+      <w:r>
+        <w:rPr>
+          <w:rFonts w:ascii="Arial Narrow" w:eastAsia="Arial Narrow" w:hAnsi="Arial Narrow" w:cs="Arial Narrow"/>
+          <w:kern w:val="0"/>
+          <w14:ligatures w14:val="none"/>
         </w:rPr>
         <w:t xml:space="preserve">Así también, la Secretaría Técnica, en ejercicio de sus facultades, </w:t>
       </w:r>
@@ -3400,7 +3370,7 @@
           <w:color w:val="000000"/>
           <w:kern w:val="0"/>
           <w:lang w:eastAsia="es-PE"/>
-          <ns2:ligatures ns2:val="none"/>
+          <w14:ligatures w14:val="none"/>
         </w:rPr>
         <w:t xml:space="preserve">considera </w:t>
       </w:r>
@@ -3408,7 +3378,7 @@
         <w:rPr>
           <w:rFonts w:ascii="Arial Narrow" w:eastAsia="Arial Narrow" w:hAnsi="Arial Narrow" w:cs="Arial Narrow"/>
           <w:kern w:val="0"/>
-          <ns2:ligatures ns2:val="none"/>
+          <w14:ligatures w14:val="none"/>
         </w:rPr>
         <w:t xml:space="preserve">que el hecho denunciado, consistente en que </w:t>
       </w:r>
@@ -3416,7 +3386,7 @@
         <w:rPr>
           <w:rFonts w:ascii="Arial Narrow" w:eastAsia="Arial Narrow" w:hAnsi="Arial Narrow" w:cs="Arial Narrow"/>
           <w:kern w:val="0"/>
-          <ns2:ligatures ns2:val="none"/>
+          <w14:ligatures w14:val="none"/>
         </w:rPr>
         <w:t xml:space="preserve">el </w:t>
       </w:r>
@@ -3424,7 +3394,7 @@
         <w:rPr>
           <w:rFonts w:ascii="Arial Narrow" w:eastAsia="Arial Narrow" w:hAnsi="Arial Narrow" w:cs="Arial Narrow"/>
           <w:kern w:val="0"/>
-          <ns2:ligatures ns2:val="none"/>
+          <w14:ligatures w14:val="none"/>
         </w:rPr>
         <w:t>Banco BBVA Perú S.A. habría hecho disposición de los fondos del denunciante para renovar la Póliza 2001-716888 del Seguro Vehicular mediante la emisión de la Póliza 0011-0960-400****258 el 12 de junio de 2024, pese a que la póliza inicial no contemplaba cláusula de renovación automática</w:t>
       </w:r>
@@ -3432,7 +3402,7 @@
         <w:rPr>
           <w:rFonts w:ascii="Arial Narrow" w:eastAsia="Arial Narrow" w:hAnsi="Arial Narrow" w:cs="Arial Narrow"/>
           <w:kern w:val="0"/>
-          <ns2:ligatures ns2:val="none"/>
+          <w14:ligatures w14:val="none"/>
         </w:rPr>
         <w:t xml:space="preserve">. </w:t>
       </w:r>
@@ -3443,7 +3413,7 @@
           <w:color w:val="000000"/>
           <w:kern w:val="0"/>
           <w:lang w:eastAsia="es-PE"/>
-          <ns2:ligatures ns2:val="none"/>
+          <w14:ligatures w14:val="none"/>
         </w:rPr>
         <w:t>Por consiguiente, corresponde calificar el hecho materia de denuncia como una presunta infracción al deber de protección contra los métodos comerciales</w:t>
       </w:r>
@@ -3454,7 +3424,7 @@
           <w:color w:val="000000"/>
           <w:kern w:val="0"/>
           <w:lang w:eastAsia="es-PE"/>
-          <ns2:ligatures ns2:val="none"/>
+          <w14:ligatures w14:val="none"/>
         </w:rPr>
         <w:t xml:space="preserve"> coercitivos</w:t>
       </w:r>
@@ -3465,7 +3435,7 @@
           <w:color w:val="000000"/>
           <w:kern w:val="0"/>
           <w:lang w:eastAsia="es-PE"/>
-          <ns2:ligatures ns2:val="none"/>
+          <w14:ligatures w14:val="none"/>
         </w:rPr>
         <w:t xml:space="preserve">, tipificado en </w:t>
       </w:r>
@@ -3476,7 +3446,7 @@
           <w:kern w:val="0"/>
           <w:shd w:val="clear" w:color="auto" w:fill="FFFFFF"/>
           <w:lang w:eastAsia="es-PE"/>
-          <ns2:ligatures ns2:val="none"/>
+          <w14:ligatures w14:val="none"/>
         </w:rPr>
         <w:t xml:space="preserve">literal </w:t>
       </w:r>
@@ -3487,7 +3457,7 @@
           <w:kern w:val="0"/>
           <w:shd w:val="clear" w:color="auto" w:fill="FFFFFF"/>
           <w:lang w:eastAsia="es-PE"/>
-          <ns2:ligatures ns2:val="none"/>
+          <w14:ligatures w14:val="none"/>
         </w:rPr>
         <w:t>c</w:t>
       </w:r>
@@ -3498,7 +3468,7 @@
           <w:kern w:val="0"/>
           <w:shd w:val="clear" w:color="auto" w:fill="FFFFFF"/>
           <w:lang w:eastAsia="es-PE"/>
-          <ns2:ligatures ns2:val="none"/>
+          <w14:ligatures w14:val="none"/>
         </w:rPr>
         <w:t xml:space="preserve">) del artículo 56 </w:t>
       </w:r>
@@ -3509,7 +3479,7 @@
           <w:color w:val="000000"/>
           <w:kern w:val="0"/>
           <w:lang w:eastAsia="es-PE"/>
-          <ns2:ligatures ns2:val="none"/>
+          <w14:ligatures w14:val="none"/>
         </w:rPr>
         <w:t>del Código</w:t>
       </w:r>
@@ -3528,24 +3498,24 @@
           <w:color w:val="000000"/>
           <w:kern w:val="0"/>
           <w:lang w:eastAsia="es-PE"/>
-          <ns2:ligatures ns2:val="none"/>
+          <w14:ligatures w14:val="none"/>
         </w:rPr>
         <w:t xml:space="preserve">. </w:t>
       </w:r>
     </w:p>
     <w:bookmarkEnd w:id="6"/>
-    <w:p ns2:paraId="6BDA4B7E" ns2:textId="49AF511E">
-      <w:pPr>
-        <w:spacing w:after="0" w:line="240" w:lineRule="auto"/>
-        <w:jc w:val="both"/>
-        <w:rPr>
-          <w:rFonts w:ascii="Arial Narrow" w:eastAsia="Arial Narrow" w:hAnsi="Arial Narrow" w:cs="Arial Narrow"/>
-          <w:kern w:val="0"/>
-          <ns2:ligatures ns2:val="none"/>
-        </w:rPr>
-      </w:pPr>
-    </w:p>
-    <w:p ns2:paraId="308F08C6" ns2:textId="515F1758">
+    <w:p>
+      <w:pPr>
+        <w:spacing w:after="0" w:line="240" w:lineRule="auto"/>
+        <w:jc w:val="both"/>
+        <w:rPr>
+          <w:rFonts w:ascii="Arial Narrow" w:eastAsia="Arial Narrow" w:hAnsi="Arial Narrow" w:cs="Arial Narrow"/>
+          <w:kern w:val="0"/>
+          <w14:ligatures w14:val="none"/>
+        </w:rPr>
+      </w:pPr>
+    </w:p>
+    <w:p>
       <w:pPr>
         <w:pStyle w:val="Prrafodelista"/>
         <w:numPr>
@@ -3558,14 +3528,14 @@
         <w:rPr>
           <w:rFonts w:ascii="Arial Narrow" w:eastAsia="Arial Narrow" w:hAnsi="Arial Narrow" w:cs="Arial Narrow"/>
           <w:kern w:val="0"/>
-          <ns2:ligatures ns2:val="none"/>
-        </w:rPr>
-      </w:pPr>
-      <w:r>
-        <w:rPr>
-          <w:rFonts w:ascii="Arial Narrow" w:eastAsia="Arial Narrow" w:hAnsi="Arial Narrow" w:cs="Arial Narrow"/>
-          <w:kern w:val="0"/>
-          <ns2:ligatures ns2:val="none"/>
+          <w14:ligatures w14:val="none"/>
+        </w:rPr>
+      </w:pPr>
+      <w:r>
+        <w:rPr>
+          <w:rFonts w:ascii="Arial Narrow" w:eastAsia="Arial Narrow" w:hAnsi="Arial Narrow" w:cs="Arial Narrow"/>
+          <w:kern w:val="0"/>
+          <w14:ligatures w14:val="none"/>
         </w:rPr>
         <w:t xml:space="preserve">Asimismo, </w:t>
       </w:r>
@@ -3575,7 +3545,7 @@
           <w:color w:val="000000"/>
           <w:kern w:val="0"/>
           <w:lang w:eastAsia="es-PE"/>
-          <ns2:ligatures ns2:val="none"/>
+          <w14:ligatures w14:val="none"/>
         </w:rPr>
         <w:t xml:space="preserve">la Secretaría Técnica, en ejercicio de sus facultades, considera </w:t>
       </w:r>
@@ -3583,7 +3553,7 @@
         <w:rPr>
           <w:rFonts w:ascii="Arial Narrow" w:eastAsia="Arial Narrow" w:hAnsi="Arial Narrow" w:cs="Arial"/>
           <w:kern w:val="0"/>
-          <ns2:ligatures ns2:val="none"/>
+          <w14:ligatures w14:val="none"/>
         </w:rPr>
         <w:t xml:space="preserve">que el hecho denunciado, consistente en que </w:t>
       </w:r>
@@ -3591,7 +3561,7 @@
         <w:rPr>
           <w:rFonts w:ascii="Arial Narrow" w:eastAsia="Arial Narrow" w:hAnsi="Arial Narrow" w:cs="Arial Narrow"/>
           <w:kern w:val="0"/>
-          <ns2:ligatures ns2:val="none"/>
+          <w14:ligatures w14:val="none"/>
         </w:rPr>
         <w:t>los proveedores denunciados no habrían cumplido con entregar oportunamente al denunciante los documentos contractuales de la Póliza 2001-716888 del Seguro Vehicular</w:t>
       </w:r>
@@ -3599,7 +3569,7 @@
         <w:rPr>
           <w:rFonts w:ascii="Arial Narrow" w:eastAsia="Arial Narrow" w:hAnsi="Arial Narrow" w:cs="Arial"/>
           <w:kern w:val="0"/>
-          <ns2:ligatures ns2:val="none"/>
+          <w14:ligatures w14:val="none"/>
         </w:rPr>
         <w:t>. Por consiguiente, corresponde calificar el hecho materia de denuncia como una presunta infracción al deber de entregar a los usuarios copia de los contratos y demás documentación relacionada con dichos actos jurídicos, tipificado en el literal e) del artículo 47 del Código</w:t>
       </w:r>
@@ -3609,7 +3579,7 @@
           <w:rFonts w:ascii="Arial Narrow" w:eastAsia="Arial Narrow" w:hAnsi="Arial Narrow" w:cs="Arial"/>
           <w:kern w:val="0"/>
           <w:vertAlign w:val="superscript"/>
-          <ns2:ligatures ns2:val="none"/>
+          <w14:ligatures w14:val="none"/>
         </w:rPr>
         <w:footnoteReference w:id="6"/>
       </w:r>
@@ -3617,23 +3587,23 @@
         <w:rPr>
           <w:rFonts w:ascii="Arial Narrow" w:eastAsia="Arial Narrow" w:hAnsi="Arial Narrow" w:cs="Arial"/>
           <w:kern w:val="0"/>
-          <ns2:ligatures ns2:val="none"/>
+          <w14:ligatures w14:val="none"/>
         </w:rPr>
         <w:t>.</w:t>
       </w:r>
     </w:p>
-    <w:p ns2:paraId="7A507243" ns2:textId="77777777">
-      <w:pPr>
-        <w:spacing w:after="0" w:line="240" w:lineRule="auto"/>
-        <w:jc w:val="both"/>
-        <w:rPr>
-          <w:rFonts w:ascii="Arial Narrow" w:eastAsia="Arial Narrow" w:hAnsi="Arial Narrow" w:cs="Arial Narrow"/>
-          <w:kern w:val="0"/>
-          <ns2:ligatures ns2:val="none"/>
-        </w:rPr>
-      </w:pPr>
-    </w:p>
-    <w:p ns2:paraId="272C2C84" ns2:textId="712F7775">
+    <w:p>
+      <w:pPr>
+        <w:spacing w:after="0" w:line="240" w:lineRule="auto"/>
+        <w:jc w:val="both"/>
+        <w:rPr>
+          <w:rFonts w:ascii="Arial Narrow" w:eastAsia="Arial Narrow" w:hAnsi="Arial Narrow" w:cs="Arial Narrow"/>
+          <w:kern w:val="0"/>
+          <w14:ligatures w14:val="none"/>
+        </w:rPr>
+      </w:pPr>
+    </w:p>
+    <w:p>
       <w:pPr>
         <w:pStyle w:val="Prrafodelista"/>
         <w:numPr>
@@ -3646,16 +3616,16 @@
         <w:rPr>
           <w:rFonts w:ascii="Arial Narrow" w:eastAsia="Arial Narrow" w:hAnsi="Arial Narrow" w:cs="Arial Narrow"/>
           <w:kern w:val="0"/>
-          <ns2:ligatures ns2:val="none"/>
-        </w:rPr>
-      </w:pPr>
-      <w:r>
-        <w:rPr>
-          <w:rFonts w:ascii="Arial Narrow" w:eastAsia="Times New Roman" w:hAnsi="Arial Narrow" w:cs="Arial"/>
-          <w:color w:val="000000"/>
-          <w:kern w:val="0"/>
-          <w:lang w:eastAsia="es-PE"/>
-          <ns2:ligatures ns2:val="none"/>
+          <w14:ligatures w14:val="none"/>
+        </w:rPr>
+      </w:pPr>
+      <w:r>
+        <w:rPr>
+          <w:rFonts w:ascii="Arial Narrow" w:eastAsia="Times New Roman" w:hAnsi="Arial Narrow" w:cs="Arial"/>
+          <w:color w:val="000000"/>
+          <w:kern w:val="0"/>
+          <w:lang w:eastAsia="es-PE"/>
+          <w14:ligatures w14:val="none"/>
         </w:rPr>
         <w:t xml:space="preserve">Además, la Secretaría Técnica, en ejercicio de sus facultades, considera </w:t>
       </w:r>
@@ -3663,7 +3633,7 @@
         <w:rPr>
           <w:rFonts w:ascii="Arial Narrow" w:eastAsia="Arial Narrow" w:hAnsi="Arial Narrow" w:cs="Arial"/>
           <w:kern w:val="0"/>
-          <ns2:ligatures ns2:val="none"/>
+          <w14:ligatures w14:val="none"/>
         </w:rPr>
         <w:t xml:space="preserve">que el hecho denunciado, consistente en que </w:t>
       </w:r>
@@ -3671,7 +3641,7 @@
         <w:rPr>
           <w:rFonts w:ascii="Arial Narrow" w:eastAsia="Arial Narrow" w:hAnsi="Arial Narrow" w:cs="Arial Narrow"/>
           <w:kern w:val="0"/>
-          <ns2:ligatures ns2:val="none"/>
+          <w14:ligatures w14:val="none"/>
         </w:rPr>
         <w:t>Rímac Seguros y Reaseguros S.A. no habría informado oportunamente al denunciante las condiciones contractuales de la Póliza 2001-716888 del Seguro Vehicular, impidiéndole ejercer oportunamente su derecho de arrepentimiento respecto del referido seguro</w:t>
       </w:r>
@@ -3682,7 +3652,7 @@
           <w:color w:val="000000"/>
           <w:kern w:val="0"/>
           <w:lang w:eastAsia="es-PE"/>
-          <ns2:ligatures ns2:val="none"/>
+          <w14:ligatures w14:val="none"/>
         </w:rPr>
         <w:t xml:space="preserve">. Por consiguiente, corresponde calificar el hecho materia de denuncia como una presunta infracción al deber de información, tipificado en el </w:t>
       </w:r>
@@ -3694,7 +3664,7 @@
           <w:color w:val="000000"/>
           <w:kern w:val="0"/>
           <w:lang w:eastAsia="es-PE"/>
-          <ns2:ligatures ns2:val="none"/>
+          <w14:ligatures w14:val="none"/>
         </w:rPr>
         <w:t xml:space="preserve">artículo 1, numeral 1, literal b) </w:t>
       </w:r>
@@ -3706,7 +3676,7 @@
           <w:color w:val="000000"/>
           <w:kern w:val="0"/>
           <w:lang w:eastAsia="es-PE"/>
-          <ns2:ligatures ns2:val="none"/>
+          <w14:ligatures w14:val="none"/>
         </w:rPr>
         <w:t>y al artículo 2 del Código</w:t>
       </w:r>
@@ -3719,7 +3689,7 @@
           <w:kern w:val="0"/>
           <w:vertAlign w:val="superscript"/>
           <w:lang w:eastAsia="es-PE"/>
-          <ns2:ligatures ns2:val="none"/>
+          <w14:ligatures w14:val="none"/>
         </w:rPr>
         <w:footnoteReference w:id="7"/>
       </w:r>
@@ -3730,12 +3700,12 @@
           <w:color w:val="000000"/>
           <w:kern w:val="0"/>
           <w:lang w:eastAsia="es-PE"/>
-          <ns2:ligatures ns2:val="none"/>
+          <w14:ligatures w14:val="none"/>
         </w:rPr>
         <w:t xml:space="preserve">. </w:t>
       </w:r>
     </w:p>
-    <w:p ns2:paraId="64B4971F" ns2:textId="77777777">
+    <w:p>
       <w:pPr>
         <w:pStyle w:val="Prrafodelista"/>
         <w:spacing w:line="240" w:lineRule="auto"/>
@@ -3745,11 +3715,11 @@
           <w:color w:val="000000"/>
           <w:kern w:val="0"/>
           <w:lang w:eastAsia="es-PE"/>
-          <ns2:ligatures ns2:val="none"/>
-        </w:rPr>
-      </w:pPr>
-    </w:p>
-    <w:p ns2:paraId="7B3C687A" ns2:textId="60D2B9A0">
+          <w14:ligatures w14:val="none"/>
+        </w:rPr>
+      </w:pPr>
+    </w:p>
+    <w:p>
       <w:pPr>
         <w:pStyle w:val="Prrafodelista"/>
         <w:numPr>
@@ -3762,14 +3732,14 @@
         <w:rPr>
           <w:rFonts w:ascii="Arial Narrow" w:eastAsia="Arial Narrow" w:hAnsi="Arial Narrow" w:cs="Arial Narrow"/>
           <w:kern w:val="0"/>
-          <ns2:ligatures ns2:val="none"/>
-        </w:rPr>
-      </w:pPr>
-      <w:r>
-        <w:rPr>
-          <w:rFonts w:ascii="Arial Narrow" w:eastAsia="Arial Narrow" w:hAnsi="Arial Narrow" w:cs="Arial Narrow"/>
-          <w:kern w:val="0"/>
-          <ns2:ligatures ns2:val="none"/>
+          <w14:ligatures w14:val="none"/>
+        </w:rPr>
+      </w:pPr>
+      <w:r>
+        <w:rPr>
+          <w:rFonts w:ascii="Arial Narrow" w:eastAsia="Arial Narrow" w:hAnsi="Arial Narrow" w:cs="Arial Narrow"/>
+          <w:kern w:val="0"/>
+          <w14:ligatures w14:val="none"/>
         </w:rPr>
         <w:t xml:space="preserve">Asimismo, </w:t>
       </w:r>
@@ -3777,7 +3747,7 @@
         <w:rPr>
           <w:rFonts w:ascii="Arial Narrow" w:eastAsia="Arial Narrow" w:hAnsi="Arial Narrow" w:cs="Arial Narrow"/>
           <w:kern w:val="0"/>
-          <ns2:ligatures ns2:val="none"/>
+          <w14:ligatures w14:val="none"/>
         </w:rPr>
         <w:t xml:space="preserve">la Secretaría Técnica, en ejercicio de sus facultades, </w:t>
       </w:r>
@@ -3787,7 +3757,7 @@
           <w:color w:val="000000"/>
           <w:kern w:val="0"/>
           <w:lang w:eastAsia="es-PE"/>
-          <ns2:ligatures ns2:val="none"/>
+          <w14:ligatures w14:val="none"/>
         </w:rPr>
         <w:t xml:space="preserve">considera </w:t>
       </w:r>
@@ -3795,7 +3765,7 @@
         <w:rPr>
           <w:rFonts w:ascii="Arial Narrow" w:eastAsia="Arial Narrow" w:hAnsi="Arial Narrow" w:cs="Arial Narrow"/>
           <w:kern w:val="0"/>
-          <ns2:ligatures ns2:val="none"/>
+          <w14:ligatures w14:val="none"/>
         </w:rPr>
         <w:t>que el hecho denunciado</w:t>
       </w:r>
@@ -3805,7 +3775,7 @@
           <w:color w:val="000000"/>
           <w:kern w:val="0"/>
           <w:lang w:eastAsia="es-PE"/>
-          <ns2:ligatures ns2:val="none"/>
+          <w14:ligatures w14:val="none"/>
         </w:rPr>
         <w:t xml:space="preserve">, consistente en que </w:t>
       </w:r>
@@ -3815,7 +3785,7 @@
           <w:color w:val="000000"/>
           <w:kern w:val="0"/>
           <w:lang w:val="es-ES" w:eastAsia="es-ES"/>
-          <ns2:ligatures ns2:val="none"/>
+          <w14:ligatures w14:val="none"/>
         </w:rPr>
         <w:t>el Banco BBVA Perú S.A. habría brindado una respuesta inadecuada al reclamo presentado por el denunciante el 18 de octubre de 2023</w:t>
       </w:r>
@@ -3825,7 +3795,7 @@
           <w:color w:val="000000"/>
           <w:kern w:val="0"/>
           <w:lang w:eastAsia="es-PE"/>
-          <ns2:ligatures ns2:val="none"/>
+          <w14:ligatures w14:val="none"/>
         </w:rPr>
         <w:t>. Por consiguiente, corresponde calificar el hecho materia de denuncia como una presunta infracción al</w:t>
       </w:r>
@@ -3833,7 +3803,7 @@
         <w:rPr>
           <w:rFonts w:ascii="Arial Narrow" w:eastAsia="Arial Narrow" w:hAnsi="Arial Narrow" w:cs="Arial Narrow"/>
           <w:kern w:val="0"/>
-          <ns2:ligatures ns2:val="none"/>
+          <w14:ligatures w14:val="none"/>
         </w:rPr>
         <w:t xml:space="preserve"> numeral 88.1</w:t>
       </w:r>
@@ -3841,7 +3811,7 @@
         <w:rPr>
           <w:rFonts w:ascii="Arial Narrow" w:eastAsia="Arial Narrow" w:hAnsi="Arial Narrow" w:cs="Arial Narrow"/>
           <w:kern w:val="0"/>
-          <ns2:ligatures ns2:val="none"/>
+          <w14:ligatures w14:val="none"/>
         </w:rPr>
         <w:t/>
       </w:r>
@@ -3849,7 +3819,7 @@
         <w:rPr>
           <w:rFonts w:ascii="Arial Narrow" w:eastAsia="Arial Narrow" w:hAnsi="Arial Narrow" w:cs="Arial Narrow"/>
           <w:kern w:val="0"/>
-          <ns2:ligatures ns2:val="none"/>
+          <w14:ligatures w14:val="none"/>
         </w:rPr>
         <w:t xml:space="preserve"> del artículo 88</w:t>
       </w:r>
@@ -3857,7 +3827,7 @@
         <w:rPr>
           <w:rFonts w:ascii="Arial Narrow" w:eastAsia="Arial Narrow" w:hAnsi="Arial Narrow" w:cs="Arial Narrow"/>
           <w:kern w:val="0"/>
-          <ns2:ligatures ns2:val="none"/>
+          <w14:ligatures w14:val="none"/>
         </w:rPr>
         <w:t/>
       </w:r>
@@ -3865,7 +3835,7 @@
         <w:rPr>
           <w:rFonts w:ascii="Arial Narrow" w:eastAsia="Arial Narrow" w:hAnsi="Arial Narrow" w:cs="Arial Narrow"/>
           <w:kern w:val="0"/>
-          <ns2:ligatures ns2:val="none"/>
+          <w14:ligatures w14:val="none"/>
         </w:rPr>
         <w:t xml:space="preserve"> del Código</w:t>
       </w:r>
@@ -3875,7 +3845,7 @@
           <w:rFonts w:ascii="Arial Narrow" w:eastAsia="Arial Narrow" w:hAnsi="Arial Narrow" w:cs="Arial"/>
           <w:kern w:val="0"/>
           <w:vertAlign w:val="superscript"/>
-          <ns2:ligatures ns2:val="none"/>
+          <w14:ligatures w14:val="none"/>
         </w:rPr>
         <w:footnoteReference w:id="8"/>
       </w:r>
@@ -3883,22 +3853,22 @@
         <w:rPr>
           <w:rFonts w:ascii="Arial Narrow" w:eastAsia="Arial Narrow" w:hAnsi="Arial Narrow" w:cs="Arial Narrow"/>
           <w:kern w:val="0"/>
-          <ns2:ligatures ns2:val="none"/>
+          <w14:ligatures w14:val="none"/>
         </w:rPr>
         <w:t>.</w:t>
       </w:r>
     </w:p>
-    <w:p ns2:paraId="0D350856" ns2:textId="77777777">
+    <w:p>
       <w:pPr>
         <w:pStyle w:val="Prrafodelista"/>
         <w:rPr>
           <w:rFonts w:ascii="Arial Narrow" w:eastAsia="Arial Narrow" w:hAnsi="Arial Narrow" w:cs="Arial Narrow"/>
           <w:kern w:val="0"/>
-          <ns2:ligatures ns2:val="none"/>
-        </w:rPr>
-      </w:pPr>
-    </w:p>
-    <w:p ns2:paraId="4D067EA3" ns2:textId="28BF2007">
+          <w14:ligatures w14:val="none"/>
+        </w:rPr>
+      </w:pPr>
+    </w:p>
+    <w:p>
       <w:pPr>
         <w:pStyle w:val="Prrafodelista"/>
         <w:numPr>
@@ -3911,14 +3881,14 @@
         <w:rPr>
           <w:rFonts w:ascii="Arial Narrow" w:eastAsia="Arial Narrow" w:hAnsi="Arial Narrow" w:cs="Arial Narrow"/>
           <w:kern w:val="0"/>
-          <ns2:ligatures ns2:val="none"/>
-        </w:rPr>
-      </w:pPr>
-      <w:r>
-        <w:rPr>
-          <w:rFonts w:ascii="Arial Narrow" w:eastAsia="Arial Narrow" w:hAnsi="Arial Narrow" w:cs="Arial Narrow"/>
-          <w:kern w:val="0"/>
-          <ns2:ligatures ns2:val="none"/>
+          <w14:ligatures w14:val="none"/>
+        </w:rPr>
+      </w:pPr>
+      <w:r>
+        <w:rPr>
+          <w:rFonts w:ascii="Arial Narrow" w:eastAsia="Arial Narrow" w:hAnsi="Arial Narrow" w:cs="Arial Narrow"/>
+          <w:kern w:val="0"/>
+          <w14:ligatures w14:val="none"/>
         </w:rPr>
         <w:t xml:space="preserve">Adicionalmente, la Secretaría Técnica, en ejercicio de sus facultades, </w:t>
       </w:r>
@@ -3928,7 +3898,7 @@
           <w:color w:val="000000"/>
           <w:kern w:val="0"/>
           <w:lang w:eastAsia="es-PE"/>
-          <ns2:ligatures ns2:val="none"/>
+          <w14:ligatures w14:val="none"/>
         </w:rPr>
         <w:t xml:space="preserve">considera </w:t>
       </w:r>
@@ -3936,7 +3906,7 @@
         <w:rPr>
           <w:rFonts w:ascii="Arial Narrow" w:eastAsia="Arial Narrow" w:hAnsi="Arial Narrow" w:cs="Arial Narrow"/>
           <w:kern w:val="0"/>
-          <ns2:ligatures ns2:val="none"/>
+          <w14:ligatures w14:val="none"/>
         </w:rPr>
         <w:t>que el hecho denunciado</w:t>
       </w:r>
@@ -3946,7 +3916,7 @@
           <w:color w:val="000000"/>
           <w:kern w:val="0"/>
           <w:lang w:eastAsia="es-PE"/>
-          <ns2:ligatures ns2:val="none"/>
+          <w14:ligatures w14:val="none"/>
         </w:rPr>
         <w:t xml:space="preserve">, consistente en que </w:t>
       </w:r>
@@ -3956,7 +3926,7 @@
           <w:color w:val="000000"/>
           <w:kern w:val="0"/>
           <w:lang w:val="es-ES" w:eastAsia="es-ES"/>
-          <ns2:ligatures ns2:val="none"/>
+          <w14:ligatures w14:val="none"/>
         </w:rPr>
         <w:t>el Banco BBVA Perú S.A. habría brindado una respuesta inadecuada al reclamo presentado por el denunciante el 22 de enero de 2025</w:t>
       </w:r>
@@ -3966,7 +3936,7 @@
           <w:color w:val="000000"/>
           <w:kern w:val="0"/>
           <w:lang w:eastAsia="es-PE"/>
-          <ns2:ligatures ns2:val="none"/>
+          <w14:ligatures w14:val="none"/>
         </w:rPr>
         <w:t>. Por consiguiente, corresponde calificar el hecho materia de denuncia como una presunta infracción al</w:t>
       </w:r>
@@ -3974,12 +3944,12 @@
         <w:rPr>
           <w:rFonts w:ascii="Arial Narrow" w:eastAsia="Arial Narrow" w:hAnsi="Arial Narrow" w:cs="Arial Narrow"/>
           <w:kern w:val="0"/>
-          <ns2:ligatures ns2:val="none"/>
+          <w14:ligatures w14:val="none"/>
         </w:rPr>
         <w:t xml:space="preserve"> numeral 88.1 del artículo 88 del Código.</w:t>
       </w:r>
     </w:p>
-    <w:p ns2:paraId="2E7770E0" ns2:textId="77777777">
+    <w:p>
       <w:pPr>
         <w:pStyle w:val="Prrafodelista"/>
         <w:spacing w:after="0" w:line="240" w:lineRule="auto"/>
@@ -3989,11 +3959,11 @@
           <w:rFonts w:ascii="Arial Narrow" w:eastAsia="Calibri" w:hAnsi="Arial Narrow" w:cs="Arial Narrow"/>
           <w:kern w:val="0"/>
           <w:lang w:eastAsia="es-PE"/>
-          <ns2:ligatures ns2:val="none"/>
-        </w:rPr>
-      </w:pPr>
-    </w:p>
-    <w:p ns2:paraId="37321452" ns2:textId="77777777">
+          <w14:ligatures w14:val="none"/>
+        </w:rPr>
+      </w:pPr>
+    </w:p>
+    <w:p>
       <w:pPr>
         <w:pStyle w:val="Prrafodelista"/>
         <w:numPr>
@@ -4007,7 +3977,7 @@
           <w:rFonts w:ascii="Arial Narrow" w:eastAsia="Calibri" w:hAnsi="Arial Narrow" w:cs="Arial Narrow"/>
           <w:kern w:val="0"/>
           <w:lang w:eastAsia="es-PE"/>
-          <ns2:ligatures ns2:val="none"/>
+          <w14:ligatures w14:val="none"/>
         </w:rPr>
       </w:pPr>
       <w:r>
@@ -4016,7 +3986,7 @@
           <w:color w:val="000000"/>
           <w:kern w:val="0"/>
           <w:lang w:eastAsia="es-PE"/>
-          <ns2:ligatures ns2:val="none"/>
+          <w14:ligatures w14:val="none"/>
         </w:rPr>
         <w:t>En tanto la denuncia reúne los requisitos establecidos por la norma citada, corresponde admitirla a trámite</w:t>
       </w:r>
@@ -4026,7 +3996,7 @@
           <w:rFonts w:ascii="Arial Narrow" w:eastAsia="Arial Narrow" w:hAnsi="Arial Narrow" w:cs="Arial Narrow"/>
           <w:kern w:val="0"/>
           <w:vertAlign w:val="superscript"/>
-          <ns2:ligatures ns2:val="none"/>
+          <w14:ligatures w14:val="none"/>
         </w:rPr>
         <w:footnoteReference w:id="9"/>
       </w:r>
@@ -4036,12 +4006,12 @@
           <w:color w:val="000000"/>
           <w:kern w:val="0"/>
           <w:lang w:eastAsia="es-PE"/>
-          <ns2:ligatures ns2:val="none"/>
+          <w14:ligatures w14:val="none"/>
         </w:rPr>
         <w:t>.</w:t>
       </w:r>
     </w:p>
-    <w:p ns2:paraId="17426A8E" ns2:textId="77777777">
+    <w:p>
       <w:pPr>
         <w:spacing w:after="0" w:line="240" w:lineRule="auto"/>
         <w:ind w:left="567"/>
@@ -4052,11 +4022,11 @@
           <w:color w:val="000000"/>
           <w:kern w:val="0"/>
           <w:lang w:eastAsia="es-PE"/>
-          <ns2:ligatures ns2:val="none"/>
-        </w:rPr>
-      </w:pPr>
-    </w:p>
-    <w:p ns2:paraId="69FE781D" ns2:textId="77777777">
+          <w14:ligatures w14:val="none"/>
+        </w:rPr>
+      </w:pPr>
+    </w:p>
+    <w:p>
       <w:pPr>
         <w:pStyle w:val="Prrafodelista"/>
         <w:numPr>
@@ -4076,22 +4046,22 @@
           <w:color w:val="000000"/>
           <w:kern w:val="0"/>
           <w:lang w:eastAsia="es-PE"/>
-          <ns2:ligatures ns2:val="none"/>
-        </w:rPr>
-      </w:pPr>
-      <w:r>
-        <w:rPr>
-          <w:rFonts w:ascii="Arial Narrow" w:eastAsia="Arial Narrow" w:hAnsi="Arial Narrow" w:cs="Arial Narrow"/>
-          <w:b/>
-          <w:color w:val="000000"/>
-          <w:kern w:val="0"/>
-          <w:lang w:eastAsia="es-PE"/>
-          <ns2:ligatures ns2:val="none"/>
+          <w14:ligatures w14:val="none"/>
+        </w:rPr>
+      </w:pPr>
+      <w:r>
+        <w:rPr>
+          <w:rFonts w:ascii="Arial Narrow" w:eastAsia="Arial Narrow" w:hAnsi="Arial Narrow" w:cs="Arial Narrow"/>
+          <w:b/>
+          <w:color w:val="000000"/>
+          <w:kern w:val="0"/>
+          <w:lang w:eastAsia="es-PE"/>
+          <w14:ligatures w14:val="none"/>
         </w:rPr>
         <w:t>REQUERIMIENTO DE INFORMACION</w:t>
       </w:r>
     </w:p>
-    <w:p ns2:paraId="6252E905" ns2:textId="77777777">
+    <w:p>
       <w:pPr>
         <w:spacing w:after="0" w:line="240" w:lineRule="auto"/>
         <w:jc w:val="both"/>
@@ -4100,11 +4070,11 @@
           <w:color w:val="000000"/>
           <w:kern w:val="0"/>
           <w:lang w:val="es-ES" w:eastAsia="es-ES"/>
-          <ns2:ligatures ns2:val="none"/>
-        </w:rPr>
-      </w:pPr>
-    </w:p>
-    <w:p ns2:paraId="21C241A8" ns2:textId="77777777">
+          <w14:ligatures w14:val="none"/>
+        </w:rPr>
+      </w:pPr>
+    </w:p>
+    <w:p>
       <w:pPr>
         <w:pStyle w:val="Prrafodelista"/>
         <w:numPr>
@@ -4119,7 +4089,7 @@
           <w:color w:val="000000"/>
           <w:kern w:val="0"/>
           <w:lang w:val="es-ES" w:eastAsia="es-ES"/>
-          <ns2:ligatures ns2:val="none"/>
+          <w14:ligatures w14:val="none"/>
         </w:rPr>
       </w:pPr>
       <w:r>
@@ -4128,7 +4098,7 @@
           <w:color w:val="000000"/>
           <w:kern w:val="0"/>
           <w:lang w:val="es-ES" w:eastAsia="es-ES"/>
-          <ns2:ligatures ns2:val="none"/>
+          <w14:ligatures w14:val="none"/>
         </w:rPr>
         <w:t xml:space="preserve">A efectos de tener mayores elementos que sirvan para la resolución definitiva del presente caso, la Secretaría Técnica, en ejercicio de las facultades que la ley le confiere, </w:t>
       </w:r>
@@ -4139,7 +4109,7 @@
           <w:color w:val="000000"/>
           <w:kern w:val="0"/>
           <w:lang w:val="es-ES" w:eastAsia="es-ES"/>
-          <ns2:ligatures ns2:val="none"/>
+          <w14:ligatures w14:val="none"/>
         </w:rPr>
         <w:t xml:space="preserve">conviene requerir a los proveedores denunciados </w:t>
       </w:r>
@@ -4150,7 +4120,7 @@
           <w:color w:val="000000"/>
           <w:kern w:val="0"/>
           <w:lang w:val="es-ES" w:eastAsia="es-ES"/>
-          <ns2:ligatures ns2:val="none"/>
+          <w14:ligatures w14:val="none"/>
         </w:rPr>
         <w:t>que, en un plazo no mayor de cinco (5) días hábiles contado a partir del día siguiente de la notificación de la</w:t>
       </w:r>
@@ -4160,7 +4130,7 @@
           <w:color w:val="000000"/>
           <w:kern w:val="0"/>
           <w:lang w:val="es-ES" w:eastAsia="es-ES"/>
-          <ns2:ligatures ns2:val="none"/>
+          <w14:ligatures w14:val="none"/>
         </w:rPr>
         <w:t xml:space="preserve"> presente resolución, </w:t>
       </w:r>
@@ -4171,12 +4141,12 @@
           <w:color w:val="000000"/>
           <w:kern w:val="0"/>
           <w:lang w:val="es-ES" w:eastAsia="es-ES"/>
-          <ns2:ligatures ns2:val="none"/>
+          <w14:ligatures w14:val="none"/>
         </w:rPr>
         <w:t>cumplan con lo siguiente:</w:t>
       </w:r>
     </w:p>
-    <w:p ns2:paraId="345D7F88" ns2:textId="77777777">
+    <w:p>
       <w:pPr>
         <w:pStyle w:val="Prrafodelista"/>
         <w:spacing w:after="0" w:line="240" w:lineRule="auto"/>
@@ -4187,11 +4157,11 @@
           <w:color w:val="000000"/>
           <w:kern w:val="0"/>
           <w:lang w:val="es-ES" w:eastAsia="es-ES"/>
-          <ns2:ligatures ns2:val="none"/>
-        </w:rPr>
-      </w:pPr>
-    </w:p>
-    <w:p ns2:paraId="01F25269" ns2:textId="3FAF4262">
+          <w14:ligatures w14:val="none"/>
+        </w:rPr>
+      </w:pPr>
+    </w:p>
+    <w:p>
       <w:pPr>
         <w:pStyle w:val="Prrafodelista"/>
         <w:spacing w:after="0" w:line="240" w:lineRule="auto"/>
@@ -4202,7 +4172,7 @@
           <w:color w:val="000000"/>
           <w:kern w:val="0"/>
           <w:lang w:val="es-ES" w:eastAsia="es-ES"/>
-          <ns2:ligatures ns2:val="none"/>
+          <w14:ligatures w14:val="none"/>
         </w:rPr>
       </w:pPr>
       <w:r>
@@ -4212,7 +4182,7 @@
           <w:kern w:val="0"/>
           <w:u w:val="single"/>
           <w:lang w:val="es-ES" w:eastAsia="es-ES"/>
-          <ns2:ligatures ns2:val="none"/>
+          <w14:ligatures w14:val="none"/>
         </w:rPr>
         <w:t xml:space="preserve">A </w:t>
       </w:r>
@@ -4223,7 +4193,7 @@
           <w:kern w:val="0"/>
           <w:u w:val="single"/>
           <w:lang w:val="es-ES" w:eastAsia="es-ES"/>
-          <ns2:ligatures ns2:val="none"/>
+          <w14:ligatures w14:val="none"/>
         </w:rPr>
         <w:t>Rímac</w:t>
       </w:r>
@@ -4233,7 +4203,7 @@
           <w:color w:val="000000"/>
           <w:kern w:val="0"/>
           <w:lang w:val="es-ES" w:eastAsia="es-ES"/>
-          <ns2:ligatures ns2:val="none"/>
+          <w14:ligatures w14:val="none"/>
         </w:rPr>
         <w:t xml:space="preserve">: (i) presentar una copia debidamente suscrita de la Póliza </w:t>
       </w:r>
@@ -4243,7 +4213,7 @@
           <w:color w:val="000000"/>
           <w:kern w:val="0"/>
           <w:lang w:eastAsia="es-ES"/>
-          <ns2:ligatures ns2:val="none"/>
+          <w14:ligatures w14:val="none"/>
         </w:rPr>
         <w:t xml:space="preserve"/>
       </w:r>
@@ -4253,7 +4223,7 @@
           <w:color w:val="000000"/>
           <w:kern w:val="0"/>
           <w:lang w:eastAsia="es-ES"/>
-          <ns2:ligatures ns2:val="none"/>
+          <w14:ligatures w14:val="none"/>
         </w:rPr>
         <w:t xml:space="preserve">2001-716888 </w:t>
       </w:r>
@@ -4263,7 +4233,7 @@
           <w:color w:val="000000"/>
           <w:kern w:val="0"/>
           <w:lang w:val="es-ES" w:eastAsia="es-ES"/>
-          <ns2:ligatures ns2:val="none"/>
+          <w14:ligatures w14:val="none"/>
         </w:rPr>
         <w:t xml:space="preserve">del Seguro Vehicular materia de denuncia; </w:t>
       </w:r>
@@ -4273,7 +4243,7 @@
           <w:color w:val="000000"/>
           <w:kern w:val="0"/>
           <w:lang w:val="es-ES" w:eastAsia="es-ES"/>
-          <ns2:ligatures ns2:val="none"/>
+          <w14:ligatures w14:val="none"/>
         </w:rPr>
         <w:t>(</w:t>
       </w:r>
@@ -4284,7 +4254,7 @@
           <w:color w:val="000000"/>
           <w:kern w:val="0"/>
           <w:lang w:val="es-ES" w:eastAsia="es-ES"/>
-          <ns2:ligatures ns2:val="none"/>
+          <w14:ligatures w14:val="none"/>
         </w:rPr>
         <w:t>ii</w:t>
       </w:r>
@@ -4295,7 +4265,7 @@
           <w:color w:val="000000"/>
           <w:kern w:val="0"/>
           <w:lang w:val="es-ES" w:eastAsia="es-ES"/>
-          <ns2:ligatures ns2:val="none"/>
+          <w14:ligatures w14:val="none"/>
         </w:rPr>
         <w:t xml:space="preserve">) presentar una copia debidamente suscrita de la Póliza </w:t>
       </w:r>
@@ -4305,7 +4275,7 @@
           <w:color w:val="000000"/>
           <w:kern w:val="0"/>
           <w:lang w:eastAsia="es-ES"/>
-          <ns2:ligatures ns2:val="none"/>
+          <w14:ligatures w14:val="none"/>
         </w:rPr>
         <w:t xml:space="preserve"/>
       </w:r>
@@ -4315,7 +4285,7 @@
           <w:color w:val="000000"/>
           <w:kern w:val="0"/>
           <w:lang w:eastAsia="es-ES"/>
-          <ns2:ligatures ns2:val="none"/>
+          <w14:ligatures w14:val="none"/>
         </w:rPr>
         <w:t xml:space="preserve">0011-0960-400****258 </w:t>
       </w:r>
@@ -4325,7 +4295,7 @@
           <w:color w:val="000000"/>
           <w:kern w:val="0"/>
           <w:lang w:val="es-ES" w:eastAsia="es-ES"/>
-          <ns2:ligatures ns2:val="none"/>
+          <w14:ligatures w14:val="none"/>
         </w:rPr>
         <w:t>del Seguro Vehicular materia de denuncia; (</w:t>
       </w:r>
@@ -4336,7 +4306,7 @@
           <w:color w:val="000000"/>
           <w:kern w:val="0"/>
           <w:lang w:val="es-ES" w:eastAsia="es-ES"/>
-          <ns2:ligatures ns2:val="none"/>
+          <w14:ligatures w14:val="none"/>
         </w:rPr>
         <w:t>iii</w:t>
       </w:r>
@@ -4347,7 +4317,7 @@
           <w:color w:val="000000"/>
           <w:kern w:val="0"/>
           <w:lang w:val="es-ES" w:eastAsia="es-ES"/>
-          <ns2:ligatures ns2:val="none"/>
+          <w14:ligatures w14:val="none"/>
         </w:rPr>
         <w:t xml:space="preserve">) presentar los medios probatorios que acrediten que </w:t>
       </w:r>
@@ -4357,7 +4327,7 @@
           <w:color w:val="000000"/>
           <w:kern w:val="0"/>
           <w:lang w:val="es-ES" w:eastAsia="es-ES"/>
-          <ns2:ligatures ns2:val="none"/>
+          <w14:ligatures w14:val="none"/>
         </w:rPr>
         <w:t xml:space="preserve">gestionó </w:t>
       </w:r>
@@ -4367,7 +4337,7 @@
           <w:color w:val="000000"/>
           <w:kern w:val="0"/>
           <w:lang w:val="es-ES" w:eastAsia="es-ES"/>
-          <ns2:ligatures ns2:val="none"/>
+          <w14:ligatures w14:val="none"/>
         </w:rPr>
         <w:t xml:space="preserve">adecuadamente la renovación de la </w:t>
       </w:r>
@@ -4377,7 +4347,7 @@
           <w:color w:val="000000"/>
           <w:kern w:val="0"/>
           <w:lang w:val="es-ES" w:eastAsia="es-ES"/>
-          <ns2:ligatures ns2:val="none"/>
+          <w14:ligatures w14:val="none"/>
         </w:rPr>
         <w:t xml:space="preserve">Póliza </w:t>
       </w:r>
@@ -4387,7 +4357,7 @@
           <w:color w:val="000000"/>
           <w:kern w:val="0"/>
           <w:lang w:eastAsia="es-ES"/>
-          <ns2:ligatures ns2:val="none"/>
+          <w14:ligatures w14:val="none"/>
         </w:rPr>
         <w:t xml:space="preserve">2001-716888; </w:t>
       </w:r>
@@ -4397,7 +4367,7 @@
           <w:color w:val="000000"/>
           <w:kern w:val="0"/>
           <w:lang w:val="es-ES" w:eastAsia="es-ES"/>
-          <ns2:ligatures ns2:val="none"/>
+          <w14:ligatures w14:val="none"/>
         </w:rPr>
         <w:t>y, (</w:t>
       </w:r>
@@ -4408,7 +4378,7 @@
           <w:color w:val="000000"/>
           <w:kern w:val="0"/>
           <w:lang w:val="es-ES" w:eastAsia="es-ES"/>
-          <ns2:ligatures ns2:val="none"/>
+          <w14:ligatures w14:val="none"/>
         </w:rPr>
         <w:t>iv</w:t>
       </w:r>
@@ -4419,12 +4389,12 @@
           <w:color w:val="000000"/>
           <w:kern w:val="0"/>
           <w:lang w:val="es-ES" w:eastAsia="es-ES"/>
-          <ns2:ligatures ns2:val="none"/>
+          <w14:ligatures w14:val="none"/>
         </w:rPr>
         <w:t>) presentar todas las comunicaciones cursadas con la parte denunciante en virtud de los hechos materia de denuncia.</w:t>
       </w:r>
     </w:p>
-    <w:p ns2:paraId="48503CFE" ns2:textId="77777777">
+    <w:p>
       <w:pPr>
         <w:pStyle w:val="Prrafodelista"/>
         <w:spacing w:after="0" w:line="240" w:lineRule="auto"/>
@@ -4436,11 +4406,11 @@
           <w:kern w:val="0"/>
           <w:u w:val="single"/>
           <w:lang w:val="es-ES" w:eastAsia="es-ES"/>
-          <ns2:ligatures ns2:val="none"/>
-        </w:rPr>
-      </w:pPr>
-    </w:p>
-    <w:p ns2:paraId="4940B49E" ns2:textId="42FC9EA6">
+          <w14:ligatures w14:val="none"/>
+        </w:rPr>
+      </w:pPr>
+    </w:p>
+    <w:p>
       <w:pPr>
         <w:pStyle w:val="Prrafodelista"/>
         <w:spacing w:after="0" w:line="240" w:lineRule="auto"/>
@@ -4452,7 +4422,7 @@
           <w:kern w:val="0"/>
           <w:u w:val="single"/>
           <w:lang w:val="es-ES" w:eastAsia="es-ES"/>
-          <ns2:ligatures ns2:val="none"/>
+          <w14:ligatures w14:val="none"/>
         </w:rPr>
       </w:pPr>
       <w:r>
@@ -4462,7 +4432,7 @@
           <w:kern w:val="0"/>
           <w:u w:val="single"/>
           <w:lang w:val="es-ES" w:eastAsia="es-ES"/>
-          <ns2:ligatures ns2:val="none"/>
+          <w14:ligatures w14:val="none"/>
         </w:rPr>
         <w:t>A</w:t>
       </w:r>
@@ -4473,7 +4443,7 @@
           <w:kern w:val="0"/>
           <w:u w:val="single"/>
           <w:lang w:val="es-ES" w:eastAsia="es-ES"/>
-          <ns2:ligatures ns2:val="none"/>
+          <w14:ligatures w14:val="none"/>
         </w:rPr>
         <w:t>l</w:t>
       </w:r>
@@ -4484,7 +4454,7 @@
           <w:kern w:val="0"/>
           <w:u w:val="single"/>
           <w:lang w:val="es-ES" w:eastAsia="es-ES"/>
-          <ns2:ligatures ns2:val="none"/>
+          <w14:ligatures w14:val="none"/>
         </w:rPr>
         <w:t xml:space="preserve"> </w:t>
       </w:r>
@@ -4495,7 +4465,7 @@
           <w:kern w:val="0"/>
           <w:u w:val="single"/>
           <w:lang w:val="es-ES" w:eastAsia="es-ES"/>
-          <ns2:ligatures ns2:val="none"/>
+          <w14:ligatures w14:val="none"/>
         </w:rPr>
         <w:t>Banco</w:t>
       </w:r>
@@ -4505,7 +4475,7 @@
           <w:color w:val="000000"/>
           <w:kern w:val="0"/>
           <w:lang w:val="es-ES" w:eastAsia="es-ES"/>
-          <ns2:ligatures ns2:val="none"/>
+          <w14:ligatures w14:val="none"/>
         </w:rPr>
         <w:t>:</w:t>
       </w:r>
@@ -4515,7 +4485,7 @@
           <w:color w:val="000000"/>
           <w:kern w:val="0"/>
           <w:lang w:eastAsia="es-ES"/>
-          <ns2:ligatures ns2:val="none"/>
+          <w14:ligatures w14:val="none"/>
         </w:rPr>
         <w:t xml:space="preserve"> </w:t>
       </w:r>
@@ -4525,7 +4495,7 @@
           <w:color w:val="000000"/>
           <w:kern w:val="0"/>
           <w:lang w:val="es-ES" w:eastAsia="es-ES"/>
-          <ns2:ligatures ns2:val="none"/>
+          <w14:ligatures w14:val="none"/>
         </w:rPr>
         <w:t xml:space="preserve">(i) presentar una copia debidamente suscrita de la Póliza </w:t>
       </w:r>
@@ -4535,7 +4505,7 @@
           <w:color w:val="000000"/>
           <w:kern w:val="0"/>
           <w:lang w:eastAsia="es-ES"/>
-          <ns2:ligatures ns2:val="none"/>
+          <w14:ligatures w14:val="none"/>
         </w:rPr>
         <w:t xml:space="preserve"/>
       </w:r>
@@ -4545,7 +4515,7 @@
           <w:color w:val="000000"/>
           <w:kern w:val="0"/>
           <w:lang w:eastAsia="es-ES"/>
-          <ns2:ligatures ns2:val="none"/>
+          <w14:ligatures w14:val="none"/>
         </w:rPr>
         <w:t xml:space="preserve">2001-716888 </w:t>
       </w:r>
@@ -4555,7 +4525,7 @@
           <w:color w:val="000000"/>
           <w:kern w:val="0"/>
           <w:lang w:val="es-ES" w:eastAsia="es-ES"/>
-          <ns2:ligatures ns2:val="none"/>
+          <w14:ligatures w14:val="none"/>
         </w:rPr>
         <w:t>del Seguro Vehicular materia de denuncia; (</w:t>
       </w:r>
@@ -4566,7 +4536,7 @@
           <w:color w:val="000000"/>
           <w:kern w:val="0"/>
           <w:lang w:val="es-ES" w:eastAsia="es-ES"/>
-          <ns2:ligatures ns2:val="none"/>
+          <w14:ligatures w14:val="none"/>
         </w:rPr>
         <w:t>ii</w:t>
       </w:r>
@@ -4577,7 +4547,7 @@
           <w:color w:val="000000"/>
           <w:kern w:val="0"/>
           <w:lang w:val="es-ES" w:eastAsia="es-ES"/>
-          <ns2:ligatures ns2:val="none"/>
+          <w14:ligatures w14:val="none"/>
         </w:rPr>
         <w:t xml:space="preserve">) presentar una copia debidamente suscrita de la Póliza </w:t>
       </w:r>
@@ -4587,7 +4557,7 @@
           <w:color w:val="000000"/>
           <w:kern w:val="0"/>
           <w:lang w:eastAsia="es-ES"/>
-          <ns2:ligatures ns2:val="none"/>
+          <w14:ligatures w14:val="none"/>
         </w:rPr>
         <w:t xml:space="preserve"/>
       </w:r>
@@ -4597,7 +4567,7 @@
           <w:color w:val="000000"/>
           <w:kern w:val="0"/>
           <w:lang w:eastAsia="es-ES"/>
-          <ns2:ligatures ns2:val="none"/>
+          <w14:ligatures w14:val="none"/>
         </w:rPr>
         <w:t xml:space="preserve">0011-0960-400****258 </w:t>
       </w:r>
@@ -4607,7 +4577,7 @@
           <w:color w:val="000000"/>
           <w:kern w:val="0"/>
           <w:lang w:val="es-ES" w:eastAsia="es-ES"/>
-          <ns2:ligatures ns2:val="none"/>
+          <w14:ligatures w14:val="none"/>
         </w:rPr>
         <w:t xml:space="preserve">del </w:t>
       </w:r>
@@ -4617,7 +4587,7 @@
           <w:color w:val="000000"/>
           <w:kern w:val="0"/>
           <w:lang w:val="es-ES" w:eastAsia="es-ES"/>
-          <ns2:ligatures ns2:val="none"/>
+          <w14:ligatures w14:val="none"/>
         </w:rPr>
         <w:t>del Seguro Vehicular materia de denuncia; (</w:t>
       </w:r>
@@ -4628,7 +4598,7 @@
           <w:color w:val="000000"/>
           <w:kern w:val="0"/>
           <w:lang w:val="es-ES" w:eastAsia="es-ES"/>
-          <ns2:ligatures ns2:val="none"/>
+          <w14:ligatures w14:val="none"/>
         </w:rPr>
         <w:t>iii</w:t>
       </w:r>
@@ -4639,7 +4609,7 @@
           <w:color w:val="000000"/>
           <w:kern w:val="0"/>
           <w:lang w:val="es-ES" w:eastAsia="es-ES"/>
-          <ns2:ligatures ns2:val="none"/>
+          <w14:ligatures w14:val="none"/>
         </w:rPr>
         <w:t xml:space="preserve">) presentar los medios probatorios </w:t>
       </w:r>
@@ -4649,7 +4619,7 @@
           <w:color w:val="000000"/>
           <w:kern w:val="0"/>
           <w:lang w:val="es-ES" w:eastAsia="es-ES"/>
-          <ns2:ligatures ns2:val="none"/>
+          <w14:ligatures w14:val="none"/>
         </w:rPr>
         <w:lastRenderedPageBreak/>
         <w:t xml:space="preserve">que acrediten que gestionó adecuadamente la renovación y el pago de primas de la </w:t>
@@ -4660,7 +4630,7 @@
           <w:color w:val="000000"/>
           <w:kern w:val="0"/>
           <w:lang w:val="es-ES" w:eastAsia="es-ES"/>
-          <ns2:ligatures ns2:val="none"/>
+          <w14:ligatures w14:val="none"/>
         </w:rPr>
         <w:t xml:space="preserve">Póliza </w:t>
       </w:r>
@@ -4670,7 +4640,7 @@
           <w:color w:val="000000"/>
           <w:kern w:val="0"/>
           <w:lang w:eastAsia="es-ES"/>
-          <ns2:ligatures ns2:val="none"/>
+          <w14:ligatures w14:val="none"/>
         </w:rPr>
         <w:t>2001-716888;</w:t>
       </w:r>
@@ -4680,7 +4650,7 @@
           <w:color w:val="000000"/>
           <w:kern w:val="0"/>
           <w:lang w:val="es-ES" w:eastAsia="es-ES"/>
-          <ns2:ligatures ns2:val="none"/>
+          <w14:ligatures w14:val="none"/>
         </w:rPr>
         <w:t xml:space="preserve"> y, (</w:t>
       </w:r>
@@ -4691,7 +4661,7 @@
           <w:color w:val="000000"/>
           <w:kern w:val="0"/>
           <w:lang w:val="es-ES" w:eastAsia="es-ES"/>
-          <ns2:ligatures ns2:val="none"/>
+          <w14:ligatures w14:val="none"/>
         </w:rPr>
         <w:t>iv</w:t>
       </w:r>
@@ -4702,7 +4672,7 @@
           <w:color w:val="000000"/>
           <w:kern w:val="0"/>
           <w:lang w:val="es-ES" w:eastAsia="es-ES"/>
-          <ns2:ligatures ns2:val="none"/>
+          <w14:ligatures w14:val="none"/>
         </w:rPr>
         <w:t>) presentar todas las comunicaciones cursadas con la parte denunciante en virtud de los hechos materia de denuncia</w:t>
       </w:r>
@@ -4712,13 +4682,13 @@
           <w:color w:val="000000"/>
           <w:kern w:val="0"/>
           <w:lang w:val="es-ES" w:eastAsia="es-ES"/>
-          <ns2:ligatures ns2:val="none"/>
+          <w14:ligatures w14:val="none"/>
         </w:rPr>
         <w:t>.</w:t>
       </w:r>
     </w:p>
     <w:bookmarkEnd w:id="9"/>
-    <w:p ns2:paraId="76AC2520" ns2:textId="77777777">
+    <w:p>
       <w:pPr>
         <w:spacing w:after="0" w:line="240" w:lineRule="auto"/>
         <w:jc w:val="both"/>
@@ -4727,11 +4697,11 @@
           <w:color w:val="000000"/>
           <w:kern w:val="0"/>
           <w:lang w:val="es-ES" w:eastAsia="es-ES"/>
-          <ns2:ligatures ns2:val="none"/>
-        </w:rPr>
-      </w:pPr>
-    </w:p>
-    <w:p ns2:paraId="45192A8B" ns2:textId="77777777">
+          <w14:ligatures w14:val="none"/>
+        </w:rPr>
+      </w:pPr>
+    </w:p>
+    <w:p>
       <w:pPr>
         <w:pStyle w:val="Prrafodelista"/>
         <w:numPr>
@@ -4751,36 +4721,36 @@
           <w:color w:val="000000"/>
           <w:kern w:val="0"/>
           <w:lang w:eastAsia="es-PE"/>
-          <ns2:ligatures ns2:val="none"/>
-        </w:rPr>
-      </w:pPr>
-      <w:r>
-        <w:rPr>
-          <w:rFonts w:ascii="Arial Narrow" w:eastAsia="Arial Narrow" w:hAnsi="Arial Narrow" w:cs="Arial Narrow"/>
-          <w:b/>
-          <w:color w:val="000000"/>
-          <w:kern w:val="0"/>
-          <w:lang w:eastAsia="es-PE"/>
-          <ns2:ligatures ns2:val="none"/>
+          <w14:ligatures w14:val="none"/>
+        </w:rPr>
+      </w:pPr>
+      <w:r>
+        <w:rPr>
+          <w:rFonts w:ascii="Arial Narrow" w:eastAsia="Arial Narrow" w:hAnsi="Arial Narrow" w:cs="Arial Narrow"/>
+          <w:b/>
+          <w:color w:val="000000"/>
+          <w:kern w:val="0"/>
+          <w:lang w:eastAsia="es-PE"/>
+          <w14:ligatures w14:val="none"/>
         </w:rPr>
         <w:t xml:space="preserve">RESOLUCIÓN DE LA SECRETARÍA TÉCNICA </w:t>
       </w:r>
     </w:p>
-    <w:p ns2:paraId="71820251" ns2:textId="77777777">
-      <w:pPr>
-        <w:spacing w:after="0" w:line="240" w:lineRule="auto"/>
-        <w:jc w:val="both"/>
-        <w:rPr>
-          <w:rFonts w:ascii="Arial Narrow" w:eastAsia="Arial Narrow" w:hAnsi="Arial Narrow" w:cs="Arial Narrow"/>
-          <w:b/>
-          <w:color w:val="000000"/>
-          <w:kern w:val="0"/>
-          <w:lang w:eastAsia="es-PE"/>
-          <ns2:ligatures ns2:val="none"/>
-        </w:rPr>
-      </w:pPr>
-    </w:p>
-    <w:p ns2:paraId="621C8A87" ns2:textId="61AAA616">
+    <w:p>
+      <w:pPr>
+        <w:spacing w:after="0" w:line="240" w:lineRule="auto"/>
+        <w:jc w:val="both"/>
+        <w:rPr>
+          <w:rFonts w:ascii="Arial Narrow" w:eastAsia="Arial Narrow" w:hAnsi="Arial Narrow" w:cs="Arial Narrow"/>
+          <w:b/>
+          <w:color w:val="000000"/>
+          <w:kern w:val="0"/>
+          <w:lang w:eastAsia="es-PE"/>
+          <w14:ligatures w14:val="none"/>
+        </w:rPr>
+      </w:pPr>
+    </w:p>
+    <w:p>
       <w:pPr>
         <w:spacing w:after="0" w:line="240" w:lineRule="auto"/>
         <w:jc w:val="both"/>
@@ -4790,17 +4760,17 @@
           <w:kern w:val="0"/>
           <w:shd w:val="clear" w:color="auto" w:fill="FFFFFF"/>
           <w:lang w:eastAsia="es-PE"/>
-          <ns2:ligatures ns2:val="none"/>
-        </w:rPr>
-      </w:pPr>
-      <w:r>
-        <w:rPr>
-          <w:rFonts w:ascii="Arial Narrow" w:eastAsia="Arial Narrow" w:hAnsi="Arial Narrow" w:cs="Arial Narrow"/>
-          <w:b/>
-          <w:color w:val="000000"/>
-          <w:kern w:val="0"/>
-          <w:lang w:eastAsia="es-PE"/>
-          <ns2:ligatures ns2:val="none"/>
+          <w14:ligatures w14:val="none"/>
+        </w:rPr>
+      </w:pPr>
+      <w:r>
+        <w:rPr>
+          <w:rFonts w:ascii="Arial Narrow" w:eastAsia="Arial Narrow" w:hAnsi="Arial Narrow" w:cs="Arial Narrow"/>
+          <w:b/>
+          <w:color w:val="000000"/>
+          <w:kern w:val="0"/>
+          <w:lang w:eastAsia="es-PE"/>
+          <w14:ligatures w14:val="none"/>
         </w:rPr>
         <w:t xml:space="preserve">PRIMERO: admitir a trámite la denuncia del 13 de febrero de 2026, interpuesta por el señor [APELLIDO] López contra Rímac Seguros y Reaseguros S.A. y el Banco BBVA Perú S.A., por lo siguiente:</w:t>
       </w:r>
@@ -4811,7 +4781,7 @@
           <w:kern w:val="0"/>
           <w:shd w:val="clear" w:color="auto" w:fill="FFFFFF"/>
           <w:lang w:eastAsia="es-PE"/>
-          <ns2:ligatures ns2:val="none"/>
+          <w14:ligatures w14:val="none"/>
         </w:rPr>
         <w:t xml:space="preserve"/>
       </w:r>
@@ -4821,7 +4791,7 @@
           <w:color w:val="000000"/>
           <w:kern w:val="0"/>
           <w:lang w:val="es-ES" w:eastAsia="es-ES"/>
-          <ns2:ligatures ns2:val="none"/>
+          <w14:ligatures w14:val="none"/>
         </w:rPr>
         <w:t xml:space="preserve"/>
       </w:r>
@@ -4831,7 +4801,7 @@
           <w:color w:val="000000"/>
           <w:kern w:val="0"/>
           <w:lang w:val="es-ES" w:eastAsia="es-ES"/>
-          <ns2:ligatures ns2:val="none"/>
+          <w14:ligatures w14:val="none"/>
         </w:rPr>
         <w:t/>
       </w:r>
@@ -4841,7 +4811,7 @@
           <w:color w:val="000000"/>
           <w:kern w:val="0"/>
           <w:lang w:val="es-ES" w:eastAsia="es-ES"/>
-          <ns2:ligatures ns2:val="none"/>
+          <w14:ligatures w14:val="none"/>
         </w:rPr>
         <w:t xml:space="preserve"/>
       </w:r>
@@ -4852,7 +4822,7 @@
           <w:kern w:val="0"/>
           <w:shd w:val="clear" w:color="auto" w:fill="FFFFFF"/>
           <w:lang w:eastAsia="es-PE"/>
-          <ns2:ligatures ns2:val="none"/>
+          <w14:ligatures w14:val="none"/>
         </w:rPr>
         <w:t xml:space="preserve"/>
       </w:r>
@@ -4862,7 +4832,7 @@
           <w:bCs/>
           <w:spacing w:val="-3"/>
           <w:kern w:val="0"/>
-          <ns2:ligatures ns2:val="none"/>
+          <w14:ligatures w14:val="none"/>
         </w:rPr>
         <w:t xml:space="preserve"/>
       </w:r>
@@ -4873,7 +4843,7 @@
           <w:kern w:val="0"/>
           <w:shd w:val="clear" w:color="auto" w:fill="FFFFFF"/>
           <w:lang w:eastAsia="es-PE"/>
-          <ns2:ligatures ns2:val="none"/>
+          <w14:ligatures w14:val="none"/>
         </w:rPr>
         <w:t xml:space="preserve"/>
       </w:r>
@@ -4891,7 +4861,7 @@
           <w:kern w:val="0"/>
           <w:shd w:val="clear" w:color="auto" w:fill="FFFFFF"/>
           <w:lang w:eastAsia="es-PE"/>
-          <ns2:ligatures ns2:val="none"/>
+          <w14:ligatures w14:val="none"/>
         </w:rPr>
         <w:t xml:space="preserve"/>
       </w:r>
@@ -4902,12 +4872,12 @@
           <w:kern w:val="0"/>
           <w:shd w:val="clear" w:color="auto" w:fill="FFFFFF"/>
           <w:lang w:eastAsia="es-PE"/>
-          <ns2:ligatures ns2:val="none"/>
+          <w14:ligatures w14:val="none"/>
         </w:rPr>
         <w:t/>
       </w:r>
     </w:p>
-    <w:p ns2:paraId="669E6EC5" ns2:textId="77777777">
+    <w:p>
       <w:pPr>
         <w:spacing w:after="0" w:line="240" w:lineRule="auto"/>
         <w:jc w:val="both"/>
@@ -4916,11 +4886,11 @@
           <w:color w:val="000000"/>
           <w:kern w:val="0"/>
           <w:lang w:eastAsia="es-PE"/>
-          <ns2:ligatures ns2:val="none"/>
-        </w:rPr>
-      </w:pPr>
-    </w:p>
-    <w:p ns2:paraId="7BFB4BC9" ns2:textId="4254DCFA">
+          <w14:ligatures w14:val="none"/>
+        </w:rPr>
+      </w:pPr>
+    </w:p>
+    <w:p>
       <w:pPr>
         <w:pStyle w:val="Prrafodelista"/>
         <w:numPr>
@@ -4936,14 +4906,14 @@
         <w:rPr>
           <w:rFonts w:ascii="Arial Narrow" w:eastAsia="Arial Narrow" w:hAnsi="Arial Narrow" w:cs="Arial Narrow"/>
           <w:kern w:val="0"/>
-          <ns2:ligatures ns2:val="none"/>
-        </w:rPr>
-      </w:pPr>
-      <w:r>
-        <w:rPr>
-          <w:rFonts w:ascii="Arial Narrow" w:eastAsia="Arial Narrow" w:hAnsi="Arial Narrow" w:cs="Arial Narrow"/>
-          <w:kern w:val="0"/>
-          <ns2:ligatures ns2:val="none"/>
+          <w14:ligatures w14:val="none"/>
+        </w:rPr>
+      </w:pPr>
+      <w:r>
+        <w:rPr>
+          <w:rFonts w:ascii="Arial Narrow" w:eastAsia="Arial Narrow" w:hAnsi="Arial Narrow" w:cs="Arial Narrow"/>
+          <w:kern w:val="0"/>
+          <w14:ligatures w14:val="none"/>
         </w:rPr>
         <w:t xml:space="preserve">Presunta </w:t>
       </w:r>
@@ -4951,7 +4921,7 @@
         <w:rPr>
           <w:rFonts w:ascii="Arial Narrow" w:eastAsia="Arial Narrow" w:hAnsi="Arial Narrow" w:cs="Arial Narrow"/>
           <w:kern w:val="0"/>
-          <ns2:ligatures ns2:val="none"/>
+          <w14:ligatures w14:val="none"/>
         </w:rPr>
         <w:t>infracción a los artículos 18 y 19 de la Ley 29571, Código de Protección y Defensa del Consumidor</w:t>
       </w:r>
@@ -4959,7 +4929,7 @@
         <w:rPr>
           <w:rFonts w:ascii="Arial Narrow" w:eastAsia="Arial Narrow" w:hAnsi="Arial Narrow" w:cs="Arial Narrow"/>
           <w:kern w:val="0"/>
-          <ns2:ligatures ns2:val="none"/>
+          <w14:ligatures w14:val="none"/>
         </w:rPr>
         <w:t xml:space="preserve">, en tanto </w:t>
       </w:r>
@@ -4974,7 +4944,7 @@
         <w:rPr>
           <w:rFonts w:ascii="Arial Narrow" w:eastAsia="Arial Narrow" w:hAnsi="Arial Narrow" w:cs="Arial Narrow"/>
           <w:kern w:val="0"/>
-          <ns2:ligatures ns2:val="none"/>
+          <w14:ligatures w14:val="none"/>
         </w:rPr>
         <w:t xml:space="preserve">no habría </w:t>
       </w:r>
@@ -4982,7 +4952,7 @@
         <w:rPr>
           <w:rFonts w:ascii="Arial Narrow" w:eastAsia="Arial Narrow" w:hAnsi="Arial Narrow" w:cs="Arial Narrow"/>
           <w:kern w:val="0"/>
-          <ns2:ligatures ns2:val="none"/>
+          <w14:ligatures w14:val="none"/>
         </w:rPr>
         <w:t xml:space="preserve">cumplido con gestionar </w:t>
       </w:r>
@@ -4990,7 +4960,7 @@
         <w:rPr>
           <w:rFonts w:ascii="Arial Narrow" w:eastAsia="Arial Narrow" w:hAnsi="Arial Narrow" w:cs="Arial Narrow"/>
           <w:kern w:val="0"/>
-          <ns2:ligatures ns2:val="none"/>
+          <w14:ligatures w14:val="none"/>
         </w:rPr>
         <w:t>la reparación</w:t>
       </w:r>
@@ -4998,7 +4968,7 @@
         <w:rPr>
           <w:rFonts w:ascii="Arial Narrow" w:eastAsia="Arial Narrow" w:hAnsi="Arial Narrow" w:cs="Arial Narrow"/>
           <w:kern w:val="0"/>
-          <ns2:ligatures ns2:val="none"/>
+          <w14:ligatures w14:val="none"/>
         </w:rPr>
         <w:t xml:space="preserve"> adecuada</w:t>
       </w:r>
@@ -5006,7 +4976,7 @@
         <w:rPr>
           <w:rFonts w:ascii="Arial Narrow" w:eastAsia="Arial Narrow" w:hAnsi="Arial Narrow" w:cs="Arial Narrow"/>
           <w:kern w:val="0"/>
-          <ns2:ligatures ns2:val="none"/>
+          <w14:ligatures w14:val="none"/>
         </w:rPr>
         <w:t xml:space="preserve"> del vehículo con Placa de Rodaje </w:t>
       </w:r>
@@ -5017,7 +4987,7 @@
         <w:rPr>
           <w:rFonts w:ascii="Arial Narrow" w:eastAsia="Arial Narrow" w:hAnsi="Arial Narrow" w:cs="Arial Narrow"/>
           <w:kern w:val="0"/>
-          <ns2:ligatures ns2:val="none"/>
+          <w14:ligatures w14:val="none"/>
         </w:rPr>
         <w:t xml:space="preserve">AXO-327 </w:t>
       </w:r>
@@ -5025,7 +4995,7 @@
         <w:rPr>
           <w:rFonts w:ascii="Arial Narrow" w:eastAsia="Arial Narrow" w:hAnsi="Arial Narrow" w:cs="Arial Narrow"/>
           <w:kern w:val="0"/>
-          <ns2:ligatures ns2:val="none"/>
+          <w14:ligatures w14:val="none"/>
         </w:rPr>
         <w:t>por el</w:t>
       </w:r>
@@ -5033,7 +5003,7 @@
         <w:rPr>
           <w:rFonts w:ascii="Arial Narrow" w:eastAsia="Arial Narrow" w:hAnsi="Arial Narrow" w:cs="Arial Narrow"/>
           <w:kern w:val="0"/>
-          <ns2:ligatures ns2:val="none"/>
+          <w14:ligatures w14:val="none"/>
         </w:rPr>
         <w:t xml:space="preserve"> siniestro </w:t>
       </w:r>
@@ -5041,7 +5011,7 @@
         <w:rPr>
           <w:rFonts w:ascii="Arial Narrow" w:eastAsia="Arial Narrow" w:hAnsi="Arial Narrow" w:cs="Arial Narrow"/>
           <w:kern w:val="0"/>
-          <ns2:ligatures ns2:val="none"/>
+          <w14:ligatures w14:val="none"/>
         </w:rPr>
         <w:t>d</w:t>
       </w:r>
@@ -5049,12 +5019,12 @@
         <w:rPr>
           <w:rFonts w:ascii="Arial Narrow" w:eastAsia="Arial Narrow" w:hAnsi="Arial Narrow" w:cs="Arial Narrow"/>
           <w:kern w:val="0"/>
-          <ns2:ligatures ns2:val="none"/>
+          <w14:ligatures w14:val="none"/>
         </w:rPr>
         <w:t>el 8 de setiembre de 2023, debido a la persistencia de fallas mecánicas, electrónicas, alertas en sensores, fallas en el sistema de seguridad, ruidos anormales y deficiencias en el sistema de aire acondicionado.</w:t>
       </w:r>
     </w:p>
-    <w:p ns2:paraId="729749B0" ns2:textId="77777777">
+    <w:p>
       <w:pPr>
         <w:pStyle w:val="Prrafodelista"/>
         <w:spacing w:after="0" w:line="240" w:lineRule="auto"/>
@@ -5063,11 +5033,11 @@
         <w:rPr>
           <w:rFonts w:ascii="Arial Narrow" w:eastAsia="Arial Narrow" w:hAnsi="Arial Narrow" w:cs="Arial Narrow"/>
           <w:kern w:val="0"/>
-          <ns2:ligatures ns2:val="none"/>
-        </w:rPr>
-      </w:pPr>
-    </w:p>
-    <w:p ns2:paraId="716A2687" ns2:textId="23FD933F">
+          <w14:ligatures w14:val="none"/>
+        </w:rPr>
+      </w:pPr>
+    </w:p>
+    <w:p>
       <w:pPr>
         <w:pStyle w:val="Prrafodelista"/>
         <w:numPr>
@@ -5083,14 +5053,14 @@
         <w:rPr>
           <w:rFonts w:ascii="Arial Narrow" w:eastAsia="Arial Narrow" w:hAnsi="Arial Narrow" w:cs="Arial Narrow"/>
           <w:kern w:val="0"/>
-          <ns2:ligatures ns2:val="none"/>
-        </w:rPr>
-      </w:pPr>
-      <w:r>
-        <w:rPr>
-          <w:rFonts w:ascii="Arial Narrow" w:eastAsia="Arial Narrow" w:hAnsi="Arial Narrow" w:cs="Arial Narrow"/>
-          <w:kern w:val="0"/>
-          <ns2:ligatures ns2:val="none"/>
+          <w14:ligatures w14:val="none"/>
+        </w:rPr>
+      </w:pPr>
+      <w:r>
+        <w:rPr>
+          <w:rFonts w:ascii="Arial Narrow" w:eastAsia="Arial Narrow" w:hAnsi="Arial Narrow" w:cs="Arial Narrow"/>
+          <w:kern w:val="0"/>
+          <w14:ligatures w14:val="none"/>
         </w:rPr>
         <w:t xml:space="preserve">Presunta </w:t>
       </w:r>
@@ -5098,7 +5068,7 @@
         <w:rPr>
           <w:rFonts w:ascii="Arial Narrow" w:eastAsia="Arial Narrow" w:hAnsi="Arial Narrow" w:cs="Arial Narrow"/>
           <w:kern w:val="0"/>
-          <ns2:ligatures ns2:val="none"/>
+          <w14:ligatures w14:val="none"/>
         </w:rPr>
         <w:t>infracción a los artículos 18 y 19 de la Ley 29571, Código de Protección y Defensa del Consumidor</w:t>
       </w:r>
@@ -5106,7 +5076,7 @@
         <w:rPr>
           <w:rFonts w:ascii="Arial Narrow" w:eastAsia="Arial Narrow" w:hAnsi="Arial Narrow" w:cs="Arial Narrow"/>
           <w:kern w:val="0"/>
-          <ns2:ligatures ns2:val="none"/>
+          <w14:ligatures w14:val="none"/>
         </w:rPr>
         <w:t>, en</w:t>
       </w:r>
@@ -5114,7 +5084,7 @@
         <w:rPr>
           <w:rFonts w:ascii="Arial Narrow" w:eastAsia="Arial Narrow" w:hAnsi="Arial Narrow" w:cs="Arial Narrow"/>
           <w:kern w:val="0"/>
-          <ns2:ligatures ns2:val="none"/>
+          <w14:ligatures w14:val="none"/>
         </w:rPr>
         <w:t xml:space="preserve"> </w:t>
       </w:r>
@@ -5122,7 +5092,7 @@
         <w:rPr>
           <w:rFonts w:ascii="Arial Narrow" w:eastAsia="Arial Narrow" w:hAnsi="Arial Narrow" w:cs="Arial Narrow"/>
           <w:kern w:val="0"/>
-          <ns2:ligatures ns2:val="none"/>
+          <w14:ligatures w14:val="none"/>
         </w:rPr>
         <w:t>tanto</w:t>
       </w:r>
@@ -5130,7 +5100,7 @@
         <w:rPr>
           <w:rFonts w:ascii="Arial Narrow" w:eastAsia="Arial Narrow" w:hAnsi="Arial Narrow" w:cs="Arial Narrow"/>
           <w:kern w:val="0"/>
-          <ns2:ligatures ns2:val="none"/>
+          <w14:ligatures w14:val="none"/>
         </w:rPr>
         <w:t xml:space="preserve"> </w:t>
       </w:r>
@@ -5145,7 +5115,7 @@
         <w:rPr>
           <w:rFonts w:ascii="Arial Narrow" w:eastAsia="Arial Narrow" w:hAnsi="Arial Narrow" w:cs="Arial Narrow"/>
           <w:kern w:val="0"/>
-          <ns2:ligatures ns2:val="none"/>
+          <w14:ligatures w14:val="none"/>
         </w:rPr>
         <w:t>no habría cumplido con gestionar</w:t>
       </w:r>
@@ -5153,7 +5123,7 @@
         <w:rPr>
           <w:rFonts w:ascii="Arial Narrow" w:eastAsia="Arial Narrow" w:hAnsi="Arial Narrow" w:cs="Arial Narrow"/>
           <w:kern w:val="0"/>
-          <ns2:ligatures ns2:val="none"/>
+          <w14:ligatures w14:val="none"/>
         </w:rPr>
         <w:t xml:space="preserve"> </w:t>
       </w:r>
@@ -5161,7 +5131,7 @@
         <w:rPr>
           <w:rFonts w:ascii="Arial Narrow" w:eastAsia="Arial Narrow" w:hAnsi="Arial Narrow" w:cs="Arial Narrow"/>
           <w:kern w:val="0"/>
-          <ns2:ligatures ns2:val="none"/>
+          <w14:ligatures w14:val="none"/>
         </w:rPr>
         <w:t>la</w:t>
       </w:r>
@@ -5169,7 +5139,7 @@
         <w:rPr>
           <w:rFonts w:ascii="Arial Narrow" w:eastAsia="Arial Narrow" w:hAnsi="Arial Narrow" w:cs="Arial Narrow"/>
           <w:kern w:val="0"/>
-          <ns2:ligatures ns2:val="none"/>
+          <w14:ligatures w14:val="none"/>
         </w:rPr>
         <w:t xml:space="preserve"> reparación </w:t>
       </w:r>
@@ -5177,7 +5147,7 @@
         <w:rPr>
           <w:rFonts w:ascii="Arial Narrow" w:eastAsia="Arial Narrow" w:hAnsi="Arial Narrow" w:cs="Arial Narrow"/>
           <w:kern w:val="0"/>
-          <ns2:ligatures ns2:val="none"/>
+          <w14:ligatures w14:val="none"/>
         </w:rPr>
         <w:t xml:space="preserve">oportuna </w:t>
       </w:r>
@@ -5185,7 +5155,7 @@
         <w:rPr>
           <w:rFonts w:ascii="Arial Narrow" w:eastAsia="Arial Narrow" w:hAnsi="Arial Narrow" w:cs="Arial Narrow"/>
           <w:kern w:val="0"/>
-          <ns2:ligatures ns2:val="none"/>
+          <w14:ligatures w14:val="none"/>
         </w:rPr>
         <w:t xml:space="preserve">del vehículo con </w:t>
       </w:r>
@@ -5193,7 +5163,7 @@
         <w:rPr>
           <w:rFonts w:ascii="Arial Narrow" w:eastAsia="Arial Narrow" w:hAnsi="Arial Narrow" w:cs="Arial Narrow"/>
           <w:kern w:val="0"/>
-          <ns2:ligatures ns2:val="none"/>
+          <w14:ligatures w14:val="none"/>
         </w:rPr>
         <w:t>Placa de Rodaje </w:t>
       </w:r>
@@ -5204,7 +5174,7 @@
         <w:rPr>
           <w:rFonts w:ascii="Arial Narrow" w:eastAsia="Arial Narrow" w:hAnsi="Arial Narrow" w:cs="Arial Narrow"/>
           <w:kern w:val="0"/>
-          <ns2:ligatures ns2:val="none"/>
+          <w14:ligatures w14:val="none"/>
         </w:rPr>
         <w:t xml:space="preserve">AXO-327 </w:t>
       </w:r>
@@ -5212,7 +5182,7 @@
         <w:rPr>
           <w:rFonts w:ascii="Arial Narrow" w:eastAsia="Arial Narrow" w:hAnsi="Arial Narrow" w:cs="Arial Narrow"/>
           <w:kern w:val="0"/>
-          <ns2:ligatures ns2:val="none"/>
+          <w14:ligatures w14:val="none"/>
         </w:rPr>
         <w:t>por el siniestro del 8 de setiembre de 2023</w:t>
       </w:r>
@@ -5220,12 +5190,12 @@
         <w:rPr>
           <w:rFonts w:ascii="Arial Narrow" w:eastAsia="Arial Narrow" w:hAnsi="Arial Narrow" w:cs="Arial Narrow"/>
           <w:kern w:val="0"/>
-          <ns2:ligatures ns2:val="none"/>
+          <w14:ligatures w14:val="none"/>
         </w:rPr>
         <w:t>.</w:t>
       </w:r>
     </w:p>
-    <w:p ns2:paraId="10550CEC" ns2:textId="77777777">
+    <w:p>
       <w:pPr>
         <w:pStyle w:val="Prrafodelista"/>
         <w:spacing w:after="0" w:line="240" w:lineRule="auto"/>
@@ -5234,11 +5204,11 @@
         <w:rPr>
           <w:rFonts w:ascii="Arial Narrow" w:eastAsia="Arial Narrow" w:hAnsi="Arial Narrow" w:cs="Arial Narrow"/>
           <w:kern w:val="0"/>
-          <ns2:ligatures ns2:val="none"/>
-        </w:rPr>
-      </w:pPr>
-    </w:p>
-    <w:p ns2:paraId="29DD6139" ns2:textId="5EAB4F77">
+          <w14:ligatures w14:val="none"/>
+        </w:rPr>
+      </w:pPr>
+    </w:p>
+    <w:p>
       <w:pPr>
         <w:pStyle w:val="Prrafodelista"/>
         <w:numPr>
@@ -5254,14 +5224,14 @@
         <w:rPr>
           <w:rFonts w:ascii="Arial Narrow" w:eastAsia="Arial Narrow" w:hAnsi="Arial Narrow" w:cs="Arial Narrow"/>
           <w:kern w:val="0"/>
-          <ns2:ligatures ns2:val="none"/>
-        </w:rPr>
-      </w:pPr>
-      <w:r>
-        <w:rPr>
-          <w:rFonts w:ascii="Arial Narrow" w:eastAsia="Arial Narrow" w:hAnsi="Arial Narrow" w:cs="Arial Narrow"/>
-          <w:kern w:val="0"/>
-          <ns2:ligatures ns2:val="none"/>
+          <w14:ligatures w14:val="none"/>
+        </w:rPr>
+      </w:pPr>
+      <w:r>
+        <w:rPr>
+          <w:rFonts w:ascii="Arial Narrow" w:eastAsia="Arial Narrow" w:hAnsi="Arial Narrow" w:cs="Arial Narrow"/>
+          <w:kern w:val="0"/>
+          <w14:ligatures w14:val="none"/>
         </w:rPr>
         <w:t xml:space="preserve">Presunta </w:t>
       </w:r>
@@ -5269,7 +5239,7 @@
         <w:rPr>
           <w:rFonts w:ascii="Arial Narrow" w:eastAsia="Arial Narrow" w:hAnsi="Arial Narrow" w:cs="Arial Narrow"/>
           <w:kern w:val="0"/>
-          <ns2:ligatures ns2:val="none"/>
+          <w14:ligatures w14:val="none"/>
         </w:rPr>
         <w:t>infracción a los artículos 18 y 19 de la Ley 29571, Código de Protección y Defensa del Consumidor</w:t>
       </w:r>
@@ -5277,7 +5247,7 @@
         <w:rPr>
           <w:rFonts w:ascii="Arial Narrow" w:eastAsia="Arial Narrow" w:hAnsi="Arial Narrow" w:cs="Arial Narrow"/>
           <w:kern w:val="0"/>
-          <ns2:ligatures ns2:val="none"/>
+          <w14:ligatures w14:val="none"/>
         </w:rPr>
         <w:t xml:space="preserve">, en tanto </w:t>
       </w:r>
@@ -5285,7 +5255,7 @@
         <w:rPr>
           <w:rFonts w:ascii="Arial Narrow" w:eastAsia="Arial Narrow" w:hAnsi="Arial Narrow" w:cs="Arial Narrow"/>
           <w:kern w:val="0"/>
-          <ns2:ligatures ns2:val="none"/>
+          <w14:ligatures w14:val="none"/>
         </w:rPr>
         <w:t xml:space="preserve">el </w:t>
       </w:r>
@@ -5293,7 +5263,7 @@
         <w:rPr>
           <w:rFonts w:ascii="Arial Narrow" w:eastAsia="Arial Narrow" w:hAnsi="Arial Narrow" w:cs="Arial Narrow"/>
           <w:kern w:val="0"/>
-          <ns2:ligatures ns2:val="none"/>
+          <w14:ligatures w14:val="none"/>
         </w:rPr>
         <w:t xml:space="preserve">Banco BBVA Perú S.A. </w:t>
       </w:r>
@@ -5301,7 +5271,7 @@
         <w:rPr>
           <w:rFonts w:ascii="Arial Narrow" w:eastAsia="Arial Narrow" w:hAnsi="Arial Narrow" w:cs="Arial Narrow"/>
           <w:kern w:val="0"/>
-          <ns2:ligatures ns2:val="none"/>
+          <w14:ligatures w14:val="none"/>
         </w:rPr>
         <w:t xml:space="preserve">habría efectuado débitos en la cuenta de ahorros del denunciante por el importe total de US$ 1 968,73 por concepto de renovación de la </w:t>
       </w:r>
@@ -5311,7 +5281,7 @@
           <w:color w:val="000000"/>
           <w:kern w:val="0"/>
           <w:lang w:eastAsia="es-ES"/>
-          <ns2:ligatures ns2:val="none"/>
+          <w14:ligatures w14:val="none"/>
         </w:rPr>
         <w:t>Póliza 0011-0960-400****258</w:t>
       </w:r>
@@ -5321,7 +5291,7 @@
           <w:color w:val="000000"/>
           <w:kern w:val="0"/>
           <w:lang w:eastAsia="es-ES"/>
-          <ns2:ligatures ns2:val="none"/>
+          <w14:ligatures w14:val="none"/>
         </w:rPr>
         <w:t xml:space="preserve">, pese a no </w:t>
       </w:r>
@@ -5329,23 +5299,23 @@
         <w:rPr>
           <w:rFonts w:ascii="Arial Narrow" w:eastAsia="Arial Narrow" w:hAnsi="Arial Narrow" w:cs="Arial Narrow"/>
           <w:kern w:val="0"/>
-          <ns2:ligatures ns2:val="none"/>
+          <w14:ligatures w14:val="none"/>
         </w:rPr>
         <w:t>contar con su consentimiento.</w:t>
       </w:r>
     </w:p>
-    <w:p ns2:paraId="2CE796FC" ns2:textId="77777777">
-      <w:pPr>
-        <w:spacing w:after="0" w:line="240" w:lineRule="auto"/>
-        <w:jc w:val="both"/>
-        <w:rPr>
-          <w:rFonts w:ascii="Arial Narrow" w:eastAsia="Arial Narrow" w:hAnsi="Arial Narrow" w:cs="Arial Narrow"/>
-          <w:kern w:val="0"/>
-          <ns2:ligatures ns2:val="none"/>
-        </w:rPr>
-      </w:pPr>
-    </w:p>
-    <w:p ns2:paraId="31A5C40D" ns2:textId="35B4C79A">
+    <w:p>
+      <w:pPr>
+        <w:spacing w:after="0" w:line="240" w:lineRule="auto"/>
+        <w:jc w:val="both"/>
+        <w:rPr>
+          <w:rFonts w:ascii="Arial Narrow" w:eastAsia="Arial Narrow" w:hAnsi="Arial Narrow" w:cs="Arial Narrow"/>
+          <w:kern w:val="0"/>
+          <w14:ligatures w14:val="none"/>
+        </w:rPr>
+      </w:pPr>
+    </w:p>
+    <w:p>
       <w:pPr>
         <w:pStyle w:val="Prrafodelista"/>
         <w:numPr>
@@ -5361,14 +5331,14 @@
         <w:rPr>
           <w:rFonts w:ascii="Arial Narrow" w:eastAsia="Arial Narrow" w:hAnsi="Arial Narrow" w:cs="Arial Narrow"/>
           <w:kern w:val="0"/>
-          <ns2:ligatures ns2:val="none"/>
-        </w:rPr>
-      </w:pPr>
-      <w:r>
-        <w:rPr>
-          <w:rFonts w:ascii="Arial Narrow" w:eastAsia="Arial Narrow" w:hAnsi="Arial Narrow" w:cs="Arial Narrow"/>
-          <w:kern w:val="0"/>
-          <ns2:ligatures ns2:val="none"/>
+          <w14:ligatures w14:val="none"/>
+        </w:rPr>
+      </w:pPr>
+      <w:r>
+        <w:rPr>
+          <w:rFonts w:ascii="Arial Narrow" w:eastAsia="Arial Narrow" w:hAnsi="Arial Narrow" w:cs="Arial Narrow"/>
+          <w:kern w:val="0"/>
+          <w14:ligatures w14:val="none"/>
         </w:rPr>
         <w:t xml:space="preserve">Presunta </w:t>
       </w:r>
@@ -5376,7 +5346,7 @@
         <w:rPr>
           <w:rFonts w:ascii="Arial Narrow" w:eastAsia="Arial Narrow" w:hAnsi="Arial Narrow" w:cs="Arial Narrow"/>
           <w:kern w:val="0"/>
-          <ns2:ligatures ns2:val="none"/>
+          <w14:ligatures w14:val="none"/>
         </w:rPr>
         <w:t>infracción a los artículos 18 y 19 de la Ley 29571, Código de Protección y Defensa del Consumidor</w:t>
       </w:r>
@@ -5384,7 +5354,7 @@
         <w:rPr>
           <w:rFonts w:ascii="Arial Narrow" w:eastAsia="Arial Narrow" w:hAnsi="Arial Narrow" w:cs="Arial Narrow"/>
           <w:kern w:val="0"/>
-          <ns2:ligatures ns2:val="none"/>
+          <w14:ligatures w14:val="none"/>
         </w:rPr>
         <w:t xml:space="preserve">, en tanto </w:t>
       </w:r>
@@ -5392,7 +5362,7 @@
         <w:rPr>
           <w:rFonts w:ascii="Arial Narrow" w:eastAsia="Arial Narrow" w:hAnsi="Arial Narrow" w:cs="Arial Narrow"/>
           <w:kern w:val="0"/>
-          <ns2:ligatures ns2:val="none"/>
+          <w14:ligatures w14:val="none"/>
         </w:rPr>
         <w:t xml:space="preserve">el </w:t>
       </w:r>
@@ -5400,7 +5370,7 @@
         <w:rPr>
           <w:rFonts w:ascii="Arial Narrow" w:eastAsia="Arial Narrow" w:hAnsi="Arial Narrow" w:cs="Arial Narrow"/>
           <w:kern w:val="0"/>
-          <ns2:ligatures ns2:val="none"/>
+          <w14:ligatures w14:val="none"/>
         </w:rPr>
         <w:t xml:space="preserve">Banco BBVA Perú S.A. </w:t>
       </w:r>
@@ -5408,7 +5378,7 @@
         <w:rPr>
           <w:rFonts w:ascii="Arial Narrow" w:eastAsia="Arial Narrow" w:hAnsi="Arial Narrow" w:cs="Arial Narrow"/>
           <w:kern w:val="0"/>
-          <ns2:ligatures ns2:val="none"/>
+          <w14:ligatures w14:val="none"/>
         </w:rPr>
         <w:t xml:space="preserve">no </w:t>
       </w:r>
@@ -5416,7 +5386,7 @@
         <w:rPr>
           <w:rFonts w:ascii="Arial Narrow" w:eastAsia="Arial Narrow" w:hAnsi="Arial Narrow" w:cs="Arial Narrow"/>
           <w:kern w:val="0"/>
-          <ns2:ligatures ns2:val="none"/>
+          <w14:ligatures w14:val="none"/>
         </w:rPr>
         <w:t>habría cumplido con realizar</w:t>
       </w:r>
@@ -5424,7 +5394,7 @@
         <w:rPr>
           <w:rFonts w:ascii="Arial Narrow" w:eastAsia="Arial Narrow" w:hAnsi="Arial Narrow" w:cs="Arial Narrow"/>
           <w:kern w:val="0"/>
-          <ns2:ligatures ns2:val="none"/>
+          <w14:ligatures w14:val="none"/>
         </w:rPr>
         <w:t xml:space="preserve"> la devolución íntegra de los montos debitados por la renovación de la </w:t>
       </w:r>
@@ -5434,7 +5404,7 @@
           <w:color w:val="000000"/>
           <w:kern w:val="0"/>
           <w:lang w:eastAsia="es-ES"/>
-          <ns2:ligatures ns2:val="none"/>
+          <w14:ligatures w14:val="none"/>
         </w:rPr>
         <w:t>Póliza 0011-0960-400****258</w:t>
       </w:r>
@@ -5442,22 +5412,22 @@
         <w:rPr>
           <w:rFonts w:ascii="Arial Narrow" w:eastAsia="Arial Narrow" w:hAnsi="Arial Narrow" w:cs="Arial Narrow"/>
           <w:kern w:val="0"/>
-          <ns2:ligatures ns2:val="none"/>
+          <w14:ligatures w14:val="none"/>
         </w:rPr>
         <w:t>, toda vez que devolvió al denunciante la suma de US$ 1 070,44 de un total de US$ 1 968,73.</w:t>
       </w:r>
     </w:p>
-    <w:p ns2:paraId="6989FAD5" ns2:textId="77777777">
+    <w:p>
       <w:pPr>
         <w:pStyle w:val="Prrafodelista"/>
         <w:rPr>
           <w:rFonts w:ascii="Arial Narrow" w:eastAsia="Arial Narrow" w:hAnsi="Arial Narrow" w:cs="Arial Narrow"/>
           <w:kern w:val="0"/>
-          <ns2:ligatures ns2:val="none"/>
-        </w:rPr>
-      </w:pPr>
-    </w:p>
-    <w:p ns2:paraId="35C88B04" ns2:textId="403922B7">
+          <w14:ligatures w14:val="none"/>
+        </w:rPr>
+      </w:pPr>
+    </w:p>
+    <w:p>
       <w:pPr>
         <w:pStyle w:val="Prrafodelista"/>
         <w:numPr>
@@ -5473,14 +5443,14 @@
         <w:rPr>
           <w:rFonts w:ascii="Arial Narrow" w:eastAsia="Arial Narrow" w:hAnsi="Arial Narrow" w:cs="Arial Narrow"/>
           <w:kern w:val="0"/>
-          <ns2:ligatures ns2:val="none"/>
-        </w:rPr>
-      </w:pPr>
-      <w:r>
-        <w:rPr>
-          <w:rFonts w:ascii="Arial Narrow" w:eastAsia="Arial Narrow" w:hAnsi="Arial Narrow" w:cs="Arial Narrow"/>
-          <w:kern w:val="0"/>
-          <ns2:ligatures ns2:val="none"/>
+          <w14:ligatures w14:val="none"/>
+        </w:rPr>
+      </w:pPr>
+      <w:r>
+        <w:rPr>
+          <w:rFonts w:ascii="Arial Narrow" w:eastAsia="Arial Narrow" w:hAnsi="Arial Narrow" w:cs="Arial Narrow"/>
+          <w:kern w:val="0"/>
+          <w14:ligatures w14:val="none"/>
         </w:rPr>
         <w:t xml:space="preserve">Presunta infracción a los artículos 18 y 19 de la Ley 29571, Código de Protección y Defensa del Consumidor, en tanto </w:t>
       </w:r>
@@ -5488,7 +5458,7 @@
         <w:rPr>
           <w:rFonts w:ascii="Arial Narrow" w:eastAsia="Arial Narrow" w:hAnsi="Arial Narrow" w:cs="Arial Narrow"/>
           <w:kern w:val="0"/>
-          <ns2:ligatures ns2:val="none"/>
+          <w14:ligatures w14:val="none"/>
         </w:rPr>
         <w:t xml:space="preserve">el </w:t>
       </w:r>
@@ -5496,7 +5466,7 @@
         <w:rPr>
           <w:rFonts w:ascii="Arial Narrow" w:eastAsia="Arial Narrow" w:hAnsi="Arial Narrow" w:cs="Arial Narrow"/>
           <w:kern w:val="0"/>
-          <ns2:ligatures ns2:val="none"/>
+          <w14:ligatures w14:val="none"/>
         </w:rPr>
         <w:t xml:space="preserve">Banco BBVA Perú S.A. habría contratado la “Póliza Plan Besito” para el denunciante, pese a que dicho producto no habría </w:t>
       </w:r>
@@ -5504,23 +5474,23 @@
         <w:rPr>
           <w:rFonts w:ascii="Arial Narrow" w:eastAsia="Arial Narrow" w:hAnsi="Arial Narrow" w:cs="Arial Narrow"/>
           <w:kern w:val="0"/>
-          <ns2:ligatures ns2:val="none"/>
+          <w14:ligatures w14:val="none"/>
         </w:rPr>
         <w:t>sido ofertado ni contratado por el denunciante durante el proceso de adquisición de la Póliza 2001-716888 del Seguro Vehicular.</w:t>
       </w:r>
     </w:p>
-    <w:p ns2:paraId="685BDF77" ns2:textId="77777777">
-      <w:pPr>
-        <w:spacing w:after="0" w:line="240" w:lineRule="auto"/>
-        <w:jc w:val="both"/>
-        <w:rPr>
-          <w:rFonts w:ascii="Arial Narrow" w:eastAsia="Arial Narrow" w:hAnsi="Arial Narrow" w:cs="Arial Narrow"/>
-          <w:kern w:val="0"/>
-          <ns2:ligatures ns2:val="none"/>
-        </w:rPr>
-      </w:pPr>
-    </w:p>
-    <w:p ns2:paraId="6239F3D1" ns2:textId="6580DB31">
+    <w:p>
+      <w:pPr>
+        <w:spacing w:after="0" w:line="240" w:lineRule="auto"/>
+        <w:jc w:val="both"/>
+        <w:rPr>
+          <w:rFonts w:ascii="Arial Narrow" w:eastAsia="Arial Narrow" w:hAnsi="Arial Narrow" w:cs="Arial Narrow"/>
+          <w:kern w:val="0"/>
+          <w14:ligatures w14:val="none"/>
+        </w:rPr>
+      </w:pPr>
+    </w:p>
+    <w:p>
       <w:pPr>
         <w:pStyle w:val="Prrafodelista"/>
         <w:numPr>
@@ -5536,14 +5506,14 @@
         <w:rPr>
           <w:rFonts w:ascii="Arial Narrow" w:eastAsia="Arial Narrow" w:hAnsi="Arial Narrow" w:cs="Arial Narrow"/>
           <w:kern w:val="0"/>
-          <ns2:ligatures ns2:val="none"/>
-        </w:rPr>
-      </w:pPr>
-      <w:r>
-        <w:rPr>
-          <w:rFonts w:ascii="Arial Narrow" w:eastAsia="Arial Narrow" w:hAnsi="Arial Narrow" w:cs="Arial Narrow"/>
-          <w:kern w:val="0"/>
-          <ns2:ligatures ns2:val="none"/>
+          <w14:ligatures w14:val="none"/>
+        </w:rPr>
+      </w:pPr>
+      <w:r>
+        <w:rPr>
+          <w:rFonts w:ascii="Arial Narrow" w:eastAsia="Arial Narrow" w:hAnsi="Arial Narrow" w:cs="Arial Narrow"/>
+          <w:kern w:val="0"/>
+          <w14:ligatures w14:val="none"/>
         </w:rPr>
         <w:t xml:space="preserve">Presunta infracción al literal c) </w:t>
       </w:r>
@@ -5551,7 +5521,7 @@
         <w:rPr>
           <w:rFonts w:ascii="Arial Narrow" w:eastAsia="Arial Narrow" w:hAnsi="Arial Narrow" w:cs="Arial Narrow"/>
           <w:kern w:val="0"/>
-          <ns2:ligatures ns2:val="none"/>
+          <w14:ligatures w14:val="none"/>
         </w:rPr>
         <w:t>del artículo 56 de la Ley 29571, Código de Protección y Defensa del Consumidor</w:t>
       </w:r>
@@ -5559,7 +5529,7 @@
         <w:rPr>
           <w:rFonts w:ascii="Arial Narrow" w:eastAsia="Arial Narrow" w:hAnsi="Arial Narrow" w:cs="Arial Narrow"/>
           <w:kern w:val="0"/>
-          <ns2:ligatures ns2:val="none"/>
+          <w14:ligatures w14:val="none"/>
         </w:rPr>
         <w:t>, en</w:t>
       </w:r>
@@ -5567,7 +5537,7 @@
         <w:rPr>
           <w:rFonts w:ascii="Arial Narrow" w:eastAsia="Arial Narrow" w:hAnsi="Arial Narrow" w:cs="Arial Narrow"/>
           <w:kern w:val="0"/>
-          <ns2:ligatures ns2:val="none"/>
+          <w14:ligatures w14:val="none"/>
         </w:rPr>
         <w:t xml:space="preserve"> tanto</w:t>
       </w:r>
@@ -5575,7 +5545,7 @@
         <w:rPr>
           <w:rFonts w:ascii="Arial Narrow" w:eastAsia="Arial Narrow" w:hAnsi="Arial Narrow" w:cs="Arial Narrow"/>
           <w:kern w:val="0"/>
-          <ns2:ligatures ns2:val="none"/>
+          <w14:ligatures w14:val="none"/>
         </w:rPr>
         <w:t xml:space="preserve"> </w:t>
       </w:r>
@@ -5583,7 +5553,7 @@
         <w:rPr>
           <w:rFonts w:ascii="Arial Narrow" w:eastAsia="Arial Narrow" w:hAnsi="Arial Narrow" w:cs="Arial Narrow"/>
           <w:kern w:val="0"/>
-          <ns2:ligatures ns2:val="none"/>
+          <w14:ligatures w14:val="none"/>
         </w:rPr>
         <w:t xml:space="preserve">el </w:t>
       </w:r>
@@ -5591,7 +5561,7 @@
         <w:rPr>
           <w:rFonts w:ascii="Arial Narrow" w:eastAsia="Arial Narrow" w:hAnsi="Arial Narrow" w:cs="Arial Narrow"/>
           <w:kern w:val="0"/>
-          <ns2:ligatures ns2:val="none"/>
+          <w14:ligatures w14:val="none"/>
         </w:rPr>
         <w:t xml:space="preserve">Banco BBVA Perú S.A. </w:t>
       </w:r>
@@ -5599,7 +5569,7 @@
         <w:rPr>
           <w:rFonts w:ascii="Arial Narrow" w:eastAsia="Arial Narrow" w:hAnsi="Arial Narrow" w:cs="Arial Narrow"/>
           <w:kern w:val="0"/>
-          <ns2:ligatures ns2:val="none"/>
+          <w14:ligatures w14:val="none"/>
         </w:rPr>
         <w:t xml:space="preserve">habría </w:t>
       </w:r>
@@ -5607,7 +5577,7 @@
         <w:rPr>
           <w:rFonts w:ascii="Arial Narrow" w:eastAsia="Arial Narrow" w:hAnsi="Arial Narrow" w:cs="Arial Narrow"/>
           <w:kern w:val="0"/>
-          <ns2:ligatures ns2:val="none"/>
+          <w14:ligatures w14:val="none"/>
         </w:rPr>
         <w:t xml:space="preserve">hecho disposición de los fondos del denunciante para renovar la </w:t>
       </w:r>
@@ -5617,7 +5587,7 @@
           <w:color w:val="000000"/>
           <w:kern w:val="0"/>
           <w:lang w:val="es-ES" w:eastAsia="es-ES"/>
-          <ns2:ligatures ns2:val="none"/>
+          <w14:ligatures w14:val="none"/>
         </w:rPr>
         <w:t xml:space="preserve">Póliza </w:t>
       </w:r>
@@ -5627,7 +5597,7 @@
           <w:color w:val="000000"/>
           <w:kern w:val="0"/>
           <w:lang w:eastAsia="es-ES"/>
-          <ns2:ligatures ns2:val="none"/>
+          <w14:ligatures w14:val="none"/>
         </w:rPr>
         <w:t xml:space="preserve">2001-716888 </w:t>
       </w:r>
@@ -5637,7 +5607,7 @@
           <w:color w:val="000000"/>
           <w:kern w:val="0"/>
           <w:lang w:val="es-ES" w:eastAsia="es-ES"/>
-          <ns2:ligatures ns2:val="none"/>
+          <w14:ligatures w14:val="none"/>
         </w:rPr>
         <w:t>del Seguro Vehicular</w:t>
       </w:r>
@@ -5645,7 +5615,7 @@
         <w:rPr>
           <w:rFonts w:ascii="Arial Narrow" w:eastAsia="Arial Narrow" w:hAnsi="Arial Narrow" w:cs="Arial Narrow"/>
           <w:kern w:val="0"/>
-          <ns2:ligatures ns2:val="none"/>
+          <w14:ligatures w14:val="none"/>
         </w:rPr>
         <w:t xml:space="preserve"> </w:t>
       </w:r>
@@ -5653,7 +5623,7 @@
         <w:rPr>
           <w:rFonts w:ascii="Arial Narrow" w:eastAsia="Arial Narrow" w:hAnsi="Arial Narrow" w:cs="Arial Narrow"/>
           <w:kern w:val="0"/>
-          <ns2:ligatures ns2:val="none"/>
+          <w14:ligatures w14:val="none"/>
         </w:rPr>
         <w:t xml:space="preserve">mediante la emisión de la </w:t>
       </w:r>
@@ -5663,7 +5633,7 @@
           <w:color w:val="000000"/>
           <w:kern w:val="0"/>
           <w:lang w:eastAsia="es-ES"/>
-          <ns2:ligatures ns2:val="none"/>
+          <w14:ligatures w14:val="none"/>
         </w:rPr>
         <w:t>Póliza 0011-0960-400****258</w:t>
       </w:r>
@@ -5671,23 +5641,23 @@
         <w:rPr>
           <w:rFonts w:ascii="Arial Narrow" w:eastAsia="Arial Narrow" w:hAnsi="Arial Narrow" w:cs="Arial Narrow"/>
           <w:kern w:val="0"/>
-          <ns2:ligatures ns2:val="none"/>
+          <w14:ligatures w14:val="none"/>
         </w:rPr>
         <w:t xml:space="preserve"> el 12 de junio de 2024, pese a que la póliza inicial no contemplaba cláusula de renovación automática.</w:t>
       </w:r>
     </w:p>
-    <w:p ns2:paraId="7A386075" ns2:textId="77777777">
-      <w:pPr>
-        <w:spacing w:after="0" w:line="240" w:lineRule="auto"/>
-        <w:jc w:val="both"/>
-        <w:rPr>
-          <w:rFonts w:ascii="Arial Narrow" w:eastAsia="Arial Narrow" w:hAnsi="Arial Narrow" w:cs="Arial Narrow"/>
-          <w:kern w:val="0"/>
-          <ns2:ligatures ns2:val="none"/>
-        </w:rPr>
-      </w:pPr>
-    </w:p>
-    <w:p ns2:paraId="04CD7A7A" ns2:textId="2E91D417">
+    <w:p>
+      <w:pPr>
+        <w:spacing w:after="0" w:line="240" w:lineRule="auto"/>
+        <w:jc w:val="both"/>
+        <w:rPr>
+          <w:rFonts w:ascii="Arial Narrow" w:eastAsia="Arial Narrow" w:hAnsi="Arial Narrow" w:cs="Arial Narrow"/>
+          <w:kern w:val="0"/>
+          <w14:ligatures w14:val="none"/>
+        </w:rPr>
+      </w:pPr>
+    </w:p>
+    <w:p>
       <w:pPr>
         <w:pStyle w:val="Prrafodelista"/>
         <w:numPr>
@@ -5703,14 +5673,14 @@
         <w:rPr>
           <w:rFonts w:ascii="Arial Narrow" w:eastAsia="Arial Narrow" w:hAnsi="Arial Narrow" w:cs="Arial Narrow"/>
           <w:kern w:val="0"/>
-          <ns2:ligatures ns2:val="none"/>
-        </w:rPr>
-      </w:pPr>
-      <w:r>
-        <w:rPr>
-          <w:rFonts w:ascii="Arial Narrow" w:eastAsia="Arial Narrow" w:hAnsi="Arial Narrow" w:cs="Arial Narrow"/>
-          <w:kern w:val="0"/>
-          <ns2:ligatures ns2:val="none"/>
+          <w14:ligatures w14:val="none"/>
+        </w:rPr>
+      </w:pPr>
+      <w:r>
+        <w:rPr>
+          <w:rFonts w:ascii="Arial Narrow" w:eastAsia="Arial Narrow" w:hAnsi="Arial Narrow" w:cs="Arial Narrow"/>
+          <w:kern w:val="0"/>
+          <w14:ligatures w14:val="none"/>
         </w:rPr>
         <w:t xml:space="preserve">Presunta </w:t>
       </w:r>
@@ -5718,7 +5688,7 @@
         <w:rPr>
           <w:rFonts w:ascii="Arial Narrow" w:eastAsia="Arial Narrow" w:hAnsi="Arial Narrow" w:cs="Arial Narrow"/>
           <w:kern w:val="0"/>
-          <ns2:ligatures ns2:val="none"/>
+          <w14:ligatures w14:val="none"/>
         </w:rPr>
         <w:t>infracción al literal e) del artículo 47 de la Ley 29571, Código de Protección y Defensa del Consumidor</w:t>
       </w:r>
@@ -5726,7 +5696,7 @@
         <w:rPr>
           <w:rFonts w:ascii="Arial Narrow" w:eastAsia="Arial Narrow" w:hAnsi="Arial Narrow" w:cs="Arial Narrow"/>
           <w:kern w:val="0"/>
-          <ns2:ligatures ns2:val="none"/>
+          <w14:ligatures w14:val="none"/>
         </w:rPr>
         <w:t xml:space="preserve">, en tanto </w:t>
       </w:r>
@@ -5748,7 +5718,7 @@
         <w:rPr>
           <w:rFonts w:ascii="Arial Narrow" w:eastAsia="Arial Narrow" w:hAnsi="Arial Narrow" w:cs="Arial Narrow"/>
           <w:kern w:val="0"/>
-          <ns2:ligatures ns2:val="none"/>
+          <w14:ligatures w14:val="none"/>
         </w:rPr>
         <w:t xml:space="preserve">no habrían cumplido con entregar oportunamente al denunciante los documentos contractuales de la </w:t>
       </w:r>
@@ -5758,7 +5728,7 @@
           <w:color w:val="000000"/>
           <w:kern w:val="0"/>
           <w:lang w:val="es-ES" w:eastAsia="es-ES"/>
-          <ns2:ligatures ns2:val="none"/>
+          <w14:ligatures w14:val="none"/>
         </w:rPr>
         <w:t xml:space="preserve">Póliza </w:t>
       </w:r>
@@ -5768,7 +5738,7 @@
           <w:color w:val="000000"/>
           <w:kern w:val="0"/>
           <w:lang w:eastAsia="es-ES"/>
-          <ns2:ligatures ns2:val="none"/>
+          <w14:ligatures w14:val="none"/>
         </w:rPr>
         <w:t xml:space="preserve">2001-716888 </w:t>
       </w:r>
@@ -5778,7 +5748,7 @@
           <w:color w:val="000000"/>
           <w:kern w:val="0"/>
           <w:lang w:val="es-ES" w:eastAsia="es-ES"/>
-          <ns2:ligatures ns2:val="none"/>
+          <w14:ligatures w14:val="none"/>
         </w:rPr>
         <w:t>del Seguro Vehicular</w:t>
       </w:r>
@@ -5786,23 +5756,23 @@
         <w:rPr>
           <w:rFonts w:ascii="Arial Narrow" w:eastAsia="Arial Narrow" w:hAnsi="Arial Narrow" w:cs="Arial Narrow"/>
           <w:kern w:val="0"/>
-          <ns2:ligatures ns2:val="none"/>
+          <w14:ligatures w14:val="none"/>
         </w:rPr>
         <w:t>.</w:t>
       </w:r>
     </w:p>
-    <w:p ns2:paraId="3F96737E" ns2:textId="77777777">
-      <w:pPr>
-        <w:spacing w:after="0" w:line="240" w:lineRule="auto"/>
-        <w:jc w:val="both"/>
-        <w:rPr>
-          <w:rFonts w:ascii="Arial Narrow" w:eastAsia="Arial Narrow" w:hAnsi="Arial Narrow" w:cs="Arial Narrow"/>
-          <w:kern w:val="0"/>
-          <ns2:ligatures ns2:val="none"/>
-        </w:rPr>
-      </w:pPr>
-    </w:p>
-    <w:p ns2:paraId="59E04FD1" ns2:textId="66FFD421">
+    <w:p>
+      <w:pPr>
+        <w:spacing w:after="0" w:line="240" w:lineRule="auto"/>
+        <w:jc w:val="both"/>
+        <w:rPr>
+          <w:rFonts w:ascii="Arial Narrow" w:eastAsia="Arial Narrow" w:hAnsi="Arial Narrow" w:cs="Arial Narrow"/>
+          <w:kern w:val="0"/>
+          <w14:ligatures w14:val="none"/>
+        </w:rPr>
+      </w:pPr>
+    </w:p>
+    <w:p>
       <w:pPr>
         <w:pStyle w:val="Prrafodelista"/>
         <w:numPr>
@@ -5818,14 +5788,14 @@
         <w:rPr>
           <w:rFonts w:ascii="Arial Narrow" w:eastAsia="Arial Narrow" w:hAnsi="Arial Narrow" w:cs="Arial Narrow"/>
           <w:kern w:val="0"/>
-          <ns2:ligatures ns2:val="none"/>
-        </w:rPr>
-      </w:pPr>
-      <w:r>
-        <w:rPr>
-          <w:rFonts w:ascii="Arial Narrow" w:eastAsia="Arial Narrow" w:hAnsi="Arial Narrow" w:cs="Arial Narrow"/>
-          <w:kern w:val="0"/>
-          <ns2:ligatures ns2:val="none"/>
+          <w14:ligatures w14:val="none"/>
+        </w:rPr>
+      </w:pPr>
+      <w:r>
+        <w:rPr>
+          <w:rFonts w:ascii="Arial Narrow" w:eastAsia="Arial Narrow" w:hAnsi="Arial Narrow" w:cs="Arial Narrow"/>
+          <w:kern w:val="0"/>
+          <w14:ligatures w14:val="none"/>
         </w:rPr>
         <w:t xml:space="preserve">Presunta </w:t>
       </w:r>
@@ -5833,7 +5803,7 @@
         <w:rPr>
           <w:rFonts w:ascii="Arial Narrow" w:eastAsia="Arial Narrow" w:hAnsi="Arial Narrow" w:cs="Arial Narrow"/>
           <w:kern w:val="0"/>
-          <ns2:ligatures ns2:val="none"/>
+          <w14:ligatures w14:val="none"/>
         </w:rPr>
         <w:t>infracción al artículo 1, numeral 1, literal b) y al artículo 2 de la Ley 29571, Código de Protección y Defensa del Consumidor</w:t>
       </w:r>
@@ -5841,7 +5811,7 @@
         <w:rPr>
           <w:rFonts w:ascii="Arial Narrow" w:eastAsia="Arial Narrow" w:hAnsi="Arial Narrow" w:cs="Arial Narrow"/>
           <w:kern w:val="0"/>
-          <ns2:ligatures ns2:val="none"/>
+          <w14:ligatures w14:val="none"/>
         </w:rPr>
         <w:t xml:space="preserve">, en tanto </w:t>
       </w:r>
@@ -5856,7 +5826,7 @@
         <w:rPr>
           <w:rFonts w:ascii="Arial Narrow" w:eastAsia="Arial Narrow" w:hAnsi="Arial Narrow" w:cs="Arial Narrow"/>
           <w:kern w:val="0"/>
-          <ns2:ligatures ns2:val="none"/>
+          <w14:ligatures w14:val="none"/>
         </w:rPr>
         <w:t xml:space="preserve"> no habría </w:t>
       </w:r>
@@ -5864,7 +5834,7 @@
         <w:rPr>
           <w:rFonts w:ascii="Arial Narrow" w:eastAsia="Arial Narrow" w:hAnsi="Arial Narrow" w:cs="Arial Narrow"/>
           <w:kern w:val="0"/>
-          <ns2:ligatures ns2:val="none"/>
+          <w14:ligatures w14:val="none"/>
         </w:rPr>
         <w:lastRenderedPageBreak/>
         <w:t xml:space="preserve">informado oportunamente al denunciante las condiciones </w:t>
@@ -5873,7 +5843,7 @@
         <w:rPr>
           <w:rFonts w:ascii="Arial Narrow" w:eastAsia="Arial Narrow" w:hAnsi="Arial Narrow" w:cs="Arial Narrow"/>
           <w:kern w:val="0"/>
-          <ns2:ligatures ns2:val="none"/>
+          <w14:ligatures w14:val="none"/>
         </w:rPr>
         <w:t>contractuales de</w:t>
       </w:r>
@@ -5881,7 +5851,7 @@
         <w:rPr>
           <w:rFonts w:ascii="Arial Narrow" w:eastAsia="Arial Narrow" w:hAnsi="Arial Narrow" w:cs="Arial Narrow"/>
           <w:kern w:val="0"/>
-          <ns2:ligatures ns2:val="none"/>
+          <w14:ligatures w14:val="none"/>
         </w:rPr>
         <w:t xml:space="preserve"> la Póliza 2001-716888 del Seguro Vehicular</w:t>
       </w:r>
@@ -5889,23 +5859,23 @@
         <w:rPr>
           <w:rFonts w:ascii="Arial Narrow" w:eastAsia="Arial Narrow" w:hAnsi="Arial Narrow" w:cs="Arial Narrow"/>
           <w:kern w:val="0"/>
-          <ns2:ligatures ns2:val="none"/>
+          <w14:ligatures w14:val="none"/>
         </w:rPr>
         <w:t>, impidiéndole ejercer oportunamente su derecho de arrepentimiento respecto del referido seguro.</w:t>
       </w:r>
     </w:p>
-    <w:p ns2:paraId="0DC9E0CE" ns2:textId="77777777">
-      <w:pPr>
-        <w:spacing w:after="0" w:line="240" w:lineRule="auto"/>
-        <w:jc w:val="both"/>
-        <w:rPr>
-          <w:rFonts w:ascii="Arial Narrow" w:eastAsia="Arial Narrow" w:hAnsi="Arial Narrow" w:cs="Arial Narrow"/>
-          <w:kern w:val="0"/>
-          <ns2:ligatures ns2:val="none"/>
-        </w:rPr>
-      </w:pPr>
-    </w:p>
-    <w:p ns2:paraId="14C1FE9A" ns2:textId="21137468">
+    <w:p>
+      <w:pPr>
+        <w:spacing w:after="0" w:line="240" w:lineRule="auto"/>
+        <w:jc w:val="both"/>
+        <w:rPr>
+          <w:rFonts w:ascii="Arial Narrow" w:eastAsia="Arial Narrow" w:hAnsi="Arial Narrow" w:cs="Arial Narrow"/>
+          <w:kern w:val="0"/>
+          <w14:ligatures w14:val="none"/>
+        </w:rPr>
+      </w:pPr>
+    </w:p>
+    <w:p>
       <w:pPr>
         <w:pStyle w:val="Prrafodelista"/>
         <w:numPr>
@@ -5921,14 +5891,14 @@
         <w:rPr>
           <w:rFonts w:ascii="Arial Narrow" w:eastAsia="Arial Narrow" w:hAnsi="Arial Narrow" w:cs="Arial Narrow"/>
           <w:kern w:val="0"/>
-          <ns2:ligatures ns2:val="none"/>
-        </w:rPr>
-      </w:pPr>
-      <w:r>
-        <w:rPr>
-          <w:rFonts w:ascii="Arial Narrow" w:eastAsia="Arial Narrow" w:hAnsi="Arial Narrow" w:cs="Arial Narrow"/>
-          <w:kern w:val="0"/>
-          <ns2:ligatures ns2:val="none"/>
+          <w14:ligatures w14:val="none"/>
+        </w:rPr>
+      </w:pPr>
+      <w:r>
+        <w:rPr>
+          <w:rFonts w:ascii="Arial Narrow" w:eastAsia="Arial Narrow" w:hAnsi="Arial Narrow" w:cs="Arial Narrow"/>
+          <w:kern w:val="0"/>
+          <w14:ligatures w14:val="none"/>
         </w:rPr>
         <w:t xml:space="preserve">Presunta </w:t>
       </w:r>
@@ -5936,7 +5906,7 @@
         <w:rPr>
           <w:rFonts w:ascii="Arial Narrow" w:eastAsia="Arial Narrow" w:hAnsi="Arial Narrow" w:cs="Arial Narrow"/>
           <w:kern w:val="0"/>
-          <ns2:ligatures ns2:val="none"/>
+          <w14:ligatures w14:val="none"/>
         </w:rPr>
         <w:t>infracción al numeral 88.1 del artículo 88 de la Ley 29571, Código de Protección y Defensa del Consumidor</w:t>
       </w:r>
@@ -5944,7 +5914,7 @@
         <w:rPr>
           <w:rFonts w:ascii="Arial Narrow" w:eastAsia="Arial Narrow" w:hAnsi="Arial Narrow" w:cs="Arial Narrow"/>
           <w:kern w:val="0"/>
-          <ns2:ligatures ns2:val="none"/>
+          <w14:ligatures w14:val="none"/>
         </w:rPr>
         <w:t xml:space="preserve">, en tanto el </w:t>
       </w:r>
@@ -5959,7 +5929,7 @@
         <w:rPr>
           <w:rFonts w:ascii="Arial Narrow" w:eastAsia="Arial Narrow" w:hAnsi="Arial Narrow" w:cs="Arial Narrow"/>
           <w:kern w:val="0"/>
-          <ns2:ligatures ns2:val="none"/>
+          <w14:ligatures w14:val="none"/>
         </w:rPr>
         <w:t xml:space="preserve">habría </w:t>
       </w:r>
@@ -5967,7 +5937,7 @@
         <w:rPr>
           <w:rFonts w:ascii="Arial Narrow" w:eastAsia="Arial Narrow" w:hAnsi="Arial Narrow" w:cs="Arial Narrow"/>
           <w:kern w:val="0"/>
-          <ns2:ligatures ns2:val="none"/>
+          <w14:ligatures w14:val="none"/>
         </w:rPr>
         <w:t>brindado una respuesta inadecuada al reclamo presentado por el denunciante el 18 de octubre de 2023</w:t>
       </w:r>
@@ -5975,12 +5945,12 @@
         <w:rPr>
           <w:rFonts w:ascii="Arial Narrow" w:eastAsia="Arial Narrow" w:hAnsi="Arial Narrow" w:cs="Arial Narrow"/>
           <w:kern w:val="0"/>
-          <ns2:ligatures ns2:val="none"/>
+          <w14:ligatures w14:val="none"/>
         </w:rPr>
         <w:t>.</w:t>
       </w:r>
     </w:p>
-    <w:p ns2:paraId="71512386" ns2:textId="77777777">
+    <w:p>
       <w:pPr>
         <w:pStyle w:val="Prrafodelista"/>
         <w:spacing w:after="0" w:line="240" w:lineRule="auto"/>
@@ -5989,11 +5959,11 @@
         <w:rPr>
           <w:rFonts w:ascii="Arial Narrow" w:eastAsia="Arial Narrow" w:hAnsi="Arial Narrow" w:cs="Arial Narrow"/>
           <w:kern w:val="0"/>
-          <ns2:ligatures ns2:val="none"/>
-        </w:rPr>
-      </w:pPr>
-    </w:p>
-    <w:p ns2:paraId="3B6629C5" ns2:textId="286444AE">
+          <w14:ligatures w14:val="none"/>
+        </w:rPr>
+      </w:pPr>
+    </w:p>
+    <w:p>
       <w:pPr>
         <w:pStyle w:val="Prrafodelista"/>
         <w:numPr>
@@ -6010,14 +5980,14 @@
         <w:rPr>
           <w:rFonts w:ascii="Arial Narrow" w:eastAsia="Arial Narrow" w:hAnsi="Arial Narrow" w:cs="Arial Narrow"/>
           <w:kern w:val="0"/>
-          <ns2:ligatures ns2:val="none"/>
-        </w:rPr>
-      </w:pPr>
-      <w:r>
-        <w:rPr>
-          <w:rFonts w:ascii="Arial Narrow" w:eastAsia="Arial Narrow" w:hAnsi="Arial Narrow" w:cs="Arial Narrow"/>
-          <w:kern w:val="0"/>
-          <ns2:ligatures ns2:val="none"/>
+          <w14:ligatures w14:val="none"/>
+        </w:rPr>
+      </w:pPr>
+      <w:r>
+        <w:rPr>
+          <w:rFonts w:ascii="Arial Narrow" w:eastAsia="Arial Narrow" w:hAnsi="Arial Narrow" w:cs="Arial Narrow"/>
+          <w:kern w:val="0"/>
+          <w14:ligatures w14:val="none"/>
         </w:rPr>
         <w:t xml:space="preserve">Presunta </w:t>
       </w:r>
@@ -6025,7 +5995,7 @@
         <w:rPr>
           <w:rFonts w:ascii="Arial Narrow" w:eastAsia="Arial Narrow" w:hAnsi="Arial Narrow" w:cs="Arial Narrow"/>
           <w:kern w:val="0"/>
-          <ns2:ligatures ns2:val="none"/>
+          <w14:ligatures w14:val="none"/>
         </w:rPr>
         <w:t>infracción al numeral 88.1 del artículo 88 de la Ley 29571, Código de Protección y Defensa del Consumidor</w:t>
       </w:r>
@@ -6033,7 +6003,7 @@
         <w:rPr>
           <w:rFonts w:ascii="Arial Narrow" w:eastAsia="Arial Narrow" w:hAnsi="Arial Narrow" w:cs="Arial Narrow"/>
           <w:kern w:val="0"/>
-          <ns2:ligatures ns2:val="none"/>
+          <w14:ligatures w14:val="none"/>
         </w:rPr>
         <w:t xml:space="preserve">, en tanto el </w:t>
       </w:r>
@@ -6048,7 +6018,7 @@
         <w:rPr>
           <w:rFonts w:ascii="Arial Narrow" w:eastAsia="Arial Narrow" w:hAnsi="Arial Narrow" w:cs="Arial Narrow"/>
           <w:kern w:val="0"/>
-          <ns2:ligatures ns2:val="none"/>
+          <w14:ligatures w14:val="none"/>
         </w:rPr>
         <w:t xml:space="preserve"> habría</w:t>
       </w:r>
@@ -6063,7 +6033,7 @@
         <w:rPr>
           <w:rFonts w:ascii="Arial Narrow" w:eastAsia="Arial Narrow" w:hAnsi="Arial Narrow" w:cs="Arial Narrow"/>
           <w:kern w:val="0"/>
-          <ns2:ligatures ns2:val="none"/>
+          <w14:ligatures w14:val="none"/>
         </w:rPr>
         <w:t xml:space="preserve">brindado una respuesta inadecuada al reclamo presentado por el denunciante el </w:t>
       </w:r>
@@ -6073,7 +6043,7 @@
           <w:color w:val="000000"/>
           <w:kern w:val="0"/>
           <w:lang w:eastAsia="es-ES"/>
-          <ns2:ligatures ns2:val="none"/>
+          <w14:ligatures w14:val="none"/>
         </w:rPr>
         <w:t>22 de enero de 2025</w:t>
       </w:r>
@@ -6081,7 +6051,7 @@
         <w:rPr>
           <w:rFonts w:ascii="Arial Narrow" w:eastAsia="Arial Narrow" w:hAnsi="Arial Narrow" w:cs="Arial Narrow"/>
           <w:kern w:val="0"/>
-          <ns2:ligatures ns2:val="none"/>
+          <w14:ligatures w14:val="none"/>
         </w:rPr>
         <w:t>.</w:t>
       </w:r>
@@ -6089,23 +6059,23 @@
         <w:rPr>
           <w:rFonts w:ascii="Arial Narrow" w:eastAsia="Arial Narrow" w:hAnsi="Arial Narrow" w:cs="Arial Narrow"/>
           <w:kern w:val="0"/>
-          <ns2:ligatures ns2:val="none"/>
+          <w14:ligatures w14:val="none"/>
         </w:rPr>
         <w:t xml:space="preserve"> </w:t>
       </w:r>
     </w:p>
-    <w:p ns2:paraId="1DEB3481" ns2:textId="77777777">
-      <w:pPr>
-        <w:spacing w:after="0" w:line="240" w:lineRule="auto"/>
-        <w:jc w:val="both"/>
-        <w:rPr>
-          <w:rFonts w:ascii="Arial Narrow" w:eastAsia="Arial Narrow" w:hAnsi="Arial Narrow" w:cs="Arial Narrow"/>
-          <w:kern w:val="0"/>
-          <ns2:ligatures ns2:val="none"/>
-        </w:rPr>
-      </w:pPr>
-    </w:p>
-    <w:p ns2:paraId="634A0D61" ns2:textId="3592F9C6">
+    <w:p>
+      <w:pPr>
+        <w:spacing w:after="0" w:line="240" w:lineRule="auto"/>
+        <w:jc w:val="both"/>
+        <w:rPr>
+          <w:rFonts w:ascii="Arial Narrow" w:eastAsia="Arial Narrow" w:hAnsi="Arial Narrow" w:cs="Arial Narrow"/>
+          <w:kern w:val="0"/>
+          <w14:ligatures w14:val="none"/>
+        </w:rPr>
+      </w:pPr>
+    </w:p>
+    <w:p>
       <w:pPr>
         <w:spacing w:line="240" w:lineRule="auto"/>
         <w:contextualSpacing/>
@@ -6113,17 +6083,17 @@
         <w:rPr>
           <w:rFonts w:ascii="Arial Narrow" w:eastAsia="Calibri" w:hAnsi="Arial Narrow" w:cs="Arial"/>
           <w:kern w:val="0"/>
-          <ns2:ligatures ns2:val="none"/>
-        </w:rPr>
-      </w:pPr>
-      <w:r>
-        <w:rPr>
-          <w:rFonts w:ascii="Arial Narrow" w:eastAsia="Arial Narrow" w:hAnsi="Arial Narrow" w:cs="Arial Narrow"/>
-          <w:b/>
-          <w:color w:val="000000"/>
-          <w:kern w:val="0"/>
-          <w:lang w:eastAsia="es-PE"/>
-          <ns2:ligatures ns2:val="none"/>
+          <w14:ligatures w14:val="none"/>
+        </w:rPr>
+      </w:pPr>
+      <w:r>
+        <w:rPr>
+          <w:rFonts w:ascii="Arial Narrow" w:eastAsia="Arial Narrow" w:hAnsi="Arial Narrow" w:cs="Arial Narrow"/>
+          <w:b/>
+          <w:color w:val="000000"/>
+          <w:kern w:val="0"/>
+          <w:lang w:eastAsia="es-PE"/>
+          <w14:ligatures w14:val="none"/>
         </w:rPr>
         <w:t>SEGUNDO:</w:t>
       </w:r>
@@ -6133,7 +6103,7 @@
           <w:color w:val="000000"/>
           <w:kern w:val="0"/>
           <w:lang w:eastAsia="es-PE"/>
-          <ns2:ligatures ns2:val="none"/>
+          <w14:ligatures w14:val="none"/>
         </w:rPr>
         <w:t xml:space="preserve"> tener por ofrecidos los medios</w:t>
       </w:r>
@@ -6143,7 +6113,7 @@
           <w:color w:val="000000"/>
           <w:kern w:val="0"/>
           <w:lang w:eastAsia="es-PE"/>
-          <ns2:ligatures ns2:val="none"/>
+          <w14:ligatures w14:val="none"/>
         </w:rPr>
         <w:t xml:space="preserve"> probatorios presentados en el escrito de </w:t>
       </w:r>
@@ -6153,7 +6123,7 @@
           <w:color w:val="000000"/>
           <w:kern w:val="0"/>
           <w:lang w:eastAsia="es-PE"/>
-          <ns2:ligatures ns2:val="none"/>
+          <w14:ligatures w14:val="none"/>
         </w:rPr>
         <w:t xml:space="preserve">denuncia </w:t>
       </w:r>
@@ -6163,7 +6133,7 @@
           <w:color w:val="000000"/>
           <w:kern w:val="0"/>
           <w:lang w:val="es-ES" w:eastAsia="es-ES"/>
-          <ns2:ligatures ns2:val="none"/>
+          <w14:ligatures w14:val="none"/>
         </w:rPr>
         <w:t xml:space="preserve">del </w:t>
       </w:r>
@@ -6173,7 +6143,7 @@
           <w:color w:val="000000"/>
           <w:kern w:val="0"/>
           <w:lang w:val="es-ES" w:eastAsia="es-ES"/>
-          <ns2:ligatures ns2:val="none"/>
+          <w14:ligatures w14:val="none"/>
         </w:rPr>
         <w:t xml:space="preserve">13 de febrero de 2026</w:t>
       </w:r>
@@ -6183,7 +6153,7 @@
           <w:color w:val="000000"/>
           <w:kern w:val="0"/>
           <w:lang w:val="es-ES" w:eastAsia="es-ES"/>
-          <ns2:ligatures ns2:val="none"/>
+          <w14:ligatures w14:val="none"/>
         </w:rPr>
         <w:t xml:space="preserve"/>
       </w:r>
@@ -6193,7 +6163,7 @@
           <w:color w:val="000000"/>
           <w:kern w:val="0"/>
           <w:lang w:val="es-ES" w:eastAsia="es-ES"/>
-          <ns2:ligatures ns2:val="none"/>
+          <w14:ligatures w14:val="none"/>
         </w:rPr>
         <w:t xml:space="preserve"/>
       </w:r>
@@ -6201,12 +6171,12 @@
         <w:rPr>
           <w:rFonts w:ascii="Arial Narrow" w:eastAsia="Calibri" w:hAnsi="Arial Narrow" w:cs="Arial"/>
           <w:kern w:val="0"/>
-          <ns2:ligatures ns2:val="none"/>
+          <w14:ligatures w14:val="none"/>
         </w:rPr>
         <w:t>.</w:t>
       </w:r>
     </w:p>
-    <w:p ns2:paraId="2AF03E3F" ns2:textId="77777777">
+    <w:p>
       <w:pPr>
         <w:spacing w:line="240" w:lineRule="auto"/>
         <w:contextualSpacing/>
@@ -6216,30 +6186,30 @@
           <w:color w:val="000000"/>
           <w:kern w:val="0"/>
           <w:lang w:eastAsia="es-PE"/>
-          <ns2:ligatures ns2:val="none"/>
-        </w:rPr>
-      </w:pPr>
-    </w:p>
-    <w:p ns2:paraId="5D90C1F7" ns2:textId="3FEFE517">
-      <w:pPr>
-        <w:spacing w:after="0" w:line="240" w:lineRule="auto"/>
-        <w:jc w:val="both"/>
-        <w:rPr>
-          <w:rFonts w:ascii="Arial Narrow" w:eastAsia="Arial Narrow" w:hAnsi="Arial Narrow" w:cs="Arial Narrow"/>
-          <w:color w:val="000000"/>
-          <w:kern w:val="0"/>
-          <w:lang w:eastAsia="es-PE"/>
-          <ns2:ligatures ns2:val="none"/>
-        </w:rPr>
-      </w:pPr>
-      <w:r>
-        <w:rPr>
-          <w:rFonts w:ascii="Arial Narrow" w:eastAsia="Arial Narrow" w:hAnsi="Arial Narrow" w:cs="Arial Narrow"/>
-          <w:b/>
-          <w:color w:val="000000"/>
-          <w:kern w:val="0"/>
-          <w:lang w:eastAsia="es-PE"/>
-          <ns2:ligatures ns2:val="none"/>
+          <w14:ligatures w14:val="none"/>
+        </w:rPr>
+      </w:pPr>
+    </w:p>
+    <w:p>
+      <w:pPr>
+        <w:spacing w:after="0" w:line="240" w:lineRule="auto"/>
+        <w:jc w:val="both"/>
+        <w:rPr>
+          <w:rFonts w:ascii="Arial Narrow" w:eastAsia="Arial Narrow" w:hAnsi="Arial Narrow" w:cs="Arial Narrow"/>
+          <w:color w:val="000000"/>
+          <w:kern w:val="0"/>
+          <w:lang w:eastAsia="es-PE"/>
+          <w14:ligatures w14:val="none"/>
+        </w:rPr>
+      </w:pPr>
+      <w:r>
+        <w:rPr>
+          <w:rFonts w:ascii="Arial Narrow" w:eastAsia="Arial Narrow" w:hAnsi="Arial Narrow" w:cs="Arial Narrow"/>
+          <w:b/>
+          <w:color w:val="000000"/>
+          <w:kern w:val="0"/>
+          <w:lang w:eastAsia="es-PE"/>
+          <w14:ligatures w14:val="none"/>
         </w:rPr>
         <w:t xml:space="preserve">TERCERO: </w:t>
       </w:r>
@@ -6249,7 +6219,7 @@
           <w:color w:val="000000"/>
           <w:kern w:val="0"/>
           <w:lang w:eastAsia="es-PE"/>
-          <ns2:ligatures ns2:val="none"/>
+          <w14:ligatures w14:val="none"/>
         </w:rPr>
         <w:t xml:space="preserve">requerir a </w:t>
       </w:r>
@@ -6287,7 +6257,7 @@
           <w:color w:val="000000"/>
           <w:kern w:val="0"/>
           <w:lang w:eastAsia="es-PE"/>
-          <ns2:ligatures ns2:val="none"/>
+          <w14:ligatures w14:val="none"/>
         </w:rPr>
         <w:t>que cumpla</w:t>
       </w:r>
@@ -6297,7 +6267,7 @@
           <w:color w:val="000000"/>
           <w:kern w:val="0"/>
           <w:lang w:eastAsia="es-PE"/>
-          <ns2:ligatures ns2:val="none"/>
+          <w14:ligatures w14:val="none"/>
         </w:rPr>
         <w:t>n</w:t>
       </w:r>
@@ -6307,12 +6277,12 @@
           <w:color w:val="000000"/>
           <w:kern w:val="0"/>
           <w:lang w:eastAsia="es-PE"/>
-          <ns2:ligatures ns2:val="none"/>
+          <w14:ligatures w14:val="none"/>
         </w:rPr>
         <w:t xml:space="preserve"> con lo siguiente:</w:t>
       </w:r>
     </w:p>
-    <w:p ns2:paraId="156DFAB9" ns2:textId="77777777">
+    <w:p>
       <w:pPr>
         <w:spacing w:after="0" w:line="240" w:lineRule="auto"/>
         <w:jc w:val="both"/>
@@ -6321,11 +6291,11 @@
           <w:color w:val="000000"/>
           <w:kern w:val="0"/>
           <w:lang w:eastAsia="es-PE"/>
-          <ns2:ligatures ns2:val="none"/>
-        </w:rPr>
-      </w:pPr>
-    </w:p>
-    <w:p ns2:paraId="37384474" ns2:textId="77777777">
+          <w14:ligatures w14:val="none"/>
+        </w:rPr>
+      </w:pPr>
+    </w:p>
+    <w:p>
       <w:pPr>
         <w:numPr>
           <w:ilvl w:val="0"/>
@@ -6339,21 +6309,21 @@
           <w:color w:val="000000"/>
           <w:kern w:val="0"/>
           <w:lang w:eastAsia="es-PE"/>
-          <ns2:ligatures ns2:val="none"/>
-        </w:rPr>
-      </w:pPr>
-      <w:r>
-        <w:rPr>
-          <w:rFonts w:ascii="Arial Narrow" w:eastAsia="Arial Narrow" w:hAnsi="Arial Narrow" w:cs="Arial Narrow"/>
-          <w:color w:val="000000"/>
-          <w:kern w:val="0"/>
-          <w:lang w:eastAsia="es-PE"/>
-          <ns2:ligatures ns2:val="none"/>
+          <w14:ligatures w14:val="none"/>
+        </w:rPr>
+      </w:pPr>
+      <w:r>
+        <w:rPr>
+          <w:rFonts w:ascii="Arial Narrow" w:eastAsia="Arial Narrow" w:hAnsi="Arial Narrow" w:cs="Arial Narrow"/>
+          <w:color w:val="000000"/>
+          <w:kern w:val="0"/>
+          <w:lang w:eastAsia="es-PE"/>
+          <w14:ligatures w14:val="none"/>
         </w:rPr>
         <w:t>presentar documentos que acrediten su inscripción en los Registros Públicos o una declaración jurada que indique que cuenta con dicha inscripción;</w:t>
       </w:r>
     </w:p>
-    <w:p ns2:paraId="04A6E74B" ns2:textId="77777777">
+    <w:p>
       <w:pPr>
         <w:numPr>
           <w:ilvl w:val="0"/>
@@ -6367,21 +6337,21 @@
           <w:color w:val="000000"/>
           <w:kern w:val="0"/>
           <w:lang w:eastAsia="es-PE"/>
-          <ns2:ligatures ns2:val="none"/>
-        </w:rPr>
-      </w:pPr>
-      <w:r>
-        <w:rPr>
-          <w:rFonts w:ascii="Arial Narrow" w:eastAsia="Arial Narrow" w:hAnsi="Arial Narrow" w:cs="Arial Narrow"/>
-          <w:color w:val="000000"/>
-          <w:kern w:val="0"/>
-          <w:lang w:eastAsia="es-PE"/>
-          <ns2:ligatures ns2:val="none"/>
+          <w14:ligatures w14:val="none"/>
+        </w:rPr>
+      </w:pPr>
+      <w:r>
+        <w:rPr>
+          <w:rFonts w:ascii="Arial Narrow" w:eastAsia="Arial Narrow" w:hAnsi="Arial Narrow" w:cs="Arial Narrow"/>
+          <w:color w:val="000000"/>
+          <w:kern w:val="0"/>
+          <w:lang w:eastAsia="es-PE"/>
+          <w14:ligatures w14:val="none"/>
         </w:rPr>
         <w:t>presentar copia simple de las facultades de representación de su representante legal en el presente procedimiento o la declaración jurada que indique que cuenta con dichas facultades y que estas se encuentran vigentes;</w:t>
       </w:r>
     </w:p>
-    <w:p ns2:paraId="1203D0DC" ns2:textId="77777777">
+    <w:p>
       <w:pPr>
         <w:numPr>
           <w:ilvl w:val="0"/>
@@ -6395,21 +6365,21 @@
           <w:color w:val="000000"/>
           <w:kern w:val="0"/>
           <w:lang w:eastAsia="es-PE"/>
-          <ns2:ligatures ns2:val="none"/>
-        </w:rPr>
-      </w:pPr>
-      <w:r>
-        <w:rPr>
-          <w:rFonts w:ascii="Arial Narrow" w:eastAsia="Arial Narrow" w:hAnsi="Arial Narrow" w:cs="Arial Narrow"/>
-          <w:color w:val="000000"/>
-          <w:kern w:val="0"/>
-          <w:lang w:eastAsia="es-PE"/>
-          <ns2:ligatures ns2:val="none"/>
+          <w14:ligatures w14:val="none"/>
+        </w:rPr>
+      </w:pPr>
+      <w:r>
+        <w:rPr>
+          <w:rFonts w:ascii="Arial Narrow" w:eastAsia="Arial Narrow" w:hAnsi="Arial Narrow" w:cs="Arial Narrow"/>
+          <w:color w:val="000000"/>
+          <w:kern w:val="0"/>
+          <w:lang w:eastAsia="es-PE"/>
+          <w14:ligatures w14:val="none"/>
         </w:rPr>
         <w:t>consignar el Número de Registro Único de Contribuyentes (RUC); y,</w:t>
       </w:r>
     </w:p>
-    <w:p ns2:paraId="37704CA2" ns2:textId="77777777">
+    <w:p>
       <w:pPr>
         <w:numPr>
           <w:ilvl w:val="0"/>
@@ -6421,16 +6391,16 @@
         <w:rPr>
           <w:rFonts w:ascii="Arial Narrow" w:eastAsia="Calibri" w:hAnsi="Arial Narrow" w:cs="Arial"/>
           <w:kern w:val="0"/>
-          <ns2:ligatures ns2:val="none"/>
-        </w:rPr>
-      </w:pPr>
-      <w:r>
-        <w:rPr>
-          <w:rFonts w:ascii="Arial Narrow" w:eastAsia="Arial Narrow" w:hAnsi="Arial Narrow" w:cs="Arial Narrow"/>
-          <w:color w:val="000000"/>
-          <w:kern w:val="0"/>
-          <w:lang w:eastAsia="es-PE"/>
-          <ns2:ligatures ns2:val="none"/>
+          <w14:ligatures w14:val="none"/>
+        </w:rPr>
+      </w:pPr>
+      <w:r>
+        <w:rPr>
+          <w:rFonts w:ascii="Arial Narrow" w:eastAsia="Arial Narrow" w:hAnsi="Arial Narrow" w:cs="Arial Narrow"/>
+          <w:color w:val="000000"/>
+          <w:kern w:val="0"/>
+          <w:lang w:eastAsia="es-PE"/>
+          <w14:ligatures w14:val="none"/>
         </w:rPr>
         <w:t>fijar domicilio procesal para el procedimiento, de conformidad con el numeral 1 del artículo 442</w:t>
       </w:r>
@@ -6440,7 +6410,7 @@
           <w:color w:val="000000"/>
           <w:kern w:val="0"/>
           <w:lang w:eastAsia="es-PE"/>
-          <ns2:ligatures ns2:val="none"/>
+          <w14:ligatures w14:val="none"/>
         </w:rPr>
         <w:t/>
       </w:r>
@@ -6450,7 +6420,7 @@
           <w:color w:val="000000"/>
           <w:kern w:val="0"/>
           <w:lang w:eastAsia="es-PE"/>
-          <ns2:ligatures ns2:val="none"/>
+          <w14:ligatures w14:val="none"/>
         </w:rPr>
         <w:t xml:space="preserve"> del Código Procesal Civil. </w:t>
       </w:r>
@@ -6458,7 +6428,7 @@
         <w:rPr>
           <w:rFonts w:ascii="Arial Narrow" w:eastAsia="Calibri" w:hAnsi="Arial Narrow" w:cs="Arial"/>
           <w:kern w:val="0"/>
-          <ns2:ligatures ns2:val="none"/>
+          <w14:ligatures w14:val="none"/>
         </w:rPr>
         <w:t>Para ello podrá señalar domicilio físico o una dirección electrónica a la que pueda remitirse las notificaciones</w:t>
       </w:r>
@@ -6467,12 +6437,12 @@
           <w:rFonts w:ascii="Arial Narrow" w:eastAsia="Arial" w:hAnsi="Arial Narrow" w:cs="Arial"/>
           <w:kern w:val="0"/>
           <w:lang w:val="es"/>
-          <ns2:ligatures ns2:val="none"/>
+          <w14:ligatures w14:val="none"/>
         </w:rPr>
         <w:t>;</w:t>
       </w:r>
     </w:p>
-    <w:p ns2:paraId="6A38ABFB" ns2:textId="77777777">
+    <w:p>
       <w:pPr>
         <w:numPr>
           <w:ilvl w:val="0"/>
@@ -6484,14 +6454,14 @@
         <w:rPr>
           <w:rFonts w:ascii="Arial Narrow" w:eastAsia="Calibri" w:hAnsi="Arial Narrow" w:cs="Arial"/>
           <w:kern w:val="0"/>
-          <ns2:ligatures ns2:val="none"/>
+          <w14:ligatures w14:val="none"/>
         </w:rPr>
       </w:pPr>
       <w:r>
         <w:rPr>
           <w:rFonts w:ascii="Arial Narrow" w:eastAsia="Calibri" w:hAnsi="Arial Narrow" w:cs="Arial"/>
           <w:kern w:val="0"/>
-          <ns2:ligatures ns2:val="none"/>
+          <w14:ligatures w14:val="none"/>
         </w:rPr>
         <w:t>en caso califique como micro empresa o pequeña empresa, presentar los documentos que acrediten su volumen de ventas o ingresos brutos percibidos el año anterior relativo a todas sus actividades económicas y el número de trabajadores con el que cuenta</w:t>
       </w:r>
@@ -6501,7 +6471,7 @@
           <w:rFonts w:ascii="Arial Narrow" w:eastAsia="Calibri" w:hAnsi="Arial Narrow" w:cs="Arial"/>
           <w:kern w:val="0"/>
           <w:vertAlign w:val="superscript"/>
-          <ns2:ligatures ns2:val="none"/>
+          <w14:ligatures w14:val="none"/>
         </w:rPr>
         <w:footnoteReference w:id="10"/>
       </w:r>
@@ -6509,7 +6479,7 @@
         <w:rPr>
           <w:rFonts w:ascii="Arial Narrow" w:eastAsia="Calibri" w:hAnsi="Arial Narrow" w:cs="Arial"/>
           <w:kern w:val="0"/>
-          <ns2:ligatures ns2:val="none"/>
+          <w14:ligatures w14:val="none"/>
         </w:rPr>
         <w:t>. Ello, a fin de que la Comisión pueda meritar dicha documentación, conforme lo establece el artículo 110</w:t>
       </w:r>
@@ -6519,7 +6489,7 @@
           <w:color w:val="000000"/>
           <w:kern w:val="0"/>
           <w:lang w:eastAsia="es-PE"/>
-          <ns2:ligatures ns2:val="none"/>
+          <w14:ligatures w14:val="none"/>
         </w:rPr>
         <w:t/>
       </w:r>
@@ -6527,7 +6497,7 @@
         <w:rPr>
           <w:rFonts w:ascii="Arial Narrow" w:eastAsia="Calibri" w:hAnsi="Arial Narrow" w:cs="Arial"/>
           <w:kern w:val="0"/>
-          <ns2:ligatures ns2:val="none"/>
+          <w14:ligatures w14:val="none"/>
         </w:rPr>
         <w:t xml:space="preserve"> del </w:t>
       </w:r>
@@ -6536,7 +6506,7 @@
           <w:rFonts w:ascii="Arial Narrow" w:eastAsia="Calibri" w:hAnsi="Arial Narrow" w:cs="Arial"/>
           <w:spacing w:val="-2"/>
           <w:kern w:val="0"/>
-          <ns2:ligatures ns2:val="none"/>
+          <w14:ligatures w14:val="none"/>
         </w:rPr>
         <w:t>Código</w:t>
       </w:r>
@@ -6547,7 +6517,7 @@
           <w:spacing w:val="-2"/>
           <w:kern w:val="0"/>
           <w:vertAlign w:val="superscript"/>
-          <ns2:ligatures ns2:val="none"/>
+          <w14:ligatures w14:val="none"/>
         </w:rPr>
         <w:footnoteReference w:id="11"/>
       </w:r>
@@ -6556,12 +6526,12 @@
           <w:rFonts w:ascii="Arial Narrow" w:eastAsia="Calibri" w:hAnsi="Arial Narrow" w:cs="Arial"/>
           <w:spacing w:val="-2"/>
           <w:kern w:val="0"/>
-          <ns2:ligatures ns2:val="none"/>
+          <w14:ligatures w14:val="none"/>
         </w:rPr>
         <w:t>.</w:t>
       </w:r>
     </w:p>
-    <w:p ns2:paraId="1B2AA0D1" ns2:textId="77777777">
+    <w:p>
       <w:pPr>
         <w:spacing w:after="0" w:line="240" w:lineRule="auto"/>
         <w:ind w:left="567"/>
@@ -6571,20 +6541,20 @@
           <w:color w:val="000000"/>
           <w:kern w:val="0"/>
           <w:lang w:eastAsia="es-PE"/>
-          <ns2:ligatures ns2:val="none"/>
-        </w:rPr>
-      </w:pPr>
-    </w:p>
-    <w:p>
-      <w:pPr>
-        <w:spacing w:after="0" w:line="240" w:lineRule="auto"/>
-        <w:jc w:val="both"/>
-        <w:rPr>
-          <w:rFonts w:ascii="Arial Narrow" w:eastAsia="Arial Narrow" w:hAnsi="Arial Narrow" w:cs="Arial Narrow"/>
-          <w:color w:val="000000"/>
-          <w:kern w:val="0"/>
-          <w:lang w:eastAsia="es-PE"/>
-          <ns2:ligatures ns2:val="none"/>
+          <w14:ligatures w14:val="none"/>
+        </w:rPr>
+      </w:pPr>
+    </w:p>
+    <w:p>
+      <w:pPr>
+        <w:spacing w:after="0" w:line="240" w:lineRule="auto"/>
+        <w:jc w:val="both"/>
+        <w:rPr>
+          <w:rFonts w:ascii="Arial Narrow" w:eastAsia="Arial Narrow" w:hAnsi="Arial Narrow" w:cs="Arial Narrow"/>
+          <w:color w:val="000000"/>
+          <w:kern w:val="0"/>
+          <w:lang w:eastAsia="es-PE"/>
+          <w14:ligatures w14:val="none"/>
         </w:rPr>
       </w:pPr>
       <w:r>
@@ -6603,42 +6573,82 @@
           <w:sz w:val="20"/>
           <w:szCs w:val="20"/>
         </w:rPr>
-        <w:t xml:space="preserve">correr traslado de la presente resolución a Rímac Seguros y Reaseguros S.A. y al Banco BBVA Perú S.A. para que, de conformidad con lo dispuesto por el artículo 26 de la Ley sobre Facultades, Normas y Organización del Indecopi, aprobada por Decreto Legislativo 807, presenten sus descargos sobre la imputación de cargos realizada en un plazo no mayor a cinco (5) días hábiles contado a partir del día siguiente de la notificación de la presente resolución, vencido el cual, el Secretario Técnico declarará en rebeldía a los denunciados que no lo hubieran presentado. Debe precisarse que de conformidad con lo establecido por el artículo 223 del Texto Único Ordenado de la Ley 27444, Ley del Procedimiento Administrativo General, las alegaciones y los hechos relevantes de la reclamación, salvo que hayan sido específicamente negadas en la contestación, se tendrán por aceptadas o merituadas como ciertas.</w:t>
-      </w:r>
-    </w:p>
-    <w:p ns2:paraId="2F1C55D7" ns2:textId="77777777">
-      <w:pPr>
-        <w:spacing w:after="0" w:line="240" w:lineRule="auto"/>
-        <w:jc w:val="both"/>
-        <w:rPr>
-          <w:rFonts w:ascii="Arial Narrow" w:eastAsia="Arial Narrow" w:hAnsi="Arial Narrow" w:cs="Arial Narrow"/>
-          <w:color w:val="000000"/>
-          <w:kern w:val="0"/>
-          <w:lang w:eastAsia="es-PE"/>
-          <ns2:ligatures ns2:val="none"/>
-        </w:rPr>
-      </w:pPr>
-    </w:p>
-    <w:p ns2:paraId="6D15F6EA" ns2:textId="048D1E5B">
-      <w:pPr>
-        <w:spacing w:after="0" w:line="240" w:lineRule="auto"/>
-        <w:jc w:val="both"/>
-        <w:rPr>
-          <w:rFonts w:ascii="Arial Narrow" w:eastAsia="Times New Roman" w:hAnsi="Arial Narrow" w:cs="Arial"/>
-          <w:color w:val="000000"/>
-          <w:kern w:val="0"/>
+        <w:t xml:space="preserve">correr traslado de la presente resolución a Rímac Seguros y Reaseguros S.A. y al Banco BBVA Perú S.A. para que, de conformidad con lo dispuesto por el artículo 26 de la Ley sobre Facultades, Normas y Organización del Indecopi, aprobada por Decreto Legislativo 807</w:t>
+      </w:r>
+      <w:r>
+        <w:rPr>
+          <w:rStyle w:val="Refdenotaalpie"/>
+          <w:rFonts w:ascii="Arial Narrow" w:eastAsia="Times New Roman" w:hAnsi="Arial Narrow" w:cs="Times New Roman"/>
+          <w:color w:val="000000"/>
+          <w:kern w:val="0"/>
+          <w:vertAlign w:val="superscript"/>
           <w:lang w:val="es-ES" w:eastAsia="es-ES"/>
-          <ns2:ligatures ns2:val="none"/>
-        </w:rPr>
-      </w:pPr>
-      <w:r>
-        <w:rPr>
-          <w:rFonts w:ascii="Arial Narrow" w:eastAsia="Arial Narrow" w:hAnsi="Arial Narrow" w:cs="Arial Narrow"/>
-          <w:b/>
-          <w:color w:val="000000"/>
-          <w:kern w:val="0"/>
-          <w:lang w:eastAsia="es-PE"/>
-          <ns2:ligatures ns2:val="none"/>
+          <w14:ligatures w14:val="none"/>
+        </w:rPr>
+        <w:footnoteReference w:id="17"/>
+      </w:r>
+      <w:r>
+        <w:rPr>
+          <w:rFonts w:ascii="Arial Narrow" w:hAnsi="Arial Narrow" w:cs="Arial Narrow"/>
+          <w:sz w:val="20"/>
+          <w:szCs w:val="20"/>
+        </w:rPr>
+        <w:t xml:space="preserve">, presenten sus descargos sobre la imputación de cargos realizada en un plazo no mayor a cinco (5) días hábiles contado a partir del día siguiente de la notificación de la presente resolución, vencido el cual, el Secretario Técnico declarará en rebeldía a los denunciados que no lo hubieran presentado. Debe precisarse que de conformidad con lo establecido por el artículo 223 del Texto Único Ordenado de la Ley 27444, Ley del Procedimiento Administrativo General</w:t>
+      </w:r>
+      <w:r>
+        <w:rPr>
+          <w:rStyle w:val="Refdenotaalpie"/>
+          <w:rFonts w:ascii="Arial Narrow" w:eastAsia="Times New Roman" w:hAnsi="Arial Narrow" w:cs="Times New Roman"/>
+          <w:color w:val="000000"/>
+          <w:kern w:val="0"/>
+          <w:vertAlign w:val="superscript"/>
+          <w:lang w:val="es-ES" w:eastAsia="es-ES"/>
+          <w14:ligatures w14:val="none"/>
+        </w:rPr>
+        <w:footnoteReference w:id="18"/>
+      </w:r>
+      <w:r>
+        <w:rPr>
+          <w:rFonts w:ascii="Arial Narrow" w:hAnsi="Arial Narrow" w:cs="Arial Narrow"/>
+          <w:sz w:val="20"/>
+          <w:szCs w:val="20"/>
+        </w:rPr>
+        <w:t xml:space="preserve">, las alegaciones y los hechos relevantes de la reclamación, salvo que hayan sido específicamente negadas en la contestación, se tendrán por aceptadas o merituadas como ciertas.</w:t>
+      </w:r>
+    </w:p>
+    <w:p>
+      <w:pPr>
+        <w:spacing w:after="0" w:line="240" w:lineRule="auto"/>
+        <w:jc w:val="both"/>
+        <w:rPr>
+          <w:rFonts w:ascii="Arial Narrow" w:eastAsia="Arial Narrow" w:hAnsi="Arial Narrow" w:cs="Arial Narrow"/>
+          <w:color w:val="000000"/>
+          <w:kern w:val="0"/>
+          <w:lang w:eastAsia="es-PE"/>
+          <w14:ligatures w14:val="none"/>
+        </w:rPr>
+      </w:pPr>
+    </w:p>
+    <w:p>
+      <w:pPr>
+        <w:spacing w:after="0" w:line="240" w:lineRule="auto"/>
+        <w:jc w:val="both"/>
+        <w:rPr>
+          <w:rFonts w:ascii="Arial Narrow" w:eastAsia="Times New Roman" w:hAnsi="Arial Narrow" w:cs="Arial"/>
+          <w:color w:val="000000"/>
+          <w:kern w:val="0"/>
+          <w:lang w:val="es-ES" w:eastAsia="es-ES"/>
+          <w14:ligatures w14:val="none"/>
+        </w:rPr>
+      </w:pPr>
+      <w:r>
+        <w:rPr>
+          <w:rFonts w:ascii="Arial Narrow" w:eastAsia="Arial Narrow" w:hAnsi="Arial Narrow" w:cs="Arial Narrow"/>
+          <w:b/>
+          <w:color w:val="000000"/>
+          <w:kern w:val="0"/>
+          <w:lang w:eastAsia="es-PE"/>
+          <w14:ligatures w14:val="none"/>
         </w:rPr>
         <w:t xml:space="preserve">QUINTO: </w:t>
       </w:r>
@@ -6649,7 +6659,7 @@
           <w:color w:val="000000"/>
           <w:kern w:val="0"/>
           <w:lang w:eastAsia="es-ES"/>
-          <ns2:ligatures ns2:val="none"/>
+          <w14:ligatures w14:val="none"/>
         </w:rPr>
         <w:t xml:space="preserve">requerir </w:t>
       </w:r>
@@ -6659,7 +6669,7 @@
           <w:color w:val="000000"/>
           <w:kern w:val="0"/>
           <w:lang w:val="es-ES" w:eastAsia="es-ES"/>
-          <ns2:ligatures ns2:val="none"/>
+          <w14:ligatures w14:val="none"/>
         </w:rPr>
         <w:t xml:space="preserve">que, en un </w:t>
       </w:r>
@@ -6669,7 +6679,7 @@
           <w:color w:val="000000"/>
           <w:kern w:val="0"/>
           <w:lang w:eastAsia="es-ES"/>
-          <ns2:ligatures ns2:val="none"/>
+          <w14:ligatures w14:val="none"/>
         </w:rPr>
         <w:t>plazo no mayor de cinco (5) días hábiles contado a partir del día siguiente de la notificación de la presente resolución</w:t>
       </w:r>
@@ -6680,7 +6690,7 @@
           <w:color w:val="000000"/>
           <w:kern w:val="0"/>
           <w:lang w:eastAsia="es-ES"/>
-          <ns2:ligatures ns2:val="none"/>
+          <w14:ligatures w14:val="none"/>
         </w:rPr>
         <w:t xml:space="preserve">, </w:t>
       </w:r>
@@ -6698,7 +6708,7 @@
           <w:color w:val="000000"/>
           <w:kern w:val="0"/>
           <w:lang w:eastAsia="es-ES"/>
-          <ns2:ligatures ns2:val="none"/>
+          <w14:ligatures w14:val="none"/>
         </w:rPr>
         <w:t xml:space="preserve">, </w:t>
       </w:r>
@@ -6709,7 +6719,7 @@
           <w:color w:val="000000"/>
           <w:kern w:val="0"/>
           <w:lang w:val="es-ES" w:eastAsia="es-ES"/>
-          <ns2:ligatures ns2:val="none"/>
+          <w14:ligatures w14:val="none"/>
         </w:rPr>
         <w:t>cumpla</w:t>
       </w:r>
@@ -6719,7 +6729,7 @@
           <w:color w:val="000000"/>
           <w:kern w:val="0"/>
           <w:lang w:val="es-ES" w:eastAsia="es-ES"/>
-          <ns2:ligatures ns2:val="none"/>
+          <w14:ligatures w14:val="none"/>
         </w:rPr>
         <w:t xml:space="preserve"> con: </w:t>
       </w:r>
@@ -6729,7 +6739,7 @@
           <w:color w:val="000000"/>
           <w:kern w:val="0"/>
           <w:lang w:val="es-ES" w:eastAsia="es-ES"/>
-          <ns2:ligatures ns2:val="none"/>
+          <w14:ligatures w14:val="none"/>
         </w:rPr>
         <w:t xml:space="preserve">(i) presentar una copia debidamente suscrita de la Póliza </w:t>
       </w:r>
@@ -6739,7 +6749,7 @@
           <w:color w:val="000000"/>
           <w:kern w:val="0"/>
           <w:lang w:eastAsia="es-ES"/>
-          <ns2:ligatures ns2:val="none"/>
+          <w14:ligatures w14:val="none"/>
         </w:rPr>
         <w:t xml:space="preserve">2001-716888 </w:t>
       </w:r>
@@ -6749,7 +6759,7 @@
           <w:color w:val="000000"/>
           <w:kern w:val="0"/>
           <w:lang w:val="es-ES" w:eastAsia="es-ES"/>
-          <ns2:ligatures ns2:val="none"/>
+          <w14:ligatures w14:val="none"/>
         </w:rPr>
         <w:t>del Seguro Vehicular materia de denuncia; (</w:t>
       </w:r>
@@ -6760,7 +6770,7 @@
           <w:color w:val="000000"/>
           <w:kern w:val="0"/>
           <w:lang w:val="es-ES" w:eastAsia="es-ES"/>
-          <ns2:ligatures ns2:val="none"/>
+          <w14:ligatures w14:val="none"/>
         </w:rPr>
         <w:t>ii</w:t>
       </w:r>
@@ -6771,7 +6781,7 @@
           <w:color w:val="000000"/>
           <w:kern w:val="0"/>
           <w:lang w:val="es-ES" w:eastAsia="es-ES"/>
-          <ns2:ligatures ns2:val="none"/>
+          <w14:ligatures w14:val="none"/>
         </w:rPr>
         <w:t xml:space="preserve">) presentar una copia debidamente suscrita de la Póliza </w:t>
       </w:r>
@@ -6781,7 +6791,7 @@
           <w:color w:val="000000"/>
           <w:kern w:val="0"/>
           <w:lang w:eastAsia="es-ES"/>
-          <ns2:ligatures ns2:val="none"/>
+          <w14:ligatures w14:val="none"/>
         </w:rPr>
         <w:t xml:space="preserve">0011-0960-400****258 </w:t>
       </w:r>
@@ -6791,7 +6801,7 @@
           <w:color w:val="000000"/>
           <w:kern w:val="0"/>
           <w:lang w:val="es-ES" w:eastAsia="es-ES"/>
-          <ns2:ligatures ns2:val="none"/>
+          <w14:ligatures w14:val="none"/>
         </w:rPr>
         <w:t>del Seguro Vehicular materia de denuncia; (</w:t>
       </w:r>
@@ -6802,7 +6812,7 @@
           <w:color w:val="000000"/>
           <w:kern w:val="0"/>
           <w:lang w:val="es-ES" w:eastAsia="es-ES"/>
-          <ns2:ligatures ns2:val="none"/>
+          <w14:ligatures w14:val="none"/>
         </w:rPr>
         <w:t>iii</w:t>
       </w:r>
@@ -6813,7 +6823,7 @@
           <w:color w:val="000000"/>
           <w:kern w:val="0"/>
           <w:lang w:val="es-ES" w:eastAsia="es-ES"/>
-          <ns2:ligatures ns2:val="none"/>
+          <w14:ligatures w14:val="none"/>
         </w:rPr>
         <w:t xml:space="preserve">) presentar los medios probatorios que acrediten que gestionó adecuadamente la renovación de la Póliza </w:t>
       </w:r>
@@ -6823,7 +6833,7 @@
           <w:color w:val="000000"/>
           <w:kern w:val="0"/>
           <w:lang w:eastAsia="es-ES"/>
-          <ns2:ligatures ns2:val="none"/>
+          <w14:ligatures w14:val="none"/>
         </w:rPr>
         <w:t xml:space="preserve">2001-716888; </w:t>
       </w:r>
@@ -6833,7 +6843,7 @@
           <w:color w:val="000000"/>
           <w:kern w:val="0"/>
           <w:lang w:val="es-ES" w:eastAsia="es-ES"/>
-          <ns2:ligatures ns2:val="none"/>
+          <w14:ligatures w14:val="none"/>
         </w:rPr>
         <w:t>y, (</w:t>
       </w:r>
@@ -6844,7 +6854,7 @@
           <w:color w:val="000000"/>
           <w:kern w:val="0"/>
           <w:lang w:val="es-ES" w:eastAsia="es-ES"/>
-          <ns2:ligatures ns2:val="none"/>
+          <w14:ligatures w14:val="none"/>
         </w:rPr>
         <w:t>iv</w:t>
       </w:r>
@@ -6855,7 +6865,7 @@
           <w:color w:val="000000"/>
           <w:kern w:val="0"/>
           <w:lang w:val="es-ES" w:eastAsia="es-ES"/>
-          <ns2:ligatures ns2:val="none"/>
+          <w14:ligatures w14:val="none"/>
         </w:rPr>
         <w:t>) presentar todas las comunicaciones cursadas con la parte denunciante en virtud de los hechos materia de denuncia</w:t>
       </w:r>
@@ -6865,12 +6875,12 @@
           <w:color w:val="000000"/>
           <w:kern w:val="0"/>
           <w:lang w:val="es-ES" w:eastAsia="es-ES"/>
-          <ns2:ligatures ns2:val="none"/>
+          <w14:ligatures w14:val="none"/>
         </w:rPr>
         <w:t>.</w:t>
       </w:r>
     </w:p>
-    <w:p ns2:paraId="7EAE58BA" ns2:textId="77777777">
+    <w:p>
       <w:pPr>
         <w:spacing w:after="0" w:line="240" w:lineRule="auto"/>
         <w:jc w:val="both"/>
@@ -6879,11 +6889,11 @@
           <w:color w:val="000000"/>
           <w:kern w:val="0"/>
           <w:lang w:val="es-ES" w:eastAsia="es-ES"/>
-          <ns2:ligatures ns2:val="none"/>
-        </w:rPr>
-      </w:pPr>
-    </w:p>
-    <w:p ns2:paraId="018EE32A" ns2:textId="7C1E297E">
+          <w14:ligatures w14:val="none"/>
+        </w:rPr>
+      </w:pPr>
+    </w:p>
+    <w:p>
       <w:pPr>
         <w:spacing w:after="0" w:line="240" w:lineRule="auto"/>
         <w:jc w:val="both"/>
@@ -6892,17 +6902,17 @@
           <w:color w:val="000000"/>
           <w:kern w:val="0"/>
           <w:lang w:val="es-ES" w:eastAsia="es-ES"/>
-          <ns2:ligatures ns2:val="none"/>
-        </w:rPr>
-      </w:pPr>
-      <w:r>
-        <w:rPr>
-          <w:rFonts w:ascii="Arial Narrow" w:eastAsia="Arial Narrow" w:hAnsi="Arial Narrow" w:cs="Arial Narrow"/>
-          <w:b/>
-          <w:color w:val="000000"/>
-          <w:kern w:val="0"/>
-          <w:lang w:eastAsia="es-PE"/>
-          <ns2:ligatures ns2:val="none"/>
+          <w14:ligatures w14:val="none"/>
+        </w:rPr>
+      </w:pPr>
+      <w:r>
+        <w:rPr>
+          <w:rFonts w:ascii="Arial Narrow" w:eastAsia="Arial Narrow" w:hAnsi="Arial Narrow" w:cs="Arial Narrow"/>
+          <w:b/>
+          <w:color w:val="000000"/>
+          <w:kern w:val="0"/>
+          <w:lang w:eastAsia="es-PE"/>
+          <w14:ligatures w14:val="none"/>
         </w:rPr>
         <w:t xml:space="preserve">SEXTO: </w:t>
       </w:r>
@@ -6912,7 +6922,7 @@
           <w:color w:val="000000"/>
           <w:kern w:val="0"/>
           <w:lang w:eastAsia="es-ES"/>
-          <ns2:ligatures ns2:val="none"/>
+          <w14:ligatures w14:val="none"/>
         </w:rPr>
         <w:t xml:space="preserve">requerir </w:t>
       </w:r>
@@ -6922,7 +6932,7 @@
           <w:color w:val="000000"/>
           <w:kern w:val="0"/>
           <w:lang w:val="es-ES" w:eastAsia="es-ES"/>
-          <ns2:ligatures ns2:val="none"/>
+          <w14:ligatures w14:val="none"/>
         </w:rPr>
         <w:t xml:space="preserve">que, en un </w:t>
       </w:r>
@@ -6932,7 +6942,7 @@
           <w:color w:val="000000"/>
           <w:kern w:val="0"/>
           <w:lang w:eastAsia="es-ES"/>
-          <ns2:ligatures ns2:val="none"/>
+          <w14:ligatures w14:val="none"/>
         </w:rPr>
         <w:t xml:space="preserve">plazo no mayor de cinco (5) días hábiles contado a partir del día siguiente de la notificación de la presente resolución, </w:t>
       </w:r>
@@ -6942,7 +6952,7 @@
           <w:color w:val="000000"/>
           <w:kern w:val="0"/>
           <w:lang w:eastAsia="es-ES"/>
-          <ns2:ligatures ns2:val="none"/>
+          <w14:ligatures w14:val="none"/>
         </w:rPr>
         <w:t xml:space="preserve">el </w:t>
       </w:r>
@@ -6959,7 +6969,7 @@
           <w:color w:val="000000"/>
           <w:kern w:val="0"/>
           <w:lang w:eastAsia="es-ES"/>
-          <ns2:ligatures ns2:val="none"/>
+          <w14:ligatures w14:val="none"/>
         </w:rPr>
         <w:t xml:space="preserve">, </w:t>
       </w:r>
@@ -6969,7 +6979,7 @@
           <w:color w:val="000000"/>
           <w:kern w:val="0"/>
           <w:lang w:val="es-ES" w:eastAsia="es-ES"/>
-          <ns2:ligatures ns2:val="none"/>
+          <w14:ligatures w14:val="none"/>
         </w:rPr>
         <w:t xml:space="preserve">cumpla con: </w:t>
       </w:r>
@@ -6979,7 +6989,7 @@
           <w:color w:val="000000"/>
           <w:kern w:val="0"/>
           <w:lang w:val="es-ES" w:eastAsia="es-ES"/>
-          <ns2:ligatures ns2:val="none"/>
+          <w14:ligatures w14:val="none"/>
         </w:rPr>
         <w:t xml:space="preserve">(i) presentar una copia debidamente suscrita de la Póliza </w:t>
       </w:r>
@@ -6989,7 +6999,7 @@
           <w:color w:val="000000"/>
           <w:kern w:val="0"/>
           <w:lang w:eastAsia="es-ES"/>
-          <ns2:ligatures ns2:val="none"/>
+          <w14:ligatures w14:val="none"/>
         </w:rPr>
         <w:t xml:space="preserve">2001-716888 </w:t>
       </w:r>
@@ -6999,7 +7009,7 @@
           <w:color w:val="000000"/>
           <w:kern w:val="0"/>
           <w:lang w:val="es-ES" w:eastAsia="es-ES"/>
-          <ns2:ligatures ns2:val="none"/>
+          <w14:ligatures w14:val="none"/>
         </w:rPr>
         <w:t>del Seguro Vehicular materia de denuncia; (</w:t>
       </w:r>
@@ -7010,7 +7020,7 @@
           <w:color w:val="000000"/>
           <w:kern w:val="0"/>
           <w:lang w:val="es-ES" w:eastAsia="es-ES"/>
-          <ns2:ligatures ns2:val="none"/>
+          <w14:ligatures w14:val="none"/>
         </w:rPr>
         <w:t>ii</w:t>
       </w:r>
@@ -7021,7 +7031,7 @@
           <w:color w:val="000000"/>
           <w:kern w:val="0"/>
           <w:lang w:val="es-ES" w:eastAsia="es-ES"/>
-          <ns2:ligatures ns2:val="none"/>
+          <w14:ligatures w14:val="none"/>
         </w:rPr>
         <w:t xml:space="preserve">) presentar una copia debidamente suscrita de la Póliza </w:t>
       </w:r>
@@ -7031,7 +7041,7 @@
           <w:color w:val="000000"/>
           <w:kern w:val="0"/>
           <w:lang w:eastAsia="es-ES"/>
-          <ns2:ligatures ns2:val="none"/>
+          <w14:ligatures w14:val="none"/>
         </w:rPr>
         <w:t xml:space="preserve">0011-0960-400****258 </w:t>
       </w:r>
@@ -7041,7 +7051,7 @@
           <w:color w:val="000000"/>
           <w:kern w:val="0"/>
           <w:lang w:val="es-ES" w:eastAsia="es-ES"/>
-          <ns2:ligatures ns2:val="none"/>
+          <w14:ligatures w14:val="none"/>
         </w:rPr>
         <w:t>del del Seguro Vehicular materia de denuncia; (</w:t>
       </w:r>
@@ -7052,7 +7062,7 @@
           <w:color w:val="000000"/>
           <w:kern w:val="0"/>
           <w:lang w:val="es-ES" w:eastAsia="es-ES"/>
-          <ns2:ligatures ns2:val="none"/>
+          <w14:ligatures w14:val="none"/>
         </w:rPr>
         <w:t>iii</w:t>
       </w:r>
@@ -7063,7 +7073,7 @@
           <w:color w:val="000000"/>
           <w:kern w:val="0"/>
           <w:lang w:val="es-ES" w:eastAsia="es-ES"/>
-          <ns2:ligatures ns2:val="none"/>
+          <w14:ligatures w14:val="none"/>
         </w:rPr>
         <w:t xml:space="preserve">) presentar los medios probatorios que acrediten que gestionó adecuadamente la renovación y el pago de primas de la Póliza </w:t>
       </w:r>
@@ -7073,7 +7083,7 @@
           <w:color w:val="000000"/>
           <w:kern w:val="0"/>
           <w:lang w:eastAsia="es-ES"/>
-          <ns2:ligatures ns2:val="none"/>
+          <w14:ligatures w14:val="none"/>
         </w:rPr>
         <w:t>2001-716888;</w:t>
       </w:r>
@@ -7083,7 +7093,7 @@
           <w:color w:val="000000"/>
           <w:kern w:val="0"/>
           <w:lang w:val="es-ES" w:eastAsia="es-ES"/>
-          <ns2:ligatures ns2:val="none"/>
+          <w14:ligatures w14:val="none"/>
         </w:rPr>
         <w:t xml:space="preserve"> y, (</w:t>
       </w:r>
@@ -7094,7 +7104,7 @@
           <w:color w:val="000000"/>
           <w:kern w:val="0"/>
           <w:lang w:val="es-ES" w:eastAsia="es-ES"/>
-          <ns2:ligatures ns2:val="none"/>
+          <w14:ligatures w14:val="none"/>
         </w:rPr>
         <w:t>iv</w:t>
       </w:r>
@@ -7105,7 +7115,7 @@
           <w:color w:val="000000"/>
           <w:kern w:val="0"/>
           <w:lang w:val="es-ES" w:eastAsia="es-ES"/>
-          <ns2:ligatures ns2:val="none"/>
+          <w14:ligatures w14:val="none"/>
         </w:rPr>
         <w:t>) presentar todas las comunicaciones cursadas con la parte denunciante en virtud de los hechos materia de denuncia</w:t>
       </w:r>
@@ -7115,12 +7125,12 @@
           <w:color w:val="000000"/>
           <w:kern w:val="0"/>
           <w:lang w:val="es-ES" w:eastAsia="es-ES"/>
-          <ns2:ligatures ns2:val="none"/>
+          <w14:ligatures w14:val="none"/>
         </w:rPr>
         <w:t>.</w:t>
       </w:r>
     </w:p>
-    <w:p ns2:paraId="61AD8504" ns2:textId="77777777">
+    <w:p>
       <w:pPr>
         <w:spacing w:after="0" w:line="240" w:lineRule="auto"/>
         <w:jc w:val="both"/>
@@ -7130,30 +7140,30 @@
           <w:color w:val="000000"/>
           <w:kern w:val="0"/>
           <w:lang w:val="es-ES" w:eastAsia="es-PE"/>
-          <ns2:ligatures ns2:val="none"/>
-        </w:rPr>
-      </w:pPr>
-    </w:p>
-    <w:p ns2:paraId="58D4E496" ns2:textId="3B70FCF7">
-      <w:pPr>
-        <w:spacing w:after="0" w:line="240" w:lineRule="auto"/>
-        <w:jc w:val="both"/>
-        <w:rPr>
-          <w:rFonts w:ascii="Arial Narrow" w:eastAsia="Arial Narrow" w:hAnsi="Arial Narrow" w:cs="Arial Narrow"/>
-          <w:color w:val="000000"/>
-          <w:kern w:val="0"/>
-          <w:lang w:eastAsia="es-PE"/>
-          <ns2:ligatures ns2:val="none"/>
-        </w:rPr>
-      </w:pPr>
-      <w:r>
-        <w:rPr>
-          <w:rFonts w:ascii="Arial Narrow" w:eastAsia="Arial Narrow" w:hAnsi="Arial Narrow" w:cs="Arial Narrow"/>
-          <w:b/>
-          <w:color w:val="000000"/>
-          <w:kern w:val="0"/>
-          <w:lang w:eastAsia="es-PE"/>
-          <ns2:ligatures ns2:val="none"/>
+          <w14:ligatures w14:val="none"/>
+        </w:rPr>
+      </w:pPr>
+    </w:p>
+    <w:p>
+      <w:pPr>
+        <w:spacing w:after="0" w:line="240" w:lineRule="auto"/>
+        <w:jc w:val="both"/>
+        <w:rPr>
+          <w:rFonts w:ascii="Arial Narrow" w:eastAsia="Arial Narrow" w:hAnsi="Arial Narrow" w:cs="Arial Narrow"/>
+          <w:color w:val="000000"/>
+          <w:kern w:val="0"/>
+          <w:lang w:eastAsia="es-PE"/>
+          <w14:ligatures w14:val="none"/>
+        </w:rPr>
+      </w:pPr>
+      <w:r>
+        <w:rPr>
+          <w:rFonts w:ascii="Arial Narrow" w:eastAsia="Arial Narrow" w:hAnsi="Arial Narrow" w:cs="Arial Narrow"/>
+          <w:b/>
+          <w:color w:val="000000"/>
+          <w:kern w:val="0"/>
+          <w:lang w:eastAsia="es-PE"/>
+          <w14:ligatures w14:val="none"/>
         </w:rPr>
         <w:t>SÉTIMO:</w:t>
       </w:r>
@@ -7163,7 +7173,7 @@
           <w:color w:val="000000"/>
           <w:kern w:val="0"/>
           <w:lang w:eastAsia="es-PE"/>
-          <ns2:ligatures ns2:val="none"/>
+          <w14:ligatures w14:val="none"/>
         </w:rPr>
         <w:t xml:space="preserve"> </w:t>
       </w:r>
@@ -7174,7 +7184,7 @@
           <w:color w:val="000000"/>
           <w:kern w:val="0"/>
           <w:lang w:eastAsia="es-PE"/>
-          <ns2:ligatures ns2:val="none"/>
+          <w14:ligatures w14:val="none"/>
         </w:rPr>
         <w:t>informar a las partes que el artículo 110</w:t>
       </w:r>
@@ -7184,7 +7194,7 @@
           <w:color w:val="000000"/>
           <w:kern w:val="0"/>
           <w:lang w:eastAsia="es-PE"/>
-          <ns2:ligatures ns2:val="none"/>
+          <w14:ligatures w14:val="none"/>
         </w:rPr>
         <w:t/>
       </w:r>
@@ -7194,7 +7204,7 @@
           <w:color w:val="000000"/>
           <w:kern w:val="0"/>
           <w:lang w:eastAsia="es-PE"/>
-          <ns2:ligatures ns2:val="none"/>
+          <w14:ligatures w14:val="none"/>
         </w:rPr>
         <w:t xml:space="preserve"> de la </w:t>
       </w:r>
@@ -7204,7 +7214,7 @@
           <w:color w:val="000000"/>
           <w:kern w:val="0"/>
           <w:lang w:eastAsia="es-PE"/>
-          <ns2:ligatures ns2:val="none"/>
+          <w14:ligatures w14:val="none"/>
         </w:rPr>
         <w:t>Ley 29571</w:t>
       </w:r>
@@ -7214,7 +7224,7 @@
           <w:color w:val="000000"/>
           <w:kern w:val="0"/>
           <w:lang w:eastAsia="es-PE"/>
-          <ns2:ligatures ns2:val="none"/>
+          <w14:ligatures w14:val="none"/>
         </w:rPr>
         <w:t>, Código de Protección y Defensa del Consumidor</w:t>
       </w:r>
@@ -7226,7 +7236,7 @@
           <w:kern w:val="0"/>
           <w:vertAlign w:val="superscript"/>
           <w:lang w:eastAsia="es-PE"/>
-          <ns2:ligatures ns2:val="none"/>
+          <w14:ligatures w14:val="none"/>
         </w:rPr>
         <w:footnoteReference w:id="12"/>
       </w:r>
@@ -7236,7 +7246,7 @@
           <w:color w:val="000000"/>
           <w:kern w:val="0"/>
           <w:lang w:eastAsia="es-PE"/>
-          <ns2:ligatures ns2:val="none"/>
+          <w14:ligatures w14:val="none"/>
         </w:rPr>
         <w:t>, faculta a la Comisión a calificar las infracciones de la referida norma como leves, graves o muy graves e imponer sanciones que van desde una amonestación hasta una multa por un máximo de 450 Unidades Impositivas Tributarias, sin perjuicio de las medidas correctivas, reparadoras y complementarias, que puedan ordenarse de acuerdo a lo estipulado en los artículos 114</w:t>
       </w:r>
@@ -7246,7 +7256,7 @@
           <w:color w:val="000000"/>
           <w:kern w:val="0"/>
           <w:lang w:eastAsia="es-PE"/>
-          <ns2:ligatures ns2:val="none"/>
+          <w14:ligatures w14:val="none"/>
         </w:rPr>
         <w:t/>
       </w:r>
@@ -7256,7 +7266,7 @@
           <w:color w:val="000000"/>
           <w:kern w:val="0"/>
           <w:lang w:eastAsia="es-PE"/>
-          <ns2:ligatures ns2:val="none"/>
+          <w14:ligatures w14:val="none"/>
         </w:rPr>
         <w:t>, 115</w:t>
       </w:r>
@@ -7266,7 +7276,7 @@
           <w:color w:val="000000"/>
           <w:kern w:val="0"/>
           <w:lang w:eastAsia="es-PE"/>
-          <ns2:ligatures ns2:val="none"/>
+          <w14:ligatures w14:val="none"/>
         </w:rPr>
         <w:t/>
       </w:r>
@@ -7276,7 +7286,7 @@
           <w:color w:val="000000"/>
           <w:kern w:val="0"/>
           <w:lang w:eastAsia="es-PE"/>
-          <ns2:ligatures ns2:val="none"/>
+          <w14:ligatures w14:val="none"/>
         </w:rPr>
         <w:t xml:space="preserve"> y 116</w:t>
       </w:r>
@@ -7286,7 +7296,7 @@
           <w:color w:val="000000"/>
           <w:kern w:val="0"/>
           <w:lang w:eastAsia="es-PE"/>
-          <ns2:ligatures ns2:val="none"/>
+          <w14:ligatures w14:val="none"/>
         </w:rPr>
         <w:t/>
       </w:r>
@@ -7296,7 +7306,7 @@
           <w:color w:val="000000"/>
           <w:kern w:val="0"/>
           <w:lang w:eastAsia="es-PE"/>
-          <ns2:ligatures ns2:val="none"/>
+          <w14:ligatures w14:val="none"/>
         </w:rPr>
         <w:t xml:space="preserve"> de la referida norma</w:t>
       </w:r>
@@ -7308,7 +7318,7 @@
           <w:kern w:val="0"/>
           <w:vertAlign w:val="superscript"/>
           <w:lang w:eastAsia="es-PE"/>
-          <ns2:ligatures ns2:val="none"/>
+          <w14:ligatures w14:val="none"/>
         </w:rPr>
         <w:footnoteReference w:id="13"/>
       </w:r>
@@ -7318,7 +7328,7 @@
           <w:color w:val="000000"/>
           <w:kern w:val="0"/>
           <w:lang w:eastAsia="es-PE"/>
-          <ns2:ligatures ns2:val="none"/>
+          <w14:ligatures w14:val="none"/>
         </w:rPr>
         <w:t xml:space="preserve">. </w:t>
       </w:r>
@@ -7329,7 +7339,7 @@
           <w:color w:val="000000"/>
           <w:kern w:val="0"/>
           <w:lang w:eastAsia="es-PE"/>
-          <ns2:ligatures ns2:val="none"/>
+          <w14:ligatures w14:val="none"/>
         </w:rPr>
         <w:t xml:space="preserve">Asimismo, se consideran circunstancias atenuantes para la graduación de la sanción, </w:t>
       </w:r>
@@ -7339,7 +7349,7 @@
           <w:color w:val="000000"/>
           <w:kern w:val="0"/>
           <w:lang w:eastAsia="es-PE"/>
-          <ns2:ligatures ns2:val="none"/>
+          <w14:ligatures w14:val="none"/>
         </w:rPr>
         <w:lastRenderedPageBreak/>
         <w:t>el allanamiento de la denuncia o el reconocimiento de las pretensiones en ella contenidas, de acuerdo con el artículo 112</w:t>
@@ -7350,7 +7360,7 @@
           <w:color w:val="000000"/>
           <w:kern w:val="0"/>
           <w:lang w:eastAsia="es-PE"/>
-          <ns2:ligatures ns2:val="none"/>
+          <w14:ligatures w14:val="none"/>
         </w:rPr>
         <w:t/>
       </w:r>
@@ -7360,7 +7370,7 @@
           <w:color w:val="000000"/>
           <w:kern w:val="0"/>
           <w:lang w:eastAsia="es-PE"/>
-          <ns2:ligatures ns2:val="none"/>
+          <w14:ligatures w14:val="none"/>
         </w:rPr>
         <w:t xml:space="preserve"> del Código</w:t>
       </w:r>
@@ -7372,7 +7382,7 @@
           <w:kern w:val="0"/>
           <w:vertAlign w:val="superscript"/>
           <w:lang w:eastAsia="es-PE"/>
-          <ns2:ligatures ns2:val="none"/>
+          <w14:ligatures w14:val="none"/>
         </w:rPr>
         <w:footnoteReference w:id="14"/>
       </w:r>
@@ -7382,12 +7392,12 @@
           <w:color w:val="000000"/>
           <w:kern w:val="0"/>
           <w:lang w:eastAsia="es-PE"/>
-          <ns2:ligatures ns2:val="none"/>
+          <w14:ligatures w14:val="none"/>
         </w:rPr>
         <w:t>.</w:t>
       </w:r>
     </w:p>
-    <w:p ns2:paraId="7A5236A4" ns2:textId="77777777">
+    <w:p>
       <w:pPr>
         <w:shd w:val="clear" w:color="auto" w:fill="FFFFFF"/>
         <w:spacing w:after="0" w:line="240" w:lineRule="auto"/>
@@ -7398,11 +7408,11 @@
           <w:color w:val="000000"/>
           <w:kern w:val="0"/>
           <w:lang w:eastAsia="es-PE"/>
-          <ns2:ligatures ns2:val="none"/>
-        </w:rPr>
-      </w:pPr>
-    </w:p>
-    <w:p ns2:paraId="3F071DDA" ns2:textId="77777777">
+          <w14:ligatures w14:val="none"/>
+        </w:rPr>
+      </w:pPr>
+    </w:p>
+    <w:p>
       <w:pPr>
         <w:shd w:val="clear" w:color="auto" w:fill="FFFFFF"/>
         <w:spacing w:after="0" w:line="240" w:lineRule="auto"/>
@@ -7412,7 +7422,7 @@
           <w:color w:val="000000"/>
           <w:kern w:val="0"/>
           <w:lang w:eastAsia="es-PE"/>
-          <ns2:ligatures ns2:val="none"/>
+          <w14:ligatures w14:val="none"/>
         </w:rPr>
       </w:pPr>
       <w:r>
@@ -7421,7 +7431,7 @@
           <w:b/>
           <w:bCs/>
           <w:kern w:val="0"/>
-          <ns2:ligatures ns2:val="none"/>
+          <w14:ligatures w14:val="none"/>
         </w:rPr>
         <w:t>OCTAVO</w:t>
       </w:r>
@@ -7432,7 +7442,7 @@
           <w:color w:val="000000"/>
           <w:kern w:val="0"/>
           <w:lang w:eastAsia="es-PE"/>
-          <ns2:ligatures ns2:val="none"/>
+          <w14:ligatures w14:val="none"/>
         </w:rPr>
         <w:t>:</w:t>
       </w:r>
@@ -7442,7 +7452,7 @@
           <w:color w:val="000000"/>
           <w:kern w:val="0"/>
           <w:lang w:eastAsia="es-PE"/>
-          <ns2:ligatures ns2:val="none"/>
+          <w14:ligatures w14:val="none"/>
         </w:rPr>
         <w:t xml:space="preserve"> informar a las partes que conforme a lo establecido en el artículo 39</w:t>
       </w:r>
@@ -7452,7 +7462,7 @@
           <w:color w:val="000000"/>
           <w:kern w:val="0"/>
           <w:lang w:eastAsia="es-PE"/>
-          <ns2:ligatures ns2:val="none"/>
+          <w14:ligatures w14:val="none"/>
         </w:rPr>
         <w:t/>
       </w:r>
@@ -7462,12 +7472,12 @@
           <w:color w:val="000000"/>
           <w:kern w:val="0"/>
           <w:lang w:eastAsia="es-PE"/>
-          <ns2:ligatures ns2:val="none"/>
+          <w14:ligatures w14:val="none"/>
         </w:rPr>
         <w:t xml:space="preserve"> de la Ley sobre Facultades, Normas y Organización del Indecopi, aprobada por Decreto Legislativo 807, los gastos por los peritajes realizados, actuación de pruebas, inspecciones y otros derivados de la tramitación del proceso serán de cargo de la parte que solicita la prueba, salvo pacto en contrario. En todos los casos, la resolución final determinará si los gastos deben ser asumidos por alguna de las partes, o reembolsados a la otra parte o al Indecopi, según sea el caso, de manera adicional a la sanción que haya podido imponerse. </w:t>
       </w:r>
     </w:p>
-    <w:p ns2:paraId="0F10F9CF" ns2:textId="77777777">
+    <w:p>
       <w:pPr>
         <w:shd w:val="clear" w:color="auto" w:fill="FFFFFF"/>
         <w:spacing w:after="0" w:line="240" w:lineRule="auto"/>
@@ -7477,11 +7487,11 @@
           <w:color w:val="000000"/>
           <w:kern w:val="0"/>
           <w:lang w:eastAsia="es-PE"/>
-          <ns2:ligatures ns2:val="none"/>
-        </w:rPr>
-      </w:pPr>
-    </w:p>
-    <w:p ns2:paraId="194C23DD" ns2:textId="724CDDA5">
+          <w14:ligatures w14:val="none"/>
+        </w:rPr>
+      </w:pPr>
+    </w:p>
+    <w:p>
       <w:pPr>
         <w:suppressAutoHyphens/>
         <w:spacing w:after="0" w:line="240" w:lineRule="auto"/>
@@ -7490,7 +7500,7 @@
           <w:rFonts w:ascii="Arial Narrow" w:eastAsia="Calibri" w:hAnsi="Arial Narrow" w:cs="Arial"/>
           <w:kern w:val="0"/>
           <w:u w:val="single"/>
-          <ns2:ligatures ns2:val="none"/>
+          <w14:ligatures w14:val="none"/>
         </w:rPr>
       </w:pPr>
       <w:r>
@@ -7500,7 +7510,7 @@
           <w:color w:val="000000"/>
           <w:kern w:val="0"/>
           <w:lang w:eastAsia="es-PE"/>
-          <ns2:ligatures ns2:val="none"/>
+          <w14:ligatures w14:val="none"/>
         </w:rPr>
         <w:lastRenderedPageBreak/>
         <w:t>NOVENO</w:t>
@@ -7510,7 +7520,7 @@
           <w:rFonts w:ascii="Arial Narrow" w:eastAsia="Calibri" w:hAnsi="Arial Narrow" w:cs="Arial"/>
           <w:b/>
           <w:kern w:val="0"/>
-          <ns2:ligatures ns2:val="none"/>
+          <w14:ligatures w14:val="none"/>
         </w:rPr>
         <w:t>:</w:t>
       </w:r>
@@ -7518,7 +7528,7 @@
         <w:rPr>
           <w:rFonts w:ascii="Arial Narrow" w:eastAsia="Calibri" w:hAnsi="Arial Narrow" w:cs="Arial"/>
           <w:kern w:val="0"/>
-          <ns2:ligatures ns2:val="none"/>
+          <w14:ligatures w14:val="none"/>
         </w:rPr>
         <w:t xml:space="preserve"> comunicar a las partes que, </w:t>
       </w:r>
@@ -7526,7 +7536,7 @@
         <w:rPr>
           <w:rFonts w:ascii="Arial Narrow" w:eastAsia="Calibri" w:hAnsi="Arial Narrow" w:cs="Arial"/>
           <w:kern w:val="0"/>
-          <ns2:ligatures ns2:val="none"/>
+          <w14:ligatures w14:val="none"/>
         </w:rPr>
         <w:t>de acuerdo con</w:t>
       </w:r>
@@ -7534,7 +7544,7 @@
         <w:rPr>
           <w:rFonts w:ascii="Arial Narrow" w:eastAsia="Calibri" w:hAnsi="Arial Narrow" w:cs="Arial"/>
           <w:kern w:val="0"/>
-          <ns2:ligatures ns2:val="none"/>
+          <w14:ligatures w14:val="none"/>
         </w:rPr>
         <w:t xml:space="preserve"> lo señalado por el artículo 29</w:t>
       </w:r>
@@ -7544,7 +7554,7 @@
           <w:color w:val="000000"/>
           <w:kern w:val="0"/>
           <w:lang w:eastAsia="es-PE"/>
-          <ns2:ligatures ns2:val="none"/>
+          <w14:ligatures w14:val="none"/>
         </w:rPr>
         <w:t/>
       </w:r>
@@ -7552,7 +7562,7 @@
         <w:rPr>
           <w:rFonts w:ascii="Arial Narrow" w:eastAsia="Calibri" w:hAnsi="Arial Narrow" w:cs="Arial"/>
           <w:kern w:val="0"/>
-          <ns2:ligatures ns2:val="none"/>
+          <w14:ligatures w14:val="none"/>
         </w:rPr>
         <w:t xml:space="preserve"> del Decreto Legislativo 807</w:t>
       </w:r>
@@ -7562,7 +7572,7 @@
           <w:rFonts w:ascii="Arial Narrow" w:eastAsia="Calibri" w:hAnsi="Arial Narrow" w:cs="Arial"/>
           <w:kern w:val="0"/>
           <w:vertAlign w:val="superscript"/>
-          <ns2:ligatures ns2:val="none"/>
+          <w14:ligatures w14:val="none"/>
         </w:rPr>
         <w:footnoteReference w:id="15"/>
       </w:r>
@@ -7570,7 +7580,7 @@
         <w:rPr>
           <w:rFonts w:ascii="Arial Narrow" w:eastAsia="Calibri" w:hAnsi="Arial Narrow" w:cs="Arial"/>
           <w:kern w:val="0"/>
-          <ns2:ligatures ns2:val="none"/>
+          <w14:ligatures w14:val="none"/>
         </w:rPr>
         <w:t xml:space="preserve">, hasta antes de la emisión de la Resolución Final tienen la posibilidad de solicitar una audiencia de conciliación. En caso deleguen a favor de una tercera persona su actuación en la diligencia programada, esta deberá presentar un poder especial con firma legalizada ante Notario Público, donde conste </w:t>
       </w:r>
@@ -7579,7 +7589,7 @@
           <w:rFonts w:ascii="Arial Narrow" w:eastAsia="Calibri" w:hAnsi="Arial Narrow" w:cs="Arial"/>
           <w:kern w:val="0"/>
           <w:u w:val="single"/>
-          <ns2:ligatures ns2:val="none"/>
+          <w14:ligatures w14:val="none"/>
         </w:rPr>
         <w:t>expresamente su facultad para asistir y conciliar en su representación</w:t>
       </w:r>
@@ -7588,7 +7598,7 @@
           <w:rFonts w:ascii="Arial Narrow" w:eastAsia="Calibri" w:hAnsi="Arial Narrow" w:cs="Arial"/>
           <w:bCs/>
           <w:kern w:val="0"/>
-          <ns2:ligatures ns2:val="none"/>
+          <w14:ligatures w14:val="none"/>
         </w:rPr>
         <w:t>.</w:t>
       </w:r>
@@ -7598,7 +7608,7 @@
           <w:b/>
           <w:bCs/>
           <w:kern w:val="0"/>
-          <ns2:ligatures ns2:val="none"/>
+          <w14:ligatures w14:val="none"/>
         </w:rPr>
         <w:t xml:space="preserve"> </w:t>
       </w:r>
@@ -7607,12 +7617,12 @@
           <w:rFonts w:ascii="Arial Narrow" w:eastAsia="Calibri" w:hAnsi="Arial Narrow" w:cs="Arial"/>
           <w:kern w:val="0"/>
           <w:u w:val="single"/>
-          <ns2:ligatures ns2:val="none"/>
+          <w14:ligatures w14:val="none"/>
         </w:rPr>
         <w:t xml:space="preserve">Ello bajo apercibimiento de no realizar la audiencia de conciliación y levantar el acta de inasistencia correspondiente. </w:t>
       </w:r>
     </w:p>
-    <w:p ns2:paraId="19088877" ns2:textId="77777777">
+    <w:p>
       <w:pPr>
         <w:suppressAutoHyphens/>
         <w:spacing w:after="0" w:line="240" w:lineRule="auto"/>
@@ -7621,11 +7631,11 @@
           <w:rFonts w:ascii="Arial Narrow" w:eastAsia="Calibri" w:hAnsi="Arial Narrow" w:cs="Arial"/>
           <w:kern w:val="0"/>
           <w:u w:val="single"/>
-          <ns2:ligatures ns2:val="none"/>
-        </w:rPr>
-      </w:pPr>
-    </w:p>
-    <w:p ns2:paraId="7767F307" ns2:textId="77777777">
+          <w14:ligatures w14:val="none"/>
+        </w:rPr>
+      </w:pPr>
+    </w:p>
+    <w:p>
       <w:pPr>
         <w:suppressAutoHyphens/>
         <w:spacing w:after="0" w:line="240" w:lineRule="auto"/>
@@ -7642,7 +7652,7 @@
           <w:b/>
           <w:spacing w:val="-3"/>
           <w:kern w:val="0"/>
-          <ns2:ligatures ns2:val="none"/>
+          <w14:ligatures w14:val="none"/>
         </w:rPr>
         <w:t>DÉCIMO</w:t>
       </w:r>
@@ -7653,7 +7663,7 @@
           <w:color w:val="000000"/>
           <w:kern w:val="0"/>
           <w:lang w:eastAsia="es-PE"/>
-          <ns2:ligatures ns2:val="none"/>
+          <w14:ligatures w14:val="none"/>
         </w:rPr>
         <w:t>:</w:t>
       </w:r>
@@ -7663,14 +7673,14 @@
           <w:color w:val="000000"/>
           <w:kern w:val="0"/>
           <w:lang w:eastAsia="es-PE"/>
-          <ns2:ligatures ns2:val="none"/>
+          <w14:ligatures w14:val="none"/>
         </w:rPr>
         <w:t xml:space="preserve"> poner en conocimiento de las partes que, antes de la emisión de la Resolución Final, tienen la posibilidad de formular su desistimiento o presentar el acuerdo arribado mediante la conciliación, mediación, transacción o cualquier otro que, de forma indubitable, deje constancia que se ha solucionado la controversia materia de denuncia.</w:t>
       </w:r>
       <w:bookmarkStart w:id="13" w:name="h.gjdgxs" w:colFirst="0" w:colLast="0"/>
       <w:bookmarkEnd w:id="13"/>
     </w:p>
-    <w:p ns2:paraId="69E33D6A" ns2:textId="77777777">
+    <w:p>
       <w:pPr>
         <w:suppressAutoHyphens/>
         <w:spacing w:after="0" w:line="240" w:lineRule="auto"/>
@@ -7680,11 +7690,11 @@
           <w:color w:val="000000"/>
           <w:kern w:val="0"/>
           <w:lang w:eastAsia="es-PE"/>
-          <ns2:ligatures ns2:val="none"/>
-        </w:rPr>
-      </w:pPr>
-    </w:p>
-    <w:p ns2:paraId="4DB7FEAC" ns2:textId="4B994793">
+          <w14:ligatures w14:val="none"/>
+        </w:rPr>
+      </w:pPr>
+    </w:p>
+    <w:p>
       <w:pPr>
         <w:suppressAutoHyphens/>
         <w:spacing w:after="0" w:line="240" w:lineRule="auto"/>
@@ -7715,7 +7725,7 @@
           <w:b/>
           <w:spacing w:val="-3"/>
           <w:kern w:val="0"/>
-          <ns2:ligatures ns2:val="none"/>
+          <w14:ligatures w14:val="none"/>
         </w:rPr>
         <w:t/>
       </w:r>
@@ -7725,7 +7735,7 @@
           <w:bCs/>
           <w:spacing w:val="-3"/>
           <w:kern w:val="0"/>
-          <ns2:ligatures ns2:val="none"/>
+          <w14:ligatures w14:val="none"/>
         </w:rPr>
         <w:t xml:space="preserve"/>
       </w:r>
@@ -7735,7 +7745,7 @@
           <w:bCs/>
           <w:spacing w:val="-3"/>
           <w:kern w:val="0"/>
-          <ns2:ligatures ns2:val="none"/>
+          <w14:ligatures w14:val="none"/>
         </w:rPr>
         <w:t/>
       </w:r>
@@ -7745,7 +7755,7 @@
           <w:bCs/>
           <w:spacing w:val="-3"/>
           <w:kern w:val="0"/>
-          <ns2:ligatures ns2:val="none"/>
+          <w14:ligatures w14:val="none"/>
         </w:rPr>
         <w:t/>
       </w:r>
@@ -7755,7 +7765,7 @@
           <w:bCs/>
           <w:spacing w:val="-3"/>
           <w:kern w:val="0"/>
-          <ns2:ligatures ns2:val="none"/>
+          <w14:ligatures w14:val="none"/>
         </w:rPr>
         <w:t xml:space="preserve"/>
       </w:r>
@@ -7774,7 +7784,7 @@
         <w:t/>
       </w:r>
     </w:p>
-    <w:p ns2:paraId="26B1ED4B" ns2:textId="77777777">
+    <w:p>
       <w:pPr>
         <w:suppressAutoHyphens/>
         <w:spacing w:after="0" w:line="240" w:lineRule="auto"/>
@@ -7784,7 +7794,7 @@
         </w:rPr>
       </w:pPr>
     </w:p>
-    <w:p ns2:paraId="150F22E0" ns2:textId="01FDEC07">
+    <w:p>
       <w:pPr>
         <w:suppressAutoHyphens/>
         <w:spacing w:line="240" w:lineRule="auto"/>
@@ -7831,7 +7841,7 @@
         <w:t>requerir a Banco BBVA Perú S.A. para que efectúe el acuse de recibo mediante la confirmación de recepción de la notificación remitida por este despacho a su Casilla Electrónica, dentro de los cinco (5) primeros días hábiles siguientes a la fecha en que recibe la notificación.</w:t>
       </w:r>
     </w:p>
-    <w:p ns2:paraId="00B9B615" ns2:textId="77777777">
+    <w:p>
       <w:pPr>
         <w:suppressAutoHyphens/>
         <w:spacing w:after="0" w:line="240" w:lineRule="auto"/>
@@ -7842,40 +7852,40 @@
           <w:color w:val="000000"/>
           <w:kern w:val="0"/>
           <w:lang w:eastAsia="es-PE"/>
-          <ns2:ligatures ns2:val="none"/>
+          <w14:ligatures w14:val="none"/>
         </w:rPr>
       </w:pPr>
     </w:p>
     <w:bookmarkEnd w:id="0"/>
-    <w:p ns2:paraId="6F8AFAC6" ns2:textId="77777777">
-      <w:pPr>
-        <w:spacing w:after="0" w:line="240" w:lineRule="auto"/>
-        <w:jc w:val="both"/>
-        <w:rPr>
-          <w:rFonts w:ascii="Arial Narrow" w:eastAsia="Arial Narrow" w:hAnsi="Arial Narrow" w:cs="Arial Narrow"/>
-          <w:b/>
-          <w:color w:val="000000"/>
-          <w:kern w:val="0"/>
-          <w:lang w:eastAsia="es-PE"/>
-          <ns2:ligatures ns2:val="none"/>
-        </w:rPr>
-      </w:pPr>
-    </w:p>
-    <w:p ns2:paraId="5BECE2A9" ns2:textId="77777777">
-      <w:pPr>
-        <w:spacing w:after="0" w:line="240" w:lineRule="auto"/>
-        <w:jc w:val="both"/>
-        <w:rPr>
-          <w:rFonts w:ascii="Arial Narrow" w:eastAsia="Arial Narrow" w:hAnsi="Arial Narrow" w:cs="Arial Narrow"/>
-          <w:b/>
-          <w:color w:val="000000"/>
-          <w:kern w:val="0"/>
-          <w:lang w:eastAsia="es-PE"/>
-          <ns2:ligatures ns2:val="none"/>
-        </w:rPr>
-      </w:pPr>
-    </w:p>
-    <w:p ns2:paraId="79C1D3C4" ns2:textId="77777777">
+    <w:p>
+      <w:pPr>
+        <w:spacing w:after="0" w:line="240" w:lineRule="auto"/>
+        <w:jc w:val="both"/>
+        <w:rPr>
+          <w:rFonts w:ascii="Arial Narrow" w:eastAsia="Arial Narrow" w:hAnsi="Arial Narrow" w:cs="Arial Narrow"/>
+          <w:b/>
+          <w:color w:val="000000"/>
+          <w:kern w:val="0"/>
+          <w:lang w:eastAsia="es-PE"/>
+          <w14:ligatures w14:val="none"/>
+        </w:rPr>
+      </w:pPr>
+    </w:p>
+    <w:p>
+      <w:pPr>
+        <w:spacing w:after="0" w:line="240" w:lineRule="auto"/>
+        <w:jc w:val="both"/>
+        <w:rPr>
+          <w:rFonts w:ascii="Arial Narrow" w:eastAsia="Arial Narrow" w:hAnsi="Arial Narrow" w:cs="Arial Narrow"/>
+          <w:b/>
+          <w:color w:val="000000"/>
+          <w:kern w:val="0"/>
+          <w:lang w:eastAsia="es-PE"/>
+          <w14:ligatures w14:val="none"/>
+        </w:rPr>
+      </w:pPr>
+    </w:p>
+    <w:p>
       <w:pPr>
         <w:spacing w:after="0" w:line="240" w:lineRule="auto"/>
         <w:jc w:val="both"/>
@@ -7885,13 +7895,13 @@
           <w:color w:val="000000"/>
           <w:kern w:val="0"/>
           <w:lang w:val="es-ES" w:eastAsia="es-PE"/>
-          <ns2:ligatures ns2:val="none"/>
+          <w14:ligatures w14:val="none"/>
         </w:rPr>
       </w:pPr>
       <w:bookmarkStart w:id="14" w:name="_Hlk218074855"/>
     </w:p>
     <w:bookmarkEnd w:id="14"/>
-    <w:p ns2:paraId="7D9C4EB2" ns2:textId="77777777">
+    <w:p>
       <w:pPr>
         <w:shd w:val="clear" w:color="auto" w:fill="FFFFFF"/>
         <w:spacing w:after="0" w:line="240" w:lineRule="auto"/>
@@ -7913,7 +7923,7 @@
         <w:t xml:space="preserve">Firmado digitalmente por </w:t>
       </w:r>
     </w:p>
-    <w:p ns2:paraId="7688088A" ns2:textId="77777777">
+    <w:p>
       <w:pPr>
         <w:shd w:val="clear" w:color="auto" w:fill="FFFFFF"/>
         <w:spacing w:after="0" w:line="240" w:lineRule="auto"/>
@@ -7935,7 +7945,7 @@
         <w:t xml:space="preserve">LUISA ANALÍ SILVA MALPARTIDA</w:t>
       </w:r>
     </w:p>
-    <w:p ns2:paraId="4F3F5AC1" ns2:textId="77777777">
+    <w:p>
       <w:pPr>
         <w:shd w:val="clear" w:color="auto" w:fill="FFFFFF"/>
         <w:spacing w:after="0" w:line="240" w:lineRule="auto"/>
@@ -7957,7 +7967,7 @@
         <w:t xml:space="preserve">Secretaria Técnica Ad Hoc</w:t>
       </w:r>
     </w:p>
-    <w:p ns2:paraId="2D2F6247" ns2:textId="68EC6082">
+    <w:p>
       <w:pPr>
         <w:shd w:val="clear" w:color="auto" w:fill="FFFFFF"/>
         <w:spacing w:after="0" w:line="240" w:lineRule="auto"/>
@@ -7979,7 +7989,7 @@
         <w:t>Comisión de Protección al Consumidor 1</w:t>
       </w:r>
     </w:p>
-    <w:p ns2:paraId="68107EE2" ns2:textId="2FDBCEC7">
+    <w:p>
       <w:pPr>
         <w:spacing w:after="0" w:line="240" w:lineRule="auto"/>
         <w:rPr>
@@ -7997,8 +8007,8 @@
       </w:r>
     </w:p>
     <w:sectPr>
-      <w:headerReference w:type="default" ns3:id="rId8"/>
-      <w:footerReference w:type="default" ns3:id="rId9"/>
+      <w:headerReference w:type="default" r:id="rId8"/>
+      <w:footerReference w:type="default" r:id="rId9"/>
       <w:pgSz w:w="11906" w:h="16838"/>
       <w:pgMar w:top="1417" w:right="1701" w:bottom="1417" w:left="1701" w:header="708" w:footer="708" w:gutter="0"/>
       <w:cols w:space="708"/>
@@ -8009,7 +8019,7 @@
 </file>
 
 <file path=word/endnotes.xml><?xml version="1.0" encoding="utf-8"?>
-<w:endnotes xmlns:wpc="http://schemas.microsoft.com/office/word/2010/wordprocessingCanvas" xmlns:cx="http://schemas.microsoft.com/office/drawing/2014/chartex" xmlns:cx1="http://schemas.microsoft.com/office/drawing/2015/9/8/chartex" xmlns:cx2="http://schemas.microsoft.com/office/drawing/2015/10/21/chartex" xmlns:cx3="http://schemas.microsoft.com/office/drawing/2016/5/9/chartex" xmlns:cx4="http://schemas.microsoft.com/office/drawing/2016/5/10/chartex" xmlns:cx5="http://schemas.microsoft.com/office/drawing/2016/5/11/chartex" xmlns:cx6="http://schemas.microsoft.com/office/drawing/2016/5/12/chartex" xmlns:cx7="http://schemas.microsoft.com/office/drawing/2016/5/13/chartex" xmlns:cx8="http://schemas.microsoft.com/office/drawing/2016/5/14/chartex" xmlns:mc="http://schemas.openxmlformats.org/markup-compatibility/2006" xmlns:aink="http://schemas.microsoft.com/office/drawing/2016/ink" xmlns:am3d="http://schemas.microsoft.com/office/drawing/2017/model3d" xmlns:o="urn:schemas-microsoft-com:office:office" xmlns:oel="http://schemas.microsoft.com/office/2019/extlst" xmlns:r="http://schemas.openxmlformats.org/officeDocument/2006/relationships" xmlns:m="http://schemas.openxmlformats.org/officeDocument/2006/math" xmlns:v="urn:schemas-microsoft-com:vml" xmlns:wp14="http://schemas.microsoft.com/office/word/2010/wordprocessingDrawing" xmlns:wp="http://schemas.openxmlformats.org/drawingml/2006/wordprocessingDrawing" xmlns:w10="urn:schemas-microsoft-com:office:word" xmlns:w="http://schemas.openxmlformats.org/wordprocessingml/2006/main" xmlns:w14="http://schemas.microsoft.com/office/word/2010/wordml" xmlns:w15="http://schemas.microsoft.com/office/word/2012/wordml" xmlns:w16cex="http://schemas.microsoft.com/office/word/2018/wordml/cex" xmlns:w16cid="http://schemas.microsoft.com/office/word/2016/wordml/cid" xmlns:w16="http://schemas.microsoft.com/office/word/2018/wordml" xmlns:w16du="http://schemas.microsoft.com/office/word/2023/wordml/word16du" xmlns:w16sdtdh="http://schemas.microsoft.com/office/word/2020/wordml/sdtdatahash" xmlns:w16sdtfl="http://schemas.microsoft.com/office/word/2024/wordml/sdtformatlock" xmlns:w16se="http://schemas.microsoft.com/office/word/2015/wordml/symex" xmlns:wpg="http://schemas.microsoft.com/office/word/2010/wordprocessingGroup" xmlns:wpi="http://schemas.microsoft.com/office/word/2010/wordprocessingInk" xmlns:wne="http://schemas.microsoft.com/office/word/2006/wordml" xmlns:wps="http://schemas.microsoft.com/office/word/2010/wordprocessingShape" mc:Ignorable="w14 w15 w16se w16cid w16 w16cex w16sdtdh w16sdtfl w16du wp14">
+<w:endnotes xmlns:mc="http://schemas.openxmlformats.org/markup-compatibility/2006" xmlns:r="http://schemas.openxmlformats.org/officeDocument/2006/relationships" xmlns:w="http://schemas.openxmlformats.org/wordprocessingml/2006/main" xmlns:w14="http://schemas.microsoft.com/office/word/2010/wordml" xmlns:w15="http://schemas.microsoft.com/office/word/2012/wordml" xmlns:w16="http://schemas.microsoft.com/office/word/2018/wordml" xmlns:w16cex="http://schemas.microsoft.com/office/word/2018/wordml/cex" xmlns:w16cid="http://schemas.microsoft.com/office/word/2016/wordml/cid" xmlns:w16du="http://schemas.microsoft.com/office/word/2023/wordml/word16du" xmlns:w16sdtdh="http://schemas.microsoft.com/office/word/2020/wordml/sdtdatahash" xmlns:w16se="http://schemas.microsoft.com/office/word/2015/wordml/symex" xmlns:wp14="http://schemas.microsoft.com/office/word/2010/wordprocessingDrawing" mc:Ignorable="w14 w15 w16se w16cid w16 w16cex w16sdtdh w16du wp14">
   <w:endnote w:type="separator" w:id="-1">
     <w:p>
       <w:pPr>
@@ -8034,7 +8044,7 @@
 </file>
 
 <file path=word/footer1.xml><?xml version="1.0" encoding="utf-8"?>
-<w:ftr xmlns:wpc="http://schemas.microsoft.com/office/word/2010/wordprocessingCanvas" xmlns:cx="http://schemas.microsoft.com/office/drawing/2014/chartex" xmlns:cx1="http://schemas.microsoft.com/office/drawing/2015/9/8/chartex" xmlns:cx2="http://schemas.microsoft.com/office/drawing/2015/10/21/chartex" xmlns:cx3="http://schemas.microsoft.com/office/drawing/2016/5/9/chartex" xmlns:cx4="http://schemas.microsoft.com/office/drawing/2016/5/10/chartex" xmlns:cx5="http://schemas.microsoft.com/office/drawing/2016/5/11/chartex" xmlns:cx6="http://schemas.microsoft.com/office/drawing/2016/5/12/chartex" xmlns:cx7="http://schemas.microsoft.com/office/drawing/2016/5/13/chartex" xmlns:cx8="http://schemas.microsoft.com/office/drawing/2016/5/14/chartex" xmlns:mc="http://schemas.openxmlformats.org/markup-compatibility/2006" xmlns:aink="http://schemas.microsoft.com/office/drawing/2016/ink" xmlns:am3d="http://schemas.microsoft.com/office/drawing/2017/model3d" xmlns:o="urn:schemas-microsoft-com:office:office" xmlns:oel="http://schemas.microsoft.com/office/2019/extlst" xmlns:r="http://schemas.openxmlformats.org/officeDocument/2006/relationships" xmlns:m="http://schemas.openxmlformats.org/officeDocument/2006/math" xmlns:v="urn:schemas-microsoft-com:vml" xmlns:wp14="http://schemas.microsoft.com/office/word/2010/wordprocessingDrawing" xmlns:wp="http://schemas.openxmlformats.org/drawingml/2006/wordprocessingDrawing" xmlns:w10="urn:schemas-microsoft-com:office:word" xmlns:w="http://schemas.openxmlformats.org/wordprocessingml/2006/main" xmlns:w14="http://schemas.microsoft.com/office/word/2010/wordml" xmlns:w15="http://schemas.microsoft.com/office/word/2012/wordml" xmlns:w16cex="http://schemas.microsoft.com/office/word/2018/wordml/cex" xmlns:w16cid="http://schemas.microsoft.com/office/word/2016/wordml/cid" xmlns:w16="http://schemas.microsoft.com/office/word/2018/wordml" xmlns:w16du="http://schemas.microsoft.com/office/word/2023/wordml/word16du" xmlns:w16sdtdh="http://schemas.microsoft.com/office/word/2020/wordml/sdtdatahash" xmlns:w16sdtfl="http://schemas.microsoft.com/office/word/2024/wordml/sdtformatlock" xmlns:w16se="http://schemas.microsoft.com/office/word/2015/wordml/symex" xmlns:wpg="http://schemas.microsoft.com/office/word/2010/wordprocessingGroup" xmlns:wpi="http://schemas.microsoft.com/office/word/2010/wordprocessingInk" xmlns:wne="http://schemas.microsoft.com/office/word/2006/wordml" xmlns:wps="http://schemas.microsoft.com/office/word/2010/wordprocessingShape" mc:Ignorable="w14 w15 w16se w16cid w16 w16cex w16sdtdh w16sdtfl w16du wp14">
+<w:ftr xmlns:mc="http://schemas.openxmlformats.org/markup-compatibility/2006" xmlns:r="http://schemas.openxmlformats.org/officeDocument/2006/relationships" xmlns:w="http://schemas.openxmlformats.org/wordprocessingml/2006/main" xmlns:w14="http://schemas.microsoft.com/office/word/2010/wordml" xmlns:w15="http://schemas.microsoft.com/office/word/2012/wordml" xmlns:w16="http://schemas.microsoft.com/office/word/2018/wordml" xmlns:w16cex="http://schemas.microsoft.com/office/word/2018/wordml/cex" xmlns:w16cid="http://schemas.microsoft.com/office/word/2016/wordml/cid" xmlns:w16du="http://schemas.microsoft.com/office/word/2023/wordml/word16du" xmlns:w16sdtdh="http://schemas.microsoft.com/office/word/2020/wordml/sdtdatahash" xmlns:w16se="http://schemas.microsoft.com/office/word/2015/wordml/symex" xmlns:wp14="http://schemas.microsoft.com/office/word/2010/wordprocessingDrawing" mc:Ignorable="w14 w15 w16se w16cid w16 w16cex w16sdtdh w16du wp14">
   <w:p>
     <w:pPr>
       <w:pBdr>
@@ -8113,7 +8123,7 @@
 </file>
 
 <file path=word/footnotes.xml><?xml version="1.0" encoding="utf-8"?>
-<w:footnotes xmlns:wpc="http://schemas.microsoft.com/office/word/2010/wordprocessingCanvas" xmlns:cx="http://schemas.microsoft.com/office/drawing/2014/chartex" xmlns:cx1="http://schemas.microsoft.com/office/drawing/2015/9/8/chartex" xmlns:cx2="http://schemas.microsoft.com/office/drawing/2015/10/21/chartex" xmlns:cx3="http://schemas.microsoft.com/office/drawing/2016/5/9/chartex" xmlns:cx4="http://schemas.microsoft.com/office/drawing/2016/5/10/chartex" xmlns:cx5="http://schemas.microsoft.com/office/drawing/2016/5/11/chartex" xmlns:cx6="http://schemas.microsoft.com/office/drawing/2016/5/12/chartex" xmlns:cx7="http://schemas.microsoft.com/office/drawing/2016/5/13/chartex" xmlns:cx8="http://schemas.microsoft.com/office/drawing/2016/5/14/chartex" xmlns:mc="http://schemas.openxmlformats.org/markup-compatibility/2006" xmlns:aink="http://schemas.microsoft.com/office/drawing/2016/ink" xmlns:am3d="http://schemas.microsoft.com/office/drawing/2017/model3d" xmlns:o="urn:schemas-microsoft-com:office:office" xmlns:oel="http://schemas.microsoft.com/office/2019/extlst" xmlns:r="http://schemas.openxmlformats.org/officeDocument/2006/relationships" xmlns:m="http://schemas.openxmlformats.org/officeDocument/2006/math" xmlns:v="urn:schemas-microsoft-com:vml" xmlns:wp14="http://schemas.microsoft.com/office/word/2010/wordprocessingDrawing" xmlns:wp="http://schemas.openxmlformats.org/drawingml/2006/wordprocessingDrawing" xmlns:w10="urn:schemas-microsoft-com:office:word" xmlns:w="http://schemas.openxmlformats.org/wordprocessingml/2006/main" xmlns:w14="http://schemas.microsoft.com/office/word/2010/wordml" xmlns:w15="http://schemas.microsoft.com/office/word/2012/wordml" xmlns:w16cex="http://schemas.microsoft.com/office/word/2018/wordml/cex" xmlns:w16cid="http://schemas.microsoft.com/office/word/2016/wordml/cid" xmlns:w16="http://schemas.microsoft.com/office/word/2018/wordml" xmlns:w16du="http://schemas.microsoft.com/office/word/2023/wordml/word16du" xmlns:w16sdtdh="http://schemas.microsoft.com/office/word/2020/wordml/sdtdatahash" xmlns:w16sdtfl="http://schemas.microsoft.com/office/word/2024/wordml/sdtformatlock" xmlns:w16se="http://schemas.microsoft.com/office/word/2015/wordml/symex" xmlns:wpg="http://schemas.microsoft.com/office/word/2010/wordprocessingGroup" xmlns:wpi="http://schemas.microsoft.com/office/word/2010/wordprocessingInk" xmlns:wne="http://schemas.microsoft.com/office/word/2006/wordml" xmlns:wps="http://schemas.microsoft.com/office/word/2010/wordprocessingShape" mc:Ignorable="w14 w15 w16se w16cid w16 w16cex w16sdtdh w16sdtfl w16du wp14">
+<w:footnotes xmlns:mc="http://schemas.openxmlformats.org/markup-compatibility/2006" xmlns:r="http://schemas.openxmlformats.org/officeDocument/2006/relationships" xmlns:w="http://schemas.openxmlformats.org/wordprocessingml/2006/main" xmlns:w14="http://schemas.microsoft.com/office/word/2010/wordml" xmlns:w15="http://schemas.microsoft.com/office/word/2012/wordml" xmlns:w16="http://schemas.microsoft.com/office/word/2018/wordml" xmlns:w16cex="http://schemas.microsoft.com/office/word/2018/wordml/cex" xmlns:w16cid="http://schemas.microsoft.com/office/word/2016/wordml/cid" xmlns:w16du="http://schemas.microsoft.com/office/word/2023/wordml/word16du" xmlns:w16sdtdh="http://schemas.microsoft.com/office/word/2020/wordml/sdtdatahash" xmlns:w16se="http://schemas.microsoft.com/office/word/2015/wordml/symex" xmlns:wp14="http://schemas.microsoft.com/office/word/2010/wordprocessingDrawing" mc:Ignorable="w14 w15 w16se w16cid w16 w16cex w16sdtdh w16du wp14">
   <w:footnote w:type="separator" w:id="-1">
     <w:p>
       <w:pPr>
@@ -10024,6 +10034,166 @@
       </w:pPr>
     </w:p>
   </w:footnote>
+  <w:footnote w:id="17">
+    <w:p>
+      <w:pPr>
+        <w:pStyle w:val="Textonotapie"/>
+        <w:ind w:left="567" w:hanging="567"/>
+        <w:contextualSpacing/>
+        <w:jc w:val="both"/>
+      </w:pPr>
+      <w:r>
+        <w:rPr>
+          <w:rStyle w:val="Refdenotaalpie"/>
+          <w:rFonts w:ascii="Arial Narrow" w:hAnsi="Arial Narrow" w:cs="Arial"/>
+          <w:sz w:val="16"/>
+          <w:szCs w:val="15"/>
+          <w:vertAlign w:val="superscript"/>
+        </w:rPr>
+        <w:footnoteRef/>
+      </w:r>
+      <w:r>
+        <w:rPr>
+          <w:rFonts w:ascii="Arial Narrow" w:hAnsi="Arial Narrow" w:cs="Arial"/>
+          <w:sz w:val="15"/>
+          <w:szCs w:val="15"/>
+        </w:rPr>
+        <w:tab/>
+      </w:r>
+      <w:r>
+        <w:rPr>
+          <w:rFonts w:ascii="Arial Narrow" w:hAnsi="Arial Narrow" w:cs="Arial"/>
+          <w:b/>
+          <w:bCs/>
+          <w:sz w:val="15"/>
+          <w:szCs w:val="15"/>
+        </w:rPr>
+        <w:t xml:space="preserve">DECRETO LEGISLATIVO 807, LEY SOBRE FACULTADES, NORMAS Y ORGANIZACIÓN DEL INDECOPI, publicado el 18 de abril de 1996</w:t>
+      </w:r>
+    </w:p>
+    <w:p>
+      <w:pPr>
+        <w:pStyle w:val="Textonotapie"/>
+        <w:ind w:left="567" w:hanging="567"/>
+        <w:contextualSpacing/>
+        <w:jc w:val="both"/>
+      </w:pPr>
+      <w:r>
+        <w:rPr>
+          <w:rFonts w:ascii="Arial Narrow" w:hAnsi="Arial Narrow" w:cs="Arial"/>
+          <w:sz w:val="15"/>
+          <w:szCs w:val="15"/>
+        </w:rPr>
+        <w:tab/>
+      </w:r>
+      <w:r>
+        <w:rPr>
+          <w:rFonts w:ascii="Arial Narrow" w:hAnsi="Arial Narrow" w:cs="Arial"/>
+          <w:b/>
+          <w:bCs/>
+          <w:sz w:val="15"/>
+          <w:szCs w:val="15"/>
+        </w:rPr>
+        <w:t xml:space="preserve">Artículo 26.-</w:t>
+      </w:r>
+      <w:r>
+        <w:rPr>
+          <w:rFonts w:ascii="Arial Narrow" w:hAnsi="Arial Narrow" w:cs="Arial"/>
+          <w:sz w:val="15"/>
+          <w:szCs w:val="15"/>
+        </w:rPr>
+        <w:t xml:space="preserve"> Una vez admitida a trámite la denuncia, se correrá traslado de la misma al denunciado, a fin de que éste presente su descargo. El plazo para la presentación del descargo será de cinco (5) días contados desde la notificación, vencido el cual, el Secretario Técnico declarará en rebeldía al denunciado que no lo hubiera presentado.</w:t>
+      </w:r>
+    </w:p>
+  </w:footnote>
+  <w:footnote w:id="18">
+    <w:p>
+      <w:pPr>
+        <w:pStyle w:val="Textonotapie"/>
+        <w:ind w:left="567" w:hanging="567"/>
+        <w:contextualSpacing/>
+        <w:jc w:val="both"/>
+      </w:pPr>
+      <w:r>
+        <w:rPr>
+          <w:rStyle w:val="Refdenotaalpie"/>
+          <w:rFonts w:ascii="Arial Narrow" w:hAnsi="Arial Narrow" w:cs="Arial"/>
+          <w:sz w:val="16"/>
+          <w:szCs w:val="15"/>
+          <w:vertAlign w:val="superscript"/>
+        </w:rPr>
+        <w:footnoteRef/>
+      </w:r>
+      <w:r>
+        <w:rPr>
+          <w:rFonts w:ascii="Arial Narrow" w:hAnsi="Arial Narrow" w:cs="Arial"/>
+          <w:sz w:val="15"/>
+          <w:szCs w:val="15"/>
+        </w:rPr>
+        <w:tab/>
+      </w:r>
+      <w:r>
+        <w:rPr>
+          <w:rFonts w:ascii="Arial Narrow" w:hAnsi="Arial Narrow" w:cs="Arial"/>
+          <w:b/>
+          <w:bCs/>
+          <w:sz w:val="15"/>
+          <w:szCs w:val="15"/>
+        </w:rPr>
+        <w:t xml:space="preserve">DECRETO SUPREMO 006-2026-JUS, TEXTO ÚNICO ORDENADO DE LA LEY 27444, LEY DEL PROCEDIMIENTO ADMINISTRATIVO GENERAL, publicado el 30 de abril de 2026</w:t>
+      </w:r>
+    </w:p>
+    <w:p>
+      <w:pPr>
+        <w:pStyle w:val="Textonotapie"/>
+        <w:ind w:left="567" w:hanging="567"/>
+        <w:contextualSpacing/>
+        <w:jc w:val="both"/>
+      </w:pPr>
+      <w:r>
+        <w:rPr>
+          <w:rFonts w:ascii="Arial Narrow" w:hAnsi="Arial Narrow" w:cs="Arial"/>
+          <w:sz w:val="15"/>
+          <w:szCs w:val="15"/>
+        </w:rPr>
+        <w:tab/>
+      </w:r>
+      <w:r>
+        <w:rPr>
+          <w:rFonts w:ascii="Arial Narrow" w:hAnsi="Arial Narrow" w:cs="Arial"/>
+          <w:b/>
+          <w:bCs/>
+          <w:sz w:val="15"/>
+          <w:szCs w:val="15"/>
+        </w:rPr>
+        <w:t xml:space="preserve">Artículo 223.- Contestación de la reclamación</w:t>
+      </w:r>
+    </w:p>
+    <w:p>
+      <w:pPr>
+        <w:pStyle w:val="Textonotapie"/>
+        <w:ind w:left="567" w:hanging="567"/>
+        <w:contextualSpacing/>
+        <w:jc w:val="both"/>
+      </w:pPr>
+      <w:r>
+        <w:rPr>
+          <w:rFonts w:ascii="Arial Narrow" w:hAnsi="Arial Narrow" w:cs="Arial"/>
+          <w:sz w:val="15"/>
+          <w:szCs w:val="15"/>
+        </w:rPr>
+        <w:tab/>
+      </w:r>
+      <w:r>
+        <w:rPr>
+          <w:rFonts w:ascii="Arial Narrow" w:hAnsi="Arial Narrow" w:cs="Arial"/>
+          <w:sz w:val="15"/>
+          <w:szCs w:val="15"/>
+        </w:rPr>
+        <w:t xml:space="preserve">223.1 El reclamado deberá presentar la contestación de la reclamación dentro de los quince (15) días posteriores a la notificación de ésta; vencido este plazo, la Administración declarará en rebeldía al reclamado que no la hubiera presentado. La contestación deberá contener los requisitos de los escritos previstos en el artículo 113 de la presente Ley, así como la absolución de todos los asuntos controvertidos de hecho y de derecho, Las alegaciones y los hechos relevantes de la reclamación, salvo que hayan sido específicamente negadas en la contestación, se tendrán por aceptadas o merituadas como ciertas.</w:t>
+      </w:r>
+    </w:p>
+  </w:footnote>
   <w:footnote w:id="12">
     <w:p>
       <w:pPr>
@@ -11636,7 +11806,7 @@
 </file>
 
 <file path=word/header1.xml><?xml version="1.0" encoding="utf-8"?>
-<w:hdr xmlns:wpc="http://schemas.microsoft.com/office/word/2010/wordprocessingCanvas" xmlns:cx="http://schemas.microsoft.com/office/drawing/2014/chartex" xmlns:cx1="http://schemas.microsoft.com/office/drawing/2015/9/8/chartex" xmlns:cx2="http://schemas.microsoft.com/office/drawing/2015/10/21/chartex" xmlns:cx3="http://schemas.microsoft.com/office/drawing/2016/5/9/chartex" xmlns:cx4="http://schemas.microsoft.com/office/drawing/2016/5/10/chartex" xmlns:cx5="http://schemas.microsoft.com/office/drawing/2016/5/11/chartex" xmlns:cx6="http://schemas.microsoft.com/office/drawing/2016/5/12/chartex" xmlns:cx7="http://schemas.microsoft.com/office/drawing/2016/5/13/chartex" xmlns:cx8="http://schemas.microsoft.com/office/drawing/2016/5/14/chartex" xmlns:mc="http://schemas.openxmlformats.org/markup-compatibility/2006" xmlns:aink="http://schemas.microsoft.com/office/drawing/2016/ink" xmlns:am3d="http://schemas.microsoft.com/office/drawing/2017/model3d" xmlns:o="urn:schemas-microsoft-com:office:office" xmlns:oel="http://schemas.microsoft.com/office/2019/extlst" xmlns:r="http://schemas.openxmlformats.org/officeDocument/2006/relationships" xmlns:m="http://schemas.openxmlformats.org/officeDocument/2006/math" xmlns:v="urn:schemas-microsoft-com:vml" xmlns:wp14="http://schemas.microsoft.com/office/word/2010/wordprocessingDrawing" xmlns:wp="http://schemas.openxmlformats.org/drawingml/2006/wordprocessingDrawing" xmlns:w10="urn:schemas-microsoft-com:office:word" xmlns:w="http://schemas.openxmlformats.org/wordprocessingml/2006/main" xmlns:w14="http://schemas.microsoft.com/office/word/2010/wordml" xmlns:w15="http://schemas.microsoft.com/office/word/2012/wordml" xmlns:w16cex="http://schemas.microsoft.com/office/word/2018/wordml/cex" xmlns:w16cid="http://schemas.microsoft.com/office/word/2016/wordml/cid" xmlns:w16="http://schemas.microsoft.com/office/word/2018/wordml" xmlns:w16du="http://schemas.microsoft.com/office/word/2023/wordml/word16du" xmlns:w16sdtdh="http://schemas.microsoft.com/office/word/2020/wordml/sdtdatahash" xmlns:w16sdtfl="http://schemas.microsoft.com/office/word/2024/wordml/sdtformatlock" xmlns:w16se="http://schemas.microsoft.com/office/word/2015/wordml/symex" xmlns:wpg="http://schemas.microsoft.com/office/word/2010/wordprocessingGroup" xmlns:wpi="http://schemas.microsoft.com/office/word/2010/wordprocessingInk" xmlns:wne="http://schemas.microsoft.com/office/word/2006/wordml" xmlns:wps="http://schemas.microsoft.com/office/word/2010/wordprocessingShape" mc:Ignorable="w14 w15 w16se w16cid w16 w16cex w16sdtdh w16sdtfl w16du wp14">
+<w:hdr xmlns:a="http://schemas.openxmlformats.org/drawingml/2006/main" xmlns:a14="http://schemas.microsoft.com/office/drawing/2010/main" xmlns:mc="http://schemas.openxmlformats.org/markup-compatibility/2006" xmlns:pic="http://schemas.openxmlformats.org/drawingml/2006/picture" xmlns:r="http://schemas.openxmlformats.org/officeDocument/2006/relationships" xmlns:w="http://schemas.openxmlformats.org/wordprocessingml/2006/main" xmlns:w14="http://schemas.microsoft.com/office/word/2010/wordml" xmlns:w15="http://schemas.microsoft.com/office/word/2012/wordml" xmlns:w16="http://schemas.microsoft.com/office/word/2018/wordml" xmlns:w16cex="http://schemas.microsoft.com/office/word/2018/wordml/cex" xmlns:w16cid="http://schemas.microsoft.com/office/word/2016/wordml/cid" xmlns:w16du="http://schemas.microsoft.com/office/word/2023/wordml/word16du" xmlns:w16sdtdh="http://schemas.microsoft.com/office/word/2020/wordml/sdtdatahash" xmlns:w16se="http://schemas.microsoft.com/office/word/2015/wordml/symex" xmlns:wp="http://schemas.openxmlformats.org/drawingml/2006/wordprocessingDrawing" xmlns:wp14="http://schemas.microsoft.com/office/word/2010/wordprocessingDrawing" mc:Ignorable="w14 w15 w16se w16cid w16 w16cex w16sdtdh w16du wp14">
   <w:tbl>
     <w:tblPr>
       <w:tblW w:w="8645" w:type="dxa"/>

--- a/plantillas_maestras/01_seguro_vehicular/falta_renovacion_poliza/2_ddos_banco_y_aseguradora/varon/TPL_1455_2026_SEGURO_VEHICULAR_FALTA_RENOVACION_POLIZA_BANCO_VARON_R1.docx
+++ b/plantillas_maestras/01_seguro_vehicular/falta_renovacion_poliza/2_ddos_banco_y_aseguradora/varon/TPL_1455_2026_SEGURO_VEHICULAR_FALTA_RENOVACION_POLIZA_BANCO_VARON_R1.docx
@@ -605,79 +605,7 @@
           <w:lang w:val="es-ES" w:eastAsia="es-ES"/>
           <w14:ligatures w14:val="none"/>
         </w:rPr>
-        <w:t xml:space="preserve">Mediante la denuncia del 13 de febrero de 2026, el señor [APELLIDO] denunció a Rímac y al Banco por presuntas infracciones a la Ley 29571, Código de Protección y Defensa del Consumidor (en adelante, Código), señalando lo siguiente:</w:t>
-      </w:r>
-      <w:r>
-        <w:rPr>
-          <w:rFonts w:ascii="Arial Narrow" w:eastAsia="Arial Narrow" w:hAnsi="Arial Narrow" w:cs="Arial Narrow"/>
-          <w:color w:val="000000"/>
-          <w:kern w:val="0"/>
-          <w:sz w:val="22"/>
-          <w:szCs w:val="22"/>
-          <w:lang w:val="es-ES" w:eastAsia="es-ES"/>
-          <w14:ligatures w14:val="none"/>
-        </w:rPr>
-        <w:t/>
-      </w:r>
-      <w:r>
-        <w:rPr>
-          <w:rFonts w:ascii="Arial Narrow" w:eastAsia="Arial Narrow" w:hAnsi="Arial Narrow" w:cs="Arial Narrow"/>
-          <w:color w:val="000000"/>
-          <w:kern w:val="0"/>
-          <w:sz w:val="22"/>
-          <w:szCs w:val="22"/>
-          <w:lang w:val="es-ES" w:eastAsia="es-ES"/>
-          <w14:ligatures w14:val="none"/>
-        </w:rPr>
-        <w:t xml:space="preserve"/>
-      </w:r>
-      <w:r>
-        <w:rPr>
-          <w:rFonts w:ascii="Arial Narrow" w:eastAsia="Arial Narrow" w:hAnsi="Arial Narrow" w:cs="Arial Narrow"/>
-          <w:color w:val="000000"/>
-          <w:kern w:val="0"/>
-          <w:sz w:val="22"/>
-          <w:szCs w:val="22"/>
-          <w:lang w:val="es-ES" w:eastAsia="es-ES"/>
-          <w14:ligatures w14:val="none"/>
-        </w:rPr>
-        <w:t/>
-      </w:r>
-      <w:r>
-        <w:rPr>
-          <w:rFonts w:ascii="Arial Narrow" w:eastAsia="Arial Narrow" w:hAnsi="Arial Narrow" w:cs="Arial Narrow"/>
-          <w:color w:val="000000"/>
-          <w:kern w:val="0"/>
-          <w:sz w:val="22"/>
-          <w:szCs w:val="22"/>
-          <w:lang w:val="es-ES" w:eastAsia="es-ES"/>
-          <w14:ligatures w14:val="none"/>
-        </w:rPr>
-        <w:t xml:space="preserve"/>
-      </w:r>
-      <w:r>
-        <w:rPr>
-          <w:rFonts w:ascii="Arial Narrow" w:eastAsia="Arial Narrow" w:hAnsi="Arial Narrow" w:cs="Arial Narrow"/>
-          <w:color w:val="000000"/>
-          <w:kern w:val="0"/>
-          <w:sz w:val="22"/>
-          <w:szCs w:val="22"/>
-          <w:lang w:val="es-ES" w:eastAsia="es-ES"/>
-          <w14:ligatures w14:val="none"/>
-        </w:rPr>
-        <w:t xml:space="preserve"/>
-      </w:r>
-      <w:r>
-        <w:rPr>
-          <w:rFonts w:ascii="Arial Narrow" w:eastAsia="Arial Narrow" w:hAnsi="Arial Narrow" w:cs="Arial Narrow"/>
-          <w:color w:val="000000"/>
-          <w:kern w:val="0"/>
-          <w:sz w:val="22"/>
-          <w:szCs w:val="22"/>
-          <w:lang w:val="es-ES" w:eastAsia="es-ES"/>
-          <w14:ligatures w14:val="none"/>
-        </w:rPr>
-        <w:t/>
+        <w:t xml:space="preserve">Mediante la denuncia del 13 de febrero de 2026, el señor [APELLIDO] denunció a Rímac y al Banco por presuntas infracciones a la Ley 29571, Código de Protección y Defensa del Consumidor</w:t>
       </w:r>
       <w:r>
         <w:rPr>
@@ -696,68 +624,62 @@
       <w:r>
         <w:rPr>
           <w:rFonts w:ascii="Arial Narrow" w:eastAsia="Arial Narrow" w:hAnsi="Arial Narrow" w:cs="Arial Narrow"/>
-          <w:kern w:val="0"/>
-          <w14:ligatures w14:val="none"/>
-          <w:sz w:val="22"/>
-          <w:szCs w:val="22"/>
+          <w:color w:val="000000"/>
+          <w:kern w:val="0"/>
+          <w:sz w:val="22"/>
+          <w:szCs w:val="22"/>
+          <w:lang w:val="es-ES" w:eastAsia="es-ES"/>
+          <w14:ligatures w14:val="none"/>
+        </w:rPr>
+        <w:t xml:space="preserve"> (en adelante, Código), señalando lo siguiente:</w:t>
+      </w:r>
+      <w:r>
+        <w:rPr>
+          <w:rFonts w:ascii="Arial Narrow" w:eastAsia="Arial Narrow" w:hAnsi="Arial Narrow" w:cs="Arial Narrow"/>
+          <w:color w:val="000000"/>
+          <w:kern w:val="0"/>
+          <w:sz w:val="22"/>
+          <w:szCs w:val="22"/>
+          <w:lang w:val="es-ES" w:eastAsia="es-ES"/>
+          <w14:ligatures w14:val="none"/>
+        </w:rPr>
+        <w:t/>
+      </w:r>
+      <w:r>
+        <w:rPr>
+          <w:rFonts w:ascii="Arial Narrow" w:eastAsia="Arial Narrow" w:hAnsi="Arial Narrow" w:cs="Arial Narrow"/>
+          <w:color w:val="000000"/>
+          <w:kern w:val="0"/>
+          <w:sz w:val="22"/>
+          <w:szCs w:val="22"/>
+          <w:lang w:val="es-ES" w:eastAsia="es-ES"/>
+          <w14:ligatures w14:val="none"/>
         </w:rPr>
         <w:t xml:space="preserve"/>
       </w:r>
       <w:r>
         <w:rPr>
           <w:rFonts w:ascii="Arial Narrow" w:eastAsia="Arial Narrow" w:hAnsi="Arial Narrow" w:cs="Arial Narrow"/>
-          <w:kern w:val="0"/>
-          <w14:ligatures w14:val="none"/>
-          <w:sz w:val="22"/>
-          <w:szCs w:val="22"/>
+          <w:color w:val="000000"/>
+          <w:kern w:val="0"/>
+          <w:sz w:val="22"/>
+          <w:szCs w:val="22"/>
+          <w:lang w:val="es-ES" w:eastAsia="es-ES"/>
+          <w14:ligatures w14:val="none"/>
+        </w:rPr>
+        <w:t/>
+      </w:r>
+      <w:r>
+        <w:rPr>
+          <w:rFonts w:ascii="Arial Narrow" w:eastAsia="Arial Narrow" w:hAnsi="Arial Narrow" w:cs="Arial Narrow"/>
+          <w:color w:val="000000"/>
+          <w:kern w:val="0"/>
+          <w:sz w:val="22"/>
+          <w:szCs w:val="22"/>
+          <w:lang w:val="es-ES" w:eastAsia="es-ES"/>
+          <w14:ligatures w14:val="none"/>
         </w:rPr>
         <w:t xml:space="preserve"/>
-      </w:r>
-      <w:r>
-        <w:rPr>
-          <w:rFonts w:ascii="Arial Narrow" w:eastAsia="Arial Narrow" w:hAnsi="Arial Narrow" w:cs="Arial Narrow"/>
-          <w:kern w:val="0"/>
-          <w14:ligatures w14:val="none"/>
-          <w:sz w:val="22"/>
-          <w:szCs w:val="22"/>
-        </w:rPr>
-        <w:t/>
-      </w:r>
-      <w:r>
-        <w:rPr>
-          <w:rFonts w:ascii="Arial Narrow" w:eastAsia="Arial Narrow" w:hAnsi="Arial Narrow" w:cs="Arial Narrow"/>
-          <w:color w:val="000000"/>
-          <w:kern w:val="0"/>
-          <w:sz w:val="22"/>
-          <w:szCs w:val="22"/>
-          <w:lang w:val="es-ES" w:eastAsia="es-ES"/>
-          <w14:ligatures w14:val="none"/>
-        </w:rPr>
-        <w:t xml:space="preserve"/>
-      </w:r>
-      <w:r>
-        <w:rPr>
-          <w:rFonts w:ascii="Arial Narrow" w:eastAsia="Arial Narrow" w:hAnsi="Arial Narrow" w:cs="Arial Narrow"/>
-          <w:color w:val="000000"/>
-          <w:kern w:val="0"/>
-          <w:sz w:val="22"/>
-          <w:szCs w:val="22"/>
-          <w:lang w:val="es-ES" w:eastAsia="es-ES"/>
-          <w14:ligatures w14:val="none"/>
-        </w:rPr>
-        <w:t xml:space="preserve"/>
-      </w:r>
-      <w:r>
-        <w:rPr>
-          <w:rFonts w:ascii="Arial Narrow" w:eastAsia="Arial Narrow" w:hAnsi="Arial Narrow" w:cs="Arial Narrow"/>
-          <w:color w:val="000000"/>
-          <w:kern w:val="0"/>
-          <w:sz w:val="22"/>
-          <w:szCs w:val="22"/>
-          <w:lang w:val="es-ES" w:eastAsia="es-ES"/>
-          <w14:ligatures w14:val="none"/>
-        </w:rPr>
-        <w:t/>
       </w:r>
       <w:r>
         <w:rPr>
@@ -796,6 +718,96 @@
           <w14:ligatures w14:val="none"/>
         </w:rPr>
         <w:footnoteReference w:id="2"/>
+      </w:r>
+      <w:r>
+        <w:rPr>
+          <w:rFonts w:ascii="Arial Narrow" w:eastAsia="Arial Narrow" w:hAnsi="Arial Narrow" w:cs="Arial Narrow"/>
+          <w:kern w:val="0"/>
+          <w14:ligatures w14:val="none"/>
+          <w:sz w:val="22"/>
+          <w:szCs w:val="22"/>
+        </w:rPr>
+        <w:t xml:space="preserve"/>
+      </w:r>
+      <w:r>
+        <w:rPr>
+          <w:rFonts w:ascii="Arial Narrow" w:eastAsia="Arial Narrow" w:hAnsi="Arial Narrow" w:cs="Arial Narrow"/>
+          <w:kern w:val="0"/>
+          <w14:ligatures w14:val="none"/>
+          <w:sz w:val="22"/>
+          <w:szCs w:val="22"/>
+        </w:rPr>
+        <w:t xml:space="preserve"/>
+      </w:r>
+      <w:r>
+        <w:rPr>
+          <w:rFonts w:ascii="Arial Narrow" w:eastAsia="Arial Narrow" w:hAnsi="Arial Narrow" w:cs="Arial Narrow"/>
+          <w:kern w:val="0"/>
+          <w14:ligatures w14:val="none"/>
+          <w:sz w:val="22"/>
+          <w:szCs w:val="22"/>
+        </w:rPr>
+        <w:t/>
+      </w:r>
+      <w:r>
+        <w:rPr>
+          <w:rFonts w:ascii="Arial Narrow" w:eastAsia="Arial Narrow" w:hAnsi="Arial Narrow" w:cs="Arial Narrow"/>
+          <w:color w:val="000000"/>
+          <w:kern w:val="0"/>
+          <w:sz w:val="22"/>
+          <w:szCs w:val="22"/>
+          <w:lang w:val="es-ES" w:eastAsia="es-ES"/>
+          <w14:ligatures w14:val="none"/>
+        </w:rPr>
+        <w:t xml:space="preserve"/>
+      </w:r>
+      <w:r>
+        <w:rPr>
+          <w:rFonts w:ascii="Arial Narrow" w:eastAsia="Arial Narrow" w:hAnsi="Arial Narrow" w:cs="Arial Narrow"/>
+          <w:color w:val="000000"/>
+          <w:kern w:val="0"/>
+          <w:sz w:val="22"/>
+          <w:szCs w:val="22"/>
+          <w:lang w:val="es-ES" w:eastAsia="es-ES"/>
+          <w14:ligatures w14:val="none"/>
+        </w:rPr>
+        <w:t xml:space="preserve"/>
+      </w:r>
+      <w:r>
+        <w:rPr>
+          <w:rFonts w:ascii="Arial Narrow" w:eastAsia="Arial Narrow" w:hAnsi="Arial Narrow" w:cs="Arial Narrow"/>
+          <w:color w:val="000000"/>
+          <w:kern w:val="0"/>
+          <w:sz w:val="22"/>
+          <w:szCs w:val="22"/>
+          <w:lang w:val="es-ES" w:eastAsia="es-ES"/>
+          <w14:ligatures w14:val="none"/>
+        </w:rPr>
+        <w:t/>
+      </w:r>
+      <w:r>
+        <w:rPr>
+          <w:rFonts w:ascii="Arial Narrow" w:eastAsia="Arial Narrow" w:hAnsi="Arial Narrow" w:cs="Arial Narrow"/>
+          <w:color w:val="000000"/>
+          <w:kern w:val="0"/>
+          <w:sz w:val="22"/>
+          <w:szCs w:val="22"/>
+          <w:lang w:val="es-ES" w:eastAsia="es-ES"/>
+          <w14:ligatures w14:val="none"/>
+        </w:rPr>
+        <w:t xml:space="preserve"/>
+      </w:r>
+      <w:r>
+        <w:rPr>
+          <w:rFonts w:ascii="Arial Narrow" w:eastAsia="Arial Narrow" w:hAnsi="Arial Narrow" w:cs="Arial Narrow"/>
+          <w:color w:val="000000"/>
+          <w:kern w:val="0"/>
+          <w:sz w:val="22"/>
+          <w:szCs w:val="22"/>
+          <w:lang w:val="es-ES" w:eastAsia="es-ES"/>
+          <w14:ligatures w14:val="none"/>
+        </w:rPr>
+        <w:t/>
       </w:r>
       <w:r>
         <w:rPr>
@@ -5611,7 +5623,19 @@
           <w:lang w:eastAsia="es-PE"/>
           <w14:ligatures w14:val="none"/>
         </w:rPr>
-        <w:t xml:space="preserve">PRIMERO: admitir a trámite la denuncia del 13 de febrero de 2026, interpuesta por el señor [APELLIDO] López contra Rímac Seguros y Reaseguros S.A. y el Banco BBVA Perú S.A., por lo siguiente:</w:t>
+        <w:t xml:space="preserve">PRIMERO:</w:t>
+      </w:r>
+      <w:r>
+        <w:rPr>
+          <w:rFonts w:ascii="Arial Narrow" w:eastAsia="Arial Narrow" w:hAnsi="Arial Narrow" w:cs="Arial Narrow"/>
+          <w:color w:val="000000"/>
+          <w:kern w:val="0"/>
+          <w:sz w:val="22"/>
+          <w:szCs w:val="22"/>
+          <w:lang w:eastAsia="es-PE"/>
+          <w14:ligatures w14:val="none"/>
+        </w:rPr>
+        <w:t xml:space="preserve"> admitir a trámite la denuncia del 13 de febrero de 2026, interpuesta por el señor [APELLIDO] López contra Rímac Seguros y Reaseguros S.A. y el Banco BBVA Perú S.A., por lo siguiente:</w:t>
       </w:r>
       <w:r>
         <w:rPr>
@@ -5678,7 +5702,6 @@
       <w:r>
         <w:rPr>
           <w:rFonts w:ascii="Arial Narrow" w:eastAsia="Arial Narrow" w:hAnsi="Arial Narrow" w:cs="Arial Narrow"/>
-          <w:bCs/>
           <w:spacing w:val="-3"/>
           <w:kern w:val="0"/>
           <w14:ligatures w14:val="none"/>
@@ -5703,7 +5726,6 @@
       <w:r>
         <w:rPr>
           <w:rFonts w:ascii="Arial Narrow" w:eastAsia="Arial Narrow" w:hAnsi="Arial Narrow" w:cs="Arial Narrow"/>
-          <w:bCs/>
           <w:sz w:val="22"/>
           <w:szCs w:val="22"/>
         </w:rPr>
@@ -7360,7 +7382,19 @@
           <w:lang w:eastAsia="es-PE"/>
           <w14:ligatures w14:val="none"/>
         </w:rPr>
-        <w:t xml:space="preserve">TERCERO: </w:t>
+        <w:t xml:space="preserve">TERCERO:</w:t>
+      </w:r>
+      <w:r>
+        <w:rPr>
+          <w:rFonts w:ascii="Arial Narrow" w:eastAsia="Arial Narrow" w:hAnsi="Arial Narrow" w:cs="Arial Narrow"/>
+          <w:color w:val="000000"/>
+          <w:kern w:val="0"/>
+          <w:sz w:val="22"/>
+          <w:szCs w:val="22"/>
+          <w:lang w:eastAsia="es-PE"/>
+          <w14:ligatures w14:val="none"/>
+        </w:rPr>
+        <w:t xml:space="preserve"> </w:t>
       </w:r>
       <w:r>
         <w:rPr>
@@ -7377,7 +7411,6 @@
       <w:r>
         <w:rPr>
           <w:rFonts w:ascii="Arial Narrow" w:eastAsia="Arial Narrow" w:hAnsi="Arial Narrow" w:cs="Arial Narrow"/>
-          <w:bCs/>
           <w:sz w:val="22"/>
           <w:szCs w:val="22"/>
         </w:rPr>
@@ -7386,7 +7419,6 @@
       <w:r>
         <w:rPr>
           <w:rFonts w:ascii="Arial Narrow" w:eastAsia="Arial Narrow" w:hAnsi="Arial Narrow" w:cs="Arial Narrow"/>
-          <w:bCs/>
           <w:sz w:val="22"/>
           <w:szCs w:val="22"/>
         </w:rPr>
@@ -7395,7 +7427,6 @@
       <w:r>
         <w:rPr>
           <w:rFonts w:ascii="Arial Narrow" w:eastAsia="Arial Narrow" w:hAnsi="Arial Narrow" w:cs="Arial Narrow"/>
-          <w:bCs/>
           <w:sz w:val="22"/>
           <w:szCs w:val="22"/>
         </w:rPr>
@@ -7404,7 +7435,6 @@
       <w:r>
         <w:rPr>
           <w:rFonts w:ascii="Arial Narrow" w:eastAsia="Arial Narrow" w:hAnsi="Arial Narrow" w:cs="Arial Narrow"/>
-          <w:bCs/>
           <w:sz w:val="22"/>
           <w:szCs w:val="22"/>
         </w:rPr>
@@ -7778,7 +7808,15 @@
           <w:sz w:val="22"/>
           <w:szCs w:val="22"/>
         </w:rPr>
-        <w:t xml:space="preserve">CUARTO: </w:t>
+        <w:t xml:space="preserve">CUARTO:</w:t>
+      </w:r>
+      <w:r>
+        <w:rPr>
+          <w:rFonts w:ascii="Arial Narrow" w:eastAsia="Arial Narrow" w:hAnsi="Arial Narrow" w:cs="Arial Narrow"/>
+          <w:sz w:val="22"/>
+          <w:szCs w:val="22"/>
+        </w:rPr>
+        <w:t xml:space="preserve"> </w:t>
       </w:r>
       <w:r>
         <w:rPr>
@@ -7800,7 +7838,7 @@
           <w:lang w:val="es-ES" w:eastAsia="es-ES"/>
           <w14:ligatures w14:val="none"/>
         </w:rPr>
-        <w:footnoteReference w:id="17"/>
+        <w:footnoteReference w:id="12"/>
       </w:r>
       <w:r>
         <w:rPr>
@@ -7822,7 +7860,7 @@
           <w:lang w:val="es-ES" w:eastAsia="es-ES"/>
           <w14:ligatures w14:val="none"/>
         </w:rPr>
-        <w:footnoteReference w:id="18"/>
+        <w:footnoteReference w:id="13"/>
       </w:r>
       <w:r>
         <w:rPr>
@@ -7873,7 +7911,19 @@
           <w:lang w:eastAsia="es-PE"/>
           <w14:ligatures w14:val="none"/>
         </w:rPr>
-        <w:t xml:space="preserve">QUINTO: </w:t>
+        <w:t xml:space="preserve">QUINTO:</w:t>
+      </w:r>
+      <w:r>
+        <w:rPr>
+          <w:rFonts w:ascii="Arial Narrow" w:eastAsia="Arial Narrow" w:hAnsi="Arial Narrow" w:cs="Arial Narrow"/>
+          <w:color w:val="000000"/>
+          <w:kern w:val="0"/>
+          <w:sz w:val="22"/>
+          <w:szCs w:val="22"/>
+          <w:lang w:eastAsia="es-PE"/>
+          <w14:ligatures w14:val="none"/>
+        </w:rPr>
+        <w:t xml:space="preserve"> </w:t>
       </w:r>
       <w:bookmarkStart w:id="10" w:name="_Hlk188286813"/>
       <w:r>
@@ -7929,7 +7979,6 @@
       <w:r>
         <w:rPr>
           <w:rFonts w:ascii="Arial Narrow" w:eastAsia="Arial Narrow" w:hAnsi="Arial Narrow" w:cs="Arial Narrow"/>
-          <w:bCs/>
           <w:sz w:val="22"/>
           <w:szCs w:val="22"/>
         </w:rPr>
@@ -8187,7 +8236,19 @@
           <w:lang w:eastAsia="es-PE"/>
           <w14:ligatures w14:val="none"/>
         </w:rPr>
-        <w:t xml:space="preserve">SEXTO: </w:t>
+        <w:t xml:space="preserve">SEXTO:</w:t>
+      </w:r>
+      <w:r>
+        <w:rPr>
+          <w:rFonts w:ascii="Arial Narrow" w:eastAsia="Arial Narrow" w:hAnsi="Arial Narrow" w:cs="Arial Narrow"/>
+          <w:color w:val="000000"/>
+          <w:kern w:val="0"/>
+          <w:sz w:val="22"/>
+          <w:szCs w:val="22"/>
+          <w:lang w:eastAsia="es-PE"/>
+          <w14:ligatures w14:val="none"/>
+        </w:rPr>
+        <w:t xml:space="preserve"> </w:t>
       </w:r>
       <w:r>
         <w:rPr>
@@ -8240,7 +8301,6 @@
       <w:r>
         <w:rPr>
           <w:rFonts w:ascii="Arial Narrow" w:eastAsia="Arial Narrow" w:hAnsi="Arial Narrow" w:cs="Arial Narrow"/>
-          <w:bCs/>
           <w:sz w:val="22"/>
           <w:szCs w:val="22"/>
         </w:rPr>
@@ -8573,7 +8633,7 @@
           <w:lang w:eastAsia="es-PE"/>
           <w14:ligatures w14:val="none"/>
         </w:rPr>
-        <w:footnoteReference w:id="12"/>
+        <w:footnoteReference w:id="14"/>
       </w:r>
       <w:r>
         <w:rPr>
@@ -8671,7 +8731,7 @@
           <w:lang w:eastAsia="es-PE"/>
           <w14:ligatures w14:val="none"/>
         </w:rPr>
-        <w:footnoteReference w:id="13"/>
+        <w:footnoteReference w:id="15"/>
       </w:r>
       <w:r>
         <w:rPr>
@@ -8747,7 +8807,7 @@
           <w:lang w:eastAsia="es-PE"/>
           <w14:ligatures w14:val="none"/>
         </w:rPr>
-        <w:footnoteReference w:id="14"/>
+        <w:footnoteReference w:id="16"/>
       </w:r>
       <w:r>
         <w:rPr>
@@ -8973,7 +9033,7 @@
           <w:vertAlign w:val="superscript"/>
           <w14:ligatures w14:val="none"/>
         </w:rPr>
-        <w:footnoteReference w:id="15"/>
+        <w:footnoteReference w:id="17"/>
       </w:r>
       <w:r>
         <w:rPr>
@@ -8991,45 +9051,120 @@
           <w:kern w:val="0"/>
           <w:sz w:val="22"/>
           <w:szCs w:val="22"/>
+          <w14:ligatures w14:val="none"/>
+        </w:rPr>
+        <w:t>expresamente su facultad para asistir y conciliar en su representación</w:t>
+      </w:r>
+      <w:r>
+        <w:rPr>
+          <w:rFonts w:ascii="Arial Narrow" w:eastAsia="Arial Narrow" w:hAnsi="Arial Narrow" w:cs="Arial Narrow"/>
+          <w:kern w:val="0"/>
+          <w14:ligatures w14:val="none"/>
+          <w:sz w:val="22"/>
+          <w:szCs w:val="22"/>
+        </w:rPr>
+        <w:t>.</w:t>
+      </w:r>
+      <w:r>
+        <w:rPr>
+          <w:rFonts w:ascii="Arial Narrow" w:eastAsia="Arial Narrow" w:hAnsi="Arial Narrow" w:cs="Arial Narrow"/>
+          <w:kern w:val="0"/>
+          <w14:ligatures w14:val="none"/>
+          <w:sz w:val="22"/>
+          <w:szCs w:val="22"/>
+        </w:rPr>
+        <w:t xml:space="preserve"> </w:t>
+      </w:r>
+      <w:r>
+        <w:rPr>
+          <w:rFonts w:ascii="Arial Narrow" w:eastAsia="Arial Narrow" w:hAnsi="Arial Narrow" w:cs="Arial Narrow"/>
+          <w:kern w:val="0"/>
+          <w:sz w:val="22"/>
+          <w:szCs w:val="22"/>
+          <w14:ligatures w14:val="none"/>
+        </w:rPr>
+        <w:t xml:space="preserve">Ello bajo apercibimiento de no realizar la audiencia de conciliación y levantar el acta de inasistencia correspondiente. </w:t>
+      </w:r>
+    </w:p>
+    <w:p>
+      <w:pPr>
+        <w:suppressAutoHyphens/>
+        <w:spacing w:after="0" w:line="240" w:lineRule="auto"/>
+        <w:jc w:val="both"/>
+        <w:rPr>
+          <w:rFonts w:ascii="Arial Narrow" w:eastAsia="Arial Narrow" w:hAnsi="Arial Narrow" w:cs="Arial Narrow"/>
+          <w:kern w:val="0"/>
+          <w:sz w:val="22"/>
+          <w:szCs w:val="22"/>
           <w:u w:val="single"/>
           <w14:ligatures w14:val="none"/>
         </w:rPr>
-        <w:t>expresamente su facultad para asistir y conciliar en su representación</w:t>
-      </w:r>
-      <w:r>
-        <w:rPr>
-          <w:rFonts w:ascii="Arial Narrow" w:eastAsia="Arial Narrow" w:hAnsi="Arial Narrow" w:cs="Arial Narrow"/>
-          <w:bCs/>
-          <w:kern w:val="0"/>
-          <w14:ligatures w14:val="none"/>
-          <w:sz w:val="22"/>
-          <w:szCs w:val="22"/>
-        </w:rPr>
-        <w:t>.</w:t>
-      </w:r>
-      <w:r>
+      </w:pPr>
+    </w:p>
+    <w:p>
+      <w:pPr>
+        <w:suppressAutoHyphens/>
+        <w:spacing w:after="0" w:line="240" w:lineRule="auto"/>
+        <w:jc w:val="both"/>
         <w:rPr>
           <w:rFonts w:ascii="Arial Narrow" w:eastAsia="Arial Narrow" w:hAnsi="Arial Narrow" w:cs="Arial Narrow"/>
           <w:b/>
           <w:bCs/>
-          <w:kern w:val="0"/>
-          <w14:ligatures w14:val="none"/>
-          <w:sz w:val="22"/>
-          <w:szCs w:val="22"/>
+          <w:sz w:val="22"/>
+          <w:szCs w:val="22"/>
+        </w:rPr>
+      </w:pPr>
+      <w:r>
+        <w:rPr>
+          <w:rFonts w:ascii="Arial Narrow" w:eastAsia="Arial Narrow" w:hAnsi="Arial Narrow" w:cs="Arial Narrow"/>
+          <w:b/>
+          <w:spacing w:val="-3"/>
+          <w:kern w:val="0"/>
+          <w14:ligatures w14:val="none"/>
+          <w:sz w:val="22"/>
+          <w:szCs w:val="22"/>
+        </w:rPr>
+        <w:t>DÉCIMO</w:t>
+      </w:r>
+      <w:r>
+        <w:rPr>
+          <w:rFonts w:ascii="Arial Narrow" w:eastAsia="Arial Narrow" w:hAnsi="Arial Narrow" w:cs="Arial Narrow"/>
+          <w:b/>
+          <w:color w:val="000000"/>
+          <w:kern w:val="0"/>
+          <w:sz w:val="22"/>
+          <w:szCs w:val="22"/>
+          <w:lang w:eastAsia="es-PE"/>
+          <w14:ligatures w14:val="none"/>
+        </w:rPr>
+        <w:t>:</w:t>
+      </w:r>
+      <w:r>
+        <w:rPr>
+          <w:rFonts w:ascii="Arial Narrow" w:eastAsia="Arial Narrow" w:hAnsi="Arial Narrow" w:cs="Arial Narrow"/>
+          <w:color w:val="000000"/>
+          <w:kern w:val="0"/>
+          <w:sz w:val="22"/>
+          <w:szCs w:val="22"/>
+          <w:lang w:eastAsia="es-PE"/>
+          <w14:ligatures w14:val="none"/>
         </w:rPr>
         <w:t xml:space="preserve"> </w:t>
       </w:r>
       <w:r>
         <w:rPr>
           <w:rFonts w:ascii="Arial Narrow" w:eastAsia="Arial Narrow" w:hAnsi="Arial Narrow" w:cs="Arial Narrow"/>
-          <w:kern w:val="0"/>
-          <w:sz w:val="22"/>
-          <w:szCs w:val="22"/>
-          <w:u w:val="single"/>
-          <w14:ligatures w14:val="none"/>
-        </w:rPr>
-        <w:t xml:space="preserve">Ello bajo apercibimiento de no realizar la audiencia de conciliación y levantar el acta de inasistencia correspondiente. </w:t>
-      </w:r>
+          <w:color w:val="000000"/>
+          <w:kern w:val="0"/>
+          <w:sz w:val="22"/>
+          <w:szCs w:val="22"/>
+          <w:lang w:eastAsia="es-PE"/>
+          <w14:ligatures w14:val="none"/>
+        </w:rPr>
+        <w:t xml:space="preserve">poner en conocimiento de las partes que, antes de la emisión de la Resolución Final, tienen la posibilidad de formular su desistimiento o presentar el acuerdo arribado mediante la conciliación, mediación, transacción o cualquier otro que, de forma indubitable, deje constancia que se ha solucionado la controversia materia de denuncia.</w:t>
+      </w:r>
+      <w:bookmarkStart w:id="13" w:name="h.gjdgxs" w:colFirst="0" w:colLast="0"/>
+      <w:bookmarkEnd w:id="13"/>
     </w:p>
     <w:p>
       <w:pPr>
@@ -9038,10 +9173,11 @@
         <w:jc w:val="both"/>
         <w:rPr>
           <w:rFonts w:ascii="Arial Narrow" w:eastAsia="Arial Narrow" w:hAnsi="Arial Narrow" w:cs="Arial Narrow"/>
-          <w:kern w:val="0"/>
-          <w:sz w:val="22"/>
-          <w:szCs w:val="22"/>
-          <w:u w:val="single"/>
+          <w:color w:val="000000"/>
+          <w:kern w:val="0"/>
+          <w:sz w:val="22"/>
+          <w:szCs w:val="22"/>
+          <w:lang w:eastAsia="es-PE"/>
           <w14:ligatures w14:val="none"/>
         </w:rPr>
       </w:pPr>
@@ -9051,6 +9187,13 @@
         <w:suppressAutoHyphens/>
         <w:spacing w:after="0" w:line="240" w:lineRule="auto"/>
         <w:jc w:val="both"/>
+        <w:rPr>
+          <w:rFonts w:ascii="Arial Narrow" w:eastAsia="Arial Narrow" w:hAnsi="Arial Narrow" w:cs="Arial Narrow"/>
+          <w:sz w:val="22"/>
+          <w:szCs w:val="22"/>
+        </w:rPr>
+      </w:pPr>
+      <w:r>
         <w:rPr>
           <w:rFonts w:ascii="Arial Narrow" w:eastAsia="Arial Narrow" w:hAnsi="Arial Narrow" w:cs="Arial Narrow"/>
           <w:b/>
@@ -9058,107 +9201,49 @@
           <w:sz w:val="22"/>
           <w:szCs w:val="22"/>
         </w:rPr>
-      </w:pPr>
-      <w:r>
-        <w:rPr>
-          <w:rFonts w:ascii="Arial Narrow" w:eastAsia="Arial Narrow" w:hAnsi="Arial Narrow" w:cs="Arial Narrow"/>
-          <w:b/>
+        <w:t xml:space="preserve">DÉCIMO PRIMERO:</w:t>
+      </w:r>
+      <w:r>
+        <w:rPr>
+          <w:rFonts w:ascii="Arial Narrow" w:eastAsia="Arial Narrow" w:hAnsi="Arial Narrow" w:cs="Arial Narrow"/>
+          <w:sz w:val="22"/>
+          <w:szCs w:val="22"/>
+        </w:rPr>
+        <w:t xml:space="preserve"> </w:t>
+      </w:r>
+      <w:r>
+        <w:rPr>
+          <w:rFonts w:ascii="Arial Narrow" w:eastAsia="Arial Narrow" w:hAnsi="Arial Narrow" w:cs="Arial Narrow"/>
+          <w:sz w:val="22"/>
+          <w:szCs w:val="22"/>
+        </w:rPr>
+        <w:t xml:space="preserve">requerir al señor [APELLIDO] López y Rímac Seguros y Reaseguros S.A. para que, dentro del plazo de dos (2) días hábiles siguientes a la fecha en que reciban la notificación en sus bandejas de correo electrónico, efectúen la confirmación de recepción de la notificación remitida por este despacho a sus correos electrónicos, de conformidad con el segundo párrafo del numeral 4 del artículo 20 del Texto Único Ordenado de la Ley del Procedimiento Administrativo General, aprobado mediante Decreto Supremo 006-2026-JUS, bajo apercibimiento de rehacer el acto de notificación y notificarles conforme al numeral 1 del artículo 20 del citado cuerpo normativo.</w:t>
+      </w:r>
+      <w:r>
+        <w:rPr>
+          <w:rFonts w:ascii="Arial Narrow" w:eastAsia="Arial Narrow" w:hAnsi="Arial Narrow" w:cs="Arial Narrow"/>
+          <w:sz w:val="22"/>
+          <w:szCs w:val="22"/>
+        </w:rPr>
+        <w:t xml:space="preserve"/>
+      </w:r>
+      <w:r>
+        <w:rPr>
+          <w:rFonts w:ascii="Arial Narrow" w:eastAsia="Arial Narrow" w:hAnsi="Arial Narrow" w:cs="Arial Narrow"/>
           <w:spacing w:val="-3"/>
           <w:kern w:val="0"/>
           <w14:ligatures w14:val="none"/>
           <w:sz w:val="22"/>
           <w:szCs w:val="22"/>
         </w:rPr>
-        <w:t>DÉCIMO</w:t>
-      </w:r>
-      <w:r>
-        <w:rPr>
-          <w:rFonts w:ascii="Arial Narrow" w:eastAsia="Arial Narrow" w:hAnsi="Arial Narrow" w:cs="Arial Narrow"/>
-          <w:b/>
-          <w:color w:val="000000"/>
-          <w:kern w:val="0"/>
-          <w:sz w:val="22"/>
-          <w:szCs w:val="22"/>
-          <w:lang w:eastAsia="es-PE"/>
-          <w14:ligatures w14:val="none"/>
-        </w:rPr>
-        <w:t>:</w:t>
-      </w:r>
-      <w:r>
-        <w:rPr>
-          <w:rFonts w:ascii="Arial Narrow" w:eastAsia="Arial Narrow" w:hAnsi="Arial Narrow" w:cs="Arial Narrow"/>
-          <w:color w:val="000000"/>
-          <w:kern w:val="0"/>
-          <w:sz w:val="22"/>
-          <w:szCs w:val="22"/>
-          <w:lang w:eastAsia="es-PE"/>
-          <w14:ligatures w14:val="none"/>
-        </w:rPr>
-        <w:t xml:space="preserve"> </w:t>
-      </w:r>
-      <w:r>
-        <w:rPr>
-          <w:rFonts w:ascii="Arial Narrow" w:eastAsia="Arial Narrow" w:hAnsi="Arial Narrow" w:cs="Arial Narrow"/>
-          <w:color w:val="000000"/>
-          <w:kern w:val="0"/>
-          <w:sz w:val="22"/>
-          <w:szCs w:val="22"/>
-          <w:lang w:eastAsia="es-PE"/>
-          <w14:ligatures w14:val="none"/>
-        </w:rPr>
-        <w:t xml:space="preserve">poner en conocimiento de las partes que, antes de la emisión de la Resolución Final, tienen la posibilidad de formular su desistimiento o presentar el acuerdo arribado mediante la conciliación, mediación, transacción o cualquier otro que, de forma indubitable, deje constancia que se ha solucionado la controversia materia de denuncia.</w:t>
-      </w:r>
-      <w:bookmarkStart w:id="13" w:name="h.gjdgxs" w:colFirst="0" w:colLast="0"/>
-      <w:bookmarkEnd w:id="13"/>
-    </w:p>
-    <w:p>
-      <w:pPr>
-        <w:suppressAutoHyphens/>
-        <w:spacing w:after="0" w:line="240" w:lineRule="auto"/>
-        <w:jc w:val="both"/>
-        <w:rPr>
-          <w:rFonts w:ascii="Arial Narrow" w:eastAsia="Arial Narrow" w:hAnsi="Arial Narrow" w:cs="Arial Narrow"/>
-          <w:color w:val="000000"/>
-          <w:kern w:val="0"/>
-          <w:sz w:val="22"/>
-          <w:szCs w:val="22"/>
-          <w:lang w:eastAsia="es-PE"/>
-          <w14:ligatures w14:val="none"/>
-        </w:rPr>
-      </w:pPr>
-    </w:p>
-    <w:p>
-      <w:pPr>
-        <w:suppressAutoHyphens/>
-        <w:spacing w:after="0" w:line="240" w:lineRule="auto"/>
-        <w:jc w:val="both"/>
-        <w:rPr>
-          <w:rFonts w:ascii="Arial Narrow" w:eastAsia="Arial Narrow" w:hAnsi="Arial Narrow" w:cs="Arial Narrow"/>
-          <w:sz w:val="22"/>
-          <w:szCs w:val="22"/>
-        </w:rPr>
-      </w:pPr>
-      <w:r>
-        <w:rPr>
-          <w:rFonts w:ascii="Arial Narrow" w:eastAsia="Arial Narrow" w:hAnsi="Arial Narrow" w:cs="Arial Narrow"/>
-          <w:b/>
-          <w:bCs/>
-          <w:sz w:val="22"/>
-          <w:szCs w:val="22"/>
-        </w:rPr>
-        <w:t xml:space="preserve">DÉCIMO PRIMERO: </w:t>
-      </w:r>
-      <w:r>
-        <w:rPr>
-          <w:rFonts w:ascii="Arial Narrow" w:eastAsia="Arial Narrow" w:hAnsi="Arial Narrow" w:cs="Arial Narrow"/>
-          <w:sz w:val="22"/>
-          <w:szCs w:val="22"/>
-        </w:rPr>
-        <w:t xml:space="preserve">requerir al señor [APELLIDO] López y Rímac Seguros y Reaseguros S.A. para que, dentro del plazo de dos (2) días hábiles siguientes a la fecha en que reciban la notificación en sus bandejas de correo electrónico, efectúen la confirmación de recepción de la notificación remitida por este despacho a sus correos electrónicos, de conformidad con el segundo párrafo del numeral 4 del artículo 20 del Texto Único Ordenado de la Ley del Procedimiento Administrativo General, aprobado mediante Decreto Supremo 006-2026-JUS, bajo apercibimiento de rehacer el acto de notificación y notificarles conforme al numeral 1 del artículo 20 del citado cuerpo normativo.</w:t>
-      </w:r>
-      <w:r>
-        <w:rPr>
-          <w:rFonts w:ascii="Arial Narrow" w:eastAsia="Arial Narrow" w:hAnsi="Arial Narrow" w:cs="Arial Narrow"/>
+        <w:t/>
+      </w:r>
+      <w:r>
+        <w:rPr>
+          <w:rFonts w:ascii="Arial Narrow" w:eastAsia="Arial Narrow" w:hAnsi="Arial Narrow" w:cs="Arial Narrow"/>
+          <w:spacing w:val="-3"/>
+          <w:kern w:val="0"/>
+          <w14:ligatures w14:val="none"/>
           <w:sz w:val="22"/>
           <w:szCs w:val="22"/>
         </w:rPr>
@@ -9184,50 +9269,28 @@
           <w:sz w:val="22"/>
           <w:szCs w:val="22"/>
         </w:rPr>
+        <w:t/>
+      </w:r>
+      <w:r>
+        <w:rPr>
+          <w:rFonts w:ascii="Arial Narrow" w:eastAsia="Arial Narrow" w:hAnsi="Arial Narrow" w:cs="Arial Narrow"/>
+          <w:spacing w:val="-3"/>
+          <w:kern w:val="0"/>
+          <w14:ligatures w14:val="none"/>
+          <w:sz w:val="22"/>
+          <w:szCs w:val="22"/>
+        </w:rPr>
         <w:t xml:space="preserve"/>
       </w:r>
       <w:r>
         <w:rPr>
-          <w:rFonts w:ascii="Arial Narrow" w:eastAsia="Arial Narrow" w:hAnsi="Arial Narrow" w:cs="Arial Narrow"/>
-          <w:spacing w:val="-3"/>
-          <w:kern w:val="0"/>
-          <w14:ligatures w14:val="none"/>
-          <w:sz w:val="22"/>
-          <w:szCs w:val="22"/>
-        </w:rPr>
-        <w:t/>
-      </w:r>
-      <w:r>
-        <w:rPr>
-          <w:rFonts w:ascii="Arial Narrow" w:eastAsia="Arial Narrow" w:hAnsi="Arial Narrow" w:cs="Arial Narrow"/>
-          <w:spacing w:val="-3"/>
-          <w:kern w:val="0"/>
-          <w14:ligatures w14:val="none"/>
-          <w:sz w:val="22"/>
-          <w:szCs w:val="22"/>
-        </w:rPr>
-        <w:t/>
-      </w:r>
-      <w:r>
-        <w:rPr>
-          <w:rFonts w:ascii="Arial Narrow" w:eastAsia="Arial Narrow" w:hAnsi="Arial Narrow" w:cs="Arial Narrow"/>
-          <w:spacing w:val="-3"/>
-          <w:kern w:val="0"/>
-          <w14:ligatures w14:val="none"/>
-          <w:sz w:val="22"/>
-          <w:szCs w:val="22"/>
-        </w:rPr>
-        <w:t xml:space="preserve"/>
-      </w:r>
-      <w:r>
-        <w:rPr>
           <w:rStyle w:val="Refdenotaalpie"/>
           <w:rFonts w:ascii="Arial Narrow" w:eastAsia="Arial Narrow" w:hAnsi="Arial Narrow" w:cs="Arial Narrow"/>
           <w:sz w:val="22"/>
           <w:szCs w:val="22"/>
           <w:vertAlign w:val="superscript"/>
         </w:rPr>
-        <w:footnoteReference w:id="16"/>
+        <w:footnoteReference w:id="18"/>
       </w:r>
       <w:r>
         <w:rPr>
@@ -9641,6 +9704,9 @@
     <w:p>
       <w:pPr>
         <w:pStyle w:val="Textonotapie"/>
+        <w:tabs>
+          <w:tab w:val="left" w:pos="567"/>
+        </w:tabs>
         <w:ind w:left="567" w:hanging="567"/>
         <w:contextualSpacing/>
         <w:jc w:val="both"/>
@@ -9666,6 +9732,25 @@
           <w:sz w:val="16"/>
           <w:szCs w:val="16"/>
         </w:rPr>
+        <w:tab/>
+        <w:t xml:space="preserve"/>
+      </w:r>
+      <w:r>
+        <w:rPr>
+          <w:rFonts w:ascii="Arial Narrow" w:eastAsia="Arial Narrow" w:hAnsi="Arial Narrow" w:cs="Arial Narrow"/>
+          <w:sz w:val="16"/>
+          <w:szCs w:val="16"/>
+        </w:rPr>
+        <w:tab/>
+        <w:t>Publicado</w:t>
+      </w:r>
+      <w:r>
+        <w:rPr>
+          <w:rFonts w:ascii="Arial Narrow" w:eastAsia="Arial Narrow" w:hAnsi="Arial Narrow" w:cs="Arial Narrow"/>
+          <w:b/>
+          <w:sz w:val="16"/>
+          <w:szCs w:val="16"/>
+        </w:rPr>
         <w:t xml:space="preserve"> </w:t>
       </w:r>
       <w:r>
@@ -9674,8 +9759,7 @@
           <w:sz w:val="16"/>
           <w:szCs w:val="16"/>
         </w:rPr>
-        <w:tab/>
-        <w:t>Denuncia remitida a esta Comisión mediante DOCUMENTO DE TRASLADO 105-2026-PS1/INDECOPI de fecha 17 de abril de 2026, recibida el 27 de abril de 2026.</w:t>
+        <w:t xml:space="preserve">el 2 de setiembre de 2010 en el Diario Oficial El Peruano, vigente desde el 2 de octubre de 2010 y modificado por Decreto Legislativo 1308.</w:t>
       </w:r>
     </w:p>
     <w:p>
@@ -9696,6 +9780,9 @@
     <w:p>
       <w:pPr>
         <w:pStyle w:val="Textonotapie"/>
+        <w:tabs>
+          <w:tab w:val="left" w:pos="567"/>
+        </w:tabs>
         <w:ind w:left="567" w:hanging="567"/>
         <w:contextualSpacing/>
         <w:jc w:val="both"/>
@@ -9721,33 +9808,17 @@
           <w:sz w:val="16"/>
           <w:szCs w:val="16"/>
         </w:rPr>
-        <w:t xml:space="preserve"> </w:t>
-      </w:r>
-      <w:r>
-        <w:rPr>
-          <w:rFonts w:ascii="Arial Narrow" w:eastAsia="Arial Narrow" w:hAnsi="Arial Narrow" w:cs="Arial Narrow"/>
-          <w:sz w:val="16"/>
-          <w:szCs w:val="16"/>
-        </w:rPr>
         <w:tab/>
-        <w:t>Publicado</w:t>
-      </w:r>
-      <w:r>
-        <w:rPr>
-          <w:rFonts w:ascii="Arial Narrow" w:eastAsia="Arial Narrow" w:hAnsi="Arial Narrow" w:cs="Arial Narrow"/>
-          <w:b/>
-          <w:sz w:val="16"/>
-          <w:szCs w:val="16"/>
-        </w:rPr>
-        <w:t xml:space="preserve"> </w:t>
-      </w:r>
-      <w:r>
-        <w:rPr>
-          <w:rFonts w:ascii="Arial Narrow" w:eastAsia="Arial Narrow" w:hAnsi="Arial Narrow" w:cs="Arial Narrow"/>
-          <w:sz w:val="16"/>
-          <w:szCs w:val="16"/>
-        </w:rPr>
-        <w:t xml:space="preserve">el 2 de setiembre de 2010 en el Diario Oficial El Peruano, vigente desde el 2 de octubre de 2010 y modificado por Decreto Legislativo 1308.</w:t>
+        <w:t xml:space="preserve"/>
+      </w:r>
+      <w:r>
+        <w:rPr>
+          <w:rFonts w:ascii="Arial Narrow" w:eastAsia="Arial Narrow" w:hAnsi="Arial Narrow" w:cs="Arial Narrow"/>
+          <w:sz w:val="16"/>
+          <w:szCs w:val="16"/>
+        </w:rPr>
+        <w:tab/>
+        <w:t>Denuncia remitida a esta Comisión mediante DOCUMENTO DE TRASLADO 105-2026-PS1/INDECOPI de fecha 17 de abril de 2026, recibida el 27 de abril de 2026.</w:t>
       </w:r>
     </w:p>
     <w:p>
@@ -9798,7 +9869,8 @@
           <w:sz w:val="16"/>
           <w:szCs w:val="16"/>
         </w:rPr>
-        <w:t xml:space="preserve"> </w:t>
+        <w:tab/>
+        <w:t xml:space="preserve"/>
       </w:r>
       <w:r>
         <w:rPr>
@@ -9932,10 +10004,32 @@
         <w:jc w:val="both"/>
         <w:rPr>
           <w:rFonts w:ascii="Arial Narrow" w:eastAsia="Arial Narrow" w:hAnsi="Arial Narrow" w:cs="Arial Narrow"/>
-          <w:sz w:val="16"/>
-          <w:szCs w:val="16"/>
-        </w:rPr>
-      </w:pPr>
+          <w:b/>
+          <w:bCs/>
+          <w:sz w:val="16"/>
+          <w:szCs w:val="16"/>
+        </w:rPr>
+      </w:pPr>
+      <w:r>
+        <w:rPr>
+          <w:rFonts w:ascii="Arial Narrow" w:eastAsia="Arial Narrow" w:hAnsi="Arial Narrow" w:cs="Arial Narrow"/>
+          <w:b/>
+          <w:bCs/>
+          <w:sz w:val="16"/>
+          <w:szCs w:val="16"/>
+        </w:rPr>
+        <w:tab/>
+      </w:r>
+      <w:r>
+        <w:rPr>
+          <w:rFonts w:ascii="Arial Narrow" w:eastAsia="Arial Narrow" w:hAnsi="Arial Narrow" w:cs="Arial Narrow"/>
+          <w:b/>
+          <w:bCs/>
+          <w:sz w:val="16"/>
+          <w:szCs w:val="16"/>
+        </w:rPr>
+        <w:t>LEY DE ORGANIZACIÓN Y FUNCIONES DEL INDECOPI, APROBADA POR DECRETO LEGISLATIVO 1033</w:t>
+      </w:r>
     </w:p>
     <w:p>
       <w:pPr>
@@ -9948,12 +10042,20 @@
         <w:jc w:val="both"/>
         <w:rPr>
           <w:rFonts w:ascii="Arial Narrow" w:eastAsia="Arial Narrow" w:hAnsi="Arial Narrow" w:cs="Arial Narrow"/>
+          <w:sz w:val="16"/>
+          <w:szCs w:val="16"/>
+        </w:rPr>
+      </w:pPr>
+      <w:r>
+        <w:rPr>
+          <w:rFonts w:ascii="Arial Narrow" w:eastAsia="Arial Narrow" w:hAnsi="Arial Narrow" w:cs="Arial Narrow"/>
           <w:b/>
           <w:bCs/>
           <w:sz w:val="16"/>
           <w:szCs w:val="16"/>
         </w:rPr>
-      </w:pPr>
+        <w:tab/>
+      </w:r>
       <w:r>
         <w:rPr>
           <w:rFonts w:ascii="Arial Narrow" w:eastAsia="Arial Narrow" w:hAnsi="Arial Narrow" w:cs="Arial Narrow"/>
@@ -9962,17 +10064,15 @@
           <w:sz w:val="16"/>
           <w:szCs w:val="16"/>
         </w:rPr>
-        <w:tab/>
-      </w:r>
-      <w:r>
-        <w:rPr>
-          <w:rFonts w:ascii="Arial Narrow" w:eastAsia="Arial Narrow" w:hAnsi="Arial Narrow" w:cs="Arial Narrow"/>
-          <w:b/>
-          <w:bCs/>
-          <w:sz w:val="16"/>
-          <w:szCs w:val="16"/>
-        </w:rPr>
-        <w:t>LEY DE ORGANIZACIÓN Y FUNCIONES DEL INDECOPI, APROBADA POR DECRETO LEGISLATIVO 1033</w:t>
+        <w:t>Artículo 27.-</w:t>
+      </w:r>
+      <w:r>
+        <w:rPr>
+          <w:rFonts w:ascii="Arial Narrow" w:eastAsia="Arial Narrow" w:hAnsi="Arial Narrow" w:cs="Arial Narrow"/>
+          <w:sz w:val="16"/>
+          <w:szCs w:val="16"/>
+        </w:rPr>
+        <w:t xml:space="preserve"> De la Comisión de Protección al Consumidor.-</w:t>
       </w:r>
     </w:p>
     <w:p>
@@ -9993,8 +10093,6 @@
       <w:r>
         <w:rPr>
           <w:rFonts w:ascii="Arial Narrow" w:eastAsia="Arial Narrow" w:hAnsi="Arial Narrow" w:cs="Arial Narrow"/>
-          <w:b/>
-          <w:bCs/>
           <w:sz w:val="16"/>
           <w:szCs w:val="16"/>
         </w:rPr>
@@ -10003,20 +10101,10 @@
       <w:r>
         <w:rPr>
           <w:rFonts w:ascii="Arial Narrow" w:eastAsia="Arial Narrow" w:hAnsi="Arial Narrow" w:cs="Arial Narrow"/>
-          <w:b/>
-          <w:bCs/>
-          <w:sz w:val="16"/>
-          <w:szCs w:val="16"/>
-        </w:rPr>
-        <w:t>Artículo 27.-</w:t>
-      </w:r>
-      <w:r>
-        <w:rPr>
-          <w:rFonts w:ascii="Arial Narrow" w:eastAsia="Arial Narrow" w:hAnsi="Arial Narrow" w:cs="Arial Narrow"/>
-          <w:sz w:val="16"/>
-          <w:szCs w:val="16"/>
-        </w:rPr>
-        <w:t xml:space="preserve"> De la Comisión de Protección al Consumidor.-</w:t>
+          <w:sz w:val="16"/>
+          <w:szCs w:val="16"/>
+        </w:rPr>
+        <w:t>Corresponde a la Comisión de Protección al Consumidor velar por el cumplimiento de la Ley de Protección al Consumidor y de las leyes que, en general, protegen a los consumidores de la falta de idoneidad de los bienes y servicios en función de la información brindada, de las omisiones de información y de la discriminación en el consumo, así como de aquellas que complementen o sustituyan a las anteriores.</w:t>
       </w:r>
     </w:p>
     <w:p>
@@ -10030,27 +10118,15 @@
         <w:jc w:val="both"/>
         <w:rPr>
           <w:rFonts w:ascii="Arial Narrow" w:eastAsia="Arial Narrow" w:hAnsi="Arial Narrow" w:cs="Arial Narrow"/>
-          <w:sz w:val="16"/>
-          <w:szCs w:val="16"/>
-        </w:rPr>
-      </w:pPr>
-      <w:r>
-        <w:rPr>
-          <w:rFonts w:ascii="Arial Narrow" w:eastAsia="Arial Narrow" w:hAnsi="Arial Narrow" w:cs="Arial Narrow"/>
-          <w:sz w:val="16"/>
-          <w:szCs w:val="16"/>
-        </w:rPr>
-        <w:tab/>
-      </w:r>
-      <w:r>
-        <w:rPr>
-          <w:rFonts w:ascii="Arial Narrow" w:eastAsia="Arial Narrow" w:hAnsi="Arial Narrow" w:cs="Arial Narrow"/>
-          <w:sz w:val="16"/>
-          <w:szCs w:val="16"/>
-        </w:rPr>
-        <w:t>Corresponde a la Comisión de Protección al Consumidor velar por el cumplimiento de la Ley de Protección al Consumidor y de las leyes que, en general, protegen a los consumidores de la falta de idoneidad de los bienes y servicios en función de la información brindada, de las omisiones de información y de la discriminación en el consumo, así como de aquellas que complementen o sustituyan a las anteriores.</w:t>
-      </w:r>
-    </w:p>
+          <w:b/>
+          <w:bCs/>
+          <w:sz w:val="16"/>
+          <w:szCs w:val="16"/>
+        </w:rPr>
+      </w:pPr>
+    </w:p>
+  </w:footnote>
+  <w:footnote w:id="4">
     <w:p>
       <w:pPr>
         <w:pStyle w:val="Textonotapie"/>
@@ -10068,9 +10144,155 @@
           <w:szCs w:val="16"/>
         </w:rPr>
       </w:pPr>
-    </w:p>
-  </w:footnote>
-  <w:footnote w:id="4">
+      <w:r>
+        <w:rPr>
+          <w:rStyle w:val="Refdenotaalpie"/>
+          <w:rFonts w:ascii="Arial Narrow" w:eastAsia="Arial Narrow" w:hAnsi="Arial Narrow" w:cs="Arial Narrow"/>
+          <w:sz w:val="16"/>
+          <w:szCs w:val="16"/>
+          <w:vertAlign w:val="superscript"/>
+        </w:rPr>
+        <w:footnoteRef/>
+      </w:r>
+      <w:r>
+        <w:rPr>
+          <w:rFonts w:ascii="Arial Narrow" w:eastAsia="Arial Narrow" w:hAnsi="Arial Narrow" w:cs="Arial Narrow"/>
+          <w:sz w:val="16"/>
+          <w:szCs w:val="16"/>
+        </w:rPr>
+        <w:tab/>
+        <w:t xml:space="preserve"/>
+      </w:r>
+      <w:r>
+        <w:rPr>
+          <w:rFonts w:ascii="Arial Narrow" w:eastAsia="Arial Narrow" w:hAnsi="Arial Narrow" w:cs="Arial Narrow"/>
+          <w:sz w:val="16"/>
+          <w:szCs w:val="16"/>
+        </w:rPr>
+        <w:tab/>
+      </w:r>
+      <w:r>
+        <w:rPr>
+          <w:rFonts w:ascii="Arial Narrow" w:eastAsia="Arial Narrow" w:hAnsi="Arial Narrow" w:cs="Arial Narrow"/>
+          <w:b/>
+          <w:bCs/>
+          <w:sz w:val="16"/>
+          <w:szCs w:val="16"/>
+        </w:rPr>
+        <w:t>LEY 29571, CÓDIGO DE PROTECCIÓN Y DEFENSA DEL CONSUMIDOR, publicado el 2 de setiembre de 2010 y modificado por Decreto Legislativo 1308</w:t>
+      </w:r>
+    </w:p>
+    <w:p>
+      <w:pPr>
+        <w:pStyle w:val="Textonotapie"/>
+        <w:ind w:left="567" w:right="-1"/>
+        <w:contextualSpacing/>
+        <w:jc w:val="both"/>
+        <w:rPr>
+          <w:rFonts w:ascii="Arial Narrow" w:eastAsia="Arial Narrow" w:hAnsi="Arial Narrow" w:cs="Arial Narrow"/>
+          <w:b/>
+          <w:bCs/>
+          <w:sz w:val="16"/>
+          <w:szCs w:val="16"/>
+        </w:rPr>
+      </w:pPr>
+      <w:r>
+        <w:rPr>
+          <w:rFonts w:ascii="Arial Narrow" w:eastAsia="Arial Narrow" w:hAnsi="Arial Narrow" w:cs="Arial Narrow"/>
+          <w:b/>
+          <w:bCs/>
+          <w:sz w:val="16"/>
+          <w:szCs w:val="16"/>
+        </w:rPr>
+        <w:t>Artículo 18.- Idoneidad</w:t>
+      </w:r>
+    </w:p>
+    <w:p>
+      <w:pPr>
+        <w:pStyle w:val="Textonotapie"/>
+        <w:ind w:left="567" w:right="-1"/>
+        <w:contextualSpacing/>
+        <w:jc w:val="both"/>
+        <w:rPr>
+          <w:rFonts w:ascii="Arial Narrow" w:eastAsia="Arial Narrow" w:hAnsi="Arial Narrow" w:cs="Arial Narrow"/>
+          <w:sz w:val="16"/>
+          <w:szCs w:val="16"/>
+        </w:rPr>
+      </w:pPr>
+      <w:r>
+        <w:rPr>
+          <w:rFonts w:ascii="Arial Narrow" w:eastAsia="Arial Narrow" w:hAnsi="Arial Narrow" w:cs="Arial Narrow"/>
+          <w:sz w:val="16"/>
+          <w:szCs w:val="16"/>
+        </w:rPr>
+        <w:t>Se entiende por idoneidad la correspondencia entre lo que un consumidor espera y lo que efectivamente recibe, en función a lo que se le hubiera ofrecido, la publicidad e información transmitida, las condiciones y circunstancias de la transacción, las características y naturaleza del producto o servicio, el precio, entre otros factores, atendiendo a las circunstancias del caso.</w:t>
+      </w:r>
+    </w:p>
+    <w:p>
+      <w:pPr>
+        <w:pStyle w:val="Textonotapie"/>
+        <w:ind w:left="567" w:right="-1"/>
+        <w:contextualSpacing/>
+        <w:jc w:val="both"/>
+        <w:rPr>
+          <w:rFonts w:ascii="Arial Narrow" w:eastAsia="Arial Narrow" w:hAnsi="Arial Narrow" w:cs="Arial Narrow"/>
+          <w:sz w:val="16"/>
+          <w:szCs w:val="16"/>
+        </w:rPr>
+      </w:pPr>
+      <w:r>
+        <w:rPr>
+          <w:rFonts w:ascii="Arial Narrow" w:eastAsia="Arial Narrow" w:hAnsi="Arial Narrow" w:cs="Arial Narrow"/>
+          <w:sz w:val="16"/>
+          <w:szCs w:val="16"/>
+        </w:rPr>
+        <w:t>La idoneidad es evaluada en función a la propia naturaleza del producto o servicio y a su aptitud para satisfacer la finalidad para la cual ha sido puesto en el mercado. Las autorizaciones por parte de los organismos del Estado para la fabricación de un producto o la prestación de un servicio, en los casos que sea necesario, no eximen de responsabilidad al proveedor frente al consumidor.</w:t>
+      </w:r>
+    </w:p>
+    <w:p>
+      <w:pPr>
+        <w:pStyle w:val="Textonotapie"/>
+        <w:ind w:left="567" w:right="-1"/>
+        <w:contextualSpacing/>
+        <w:jc w:val="both"/>
+        <w:rPr>
+          <w:rFonts w:ascii="Arial Narrow" w:eastAsia="Arial Narrow" w:hAnsi="Arial Narrow" w:cs="Arial Narrow"/>
+          <w:sz w:val="16"/>
+          <w:szCs w:val="16"/>
+        </w:rPr>
+      </w:pPr>
+      <w:r>
+        <w:rPr>
+          <w:rFonts w:ascii="Arial Narrow" w:eastAsia="Arial Narrow" w:hAnsi="Arial Narrow" w:cs="Arial Narrow"/>
+          <w:b/>
+          <w:bCs/>
+          <w:sz w:val="16"/>
+          <w:szCs w:val="16"/>
+        </w:rPr>
+        <w:t>Artículo 19.- Obligación de los proveedores</w:t>
+      </w:r>
+    </w:p>
+    <w:p>
+      <w:pPr>
+        <w:pStyle w:val="Textonotapie"/>
+        <w:ind w:left="567" w:right="-1"/>
+        <w:contextualSpacing/>
+        <w:jc w:val="both"/>
+        <w:rPr>
+          <w:rFonts w:ascii="Arial Narrow" w:eastAsia="Arial Narrow" w:hAnsi="Arial Narrow" w:cs="Arial Narrow"/>
+          <w:sz w:val="16"/>
+          <w:szCs w:val="16"/>
+        </w:rPr>
+      </w:pPr>
+      <w:r>
+        <w:rPr>
+          <w:rFonts w:ascii="Arial Narrow" w:eastAsia="Arial Narrow" w:hAnsi="Arial Narrow" w:cs="Arial Narrow"/>
+          <w:sz w:val="16"/>
+          <w:szCs w:val="16"/>
+        </w:rPr>
+        <w:t>El proveedor responde por la idoneidad y calidad de los productos y servicios ofrecidos; por la autenticidad de las marcas y leyendas que exhiben sus productos o del signo que respalda al prestador del servicio, por la falta de conformidad entre la publicidad comercial de los productos y servicios y estos, así como por el contenido y la vida útil del producto indicado en el envase, en lo que corresponda.</w:t>
+      </w:r>
+    </w:p>
     <w:p>
       <w:pPr>
         <w:pStyle w:val="Textonotapie"/>
@@ -10088,167 +10310,9 @@
           <w:szCs w:val="16"/>
         </w:rPr>
       </w:pPr>
-      <w:r>
-        <w:rPr>
-          <w:rStyle w:val="Refdenotaalpie"/>
-          <w:rFonts w:ascii="Arial Narrow" w:eastAsia="Arial Narrow" w:hAnsi="Arial Narrow" w:cs="Arial Narrow"/>
-          <w:sz w:val="16"/>
-          <w:szCs w:val="16"/>
-          <w:vertAlign w:val="superscript"/>
-        </w:rPr>
-        <w:footnoteRef/>
-      </w:r>
-      <w:r>
-        <w:rPr>
-          <w:rFonts w:ascii="Arial Narrow" w:eastAsia="Arial Narrow" w:hAnsi="Arial Narrow" w:cs="Arial Narrow"/>
-          <w:sz w:val="16"/>
-          <w:szCs w:val="16"/>
-        </w:rPr>
-        <w:t xml:space="preserve"> </w:t>
-      </w:r>
-      <w:r>
-        <w:rPr>
-          <w:rFonts w:ascii="Arial Narrow" w:eastAsia="Arial Narrow" w:hAnsi="Arial Narrow" w:cs="Arial Narrow"/>
-          <w:sz w:val="16"/>
-          <w:szCs w:val="16"/>
-        </w:rPr>
-        <w:tab/>
-      </w:r>
-      <w:r>
-        <w:rPr>
-          <w:rFonts w:ascii="Arial Narrow" w:eastAsia="Arial Narrow" w:hAnsi="Arial Narrow" w:cs="Arial Narrow"/>
-          <w:b/>
-          <w:bCs/>
-          <w:sz w:val="16"/>
-          <w:szCs w:val="16"/>
-        </w:rPr>
-        <w:t>LEY 29571, CÓDIGO DE PROTECCIÓN Y DEFENSA DEL CONSUMIDOR, publicado el 2 de setiembre de 2010 y modificado por Decreto Legislativo 1308</w:t>
-      </w:r>
-    </w:p>
-    <w:p>
-      <w:pPr>
-        <w:pStyle w:val="Textonotapie"/>
-        <w:ind w:left="567" w:right="-1"/>
-        <w:contextualSpacing/>
-        <w:jc w:val="both"/>
-        <w:rPr>
-          <w:rFonts w:ascii="Arial Narrow" w:eastAsia="Arial Narrow" w:hAnsi="Arial Narrow" w:cs="Arial Narrow"/>
-          <w:b/>
-          <w:bCs/>
-          <w:sz w:val="16"/>
-          <w:szCs w:val="16"/>
-        </w:rPr>
-      </w:pPr>
-      <w:r>
-        <w:rPr>
-          <w:rFonts w:ascii="Arial Narrow" w:eastAsia="Arial Narrow" w:hAnsi="Arial Narrow" w:cs="Arial Narrow"/>
-          <w:b/>
-          <w:bCs/>
-          <w:sz w:val="16"/>
-          <w:szCs w:val="16"/>
-        </w:rPr>
-        <w:t>Artículo 18.- Idoneidad</w:t>
-      </w:r>
-    </w:p>
-    <w:p>
-      <w:pPr>
-        <w:pStyle w:val="Textonotapie"/>
-        <w:ind w:left="567" w:right="-1"/>
-        <w:contextualSpacing/>
-        <w:jc w:val="both"/>
-        <w:rPr>
-          <w:rFonts w:ascii="Arial Narrow" w:eastAsia="Arial Narrow" w:hAnsi="Arial Narrow" w:cs="Arial Narrow"/>
-          <w:sz w:val="16"/>
-          <w:szCs w:val="16"/>
-        </w:rPr>
-      </w:pPr>
-      <w:r>
-        <w:rPr>
-          <w:rFonts w:ascii="Arial Narrow" w:eastAsia="Arial Narrow" w:hAnsi="Arial Narrow" w:cs="Arial Narrow"/>
-          <w:sz w:val="16"/>
-          <w:szCs w:val="16"/>
-        </w:rPr>
-        <w:t>Se entiende por idoneidad la correspondencia entre lo que un consumidor espera y lo que efectivamente recibe, en función a lo que se le hubiera ofrecido, la publicidad e información transmitida, las condiciones y circunstancias de la transacción, las características y naturaleza del producto o servicio, el precio, entre otros factores, atendiendo a las circunstancias del caso.</w:t>
-      </w:r>
-    </w:p>
-    <w:p>
-      <w:pPr>
-        <w:pStyle w:val="Textonotapie"/>
-        <w:ind w:left="567" w:right="-1"/>
-        <w:contextualSpacing/>
-        <w:jc w:val="both"/>
-        <w:rPr>
-          <w:rFonts w:ascii="Arial Narrow" w:eastAsia="Arial Narrow" w:hAnsi="Arial Narrow" w:cs="Arial Narrow"/>
-          <w:sz w:val="16"/>
-          <w:szCs w:val="16"/>
-        </w:rPr>
-      </w:pPr>
-      <w:r>
-        <w:rPr>
-          <w:rFonts w:ascii="Arial Narrow" w:eastAsia="Arial Narrow" w:hAnsi="Arial Narrow" w:cs="Arial Narrow"/>
-          <w:sz w:val="16"/>
-          <w:szCs w:val="16"/>
-        </w:rPr>
-        <w:t>La idoneidad es evaluada en función a la propia naturaleza del producto o servicio y a su aptitud para satisfacer la finalidad para la cual ha sido puesto en el mercado. Las autorizaciones por parte de los organismos del Estado para la fabricación de un producto o la prestación de un servicio, en los casos que sea necesario, no eximen de responsabilidad al proveedor frente al consumidor.</w:t>
-      </w:r>
-    </w:p>
-    <w:p>
-      <w:pPr>
-        <w:pStyle w:val="Textonotapie"/>
-        <w:ind w:left="567" w:right="-1"/>
-        <w:contextualSpacing/>
-        <w:jc w:val="both"/>
-        <w:rPr>
-          <w:rFonts w:ascii="Arial Narrow" w:eastAsia="Arial Narrow" w:hAnsi="Arial Narrow" w:cs="Arial Narrow"/>
-          <w:sz w:val="16"/>
-          <w:szCs w:val="16"/>
-        </w:rPr>
-      </w:pPr>
-    </w:p>
-    <w:p>
-      <w:pPr>
-        <w:pStyle w:val="Textonotapie"/>
-        <w:ind w:left="567" w:right="-1"/>
-        <w:contextualSpacing/>
-        <w:jc w:val="both"/>
-        <w:rPr>
-          <w:rFonts w:ascii="Arial Narrow" w:eastAsia="Arial Narrow" w:hAnsi="Arial Narrow" w:cs="Arial Narrow"/>
-          <w:sz w:val="16"/>
-          <w:szCs w:val="16"/>
-        </w:rPr>
-      </w:pPr>
-      <w:r>
-        <w:rPr>
-          <w:rFonts w:ascii="Arial Narrow" w:eastAsia="Arial Narrow" w:hAnsi="Arial Narrow" w:cs="Arial Narrow"/>
-          <w:b/>
-          <w:bCs/>
-          <w:sz w:val="16"/>
-          <w:szCs w:val="16"/>
-        </w:rPr>
-        <w:t>Artículo 19.- Obligación de los proveedores</w:t>
-      </w:r>
-    </w:p>
-    <w:p>
-      <w:pPr>
-        <w:pStyle w:val="Textonotapie"/>
-        <w:ind w:left="567" w:right="-1"/>
-        <w:contextualSpacing/>
-        <w:jc w:val="both"/>
-        <w:rPr>
-          <w:rFonts w:ascii="Arial Narrow" w:eastAsia="Arial Narrow" w:hAnsi="Arial Narrow" w:cs="Arial Narrow"/>
-          <w:sz w:val="16"/>
-          <w:szCs w:val="16"/>
-        </w:rPr>
-      </w:pPr>
-      <w:r>
-        <w:rPr>
-          <w:rFonts w:ascii="Arial Narrow" w:eastAsia="Arial Narrow" w:hAnsi="Arial Narrow" w:cs="Arial Narrow"/>
-          <w:sz w:val="16"/>
-          <w:szCs w:val="16"/>
-        </w:rPr>
-        <w:t>El proveedor responde por la idoneidad y calidad de los productos y servicios ofrecidos; por la autenticidad de las marcas y leyendas que exhiben sus productos o del signo que respalda al prestador del servicio, por la falta de conformidad entre la publicidad comercial de los productos y servicios y estos, así como por el contenido y la vida útil del producto indicado en el envase, en lo que corresponda.</w:t>
-      </w:r>
-    </w:p>
+    </w:p>
+  </w:footnote>
+  <w:footnote w:id="5">
     <w:p>
       <w:pPr>
         <w:pStyle w:val="Textonotapie"/>
@@ -10266,9 +10330,166 @@
           <w:szCs w:val="16"/>
         </w:rPr>
       </w:pPr>
-    </w:p>
-  </w:footnote>
-  <w:footnote w:id="5">
+      <w:r>
+        <w:rPr>
+          <w:rStyle w:val="Refdenotaalpie"/>
+          <w:rFonts w:ascii="Arial Narrow" w:eastAsia="Arial Narrow" w:hAnsi="Arial Narrow" w:cs="Arial Narrow"/>
+          <w:sz w:val="16"/>
+          <w:szCs w:val="16"/>
+          <w:vertAlign w:val="superscript"/>
+        </w:rPr>
+        <w:footnoteRef/>
+      </w:r>
+      <w:r>
+        <w:rPr>
+          <w:rFonts w:ascii="Arial Narrow" w:eastAsia="Arial Narrow" w:hAnsi="Arial Narrow" w:cs="Arial Narrow"/>
+          <w:sz w:val="16"/>
+          <w:szCs w:val="16"/>
+        </w:rPr>
+        <w:tab/>
+        <w:t xml:space="preserve"/>
+      </w:r>
+      <w:r>
+        <w:rPr>
+          <w:rFonts w:ascii="Arial Narrow" w:eastAsia="Arial Narrow" w:hAnsi="Arial Narrow" w:cs="Arial Narrow"/>
+          <w:sz w:val="16"/>
+          <w:szCs w:val="16"/>
+        </w:rPr>
+        <w:tab/>
+      </w:r>
+      <w:r>
+        <w:rPr>
+          <w:rFonts w:ascii="Arial Narrow" w:eastAsia="Arial Narrow" w:hAnsi="Arial Narrow" w:cs="Arial Narrow"/>
+          <w:b/>
+          <w:bCs/>
+          <w:sz w:val="16"/>
+          <w:szCs w:val="16"/>
+        </w:rPr>
+        <w:t>LEY 29571, CÓDIGO DE PROTECCIÓN Y DEFENSA DEL CONSUMIDOR, publicado el 2 de setiembre de 2010 y modificado por Decreto Legislativo 1308</w:t>
+      </w:r>
+    </w:p>
+    <w:p>
+      <w:pPr>
+        <w:pStyle w:val="Textonotapie"/>
+        <w:tabs>
+          <w:tab w:val="left" w:pos="567"/>
+        </w:tabs>
+        <w:contextualSpacing/>
+        <w:jc w:val="both"/>
+        <w:rPr>
+          <w:rFonts w:ascii="Arial Narrow" w:eastAsia="Arial Narrow" w:hAnsi="Arial Narrow" w:cs="Arial Narrow"/>
+          <w:sz w:val="16"/>
+          <w:szCs w:val="16"/>
+        </w:rPr>
+      </w:pPr>
+      <w:r>
+        <w:rPr>
+          <w:rFonts w:ascii="Arial Narrow" w:eastAsia="Arial Narrow" w:hAnsi="Arial Narrow" w:cs="Arial Narrow"/>
+          <w:b/>
+          <w:bCs/>
+          <w:sz w:val="16"/>
+          <w:szCs w:val="16"/>
+        </w:rPr>
+        <w:tab/>
+      </w:r>
+      <w:r>
+        <w:rPr>
+          <w:rFonts w:ascii="Arial Narrow" w:eastAsia="Arial Narrow" w:hAnsi="Arial Narrow" w:cs="Arial Narrow"/>
+          <w:b/>
+          <w:bCs/>
+          <w:sz w:val="16"/>
+          <w:szCs w:val="16"/>
+        </w:rPr>
+        <w:t>Artículo 56.- Métodos comerciales coercitivos</w:t>
+      </w:r>
+    </w:p>
+    <w:p>
+      <w:pPr>
+        <w:pStyle w:val="Textonotapie"/>
+        <w:ind w:left="567"/>
+        <w:contextualSpacing/>
+        <w:jc w:val="both"/>
+        <w:rPr>
+          <w:rFonts w:ascii="Arial Narrow" w:eastAsia="Arial Narrow" w:hAnsi="Arial Narrow" w:cs="Arial Narrow"/>
+          <w:sz w:val="16"/>
+          <w:szCs w:val="16"/>
+        </w:rPr>
+      </w:pPr>
+      <w:r>
+        <w:rPr>
+          <w:rFonts w:ascii="Arial Narrow" w:eastAsia="Arial Narrow" w:hAnsi="Arial Narrow" w:cs="Arial Narrow"/>
+          <w:sz w:val="16"/>
+          <w:szCs w:val="16"/>
+        </w:rPr>
+        <w:t>56.1 De manera enunciativa y no limitativa, el derecho de todo consumidor a la protección contra los métodos comerciales coercitivos implica que los proveedores no pueden:</w:t>
+      </w:r>
+    </w:p>
+    <w:p>
+      <w:pPr>
+        <w:pStyle w:val="Textonotapie"/>
+        <w:ind w:left="567"/>
+        <w:contextualSpacing/>
+        <w:jc w:val="both"/>
+        <w:rPr>
+          <w:rFonts w:ascii="Arial Narrow" w:eastAsia="Arial Narrow" w:hAnsi="Arial Narrow" w:cs="Arial Narrow"/>
+          <w:sz w:val="16"/>
+          <w:szCs w:val="16"/>
+        </w:rPr>
+      </w:pPr>
+      <w:r>
+        <w:rPr>
+          <w:rFonts w:ascii="Arial Narrow" w:eastAsia="Arial Narrow" w:hAnsi="Arial Narrow" w:cs="Arial Narrow"/>
+          <w:sz w:val="16"/>
+          <w:szCs w:val="16"/>
+        </w:rPr>
+        <w:t>(…)</w:t>
+      </w:r>
+    </w:p>
+    <w:p>
+      <w:pPr>
+        <w:pStyle w:val="Textonotapie"/>
+        <w:ind w:left="567"/>
+        <w:contextualSpacing/>
+        <w:jc w:val="both"/>
+        <w:rPr>
+          <w:rFonts w:ascii="Arial Narrow" w:eastAsia="Arial Narrow" w:hAnsi="Arial Narrow" w:cs="Arial Narrow"/>
+          <w:sz w:val="16"/>
+          <w:szCs w:val="16"/>
+        </w:rPr>
+      </w:pPr>
+      <w:r>
+        <w:rPr>
+          <w:rFonts w:ascii="Arial Narrow" w:eastAsia="Arial Narrow" w:hAnsi="Arial Narrow" w:cs="Arial Narrow"/>
+          <w:sz w:val="16"/>
+          <w:szCs w:val="16"/>
+        </w:rPr>
+        <w:t>c</w:t>
+      </w:r>
+      <w:r>
+        <w:rPr>
+          <w:rFonts w:ascii="Arial Narrow" w:eastAsia="Arial Narrow" w:hAnsi="Arial Narrow" w:cs="Arial Narrow"/>
+          <w:sz w:val="16"/>
+          <w:szCs w:val="16"/>
+        </w:rPr>
+        <w:t xml:space="preserve">. </w:t>
+      </w:r>
+      <w:r>
+        <w:rPr>
+          <w:rFonts w:ascii="Arial Narrow" w:eastAsia="Arial Narrow" w:hAnsi="Arial Narrow" w:cs="Arial Narrow"/>
+          <w:sz w:val="16"/>
+          <w:szCs w:val="16"/>
+        </w:rPr>
+        <w:t>Modificar, sin el consentimiento expreso del consumidor, las condiciones y términos en los que adquirió un producto o contrató un servicio, inclusive si el proveedor considera que la modificación podría ser beneficiosa para el consumidor. No se puede presumir el silencio del consumidor como aceptación, salvo que él así lo haya autorizado expresamente y con anterioridad</w:t>
+      </w:r>
+      <w:r>
+        <w:rPr>
+          <w:rFonts w:ascii="Arial Narrow" w:eastAsia="Arial Narrow" w:hAnsi="Arial Narrow" w:cs="Arial Narrow"/>
+          <w:sz w:val="16"/>
+          <w:szCs w:val="16"/>
+        </w:rPr>
+        <w:t>.</w:t>
+      </w:r>
+    </w:p>
     <w:p>
       <w:pPr>
         <w:pStyle w:val="Textonotapie"/>
@@ -10286,165 +10507,9 @@
           <w:szCs w:val="16"/>
         </w:rPr>
       </w:pPr>
-      <w:r>
-        <w:rPr>
-          <w:rStyle w:val="Refdenotaalpie"/>
-          <w:rFonts w:ascii="Arial Narrow" w:eastAsia="Arial Narrow" w:hAnsi="Arial Narrow" w:cs="Arial Narrow"/>
-          <w:sz w:val="16"/>
-          <w:szCs w:val="16"/>
-          <w:vertAlign w:val="superscript"/>
-        </w:rPr>
-        <w:footnoteRef/>
-      </w:r>
-      <w:r>
-        <w:rPr>
-          <w:rFonts w:ascii="Arial Narrow" w:eastAsia="Arial Narrow" w:hAnsi="Arial Narrow" w:cs="Arial Narrow"/>
-          <w:sz w:val="16"/>
-          <w:szCs w:val="16"/>
-        </w:rPr>
-        <w:t xml:space="preserve"> </w:t>
-      </w:r>
-      <w:r>
-        <w:rPr>
-          <w:rFonts w:ascii="Arial Narrow" w:eastAsia="Arial Narrow" w:hAnsi="Arial Narrow" w:cs="Arial Narrow"/>
-          <w:sz w:val="16"/>
-          <w:szCs w:val="16"/>
-        </w:rPr>
-        <w:tab/>
-      </w:r>
-      <w:r>
-        <w:rPr>
-          <w:rFonts w:ascii="Arial Narrow" w:eastAsia="Arial Narrow" w:hAnsi="Arial Narrow" w:cs="Arial Narrow"/>
-          <w:b/>
-          <w:bCs/>
-          <w:sz w:val="16"/>
-          <w:szCs w:val="16"/>
-        </w:rPr>
-        <w:t>LEY 29571, CÓDIGO DE PROTECCIÓN Y DEFENSA DEL CONSUMIDOR, publicado el 2 de setiembre de 2010 y modificado por Decreto Legislativo 1308</w:t>
-      </w:r>
-    </w:p>
-    <w:p>
-      <w:pPr>
-        <w:pStyle w:val="Textonotapie"/>
-        <w:tabs>
-          <w:tab w:val="left" w:pos="567"/>
-        </w:tabs>
-        <w:contextualSpacing/>
-        <w:jc w:val="both"/>
-        <w:rPr>
-          <w:rFonts w:ascii="Arial Narrow" w:eastAsia="Arial Narrow" w:hAnsi="Arial Narrow" w:cs="Arial Narrow"/>
-          <w:sz w:val="16"/>
-          <w:szCs w:val="16"/>
-        </w:rPr>
-      </w:pPr>
-      <w:r>
-        <w:rPr>
-          <w:rFonts w:ascii="Arial Narrow" w:eastAsia="Arial Narrow" w:hAnsi="Arial Narrow" w:cs="Arial Narrow"/>
-          <w:b/>
-          <w:bCs/>
-          <w:sz w:val="16"/>
-          <w:szCs w:val="16"/>
-        </w:rPr>
-        <w:tab/>
-      </w:r>
-      <w:r>
-        <w:rPr>
-          <w:rFonts w:ascii="Arial Narrow" w:eastAsia="Arial Narrow" w:hAnsi="Arial Narrow" w:cs="Arial Narrow"/>
-          <w:b/>
-          <w:bCs/>
-          <w:sz w:val="16"/>
-          <w:szCs w:val="16"/>
-        </w:rPr>
-        <w:t>Artículo 56.- Métodos comerciales coercitivos</w:t>
-      </w:r>
-    </w:p>
-    <w:p>
-      <w:pPr>
-        <w:pStyle w:val="Textonotapie"/>
-        <w:ind w:left="567"/>
-        <w:contextualSpacing/>
-        <w:jc w:val="both"/>
-        <w:rPr>
-          <w:rFonts w:ascii="Arial Narrow" w:eastAsia="Arial Narrow" w:hAnsi="Arial Narrow" w:cs="Arial Narrow"/>
-          <w:sz w:val="16"/>
-          <w:szCs w:val="16"/>
-        </w:rPr>
-      </w:pPr>
-      <w:r>
-        <w:rPr>
-          <w:rFonts w:ascii="Arial Narrow" w:eastAsia="Arial Narrow" w:hAnsi="Arial Narrow" w:cs="Arial Narrow"/>
-          <w:sz w:val="16"/>
-          <w:szCs w:val="16"/>
-        </w:rPr>
-        <w:t>56.1 De manera enunciativa y no limitativa, el derecho de todo consumidor a la protección contra los métodos comerciales coercitivos implica que los proveedores no pueden:</w:t>
-      </w:r>
-    </w:p>
-    <w:p>
-      <w:pPr>
-        <w:pStyle w:val="Textonotapie"/>
-        <w:ind w:left="567"/>
-        <w:contextualSpacing/>
-        <w:jc w:val="both"/>
-        <w:rPr>
-          <w:rFonts w:ascii="Arial Narrow" w:eastAsia="Arial Narrow" w:hAnsi="Arial Narrow" w:cs="Arial Narrow"/>
-          <w:sz w:val="16"/>
-          <w:szCs w:val="16"/>
-        </w:rPr>
-      </w:pPr>
-      <w:r>
-        <w:rPr>
-          <w:rFonts w:ascii="Arial Narrow" w:eastAsia="Arial Narrow" w:hAnsi="Arial Narrow" w:cs="Arial Narrow"/>
-          <w:sz w:val="16"/>
-          <w:szCs w:val="16"/>
-        </w:rPr>
-        <w:t>(…)</w:t>
-      </w:r>
-    </w:p>
-    <w:p>
-      <w:pPr>
-        <w:pStyle w:val="Textonotapie"/>
-        <w:ind w:left="567"/>
-        <w:contextualSpacing/>
-        <w:jc w:val="both"/>
-        <w:rPr>
-          <w:rFonts w:ascii="Arial Narrow" w:eastAsia="Arial Narrow" w:hAnsi="Arial Narrow" w:cs="Arial Narrow"/>
-          <w:sz w:val="16"/>
-          <w:szCs w:val="16"/>
-        </w:rPr>
-      </w:pPr>
-      <w:r>
-        <w:rPr>
-          <w:rFonts w:ascii="Arial Narrow" w:eastAsia="Arial Narrow" w:hAnsi="Arial Narrow" w:cs="Arial Narrow"/>
-          <w:sz w:val="16"/>
-          <w:szCs w:val="16"/>
-        </w:rPr>
-        <w:t>c</w:t>
-      </w:r>
-      <w:r>
-        <w:rPr>
-          <w:rFonts w:ascii="Arial Narrow" w:eastAsia="Arial Narrow" w:hAnsi="Arial Narrow" w:cs="Arial Narrow"/>
-          <w:sz w:val="16"/>
-          <w:szCs w:val="16"/>
-        </w:rPr>
-        <w:t xml:space="preserve">. </w:t>
-      </w:r>
-      <w:r>
-        <w:rPr>
-          <w:rFonts w:ascii="Arial Narrow" w:eastAsia="Arial Narrow" w:hAnsi="Arial Narrow" w:cs="Arial Narrow"/>
-          <w:sz w:val="16"/>
-          <w:szCs w:val="16"/>
-        </w:rPr>
-        <w:t>Modificar, sin el consentimiento expreso del consumidor, las condiciones y términos en los que adquirió un producto o contrató un servicio, inclusive si el proveedor considera que la modificación podría ser beneficiosa para el consumidor. No se puede presumir el silencio del consumidor como aceptación, salvo que él así lo haya autorizado expresamente y con anterioridad</w:t>
-      </w:r>
-      <w:r>
-        <w:rPr>
-          <w:rFonts w:ascii="Arial Narrow" w:eastAsia="Arial Narrow" w:hAnsi="Arial Narrow" w:cs="Arial Narrow"/>
-          <w:sz w:val="16"/>
-          <w:szCs w:val="16"/>
-        </w:rPr>
-        <w:t>.</w:t>
-      </w:r>
-    </w:p>
+    </w:p>
+  </w:footnote>
+  <w:footnote w:id="6">
     <w:p>
       <w:pPr>
         <w:pStyle w:val="Textonotapie"/>
@@ -10462,9 +10527,132 @@
           <w:szCs w:val="16"/>
         </w:rPr>
       </w:pPr>
-    </w:p>
-  </w:footnote>
-  <w:footnote w:id="6">
+      <w:r>
+        <w:rPr>
+          <w:rStyle w:val="Refdenotaalpie"/>
+          <w:rFonts w:ascii="Arial Narrow" w:eastAsia="Arial Narrow" w:hAnsi="Arial Narrow" w:cs="Arial Narrow"/>
+          <w:sz w:val="16"/>
+          <w:szCs w:val="16"/>
+          <w:vertAlign w:val="superscript"/>
+        </w:rPr>
+        <w:footnoteRef/>
+      </w:r>
+      <w:r>
+        <w:rPr>
+          <w:rFonts w:ascii="Arial Narrow" w:eastAsia="Arial Narrow" w:hAnsi="Arial Narrow" w:cs="Arial Narrow"/>
+          <w:sz w:val="16"/>
+          <w:szCs w:val="16"/>
+        </w:rPr>
+        <w:tab/>
+        <w:t xml:space="preserve"/>
+      </w:r>
+      <w:r>
+        <w:rPr>
+          <w:rFonts w:ascii="Arial Narrow" w:eastAsia="Arial Narrow" w:hAnsi="Arial Narrow" w:cs="Arial Narrow"/>
+          <w:sz w:val="16"/>
+          <w:szCs w:val="16"/>
+        </w:rPr>
+        <w:tab/>
+      </w:r>
+      <w:r>
+        <w:rPr>
+          <w:rFonts w:ascii="Arial Narrow" w:eastAsia="Arial Narrow" w:hAnsi="Arial Narrow" w:cs="Arial Narrow"/>
+          <w:b/>
+          <w:bCs/>
+          <w:sz w:val="16"/>
+          <w:szCs w:val="16"/>
+        </w:rPr>
+        <w:t>LEY 29571, CÓDIGO DE PROTECCIÓN Y DEFENSA DEL CONSUMIDOR, publicado el 2 de setiembre de 2010 y modificado por Decreto Legislativo 1308</w:t>
+      </w:r>
+    </w:p>
+    <w:p>
+      <w:pPr>
+        <w:pStyle w:val="Textonotapie"/>
+        <w:ind w:left="567" w:right="-1"/>
+        <w:contextualSpacing/>
+        <w:jc w:val="both"/>
+        <w:rPr>
+          <w:rFonts w:ascii="Arial Narrow" w:eastAsia="Arial Narrow" w:hAnsi="Arial Narrow" w:cs="Arial Narrow"/>
+          <w:b/>
+          <w:bCs/>
+          <w:sz w:val="16"/>
+          <w:szCs w:val="16"/>
+        </w:rPr>
+      </w:pPr>
+      <w:r>
+        <w:rPr>
+          <w:rFonts w:ascii="Arial Narrow" w:eastAsia="Arial Narrow" w:hAnsi="Arial Narrow" w:cs="Arial Narrow"/>
+          <w:b/>
+          <w:bCs/>
+          <w:sz w:val="16"/>
+          <w:szCs w:val="16"/>
+        </w:rPr>
+        <w:t>Artículo 47.- Protección mínima del contrato de consumo</w:t>
+      </w:r>
+    </w:p>
+    <w:p>
+      <w:pPr>
+        <w:pStyle w:val="Textonotapie"/>
+        <w:ind w:left="567" w:right="-1"/>
+        <w:contextualSpacing/>
+        <w:jc w:val="both"/>
+        <w:rPr>
+          <w:rFonts w:ascii="Arial Narrow" w:eastAsia="Arial Narrow" w:hAnsi="Arial Narrow" w:cs="Arial Narrow"/>
+          <w:sz w:val="16"/>
+          <w:szCs w:val="16"/>
+        </w:rPr>
+      </w:pPr>
+      <w:r>
+        <w:rPr>
+          <w:rFonts w:ascii="Arial Narrow" w:eastAsia="Arial Narrow" w:hAnsi="Arial Narrow" w:cs="Arial Narrow"/>
+          <w:sz w:val="16"/>
+          <w:szCs w:val="16"/>
+        </w:rPr>
+        <w:t>En los contratos de consumo se observa lo siguiente:</w:t>
+      </w:r>
+    </w:p>
+    <w:p>
+      <w:pPr>
+        <w:pStyle w:val="Textonotapie"/>
+        <w:ind w:left="567" w:right="-1"/>
+        <w:contextualSpacing/>
+        <w:jc w:val="both"/>
+        <w:rPr>
+          <w:rFonts w:ascii="Arial Narrow" w:eastAsia="Arial Narrow" w:hAnsi="Arial Narrow" w:cs="Arial Narrow"/>
+          <w:sz w:val="16"/>
+          <w:szCs w:val="16"/>
+        </w:rPr>
+      </w:pPr>
+      <w:r>
+        <w:rPr>
+          <w:rFonts w:ascii="Arial Narrow" w:eastAsia="Arial Narrow" w:hAnsi="Arial Narrow" w:cs="Arial Narrow"/>
+          <w:sz w:val="16"/>
+          <w:szCs w:val="16"/>
+        </w:rPr>
+        <w:t>(…)</w:t>
+      </w:r>
+    </w:p>
+    <w:p>
+      <w:pPr>
+        <w:pStyle w:val="Textonotapie"/>
+        <w:ind w:left="567" w:right="-1"/>
+        <w:contextualSpacing/>
+        <w:jc w:val="both"/>
+        <w:rPr>
+          <w:rFonts w:ascii="Arial Narrow" w:eastAsia="Arial Narrow" w:hAnsi="Arial Narrow" w:cs="Arial Narrow"/>
+          <w:sz w:val="16"/>
+          <w:szCs w:val="16"/>
+        </w:rPr>
+      </w:pPr>
+      <w:r>
+        <w:rPr>
+          <w:rFonts w:ascii="Arial Narrow" w:eastAsia="Arial Narrow" w:hAnsi="Arial Narrow" w:cs="Arial Narrow"/>
+          <w:sz w:val="16"/>
+          <w:szCs w:val="16"/>
+        </w:rPr>
+        <w:t>e. Los proveedores deben entregar a los usuarios copia de los contratos y demás documentación relacionada con dichos actos jurídicos cuando estos hayan sido celebrados por escrito, incluidas las condiciones generales de la contratación. Asimismo, cuando el consumidor solicite copia física o virtual de estos, el proveedor debe entregar los documentos en un plazo máximo de quince días hábiles contados desde que recibió la solicitud. Los proveedores son responsables de dejar constancia de la entrega de los documentos al consumidor.</w:t>
+      </w:r>
+    </w:p>
     <w:p>
       <w:pPr>
         <w:pStyle w:val="Textonotapie"/>
@@ -10482,131 +10670,9 @@
           <w:szCs w:val="16"/>
         </w:rPr>
       </w:pPr>
-      <w:r>
-        <w:rPr>
-          <w:rStyle w:val="Refdenotaalpie"/>
-          <w:rFonts w:ascii="Arial Narrow" w:eastAsia="Arial Narrow" w:hAnsi="Arial Narrow" w:cs="Arial Narrow"/>
-          <w:sz w:val="16"/>
-          <w:szCs w:val="16"/>
-          <w:vertAlign w:val="superscript"/>
-        </w:rPr>
-        <w:footnoteRef/>
-      </w:r>
-      <w:r>
-        <w:rPr>
-          <w:rFonts w:ascii="Arial Narrow" w:eastAsia="Arial Narrow" w:hAnsi="Arial Narrow" w:cs="Arial Narrow"/>
-          <w:sz w:val="16"/>
-          <w:szCs w:val="16"/>
-        </w:rPr>
-        <w:t xml:space="preserve"> </w:t>
-      </w:r>
-      <w:r>
-        <w:rPr>
-          <w:rFonts w:ascii="Arial Narrow" w:eastAsia="Arial Narrow" w:hAnsi="Arial Narrow" w:cs="Arial Narrow"/>
-          <w:sz w:val="16"/>
-          <w:szCs w:val="16"/>
-        </w:rPr>
-        <w:tab/>
-      </w:r>
-      <w:r>
-        <w:rPr>
-          <w:rFonts w:ascii="Arial Narrow" w:eastAsia="Arial Narrow" w:hAnsi="Arial Narrow" w:cs="Arial Narrow"/>
-          <w:b/>
-          <w:bCs/>
-          <w:sz w:val="16"/>
-          <w:szCs w:val="16"/>
-        </w:rPr>
-        <w:t>LEY 29571, CÓDIGO DE PROTECCIÓN Y DEFENSA DEL CONSUMIDOR, publicado el 2 de setiembre de 2010 y modificado por Decreto Legislativo 1308</w:t>
-      </w:r>
-    </w:p>
-    <w:p>
-      <w:pPr>
-        <w:pStyle w:val="Textonotapie"/>
-        <w:ind w:left="567" w:right="-1"/>
-        <w:contextualSpacing/>
-        <w:jc w:val="both"/>
-        <w:rPr>
-          <w:rFonts w:ascii="Arial Narrow" w:eastAsia="Arial Narrow" w:hAnsi="Arial Narrow" w:cs="Arial Narrow"/>
-          <w:b/>
-          <w:bCs/>
-          <w:sz w:val="16"/>
-          <w:szCs w:val="16"/>
-        </w:rPr>
-      </w:pPr>
-      <w:r>
-        <w:rPr>
-          <w:rFonts w:ascii="Arial Narrow" w:eastAsia="Arial Narrow" w:hAnsi="Arial Narrow" w:cs="Arial Narrow"/>
-          <w:b/>
-          <w:bCs/>
-          <w:sz w:val="16"/>
-          <w:szCs w:val="16"/>
-        </w:rPr>
-        <w:t>Artículo 47.- Protección mínima del contrato de consumo</w:t>
-      </w:r>
-    </w:p>
-    <w:p>
-      <w:pPr>
-        <w:pStyle w:val="Textonotapie"/>
-        <w:ind w:left="567" w:right="-1"/>
-        <w:contextualSpacing/>
-        <w:jc w:val="both"/>
-        <w:rPr>
-          <w:rFonts w:ascii="Arial Narrow" w:eastAsia="Arial Narrow" w:hAnsi="Arial Narrow" w:cs="Arial Narrow"/>
-          <w:sz w:val="16"/>
-          <w:szCs w:val="16"/>
-        </w:rPr>
-      </w:pPr>
-      <w:r>
-        <w:rPr>
-          <w:rFonts w:ascii="Arial Narrow" w:eastAsia="Arial Narrow" w:hAnsi="Arial Narrow" w:cs="Arial Narrow"/>
-          <w:sz w:val="16"/>
-          <w:szCs w:val="16"/>
-        </w:rPr>
-        <w:t>En los contratos de consumo se observa lo siguiente:</w:t>
-      </w:r>
-    </w:p>
-    <w:p>
-      <w:pPr>
-        <w:pStyle w:val="Textonotapie"/>
-        <w:ind w:left="567" w:right="-1"/>
-        <w:contextualSpacing/>
-        <w:jc w:val="both"/>
-        <w:rPr>
-          <w:rFonts w:ascii="Arial Narrow" w:eastAsia="Arial Narrow" w:hAnsi="Arial Narrow" w:cs="Arial Narrow"/>
-          <w:sz w:val="16"/>
-          <w:szCs w:val="16"/>
-        </w:rPr>
-      </w:pPr>
-      <w:r>
-        <w:rPr>
-          <w:rFonts w:ascii="Arial Narrow" w:eastAsia="Arial Narrow" w:hAnsi="Arial Narrow" w:cs="Arial Narrow"/>
-          <w:sz w:val="16"/>
-          <w:szCs w:val="16"/>
-        </w:rPr>
-        <w:t>(…)</w:t>
-      </w:r>
-    </w:p>
-    <w:p>
-      <w:pPr>
-        <w:pStyle w:val="Textonotapie"/>
-        <w:ind w:left="567" w:right="-1"/>
-        <w:contextualSpacing/>
-        <w:jc w:val="both"/>
-        <w:rPr>
-          <w:rFonts w:ascii="Arial Narrow" w:eastAsia="Arial Narrow" w:hAnsi="Arial Narrow" w:cs="Arial Narrow"/>
-          <w:sz w:val="16"/>
-          <w:szCs w:val="16"/>
-        </w:rPr>
-      </w:pPr>
-      <w:r>
-        <w:rPr>
-          <w:rFonts w:ascii="Arial Narrow" w:eastAsia="Arial Narrow" w:hAnsi="Arial Narrow" w:cs="Arial Narrow"/>
-          <w:sz w:val="16"/>
-          <w:szCs w:val="16"/>
-        </w:rPr>
-        <w:t>e. Los proveedores deben entregar a los usuarios copia de los contratos y demás documentación relacionada con dichos actos jurídicos cuando estos hayan sido celebrados por escrito, incluidas las condiciones generales de la contratación. Asimismo, cuando el consumidor solicite copia física o virtual de estos, el proveedor debe entregar los documentos en un plazo máximo de quince días hábiles contados desde que recibió la solicitud. Los proveedores son responsables de dejar constancia de la entrega de los documentos al consumidor.</w:t>
-      </w:r>
-    </w:p>
+    </w:p>
+  </w:footnote>
+  <w:footnote w:id="7">
     <w:p>
       <w:pPr>
         <w:pStyle w:val="Textonotapie"/>
@@ -10624,9 +10690,132 @@
           <w:szCs w:val="16"/>
         </w:rPr>
       </w:pPr>
-    </w:p>
-  </w:footnote>
-  <w:footnote w:id="7">
+      <w:r>
+        <w:rPr>
+          <w:rStyle w:val="Refdenotaalpie"/>
+          <w:rFonts w:ascii="Arial Narrow" w:eastAsia="Arial Narrow" w:hAnsi="Arial Narrow" w:cs="Arial Narrow"/>
+          <w:sz w:val="16"/>
+          <w:szCs w:val="16"/>
+          <w:vertAlign w:val="superscript"/>
+        </w:rPr>
+        <w:footnoteRef/>
+      </w:r>
+      <w:r>
+        <w:rPr>
+          <w:rFonts w:ascii="Arial Narrow" w:eastAsia="Arial Narrow" w:hAnsi="Arial Narrow" w:cs="Arial Narrow"/>
+          <w:sz w:val="16"/>
+          <w:szCs w:val="16"/>
+        </w:rPr>
+        <w:tab/>
+        <w:t xml:space="preserve"/>
+      </w:r>
+      <w:r>
+        <w:rPr>
+          <w:rFonts w:ascii="Arial Narrow" w:eastAsia="Arial Narrow" w:hAnsi="Arial Narrow" w:cs="Arial Narrow"/>
+          <w:sz w:val="16"/>
+          <w:szCs w:val="16"/>
+        </w:rPr>
+        <w:tab/>
+      </w:r>
+      <w:r>
+        <w:rPr>
+          <w:rFonts w:ascii="Arial Narrow" w:eastAsia="Arial Narrow" w:hAnsi="Arial Narrow" w:cs="Arial Narrow"/>
+          <w:b/>
+          <w:bCs/>
+          <w:sz w:val="16"/>
+          <w:szCs w:val="16"/>
+        </w:rPr>
+        <w:t>LEY 29571, CÓDIGO DE PROTECCIÓN Y DEFENSA DEL CONSUMIDOR, publicado el 2 de setiembre de 2010 y modificado por Decreto Legislativo 1308</w:t>
+      </w:r>
+    </w:p>
+    <w:p>
+      <w:pPr>
+        <w:pStyle w:val="Textonotapie"/>
+        <w:ind w:firstLine="567"/>
+        <w:contextualSpacing/>
+        <w:jc w:val="both"/>
+        <w:rPr>
+          <w:rFonts w:ascii="Arial Narrow" w:eastAsia="Arial Narrow" w:hAnsi="Arial Narrow" w:cs="Arial Narrow"/>
+          <w:b/>
+          <w:bCs/>
+          <w:sz w:val="16"/>
+          <w:szCs w:val="16"/>
+        </w:rPr>
+      </w:pPr>
+      <w:r>
+        <w:rPr>
+          <w:rFonts w:ascii="Arial Narrow" w:eastAsia="Arial Narrow" w:hAnsi="Arial Narrow" w:cs="Arial Narrow"/>
+          <w:b/>
+          <w:bCs/>
+          <w:sz w:val="16"/>
+          <w:szCs w:val="16"/>
+        </w:rPr>
+        <w:t>Artículo 1.- Derechos de los consumidores</w:t>
+      </w:r>
+    </w:p>
+    <w:p>
+      <w:pPr>
+        <w:pStyle w:val="Textonotapie"/>
+        <w:tabs>
+          <w:tab w:val="left" w:pos="567"/>
+        </w:tabs>
+        <w:contextualSpacing/>
+        <w:jc w:val="both"/>
+        <w:rPr>
+          <w:rFonts w:ascii="Arial Narrow" w:eastAsia="Arial Narrow" w:hAnsi="Arial Narrow" w:cs="Arial Narrow"/>
+          <w:sz w:val="16"/>
+          <w:szCs w:val="16"/>
+        </w:rPr>
+      </w:pPr>
+      <w:r>
+        <w:rPr>
+          <w:rFonts w:ascii="Arial Narrow" w:eastAsia="Arial Narrow" w:hAnsi="Arial Narrow" w:cs="Arial Narrow"/>
+          <w:sz w:val="16"/>
+          <w:szCs w:val="16"/>
+        </w:rPr>
+        <w:tab/>
+      </w:r>
+      <w:r>
+        <w:rPr>
+          <w:rFonts w:ascii="Arial Narrow" w:eastAsia="Arial Narrow" w:hAnsi="Arial Narrow" w:cs="Arial Narrow"/>
+          <w:sz w:val="16"/>
+          <w:szCs w:val="16"/>
+        </w:rPr>
+        <w:t>1.1 (…)</w:t>
+      </w:r>
+    </w:p>
+    <w:p>
+      <w:pPr>
+        <w:pStyle w:val="Textonotapie"/>
+        <w:tabs>
+          <w:tab w:val="left" w:pos="567"/>
+        </w:tabs>
+        <w:ind w:left="570"/>
+        <w:contextualSpacing/>
+        <w:jc w:val="both"/>
+        <w:rPr>
+          <w:rFonts w:ascii="Arial Narrow" w:eastAsia="Arial Narrow" w:hAnsi="Arial Narrow" w:cs="Arial Narrow"/>
+          <w:sz w:val="16"/>
+          <w:szCs w:val="16"/>
+        </w:rPr>
+      </w:pPr>
+      <w:r>
+        <w:rPr>
+          <w:rFonts w:ascii="Arial Narrow" w:eastAsia="Arial Narrow" w:hAnsi="Arial Narrow" w:cs="Arial Narrow"/>
+          <w:sz w:val="16"/>
+          <w:szCs w:val="16"/>
+        </w:rPr>
+        <w:t xml:space="preserve">b. </w:t>
+      </w:r>
+      <w:r>
+        <w:rPr>
+          <w:rFonts w:ascii="Arial Narrow" w:eastAsia="Arial Narrow" w:hAnsi="Arial Narrow" w:cs="Arial Narrow"/>
+          <w:sz w:val="16"/>
+          <w:szCs w:val="16"/>
+        </w:rPr>
+        <w:t>Derecho a acceder a información oportuna, suficiente, veraz y fácilmente accesible, relevante para tomar una decisión o realizar una elección de consumo que se ajuste a sus intereses, así como para efectuar un uso o consumo adecuado de los productos o servicios.</w:t>
+      </w:r>
+    </w:p>
     <w:p>
       <w:pPr>
         <w:pStyle w:val="Textonotapie"/>
@@ -10638,30 +10827,10 @@
         <w:jc w:val="both"/>
         <w:rPr>
           <w:rFonts w:ascii="Arial Narrow" w:eastAsia="Arial Narrow" w:hAnsi="Arial Narrow" w:cs="Arial Narrow"/>
-          <w:b/>
-          <w:bCs/>
-          <w:sz w:val="16"/>
-          <w:szCs w:val="16"/>
-        </w:rPr>
-      </w:pPr>
-      <w:r>
-        <w:rPr>
-          <w:rStyle w:val="Refdenotaalpie"/>
-          <w:rFonts w:ascii="Arial Narrow" w:eastAsia="Arial Narrow" w:hAnsi="Arial Narrow" w:cs="Arial Narrow"/>
-          <w:sz w:val="16"/>
-          <w:szCs w:val="16"/>
-          <w:vertAlign w:val="superscript"/>
-        </w:rPr>
-        <w:footnoteRef/>
-      </w:r>
-      <w:r>
-        <w:rPr>
-          <w:rFonts w:ascii="Arial Narrow" w:eastAsia="Arial Narrow" w:hAnsi="Arial Narrow" w:cs="Arial Narrow"/>
-          <w:sz w:val="16"/>
-          <w:szCs w:val="16"/>
-        </w:rPr>
-        <w:t xml:space="preserve"> </w:t>
-      </w:r>
+          <w:sz w:val="16"/>
+          <w:szCs w:val="16"/>
+        </w:rPr>
+      </w:pPr>
       <w:r>
         <w:rPr>
           <w:rFonts w:ascii="Arial Narrow" w:eastAsia="Arial Narrow" w:hAnsi="Arial Narrow" w:cs="Arial Narrow"/>
@@ -10673,12 +10842,10 @@
       <w:r>
         <w:rPr>
           <w:rFonts w:ascii="Arial Narrow" w:eastAsia="Arial Narrow" w:hAnsi="Arial Narrow" w:cs="Arial Narrow"/>
-          <w:b/>
-          <w:bCs/>
-          <w:sz w:val="16"/>
-          <w:szCs w:val="16"/>
-        </w:rPr>
-        <w:t>LEY 29571, CÓDIGO DE PROTECCIÓN Y DEFENSA DEL CONSUMIDOR, publicado el 2 de setiembre de 2010 y modificado por Decreto Legislativo 1308</w:t>
+          <w:sz w:val="16"/>
+          <w:szCs w:val="16"/>
+        </w:rPr>
+        <w:t>(…).</w:t>
       </w:r>
     </w:p>
     <w:p>
@@ -10703,7 +10870,7 @@
           <w:sz w:val="16"/>
           <w:szCs w:val="16"/>
         </w:rPr>
-        <w:t>Artículo 1.- Derechos de los consumidores</w:t>
+        <w:t>Artículo 2.- Información relevante</w:t>
       </w:r>
     </w:p>
     <w:p>
@@ -10712,6 +10879,7 @@
         <w:tabs>
           <w:tab w:val="left" w:pos="567"/>
         </w:tabs>
+        <w:ind w:left="567"/>
         <w:contextualSpacing/>
         <w:jc w:val="both"/>
         <w:rPr>
@@ -10726,15 +10894,7 @@
           <w:sz w:val="16"/>
           <w:szCs w:val="16"/>
         </w:rPr>
-        <w:tab/>
-      </w:r>
-      <w:r>
-        <w:rPr>
-          <w:rFonts w:ascii="Arial Narrow" w:eastAsia="Arial Narrow" w:hAnsi="Arial Narrow" w:cs="Arial Narrow"/>
-          <w:sz w:val="16"/>
-          <w:szCs w:val="16"/>
-        </w:rPr>
-        <w:t>1.1 (…)</w:t>
+        <w:t>2.1 El proveedor tiene la obligación de ofrecer al consumidor toda la información relevante para tomar una decisión o realizar una elección adecuada de consumo, así como para efectuar un uso o consumo adecuado de los productos o servicios.</w:t>
       </w:r>
     </w:p>
     <w:p>
@@ -10743,7 +10903,7 @@
         <w:tabs>
           <w:tab w:val="left" w:pos="567"/>
         </w:tabs>
-        <w:ind w:left="570"/>
+        <w:ind w:left="567"/>
         <w:contextualSpacing/>
         <w:jc w:val="both"/>
         <w:rPr>
@@ -10758,15 +10918,63 @@
           <w:sz w:val="16"/>
           <w:szCs w:val="16"/>
         </w:rPr>
-        <w:t xml:space="preserve">b. </w:t>
-      </w:r>
-      <w:r>
-        <w:rPr>
-          <w:rFonts w:ascii="Arial Narrow" w:eastAsia="Arial Narrow" w:hAnsi="Arial Narrow" w:cs="Arial Narrow"/>
-          <w:sz w:val="16"/>
-          <w:szCs w:val="16"/>
-        </w:rPr>
-        <w:t>Derecho a acceder a información oportuna, suficiente, veraz y fácilmente accesible, relevante para tomar una decisión o realizar una elección de consumo que se ajuste a sus intereses, así como para efectuar un uso o consumo adecuado de los productos o servicios.</w:t>
+        <w:t>2.2 La información debe ser veraz, suficiente, de fácil comprensión, apropiada, oportuna y fácilmente accesible, debiendo ser brindada en idioma castellano.</w:t>
+      </w:r>
+    </w:p>
+    <w:p>
+      <w:pPr>
+        <w:pStyle w:val="Textonotapie"/>
+        <w:tabs>
+          <w:tab w:val="left" w:pos="567"/>
+        </w:tabs>
+        <w:ind w:left="567"/>
+        <w:contextualSpacing/>
+        <w:jc w:val="both"/>
+        <w:rPr>
+          <w:rFonts w:ascii="Arial Narrow" w:eastAsia="Arial Narrow" w:hAnsi="Arial Narrow" w:cs="Arial Narrow"/>
+          <w:sz w:val="16"/>
+          <w:szCs w:val="16"/>
+        </w:rPr>
+      </w:pPr>
+      <w:r>
+        <w:rPr>
+          <w:rFonts w:ascii="Arial Narrow" w:eastAsia="Arial Narrow" w:hAnsi="Arial Narrow" w:cs="Arial Narrow"/>
+          <w:sz w:val="16"/>
+          <w:szCs w:val="16"/>
+        </w:rPr>
+        <w:t>2.3 Sin perjuicio de las exigencias concretas de las normas sectoriales correspondientes, para analizar la información relevante se tiene en consideración a toda aquella sin la cual no se hubiera adoptado la decisión de consumo o se hubiera efectuado en términos substancialmente distintos. Para ello se debe examinar si la información omitida desnaturaliza las condiciones en que se realizó la oferta al consumidor.</w:t>
+      </w:r>
+    </w:p>
+    <w:p>
+      <w:pPr>
+        <w:pStyle w:val="Textonotapie"/>
+        <w:tabs>
+          <w:tab w:val="left" w:pos="567"/>
+        </w:tabs>
+        <w:ind w:left="567"/>
+        <w:contextualSpacing/>
+        <w:jc w:val="both"/>
+        <w:rPr>
+          <w:rFonts w:ascii="Arial Narrow" w:eastAsia="Arial Narrow" w:hAnsi="Arial Narrow" w:cs="Arial Narrow"/>
+          <w:sz w:val="16"/>
+          <w:szCs w:val="16"/>
+        </w:rPr>
+      </w:pPr>
+      <w:r>
+        <w:rPr>
+          <w:rFonts w:ascii="Arial Narrow" w:eastAsia="Arial Narrow" w:hAnsi="Arial Narrow" w:cs="Arial Narrow"/>
+          <w:sz w:val="16"/>
+          <w:szCs w:val="16"/>
+        </w:rPr>
+        <w:t>2.4 Al evaluarse la información, deben considerarse los problemas de confusión que generarían al consumidor el suministro de información excesiva o sumamente compleja, atendiendo a la naturaleza del producto adquirido o al servicio contratado</w:t>
+      </w:r>
+      <w:r>
+        <w:rPr>
+          <w:rFonts w:ascii="Arial Narrow" w:eastAsia="Arial Narrow" w:hAnsi="Arial Narrow" w:cs="Arial Narrow"/>
+          <w:sz w:val="16"/>
+          <w:szCs w:val="16"/>
+        </w:rPr>
+        <w:t>.</w:t>
       </w:r>
     </w:p>
     <w:p>
@@ -10780,27 +10988,15 @@
         <w:jc w:val="both"/>
         <w:rPr>
           <w:rFonts w:ascii="Arial Narrow" w:eastAsia="Arial Narrow" w:hAnsi="Arial Narrow" w:cs="Arial Narrow"/>
-          <w:sz w:val="16"/>
-          <w:szCs w:val="16"/>
-        </w:rPr>
-      </w:pPr>
-      <w:r>
-        <w:rPr>
-          <w:rFonts w:ascii="Arial Narrow" w:eastAsia="Arial Narrow" w:hAnsi="Arial Narrow" w:cs="Arial Narrow"/>
-          <w:sz w:val="16"/>
-          <w:szCs w:val="16"/>
-        </w:rPr>
-        <w:tab/>
-      </w:r>
-      <w:r>
-        <w:rPr>
-          <w:rFonts w:ascii="Arial Narrow" w:eastAsia="Arial Narrow" w:hAnsi="Arial Narrow" w:cs="Arial Narrow"/>
-          <w:sz w:val="16"/>
-          <w:szCs w:val="16"/>
-        </w:rPr>
-        <w:t>(…).</w:t>
-      </w:r>
-    </w:p>
+          <w:b/>
+          <w:bCs/>
+          <w:sz w:val="16"/>
+          <w:szCs w:val="16"/>
+        </w:rPr>
+      </w:pPr>
+    </w:p>
+  </w:footnote>
+  <w:footnote w:id="8">
     <w:p>
       <w:pPr>
         <w:pStyle w:val="Textonotapie"/>
@@ -10818,13 +11014,34 @@
           <w:szCs w:val="16"/>
         </w:rPr>
       </w:pPr>
-    </w:p>
-    <w:p>
-      <w:pPr>
-        <w:pStyle w:val="Textonotapie"/>
-        <w:ind w:firstLine="567"/>
-        <w:contextualSpacing/>
-        <w:jc w:val="both"/>
+      <w:r>
+        <w:rPr>
+          <w:rStyle w:val="Refdenotaalpie"/>
+          <w:rFonts w:ascii="Arial Narrow" w:eastAsia="Arial Narrow" w:hAnsi="Arial Narrow" w:cs="Arial Narrow"/>
+          <w:sz w:val="16"/>
+          <w:szCs w:val="16"/>
+          <w:vertAlign w:val="superscript"/>
+        </w:rPr>
+        <w:footnoteRef/>
+      </w:r>
+      <w:r>
+        <w:rPr>
+          <w:rFonts w:ascii="Arial Narrow" w:eastAsia="Arial Narrow" w:hAnsi="Arial Narrow" w:cs="Arial Narrow"/>
+          <w:sz w:val="16"/>
+          <w:szCs w:val="16"/>
+        </w:rPr>
+        <w:tab/>
+        <w:t xml:space="preserve"/>
+      </w:r>
+      <w:r>
+        <w:rPr>
+          <w:rFonts w:ascii="Arial Narrow" w:eastAsia="Arial Narrow" w:hAnsi="Arial Narrow" w:cs="Arial Narrow"/>
+          <w:sz w:val="16"/>
+          <w:szCs w:val="16"/>
+        </w:rPr>
+        <w:tab/>
+      </w:r>
+      <w:r>
         <w:rPr>
           <w:rFonts w:ascii="Arial Narrow" w:eastAsia="Arial Narrow" w:hAnsi="Arial Narrow" w:cs="Arial Narrow"/>
           <w:b/>
@@ -10832,8 +11049,15 @@
           <w:sz w:val="16"/>
           <w:szCs w:val="16"/>
         </w:rPr>
-      </w:pPr>
-      <w:r>
+        <w:t>LEY 29571, CÓDIGO DE PROTECCIÓN Y DEFENSA DEL CONSUMIDOR, publicado el 2 de setiembre de 2010 y modificado por Decreto Legislativo 1308</w:t>
+      </w:r>
+    </w:p>
+    <w:p>
+      <w:pPr>
+        <w:pStyle w:val="Textonotapie"/>
+        <w:ind w:left="567" w:right="-1"/>
+        <w:contextualSpacing/>
+        <w:jc w:val="both"/>
         <w:rPr>
           <w:rFonts w:ascii="Arial Narrow" w:eastAsia="Arial Narrow" w:hAnsi="Arial Narrow" w:cs="Arial Narrow"/>
           <w:b/>
@@ -10841,7 +11065,2017 @@
           <w:sz w:val="16"/>
           <w:szCs w:val="16"/>
         </w:rPr>
-        <w:t>Artículo 2.- Información relevante</w:t>
+      </w:pPr>
+      <w:r>
+        <w:rPr>
+          <w:rFonts w:ascii="Arial Narrow" w:eastAsia="Arial Narrow" w:hAnsi="Arial Narrow" w:cs="Arial Narrow"/>
+          <w:b/>
+          <w:bCs/>
+          <w:sz w:val="16"/>
+          <w:szCs w:val="16"/>
+        </w:rPr>
+        <w:t>Artículo 88.- Reclamo de productos o servicios financieros y de seguros</w:t>
+      </w:r>
+    </w:p>
+    <w:p>
+      <w:pPr>
+        <w:pStyle w:val="Textonotapie"/>
+        <w:ind w:left="567" w:right="-1"/>
+        <w:contextualSpacing/>
+        <w:jc w:val="both"/>
+        <w:rPr>
+          <w:rFonts w:ascii="Arial Narrow" w:eastAsia="Arial Narrow" w:hAnsi="Arial Narrow" w:cs="Arial Narrow"/>
+          <w:sz w:val="16"/>
+          <w:szCs w:val="16"/>
+        </w:rPr>
+      </w:pPr>
+      <w:r>
+        <w:rPr>
+          <w:rFonts w:ascii="Arial Narrow" w:eastAsia="Arial Narrow" w:hAnsi="Arial Narrow" w:cs="Arial Narrow"/>
+          <w:sz w:val="16"/>
+          <w:szCs w:val="16"/>
+        </w:rPr>
+        <w:t>88.1 Las entidades del sistema financiero y de seguros, en todas sus oficinas en la República, deben resolver los reclamos en un plazo no mayor de quince días hábiles. Excepcionalmente, la Superintendencia de Banca, Seguros y Administradoras Privadas de Fondos de Pensiones podrá establecer un plazo ampliatorio cuando la naturaleza y complejidad de la operación, producto o servicio materia del reclamo o requerimiento lo justifique, situación que debe ponerse en conocimiento del consumidor antes de la culminación del plazo inicial, sin perjuicio del derecho del consumidor de recurrir directamente ante la Autoridad de Consumo.</w:t>
+      </w:r>
+    </w:p>
+    <w:p>
+      <w:pPr>
+        <w:pStyle w:val="Textonotapie"/>
+        <w:tabs>
+          <w:tab w:val="left" w:pos="567"/>
+        </w:tabs>
+        <w:ind w:left="567" w:right="-1" w:hanging="567"/>
+        <w:contextualSpacing/>
+        <w:jc w:val="both"/>
+        <w:rPr>
+          <w:rFonts w:ascii="Arial Narrow" w:eastAsia="Arial Narrow" w:hAnsi="Arial Narrow" w:cs="Arial Narrow"/>
+          <w:b/>
+          <w:bCs/>
+          <w:sz w:val="16"/>
+          <w:szCs w:val="16"/>
+        </w:rPr>
+      </w:pPr>
+    </w:p>
+  </w:footnote>
+  <w:footnote w:id="9">
+    <w:p>
+      <w:pPr>
+        <w:pStyle w:val="Textonotapie"/>
+        <w:tabs>
+          <w:tab w:val="left" w:pos="567"/>
+        </w:tabs>
+        <w:ind w:left="567" w:right="-1" w:hanging="567"/>
+        <w:contextualSpacing/>
+        <w:jc w:val="both"/>
+        <w:rPr>
+          <w:rFonts w:ascii="Arial Narrow" w:eastAsia="Arial Narrow" w:hAnsi="Arial Narrow" w:cs="Arial Narrow"/>
+          <w:sz w:val="16"/>
+          <w:szCs w:val="16"/>
+        </w:rPr>
+      </w:pPr>
+      <w:r>
+        <w:rPr>
+          <w:rStyle w:val="Refdenotaalpie"/>
+          <w:rFonts w:ascii="Arial Narrow" w:eastAsia="Arial Narrow" w:hAnsi="Arial Narrow" w:cs="Arial Narrow"/>
+          <w:sz w:val="16"/>
+          <w:szCs w:val="16"/>
+          <w:vertAlign w:val="superscript"/>
+        </w:rPr>
+        <w:footnoteRef/>
+      </w:r>
+      <w:r>
+        <w:rPr>
+          <w:rFonts w:ascii="Arial Narrow" w:eastAsia="Arial Narrow" w:hAnsi="Arial Narrow" w:cs="Arial Narrow"/>
+          <w:sz w:val="16"/>
+          <w:szCs w:val="16"/>
+        </w:rPr>
+        <w:tab/>
+        <w:t xml:space="preserve"/>
+      </w:r>
+      <w:r>
+        <w:rPr>
+          <w:rFonts w:ascii="Arial Narrow" w:eastAsia="Arial Narrow" w:hAnsi="Arial Narrow" w:cs="Arial Narrow"/>
+          <w:sz w:val="16"/>
+          <w:szCs w:val="16"/>
+        </w:rPr>
+        <w:tab/>
+      </w:r>
+      <w:r>
+        <w:rPr>
+          <w:rFonts w:ascii="Arial Narrow" w:eastAsia="Arial Narrow" w:hAnsi="Arial Narrow" w:cs="Arial Narrow"/>
+          <w:b/>
+          <w:bCs/>
+          <w:sz w:val="16"/>
+          <w:szCs w:val="16"/>
+        </w:rPr>
+        <w:t>LEY SOBRE FACULTADES, NORMAS Y ORGANIZACIÓN DEL INDECOPI, APROBADA POR DECRETO LEGISLATIVO 807 Artículo 24.-</w:t>
+      </w:r>
+      <w:r>
+        <w:rPr>
+          <w:rFonts w:ascii="Arial Narrow" w:eastAsia="Arial Narrow" w:hAnsi="Arial Narrow" w:cs="Arial Narrow"/>
+          <w:sz w:val="16"/>
+          <w:szCs w:val="16"/>
+        </w:rPr>
+        <w:t xml:space="preserve"> El Secretario Técnico se encargará de la tramitación del procedimiento. Para ello, cuenta con las siguientes facultades:</w:t>
+      </w:r>
+    </w:p>
+    <w:p>
+      <w:pPr>
+        <w:pStyle w:val="Textonotapie"/>
+        <w:tabs>
+          <w:tab w:val="left" w:pos="567"/>
+        </w:tabs>
+        <w:ind w:left="567" w:right="-1" w:hanging="567"/>
+        <w:contextualSpacing/>
+        <w:jc w:val="both"/>
+        <w:rPr>
+          <w:rFonts w:ascii="Arial Narrow" w:eastAsia="Arial Narrow" w:hAnsi="Arial Narrow" w:cs="Arial Narrow"/>
+          <w:sz w:val="16"/>
+          <w:szCs w:val="16"/>
+        </w:rPr>
+      </w:pPr>
+      <w:r>
+        <w:rPr>
+          <w:rFonts w:ascii="Arial Narrow" w:eastAsia="Arial Narrow" w:hAnsi="Arial Narrow" w:cs="Arial Narrow"/>
+          <w:sz w:val="16"/>
+          <w:szCs w:val="16"/>
+        </w:rPr>
+        <w:tab/>
+      </w:r>
+      <w:r>
+        <w:rPr>
+          <w:rFonts w:ascii="Arial Narrow" w:eastAsia="Arial Narrow" w:hAnsi="Arial Narrow" w:cs="Arial Narrow"/>
+          <w:sz w:val="16"/>
+          <w:szCs w:val="16"/>
+        </w:rPr>
+        <w:t>(...)</w:t>
+      </w:r>
+    </w:p>
+    <w:p>
+      <w:pPr>
+        <w:pStyle w:val="Textonotapie"/>
+        <w:tabs>
+          <w:tab w:val="left" w:pos="567"/>
+        </w:tabs>
+        <w:ind w:left="567" w:right="-1" w:hanging="567"/>
+        <w:contextualSpacing/>
+        <w:jc w:val="both"/>
+        <w:rPr>
+          <w:rFonts w:ascii="Arial Narrow" w:eastAsia="Arial Narrow" w:hAnsi="Arial Narrow" w:cs="Arial Narrow"/>
+          <w:sz w:val="16"/>
+          <w:szCs w:val="16"/>
+        </w:rPr>
+      </w:pPr>
+      <w:r>
+        <w:rPr>
+          <w:rFonts w:ascii="Arial Narrow" w:eastAsia="Arial Narrow" w:hAnsi="Arial Narrow" w:cs="Arial Narrow"/>
+          <w:sz w:val="16"/>
+          <w:szCs w:val="16"/>
+        </w:rPr>
+        <w:tab/>
+      </w:r>
+      <w:r>
+        <w:rPr>
+          <w:rFonts w:ascii="Arial Narrow" w:eastAsia="Arial Narrow" w:hAnsi="Arial Narrow" w:cs="Arial Narrow"/>
+          <w:sz w:val="16"/>
+          <w:szCs w:val="16"/>
+        </w:rPr>
+        <w:t>c) Admitir denuncias a trámite, en aquellos casos en que la Comisión le haya delegado esta facultad.</w:t>
+      </w:r>
+    </w:p>
+    <w:p>
+      <w:pPr>
+        <w:pStyle w:val="Textonotapie"/>
+        <w:tabs>
+          <w:tab w:val="left" w:pos="567"/>
+        </w:tabs>
+        <w:ind w:left="567" w:right="-1" w:hanging="567"/>
+        <w:contextualSpacing/>
+        <w:jc w:val="both"/>
+        <w:rPr>
+          <w:rFonts w:ascii="Arial Narrow" w:eastAsia="Arial Narrow" w:hAnsi="Arial Narrow" w:cs="Arial Narrow"/>
+          <w:sz w:val="16"/>
+          <w:szCs w:val="16"/>
+        </w:rPr>
+      </w:pPr>
+      <w:r>
+        <w:rPr>
+          <w:rFonts w:ascii="Arial Narrow" w:eastAsia="Arial Narrow" w:hAnsi="Arial Narrow" w:cs="Arial Narrow"/>
+          <w:sz w:val="16"/>
+          <w:szCs w:val="16"/>
+        </w:rPr>
+        <w:tab/>
+      </w:r>
+      <w:r>
+        <w:rPr>
+          <w:rFonts w:ascii="Arial Narrow" w:eastAsia="Arial Narrow" w:hAnsi="Arial Narrow" w:cs="Arial Narrow"/>
+          <w:sz w:val="16"/>
+          <w:szCs w:val="16"/>
+        </w:rPr>
+        <w:t>(...).</w:t>
+      </w:r>
+    </w:p>
+    <w:p>
+      <w:pPr>
+        <w:pStyle w:val="Textonotapie"/>
+        <w:tabs>
+          <w:tab w:val="left" w:pos="567"/>
+        </w:tabs>
+        <w:ind w:left="567" w:right="-1" w:hanging="567"/>
+        <w:contextualSpacing/>
+        <w:jc w:val="both"/>
+        <w:rPr>
+          <w:rFonts w:ascii="Arial Narrow" w:eastAsia="Arial Narrow" w:hAnsi="Arial Narrow" w:cs="Arial Narrow"/>
+          <w:sz w:val="16"/>
+          <w:szCs w:val="16"/>
+        </w:rPr>
+      </w:pPr>
+    </w:p>
+  </w:footnote>
+  <w:footnote w:id="10">
+    <w:p>
+      <w:pPr>
+        <w:pStyle w:val="Textonotapie"/>
+        <w:tabs>
+          <w:tab w:val="left" w:pos="567"/>
+        </w:tabs>
+        <w:ind w:left="567" w:hanging="567"/>
+        <w:contextualSpacing/>
+        <w:jc w:val="both"/>
+        <w:rPr>
+          <w:rFonts w:ascii="Arial Narrow" w:eastAsia="Arial Narrow" w:hAnsi="Arial Narrow" w:cs="Arial Narrow"/>
+          <w:sz w:val="16"/>
+          <w:szCs w:val="16"/>
+        </w:rPr>
+      </w:pPr>
+      <w:r>
+        <w:rPr>
+          <w:rStyle w:val="Refdenotaalpie"/>
+          <w:rFonts w:ascii="Arial Narrow" w:eastAsia="Arial Narrow" w:hAnsi="Arial Narrow" w:cs="Arial Narrow"/>
+          <w:sz w:val="16"/>
+          <w:szCs w:val="16"/>
+          <w:vertAlign w:val="superscript"/>
+        </w:rPr>
+        <w:footnoteRef/>
+      </w:r>
+      <w:r>
+        <w:rPr>
+          <w:rFonts w:ascii="Arial Narrow" w:eastAsia="Arial Narrow" w:hAnsi="Arial Narrow" w:cs="Arial Narrow"/>
+          <w:sz w:val="16"/>
+          <w:szCs w:val="16"/>
+        </w:rPr>
+        <w:tab/>
+        <w:t xml:space="preserve"/>
+      </w:r>
+      <w:r>
+        <w:rPr>
+          <w:rFonts w:ascii="Arial Narrow" w:eastAsia="Arial Narrow" w:hAnsi="Arial Narrow" w:cs="Arial Narrow"/>
+          <w:sz w:val="16"/>
+          <w:szCs w:val="16"/>
+        </w:rPr>
+        <w:tab/>
+        <w:t>El número de trabajadores se atenderá siempre que la empresa haya sido constituida antes de la vigencia de la Ley 30056, publicada el 2 de julio de 2013, que modificó el artículo 5 del Texto Único Ordenado de la Ley de Promoción de la Competitividad, Formalización y Desarrollo de la Micro y Pequeña Empresa y de Acceso al Empleo Decente (LEY MYPE). Ello, en la medida que la Tercera Disposición Complementaria Transitoria de la norma modificatoria precisa que las empresas constituidas antes de la entrada en vigencia de dicha Ley se rigen por los requisitos de acogimiento al régimen de las micro y pequeñas empresas regulados en el Decreto Legislativo 1086.</w:t>
+      </w:r>
+    </w:p>
+    <w:p>
+      <w:pPr>
+        <w:pStyle w:val="Textonotapie"/>
+        <w:ind w:left="567" w:hanging="567"/>
+        <w:contextualSpacing/>
+        <w:jc w:val="both"/>
+        <w:rPr>
+          <w:rFonts w:ascii="Arial Narrow" w:eastAsia="Arial Narrow" w:hAnsi="Arial Narrow" w:cs="Arial Narrow"/>
+          <w:sz w:val="16"/>
+          <w:szCs w:val="16"/>
+        </w:rPr>
+      </w:pPr>
+    </w:p>
+  </w:footnote>
+  <w:footnote w:id="11">
+    <w:p>
+      <w:pPr>
+        <w:pStyle w:val="Textonotapie"/>
+        <w:tabs>
+          <w:tab w:val="left" w:pos="567"/>
+        </w:tabs>
+        <w:ind w:left="567" w:hanging="567"/>
+        <w:contextualSpacing/>
+        <w:jc w:val="both"/>
+        <w:rPr>
+          <w:rFonts w:ascii="Arial Narrow" w:eastAsia="Arial Narrow" w:hAnsi="Arial Narrow" w:cs="Arial Narrow"/>
+          <w:sz w:val="16"/>
+          <w:szCs w:val="16"/>
+        </w:rPr>
+      </w:pPr>
+      <w:r>
+        <w:rPr>
+          <w:rStyle w:val="Refdenotaalpie"/>
+          <w:rFonts w:ascii="Arial Narrow" w:eastAsia="Arial Narrow" w:hAnsi="Arial Narrow" w:cs="Arial Narrow"/>
+          <w:sz w:val="16"/>
+          <w:szCs w:val="16"/>
+          <w:vertAlign w:val="superscript"/>
+        </w:rPr>
+        <w:footnoteRef/>
+      </w:r>
+      <w:r>
+        <w:rPr>
+          <w:rFonts w:ascii="Arial Narrow" w:eastAsia="Arial Narrow" w:hAnsi="Arial Narrow" w:cs="Arial Narrow"/>
+          <w:sz w:val="16"/>
+          <w:szCs w:val="16"/>
+        </w:rPr>
+        <w:tab/>
+        <w:t xml:space="preserve"/>
+      </w:r>
+      <w:r>
+        <w:rPr>
+          <w:rFonts w:ascii="Arial Narrow" w:eastAsia="Arial Narrow" w:hAnsi="Arial Narrow" w:cs="Arial Narrow"/>
+          <w:sz w:val="16"/>
+          <w:szCs w:val="16"/>
+        </w:rPr>
+        <w:tab/>
+      </w:r>
+      <w:r>
+        <w:rPr>
+          <w:rFonts w:ascii="Arial Narrow" w:eastAsia="Arial Narrow" w:hAnsi="Arial Narrow" w:cs="Arial Narrow"/>
+          <w:b/>
+          <w:sz w:val="16"/>
+          <w:szCs w:val="16"/>
+        </w:rPr>
+        <w:t>LEY</w:t>
+      </w:r>
+      <w:r>
+        <w:rPr>
+          <w:rFonts w:ascii="Arial Narrow" w:eastAsia="Arial Narrow" w:hAnsi="Arial Narrow" w:cs="Arial Narrow"/>
+          <w:b/>
+          <w:sz w:val="16"/>
+          <w:szCs w:val="16"/>
+        </w:rPr>
+        <w:t xml:space="preserve"> 29571</w:t>
+      </w:r>
+      <w:r>
+        <w:rPr>
+          <w:rFonts w:ascii="Arial Narrow" w:eastAsia="Arial Narrow" w:hAnsi="Arial Narrow" w:cs="Arial Narrow"/>
+          <w:b/>
+          <w:sz w:val="16"/>
+          <w:szCs w:val="16"/>
+        </w:rPr>
+        <w:t>, CÓDIGO DE PROTECCIÓN Y DEFENSA DEL CONSUMIDOR</w:t>
+      </w:r>
+      <w:r>
+        <w:rPr>
+          <w:rFonts w:ascii="Arial Narrow" w:eastAsia="Arial Narrow" w:hAnsi="Arial Narrow" w:cs="Arial Narrow"/>
+          <w:b/>
+          <w:bCs/>
+          <w:sz w:val="16"/>
+          <w:szCs w:val="16"/>
+        </w:rPr>
+        <w:t xml:space="preserve">, </w:t>
+      </w:r>
+      <w:r>
+        <w:rPr>
+          <w:rFonts w:ascii="Arial Narrow" w:eastAsia="Arial Narrow" w:hAnsi="Arial Narrow" w:cs="Arial Narrow"/>
+          <w:b/>
+          <w:sz w:val="16"/>
+          <w:szCs w:val="16"/>
+        </w:rPr>
+        <w:t>publicado el 2 de setiembre de 2010 y modificado por Decreto Legislativo 1308</w:t>
+      </w:r>
+    </w:p>
+    <w:p>
+      <w:pPr>
+        <w:pStyle w:val="Textonotapie"/>
+        <w:ind w:left="567"/>
+        <w:contextualSpacing/>
+        <w:jc w:val="both"/>
+        <w:rPr>
+          <w:rFonts w:ascii="Arial Narrow" w:eastAsia="Arial Narrow" w:hAnsi="Arial Narrow" w:cs="Arial Narrow"/>
+          <w:b/>
+          <w:bCs/>
+          <w:sz w:val="16"/>
+          <w:szCs w:val="16"/>
+        </w:rPr>
+      </w:pPr>
+      <w:r>
+        <w:rPr>
+          <w:rFonts w:ascii="Arial Narrow" w:eastAsia="Arial Narrow" w:hAnsi="Arial Narrow" w:cs="Arial Narrow"/>
+          <w:b/>
+          <w:bCs/>
+          <w:sz w:val="16"/>
+          <w:szCs w:val="16"/>
+        </w:rPr>
+        <w:t>Artículo 110.- Sanciones Administrativas</w:t>
+      </w:r>
+    </w:p>
+    <w:p>
+      <w:pPr>
+        <w:autoSpaceDE w:val="0"/>
+        <w:autoSpaceDN w:val="0"/>
+        <w:adjustRightInd w:val="0"/>
+        <w:spacing w:after="0" w:line="240" w:lineRule="auto"/>
+        <w:ind w:left="567"/>
+        <w:contextualSpacing/>
+        <w:jc w:val="both"/>
+        <w:rPr>
+          <w:rFonts w:ascii="Arial Narrow" w:eastAsia="Arial Narrow" w:hAnsi="Arial Narrow" w:cs="Arial Narrow"/>
+          <w:sz w:val="16"/>
+          <w:szCs w:val="16"/>
+          <w:lang w:eastAsia="es-PE"/>
+        </w:rPr>
+      </w:pPr>
+      <w:r>
+        <w:rPr>
+          <w:rFonts w:ascii="Arial Narrow" w:eastAsia="Arial Narrow" w:hAnsi="Arial Narrow" w:cs="Arial Narrow"/>
+          <w:sz w:val="16"/>
+          <w:szCs w:val="16"/>
+          <w:lang w:eastAsia="es-PE"/>
+        </w:rPr>
+        <w:t>(…)</w:t>
+      </w:r>
+    </w:p>
+    <w:p>
+      <w:pPr>
+        <w:autoSpaceDE w:val="0"/>
+        <w:autoSpaceDN w:val="0"/>
+        <w:adjustRightInd w:val="0"/>
+        <w:spacing w:after="0" w:line="240" w:lineRule="auto"/>
+        <w:ind w:left="567"/>
+        <w:contextualSpacing/>
+        <w:jc w:val="both"/>
+        <w:rPr>
+          <w:rFonts w:ascii="Arial Narrow" w:eastAsia="Arial Narrow" w:hAnsi="Arial Narrow" w:cs="Arial Narrow"/>
+          <w:sz w:val="16"/>
+          <w:szCs w:val="16"/>
+          <w:lang w:eastAsia="es-PE"/>
+        </w:rPr>
+      </w:pPr>
+      <w:r>
+        <w:rPr>
+          <w:rFonts w:ascii="Arial Narrow" w:eastAsia="Arial Narrow" w:hAnsi="Arial Narrow" w:cs="Arial Narrow"/>
+          <w:sz w:val="16"/>
+          <w:szCs w:val="16"/>
+          <w:lang w:eastAsia="es-PE"/>
+        </w:rPr>
+        <w:t>En el caso de las microempresas, la multa no puede superar el diez por ciento (10%) de las ventas o ingresos brutos percibidos por el infractor, relativos a todas sus actividades económicas, correspondientes al ejercicio inmediato anterior al de la expedición de la resolución de primera instancia, siempre que se haya acreditado dichos ingresos, no se encuentre en una situación de reincidencia y el caso no verse sobre la vida, salud o integridad de los consumidores. Para el caso de las pequeñas empresas, la multa no puede superar el veinte por ciento (20%) de las ventas o ingresos brutos percibidos por el infractor, conforme a los requisitos señalados anteriormente.</w:t>
+      </w:r>
+    </w:p>
+    <w:p>
+      <w:pPr>
+        <w:autoSpaceDE w:val="0"/>
+        <w:autoSpaceDN w:val="0"/>
+        <w:adjustRightInd w:val="0"/>
+        <w:spacing w:after="0" w:line="240" w:lineRule="auto"/>
+        <w:ind w:left="567"/>
+        <w:contextualSpacing/>
+        <w:jc w:val="both"/>
+        <w:rPr>
+          <w:rFonts w:ascii="Arial Narrow" w:eastAsia="Arial Narrow" w:hAnsi="Arial Narrow" w:cs="Arial Narrow"/>
+          <w:sz w:val="16"/>
+          <w:szCs w:val="16"/>
+          <w:lang w:eastAsia="es-PE"/>
+        </w:rPr>
+      </w:pPr>
+      <w:r>
+        <w:rPr>
+          <w:rFonts w:ascii="Arial Narrow" w:eastAsia="Arial Narrow" w:hAnsi="Arial Narrow" w:cs="Arial Narrow"/>
+          <w:sz w:val="16"/>
+          <w:szCs w:val="16"/>
+          <w:lang w:eastAsia="es-PE"/>
+        </w:rPr>
+        <w:t>(…).</w:t>
+      </w:r>
+    </w:p>
+    <w:p>
+      <w:pPr>
+        <w:pStyle w:val="Textonotapie"/>
+        <w:ind w:left="567" w:hanging="567"/>
+        <w:contextualSpacing/>
+        <w:jc w:val="both"/>
+        <w:rPr>
+          <w:rFonts w:ascii="Arial Narrow" w:eastAsia="Arial Narrow" w:hAnsi="Arial Narrow" w:cs="Arial Narrow"/>
+          <w:sz w:val="16"/>
+          <w:szCs w:val="16"/>
+        </w:rPr>
+      </w:pPr>
+    </w:p>
+  </w:footnote>
+  <w:footnote w:id="12">
+    <w:p>
+      <w:pPr>
+        <w:pStyle w:val="Textonotapie"/>
+        <w:tabs>
+          <w:tab w:val="left" w:pos="567"/>
+        </w:tabs>
+        <w:ind w:left="567" w:hanging="567"/>
+        <w:contextualSpacing/>
+        <w:jc w:val="both"/>
+        <w:rPr>
+          <w:rFonts w:ascii="Arial Narrow" w:eastAsia="Arial Narrow" w:hAnsi="Arial Narrow" w:cs="Arial Narrow"/>
+          <w:sz w:val="16"/>
+          <w:szCs w:val="16"/>
+        </w:rPr>
+      </w:pPr>
+      <w:r>
+        <w:rPr>
+          <w:rStyle w:val="Refdenotaalpie"/>
+          <w:rFonts w:ascii="Arial Narrow" w:eastAsia="Arial Narrow" w:hAnsi="Arial Narrow" w:cs="Arial Narrow"/>
+          <w:sz w:val="16"/>
+          <w:szCs w:val="16"/>
+          <w:vertAlign w:val="superscript"/>
+        </w:rPr>
+        <w:footnoteRef/>
+      </w:r>
+      <w:r>
+        <w:rPr>
+          <w:rFonts w:ascii="Arial Narrow" w:eastAsia="Arial Narrow" w:hAnsi="Arial Narrow" w:cs="Arial Narrow"/>
+          <w:sz w:val="16"/>
+          <w:szCs w:val="16"/>
+        </w:rPr>
+        <w:tab/>
+      </w:r>
+      <w:r>
+        <w:rPr>
+          <w:rFonts w:ascii="Arial Narrow" w:eastAsia="Arial Narrow" w:hAnsi="Arial Narrow" w:cs="Arial Narrow"/>
+          <w:b/>
+          <w:bCs/>
+          <w:sz w:val="16"/>
+          <w:szCs w:val="16"/>
+        </w:rPr>
+        <w:t xml:space="preserve">DECRETO LEGISLATIVO 807, LEY SOBRE FACULTADES, NORMAS Y ORGANIZACIÓN DEL INDECOPI, publicado el 18 de abril de 1996</w:t>
+      </w:r>
+    </w:p>
+    <w:p>
+      <w:pPr>
+        <w:pStyle w:val="Textonotapie"/>
+        <w:ind w:left="567" w:hanging="567"/>
+        <w:contextualSpacing/>
+        <w:jc w:val="both"/>
+        <w:rPr>
+          <w:rFonts w:ascii="Arial Narrow" w:eastAsia="Arial Narrow" w:hAnsi="Arial Narrow" w:cs="Arial Narrow"/>
+          <w:sz w:val="16"/>
+          <w:szCs w:val="16"/>
+        </w:rPr>
+      </w:pPr>
+      <w:r>
+        <w:rPr>
+          <w:rFonts w:ascii="Arial Narrow" w:eastAsia="Arial Narrow" w:hAnsi="Arial Narrow" w:cs="Arial Narrow"/>
+          <w:sz w:val="16"/>
+          <w:szCs w:val="16"/>
+        </w:rPr>
+        <w:tab/>
+      </w:r>
+      <w:r>
+        <w:rPr>
+          <w:rFonts w:ascii="Arial Narrow" w:eastAsia="Arial Narrow" w:hAnsi="Arial Narrow" w:cs="Arial Narrow"/>
+          <w:b/>
+          <w:bCs/>
+          <w:sz w:val="16"/>
+          <w:szCs w:val="16"/>
+        </w:rPr>
+        <w:t xml:space="preserve">Artículo 26.-</w:t>
+      </w:r>
+      <w:r>
+        <w:rPr>
+          <w:rFonts w:ascii="Arial Narrow" w:eastAsia="Arial Narrow" w:hAnsi="Arial Narrow" w:cs="Arial Narrow"/>
+          <w:sz w:val="16"/>
+          <w:szCs w:val="16"/>
+        </w:rPr>
+        <w:t xml:space="preserve"> Una vez admitida a trámite la denuncia, se correrá traslado de la misma al denunciado, a fin de que éste presente su descargo. El plazo para la presentación del descargo será de cinco (5) días contados desde la notificación, vencido el cual, el Secretario Técnico declarará en rebeldía al denunciado que no lo hubiera presentado.</w:t>
+      </w:r>
+    </w:p>
+    <w:p>
+      <w:pPr>
+        <w:pStyle w:val="Textonotapie"/>
+        <w:ind w:left="567" w:hanging="567"/>
+        <w:contextualSpacing/>
+        <w:jc w:val="both"/>
+        <w:rPr>
+          <w:rFonts w:ascii="Arial Narrow" w:eastAsia="Arial Narrow" w:hAnsi="Arial Narrow" w:cs="Arial Narrow"/>
+          <w:sz w:val="16"/>
+          <w:szCs w:val="16"/>
+        </w:rPr>
+      </w:pPr>
+    </w:p>
+  </w:footnote>
+  <w:footnote w:id="13">
+    <w:p>
+      <w:pPr>
+        <w:pStyle w:val="Textonotapie"/>
+        <w:tabs>
+          <w:tab w:val="left" w:pos="567"/>
+        </w:tabs>
+        <w:ind w:left="567" w:hanging="567"/>
+        <w:contextualSpacing/>
+        <w:jc w:val="both"/>
+        <w:rPr>
+          <w:rFonts w:ascii="Arial Narrow" w:eastAsia="Arial Narrow" w:hAnsi="Arial Narrow" w:cs="Arial Narrow"/>
+          <w:sz w:val="16"/>
+          <w:szCs w:val="16"/>
+        </w:rPr>
+      </w:pPr>
+      <w:r>
+        <w:rPr>
+          <w:rStyle w:val="Refdenotaalpie"/>
+          <w:rFonts w:ascii="Arial Narrow" w:eastAsia="Arial Narrow" w:hAnsi="Arial Narrow" w:cs="Arial Narrow"/>
+          <w:sz w:val="16"/>
+          <w:szCs w:val="16"/>
+          <w:vertAlign w:val="superscript"/>
+        </w:rPr>
+        <w:footnoteRef/>
+      </w:r>
+      <w:r>
+        <w:rPr>
+          <w:rFonts w:ascii="Arial Narrow" w:eastAsia="Arial Narrow" w:hAnsi="Arial Narrow" w:cs="Arial Narrow"/>
+          <w:sz w:val="16"/>
+          <w:szCs w:val="16"/>
+        </w:rPr>
+        <w:tab/>
+      </w:r>
+      <w:r>
+        <w:rPr>
+          <w:rFonts w:ascii="Arial Narrow" w:eastAsia="Arial Narrow" w:hAnsi="Arial Narrow" w:cs="Arial Narrow"/>
+          <w:b/>
+          <w:bCs/>
+          <w:sz w:val="16"/>
+          <w:szCs w:val="16"/>
+        </w:rPr>
+        <w:t xml:space="preserve">DECRETO SUPREMO 006-2026-JUS, TEXTO ÚNICO ORDENADO DE LA LEY 27444, LEY DEL PROCEDIMIENTO ADMINISTRATIVO GENERAL, publicado el 30 de abril de 2026</w:t>
+      </w:r>
+    </w:p>
+    <w:p>
+      <w:pPr>
+        <w:pStyle w:val="Textonotapie"/>
+        <w:ind w:left="567" w:hanging="567"/>
+        <w:contextualSpacing/>
+        <w:jc w:val="both"/>
+        <w:rPr>
+          <w:rFonts w:ascii="Arial Narrow" w:eastAsia="Arial Narrow" w:hAnsi="Arial Narrow" w:cs="Arial Narrow"/>
+          <w:sz w:val="16"/>
+          <w:szCs w:val="16"/>
+        </w:rPr>
+      </w:pPr>
+      <w:r>
+        <w:rPr>
+          <w:rFonts w:ascii="Arial Narrow" w:eastAsia="Arial Narrow" w:hAnsi="Arial Narrow" w:cs="Arial Narrow"/>
+          <w:sz w:val="16"/>
+          <w:szCs w:val="16"/>
+        </w:rPr>
+        <w:tab/>
+      </w:r>
+      <w:r>
+        <w:rPr>
+          <w:rFonts w:ascii="Arial Narrow" w:eastAsia="Arial Narrow" w:hAnsi="Arial Narrow" w:cs="Arial Narrow"/>
+          <w:b/>
+          <w:bCs/>
+          <w:sz w:val="16"/>
+          <w:szCs w:val="16"/>
+        </w:rPr>
+        <w:t xml:space="preserve">Artículo 223.- Contestación de la reclamación</w:t>
+      </w:r>
+    </w:p>
+    <w:p>
+      <w:pPr>
+        <w:pStyle w:val="Textonotapie"/>
+        <w:ind w:left="567" w:hanging="567"/>
+        <w:contextualSpacing/>
+        <w:jc w:val="both"/>
+        <w:rPr>
+          <w:rFonts w:ascii="Arial Narrow" w:eastAsia="Arial Narrow" w:hAnsi="Arial Narrow" w:cs="Arial Narrow"/>
+          <w:sz w:val="16"/>
+          <w:szCs w:val="16"/>
+        </w:rPr>
+      </w:pPr>
+      <w:r>
+        <w:rPr>
+          <w:rFonts w:ascii="Arial Narrow" w:eastAsia="Arial Narrow" w:hAnsi="Arial Narrow" w:cs="Arial Narrow"/>
+          <w:sz w:val="16"/>
+          <w:szCs w:val="16"/>
+        </w:rPr>
+        <w:tab/>
+      </w:r>
+      <w:r>
+        <w:rPr>
+          <w:rFonts w:ascii="Arial Narrow" w:eastAsia="Arial Narrow" w:hAnsi="Arial Narrow" w:cs="Arial Narrow"/>
+          <w:sz w:val="16"/>
+          <w:szCs w:val="16"/>
+        </w:rPr>
+        <w:t xml:space="preserve">223.1 El reclamado deberá presentar la contestación de la reclamación dentro de los quince (15) días posteriores a la notificación de ésta; vencido este plazo, la Administración declarará en rebeldía al reclamado que no la hubiera presentado. La contestación deberá contener los requisitos de los escritos previstos en el artículo 113 de la presente Ley, así como la absolución de todos los asuntos controvertidos de hecho y de derecho, Las alegaciones y los hechos relevantes de la reclamación, salvo que hayan sido específicamente negadas en la contestación, se tendrán por aceptadas o merituadas como ciertas.</w:t>
+      </w:r>
+    </w:p>
+    <w:p>
+      <w:pPr>
+        <w:pStyle w:val="Textonotapie"/>
+        <w:ind w:left="567" w:hanging="567"/>
+        <w:contextualSpacing/>
+        <w:jc w:val="both"/>
+        <w:rPr>
+          <w:rFonts w:ascii="Arial Narrow" w:eastAsia="Arial Narrow" w:hAnsi="Arial Narrow" w:cs="Arial Narrow"/>
+          <w:sz w:val="16"/>
+          <w:szCs w:val="16"/>
+        </w:rPr>
+      </w:pPr>
+    </w:p>
+  </w:footnote>
+  <w:footnote w:id="14">
+    <w:p>
+      <w:pPr>
+        <w:tabs>
+          <w:tab w:val="left" w:pos="567"/>
+        </w:tabs>
+        <w:spacing w:after="0" w:line="240" w:lineRule="auto"/>
+        <w:ind w:left="567" w:hanging="567"/>
+        <w:contextualSpacing/>
+        <w:jc w:val="both"/>
+        <w:rPr>
+          <w:rFonts w:ascii="Arial Narrow" w:eastAsia="Arial Narrow" w:hAnsi="Arial Narrow" w:cs="Arial Narrow"/>
+          <w:sz w:val="16"/>
+          <w:szCs w:val="16"/>
+        </w:rPr>
+      </w:pPr>
+      <w:r>
+        <w:rPr>
+          <w:rStyle w:val="Refdenotaalpie"/>
+          <w:rFonts w:ascii="Arial Narrow" w:eastAsia="Arial Narrow" w:hAnsi="Arial Narrow" w:cs="Arial Narrow"/>
+          <w:sz w:val="16"/>
+          <w:szCs w:val="16"/>
+          <w:vertAlign w:val="superscript"/>
+        </w:rPr>
+        <w:footnoteRef/>
+      </w:r>
+      <w:r>
+        <w:rPr>
+          <w:rFonts w:ascii="Arial Narrow" w:eastAsia="Arial Narrow" w:hAnsi="Arial Narrow" w:cs="Arial Narrow"/>
+          <w:sz w:val="16"/>
+          <w:szCs w:val="16"/>
+          <w:vertAlign w:val="superscript"/>
+        </w:rPr>
+        <w:tab/>
+        <w:t xml:space="preserve"/>
+      </w:r>
+      <w:r>
+        <w:rPr>
+          <w:rFonts w:ascii="Arial Narrow" w:eastAsia="Arial Narrow" w:hAnsi="Arial Narrow" w:cs="Arial Narrow"/>
+          <w:sz w:val="16"/>
+          <w:szCs w:val="16"/>
+        </w:rPr>
+        <w:t xml:space="preserve"> </w:t>
+      </w:r>
+      <w:r>
+        <w:rPr>
+          <w:rFonts w:ascii="Arial Narrow" w:eastAsia="Arial Narrow" w:hAnsi="Arial Narrow" w:cs="Arial Narrow"/>
+          <w:sz w:val="16"/>
+          <w:szCs w:val="16"/>
+        </w:rPr>
+        <w:tab/>
+      </w:r>
+      <w:r>
+        <w:rPr>
+          <w:rFonts w:ascii="Arial Narrow" w:eastAsia="Arial Narrow" w:hAnsi="Arial Narrow" w:cs="Arial Narrow"/>
+          <w:b/>
+          <w:sz w:val="16"/>
+          <w:szCs w:val="16"/>
+        </w:rPr>
+        <w:t>LEY 29571</w:t>
+      </w:r>
+      <w:r>
+        <w:rPr>
+          <w:rFonts w:ascii="Arial Narrow" w:eastAsia="Arial Narrow" w:hAnsi="Arial Narrow" w:cs="Arial Narrow"/>
+          <w:b/>
+          <w:sz w:val="16"/>
+          <w:szCs w:val="16"/>
+        </w:rPr>
+        <w:t>, CÓDIGO DE PROTECCIÓN Y DEFENSA DEL CONSUMIDOR</w:t>
+      </w:r>
+      <w:r>
+        <w:rPr>
+          <w:rFonts w:ascii="Arial Narrow" w:eastAsia="Arial Narrow" w:hAnsi="Arial Narrow" w:cs="Arial Narrow"/>
+          <w:b/>
+          <w:bCs/>
+          <w:sz w:val="16"/>
+          <w:szCs w:val="16"/>
+        </w:rPr>
+        <w:t xml:space="preserve">, </w:t>
+      </w:r>
+      <w:r>
+        <w:rPr>
+          <w:rFonts w:ascii="Arial Narrow" w:eastAsia="Arial Narrow" w:hAnsi="Arial Narrow" w:cs="Arial Narrow"/>
+          <w:b/>
+          <w:sz w:val="16"/>
+          <w:szCs w:val="16"/>
+        </w:rPr>
+        <w:t>publicado el 2 de setiembre de 2010 y modificado por Decreto Legislativo 1308</w:t>
+      </w:r>
+    </w:p>
+    <w:p>
+      <w:pPr>
+        <w:spacing w:after="0" w:line="240" w:lineRule="auto"/>
+        <w:ind w:left="567"/>
+        <w:contextualSpacing/>
+        <w:jc w:val="both"/>
+        <w:rPr>
+          <w:rFonts w:ascii="Arial Narrow" w:eastAsia="Arial Narrow" w:hAnsi="Arial Narrow" w:cs="Arial Narrow"/>
+          <w:b/>
+          <w:sz w:val="16"/>
+          <w:szCs w:val="16"/>
+        </w:rPr>
+      </w:pPr>
+      <w:r>
+        <w:rPr>
+          <w:rFonts w:ascii="Arial Narrow" w:eastAsia="Arial Narrow" w:hAnsi="Arial Narrow" w:cs="Arial Narrow"/>
+          <w:b/>
+          <w:sz w:val="16"/>
+          <w:szCs w:val="16"/>
+        </w:rPr>
+        <w:t>Artículo 110.- Sanciones administrativas</w:t>
+      </w:r>
+    </w:p>
+    <w:p>
+      <w:pPr>
+        <w:spacing w:after="0" w:line="240" w:lineRule="auto"/>
+        <w:ind w:left="567"/>
+        <w:contextualSpacing/>
+        <w:jc w:val="both"/>
+        <w:rPr>
+          <w:rFonts w:ascii="Arial Narrow" w:eastAsia="Arial Narrow" w:hAnsi="Arial Narrow" w:cs="Arial Narrow"/>
+          <w:sz w:val="16"/>
+          <w:szCs w:val="16"/>
+        </w:rPr>
+      </w:pPr>
+      <w:r>
+        <w:rPr>
+          <w:rFonts w:ascii="Arial Narrow" w:eastAsia="Arial Narrow" w:hAnsi="Arial Narrow" w:cs="Arial Narrow"/>
+          <w:sz w:val="16"/>
+          <w:szCs w:val="16"/>
+        </w:rPr>
+        <w:t>El órgano resolutivo puede sancionar las infracciones administrativas a que se refiere el artículo 108 con amonestación y multas de hasta cuatrocientos cincuenta (450) Unidades Impositivas Tributarias (UIT), las cuales son calificadas de la siguiente manera:</w:t>
+      </w:r>
+    </w:p>
+    <w:p>
+      <w:pPr>
+        <w:numPr>
+          <w:ilvl w:val="0"/>
+          <w:numId w:val="2"/>
+        </w:numPr>
+        <w:spacing w:after="0" w:line="240" w:lineRule="auto"/>
+        <w:ind w:left="426" w:firstLine="141"/>
+        <w:contextualSpacing/>
+        <w:jc w:val="both"/>
+        <w:rPr>
+          <w:rFonts w:ascii="Arial Narrow" w:eastAsia="Arial Narrow" w:hAnsi="Arial Narrow" w:cs="Arial Narrow"/>
+          <w:sz w:val="16"/>
+          <w:szCs w:val="16"/>
+        </w:rPr>
+      </w:pPr>
+      <w:r>
+        <w:rPr>
+          <w:rFonts w:ascii="Arial Narrow" w:eastAsia="Arial Narrow" w:hAnsi="Arial Narrow" w:cs="Arial Narrow"/>
+          <w:sz w:val="16"/>
+          <w:szCs w:val="16"/>
+        </w:rPr>
+        <w:t>Infracciones leves, con una amonestación o con una multa de hasta cincuenta (50) UIT.</w:t>
+      </w:r>
+    </w:p>
+    <w:p>
+      <w:pPr>
+        <w:numPr>
+          <w:ilvl w:val="0"/>
+          <w:numId w:val="2"/>
+        </w:numPr>
+        <w:spacing w:after="0" w:line="240" w:lineRule="auto"/>
+        <w:ind w:left="426" w:firstLine="141"/>
+        <w:contextualSpacing/>
+        <w:jc w:val="both"/>
+        <w:rPr>
+          <w:rFonts w:ascii="Arial Narrow" w:eastAsia="Arial Narrow" w:hAnsi="Arial Narrow" w:cs="Arial Narrow"/>
+          <w:sz w:val="16"/>
+          <w:szCs w:val="16"/>
+        </w:rPr>
+      </w:pPr>
+      <w:r>
+        <w:rPr>
+          <w:rFonts w:ascii="Arial Narrow" w:eastAsia="Arial Narrow" w:hAnsi="Arial Narrow" w:cs="Arial Narrow"/>
+          <w:sz w:val="16"/>
+          <w:szCs w:val="16"/>
+        </w:rPr>
+        <w:t>Infracciones graves, con una multa de hasta ciento cincuenta (150) UIT.</w:t>
+      </w:r>
+    </w:p>
+    <w:p>
+      <w:pPr>
+        <w:numPr>
+          <w:ilvl w:val="0"/>
+          <w:numId w:val="2"/>
+        </w:numPr>
+        <w:spacing w:after="0" w:line="240" w:lineRule="auto"/>
+        <w:ind w:left="426" w:firstLine="141"/>
+        <w:contextualSpacing/>
+        <w:jc w:val="both"/>
+        <w:rPr>
+          <w:rFonts w:ascii="Arial Narrow" w:eastAsia="Arial Narrow" w:hAnsi="Arial Narrow" w:cs="Arial Narrow"/>
+          <w:sz w:val="16"/>
+          <w:szCs w:val="16"/>
+        </w:rPr>
+      </w:pPr>
+      <w:r>
+        <w:rPr>
+          <w:rFonts w:ascii="Arial Narrow" w:eastAsia="Arial Narrow" w:hAnsi="Arial Narrow" w:cs="Arial Narrow"/>
+          <w:sz w:val="16"/>
+          <w:szCs w:val="16"/>
+        </w:rPr>
+        <w:t>Infracciones muy graves, con una multa de hasta cuatrocientos cincuenta (450) UIT.</w:t>
+      </w:r>
+    </w:p>
+    <w:p>
+      <w:pPr>
+        <w:spacing w:after="0" w:line="240" w:lineRule="auto"/>
+        <w:ind w:left="567"/>
+        <w:contextualSpacing/>
+        <w:jc w:val="both"/>
+        <w:rPr>
+          <w:rFonts w:ascii="Arial Narrow" w:eastAsia="Arial Narrow" w:hAnsi="Arial Narrow" w:cs="Arial Narrow"/>
+          <w:sz w:val="16"/>
+          <w:szCs w:val="16"/>
+        </w:rPr>
+      </w:pPr>
+      <w:r>
+        <w:rPr>
+          <w:rFonts w:ascii="Arial Narrow" w:eastAsia="Arial Narrow" w:hAnsi="Arial Narrow" w:cs="Arial Narrow"/>
+          <w:sz w:val="16"/>
+          <w:szCs w:val="16"/>
+        </w:rPr>
+        <w:t>(…).</w:t>
+      </w:r>
+    </w:p>
+    <w:p>
+      <w:pPr>
+        <w:spacing w:after="0" w:line="240" w:lineRule="auto"/>
+        <w:ind w:left="567" w:hanging="567"/>
+        <w:contextualSpacing/>
+        <w:jc w:val="both"/>
+        <w:rPr>
+          <w:rFonts w:ascii="Arial Narrow" w:eastAsia="Arial Narrow" w:hAnsi="Arial Narrow" w:cs="Arial Narrow"/>
+          <w:sz w:val="16"/>
+          <w:szCs w:val="16"/>
+        </w:rPr>
+      </w:pPr>
+    </w:p>
+  </w:footnote>
+  <w:footnote w:id="15">
+    <w:p>
+      <w:pPr>
+        <w:tabs>
+          <w:tab w:val="left" w:pos="567"/>
+        </w:tabs>
+        <w:spacing w:after="0" w:line="240" w:lineRule="auto"/>
+        <w:ind w:left="567" w:hanging="567"/>
+        <w:contextualSpacing/>
+        <w:jc w:val="both"/>
+        <w:rPr>
+          <w:rFonts w:ascii="Arial Narrow" w:eastAsia="Arial Narrow" w:hAnsi="Arial Narrow" w:cs="Arial Narrow"/>
+          <w:b/>
+          <w:bCs/>
+          <w:sz w:val="16"/>
+          <w:szCs w:val="16"/>
+        </w:rPr>
+      </w:pPr>
+      <w:r>
+        <w:rPr>
+          <w:rStyle w:val="Refdenotaalpie"/>
+          <w:rFonts w:ascii="Arial Narrow" w:eastAsia="Arial Narrow" w:hAnsi="Arial Narrow" w:cs="Arial Narrow"/>
+          <w:sz w:val="16"/>
+          <w:szCs w:val="16"/>
+          <w:vertAlign w:val="superscript"/>
+        </w:rPr>
+        <w:footnoteRef/>
+      </w:r>
+      <w:r>
+        <w:rPr>
+          <w:rFonts w:ascii="Arial Narrow" w:eastAsia="Arial Narrow" w:hAnsi="Arial Narrow" w:cs="Arial Narrow"/>
+          <w:sz w:val="16"/>
+          <w:szCs w:val="16"/>
+        </w:rPr>
+        <w:tab/>
+        <w:t xml:space="preserve"/>
+      </w:r>
+      <w:r>
+        <w:rPr>
+          <w:rFonts w:ascii="Arial Narrow" w:eastAsia="Arial Narrow" w:hAnsi="Arial Narrow" w:cs="Arial Narrow"/>
+          <w:sz w:val="16"/>
+          <w:szCs w:val="16"/>
+        </w:rPr>
+        <w:tab/>
+      </w:r>
+      <w:r>
+        <w:rPr>
+          <w:rFonts w:ascii="Arial Narrow" w:eastAsia="Arial Narrow" w:hAnsi="Arial Narrow" w:cs="Arial Narrow"/>
+          <w:b/>
+          <w:bCs/>
+          <w:sz w:val="16"/>
+          <w:szCs w:val="16"/>
+        </w:rPr>
+        <w:t>LEY 29571, CÓDIGO DE PROTECCIÓN Y DEFENSA DEL CONSUMIDOR, publicado el 2 de setiembre de 2010 y modificado por Decreto Legislativo 1308</w:t>
+      </w:r>
+    </w:p>
+    <w:p>
+      <w:pPr>
+        <w:spacing w:after="0" w:line="240" w:lineRule="auto"/>
+        <w:ind w:left="567"/>
+        <w:contextualSpacing/>
+        <w:jc w:val="both"/>
+        <w:rPr>
+          <w:rFonts w:ascii="Arial Narrow" w:eastAsia="Arial Narrow" w:hAnsi="Arial Narrow" w:cs="Arial Narrow"/>
+          <w:sz w:val="16"/>
+          <w:szCs w:val="16"/>
+        </w:rPr>
+      </w:pPr>
+      <w:r>
+        <w:rPr>
+          <w:rFonts w:ascii="Arial Narrow" w:eastAsia="Arial Narrow" w:hAnsi="Arial Narrow" w:cs="Arial Narrow"/>
+          <w:b/>
+          <w:bCs/>
+          <w:sz w:val="16"/>
+          <w:szCs w:val="16"/>
+        </w:rPr>
+        <w:t>Artículo 114.-</w:t>
+      </w:r>
+      <w:r>
+        <w:rPr>
+          <w:rFonts w:ascii="Arial Narrow" w:eastAsia="Arial Narrow" w:hAnsi="Arial Narrow" w:cs="Arial Narrow"/>
+          <w:b/>
+          <w:sz w:val="16"/>
+          <w:szCs w:val="16"/>
+        </w:rPr>
+        <w:t xml:space="preserve"> Medidas correctivas</w:t>
+      </w:r>
+    </w:p>
+    <w:p>
+      <w:pPr>
+        <w:spacing w:after="0" w:line="240" w:lineRule="auto"/>
+        <w:ind w:left="567"/>
+        <w:contextualSpacing/>
+        <w:jc w:val="both"/>
+        <w:rPr>
+          <w:rFonts w:ascii="Arial Narrow" w:eastAsia="Arial Narrow" w:hAnsi="Arial Narrow" w:cs="Arial Narrow"/>
+          <w:sz w:val="16"/>
+          <w:szCs w:val="16"/>
+        </w:rPr>
+      </w:pPr>
+      <w:r>
+        <w:rPr>
+          <w:rFonts w:ascii="Arial Narrow" w:eastAsia="Arial Narrow" w:hAnsi="Arial Narrow" w:cs="Arial Narrow"/>
+          <w:sz w:val="16"/>
+          <w:szCs w:val="16"/>
+        </w:rPr>
+        <w:t>Sin perjuicio de la sanción administrativa que corresponda al proveedor por una infracción al presente Código, el Indecopi puede dictar, en calidad de mandatos, medidas correctivas reparadoras y complementarias.</w:t>
+      </w:r>
+    </w:p>
+    <w:p>
+      <w:pPr>
+        <w:spacing w:after="0" w:line="240" w:lineRule="auto"/>
+        <w:ind w:left="567"/>
+        <w:contextualSpacing/>
+        <w:jc w:val="both"/>
+        <w:rPr>
+          <w:rFonts w:ascii="Arial Narrow" w:eastAsia="Arial Narrow" w:hAnsi="Arial Narrow" w:cs="Arial Narrow"/>
+          <w:sz w:val="16"/>
+          <w:szCs w:val="16"/>
+        </w:rPr>
+      </w:pPr>
+      <w:r>
+        <w:rPr>
+          <w:rFonts w:ascii="Arial Narrow" w:eastAsia="Arial Narrow" w:hAnsi="Arial Narrow" w:cs="Arial Narrow"/>
+          <w:sz w:val="16"/>
+          <w:szCs w:val="16"/>
+        </w:rPr>
+        <w:t>Las medidas correctivas reparadoras pueden dictarse a pedido de parte o de oficio, siempre y cuando sean expresamente informadas sobre esa posibilidad en la notificación de cargo al proveedor por la autoridad encargada del procedimiento.</w:t>
+      </w:r>
+    </w:p>
+    <w:p>
+      <w:pPr>
+        <w:spacing w:after="0" w:line="240" w:lineRule="auto"/>
+        <w:ind w:left="567"/>
+        <w:contextualSpacing/>
+        <w:jc w:val="both"/>
+        <w:rPr>
+          <w:rFonts w:ascii="Arial Narrow" w:eastAsia="Arial Narrow" w:hAnsi="Arial Narrow" w:cs="Arial Narrow"/>
+          <w:sz w:val="16"/>
+          <w:szCs w:val="16"/>
+        </w:rPr>
+      </w:pPr>
+      <w:r>
+        <w:rPr>
+          <w:rFonts w:ascii="Arial Narrow" w:eastAsia="Arial Narrow" w:hAnsi="Arial Narrow" w:cs="Arial Narrow"/>
+          <w:sz w:val="16"/>
+          <w:szCs w:val="16"/>
+        </w:rPr>
+        <w:t>Las medidas correctivas complementarias pueden dictarse de oficio o a pedido de parte.</w:t>
+      </w:r>
+    </w:p>
+    <w:p>
+      <w:pPr>
+        <w:spacing w:after="0" w:line="240" w:lineRule="auto"/>
+        <w:ind w:left="567"/>
+        <w:contextualSpacing/>
+        <w:jc w:val="both"/>
+        <w:rPr>
+          <w:rFonts w:ascii="Arial Narrow" w:eastAsia="Arial Narrow" w:hAnsi="Arial Narrow" w:cs="Arial Narrow"/>
+          <w:sz w:val="16"/>
+          <w:szCs w:val="16"/>
+        </w:rPr>
+      </w:pPr>
+      <w:r>
+        <w:rPr>
+          <w:rFonts w:ascii="Arial Narrow" w:eastAsia="Arial Narrow" w:hAnsi="Arial Narrow" w:cs="Arial Narrow"/>
+          <w:b/>
+          <w:sz w:val="16"/>
+          <w:szCs w:val="16"/>
+        </w:rPr>
+        <w:t>Artículo 115.- Medidas correctivas reparadoras</w:t>
+      </w:r>
+    </w:p>
+    <w:p>
+      <w:pPr>
+        <w:spacing w:after="0" w:line="240" w:lineRule="auto"/>
+        <w:ind w:left="567"/>
+        <w:contextualSpacing/>
+        <w:jc w:val="both"/>
+        <w:rPr>
+          <w:rFonts w:ascii="Arial Narrow" w:eastAsia="Arial Narrow" w:hAnsi="Arial Narrow" w:cs="Arial Narrow"/>
+          <w:sz w:val="16"/>
+          <w:szCs w:val="16"/>
+        </w:rPr>
+      </w:pPr>
+      <w:r>
+        <w:rPr>
+          <w:rFonts w:ascii="Arial Narrow" w:eastAsia="Arial Narrow" w:hAnsi="Arial Narrow" w:cs="Arial Narrow"/>
+          <w:sz w:val="16"/>
+          <w:szCs w:val="16"/>
+        </w:rPr>
+        <w:t>115.1 Las medidas correctivas reparadoras tienen el objeto de resarcir las consecuencias patrimoniales directas e inmediatas ocasionadas al consumidor por la infracción administrativa a su estado anterior. En caso el órgano resolutivo dicte una o varias medidas correctivas, debe considerar lo acordado por las partes durante la relación de consumo. Las medidas correctivas reparadoras pueden consistir en ordenar al proveedor infractor lo siguiente:</w:t>
+      </w:r>
+    </w:p>
+    <w:p>
+      <w:pPr>
+        <w:numPr>
+          <w:ilvl w:val="0"/>
+          <w:numId w:val="1"/>
+        </w:numPr>
+        <w:spacing w:after="0" w:line="240" w:lineRule="auto"/>
+        <w:ind w:left="567" w:firstLine="0"/>
+        <w:contextualSpacing/>
+        <w:jc w:val="both"/>
+        <w:rPr>
+          <w:rFonts w:ascii="Arial Narrow" w:eastAsia="Arial Narrow" w:hAnsi="Arial Narrow" w:cs="Arial Narrow"/>
+          <w:sz w:val="16"/>
+          <w:szCs w:val="16"/>
+        </w:rPr>
+      </w:pPr>
+      <w:r>
+        <w:rPr>
+          <w:rFonts w:ascii="Arial Narrow" w:eastAsia="Arial Narrow" w:hAnsi="Arial Narrow" w:cs="Arial Narrow"/>
+          <w:sz w:val="16"/>
+          <w:szCs w:val="16"/>
+        </w:rPr>
+        <w:t>Reparar productos.</w:t>
+      </w:r>
+    </w:p>
+    <w:p>
+      <w:pPr>
+        <w:numPr>
+          <w:ilvl w:val="0"/>
+          <w:numId w:val="1"/>
+        </w:numPr>
+        <w:spacing w:after="0" w:line="240" w:lineRule="auto"/>
+        <w:ind w:left="567" w:firstLine="0"/>
+        <w:contextualSpacing/>
+        <w:jc w:val="both"/>
+        <w:rPr>
+          <w:rFonts w:ascii="Arial Narrow" w:eastAsia="Arial Narrow" w:hAnsi="Arial Narrow" w:cs="Arial Narrow"/>
+          <w:sz w:val="16"/>
+          <w:szCs w:val="16"/>
+        </w:rPr>
+      </w:pPr>
+      <w:r>
+        <w:rPr>
+          <w:rFonts w:ascii="Arial Narrow" w:eastAsia="Arial Narrow" w:hAnsi="Arial Narrow" w:cs="Arial Narrow"/>
+          <w:sz w:val="16"/>
+          <w:szCs w:val="16"/>
+        </w:rPr>
+        <w:t>Cambiar productos por otros de idénticas o similares características, cuando la reparación no sea posible o no resulte razonable según las circunstancias.</w:t>
+      </w:r>
+    </w:p>
+    <w:p>
+      <w:pPr>
+        <w:numPr>
+          <w:ilvl w:val="0"/>
+          <w:numId w:val="1"/>
+        </w:numPr>
+        <w:spacing w:after="0" w:line="240" w:lineRule="auto"/>
+        <w:ind w:left="567" w:firstLine="0"/>
+        <w:contextualSpacing/>
+        <w:jc w:val="both"/>
+        <w:rPr>
+          <w:rFonts w:ascii="Arial Narrow" w:eastAsia="Arial Narrow" w:hAnsi="Arial Narrow" w:cs="Arial Narrow"/>
+          <w:sz w:val="16"/>
+          <w:szCs w:val="16"/>
+        </w:rPr>
+      </w:pPr>
+      <w:r>
+        <w:rPr>
+          <w:rFonts w:ascii="Arial Narrow" w:eastAsia="Arial Narrow" w:hAnsi="Arial Narrow" w:cs="Arial Narrow"/>
+          <w:sz w:val="16"/>
+          <w:szCs w:val="16"/>
+        </w:rPr>
+        <w:t>Entregar un producto de idénticas características o, cuando esto no resulte posible, de similares características, en los supuestos de pérdida o deterioro atribuible al proveedor y siempre que exista interés del consumidor.</w:t>
+      </w:r>
+    </w:p>
+    <w:p>
+      <w:pPr>
+        <w:numPr>
+          <w:ilvl w:val="0"/>
+          <w:numId w:val="1"/>
+        </w:numPr>
+        <w:spacing w:after="0" w:line="240" w:lineRule="auto"/>
+        <w:ind w:left="567" w:firstLine="0"/>
+        <w:contextualSpacing/>
+        <w:jc w:val="both"/>
+        <w:rPr>
+          <w:rFonts w:ascii="Arial Narrow" w:eastAsia="Arial Narrow" w:hAnsi="Arial Narrow" w:cs="Arial Narrow"/>
+          <w:sz w:val="16"/>
+          <w:szCs w:val="16"/>
+        </w:rPr>
+      </w:pPr>
+      <w:r>
+        <w:rPr>
+          <w:rFonts w:ascii="Arial Narrow" w:eastAsia="Arial Narrow" w:hAnsi="Arial Narrow" w:cs="Arial Narrow"/>
+          <w:sz w:val="16"/>
+          <w:szCs w:val="16"/>
+        </w:rPr>
+        <w:t>Cumplir con ejecutar la prestación u obligación asumida; y si esto no resulte posible o no sea razonable, otra de efectos equivalentes, incluyendo prestaciones dinerarias.</w:t>
+      </w:r>
+    </w:p>
+    <w:p>
+      <w:pPr>
+        <w:numPr>
+          <w:ilvl w:val="0"/>
+          <w:numId w:val="1"/>
+        </w:numPr>
+        <w:spacing w:after="0" w:line="240" w:lineRule="auto"/>
+        <w:ind w:left="567" w:firstLine="0"/>
+        <w:contextualSpacing/>
+        <w:jc w:val="both"/>
+        <w:rPr>
+          <w:rFonts w:ascii="Arial Narrow" w:eastAsia="Arial Narrow" w:hAnsi="Arial Narrow" w:cs="Arial Narrow"/>
+          <w:sz w:val="16"/>
+          <w:szCs w:val="16"/>
+        </w:rPr>
+      </w:pPr>
+      <w:r>
+        <w:rPr>
+          <w:rFonts w:ascii="Arial Narrow" w:eastAsia="Arial Narrow" w:hAnsi="Arial Narrow" w:cs="Arial Narrow"/>
+          <w:sz w:val="16"/>
+          <w:szCs w:val="16"/>
+        </w:rPr>
+        <w:t>Cumplir con ejecutar otras prestaciones u obligaciones legales o convencionales a su cargo.</w:t>
+      </w:r>
+    </w:p>
+    <w:p>
+      <w:pPr>
+        <w:numPr>
+          <w:ilvl w:val="0"/>
+          <w:numId w:val="1"/>
+        </w:numPr>
+        <w:spacing w:after="0" w:line="240" w:lineRule="auto"/>
+        <w:ind w:left="567" w:firstLine="0"/>
+        <w:contextualSpacing/>
+        <w:jc w:val="both"/>
+        <w:rPr>
+          <w:rFonts w:ascii="Arial Narrow" w:eastAsia="Arial Narrow" w:hAnsi="Arial Narrow" w:cs="Arial Narrow"/>
+          <w:sz w:val="16"/>
+          <w:szCs w:val="16"/>
+        </w:rPr>
+      </w:pPr>
+      <w:r>
+        <w:rPr>
+          <w:rFonts w:ascii="Arial Narrow" w:eastAsia="Arial Narrow" w:hAnsi="Arial Narrow" w:cs="Arial Narrow"/>
+          <w:sz w:val="16"/>
+          <w:szCs w:val="16"/>
+        </w:rPr>
+        <w:t>Devolver la contraprestación pagada por el consumidor, más los intereses legales correspondientes, cuando la reparación, reposición, o cumplimiento de la prestación u obligación, según sea el caso, no resulte posible o no sea razonable según las circunstancias.</w:t>
+      </w:r>
+    </w:p>
+    <w:p>
+      <w:pPr>
+        <w:numPr>
+          <w:ilvl w:val="0"/>
+          <w:numId w:val="1"/>
+        </w:numPr>
+        <w:spacing w:after="0" w:line="240" w:lineRule="auto"/>
+        <w:ind w:left="567" w:firstLine="0"/>
+        <w:contextualSpacing/>
+        <w:jc w:val="both"/>
+        <w:rPr>
+          <w:rFonts w:ascii="Arial Narrow" w:eastAsia="Arial Narrow" w:hAnsi="Arial Narrow" w:cs="Arial Narrow"/>
+          <w:sz w:val="16"/>
+          <w:szCs w:val="16"/>
+        </w:rPr>
+      </w:pPr>
+      <w:r>
+        <w:rPr>
+          <w:rFonts w:ascii="Arial Narrow" w:eastAsia="Arial Narrow" w:hAnsi="Arial Narrow" w:cs="Arial Narrow"/>
+          <w:sz w:val="16"/>
+          <w:szCs w:val="16"/>
+        </w:rPr>
+        <w:t>En los supuestos de pagos indebidos o en exceso, devolver estos montos, más los intereses correspondientes.</w:t>
+      </w:r>
+    </w:p>
+    <w:p>
+      <w:pPr>
+        <w:numPr>
+          <w:ilvl w:val="0"/>
+          <w:numId w:val="1"/>
+        </w:numPr>
+        <w:spacing w:after="0" w:line="240" w:lineRule="auto"/>
+        <w:ind w:left="567" w:firstLine="0"/>
+        <w:contextualSpacing/>
+        <w:jc w:val="both"/>
+        <w:rPr>
+          <w:rFonts w:ascii="Arial Narrow" w:eastAsia="Arial Narrow" w:hAnsi="Arial Narrow" w:cs="Arial Narrow"/>
+          <w:sz w:val="16"/>
+          <w:szCs w:val="16"/>
+        </w:rPr>
+      </w:pPr>
+      <w:r>
+        <w:rPr>
+          <w:rFonts w:ascii="Arial Narrow" w:eastAsia="Arial Narrow" w:hAnsi="Arial Narrow" w:cs="Arial Narrow"/>
+          <w:sz w:val="16"/>
+          <w:szCs w:val="16"/>
+        </w:rPr>
+        <w:t>Pagar los gastos incurridos por el consumidor para mitigar las consecuencias de la infracción administrativa.</w:t>
+      </w:r>
+    </w:p>
+    <w:p>
+      <w:pPr>
+        <w:numPr>
+          <w:ilvl w:val="0"/>
+          <w:numId w:val="1"/>
+        </w:numPr>
+        <w:spacing w:after="0" w:line="240" w:lineRule="auto"/>
+        <w:ind w:left="567" w:firstLine="0"/>
+        <w:contextualSpacing/>
+        <w:jc w:val="both"/>
+        <w:rPr>
+          <w:rFonts w:ascii="Arial Narrow" w:eastAsia="Arial Narrow" w:hAnsi="Arial Narrow" w:cs="Arial Narrow"/>
+          <w:sz w:val="16"/>
+          <w:szCs w:val="16"/>
+        </w:rPr>
+      </w:pPr>
+      <w:r>
+        <w:rPr>
+          <w:rFonts w:ascii="Arial Narrow" w:eastAsia="Arial Narrow" w:hAnsi="Arial Narrow" w:cs="Arial Narrow"/>
+          <w:sz w:val="16"/>
+          <w:szCs w:val="16"/>
+        </w:rPr>
+        <w:t>Otras medidas reparadoras análogas de efectos equivalentes a las anteriores.</w:t>
+      </w:r>
+    </w:p>
+    <w:p>
+      <w:pPr>
+        <w:pStyle w:val="Sinespaciado"/>
+        <w:ind w:left="567"/>
+        <w:contextualSpacing/>
+        <w:jc w:val="both"/>
+        <w:rPr>
+          <w:rFonts w:ascii="Arial Narrow" w:eastAsia="Arial Narrow" w:hAnsi="Arial Narrow" w:cs="Arial Narrow"/>
+          <w:sz w:val="16"/>
+          <w:szCs w:val="16"/>
+        </w:rPr>
+      </w:pPr>
+      <w:r>
+        <w:rPr>
+          <w:rFonts w:ascii="Arial Narrow" w:eastAsia="Arial Narrow" w:hAnsi="Arial Narrow" w:cs="Arial Narrow"/>
+          <w:sz w:val="16"/>
+          <w:szCs w:val="16"/>
+        </w:rPr>
+        <w:t>115.2 Las medidas correctivas reparadoras no pueden ser solicitadas de manera acumulativa conjunta, pudiendo plantearse de manera alternativa o subsidiaria, con excepción de la medida correctiva señalada en el literal h) que puede solicitarse conjuntamente con otra medida correctiva. Cuando los órganos competentes del Indecopi se pronuncian respecto de una medida correctiva reparadora, aplican el principio de congruencia procesal.</w:t>
+      </w:r>
+    </w:p>
+    <w:p>
+      <w:pPr>
+        <w:spacing w:after="0" w:line="240" w:lineRule="auto"/>
+        <w:ind w:left="567"/>
+        <w:contextualSpacing/>
+        <w:jc w:val="both"/>
+        <w:rPr>
+          <w:rFonts w:ascii="Arial Narrow" w:eastAsia="Arial Narrow" w:hAnsi="Arial Narrow" w:cs="Arial Narrow"/>
+          <w:sz w:val="16"/>
+          <w:szCs w:val="16"/>
+        </w:rPr>
+      </w:pPr>
+      <w:r>
+        <w:rPr>
+          <w:rFonts w:ascii="Arial Narrow" w:eastAsia="Arial Narrow" w:hAnsi="Arial Narrow" w:cs="Arial Narrow"/>
+          <w:sz w:val="16"/>
+          <w:szCs w:val="16"/>
+        </w:rPr>
+        <w:t>115.3 Las medidas correctivas reparadoras pueden solicitarse en cualquier momento hasta antes de la notificación de cargo al proveedor, sin perjuicio de la facultad de secretaría técnica de la comisión de requerir al consumidor que precise la medida correctiva materia de solicitud. El consumidor puede variar su solicitud de medida correctiva hasta antes de la decisión de primera instancia, en cuyo caso se confiere traslado al proveedor para que formule su descargo.</w:t>
+      </w:r>
+    </w:p>
+    <w:p>
+      <w:pPr>
+        <w:spacing w:after="0" w:line="240" w:lineRule="auto"/>
+        <w:ind w:left="567"/>
+        <w:contextualSpacing/>
+        <w:jc w:val="both"/>
+        <w:rPr>
+          <w:rFonts w:ascii="Arial Narrow" w:eastAsia="Arial Narrow" w:hAnsi="Arial Narrow" w:cs="Arial Narrow"/>
+          <w:sz w:val="16"/>
+          <w:szCs w:val="16"/>
+        </w:rPr>
+      </w:pPr>
+      <w:r>
+        <w:rPr>
+          <w:rFonts w:ascii="Arial Narrow" w:eastAsia="Arial Narrow" w:hAnsi="Arial Narrow" w:cs="Arial Narrow"/>
+          <w:sz w:val="16"/>
+          <w:szCs w:val="16"/>
+        </w:rPr>
+        <w:t>115.4 Corresponde al consumidor que solicita el dictado de la medida correctiva reparadora probar las consecuencias patrimoniales directas e inmediatas causadas por la comisión de la infracción administrativa.</w:t>
+      </w:r>
+    </w:p>
+    <w:p>
+      <w:pPr>
+        <w:spacing w:after="0" w:line="240" w:lineRule="auto"/>
+        <w:ind w:left="567"/>
+        <w:contextualSpacing/>
+        <w:jc w:val="both"/>
+        <w:rPr>
+          <w:rFonts w:ascii="Arial Narrow" w:eastAsia="Arial Narrow" w:hAnsi="Arial Narrow" w:cs="Arial Narrow"/>
+          <w:sz w:val="16"/>
+          <w:szCs w:val="16"/>
+        </w:rPr>
+      </w:pPr>
+      <w:r>
+        <w:rPr>
+          <w:rFonts w:ascii="Arial Narrow" w:eastAsia="Arial Narrow" w:hAnsi="Arial Narrow" w:cs="Arial Narrow"/>
+          <w:sz w:val="16"/>
+          <w:szCs w:val="16"/>
+        </w:rPr>
+        <w:t>115.5 Los bienes o montos objeto de medidas correctivas reparadoras son entregados por el proveedor directamente al consumidor que los reclama, salvo mandato distinto contenido en la resolución. Aquellos bienes o montos materia de una medida correctiva reparadora, que por algún motivo se encuentran en posesión del Indecopi y deban ser entregados a los consumidores beneficiados, son puestos a disposición de estos.</w:t>
+      </w:r>
+    </w:p>
+    <w:p>
+      <w:pPr>
+        <w:spacing w:after="0" w:line="240" w:lineRule="auto"/>
+        <w:ind w:left="567"/>
+        <w:contextualSpacing/>
+        <w:jc w:val="both"/>
+        <w:rPr>
+          <w:rFonts w:ascii="Arial Narrow" w:eastAsia="Arial Narrow" w:hAnsi="Arial Narrow" w:cs="Arial Narrow"/>
+          <w:sz w:val="16"/>
+          <w:szCs w:val="16"/>
+        </w:rPr>
+      </w:pPr>
+      <w:r>
+        <w:rPr>
+          <w:rFonts w:ascii="Arial Narrow" w:eastAsia="Arial Narrow" w:hAnsi="Arial Narrow" w:cs="Arial Narrow"/>
+          <w:sz w:val="16"/>
+          <w:szCs w:val="16"/>
+        </w:rPr>
+        <w:t>115.6 El extremo de la resolución final que ordena el cumplimiento de una medida correctiva reparadora a favor del consumidor constituye título ejecutivo conforme con lo dispuesto en el artículo 688 del Código Procesal Civil, una vez que quedan consentidas o causan estado en la vía administrativa. La legitimidad para obrar en los procesos civiles de ejecución corresponde a los consumidores beneficiados con la medida correctiva reparadora.</w:t>
+      </w:r>
+    </w:p>
+    <w:p>
+      <w:pPr>
+        <w:spacing w:after="0" w:line="240" w:lineRule="auto"/>
+        <w:ind w:left="567"/>
+        <w:contextualSpacing/>
+        <w:jc w:val="both"/>
+        <w:rPr>
+          <w:rFonts w:ascii="Arial Narrow" w:eastAsia="Arial Narrow" w:hAnsi="Arial Narrow" w:cs="Arial Narrow"/>
+          <w:sz w:val="16"/>
+          <w:szCs w:val="16"/>
+        </w:rPr>
+      </w:pPr>
+      <w:r>
+        <w:rPr>
+          <w:rFonts w:ascii="Arial Narrow" w:eastAsia="Arial Narrow" w:hAnsi="Arial Narrow" w:cs="Arial Narrow"/>
+          <w:sz w:val="16"/>
+          <w:szCs w:val="16"/>
+        </w:rPr>
+        <w:t>115.7 Las medidas correctivas reparadoras como mandatos dirigidos a resarcir las consecuencias patrimoniales directas e inmediatas originadas por la infracción buscan corregir la conducta infractora y no tienen naturaleza indemnizatoria; son dictadas sin perjuicio de la indemnización por los daños y perjuicios que el consumidor puede solicitar en la vía judicial o arbitral correspondiente. No obstante, se descuenta de la indemnización patrimonial aquella satisfacción patrimonial deducible que el consumidor haya recibido a consecuencia del dictado de una medida correctiva reparadora en sede administrativa.</w:t>
+      </w:r>
+    </w:p>
+    <w:p>
+      <w:pPr>
+        <w:spacing w:after="0" w:line="240" w:lineRule="auto"/>
+        <w:ind w:left="567"/>
+        <w:contextualSpacing/>
+        <w:jc w:val="both"/>
+        <w:rPr>
+          <w:rFonts w:ascii="Arial Narrow" w:eastAsia="Arial Narrow" w:hAnsi="Arial Narrow" w:cs="Arial Narrow"/>
+          <w:b/>
+          <w:bCs/>
+          <w:sz w:val="16"/>
+          <w:szCs w:val="16"/>
+        </w:rPr>
+      </w:pPr>
+      <w:r>
+        <w:rPr>
+          <w:rFonts w:ascii="Arial Narrow" w:eastAsia="Arial Narrow" w:hAnsi="Arial Narrow" w:cs="Arial Narrow"/>
+          <w:b/>
+          <w:bCs/>
+          <w:sz w:val="16"/>
+          <w:szCs w:val="16"/>
+        </w:rPr>
+        <w:t>Artículo 116.- Medidas correctivas complementarias</w:t>
+      </w:r>
+    </w:p>
+    <w:p>
+      <w:pPr>
+        <w:spacing w:after="0" w:line="240" w:lineRule="auto"/>
+        <w:ind w:left="567"/>
+        <w:contextualSpacing/>
+        <w:jc w:val="both"/>
+        <w:rPr>
+          <w:rFonts w:ascii="Arial Narrow" w:eastAsia="Arial Narrow" w:hAnsi="Arial Narrow" w:cs="Arial Narrow"/>
+          <w:sz w:val="16"/>
+          <w:szCs w:val="16"/>
+        </w:rPr>
+      </w:pPr>
+      <w:r>
+        <w:rPr>
+          <w:rFonts w:ascii="Arial Narrow" w:eastAsia="Arial Narrow" w:hAnsi="Arial Narrow" w:cs="Arial Narrow"/>
+          <w:sz w:val="16"/>
+          <w:szCs w:val="16"/>
+        </w:rPr>
+        <w:t>Las medidas correctivas complementarias tienen el objeto de revertir los efectos de la conducta infractora o evitar que esta se produzca nuevamente en el futuro y pueden ser, entre otras, las siguientes:</w:t>
+      </w:r>
+    </w:p>
+    <w:p>
+      <w:pPr>
+        <w:spacing w:after="0" w:line="240" w:lineRule="auto"/>
+        <w:ind w:left="567"/>
+        <w:contextualSpacing/>
+        <w:jc w:val="both"/>
+        <w:rPr>
+          <w:rFonts w:ascii="Arial Narrow" w:eastAsia="Arial Narrow" w:hAnsi="Arial Narrow" w:cs="Arial Narrow"/>
+          <w:sz w:val="16"/>
+          <w:szCs w:val="16"/>
+        </w:rPr>
+      </w:pPr>
+      <w:r>
+        <w:rPr>
+          <w:rFonts w:ascii="Arial Narrow" w:eastAsia="Arial Narrow" w:hAnsi="Arial Narrow" w:cs="Arial Narrow"/>
+          <w:sz w:val="16"/>
+          <w:szCs w:val="16"/>
+        </w:rPr>
+        <w:t>a. Que el proveedor cumpla con atender la solicitud de información requerida por el consumidor, siempre que dicho requerimiento guarde relación con el producto adquirido o servicio contratado.</w:t>
+      </w:r>
+    </w:p>
+    <w:p>
+      <w:pPr>
+        <w:spacing w:after="0" w:line="240" w:lineRule="auto"/>
+        <w:ind w:left="567"/>
+        <w:contextualSpacing/>
+        <w:jc w:val="both"/>
+        <w:rPr>
+          <w:rFonts w:ascii="Arial Narrow" w:eastAsia="Arial Narrow" w:hAnsi="Arial Narrow" w:cs="Arial Narrow"/>
+          <w:sz w:val="16"/>
+          <w:szCs w:val="16"/>
+        </w:rPr>
+      </w:pPr>
+      <w:r>
+        <w:rPr>
+          <w:rFonts w:ascii="Arial Narrow" w:eastAsia="Arial Narrow" w:hAnsi="Arial Narrow" w:cs="Arial Narrow"/>
+          <w:sz w:val="16"/>
+          <w:szCs w:val="16"/>
+        </w:rPr>
+        <w:t>b. Declarar inexigibles las cláusulas que han sido identificadas como abusivas en el procedimiento.</w:t>
+      </w:r>
+    </w:p>
+    <w:p>
+      <w:pPr>
+        <w:spacing w:after="0" w:line="240" w:lineRule="auto"/>
+        <w:ind w:left="567"/>
+        <w:contextualSpacing/>
+        <w:jc w:val="both"/>
+        <w:rPr>
+          <w:rFonts w:ascii="Arial Narrow" w:eastAsia="Arial Narrow" w:hAnsi="Arial Narrow" w:cs="Arial Narrow"/>
+          <w:sz w:val="16"/>
+          <w:szCs w:val="16"/>
+        </w:rPr>
+      </w:pPr>
+      <w:r>
+        <w:rPr>
+          <w:rFonts w:ascii="Arial Narrow" w:eastAsia="Arial Narrow" w:hAnsi="Arial Narrow" w:cs="Arial Narrow"/>
+          <w:sz w:val="16"/>
+          <w:szCs w:val="16"/>
+        </w:rPr>
+        <w:t>c. El decomiso y destrucción de la mercadería, envases, envolturas o etiquetas.</w:t>
+      </w:r>
+    </w:p>
+    <w:p>
+      <w:pPr>
+        <w:spacing w:after="0" w:line="240" w:lineRule="auto"/>
+        <w:ind w:left="567"/>
+        <w:contextualSpacing/>
+        <w:jc w:val="both"/>
+        <w:rPr>
+          <w:rFonts w:ascii="Arial Narrow" w:eastAsia="Arial Narrow" w:hAnsi="Arial Narrow" w:cs="Arial Narrow"/>
+          <w:sz w:val="16"/>
+          <w:szCs w:val="16"/>
+        </w:rPr>
+      </w:pPr>
+      <w:r>
+        <w:rPr>
+          <w:rFonts w:ascii="Arial Narrow" w:eastAsia="Arial Narrow" w:hAnsi="Arial Narrow" w:cs="Arial Narrow"/>
+          <w:sz w:val="16"/>
+          <w:szCs w:val="16"/>
+        </w:rPr>
+        <w:t xml:space="preserve">d. En caso de infracciones muy graves y de reincidencia o </w:t>
+      </w:r>
+      <w:proofErr w:type="spellStart"/>
+      <w:r>
+        <w:rPr>
+          <w:rFonts w:ascii="Arial Narrow" w:eastAsia="Arial Narrow" w:hAnsi="Arial Narrow" w:cs="Arial Narrow"/>
+          <w:sz w:val="16"/>
+          <w:szCs w:val="16"/>
+        </w:rPr>
+        <w:t>reiterancia</w:t>
+      </w:r>
+      <w:proofErr w:type="spellEnd"/>
+      <w:r>
+        <w:rPr>
+          <w:rFonts w:ascii="Arial Narrow" w:eastAsia="Arial Narrow" w:hAnsi="Arial Narrow" w:cs="Arial Narrow"/>
+          <w:sz w:val="16"/>
+          <w:szCs w:val="16"/>
+        </w:rPr>
+        <w:t>:</w:t>
+      </w:r>
+    </w:p>
+    <w:p>
+      <w:pPr>
+        <w:spacing w:after="0" w:line="240" w:lineRule="auto"/>
+        <w:ind w:left="567"/>
+        <w:contextualSpacing/>
+        <w:jc w:val="both"/>
+        <w:rPr>
+          <w:rFonts w:ascii="Arial Narrow" w:eastAsia="Arial Narrow" w:hAnsi="Arial Narrow" w:cs="Arial Narrow"/>
+          <w:sz w:val="16"/>
+          <w:szCs w:val="16"/>
+        </w:rPr>
+      </w:pPr>
+      <w:r>
+        <w:rPr>
+          <w:rFonts w:ascii="Arial Narrow" w:eastAsia="Arial Narrow" w:hAnsi="Arial Narrow" w:cs="Arial Narrow"/>
+          <w:sz w:val="16"/>
+          <w:szCs w:val="16"/>
+        </w:rPr>
+        <w:t>(i) Solicitar a la autoridad correspondiente la clausura temporal del establecimiento industrial, comercial o de servicios por un plazo máximo de seis (6) meses.</w:t>
+      </w:r>
+    </w:p>
+    <w:p>
+      <w:pPr>
+        <w:spacing w:after="0" w:line="240" w:lineRule="auto"/>
+        <w:ind w:left="567"/>
+        <w:contextualSpacing/>
+        <w:jc w:val="both"/>
+        <w:rPr>
+          <w:rFonts w:ascii="Arial Narrow" w:eastAsia="Arial Narrow" w:hAnsi="Arial Narrow" w:cs="Arial Narrow"/>
+          <w:sz w:val="16"/>
+          <w:szCs w:val="16"/>
+        </w:rPr>
+      </w:pPr>
+      <w:r>
+        <w:rPr>
+          <w:rFonts w:ascii="Arial Narrow" w:eastAsia="Arial Narrow" w:hAnsi="Arial Narrow" w:cs="Arial Narrow"/>
+          <w:sz w:val="16"/>
+          <w:szCs w:val="16"/>
+        </w:rPr>
+        <w:t>(</w:t>
+      </w:r>
+      <w:proofErr w:type="spellStart"/>
+      <w:r>
+        <w:rPr>
+          <w:rFonts w:ascii="Arial Narrow" w:eastAsia="Arial Narrow" w:hAnsi="Arial Narrow" w:cs="Arial Narrow"/>
+          <w:sz w:val="16"/>
+          <w:szCs w:val="16"/>
+        </w:rPr>
+        <w:t>ii</w:t>
+      </w:r>
+      <w:proofErr w:type="spellEnd"/>
+      <w:r>
+        <w:rPr>
+          <w:rFonts w:ascii="Arial Narrow" w:eastAsia="Arial Narrow" w:hAnsi="Arial Narrow" w:cs="Arial Narrow"/>
+          <w:sz w:val="16"/>
+          <w:szCs w:val="16"/>
+        </w:rPr>
+        <w:t>) Solicitar a la autoridad competente la inhabilitación, temporal o permanente, del proveedor en función de los alcances de la infracción sancionada.</w:t>
+      </w:r>
+    </w:p>
+    <w:p>
+      <w:pPr>
+        <w:spacing w:after="0" w:line="240" w:lineRule="auto"/>
+        <w:ind w:left="567"/>
+        <w:contextualSpacing/>
+        <w:jc w:val="both"/>
+        <w:rPr>
+          <w:rFonts w:ascii="Arial Narrow" w:eastAsia="Arial Narrow" w:hAnsi="Arial Narrow" w:cs="Arial Narrow"/>
+          <w:sz w:val="16"/>
+          <w:szCs w:val="16"/>
+        </w:rPr>
+      </w:pPr>
+      <w:r>
+        <w:rPr>
+          <w:rFonts w:ascii="Arial Narrow" w:eastAsia="Arial Narrow" w:hAnsi="Arial Narrow" w:cs="Arial Narrow"/>
+          <w:sz w:val="16"/>
+          <w:szCs w:val="16"/>
+        </w:rPr>
+        <w:t xml:space="preserve">e. Publicación de avisos </w:t>
+      </w:r>
+      <w:proofErr w:type="spellStart"/>
+      <w:r>
+        <w:rPr>
+          <w:rFonts w:ascii="Arial Narrow" w:eastAsia="Arial Narrow" w:hAnsi="Arial Narrow" w:cs="Arial Narrow"/>
+          <w:sz w:val="16"/>
+          <w:szCs w:val="16"/>
+        </w:rPr>
+        <w:t>rectificatorios</w:t>
+      </w:r>
+      <w:proofErr w:type="spellEnd"/>
+      <w:r>
+        <w:rPr>
+          <w:rFonts w:ascii="Arial Narrow" w:eastAsia="Arial Narrow" w:hAnsi="Arial Narrow" w:cs="Arial Narrow"/>
+          <w:sz w:val="16"/>
+          <w:szCs w:val="16"/>
+        </w:rPr>
+        <w:t xml:space="preserve"> o informativos en la forma que determine el Indecopi, tomando en consideración los medios que resulten idóneos para revertir los efectos que el acto objeto de sanción ha ocasionado.</w:t>
+      </w:r>
+    </w:p>
+    <w:p>
+      <w:pPr>
+        <w:spacing w:after="0" w:line="240" w:lineRule="auto"/>
+        <w:ind w:left="567"/>
+        <w:contextualSpacing/>
+        <w:jc w:val="both"/>
+        <w:rPr>
+          <w:rFonts w:ascii="Arial Narrow" w:eastAsia="Arial Narrow" w:hAnsi="Arial Narrow" w:cs="Arial Narrow"/>
+          <w:sz w:val="16"/>
+          <w:szCs w:val="16"/>
+        </w:rPr>
+      </w:pPr>
+      <w:r>
+        <w:rPr>
+          <w:rFonts w:ascii="Arial Narrow" w:eastAsia="Arial Narrow" w:hAnsi="Arial Narrow" w:cs="Arial Narrow"/>
+          <w:sz w:val="16"/>
+          <w:szCs w:val="16"/>
+        </w:rPr>
+        <w:t>f. Cualquier otra medida correctiva que tenga el objeto de revertir los efectos de la conducta infractora o evitar que esta se produzca nuevamente en el futuro.</w:t>
+      </w:r>
+    </w:p>
+    <w:p>
+      <w:pPr>
+        <w:spacing w:after="0" w:line="240" w:lineRule="auto"/>
+        <w:ind w:left="567"/>
+        <w:contextualSpacing/>
+        <w:jc w:val="both"/>
+        <w:rPr>
+          <w:rFonts w:ascii="Arial Narrow" w:eastAsia="Arial Narrow" w:hAnsi="Arial Narrow" w:cs="Arial Narrow"/>
+          <w:sz w:val="16"/>
+          <w:szCs w:val="16"/>
+        </w:rPr>
+      </w:pPr>
+      <w:r>
+        <w:rPr>
+          <w:rFonts w:ascii="Arial Narrow" w:eastAsia="Arial Narrow" w:hAnsi="Arial Narrow" w:cs="Arial Narrow"/>
+          <w:sz w:val="16"/>
+          <w:szCs w:val="16"/>
+        </w:rPr>
+        <w:t>El Indecopi está facultado para solicitar a la autoridad municipal y policial el apoyo respectivo para la ejecución de las medidas correctivas complementarias correspondientes.</w:t>
+      </w:r>
+    </w:p>
+    <w:p>
+      <w:pPr>
+        <w:spacing w:after="0" w:line="240" w:lineRule="auto"/>
+        <w:ind w:left="567" w:hanging="567"/>
+        <w:contextualSpacing/>
+        <w:jc w:val="both"/>
+        <w:rPr>
+          <w:rFonts w:ascii="Arial Narrow" w:eastAsia="Arial Narrow" w:hAnsi="Arial Narrow" w:cs="Arial Narrow"/>
+          <w:b/>
+          <w:bCs/>
+          <w:sz w:val="16"/>
+          <w:szCs w:val="16"/>
+        </w:rPr>
+      </w:pPr>
+    </w:p>
+  </w:footnote>
+  <w:footnote w:id="16">
+    <w:p>
+      <w:pPr>
+        <w:pStyle w:val="Textonotapie"/>
+        <w:tabs>
+          <w:tab w:val="left" w:pos="567"/>
+        </w:tabs>
+        <w:ind w:left="567" w:hanging="567"/>
+        <w:contextualSpacing/>
+        <w:jc w:val="both"/>
+        <w:rPr>
+          <w:rFonts w:ascii="Arial Narrow" w:eastAsia="Arial Narrow" w:hAnsi="Arial Narrow" w:cs="Arial Narrow"/>
+          <w:b/>
+          <w:sz w:val="16"/>
+          <w:szCs w:val="16"/>
+        </w:rPr>
+      </w:pPr>
+      <w:r>
+        <w:rPr>
+          <w:rStyle w:val="Refdenotaalpie"/>
+          <w:rFonts w:ascii="Arial Narrow" w:eastAsia="Arial Narrow" w:hAnsi="Arial Narrow" w:cs="Arial Narrow"/>
+          <w:sz w:val="16"/>
+          <w:szCs w:val="16"/>
+          <w:vertAlign w:val="superscript"/>
+        </w:rPr>
+        <w:footnoteRef/>
+      </w:r>
+      <w:r>
+        <w:rPr>
+          <w:rFonts w:ascii="Arial Narrow" w:eastAsia="Arial Narrow" w:hAnsi="Arial Narrow" w:cs="Arial Narrow"/>
+          <w:sz w:val="16"/>
+          <w:szCs w:val="16"/>
+        </w:rPr>
+        <w:tab/>
+        <w:t xml:space="preserve"/>
+      </w:r>
+      <w:r>
+        <w:rPr>
+          <w:rFonts w:ascii="Arial Narrow" w:eastAsia="Arial Narrow" w:hAnsi="Arial Narrow" w:cs="Arial Narrow"/>
+          <w:sz w:val="16"/>
+          <w:szCs w:val="16"/>
+        </w:rPr>
+        <w:tab/>
+      </w:r>
+      <w:r>
+        <w:rPr>
+          <w:rFonts w:ascii="Arial Narrow" w:eastAsia="Arial Narrow" w:hAnsi="Arial Narrow" w:cs="Arial Narrow"/>
+          <w:b/>
+          <w:sz w:val="16"/>
+          <w:szCs w:val="16"/>
+        </w:rPr>
+        <w:t>LEY 29571</w:t>
+      </w:r>
+      <w:r>
+        <w:rPr>
+          <w:rFonts w:ascii="Arial Narrow" w:eastAsia="Arial Narrow" w:hAnsi="Arial Narrow" w:cs="Arial Narrow"/>
+          <w:b/>
+          <w:sz w:val="16"/>
+          <w:szCs w:val="16"/>
+        </w:rPr>
+        <w:t>, CÓDIGO DE PROTECCIÓN Y DEFENSA DEL CONSUMIDOR</w:t>
+      </w:r>
+      <w:r>
+        <w:rPr>
+          <w:rFonts w:ascii="Arial Narrow" w:eastAsia="Arial Narrow" w:hAnsi="Arial Narrow" w:cs="Arial Narrow"/>
+          <w:b/>
+          <w:bCs/>
+          <w:sz w:val="16"/>
+          <w:szCs w:val="16"/>
+        </w:rPr>
+        <w:t xml:space="preserve">, </w:t>
+      </w:r>
+      <w:r>
+        <w:rPr>
+          <w:rFonts w:ascii="Arial Narrow" w:eastAsia="Arial Narrow" w:hAnsi="Arial Narrow" w:cs="Arial Narrow"/>
+          <w:b/>
+          <w:sz w:val="16"/>
+          <w:szCs w:val="16"/>
+        </w:rPr>
+        <w:t>publicado el 2 de setiembre de 2010 y modificado por Decreto Legislativo 1308</w:t>
+      </w:r>
+    </w:p>
+    <w:p>
+      <w:pPr>
+        <w:pStyle w:val="Textonotapie"/>
+        <w:tabs>
+          <w:tab w:val="left" w:pos="567"/>
+        </w:tabs>
+        <w:contextualSpacing/>
+        <w:jc w:val="both"/>
+        <w:rPr>
+          <w:rFonts w:ascii="Arial Narrow" w:eastAsia="Arial Narrow" w:hAnsi="Arial Narrow" w:cs="Arial Narrow"/>
+          <w:b/>
+          <w:sz w:val="16"/>
+          <w:szCs w:val="16"/>
+        </w:rPr>
+      </w:pPr>
+      <w:r>
+        <w:rPr>
+          <w:rFonts w:ascii="Arial Narrow" w:eastAsia="Arial Narrow" w:hAnsi="Arial Narrow" w:cs="Arial Narrow"/>
+          <w:b/>
+          <w:sz w:val="16"/>
+          <w:szCs w:val="16"/>
+        </w:rPr>
+        <w:tab/>
+      </w:r>
+      <w:r>
+        <w:rPr>
+          <w:rFonts w:ascii="Arial Narrow" w:eastAsia="Arial Narrow" w:hAnsi="Arial Narrow" w:cs="Arial Narrow"/>
+          <w:b/>
+          <w:sz w:val="16"/>
+          <w:szCs w:val="16"/>
+        </w:rPr>
+        <w:t>Artículo 112.- Criterios de graduación de las sanciones administrativas</w:t>
+      </w:r>
+    </w:p>
+    <w:p>
+      <w:pPr>
+        <w:pStyle w:val="Textonotapie"/>
+        <w:tabs>
+          <w:tab w:val="left" w:pos="567"/>
+        </w:tabs>
+        <w:contextualSpacing/>
+        <w:jc w:val="both"/>
+        <w:rPr>
+          <w:rFonts w:ascii="Arial Narrow" w:eastAsia="Arial Narrow" w:hAnsi="Arial Narrow" w:cs="Arial Narrow"/>
+          <w:sz w:val="16"/>
+          <w:szCs w:val="16"/>
+        </w:rPr>
+      </w:pPr>
+      <w:r>
+        <w:rPr>
+          <w:rFonts w:ascii="Arial Narrow" w:eastAsia="Arial Narrow" w:hAnsi="Arial Narrow" w:cs="Arial Narrow"/>
+          <w:sz w:val="16"/>
+          <w:szCs w:val="16"/>
+        </w:rPr>
+        <w:tab/>
+      </w:r>
+      <w:r>
+        <w:rPr>
+          <w:rFonts w:ascii="Arial Narrow" w:eastAsia="Arial Narrow" w:hAnsi="Arial Narrow" w:cs="Arial Narrow"/>
+          <w:sz w:val="16"/>
+          <w:szCs w:val="16"/>
+        </w:rPr>
+        <w:t>(…)</w:t>
+      </w:r>
+    </w:p>
+    <w:p>
+      <w:pPr>
+        <w:pStyle w:val="Textonotapie"/>
+        <w:tabs>
+          <w:tab w:val="left" w:pos="567"/>
+        </w:tabs>
+        <w:contextualSpacing/>
+        <w:jc w:val="both"/>
+        <w:rPr>
+          <w:rFonts w:ascii="Arial Narrow" w:eastAsia="Arial Narrow" w:hAnsi="Arial Narrow" w:cs="Arial Narrow"/>
+          <w:sz w:val="16"/>
+          <w:szCs w:val="16"/>
+        </w:rPr>
+      </w:pPr>
+      <w:r>
+        <w:rPr>
+          <w:rFonts w:ascii="Arial Narrow" w:eastAsia="Arial Narrow" w:hAnsi="Arial Narrow" w:cs="Arial Narrow"/>
+          <w:sz w:val="16"/>
+          <w:szCs w:val="16"/>
+        </w:rPr>
+        <w:tab/>
+      </w:r>
+      <w:r>
+        <w:rPr>
+          <w:rFonts w:ascii="Arial Narrow" w:eastAsia="Arial Narrow" w:hAnsi="Arial Narrow" w:cs="Arial Narrow"/>
+          <w:sz w:val="16"/>
+          <w:szCs w:val="16"/>
+        </w:rPr>
+        <w:t>Se consideran circunstancias atenuantes especiales, las siguientes:</w:t>
+      </w:r>
+    </w:p>
+    <w:p>
+      <w:pPr>
+        <w:pStyle w:val="Textonotapie"/>
+        <w:tabs>
+          <w:tab w:val="left" w:pos="567"/>
+        </w:tabs>
+        <w:contextualSpacing/>
+        <w:jc w:val="both"/>
+        <w:rPr>
+          <w:rFonts w:ascii="Arial Narrow" w:eastAsia="Arial Narrow" w:hAnsi="Arial Narrow" w:cs="Arial Narrow"/>
+          <w:sz w:val="16"/>
+          <w:szCs w:val="16"/>
+        </w:rPr>
+      </w:pPr>
+      <w:r>
+        <w:rPr>
+          <w:rFonts w:ascii="Arial Narrow" w:eastAsia="Arial Narrow" w:hAnsi="Arial Narrow" w:cs="Arial Narrow"/>
+          <w:sz w:val="16"/>
+          <w:szCs w:val="16"/>
+        </w:rPr>
+        <w:tab/>
+      </w:r>
+      <w:r>
+        <w:rPr>
+          <w:rFonts w:ascii="Arial Narrow" w:eastAsia="Arial Narrow" w:hAnsi="Arial Narrow" w:cs="Arial Narrow"/>
+          <w:sz w:val="16"/>
+          <w:szCs w:val="16"/>
+        </w:rPr>
+        <w:t>(…)</w:t>
       </w:r>
     </w:p>
     <w:p>
@@ -10865,1830 +13099,7 @@
           <w:sz w:val="16"/>
           <w:szCs w:val="16"/>
         </w:rPr>
-        <w:t>2.1 El proveedor tiene la obligación de ofrecer al consumidor toda la información relevante para tomar una decisión o realizar una elección adecuada de consumo, así como para efectuar un uso o consumo adecuado de los productos o servicios.</w:t>
-      </w:r>
-    </w:p>
-    <w:p>
-      <w:pPr>
-        <w:pStyle w:val="Textonotapie"/>
-        <w:tabs>
-          <w:tab w:val="left" w:pos="567"/>
-        </w:tabs>
-        <w:ind w:left="567"/>
-        <w:contextualSpacing/>
-        <w:jc w:val="both"/>
-        <w:rPr>
-          <w:rFonts w:ascii="Arial Narrow" w:eastAsia="Arial Narrow" w:hAnsi="Arial Narrow" w:cs="Arial Narrow"/>
-          <w:sz w:val="16"/>
-          <w:szCs w:val="16"/>
-        </w:rPr>
-      </w:pPr>
-      <w:r>
-        <w:rPr>
-          <w:rFonts w:ascii="Arial Narrow" w:eastAsia="Arial Narrow" w:hAnsi="Arial Narrow" w:cs="Arial Narrow"/>
-          <w:sz w:val="16"/>
-          <w:szCs w:val="16"/>
-        </w:rPr>
-        <w:t>2.2 La información debe ser veraz, suficiente, de fácil comprensión, apropiada, oportuna y fácilmente accesible, debiendo ser brindada en idioma castellano.</w:t>
-      </w:r>
-    </w:p>
-    <w:p>
-      <w:pPr>
-        <w:pStyle w:val="Textonotapie"/>
-        <w:tabs>
-          <w:tab w:val="left" w:pos="567"/>
-        </w:tabs>
-        <w:ind w:left="567"/>
-        <w:contextualSpacing/>
-        <w:jc w:val="both"/>
-        <w:rPr>
-          <w:rFonts w:ascii="Arial Narrow" w:eastAsia="Arial Narrow" w:hAnsi="Arial Narrow" w:cs="Arial Narrow"/>
-          <w:sz w:val="16"/>
-          <w:szCs w:val="16"/>
-        </w:rPr>
-      </w:pPr>
-      <w:r>
-        <w:rPr>
-          <w:rFonts w:ascii="Arial Narrow" w:eastAsia="Arial Narrow" w:hAnsi="Arial Narrow" w:cs="Arial Narrow"/>
-          <w:sz w:val="16"/>
-          <w:szCs w:val="16"/>
-        </w:rPr>
-        <w:t>2.3 Sin perjuicio de las exigencias concretas de las normas sectoriales correspondientes, para analizar la información relevante se tiene en consideración a toda aquella sin la cual no se hubiera adoptado la decisión de consumo o se hubiera efectuado en términos substancialmente distintos. Para ello se debe examinar si la información omitida desnaturaliza las condiciones en que se realizó la oferta al consumidor.</w:t>
-      </w:r>
-    </w:p>
-    <w:p>
-      <w:pPr>
-        <w:pStyle w:val="Textonotapie"/>
-        <w:tabs>
-          <w:tab w:val="left" w:pos="567"/>
-        </w:tabs>
-        <w:ind w:left="567"/>
-        <w:contextualSpacing/>
-        <w:jc w:val="both"/>
-        <w:rPr>
-          <w:rFonts w:ascii="Arial Narrow" w:eastAsia="Arial Narrow" w:hAnsi="Arial Narrow" w:cs="Arial Narrow"/>
-          <w:sz w:val="16"/>
-          <w:szCs w:val="16"/>
-        </w:rPr>
-      </w:pPr>
-      <w:r>
-        <w:rPr>
-          <w:rFonts w:ascii="Arial Narrow" w:eastAsia="Arial Narrow" w:hAnsi="Arial Narrow" w:cs="Arial Narrow"/>
-          <w:sz w:val="16"/>
-          <w:szCs w:val="16"/>
-        </w:rPr>
-        <w:t>2.4 Al evaluarse la información, deben considerarse los problemas de confusión que generarían al consumidor el suministro de información excesiva o sumamente compleja, atendiendo a la naturaleza del producto adquirido o al servicio contratado</w:t>
-      </w:r>
-      <w:r>
-        <w:rPr>
-          <w:rFonts w:ascii="Arial Narrow" w:eastAsia="Arial Narrow" w:hAnsi="Arial Narrow" w:cs="Arial Narrow"/>
-          <w:sz w:val="16"/>
-          <w:szCs w:val="16"/>
-        </w:rPr>
-        <w:t>.</w:t>
-      </w:r>
-    </w:p>
-    <w:p>
-      <w:pPr>
-        <w:pStyle w:val="Textonotapie"/>
-        <w:tabs>
-          <w:tab w:val="left" w:pos="567"/>
-        </w:tabs>
-        <w:ind w:left="567" w:right="-1" w:hanging="567"/>
-        <w:contextualSpacing/>
-        <w:jc w:val="both"/>
-        <w:rPr>
-          <w:rFonts w:ascii="Arial Narrow" w:eastAsia="Arial Narrow" w:hAnsi="Arial Narrow" w:cs="Arial Narrow"/>
-          <w:b/>
-          <w:bCs/>
-          <w:sz w:val="16"/>
-          <w:szCs w:val="16"/>
-        </w:rPr>
-      </w:pPr>
-    </w:p>
-  </w:footnote>
-  <w:footnote w:id="8">
-    <w:p>
-      <w:pPr>
-        <w:pStyle w:val="Textonotapie"/>
-        <w:tabs>
-          <w:tab w:val="left" w:pos="567"/>
-        </w:tabs>
-        <w:ind w:left="567" w:right="-1" w:hanging="567"/>
-        <w:contextualSpacing/>
-        <w:jc w:val="both"/>
-        <w:rPr>
-          <w:rFonts w:ascii="Arial Narrow" w:eastAsia="Arial Narrow" w:hAnsi="Arial Narrow" w:cs="Arial Narrow"/>
-          <w:b/>
-          <w:bCs/>
-          <w:sz w:val="16"/>
-          <w:szCs w:val="16"/>
-        </w:rPr>
-      </w:pPr>
-      <w:r>
-        <w:rPr>
-          <w:rStyle w:val="Refdenotaalpie"/>
-          <w:rFonts w:ascii="Arial Narrow" w:eastAsia="Arial Narrow" w:hAnsi="Arial Narrow" w:cs="Arial Narrow"/>
-          <w:sz w:val="16"/>
-          <w:szCs w:val="16"/>
-          <w:vertAlign w:val="superscript"/>
-        </w:rPr>
-        <w:footnoteRef/>
-      </w:r>
-      <w:r>
-        <w:rPr>
-          <w:rFonts w:ascii="Arial Narrow" w:eastAsia="Arial Narrow" w:hAnsi="Arial Narrow" w:cs="Arial Narrow"/>
-          <w:sz w:val="16"/>
-          <w:szCs w:val="16"/>
-        </w:rPr>
-        <w:t xml:space="preserve"> </w:t>
-      </w:r>
-      <w:r>
-        <w:rPr>
-          <w:rFonts w:ascii="Arial Narrow" w:eastAsia="Arial Narrow" w:hAnsi="Arial Narrow" w:cs="Arial Narrow"/>
-          <w:sz w:val="16"/>
-          <w:szCs w:val="16"/>
-        </w:rPr>
-        <w:tab/>
-      </w:r>
-      <w:r>
-        <w:rPr>
-          <w:rFonts w:ascii="Arial Narrow" w:eastAsia="Arial Narrow" w:hAnsi="Arial Narrow" w:cs="Arial Narrow"/>
-          <w:b/>
-          <w:bCs/>
-          <w:sz w:val="16"/>
-          <w:szCs w:val="16"/>
-        </w:rPr>
-        <w:t>LEY 29571, CÓDIGO DE PROTECCIÓN Y DEFENSA DEL CONSUMIDOR, publicado el 2 de setiembre de 2010 y modificado por Decreto Legislativo 1308</w:t>
-      </w:r>
-    </w:p>
-    <w:p>
-      <w:pPr>
-        <w:pStyle w:val="Textonotapie"/>
-        <w:ind w:left="567" w:right="-1"/>
-        <w:contextualSpacing/>
-        <w:jc w:val="both"/>
-        <w:rPr>
-          <w:rFonts w:ascii="Arial Narrow" w:eastAsia="Arial Narrow" w:hAnsi="Arial Narrow" w:cs="Arial Narrow"/>
-          <w:b/>
-          <w:bCs/>
-          <w:sz w:val="16"/>
-          <w:szCs w:val="16"/>
-        </w:rPr>
-      </w:pPr>
-      <w:r>
-        <w:rPr>
-          <w:rFonts w:ascii="Arial Narrow" w:eastAsia="Arial Narrow" w:hAnsi="Arial Narrow" w:cs="Arial Narrow"/>
-          <w:b/>
-          <w:bCs/>
-          <w:sz w:val="16"/>
-          <w:szCs w:val="16"/>
-        </w:rPr>
-        <w:t>Artículo 88.- Reclamo de productos o servicios financieros y de seguros</w:t>
-      </w:r>
-    </w:p>
-    <w:p>
-      <w:pPr>
-        <w:pStyle w:val="Textonotapie"/>
-        <w:ind w:left="567" w:right="-1"/>
-        <w:contextualSpacing/>
-        <w:jc w:val="both"/>
-        <w:rPr>
-          <w:rFonts w:ascii="Arial Narrow" w:eastAsia="Arial Narrow" w:hAnsi="Arial Narrow" w:cs="Arial Narrow"/>
-          <w:sz w:val="16"/>
-          <w:szCs w:val="16"/>
-        </w:rPr>
-      </w:pPr>
-      <w:r>
-        <w:rPr>
-          <w:rFonts w:ascii="Arial Narrow" w:eastAsia="Arial Narrow" w:hAnsi="Arial Narrow" w:cs="Arial Narrow"/>
-          <w:sz w:val="16"/>
-          <w:szCs w:val="16"/>
-        </w:rPr>
-        <w:t>88.1 Las entidades del sistema financiero y de seguros, en todas sus oficinas en la República, deben resolver los reclamos en un plazo no mayor de quince días hábiles. Excepcionalmente, la Superintendencia de Banca, Seguros y Administradoras Privadas de Fondos de Pensiones podrá establecer un plazo ampliatorio cuando la naturaleza y complejidad de la operación, producto o servicio materia del reclamo o requerimiento lo justifique, situación que debe ponerse en conocimiento del consumidor antes de la culminación del plazo inicial, sin perjuicio del derecho del consumidor de recurrir directamente ante la Autoridad de Consumo.</w:t>
-      </w:r>
-    </w:p>
-    <w:p>
-      <w:pPr>
-        <w:pStyle w:val="Textonotapie"/>
-        <w:tabs>
-          <w:tab w:val="left" w:pos="567"/>
-        </w:tabs>
-        <w:ind w:left="567" w:right="-1" w:hanging="567"/>
-        <w:contextualSpacing/>
-        <w:jc w:val="both"/>
-        <w:rPr>
-          <w:rFonts w:ascii="Arial Narrow" w:eastAsia="Arial Narrow" w:hAnsi="Arial Narrow" w:cs="Arial Narrow"/>
-          <w:b/>
-          <w:bCs/>
-          <w:sz w:val="16"/>
-          <w:szCs w:val="16"/>
-        </w:rPr>
-      </w:pPr>
-    </w:p>
-  </w:footnote>
-  <w:footnote w:id="9">
-    <w:p>
-      <w:pPr>
-        <w:pStyle w:val="Textonotapie"/>
-        <w:tabs>
-          <w:tab w:val="left" w:pos="567"/>
-        </w:tabs>
-        <w:ind w:left="567" w:right="-1" w:hanging="567"/>
-        <w:contextualSpacing/>
-        <w:jc w:val="both"/>
-        <w:rPr>
-          <w:rFonts w:ascii="Arial Narrow" w:eastAsia="Arial Narrow" w:hAnsi="Arial Narrow" w:cs="Arial Narrow"/>
-          <w:sz w:val="16"/>
-          <w:szCs w:val="16"/>
-        </w:rPr>
-      </w:pPr>
-      <w:r>
-        <w:rPr>
-          <w:rStyle w:val="Refdenotaalpie"/>
-          <w:rFonts w:ascii="Arial Narrow" w:eastAsia="Arial Narrow" w:hAnsi="Arial Narrow" w:cs="Arial Narrow"/>
-          <w:sz w:val="16"/>
-          <w:szCs w:val="16"/>
-          <w:vertAlign w:val="superscript"/>
-        </w:rPr>
-        <w:footnoteRef/>
-      </w:r>
-      <w:r>
-        <w:rPr>
-          <w:rFonts w:ascii="Arial Narrow" w:eastAsia="Arial Narrow" w:hAnsi="Arial Narrow" w:cs="Arial Narrow"/>
-          <w:sz w:val="16"/>
-          <w:szCs w:val="16"/>
-        </w:rPr>
-        <w:t xml:space="preserve"> </w:t>
-      </w:r>
-      <w:r>
-        <w:rPr>
-          <w:rFonts w:ascii="Arial Narrow" w:eastAsia="Arial Narrow" w:hAnsi="Arial Narrow" w:cs="Arial Narrow"/>
-          <w:sz w:val="16"/>
-          <w:szCs w:val="16"/>
-        </w:rPr>
-        <w:tab/>
-      </w:r>
-      <w:r>
-        <w:rPr>
-          <w:rFonts w:ascii="Arial Narrow" w:eastAsia="Arial Narrow" w:hAnsi="Arial Narrow" w:cs="Arial Narrow"/>
-          <w:b/>
-          <w:bCs/>
-          <w:sz w:val="16"/>
-          <w:szCs w:val="16"/>
-        </w:rPr>
-        <w:t>LEY SOBRE FACULTADES, NORMAS Y ORGANIZACIÓN DEL INDECOPI, APROBADA POR DECRETO LEGISLATIVO 807 Artículo 24.-</w:t>
-      </w:r>
-      <w:r>
-        <w:rPr>
-          <w:rFonts w:ascii="Arial Narrow" w:eastAsia="Arial Narrow" w:hAnsi="Arial Narrow" w:cs="Arial Narrow"/>
-          <w:sz w:val="16"/>
-          <w:szCs w:val="16"/>
-        </w:rPr>
-        <w:t xml:space="preserve"> El Secretario Técnico se encargará de la tramitación del procedimiento. Para ello, cuenta con las siguientes facultades:</w:t>
-      </w:r>
-    </w:p>
-    <w:p>
-      <w:pPr>
-        <w:pStyle w:val="Textonotapie"/>
-        <w:tabs>
-          <w:tab w:val="left" w:pos="567"/>
-        </w:tabs>
-        <w:ind w:left="567" w:right="-1" w:hanging="567"/>
-        <w:contextualSpacing/>
-        <w:jc w:val="both"/>
-        <w:rPr>
-          <w:rFonts w:ascii="Arial Narrow" w:eastAsia="Arial Narrow" w:hAnsi="Arial Narrow" w:cs="Arial Narrow"/>
-          <w:sz w:val="16"/>
-          <w:szCs w:val="16"/>
-        </w:rPr>
-      </w:pPr>
-      <w:r>
-        <w:rPr>
-          <w:rFonts w:ascii="Arial Narrow" w:eastAsia="Arial Narrow" w:hAnsi="Arial Narrow" w:cs="Arial Narrow"/>
-          <w:sz w:val="16"/>
-          <w:szCs w:val="16"/>
-        </w:rPr>
-        <w:tab/>
-      </w:r>
-      <w:r>
-        <w:rPr>
-          <w:rFonts w:ascii="Arial Narrow" w:eastAsia="Arial Narrow" w:hAnsi="Arial Narrow" w:cs="Arial Narrow"/>
-          <w:sz w:val="16"/>
-          <w:szCs w:val="16"/>
-        </w:rPr>
-        <w:t>(...)</w:t>
-      </w:r>
-    </w:p>
-    <w:p>
-      <w:pPr>
-        <w:pStyle w:val="Textonotapie"/>
-        <w:tabs>
-          <w:tab w:val="left" w:pos="567"/>
-        </w:tabs>
-        <w:ind w:left="567" w:right="-1" w:hanging="567"/>
-        <w:contextualSpacing/>
-        <w:jc w:val="both"/>
-        <w:rPr>
-          <w:rFonts w:ascii="Arial Narrow" w:eastAsia="Arial Narrow" w:hAnsi="Arial Narrow" w:cs="Arial Narrow"/>
-          <w:sz w:val="16"/>
-          <w:szCs w:val="16"/>
-        </w:rPr>
-      </w:pPr>
-      <w:r>
-        <w:rPr>
-          <w:rFonts w:ascii="Arial Narrow" w:eastAsia="Arial Narrow" w:hAnsi="Arial Narrow" w:cs="Arial Narrow"/>
-          <w:sz w:val="16"/>
-          <w:szCs w:val="16"/>
-        </w:rPr>
-        <w:tab/>
-      </w:r>
-      <w:r>
-        <w:rPr>
-          <w:rFonts w:ascii="Arial Narrow" w:eastAsia="Arial Narrow" w:hAnsi="Arial Narrow" w:cs="Arial Narrow"/>
-          <w:sz w:val="16"/>
-          <w:szCs w:val="16"/>
-        </w:rPr>
-        <w:t>c) Admitir denuncias a trámite, en aquellos casos en que la Comisión le haya delegado esta facultad.</w:t>
-      </w:r>
-    </w:p>
-    <w:p>
-      <w:pPr>
-        <w:pStyle w:val="Textonotapie"/>
-        <w:tabs>
-          <w:tab w:val="left" w:pos="567"/>
-        </w:tabs>
-        <w:ind w:left="567" w:right="-1" w:hanging="567"/>
-        <w:contextualSpacing/>
-        <w:jc w:val="both"/>
-        <w:rPr>
-          <w:rFonts w:ascii="Arial Narrow" w:eastAsia="Arial Narrow" w:hAnsi="Arial Narrow" w:cs="Arial Narrow"/>
-          <w:sz w:val="16"/>
-          <w:szCs w:val="16"/>
-        </w:rPr>
-      </w:pPr>
-      <w:r>
-        <w:rPr>
-          <w:rFonts w:ascii="Arial Narrow" w:eastAsia="Arial Narrow" w:hAnsi="Arial Narrow" w:cs="Arial Narrow"/>
-          <w:sz w:val="16"/>
-          <w:szCs w:val="16"/>
-        </w:rPr>
-        <w:tab/>
-      </w:r>
-      <w:r>
-        <w:rPr>
-          <w:rFonts w:ascii="Arial Narrow" w:eastAsia="Arial Narrow" w:hAnsi="Arial Narrow" w:cs="Arial Narrow"/>
-          <w:sz w:val="16"/>
-          <w:szCs w:val="16"/>
-        </w:rPr>
-        <w:t>(...).</w:t>
-      </w:r>
-    </w:p>
-    <w:p>
-      <w:pPr>
-        <w:pStyle w:val="Textonotapie"/>
-        <w:tabs>
-          <w:tab w:val="left" w:pos="567"/>
-        </w:tabs>
-        <w:ind w:left="567" w:right="-1" w:hanging="567"/>
-        <w:contextualSpacing/>
-        <w:jc w:val="both"/>
-        <w:rPr>
-          <w:rFonts w:ascii="Arial Narrow" w:eastAsia="Arial Narrow" w:hAnsi="Arial Narrow" w:cs="Arial Narrow"/>
-          <w:sz w:val="16"/>
-          <w:szCs w:val="16"/>
-        </w:rPr>
-      </w:pPr>
-      <w:r>
-        <w:rPr>
-          <w:rFonts w:ascii="Arial Narrow" w:eastAsia="Arial Narrow" w:hAnsi="Arial Narrow" w:cs="Arial Narrow"/>
-          <w:sz w:val="16"/>
-          <w:szCs w:val="16"/>
-        </w:rPr>
-        <w:tab/>
-      </w:r>
-      <w:r>
-        <w:rPr>
-          <w:rFonts w:ascii="Arial Narrow" w:eastAsia="Arial Narrow" w:hAnsi="Arial Narrow" w:cs="Arial Narrow"/>
-          <w:sz w:val="16"/>
-          <w:szCs w:val="16"/>
-        </w:rPr>
-        <w:t>.</w:t>
-      </w:r>
-    </w:p>
-    <w:p>
-      <w:pPr>
-        <w:pStyle w:val="Textonotapie"/>
-        <w:tabs>
-          <w:tab w:val="left" w:pos="567"/>
-        </w:tabs>
-        <w:ind w:left="567" w:right="-1" w:hanging="567"/>
-        <w:contextualSpacing/>
-        <w:jc w:val="both"/>
-        <w:rPr>
-          <w:rFonts w:ascii="Arial Narrow" w:eastAsia="Arial Narrow" w:hAnsi="Arial Narrow" w:cs="Arial Narrow"/>
-          <w:sz w:val="16"/>
-          <w:szCs w:val="16"/>
-        </w:rPr>
-      </w:pPr>
-    </w:p>
-  </w:footnote>
-  <w:footnote w:id="10">
-    <w:p>
-      <w:pPr>
-        <w:pStyle w:val="Textonotapie"/>
-        <w:ind w:left="567" w:hanging="567"/>
-        <w:contextualSpacing/>
-        <w:jc w:val="both"/>
-        <w:rPr>
-          <w:rFonts w:ascii="Arial Narrow" w:eastAsia="Arial Narrow" w:hAnsi="Arial Narrow" w:cs="Arial Narrow"/>
-          <w:sz w:val="16"/>
-          <w:szCs w:val="16"/>
-        </w:rPr>
-      </w:pPr>
-      <w:r>
-        <w:rPr>
-          <w:rStyle w:val="Refdenotaalpie"/>
-          <w:rFonts w:ascii="Arial Narrow" w:eastAsia="Arial Narrow" w:hAnsi="Arial Narrow" w:cs="Arial Narrow"/>
-          <w:sz w:val="16"/>
-          <w:szCs w:val="16"/>
-          <w:vertAlign w:val="superscript"/>
-        </w:rPr>
-        <w:footnoteRef/>
-      </w:r>
-      <w:r>
-        <w:rPr>
-          <w:rFonts w:ascii="Arial Narrow" w:eastAsia="Arial Narrow" w:hAnsi="Arial Narrow" w:cs="Arial Narrow"/>
-          <w:sz w:val="16"/>
-          <w:szCs w:val="16"/>
-        </w:rPr>
-        <w:t xml:space="preserve"> </w:t>
-      </w:r>
-      <w:r>
-        <w:rPr>
-          <w:rFonts w:ascii="Arial Narrow" w:eastAsia="Arial Narrow" w:hAnsi="Arial Narrow" w:cs="Arial Narrow"/>
-          <w:sz w:val="16"/>
-          <w:szCs w:val="16"/>
-        </w:rPr>
-        <w:tab/>
-        <w:t>El número de trabajadores se atenderá siempre que la empresa haya sido constituida antes de la vigencia de la Ley 30056, publicada el 2 de julio de 2013, que modificó el artículo 5 del Texto Único Ordenado de la Ley de Promoción de la Competitividad, Formalización y Desarrollo de la Micro y Pequeña Empresa y de Acceso al Empleo Decente (LEY MYPE). Ello, en la medida que la Tercera Disposición Complementaria Transitoria de la norma modificatoria precisa que las empresas constituidas antes de la entrada en vigencia de dicha Ley se rigen por los requisitos de acogimiento al régimen de las micro y pequeñas empresas regulados en el Decreto Legislativo 1086.</w:t>
-      </w:r>
-    </w:p>
-    <w:p>
-      <w:pPr>
-        <w:pStyle w:val="Textonotapie"/>
-        <w:ind w:left="567" w:hanging="567"/>
-        <w:contextualSpacing/>
-        <w:jc w:val="both"/>
-        <w:rPr>
-          <w:rFonts w:ascii="Arial Narrow" w:eastAsia="Arial Narrow" w:hAnsi="Arial Narrow" w:cs="Arial Narrow"/>
-          <w:sz w:val="16"/>
-          <w:szCs w:val="16"/>
-        </w:rPr>
-      </w:pPr>
-    </w:p>
-  </w:footnote>
-  <w:footnote w:id="11">
-    <w:p>
-      <w:pPr>
-        <w:pStyle w:val="Textonotapie"/>
-        <w:ind w:left="567" w:hanging="567"/>
-        <w:contextualSpacing/>
-        <w:jc w:val="both"/>
-        <w:rPr>
-          <w:rFonts w:ascii="Arial Narrow" w:eastAsia="Arial Narrow" w:hAnsi="Arial Narrow" w:cs="Arial Narrow"/>
-          <w:sz w:val="16"/>
-          <w:szCs w:val="16"/>
-        </w:rPr>
-      </w:pPr>
-      <w:r>
-        <w:rPr>
-          <w:rStyle w:val="Refdenotaalpie"/>
-          <w:rFonts w:ascii="Arial Narrow" w:eastAsia="Arial Narrow" w:hAnsi="Arial Narrow" w:cs="Arial Narrow"/>
-          <w:sz w:val="16"/>
-          <w:szCs w:val="16"/>
-          <w:vertAlign w:val="superscript"/>
-        </w:rPr>
-        <w:footnoteRef/>
-      </w:r>
-      <w:r>
-        <w:rPr>
-          <w:rFonts w:ascii="Arial Narrow" w:eastAsia="Arial Narrow" w:hAnsi="Arial Narrow" w:cs="Arial Narrow"/>
-          <w:sz w:val="16"/>
-          <w:szCs w:val="16"/>
-        </w:rPr>
-        <w:t xml:space="preserve"> </w:t>
-      </w:r>
-      <w:r>
-        <w:rPr>
-          <w:rFonts w:ascii="Arial Narrow" w:eastAsia="Arial Narrow" w:hAnsi="Arial Narrow" w:cs="Arial Narrow"/>
-          <w:sz w:val="16"/>
-          <w:szCs w:val="16"/>
-        </w:rPr>
-        <w:tab/>
-      </w:r>
-      <w:r>
-        <w:rPr>
-          <w:rFonts w:ascii="Arial Narrow" w:eastAsia="Arial Narrow" w:hAnsi="Arial Narrow" w:cs="Arial Narrow"/>
-          <w:b/>
-          <w:sz w:val="16"/>
-          <w:szCs w:val="16"/>
-        </w:rPr>
-        <w:t>LEY</w:t>
-      </w:r>
-      <w:r>
-        <w:rPr>
-          <w:rFonts w:ascii="Arial Narrow" w:eastAsia="Arial Narrow" w:hAnsi="Arial Narrow" w:cs="Arial Narrow"/>
-          <w:b/>
-          <w:sz w:val="16"/>
-          <w:szCs w:val="16"/>
-        </w:rPr>
-        <w:t xml:space="preserve"> 29571</w:t>
-      </w:r>
-      <w:r>
-        <w:rPr>
-          <w:rFonts w:ascii="Arial Narrow" w:eastAsia="Arial Narrow" w:hAnsi="Arial Narrow" w:cs="Arial Narrow"/>
-          <w:b/>
-          <w:sz w:val="16"/>
-          <w:szCs w:val="16"/>
-        </w:rPr>
-        <w:t>, CÓDIGO DE PROTECCIÓN Y DEFENSA DEL CONSUMIDOR</w:t>
-      </w:r>
-      <w:r>
-        <w:rPr>
-          <w:rFonts w:ascii="Arial Narrow" w:eastAsia="Arial Narrow" w:hAnsi="Arial Narrow" w:cs="Arial Narrow"/>
-          <w:b/>
-          <w:bCs/>
-          <w:sz w:val="16"/>
-          <w:szCs w:val="16"/>
-        </w:rPr>
-        <w:t xml:space="preserve">, </w:t>
-      </w:r>
-      <w:r>
-        <w:rPr>
-          <w:rFonts w:ascii="Arial Narrow" w:eastAsia="Arial Narrow" w:hAnsi="Arial Narrow" w:cs="Arial Narrow"/>
-          <w:b/>
-          <w:sz w:val="16"/>
-          <w:szCs w:val="16"/>
-        </w:rPr>
-        <w:t>publicado el 2 de setiembre de 2010 y modificado por Decreto Legislativo 1308</w:t>
-      </w:r>
-    </w:p>
-    <w:p>
-      <w:pPr>
-        <w:pStyle w:val="Textonotapie"/>
-        <w:ind w:left="567"/>
-        <w:contextualSpacing/>
-        <w:jc w:val="both"/>
-        <w:rPr>
-          <w:rFonts w:ascii="Arial Narrow" w:eastAsia="Arial Narrow" w:hAnsi="Arial Narrow" w:cs="Arial Narrow"/>
-          <w:b/>
-          <w:bCs/>
-          <w:sz w:val="16"/>
-          <w:szCs w:val="16"/>
-        </w:rPr>
-      </w:pPr>
-      <w:r>
-        <w:rPr>
-          <w:rFonts w:ascii="Arial Narrow" w:eastAsia="Arial Narrow" w:hAnsi="Arial Narrow" w:cs="Arial Narrow"/>
-          <w:b/>
-          <w:bCs/>
-          <w:sz w:val="16"/>
-          <w:szCs w:val="16"/>
-        </w:rPr>
-        <w:t>Artículo 110.- Sanciones Administrativas</w:t>
-      </w:r>
-    </w:p>
-    <w:p>
-      <w:pPr>
-        <w:autoSpaceDE w:val="0"/>
-        <w:autoSpaceDN w:val="0"/>
-        <w:adjustRightInd w:val="0"/>
-        <w:spacing w:after="0" w:line="240" w:lineRule="auto"/>
-        <w:ind w:left="567"/>
-        <w:contextualSpacing/>
-        <w:jc w:val="both"/>
-        <w:rPr>
-          <w:rFonts w:ascii="Arial Narrow" w:eastAsia="Arial Narrow" w:hAnsi="Arial Narrow" w:cs="Arial Narrow"/>
-          <w:sz w:val="16"/>
-          <w:szCs w:val="16"/>
-          <w:lang w:eastAsia="es-PE"/>
-        </w:rPr>
-      </w:pPr>
-      <w:r>
-        <w:rPr>
-          <w:rFonts w:ascii="Arial Narrow" w:eastAsia="Arial Narrow" w:hAnsi="Arial Narrow" w:cs="Arial Narrow"/>
-          <w:sz w:val="16"/>
-          <w:szCs w:val="16"/>
-          <w:lang w:eastAsia="es-PE"/>
-        </w:rPr>
-        <w:t>(…)</w:t>
-      </w:r>
-    </w:p>
-    <w:p>
-      <w:pPr>
-        <w:autoSpaceDE w:val="0"/>
-        <w:autoSpaceDN w:val="0"/>
-        <w:adjustRightInd w:val="0"/>
-        <w:spacing w:after="0" w:line="240" w:lineRule="auto"/>
-        <w:ind w:left="567"/>
-        <w:contextualSpacing/>
-        <w:jc w:val="both"/>
-        <w:rPr>
-          <w:rFonts w:ascii="Arial Narrow" w:eastAsia="Arial Narrow" w:hAnsi="Arial Narrow" w:cs="Arial Narrow"/>
-          <w:sz w:val="16"/>
-          <w:szCs w:val="16"/>
-          <w:lang w:eastAsia="es-PE"/>
-        </w:rPr>
-      </w:pPr>
-      <w:r>
-        <w:rPr>
-          <w:rFonts w:ascii="Arial Narrow" w:eastAsia="Arial Narrow" w:hAnsi="Arial Narrow" w:cs="Arial Narrow"/>
-          <w:sz w:val="16"/>
-          <w:szCs w:val="16"/>
-          <w:lang w:eastAsia="es-PE"/>
-        </w:rPr>
-        <w:t>En el caso de las microempresas, la multa no puede superar el diez por ciento (10%) de las ventas o ingresos brutos percibidos por el infractor, relativos a todas sus actividades económicas, correspondientes al ejercicio inmediato anterior al de la expedición de la resolución de primera instancia, siempre que se haya acreditado dichos ingresos, no se encuentre en una situación de reincidencia y el caso no verse sobre la vida, salud o integridad de los consumidores. Para el caso de las pequeñas empresas, la multa no puede superar el veinte por ciento (20%) de las ventas o ingresos brutos percibidos por el infractor, conforme a los requisitos señalados anteriormente.</w:t>
-      </w:r>
-    </w:p>
-    <w:p>
-      <w:pPr>
-        <w:autoSpaceDE w:val="0"/>
-        <w:autoSpaceDN w:val="0"/>
-        <w:adjustRightInd w:val="0"/>
-        <w:spacing w:after="0" w:line="240" w:lineRule="auto"/>
-        <w:ind w:left="567"/>
-        <w:contextualSpacing/>
-        <w:jc w:val="both"/>
-        <w:rPr>
-          <w:rFonts w:ascii="Arial Narrow" w:eastAsia="Arial Narrow" w:hAnsi="Arial Narrow" w:cs="Arial Narrow"/>
-          <w:sz w:val="16"/>
-          <w:szCs w:val="16"/>
-          <w:lang w:eastAsia="es-PE"/>
-        </w:rPr>
-      </w:pPr>
-      <w:r>
-        <w:rPr>
-          <w:rFonts w:ascii="Arial Narrow" w:eastAsia="Arial Narrow" w:hAnsi="Arial Narrow" w:cs="Arial Narrow"/>
-          <w:sz w:val="16"/>
-          <w:szCs w:val="16"/>
-          <w:lang w:eastAsia="es-PE"/>
-        </w:rPr>
-        <w:t>(…).</w:t>
-      </w:r>
-    </w:p>
-    <w:p>
-      <w:pPr>
-        <w:pStyle w:val="Textonotapie"/>
-        <w:ind w:left="567" w:hanging="567"/>
-        <w:contextualSpacing/>
-        <w:jc w:val="both"/>
-        <w:rPr>
-          <w:rFonts w:ascii="Arial Narrow" w:eastAsia="Arial Narrow" w:hAnsi="Arial Narrow" w:cs="Arial Narrow"/>
-          <w:sz w:val="16"/>
-          <w:szCs w:val="16"/>
-        </w:rPr>
-      </w:pPr>
-    </w:p>
-  </w:footnote>
-  <w:footnote w:id="17">
-    <w:p>
-      <w:pPr>
-        <w:pStyle w:val="Textonotapie"/>
-        <w:ind w:left="567" w:hanging="567"/>
-        <w:contextualSpacing/>
-        <w:jc w:val="both"/>
-        <w:rPr>
-          <w:rFonts w:ascii="Arial Narrow" w:eastAsia="Arial Narrow" w:hAnsi="Arial Narrow" w:cs="Arial Narrow"/>
-          <w:sz w:val="16"/>
-          <w:szCs w:val="16"/>
-        </w:rPr>
-      </w:pPr>
-      <w:r>
-        <w:rPr>
-          <w:rStyle w:val="Refdenotaalpie"/>
-          <w:rFonts w:ascii="Arial Narrow" w:eastAsia="Arial Narrow" w:hAnsi="Arial Narrow" w:cs="Arial Narrow"/>
-          <w:sz w:val="16"/>
-          <w:szCs w:val="16"/>
-          <w:vertAlign w:val="superscript"/>
-        </w:rPr>
-        <w:footnoteRef/>
-      </w:r>
-      <w:r>
-        <w:rPr>
-          <w:rFonts w:ascii="Arial Narrow" w:eastAsia="Arial Narrow" w:hAnsi="Arial Narrow" w:cs="Arial Narrow"/>
-          <w:sz w:val="16"/>
-          <w:szCs w:val="16"/>
-        </w:rPr>
-        <w:tab/>
-      </w:r>
-      <w:r>
-        <w:rPr>
-          <w:rFonts w:ascii="Arial Narrow" w:eastAsia="Arial Narrow" w:hAnsi="Arial Narrow" w:cs="Arial Narrow"/>
-          <w:b/>
-          <w:bCs/>
-          <w:sz w:val="16"/>
-          <w:szCs w:val="16"/>
-        </w:rPr>
-        <w:t xml:space="preserve">DECRETO LEGISLATIVO 807, LEY SOBRE FACULTADES, NORMAS Y ORGANIZACIÓN DEL INDECOPI, publicado el 18 de abril de 1996</w:t>
-      </w:r>
-    </w:p>
-    <w:p>
-      <w:pPr>
-        <w:pStyle w:val="Textonotapie"/>
-        <w:ind w:left="567" w:hanging="567"/>
-        <w:contextualSpacing/>
-        <w:jc w:val="both"/>
-        <w:rPr>
-          <w:rFonts w:ascii="Arial Narrow" w:eastAsia="Arial Narrow" w:hAnsi="Arial Narrow" w:cs="Arial Narrow"/>
-          <w:sz w:val="16"/>
-          <w:szCs w:val="16"/>
-        </w:rPr>
-      </w:pPr>
-      <w:r>
-        <w:rPr>
-          <w:rFonts w:ascii="Arial Narrow" w:eastAsia="Arial Narrow" w:hAnsi="Arial Narrow" w:cs="Arial Narrow"/>
-          <w:sz w:val="16"/>
-          <w:szCs w:val="16"/>
-        </w:rPr>
-        <w:tab/>
-      </w:r>
-      <w:r>
-        <w:rPr>
-          <w:rFonts w:ascii="Arial Narrow" w:eastAsia="Arial Narrow" w:hAnsi="Arial Narrow" w:cs="Arial Narrow"/>
-          <w:b/>
-          <w:bCs/>
-          <w:sz w:val="16"/>
-          <w:szCs w:val="16"/>
-        </w:rPr>
-        <w:t xml:space="preserve">Artículo 26.-</w:t>
-      </w:r>
-      <w:r>
-        <w:rPr>
-          <w:rFonts w:ascii="Arial Narrow" w:eastAsia="Arial Narrow" w:hAnsi="Arial Narrow" w:cs="Arial Narrow"/>
-          <w:sz w:val="16"/>
-          <w:szCs w:val="16"/>
-        </w:rPr>
-        <w:t xml:space="preserve"> Una vez admitida a trámite la denuncia, se correrá traslado de la misma al denunciado, a fin de que éste presente su descargo. El plazo para la presentación del descargo será de cinco (5) días contados desde la notificación, vencido el cual, el Secretario Técnico declarará en rebeldía al denunciado que no lo hubiera presentado.</w:t>
-      </w:r>
-    </w:p>
-    <w:p>
-      <w:pPr>
-        <w:pStyle w:val="Textonotapie"/>
-        <w:ind w:left="567" w:hanging="567"/>
-        <w:contextualSpacing/>
-        <w:jc w:val="both"/>
-        <w:rPr>
-          <w:rFonts w:ascii="Arial Narrow" w:eastAsia="Arial Narrow" w:hAnsi="Arial Narrow" w:cs="Arial Narrow"/>
-          <w:sz w:val="16"/>
-          <w:szCs w:val="16"/>
-        </w:rPr>
-      </w:pPr>
-    </w:p>
-  </w:footnote>
-  <w:footnote w:id="18">
-    <w:p>
-      <w:pPr>
-        <w:pStyle w:val="Textonotapie"/>
-        <w:ind w:left="567" w:hanging="567"/>
-        <w:contextualSpacing/>
-        <w:jc w:val="both"/>
-        <w:rPr>
-          <w:rFonts w:ascii="Arial Narrow" w:eastAsia="Arial Narrow" w:hAnsi="Arial Narrow" w:cs="Arial Narrow"/>
-          <w:sz w:val="16"/>
-          <w:szCs w:val="16"/>
-        </w:rPr>
-      </w:pPr>
-      <w:r>
-        <w:rPr>
-          <w:rStyle w:val="Refdenotaalpie"/>
-          <w:rFonts w:ascii="Arial Narrow" w:eastAsia="Arial Narrow" w:hAnsi="Arial Narrow" w:cs="Arial Narrow"/>
-          <w:sz w:val="16"/>
-          <w:szCs w:val="16"/>
-          <w:vertAlign w:val="superscript"/>
-        </w:rPr>
-        <w:footnoteRef/>
-      </w:r>
-      <w:r>
-        <w:rPr>
-          <w:rFonts w:ascii="Arial Narrow" w:eastAsia="Arial Narrow" w:hAnsi="Arial Narrow" w:cs="Arial Narrow"/>
-          <w:sz w:val="16"/>
-          <w:szCs w:val="16"/>
-        </w:rPr>
-        <w:tab/>
-      </w:r>
-      <w:r>
-        <w:rPr>
-          <w:rFonts w:ascii="Arial Narrow" w:eastAsia="Arial Narrow" w:hAnsi="Arial Narrow" w:cs="Arial Narrow"/>
-          <w:b/>
-          <w:bCs/>
-          <w:sz w:val="16"/>
-          <w:szCs w:val="16"/>
-        </w:rPr>
-        <w:t xml:space="preserve">DECRETO SUPREMO 006-2026-JUS, TEXTO ÚNICO ORDENADO DE LA LEY 27444, LEY DEL PROCEDIMIENTO ADMINISTRATIVO GENERAL, publicado el 30 de abril de 2026</w:t>
-      </w:r>
-    </w:p>
-    <w:p>
-      <w:pPr>
-        <w:pStyle w:val="Textonotapie"/>
-        <w:ind w:left="567" w:hanging="567"/>
-        <w:contextualSpacing/>
-        <w:jc w:val="both"/>
-        <w:rPr>
-          <w:rFonts w:ascii="Arial Narrow" w:eastAsia="Arial Narrow" w:hAnsi="Arial Narrow" w:cs="Arial Narrow"/>
-          <w:sz w:val="16"/>
-          <w:szCs w:val="16"/>
-        </w:rPr>
-      </w:pPr>
-      <w:r>
-        <w:rPr>
-          <w:rFonts w:ascii="Arial Narrow" w:eastAsia="Arial Narrow" w:hAnsi="Arial Narrow" w:cs="Arial Narrow"/>
-          <w:sz w:val="16"/>
-          <w:szCs w:val="16"/>
-        </w:rPr>
-        <w:tab/>
-      </w:r>
-      <w:r>
-        <w:rPr>
-          <w:rFonts w:ascii="Arial Narrow" w:eastAsia="Arial Narrow" w:hAnsi="Arial Narrow" w:cs="Arial Narrow"/>
-          <w:b/>
-          <w:bCs/>
-          <w:sz w:val="16"/>
-          <w:szCs w:val="16"/>
-        </w:rPr>
-        <w:t xml:space="preserve">Artículo 223.- Contestación de la reclamación</w:t>
-      </w:r>
-    </w:p>
-    <w:p>
-      <w:pPr>
-        <w:pStyle w:val="Textonotapie"/>
-        <w:ind w:left="567" w:hanging="567"/>
-        <w:contextualSpacing/>
-        <w:jc w:val="both"/>
-        <w:rPr>
-          <w:rFonts w:ascii="Arial Narrow" w:eastAsia="Arial Narrow" w:hAnsi="Arial Narrow" w:cs="Arial Narrow"/>
-          <w:sz w:val="16"/>
-          <w:szCs w:val="16"/>
-        </w:rPr>
-      </w:pPr>
-      <w:r>
-        <w:rPr>
-          <w:rFonts w:ascii="Arial Narrow" w:eastAsia="Arial Narrow" w:hAnsi="Arial Narrow" w:cs="Arial Narrow"/>
-          <w:sz w:val="16"/>
-          <w:szCs w:val="16"/>
-        </w:rPr>
-        <w:tab/>
-      </w:r>
-      <w:r>
-        <w:rPr>
-          <w:rFonts w:ascii="Arial Narrow" w:eastAsia="Arial Narrow" w:hAnsi="Arial Narrow" w:cs="Arial Narrow"/>
-          <w:sz w:val="16"/>
-          <w:szCs w:val="16"/>
-        </w:rPr>
-        <w:t xml:space="preserve">223.1 El reclamado deberá presentar la contestación de la reclamación dentro de los quince (15) días posteriores a la notificación de ésta; vencido este plazo, la Administración declarará en rebeldía al reclamado que no la hubiera presentado. La contestación deberá contener los requisitos de los escritos previstos en el artículo 113 de la presente Ley, así como la absolución de todos los asuntos controvertidos de hecho y de derecho, Las alegaciones y los hechos relevantes de la reclamación, salvo que hayan sido específicamente negadas en la contestación, se tendrán por aceptadas o merituadas como ciertas.</w:t>
-      </w:r>
-    </w:p>
-    <w:p>
-      <w:pPr>
-        <w:pStyle w:val="Textonotapie"/>
-        <w:ind w:left="567" w:hanging="567"/>
-        <w:contextualSpacing/>
-        <w:jc w:val="both"/>
-        <w:rPr>
-          <w:rFonts w:ascii="Arial Narrow" w:eastAsia="Arial Narrow" w:hAnsi="Arial Narrow" w:cs="Arial Narrow"/>
-          <w:sz w:val="16"/>
-          <w:szCs w:val="16"/>
-        </w:rPr>
-      </w:pPr>
-    </w:p>
-  </w:footnote>
-  <w:footnote w:id="12">
-    <w:p>
-      <w:pPr>
-        <w:spacing w:after="0" w:line="240" w:lineRule="auto"/>
-        <w:ind w:left="567" w:hanging="567"/>
-        <w:contextualSpacing/>
-        <w:jc w:val="both"/>
-        <w:rPr>
-          <w:rFonts w:ascii="Arial Narrow" w:eastAsia="Arial Narrow" w:hAnsi="Arial Narrow" w:cs="Arial Narrow"/>
-          <w:sz w:val="16"/>
-          <w:szCs w:val="16"/>
-        </w:rPr>
-      </w:pPr>
-      <w:r>
-        <w:rPr>
-          <w:rStyle w:val="Refdenotaalpie"/>
-          <w:rFonts w:ascii="Arial Narrow" w:eastAsia="Arial Narrow" w:hAnsi="Arial Narrow" w:cs="Arial Narrow"/>
-          <w:sz w:val="16"/>
-          <w:szCs w:val="16"/>
-          <w:vertAlign w:val="superscript"/>
-        </w:rPr>
-        <w:footnoteRef/>
-      </w:r>
-      <w:r>
-        <w:rPr>
-          <w:rFonts w:ascii="Arial Narrow" w:eastAsia="Arial Narrow" w:hAnsi="Arial Narrow" w:cs="Arial Narrow"/>
-          <w:sz w:val="16"/>
-          <w:szCs w:val="16"/>
-          <w:vertAlign w:val="superscript"/>
-        </w:rPr>
-        <w:t xml:space="preserve"> </w:t>
-      </w:r>
-      <w:r>
-        <w:rPr>
-          <w:rFonts w:ascii="Arial Narrow" w:eastAsia="Arial Narrow" w:hAnsi="Arial Narrow" w:cs="Arial Narrow"/>
-          <w:sz w:val="16"/>
-          <w:szCs w:val="16"/>
-        </w:rPr>
-        <w:t xml:space="preserve"> </w:t>
-      </w:r>
-      <w:r>
-        <w:rPr>
-          <w:rFonts w:ascii="Arial Narrow" w:eastAsia="Arial Narrow" w:hAnsi="Arial Narrow" w:cs="Arial Narrow"/>
-          <w:sz w:val="16"/>
-          <w:szCs w:val="16"/>
-        </w:rPr>
-        <w:tab/>
-      </w:r>
-      <w:r>
-        <w:rPr>
-          <w:rFonts w:ascii="Arial Narrow" w:eastAsia="Arial Narrow" w:hAnsi="Arial Narrow" w:cs="Arial Narrow"/>
-          <w:b/>
-          <w:sz w:val="16"/>
-          <w:szCs w:val="16"/>
-        </w:rPr>
-        <w:t>LEY 29571</w:t>
-      </w:r>
-      <w:r>
-        <w:rPr>
-          <w:rFonts w:ascii="Arial Narrow" w:eastAsia="Arial Narrow" w:hAnsi="Arial Narrow" w:cs="Arial Narrow"/>
-          <w:b/>
-          <w:sz w:val="16"/>
-          <w:szCs w:val="16"/>
-        </w:rPr>
-        <w:t>, CÓDIGO DE PROTECCIÓN Y DEFENSA DEL CONSUMIDOR</w:t>
-      </w:r>
-      <w:r>
-        <w:rPr>
-          <w:rFonts w:ascii="Arial Narrow" w:eastAsia="Arial Narrow" w:hAnsi="Arial Narrow" w:cs="Arial Narrow"/>
-          <w:b/>
-          <w:bCs/>
-          <w:sz w:val="16"/>
-          <w:szCs w:val="16"/>
-        </w:rPr>
-        <w:t xml:space="preserve">, </w:t>
-      </w:r>
-      <w:r>
-        <w:rPr>
-          <w:rFonts w:ascii="Arial Narrow" w:eastAsia="Arial Narrow" w:hAnsi="Arial Narrow" w:cs="Arial Narrow"/>
-          <w:b/>
-          <w:sz w:val="16"/>
-          <w:szCs w:val="16"/>
-        </w:rPr>
-        <w:t>publicado el 2 de setiembre de 2010 y modificado por Decreto Legislativo 1308</w:t>
-      </w:r>
-    </w:p>
-    <w:p>
-      <w:pPr>
-        <w:spacing w:after="0" w:line="240" w:lineRule="auto"/>
-        <w:ind w:left="567"/>
-        <w:contextualSpacing/>
-        <w:jc w:val="both"/>
-        <w:rPr>
-          <w:rFonts w:ascii="Arial Narrow" w:eastAsia="Arial Narrow" w:hAnsi="Arial Narrow" w:cs="Arial Narrow"/>
-          <w:b/>
-          <w:sz w:val="16"/>
-          <w:szCs w:val="16"/>
-        </w:rPr>
-      </w:pPr>
-      <w:r>
-        <w:rPr>
-          <w:rFonts w:ascii="Arial Narrow" w:eastAsia="Arial Narrow" w:hAnsi="Arial Narrow" w:cs="Arial Narrow"/>
-          <w:b/>
-          <w:sz w:val="16"/>
-          <w:szCs w:val="16"/>
-        </w:rPr>
-        <w:t>Artículo 110.- Sanciones administrativas</w:t>
-      </w:r>
-    </w:p>
-    <w:p>
-      <w:pPr>
-        <w:spacing w:after="0" w:line="240" w:lineRule="auto"/>
-        <w:ind w:left="567"/>
-        <w:contextualSpacing/>
-        <w:jc w:val="both"/>
-        <w:rPr>
-          <w:rFonts w:ascii="Arial Narrow" w:eastAsia="Arial Narrow" w:hAnsi="Arial Narrow" w:cs="Arial Narrow"/>
-          <w:sz w:val="16"/>
-          <w:szCs w:val="16"/>
-        </w:rPr>
-      </w:pPr>
-      <w:r>
-        <w:rPr>
-          <w:rFonts w:ascii="Arial Narrow" w:eastAsia="Arial Narrow" w:hAnsi="Arial Narrow" w:cs="Arial Narrow"/>
-          <w:sz w:val="16"/>
-          <w:szCs w:val="16"/>
-        </w:rPr>
-        <w:t>El órgano resolutivo puede sancionar las infracciones administrativas a que se refiere el artículo 108 con amonestación y multas de hasta cuatrocientos cincuenta (450) Unidades Impositivas Tributarias (UIT), las cuales son calificadas de la siguiente manera:</w:t>
-      </w:r>
-    </w:p>
-    <w:p>
-      <w:pPr>
-        <w:numPr>
-          <w:ilvl w:val="0"/>
-          <w:numId w:val="2"/>
-        </w:numPr>
-        <w:spacing w:after="0" w:line="240" w:lineRule="auto"/>
-        <w:ind w:left="426" w:firstLine="141"/>
-        <w:contextualSpacing/>
-        <w:jc w:val="both"/>
-        <w:rPr>
-          <w:rFonts w:ascii="Arial Narrow" w:eastAsia="Arial Narrow" w:hAnsi="Arial Narrow" w:cs="Arial Narrow"/>
-          <w:sz w:val="16"/>
-          <w:szCs w:val="16"/>
-        </w:rPr>
-      </w:pPr>
-      <w:r>
-        <w:rPr>
-          <w:rFonts w:ascii="Arial Narrow" w:eastAsia="Arial Narrow" w:hAnsi="Arial Narrow" w:cs="Arial Narrow"/>
-          <w:sz w:val="16"/>
-          <w:szCs w:val="16"/>
-        </w:rPr>
-        <w:t>Infracciones leves, con una amonestación o con una multa de hasta cincuenta (50) UIT.</w:t>
-      </w:r>
-    </w:p>
-    <w:p>
-      <w:pPr>
-        <w:numPr>
-          <w:ilvl w:val="0"/>
-          <w:numId w:val="2"/>
-        </w:numPr>
-        <w:spacing w:after="0" w:line="240" w:lineRule="auto"/>
-        <w:ind w:left="426" w:firstLine="141"/>
-        <w:contextualSpacing/>
-        <w:jc w:val="both"/>
-        <w:rPr>
-          <w:rFonts w:ascii="Arial Narrow" w:eastAsia="Arial Narrow" w:hAnsi="Arial Narrow" w:cs="Arial Narrow"/>
-          <w:sz w:val="16"/>
-          <w:szCs w:val="16"/>
-        </w:rPr>
-      </w:pPr>
-      <w:r>
-        <w:rPr>
-          <w:rFonts w:ascii="Arial Narrow" w:eastAsia="Arial Narrow" w:hAnsi="Arial Narrow" w:cs="Arial Narrow"/>
-          <w:sz w:val="16"/>
-          <w:szCs w:val="16"/>
-        </w:rPr>
-        <w:t>Infracciones graves, con una multa de hasta ciento cincuenta (150) UIT.</w:t>
-      </w:r>
-    </w:p>
-    <w:p>
-      <w:pPr>
-        <w:numPr>
-          <w:ilvl w:val="0"/>
-          <w:numId w:val="2"/>
-        </w:numPr>
-        <w:spacing w:after="0" w:line="240" w:lineRule="auto"/>
-        <w:ind w:left="426" w:firstLine="141"/>
-        <w:contextualSpacing/>
-        <w:jc w:val="both"/>
-        <w:rPr>
-          <w:rFonts w:ascii="Arial Narrow" w:eastAsia="Arial Narrow" w:hAnsi="Arial Narrow" w:cs="Arial Narrow"/>
-          <w:sz w:val="16"/>
-          <w:szCs w:val="16"/>
-        </w:rPr>
-      </w:pPr>
-      <w:r>
-        <w:rPr>
-          <w:rFonts w:ascii="Arial Narrow" w:eastAsia="Arial Narrow" w:hAnsi="Arial Narrow" w:cs="Arial Narrow"/>
-          <w:sz w:val="16"/>
-          <w:szCs w:val="16"/>
-        </w:rPr>
-        <w:t>Infracciones muy graves, con una multa de hasta cuatrocientos cincuenta (450) UIT.</w:t>
-      </w:r>
-    </w:p>
-    <w:p>
-      <w:pPr>
-        <w:spacing w:after="0" w:line="240" w:lineRule="auto"/>
-        <w:ind w:left="567"/>
-        <w:contextualSpacing/>
-        <w:jc w:val="both"/>
-        <w:rPr>
-          <w:rFonts w:ascii="Arial Narrow" w:eastAsia="Arial Narrow" w:hAnsi="Arial Narrow" w:cs="Arial Narrow"/>
-          <w:sz w:val="16"/>
-          <w:szCs w:val="16"/>
-        </w:rPr>
-      </w:pPr>
-      <w:r>
-        <w:rPr>
-          <w:rFonts w:ascii="Arial Narrow" w:eastAsia="Arial Narrow" w:hAnsi="Arial Narrow" w:cs="Arial Narrow"/>
-          <w:sz w:val="16"/>
-          <w:szCs w:val="16"/>
-        </w:rPr>
-        <w:t>(…).</w:t>
-      </w:r>
-    </w:p>
-    <w:p>
-      <w:pPr>
-        <w:spacing w:after="0" w:line="240" w:lineRule="auto"/>
-        <w:ind w:left="567" w:hanging="567"/>
-        <w:contextualSpacing/>
-        <w:jc w:val="both"/>
-        <w:rPr>
-          <w:rFonts w:ascii="Arial Narrow" w:eastAsia="Arial Narrow" w:hAnsi="Arial Narrow" w:cs="Arial Narrow"/>
-          <w:sz w:val="16"/>
-          <w:szCs w:val="16"/>
-        </w:rPr>
-      </w:pPr>
-    </w:p>
-  </w:footnote>
-  <w:footnote w:id="13">
-    <w:p>
-      <w:pPr>
-        <w:spacing w:after="0" w:line="240" w:lineRule="auto"/>
-        <w:ind w:left="567" w:hanging="567"/>
-        <w:contextualSpacing/>
-        <w:jc w:val="both"/>
-        <w:rPr>
-          <w:rFonts w:ascii="Arial Narrow" w:eastAsia="Arial Narrow" w:hAnsi="Arial Narrow" w:cs="Arial Narrow"/>
-          <w:b/>
-          <w:bCs/>
-          <w:sz w:val="16"/>
-          <w:szCs w:val="16"/>
-        </w:rPr>
-      </w:pPr>
-      <w:r>
-        <w:rPr>
-          <w:rStyle w:val="Refdenotaalpie"/>
-          <w:rFonts w:ascii="Arial Narrow" w:eastAsia="Arial Narrow" w:hAnsi="Arial Narrow" w:cs="Arial Narrow"/>
-          <w:sz w:val="16"/>
-          <w:szCs w:val="16"/>
-          <w:vertAlign w:val="superscript"/>
-        </w:rPr>
-        <w:footnoteRef/>
-      </w:r>
-      <w:r>
-        <w:rPr>
-          <w:rFonts w:ascii="Arial Narrow" w:eastAsia="Arial Narrow" w:hAnsi="Arial Narrow" w:cs="Arial Narrow"/>
-          <w:sz w:val="16"/>
-          <w:szCs w:val="16"/>
-        </w:rPr>
-        <w:t xml:space="preserve"> </w:t>
-      </w:r>
-      <w:r>
-        <w:rPr>
-          <w:rFonts w:ascii="Arial Narrow" w:eastAsia="Arial Narrow" w:hAnsi="Arial Narrow" w:cs="Arial Narrow"/>
-          <w:sz w:val="16"/>
-          <w:szCs w:val="16"/>
-        </w:rPr>
-        <w:tab/>
-      </w:r>
-      <w:r>
-        <w:rPr>
-          <w:rFonts w:ascii="Arial Narrow" w:eastAsia="Arial Narrow" w:hAnsi="Arial Narrow" w:cs="Arial Narrow"/>
-          <w:b/>
-          <w:bCs/>
-          <w:sz w:val="16"/>
-          <w:szCs w:val="16"/>
-        </w:rPr>
-        <w:t>LEY 29571, CÓDIGO DE PROTECCIÓN Y DEFENSA DEL CONSUMIDOR, publicado el 2 de setiembre de 2010 y modificado por Decreto Legislativo 1308</w:t>
-      </w:r>
-    </w:p>
-    <w:p>
-      <w:pPr>
-        <w:spacing w:after="0" w:line="240" w:lineRule="auto"/>
-        <w:ind w:left="567"/>
-        <w:contextualSpacing/>
-        <w:jc w:val="both"/>
-        <w:rPr>
-          <w:rFonts w:ascii="Arial Narrow" w:eastAsia="Arial Narrow" w:hAnsi="Arial Narrow" w:cs="Arial Narrow"/>
-          <w:sz w:val="16"/>
-          <w:szCs w:val="16"/>
-        </w:rPr>
-      </w:pPr>
-      <w:r>
-        <w:rPr>
-          <w:rFonts w:ascii="Arial Narrow" w:eastAsia="Arial Narrow" w:hAnsi="Arial Narrow" w:cs="Arial Narrow"/>
-          <w:b/>
-          <w:bCs/>
-          <w:sz w:val="16"/>
-          <w:szCs w:val="16"/>
-        </w:rPr>
-        <w:t>Artículo 114.-</w:t>
-      </w:r>
-      <w:r>
-        <w:rPr>
-          <w:rFonts w:ascii="Arial Narrow" w:eastAsia="Arial Narrow" w:hAnsi="Arial Narrow" w:cs="Arial Narrow"/>
-          <w:b/>
-          <w:sz w:val="16"/>
-          <w:szCs w:val="16"/>
-        </w:rPr>
-        <w:t xml:space="preserve"> Medidas correctivas</w:t>
-      </w:r>
-    </w:p>
-    <w:p>
-      <w:pPr>
-        <w:spacing w:after="0" w:line="240" w:lineRule="auto"/>
-        <w:ind w:left="567"/>
-        <w:contextualSpacing/>
-        <w:jc w:val="both"/>
-        <w:rPr>
-          <w:rFonts w:ascii="Arial Narrow" w:eastAsia="Arial Narrow" w:hAnsi="Arial Narrow" w:cs="Arial Narrow"/>
-          <w:sz w:val="16"/>
-          <w:szCs w:val="16"/>
-        </w:rPr>
-      </w:pPr>
-      <w:r>
-        <w:rPr>
-          <w:rFonts w:ascii="Arial Narrow" w:eastAsia="Arial Narrow" w:hAnsi="Arial Narrow" w:cs="Arial Narrow"/>
-          <w:sz w:val="16"/>
-          <w:szCs w:val="16"/>
-        </w:rPr>
-        <w:t>Sin perjuicio de la sanción administrativa que corresponda al proveedor por una infracción al presente Código, el Indecopi puede dictar, en calidad de mandatos, medidas correctivas reparadoras y complementarias.</w:t>
-      </w:r>
-    </w:p>
-    <w:p>
-      <w:pPr>
-        <w:spacing w:after="0" w:line="240" w:lineRule="auto"/>
-        <w:ind w:left="567"/>
-        <w:contextualSpacing/>
-        <w:jc w:val="both"/>
-        <w:rPr>
-          <w:rFonts w:ascii="Arial Narrow" w:eastAsia="Arial Narrow" w:hAnsi="Arial Narrow" w:cs="Arial Narrow"/>
-          <w:sz w:val="16"/>
-          <w:szCs w:val="16"/>
-        </w:rPr>
-      </w:pPr>
-      <w:r>
-        <w:rPr>
-          <w:rFonts w:ascii="Arial Narrow" w:eastAsia="Arial Narrow" w:hAnsi="Arial Narrow" w:cs="Arial Narrow"/>
-          <w:sz w:val="16"/>
-          <w:szCs w:val="16"/>
-        </w:rPr>
-        <w:t>Las medidas correctivas reparadoras pueden dictarse a pedido de parte o de oficio, siempre y cuando sean expresamente informadas sobre esa posibilidad en la notificación de cargo al proveedor por la autoridad encargada del procedimiento.</w:t>
-      </w:r>
-    </w:p>
-    <w:p>
-      <w:pPr>
-        <w:spacing w:after="0" w:line="240" w:lineRule="auto"/>
-        <w:ind w:left="567"/>
-        <w:contextualSpacing/>
-        <w:jc w:val="both"/>
-        <w:rPr>
-          <w:rFonts w:ascii="Arial Narrow" w:eastAsia="Arial Narrow" w:hAnsi="Arial Narrow" w:cs="Arial Narrow"/>
-          <w:sz w:val="16"/>
-          <w:szCs w:val="16"/>
-        </w:rPr>
-      </w:pPr>
-      <w:r>
-        <w:rPr>
-          <w:rFonts w:ascii="Arial Narrow" w:eastAsia="Arial Narrow" w:hAnsi="Arial Narrow" w:cs="Arial Narrow"/>
-          <w:sz w:val="16"/>
-          <w:szCs w:val="16"/>
-        </w:rPr>
-        <w:t>Las medidas correctivas complementarias pueden dictarse de oficio o a pedido de parte.</w:t>
-      </w:r>
-    </w:p>
-    <w:p>
-      <w:pPr>
-        <w:spacing w:after="0" w:line="240" w:lineRule="auto"/>
-        <w:ind w:left="567" w:hanging="567"/>
-        <w:contextualSpacing/>
-        <w:jc w:val="both"/>
-        <w:rPr>
-          <w:rFonts w:ascii="Arial Narrow" w:eastAsia="Arial Narrow" w:hAnsi="Arial Narrow" w:cs="Arial Narrow"/>
-          <w:sz w:val="16"/>
-          <w:szCs w:val="16"/>
-        </w:rPr>
-      </w:pPr>
-    </w:p>
-    <w:p>
-      <w:pPr>
-        <w:spacing w:after="0" w:line="240" w:lineRule="auto"/>
-        <w:ind w:left="567"/>
-        <w:contextualSpacing/>
-        <w:jc w:val="both"/>
-        <w:rPr>
-          <w:rFonts w:ascii="Arial Narrow" w:eastAsia="Arial Narrow" w:hAnsi="Arial Narrow" w:cs="Arial Narrow"/>
-          <w:sz w:val="16"/>
-          <w:szCs w:val="16"/>
-        </w:rPr>
-      </w:pPr>
-      <w:r>
-        <w:rPr>
-          <w:rFonts w:ascii="Arial Narrow" w:eastAsia="Arial Narrow" w:hAnsi="Arial Narrow" w:cs="Arial Narrow"/>
-          <w:b/>
-          <w:sz w:val="16"/>
-          <w:szCs w:val="16"/>
-        </w:rPr>
-        <w:t>Artículo 115.- Medidas correctivas reparadoras</w:t>
-      </w:r>
-    </w:p>
-    <w:p>
-      <w:pPr>
-        <w:spacing w:after="0" w:line="240" w:lineRule="auto"/>
-        <w:ind w:left="567"/>
-        <w:contextualSpacing/>
-        <w:jc w:val="both"/>
-        <w:rPr>
-          <w:rFonts w:ascii="Arial Narrow" w:eastAsia="Arial Narrow" w:hAnsi="Arial Narrow" w:cs="Arial Narrow"/>
-          <w:sz w:val="16"/>
-          <w:szCs w:val="16"/>
-        </w:rPr>
-      </w:pPr>
-      <w:r>
-        <w:rPr>
-          <w:rFonts w:ascii="Arial Narrow" w:eastAsia="Arial Narrow" w:hAnsi="Arial Narrow" w:cs="Arial Narrow"/>
-          <w:sz w:val="16"/>
-          <w:szCs w:val="16"/>
-        </w:rPr>
-        <w:t>115.1 Las medidas correctivas reparadoras tienen el objeto de resarcir las consecuencias patrimoniales directas e inmediatas ocasionadas al consumidor por la infracción administrativa a su estado anterior. En caso el órgano resolutivo dicte una o varias medidas correctivas, debe considerar lo acordado por las partes durante la relación de consumo. Las medidas correctivas reparadoras pueden consistir en ordenar al proveedor infractor lo siguiente:</w:t>
-      </w:r>
-    </w:p>
-    <w:p>
-      <w:pPr>
-        <w:numPr>
-          <w:ilvl w:val="0"/>
-          <w:numId w:val="1"/>
-        </w:numPr>
-        <w:spacing w:after="0" w:line="240" w:lineRule="auto"/>
-        <w:ind w:left="567" w:firstLine="0"/>
-        <w:contextualSpacing/>
-        <w:jc w:val="both"/>
-        <w:rPr>
-          <w:rFonts w:ascii="Arial Narrow" w:eastAsia="Arial Narrow" w:hAnsi="Arial Narrow" w:cs="Arial Narrow"/>
-          <w:sz w:val="16"/>
-          <w:szCs w:val="16"/>
-        </w:rPr>
-      </w:pPr>
-      <w:r>
-        <w:rPr>
-          <w:rFonts w:ascii="Arial Narrow" w:eastAsia="Arial Narrow" w:hAnsi="Arial Narrow" w:cs="Arial Narrow"/>
-          <w:sz w:val="16"/>
-          <w:szCs w:val="16"/>
-        </w:rPr>
-        <w:t>Reparar productos.</w:t>
-      </w:r>
-    </w:p>
-    <w:p>
-      <w:pPr>
-        <w:numPr>
-          <w:ilvl w:val="0"/>
-          <w:numId w:val="1"/>
-        </w:numPr>
-        <w:spacing w:after="0" w:line="240" w:lineRule="auto"/>
-        <w:ind w:left="567" w:firstLine="0"/>
-        <w:contextualSpacing/>
-        <w:jc w:val="both"/>
-        <w:rPr>
-          <w:rFonts w:ascii="Arial Narrow" w:eastAsia="Arial Narrow" w:hAnsi="Arial Narrow" w:cs="Arial Narrow"/>
-          <w:sz w:val="16"/>
-          <w:szCs w:val="16"/>
-        </w:rPr>
-      </w:pPr>
-      <w:r>
-        <w:rPr>
-          <w:rFonts w:ascii="Arial Narrow" w:eastAsia="Arial Narrow" w:hAnsi="Arial Narrow" w:cs="Arial Narrow"/>
-          <w:sz w:val="16"/>
-          <w:szCs w:val="16"/>
-        </w:rPr>
-        <w:t>Cambiar productos por otros de idénticas o similares características, cuando la reparación no sea posible o no resulte razonable según las circunstancias.</w:t>
-      </w:r>
-    </w:p>
-    <w:p>
-      <w:pPr>
-        <w:numPr>
-          <w:ilvl w:val="0"/>
-          <w:numId w:val="1"/>
-        </w:numPr>
-        <w:spacing w:after="0" w:line="240" w:lineRule="auto"/>
-        <w:ind w:left="567" w:firstLine="0"/>
-        <w:contextualSpacing/>
-        <w:jc w:val="both"/>
-        <w:rPr>
-          <w:rFonts w:ascii="Arial Narrow" w:eastAsia="Arial Narrow" w:hAnsi="Arial Narrow" w:cs="Arial Narrow"/>
-          <w:sz w:val="16"/>
-          <w:szCs w:val="16"/>
-        </w:rPr>
-      </w:pPr>
-      <w:r>
-        <w:rPr>
-          <w:rFonts w:ascii="Arial Narrow" w:eastAsia="Arial Narrow" w:hAnsi="Arial Narrow" w:cs="Arial Narrow"/>
-          <w:sz w:val="16"/>
-          <w:szCs w:val="16"/>
-        </w:rPr>
-        <w:t>Entregar un producto de idénticas características o, cuando esto no resulte posible, de similares características, en los supuestos de pérdida o deterioro atribuible al proveedor y siempre que exista interés del consumidor.</w:t>
-      </w:r>
-    </w:p>
-    <w:p>
-      <w:pPr>
-        <w:numPr>
-          <w:ilvl w:val="0"/>
-          <w:numId w:val="1"/>
-        </w:numPr>
-        <w:spacing w:after="0" w:line="240" w:lineRule="auto"/>
-        <w:ind w:left="567" w:firstLine="0"/>
-        <w:contextualSpacing/>
-        <w:jc w:val="both"/>
-        <w:rPr>
-          <w:rFonts w:ascii="Arial Narrow" w:eastAsia="Arial Narrow" w:hAnsi="Arial Narrow" w:cs="Arial Narrow"/>
-          <w:sz w:val="16"/>
-          <w:szCs w:val="16"/>
-        </w:rPr>
-      </w:pPr>
-      <w:r>
-        <w:rPr>
-          <w:rFonts w:ascii="Arial Narrow" w:eastAsia="Arial Narrow" w:hAnsi="Arial Narrow" w:cs="Arial Narrow"/>
-          <w:sz w:val="16"/>
-          <w:szCs w:val="16"/>
-        </w:rPr>
-        <w:t>Cumplir con ejecutar la prestación u obligación asumida; y si esto no resulte posible o no sea razonable, otra de efectos equivalentes, incluyendo prestaciones dinerarias.</w:t>
-      </w:r>
-    </w:p>
-    <w:p>
-      <w:pPr>
-        <w:numPr>
-          <w:ilvl w:val="0"/>
-          <w:numId w:val="1"/>
-        </w:numPr>
-        <w:spacing w:after="0" w:line="240" w:lineRule="auto"/>
-        <w:ind w:left="567" w:firstLine="0"/>
-        <w:contextualSpacing/>
-        <w:jc w:val="both"/>
-        <w:rPr>
-          <w:rFonts w:ascii="Arial Narrow" w:eastAsia="Arial Narrow" w:hAnsi="Arial Narrow" w:cs="Arial Narrow"/>
-          <w:sz w:val="16"/>
-          <w:szCs w:val="16"/>
-        </w:rPr>
-      </w:pPr>
-      <w:r>
-        <w:rPr>
-          <w:rFonts w:ascii="Arial Narrow" w:eastAsia="Arial Narrow" w:hAnsi="Arial Narrow" w:cs="Arial Narrow"/>
-          <w:sz w:val="16"/>
-          <w:szCs w:val="16"/>
-        </w:rPr>
-        <w:t>Cumplir con ejecutar otras prestaciones u obligaciones legales o convencionales a su cargo.</w:t>
-      </w:r>
-    </w:p>
-    <w:p>
-      <w:pPr>
-        <w:numPr>
-          <w:ilvl w:val="0"/>
-          <w:numId w:val="1"/>
-        </w:numPr>
-        <w:spacing w:after="0" w:line="240" w:lineRule="auto"/>
-        <w:ind w:left="567" w:firstLine="0"/>
-        <w:contextualSpacing/>
-        <w:jc w:val="both"/>
-        <w:rPr>
-          <w:rFonts w:ascii="Arial Narrow" w:eastAsia="Arial Narrow" w:hAnsi="Arial Narrow" w:cs="Arial Narrow"/>
-          <w:sz w:val="16"/>
-          <w:szCs w:val="16"/>
-        </w:rPr>
-      </w:pPr>
-      <w:r>
-        <w:rPr>
-          <w:rFonts w:ascii="Arial Narrow" w:eastAsia="Arial Narrow" w:hAnsi="Arial Narrow" w:cs="Arial Narrow"/>
-          <w:sz w:val="16"/>
-          <w:szCs w:val="16"/>
-        </w:rPr>
-        <w:t>Devolver la contraprestación pagada por el consumidor, más los intereses legales correspondientes, cuando la reparación, reposición, o cumplimiento de la prestación u obligación, según sea el caso, no resulte posible o no sea razonable según las circunstancias.</w:t>
-      </w:r>
-    </w:p>
-    <w:p>
-      <w:pPr>
-        <w:numPr>
-          <w:ilvl w:val="0"/>
-          <w:numId w:val="1"/>
-        </w:numPr>
-        <w:spacing w:after="0" w:line="240" w:lineRule="auto"/>
-        <w:ind w:left="567" w:firstLine="0"/>
-        <w:contextualSpacing/>
-        <w:jc w:val="both"/>
-        <w:rPr>
-          <w:rFonts w:ascii="Arial Narrow" w:eastAsia="Arial Narrow" w:hAnsi="Arial Narrow" w:cs="Arial Narrow"/>
-          <w:sz w:val="16"/>
-          <w:szCs w:val="16"/>
-        </w:rPr>
-      </w:pPr>
-      <w:r>
-        <w:rPr>
-          <w:rFonts w:ascii="Arial Narrow" w:eastAsia="Arial Narrow" w:hAnsi="Arial Narrow" w:cs="Arial Narrow"/>
-          <w:sz w:val="16"/>
-          <w:szCs w:val="16"/>
-        </w:rPr>
-        <w:t>En los supuestos de pagos indebidos o en exceso, devolver estos montos, más los intereses correspondientes.</w:t>
-      </w:r>
-    </w:p>
-    <w:p>
-      <w:pPr>
-        <w:pStyle w:val="Sinespaciado"/>
-        <w:ind w:firstLine="567"/>
-        <w:contextualSpacing/>
-        <w:jc w:val="both"/>
-        <w:rPr>
-          <w:rFonts w:ascii="Arial Narrow" w:eastAsia="Arial Narrow" w:hAnsi="Arial Narrow" w:cs="Arial Narrow"/>
-          <w:sz w:val="16"/>
-          <w:szCs w:val="16"/>
-        </w:rPr>
-      </w:pPr>
-      <w:r>
-        <w:rPr>
-          <w:rFonts w:ascii="Arial Narrow" w:eastAsia="Arial Narrow" w:hAnsi="Arial Narrow" w:cs="Arial Narrow"/>
-          <w:sz w:val="16"/>
-          <w:szCs w:val="16"/>
-        </w:rPr>
-        <w:t>Pagar los gastos incurridos por el consumidor para mitigar las consecuencias de la infracción administrativa.</w:t>
-      </w:r>
-    </w:p>
-    <w:p>
-      <w:pPr>
-        <w:pStyle w:val="Sinespaciado"/>
-        <w:ind w:firstLine="567"/>
-        <w:contextualSpacing/>
-        <w:jc w:val="both"/>
-        <w:rPr>
-          <w:rFonts w:ascii="Arial Narrow" w:eastAsia="Arial Narrow" w:hAnsi="Arial Narrow" w:cs="Arial Narrow"/>
-          <w:sz w:val="16"/>
-          <w:szCs w:val="16"/>
-        </w:rPr>
-      </w:pPr>
-      <w:r>
-        <w:rPr>
-          <w:rFonts w:ascii="Arial Narrow" w:eastAsia="Arial Narrow" w:hAnsi="Arial Narrow" w:cs="Arial Narrow"/>
-          <w:sz w:val="16"/>
-          <w:szCs w:val="16"/>
-        </w:rPr>
-        <w:t>Otras medidas reparadoras análogas de efectos equivalentes a las anteriores.</w:t>
-      </w:r>
-    </w:p>
-    <w:p>
-      <w:pPr>
-        <w:pStyle w:val="Sinespaciado"/>
-        <w:ind w:left="567"/>
-        <w:contextualSpacing/>
-        <w:jc w:val="both"/>
-        <w:rPr>
-          <w:rFonts w:ascii="Arial Narrow" w:eastAsia="Arial Narrow" w:hAnsi="Arial Narrow" w:cs="Arial Narrow"/>
-          <w:sz w:val="16"/>
-          <w:szCs w:val="16"/>
-        </w:rPr>
-      </w:pPr>
-      <w:r>
-        <w:rPr>
-          <w:rFonts w:ascii="Arial Narrow" w:eastAsia="Arial Narrow" w:hAnsi="Arial Narrow" w:cs="Arial Narrow"/>
-          <w:sz w:val="16"/>
-          <w:szCs w:val="16"/>
-        </w:rPr>
-        <w:t>115.2 Las medidas correctivas reparadoras no pueden ser solicitadas de manera acumulativa conjunta, pudiendo plantearse de manera alternativa o subsidiaria, con excepción de la medida correctiva señalada en el literal h) que puede solicitarse conjuntamente con otra medida correctiva. Cuando los órganos competentes del Indecopi se pronuncian respecto de una medida correctiva reparadora, aplican el principio de congruencia procesal.</w:t>
-      </w:r>
-    </w:p>
-    <w:p>
-      <w:pPr>
-        <w:spacing w:after="0" w:line="240" w:lineRule="auto"/>
-        <w:ind w:left="567"/>
-        <w:contextualSpacing/>
-        <w:jc w:val="both"/>
-        <w:rPr>
-          <w:rFonts w:ascii="Arial Narrow" w:eastAsia="Arial Narrow" w:hAnsi="Arial Narrow" w:cs="Arial Narrow"/>
-          <w:sz w:val="16"/>
-          <w:szCs w:val="16"/>
-        </w:rPr>
-      </w:pPr>
-      <w:r>
-        <w:rPr>
-          <w:rFonts w:ascii="Arial Narrow" w:eastAsia="Arial Narrow" w:hAnsi="Arial Narrow" w:cs="Arial Narrow"/>
-          <w:sz w:val="16"/>
-          <w:szCs w:val="16"/>
-        </w:rPr>
-        <w:t>115.3 Las medidas correctivas reparadoras pueden solicitarse en cualquier momento hasta antes de la notificación de cargo al proveedor, sin perjuicio de la facultad de secretaría técnica de la comisión de requerir al consumidor que precise la medida correctiva materia de solicitud. El consumidor puede variar su solicitud de medida correctiva hasta antes de la decisión de primera instancia, en cuyo caso se confiere traslado al proveedor para que formule su descargo.</w:t>
-      </w:r>
-    </w:p>
-    <w:p>
-      <w:pPr>
-        <w:spacing w:after="0" w:line="240" w:lineRule="auto"/>
-        <w:ind w:left="567"/>
-        <w:contextualSpacing/>
-        <w:jc w:val="both"/>
-        <w:rPr>
-          <w:rFonts w:ascii="Arial Narrow" w:eastAsia="Arial Narrow" w:hAnsi="Arial Narrow" w:cs="Arial Narrow"/>
-          <w:sz w:val="16"/>
-          <w:szCs w:val="16"/>
-        </w:rPr>
-      </w:pPr>
-      <w:r>
-        <w:rPr>
-          <w:rFonts w:ascii="Arial Narrow" w:eastAsia="Arial Narrow" w:hAnsi="Arial Narrow" w:cs="Arial Narrow"/>
-          <w:sz w:val="16"/>
-          <w:szCs w:val="16"/>
-        </w:rPr>
-        <w:t>115.4 Corresponde al consumidor que solicita el dictado de la medida correctiva reparadora probar las consecuencias patrimoniales directas e inmediatas causadas por la comisión de la infracción administrativa.</w:t>
-      </w:r>
-    </w:p>
-    <w:p>
-      <w:pPr>
-        <w:spacing w:after="0" w:line="240" w:lineRule="auto"/>
-        <w:ind w:left="567"/>
-        <w:contextualSpacing/>
-        <w:jc w:val="both"/>
-        <w:rPr>
-          <w:rFonts w:ascii="Arial Narrow" w:eastAsia="Arial Narrow" w:hAnsi="Arial Narrow" w:cs="Arial Narrow"/>
-          <w:sz w:val="16"/>
-          <w:szCs w:val="16"/>
-        </w:rPr>
-      </w:pPr>
-      <w:r>
-        <w:rPr>
-          <w:rFonts w:ascii="Arial Narrow" w:eastAsia="Arial Narrow" w:hAnsi="Arial Narrow" w:cs="Arial Narrow"/>
-          <w:sz w:val="16"/>
-          <w:szCs w:val="16"/>
-        </w:rPr>
-        <w:t>115.5 Los bienes o montos objeto de medidas correctivas reparadoras son entregados por el proveedor directamente al consumidor que los reclama, salvo mandato distinto contenido en la resolución. Aquellos bienes o montos materia de una medida correctiva reparadora, que por algún motivo se encuentran en posesión del Indecopi y deban ser entregados a los consumidores beneficiados, son puestos a disposición de estos.</w:t>
-      </w:r>
-    </w:p>
-    <w:p>
-      <w:pPr>
-        <w:spacing w:after="0" w:line="240" w:lineRule="auto"/>
-        <w:ind w:left="567"/>
-        <w:contextualSpacing/>
-        <w:jc w:val="both"/>
-        <w:rPr>
-          <w:rFonts w:ascii="Arial Narrow" w:eastAsia="Arial Narrow" w:hAnsi="Arial Narrow" w:cs="Arial Narrow"/>
-          <w:sz w:val="16"/>
-          <w:szCs w:val="16"/>
-        </w:rPr>
-      </w:pPr>
-      <w:r>
-        <w:rPr>
-          <w:rFonts w:ascii="Arial Narrow" w:eastAsia="Arial Narrow" w:hAnsi="Arial Narrow" w:cs="Arial Narrow"/>
-          <w:sz w:val="16"/>
-          <w:szCs w:val="16"/>
-        </w:rPr>
-        <w:t>115.6 El extremo de la resolución final que ordena el cumplimiento de una medida correctiva reparadora a favor del consumidor constituye título ejecutivo conforme con lo dispuesto en el artículo 688 del Código Procesal Civil, una vez que quedan consentidas o causan estado en la vía administrativa. La legitimidad para obrar en los procesos civiles de ejecución corresponde a los consumidores beneficiados con la medida correctiva reparadora.</w:t>
-      </w:r>
-    </w:p>
-    <w:p>
-      <w:pPr>
-        <w:spacing w:after="0" w:line="240" w:lineRule="auto"/>
-        <w:ind w:left="567"/>
-        <w:contextualSpacing/>
-        <w:jc w:val="both"/>
-        <w:rPr>
-          <w:rFonts w:ascii="Arial Narrow" w:eastAsia="Arial Narrow" w:hAnsi="Arial Narrow" w:cs="Arial Narrow"/>
-          <w:sz w:val="16"/>
-          <w:szCs w:val="16"/>
-        </w:rPr>
-      </w:pPr>
-      <w:r>
-        <w:rPr>
-          <w:rFonts w:ascii="Arial Narrow" w:eastAsia="Arial Narrow" w:hAnsi="Arial Narrow" w:cs="Arial Narrow"/>
-          <w:sz w:val="16"/>
-          <w:szCs w:val="16"/>
-        </w:rPr>
-        <w:t>115.7 Las medidas correctivas reparadoras como mandatos dirigidos a resarcir las consecuencias patrimoniales directas e inmediatas originadas por la infracción buscan corregir la conducta infractora y no tienen naturaleza indemnizatoria; son dictadas sin perjuicio de la indemnización por los daños y perjuicios que el consumidor puede solicitar en la vía judicial o arbitral correspondiente. No obstante, se descuenta de la indemnización patrimonial aquella satisfacción patrimonial deducible que el consumidor haya recibido a consecuencia del dictado de una medida correctiva reparadora en sede administrativa.</w:t>
-      </w:r>
-    </w:p>
-    <w:p>
-      <w:pPr>
-        <w:spacing w:after="0" w:line="240" w:lineRule="auto"/>
-        <w:ind w:left="567"/>
-        <w:contextualSpacing/>
-        <w:jc w:val="both"/>
-        <w:rPr>
-          <w:rFonts w:ascii="Arial Narrow" w:eastAsia="Arial Narrow" w:hAnsi="Arial Narrow" w:cs="Arial Narrow"/>
-          <w:sz w:val="16"/>
-          <w:szCs w:val="16"/>
-        </w:rPr>
-      </w:pPr>
-    </w:p>
-    <w:p>
-      <w:pPr>
-        <w:spacing w:after="0" w:line="240" w:lineRule="auto"/>
-        <w:ind w:left="567"/>
-        <w:contextualSpacing/>
-        <w:jc w:val="both"/>
-        <w:rPr>
-          <w:rFonts w:ascii="Arial Narrow" w:eastAsia="Arial Narrow" w:hAnsi="Arial Narrow" w:cs="Arial Narrow"/>
-          <w:b/>
-          <w:bCs/>
-          <w:sz w:val="16"/>
-          <w:szCs w:val="16"/>
-        </w:rPr>
-      </w:pPr>
-      <w:r>
-        <w:rPr>
-          <w:rFonts w:ascii="Arial Narrow" w:eastAsia="Arial Narrow" w:hAnsi="Arial Narrow" w:cs="Arial Narrow"/>
-          <w:b/>
-          <w:bCs/>
-          <w:sz w:val="16"/>
-          <w:szCs w:val="16"/>
-        </w:rPr>
-        <w:t>Artículo 116.- Medidas correctivas complementarias</w:t>
-      </w:r>
-    </w:p>
-    <w:p>
-      <w:pPr>
-        <w:spacing w:after="0" w:line="240" w:lineRule="auto"/>
-        <w:ind w:left="567"/>
-        <w:contextualSpacing/>
-        <w:jc w:val="both"/>
-        <w:rPr>
-          <w:rFonts w:ascii="Arial Narrow" w:eastAsia="Arial Narrow" w:hAnsi="Arial Narrow" w:cs="Arial Narrow"/>
-          <w:sz w:val="16"/>
-          <w:szCs w:val="16"/>
-        </w:rPr>
-      </w:pPr>
-      <w:r>
-        <w:rPr>
-          <w:rFonts w:ascii="Arial Narrow" w:eastAsia="Arial Narrow" w:hAnsi="Arial Narrow" w:cs="Arial Narrow"/>
-          <w:sz w:val="16"/>
-          <w:szCs w:val="16"/>
-        </w:rPr>
-        <w:t>Las medidas correctivas complementarias tienen el objeto de revertir los efectos de la conducta infractora o evitar que esta se produzca nuevamente en el futuro y pueden ser, entre otras, las siguientes:</w:t>
-      </w:r>
-    </w:p>
-    <w:p>
-      <w:pPr>
-        <w:spacing w:after="0" w:line="240" w:lineRule="auto"/>
-        <w:ind w:left="567"/>
-        <w:contextualSpacing/>
-        <w:jc w:val="both"/>
-        <w:rPr>
-          <w:rFonts w:ascii="Arial Narrow" w:eastAsia="Arial Narrow" w:hAnsi="Arial Narrow" w:cs="Arial Narrow"/>
-          <w:sz w:val="16"/>
-          <w:szCs w:val="16"/>
-        </w:rPr>
-      </w:pPr>
-      <w:r>
-        <w:rPr>
-          <w:rFonts w:ascii="Arial Narrow" w:eastAsia="Arial Narrow" w:hAnsi="Arial Narrow" w:cs="Arial Narrow"/>
-          <w:sz w:val="16"/>
-          <w:szCs w:val="16"/>
-        </w:rPr>
-        <w:t>a. Que el proveedor cumpla con atender la solicitud de información requerida por el consumidor, siempre que dicho requerimiento guarde relación con el producto adquirido o servicio contratado.</w:t>
-      </w:r>
-    </w:p>
-    <w:p>
-      <w:pPr>
-        <w:spacing w:after="0" w:line="240" w:lineRule="auto"/>
-        <w:ind w:left="567"/>
-        <w:contextualSpacing/>
-        <w:jc w:val="both"/>
-        <w:rPr>
-          <w:rFonts w:ascii="Arial Narrow" w:eastAsia="Arial Narrow" w:hAnsi="Arial Narrow" w:cs="Arial Narrow"/>
-          <w:sz w:val="16"/>
-          <w:szCs w:val="16"/>
-        </w:rPr>
-      </w:pPr>
-      <w:r>
-        <w:rPr>
-          <w:rFonts w:ascii="Arial Narrow" w:eastAsia="Arial Narrow" w:hAnsi="Arial Narrow" w:cs="Arial Narrow"/>
-          <w:sz w:val="16"/>
-          <w:szCs w:val="16"/>
-        </w:rPr>
-        <w:t>b. Declarar inexigibles las cláusulas que han sido identificadas como abusivas en el procedimiento.</w:t>
-      </w:r>
-    </w:p>
-    <w:p>
-      <w:pPr>
-        <w:spacing w:after="0" w:line="240" w:lineRule="auto"/>
-        <w:ind w:left="567"/>
-        <w:contextualSpacing/>
-        <w:jc w:val="both"/>
-        <w:rPr>
-          <w:rFonts w:ascii="Arial Narrow" w:eastAsia="Arial Narrow" w:hAnsi="Arial Narrow" w:cs="Arial Narrow"/>
-          <w:sz w:val="16"/>
-          <w:szCs w:val="16"/>
-        </w:rPr>
-      </w:pPr>
-      <w:r>
-        <w:rPr>
-          <w:rFonts w:ascii="Arial Narrow" w:eastAsia="Arial Narrow" w:hAnsi="Arial Narrow" w:cs="Arial Narrow"/>
-          <w:sz w:val="16"/>
-          <w:szCs w:val="16"/>
-        </w:rPr>
-        <w:t>c. El decomiso y destrucción de la mercadería, envases, envolturas o etiquetas.</w:t>
-      </w:r>
-    </w:p>
-    <w:p>
-      <w:pPr>
-        <w:spacing w:after="0" w:line="240" w:lineRule="auto"/>
-        <w:ind w:left="567"/>
-        <w:contextualSpacing/>
-        <w:jc w:val="both"/>
-        <w:rPr>
-          <w:rFonts w:ascii="Arial Narrow" w:eastAsia="Arial Narrow" w:hAnsi="Arial Narrow" w:cs="Arial Narrow"/>
-          <w:sz w:val="16"/>
-          <w:szCs w:val="16"/>
-        </w:rPr>
-      </w:pPr>
-      <w:r>
-        <w:rPr>
-          <w:rFonts w:ascii="Arial Narrow" w:eastAsia="Arial Narrow" w:hAnsi="Arial Narrow" w:cs="Arial Narrow"/>
-          <w:sz w:val="16"/>
-          <w:szCs w:val="16"/>
-        </w:rPr>
-        <w:t xml:space="preserve">d. En caso de infracciones muy graves y de reincidencia o </w:t>
+        <w:t xml:space="preserve">3. En los procedimientos de oficio promovidos por una denuncia de parte, cuando el proveedor se allana a la denuncia presentada o reconoce las pretensiones en ella contenidas, se da por concluido el procedimiento </w:t>
       </w:r>
       <w:proofErr w:type="spellStart"/>
       <w:r>
@@ -12697,7 +13108,7 @@
           <w:sz w:val="16"/>
           <w:szCs w:val="16"/>
         </w:rPr>
-        <w:t>reiterancia</w:t>
+        <w:t>liminarmente</w:t>
       </w:r>
       <w:proofErr w:type="spellEnd"/>
       <w:r>
@@ -12706,167 +13117,9 @@
           <w:sz w:val="16"/>
           <w:szCs w:val="16"/>
         </w:rPr>
-        <w:t>:</w:t>
-      </w:r>
-    </w:p>
-    <w:p>
-      <w:pPr>
-        <w:spacing w:after="0" w:line="240" w:lineRule="auto"/>
-        <w:ind w:left="567"/>
-        <w:contextualSpacing/>
-        <w:jc w:val="both"/>
-        <w:rPr>
-          <w:rFonts w:ascii="Arial Narrow" w:eastAsia="Arial Narrow" w:hAnsi="Arial Narrow" w:cs="Arial Narrow"/>
-          <w:sz w:val="16"/>
-          <w:szCs w:val="16"/>
-        </w:rPr>
-      </w:pPr>
-      <w:r>
-        <w:rPr>
-          <w:rFonts w:ascii="Arial Narrow" w:eastAsia="Arial Narrow" w:hAnsi="Arial Narrow" w:cs="Arial Narrow"/>
-          <w:sz w:val="16"/>
-          <w:szCs w:val="16"/>
-        </w:rPr>
-        <w:t>(i) Solicitar a la autoridad correspondiente la clausura temporal del establecimiento industrial, comercial o de servicios por un plazo máximo de seis (6) meses.</w:t>
-      </w:r>
-    </w:p>
-    <w:p>
-      <w:pPr>
-        <w:spacing w:after="0" w:line="240" w:lineRule="auto"/>
-        <w:ind w:left="567"/>
-        <w:contextualSpacing/>
-        <w:jc w:val="both"/>
-        <w:rPr>
-          <w:rFonts w:ascii="Arial Narrow" w:eastAsia="Arial Narrow" w:hAnsi="Arial Narrow" w:cs="Arial Narrow"/>
-          <w:sz w:val="16"/>
-          <w:szCs w:val="16"/>
-        </w:rPr>
-      </w:pPr>
-      <w:r>
-        <w:rPr>
-          <w:rFonts w:ascii="Arial Narrow" w:eastAsia="Arial Narrow" w:hAnsi="Arial Narrow" w:cs="Arial Narrow"/>
-          <w:sz w:val="16"/>
-          <w:szCs w:val="16"/>
-        </w:rPr>
-        <w:t>(</w:t>
-      </w:r>
-      <w:proofErr w:type="spellStart"/>
-      <w:r>
-        <w:rPr>
-          <w:rFonts w:ascii="Arial Narrow" w:eastAsia="Arial Narrow" w:hAnsi="Arial Narrow" w:cs="Arial Narrow"/>
-          <w:sz w:val="16"/>
-          <w:szCs w:val="16"/>
-        </w:rPr>
-        <w:t>ii</w:t>
-      </w:r>
-      <w:proofErr w:type="spellEnd"/>
-      <w:r>
-        <w:rPr>
-          <w:rFonts w:ascii="Arial Narrow" w:eastAsia="Arial Narrow" w:hAnsi="Arial Narrow" w:cs="Arial Narrow"/>
-          <w:sz w:val="16"/>
-          <w:szCs w:val="16"/>
-        </w:rPr>
-        <w:t>) Solicitar a la autoridad competente la inhabilitación, temporal o permanente, del proveedor en función de los alcances de la infracción sancionada.</w:t>
-      </w:r>
-    </w:p>
-    <w:p>
-      <w:pPr>
-        <w:spacing w:after="0" w:line="240" w:lineRule="auto"/>
-        <w:ind w:left="567"/>
-        <w:contextualSpacing/>
-        <w:jc w:val="both"/>
-        <w:rPr>
-          <w:rFonts w:ascii="Arial Narrow" w:eastAsia="Arial Narrow" w:hAnsi="Arial Narrow" w:cs="Arial Narrow"/>
-          <w:sz w:val="16"/>
-          <w:szCs w:val="16"/>
-        </w:rPr>
-      </w:pPr>
-      <w:r>
-        <w:rPr>
-          <w:rFonts w:ascii="Arial Narrow" w:eastAsia="Arial Narrow" w:hAnsi="Arial Narrow" w:cs="Arial Narrow"/>
-          <w:sz w:val="16"/>
-          <w:szCs w:val="16"/>
-        </w:rPr>
-        <w:t xml:space="preserve">e. Publicación de avisos </w:t>
-      </w:r>
-      <w:proofErr w:type="spellStart"/>
-      <w:r>
-        <w:rPr>
-          <w:rFonts w:ascii="Arial Narrow" w:eastAsia="Arial Narrow" w:hAnsi="Arial Narrow" w:cs="Arial Narrow"/>
-          <w:sz w:val="16"/>
-          <w:szCs w:val="16"/>
-        </w:rPr>
-        <w:t>rectificatorios</w:t>
-      </w:r>
-      <w:proofErr w:type="spellEnd"/>
-      <w:r>
-        <w:rPr>
-          <w:rFonts w:ascii="Arial Narrow" w:eastAsia="Arial Narrow" w:hAnsi="Arial Narrow" w:cs="Arial Narrow"/>
-          <w:sz w:val="16"/>
-          <w:szCs w:val="16"/>
-        </w:rPr>
-        <w:t xml:space="preserve"> o informativos en la forma que determine el Indecopi, tomando en consideración los medios que resulten idóneos para revertir los efectos que el acto objeto de sanción ha ocasionado.</w:t>
-      </w:r>
-    </w:p>
-    <w:p>
-      <w:pPr>
-        <w:spacing w:after="0" w:line="240" w:lineRule="auto"/>
-        <w:ind w:left="567"/>
-        <w:contextualSpacing/>
-        <w:jc w:val="both"/>
-        <w:rPr>
-          <w:rFonts w:ascii="Arial Narrow" w:eastAsia="Arial Narrow" w:hAnsi="Arial Narrow" w:cs="Arial Narrow"/>
-          <w:sz w:val="16"/>
-          <w:szCs w:val="16"/>
-        </w:rPr>
-      </w:pPr>
-      <w:r>
-        <w:rPr>
-          <w:rFonts w:ascii="Arial Narrow" w:eastAsia="Arial Narrow" w:hAnsi="Arial Narrow" w:cs="Arial Narrow"/>
-          <w:sz w:val="16"/>
-          <w:szCs w:val="16"/>
-        </w:rPr>
-        <w:t>f. Cualquier otra medida correctiva que tenga el objeto de revertir los efectos de la conducta infractora o evitar que esta se produzca nuevamente en el futuro.</w:t>
-      </w:r>
-    </w:p>
-    <w:p>
-      <w:pPr>
-        <w:spacing w:after="0" w:line="240" w:lineRule="auto"/>
-        <w:ind w:left="567"/>
-        <w:contextualSpacing/>
-        <w:jc w:val="both"/>
-        <w:rPr>
-          <w:rFonts w:ascii="Arial Narrow" w:eastAsia="Arial Narrow" w:hAnsi="Arial Narrow" w:cs="Arial Narrow"/>
-          <w:sz w:val="16"/>
-          <w:szCs w:val="16"/>
-        </w:rPr>
-      </w:pPr>
-      <w:r>
-        <w:rPr>
-          <w:rFonts w:ascii="Arial Narrow" w:eastAsia="Arial Narrow" w:hAnsi="Arial Narrow" w:cs="Arial Narrow"/>
-          <w:sz w:val="16"/>
-          <w:szCs w:val="16"/>
-        </w:rPr>
-        <w:t>El Indecopi está facultado para solicitar a la autoridad municipal y policial el apoyo respectivo para la ejecución de las medidas correctivas complementarias correspondientes.</w:t>
-      </w:r>
-    </w:p>
-    <w:p>
-      <w:pPr>
-        <w:spacing w:after="0" w:line="240" w:lineRule="auto"/>
-        <w:ind w:left="567" w:hanging="567"/>
-        <w:contextualSpacing/>
-        <w:jc w:val="both"/>
-        <w:rPr>
-          <w:rFonts w:ascii="Arial Narrow" w:eastAsia="Arial Narrow" w:hAnsi="Arial Narrow" w:cs="Arial Narrow"/>
-          <w:b/>
-          <w:bCs/>
-          <w:sz w:val="16"/>
-          <w:szCs w:val="16"/>
-        </w:rPr>
-      </w:pPr>
-    </w:p>
-  </w:footnote>
-  <w:footnote w:id="14">
+        <w:t>, pudiendo imponerse una amonestación si el allanamiento o reconocimiento se realiza con la presentación de los descargos; caso contrario la sanción a imponer será pecuniaria. En aquellos casos en que el allanamiento o reconocimiento verse sobre controversias referidas a actos de discriminación, actos contrarios a la vida y a la salud y sustancias peligrosas, se considera como un atenuante pero la sanción a imponer será pecuniaria. En todos los supuestos de allanamiento y reconocimiento formulados con la presentación de los descargos, se exonera al denunciado del pago de los costos del procedimiento, pero no de las costas.</w:t>
+      </w:r>
+    </w:p>
     <w:p>
       <w:pPr>
         <w:pStyle w:val="Textonotapie"/>
@@ -12883,239 +13136,117 @@
           <w:szCs w:val="16"/>
         </w:rPr>
       </w:pPr>
-      <w:r>
-        <w:rPr>
-          <w:rStyle w:val="Refdenotaalpie"/>
-          <w:rFonts w:ascii="Arial Narrow" w:eastAsia="Arial Narrow" w:hAnsi="Arial Narrow" w:cs="Arial Narrow"/>
-          <w:sz w:val="16"/>
-          <w:szCs w:val="16"/>
-          <w:vertAlign w:val="superscript"/>
-        </w:rPr>
-        <w:footnoteRef/>
-      </w:r>
-      <w:r>
-        <w:rPr>
-          <w:rFonts w:ascii="Arial Narrow" w:eastAsia="Arial Narrow" w:hAnsi="Arial Narrow" w:cs="Arial Narrow"/>
-          <w:sz w:val="16"/>
-          <w:szCs w:val="16"/>
-        </w:rPr>
-        <w:t xml:space="preserve"> </w:t>
-      </w:r>
-      <w:r>
-        <w:rPr>
-          <w:rFonts w:ascii="Arial Narrow" w:eastAsia="Arial Narrow" w:hAnsi="Arial Narrow" w:cs="Arial Narrow"/>
-          <w:sz w:val="16"/>
-          <w:szCs w:val="16"/>
-        </w:rPr>
-        <w:tab/>
-      </w:r>
-      <w:r>
-        <w:rPr>
-          <w:rFonts w:ascii="Arial Narrow" w:eastAsia="Arial Narrow" w:hAnsi="Arial Narrow" w:cs="Arial Narrow"/>
-          <w:b/>
-          <w:sz w:val="16"/>
-          <w:szCs w:val="16"/>
-        </w:rPr>
-        <w:t>LEY 29571</w:t>
-      </w:r>
-      <w:r>
-        <w:rPr>
-          <w:rFonts w:ascii="Arial Narrow" w:eastAsia="Arial Narrow" w:hAnsi="Arial Narrow" w:cs="Arial Narrow"/>
-          <w:b/>
-          <w:sz w:val="16"/>
-          <w:szCs w:val="16"/>
-        </w:rPr>
-        <w:t>, CÓDIGO DE PROTECCIÓN Y DEFENSA DEL CONSUMIDOR</w:t>
-      </w:r>
-      <w:r>
-        <w:rPr>
-          <w:rFonts w:ascii="Arial Narrow" w:eastAsia="Arial Narrow" w:hAnsi="Arial Narrow" w:cs="Arial Narrow"/>
-          <w:b/>
-          <w:bCs/>
-          <w:sz w:val="16"/>
-          <w:szCs w:val="16"/>
-        </w:rPr>
-        <w:t xml:space="preserve">, </w:t>
-      </w:r>
-      <w:r>
-        <w:rPr>
-          <w:rFonts w:ascii="Arial Narrow" w:eastAsia="Arial Narrow" w:hAnsi="Arial Narrow" w:cs="Arial Narrow"/>
-          <w:b/>
-          <w:sz w:val="16"/>
-          <w:szCs w:val="16"/>
-        </w:rPr>
-        <w:t>publicado el 2 de setiembre de 2010 y modificado por Decreto Legislativo 1308</w:t>
-      </w:r>
-    </w:p>
-    <w:p>
-      <w:pPr>
-        <w:pStyle w:val="Textonotapie"/>
+    </w:p>
+  </w:footnote>
+  <w:footnote w:id="17">
+    <w:p>
+      <w:pPr>
+        <w:autoSpaceDE w:val="0"/>
+        <w:autoSpaceDN w:val="0"/>
+        <w:adjustRightInd w:val="0"/>
         <w:tabs>
           <w:tab w:val="left" w:pos="567"/>
         </w:tabs>
+        <w:spacing w:after="0" w:line="240" w:lineRule="auto"/>
+        <w:ind w:left="567" w:hanging="567"/>
         <w:contextualSpacing/>
         <w:jc w:val="both"/>
         <w:rPr>
           <w:rFonts w:ascii="Arial Narrow" w:eastAsia="Arial Narrow" w:hAnsi="Arial Narrow" w:cs="Arial Narrow"/>
           <w:b/>
-          <w:sz w:val="16"/>
-          <w:szCs w:val="16"/>
-        </w:rPr>
-      </w:pPr>
-      <w:r>
-        <w:rPr>
+          <w:bCs/>
+          <w:sz w:val="16"/>
+          <w:szCs w:val="16"/>
+        </w:rPr>
+      </w:pPr>
+      <w:r>
+        <w:rPr>
+          <w:rStyle w:val="Refdenotaalpie"/>
           <w:rFonts w:ascii="Arial Narrow" w:eastAsia="Arial Narrow" w:hAnsi="Arial Narrow" w:cs="Arial Narrow"/>
           <w:b/>
+          <w:bCs/>
+          <w:sz w:val="16"/>
+          <w:szCs w:val="16"/>
+          <w:vertAlign w:val="superscript"/>
+        </w:rPr>
+        <w:footnoteRef/>
+      </w:r>
+      <w:r>
+        <w:rPr>
+          <w:rFonts w:ascii="Arial Narrow" w:eastAsia="Arial Narrow" w:hAnsi="Arial Narrow" w:cs="Arial Narrow"/>
+          <w:b/>
+          <w:bCs/>
           <w:sz w:val="16"/>
           <w:szCs w:val="16"/>
         </w:rPr>
         <w:tab/>
+        <w:t xml:space="preserve"/>
       </w:r>
       <w:r>
         <w:rPr>
           <w:rFonts w:ascii="Arial Narrow" w:eastAsia="Arial Narrow" w:hAnsi="Arial Narrow" w:cs="Arial Narrow"/>
           <w:b/>
-          <w:sz w:val="16"/>
-          <w:szCs w:val="16"/>
-        </w:rPr>
-        <w:t>Artículo 112.- Criterios de graduación de las sanciones administrativas</w:t>
-      </w:r>
-    </w:p>
-    <w:p>
-      <w:pPr>
-        <w:pStyle w:val="Textonotapie"/>
-        <w:tabs>
-          <w:tab w:val="left" w:pos="567"/>
-        </w:tabs>
-        <w:contextualSpacing/>
-        <w:jc w:val="both"/>
-        <w:rPr>
-          <w:rFonts w:ascii="Arial Narrow" w:eastAsia="Arial Narrow" w:hAnsi="Arial Narrow" w:cs="Arial Narrow"/>
-          <w:sz w:val="16"/>
-          <w:szCs w:val="16"/>
-        </w:rPr>
-      </w:pPr>
-      <w:r>
-        <w:rPr>
-          <w:rFonts w:ascii="Arial Narrow" w:eastAsia="Arial Narrow" w:hAnsi="Arial Narrow" w:cs="Arial Narrow"/>
+          <w:bCs/>
           <w:sz w:val="16"/>
           <w:szCs w:val="16"/>
         </w:rPr>
         <w:tab/>
-      </w:r>
-      <w:r>
-        <w:rPr>
-          <w:rFonts w:ascii="Arial Narrow" w:eastAsia="Arial Narrow" w:hAnsi="Arial Narrow" w:cs="Arial Narrow"/>
-          <w:sz w:val="16"/>
-          <w:szCs w:val="16"/>
-        </w:rPr>
-        <w:t>(…)</w:t>
-      </w:r>
-    </w:p>
-    <w:p>
-      <w:pPr>
-        <w:pStyle w:val="Textonotapie"/>
-        <w:tabs>
-          <w:tab w:val="left" w:pos="567"/>
-        </w:tabs>
-        <w:contextualSpacing/>
-        <w:jc w:val="both"/>
-        <w:rPr>
-          <w:rFonts w:ascii="Arial Narrow" w:eastAsia="Arial Narrow" w:hAnsi="Arial Narrow" w:cs="Arial Narrow"/>
-          <w:sz w:val="16"/>
-          <w:szCs w:val="16"/>
-        </w:rPr>
-      </w:pPr>
-      <w:r>
-        <w:rPr>
-          <w:rFonts w:ascii="Arial Narrow" w:eastAsia="Arial Narrow" w:hAnsi="Arial Narrow" w:cs="Arial Narrow"/>
-          <w:sz w:val="16"/>
-          <w:szCs w:val="16"/>
-        </w:rPr>
-        <w:tab/>
-      </w:r>
-      <w:r>
-        <w:rPr>
-          <w:rFonts w:ascii="Arial Narrow" w:eastAsia="Arial Narrow" w:hAnsi="Arial Narrow" w:cs="Arial Narrow"/>
-          <w:sz w:val="16"/>
-          <w:szCs w:val="16"/>
-        </w:rPr>
-        <w:t>Se consideran circunstancias atenuantes especiales, las siguientes:</w:t>
-      </w:r>
-    </w:p>
-    <w:p>
-      <w:pPr>
-        <w:pStyle w:val="Textonotapie"/>
-        <w:tabs>
-          <w:tab w:val="left" w:pos="567"/>
-        </w:tabs>
-        <w:contextualSpacing/>
-        <w:jc w:val="both"/>
-        <w:rPr>
-          <w:rFonts w:ascii="Arial Narrow" w:eastAsia="Arial Narrow" w:hAnsi="Arial Narrow" w:cs="Arial Narrow"/>
-          <w:sz w:val="16"/>
-          <w:szCs w:val="16"/>
-        </w:rPr>
-      </w:pPr>
-      <w:r>
-        <w:rPr>
-          <w:rFonts w:ascii="Arial Narrow" w:eastAsia="Arial Narrow" w:hAnsi="Arial Narrow" w:cs="Arial Narrow"/>
-          <w:sz w:val="16"/>
-          <w:szCs w:val="16"/>
-        </w:rPr>
-        <w:tab/>
-      </w:r>
-      <w:r>
-        <w:rPr>
-          <w:rFonts w:ascii="Arial Narrow" w:eastAsia="Arial Narrow" w:hAnsi="Arial Narrow" w:cs="Arial Narrow"/>
-          <w:sz w:val="16"/>
-          <w:szCs w:val="16"/>
-        </w:rPr>
-        <w:t>(…)</w:t>
-      </w:r>
-    </w:p>
-    <w:p>
-      <w:pPr>
-        <w:pStyle w:val="Textonotapie"/>
-        <w:tabs>
-          <w:tab w:val="left" w:pos="567"/>
-        </w:tabs>
+        <w:t>DECRETO LEGISLATIVO 807, LEY SOBRE FACULTADES, NORMAS Y ORGANIZACIÓN DEL INDECOPI FACULTADES DE LAS COMISIONES Y OFICINAS DEL INDECOPI</w:t>
+      </w:r>
+    </w:p>
+    <w:p>
+      <w:pPr>
+        <w:pStyle w:val="NormalWeb"/>
+        <w:spacing w:after="0" w:line="240" w:lineRule="auto"/>
         <w:ind w:left="567"/>
         <w:contextualSpacing/>
         <w:jc w:val="both"/>
         <w:rPr>
           <w:rFonts w:ascii="Arial Narrow" w:eastAsia="Arial Narrow" w:hAnsi="Arial Narrow" w:cs="Arial Narrow"/>
-          <w:sz w:val="16"/>
-          <w:szCs w:val="16"/>
-        </w:rPr>
-      </w:pPr>
-      <w:r>
-        <w:rPr>
-          <w:rFonts w:ascii="Arial Narrow" w:eastAsia="Arial Narrow" w:hAnsi="Arial Narrow" w:cs="Arial Narrow"/>
-          <w:sz w:val="16"/>
-          <w:szCs w:val="16"/>
-        </w:rPr>
-        <w:t xml:space="preserve">3. En los procedimientos de oficio promovidos por una denuncia de parte, cuando el proveedor se allana a la denuncia presentada o reconoce las pretensiones en ella contenidas, se da por concluido el procedimiento </w:t>
-      </w:r>
-      <w:proofErr w:type="spellStart"/>
-      <w:r>
-        <w:rPr>
-          <w:rFonts w:ascii="Arial Narrow" w:eastAsia="Arial Narrow" w:hAnsi="Arial Narrow" w:cs="Arial Narrow"/>
-          <w:sz w:val="16"/>
-          <w:szCs w:val="16"/>
-        </w:rPr>
-        <w:t>liminarmente</w:t>
-      </w:r>
-      <w:proofErr w:type="spellEnd"/>
-      <w:r>
-        <w:rPr>
-          <w:rFonts w:ascii="Arial Narrow" w:eastAsia="Arial Narrow" w:hAnsi="Arial Narrow" w:cs="Arial Narrow"/>
-          <w:sz w:val="16"/>
-          <w:szCs w:val="16"/>
-        </w:rPr>
-        <w:t>, pudiendo imponerse una amonestación si el allanamiento o reconocimiento se realiza con la presentación de los descargos; caso contrario la sanción a imponer será pecuniaria. En aquellos casos en que el allanamiento o reconocimiento verse sobre controversias referidas a actos de discriminación, actos contrarios a la vida y a la salud y sustancias peligrosas, se considera como un atenuante pero la sanción a imponer será pecuniaria. En todos los supuestos de allanamiento y reconocimiento formulados con la presentación de los descargos, se exonera al denunciado del pago de los costos del procedimiento, pero no de las costas.</w:t>
-      </w:r>
-    </w:p>
+          <w:bCs/>
+          <w:sz w:val="16"/>
+          <w:szCs w:val="16"/>
+        </w:rPr>
+      </w:pPr>
+      <w:r>
+        <w:rPr>
+          <w:rFonts w:ascii="Arial Narrow" w:eastAsia="Arial Narrow" w:hAnsi="Arial Narrow" w:cs="Arial Narrow"/>
+          <w:b/>
+          <w:sz w:val="16"/>
+          <w:szCs w:val="16"/>
+        </w:rPr>
+        <w:t xml:space="preserve">Artículo 29.- </w:t>
+      </w:r>
+      <w:r>
+        <w:rPr>
+          <w:rFonts w:ascii="Arial Narrow" w:eastAsia="Arial Narrow" w:hAnsi="Arial Narrow" w:cs="Arial Narrow"/>
+          <w:bCs/>
+          <w:sz w:val="16"/>
+          <w:szCs w:val="16"/>
+        </w:rPr>
+        <w:t>En cualquier estado del procedimiento, e incluso antes de admitirse a trámite la denuncia, el Secretario Técnico podrá citar a las partes a audiencia de conciliación. La audiencia se desarrollará ante el Secretario Técnico o ante la persona que este designe. Si ambas partes arribaran a un acuerdo respecto de la denuncia, se levantará un acta donde conste el acuerdo respectivo, el mismo que tendrá efectos de transacción extrajudicial. En cualquier caso, la Comisión podrá continuar de oficio el procedimiento, si del análisis de los hechos denunciados considera que podría estarse afectando intereses de terceros.</w:t>
+      </w:r>
+    </w:p>
+    <w:p>
+      <w:pPr>
+        <w:autoSpaceDE w:val="0"/>
+        <w:autoSpaceDN w:val="0"/>
+        <w:adjustRightInd w:val="0"/>
+        <w:spacing w:after="0" w:line="240" w:lineRule="auto"/>
+        <w:ind w:left="567" w:hanging="567"/>
+        <w:contextualSpacing/>
+        <w:jc w:val="both"/>
+        <w:rPr>
+          <w:rFonts w:ascii="Arial Narrow" w:eastAsia="Arial Narrow" w:hAnsi="Arial Narrow" w:cs="Arial Narrow"/>
+          <w:b/>
+          <w:bCs/>
+          <w:sz w:val="16"/>
+          <w:szCs w:val="16"/>
+        </w:rPr>
+      </w:pPr>
+    </w:p>
+  </w:footnote>
+  <w:footnote w:id="18">
     <w:p>
       <w:pPr>
         <w:pStyle w:val="Textonotapie"/>
@@ -13127,27 +13258,6 @@
         <w:jc w:val="both"/>
         <w:rPr>
           <w:rFonts w:ascii="Arial Narrow" w:eastAsia="Arial Narrow" w:hAnsi="Arial Narrow" w:cs="Arial Narrow"/>
-          <w:b/>
-          <w:sz w:val="16"/>
-          <w:szCs w:val="16"/>
-        </w:rPr>
-      </w:pPr>
-    </w:p>
-  </w:footnote>
-  <w:footnote w:id="15">
-    <w:p>
-      <w:pPr>
-        <w:autoSpaceDE w:val="0"/>
-        <w:autoSpaceDN w:val="0"/>
-        <w:adjustRightInd w:val="0"/>
-        <w:spacing w:after="0" w:line="240" w:lineRule="auto"/>
-        <w:ind w:left="567" w:hanging="567"/>
-        <w:contextualSpacing/>
-        <w:jc w:val="both"/>
-        <w:rPr>
-          <w:rFonts w:ascii="Arial Narrow" w:eastAsia="Arial Narrow" w:hAnsi="Arial Narrow" w:cs="Arial Narrow"/>
-          <w:b/>
-          <w:bCs/>
           <w:sz w:val="16"/>
           <w:szCs w:val="16"/>
         </w:rPr>
@@ -13156,8 +13266,6 @@
         <w:rPr>
           <w:rStyle w:val="Refdenotaalpie"/>
           <w:rFonts w:ascii="Arial Narrow" w:eastAsia="Arial Narrow" w:hAnsi="Arial Narrow" w:cs="Arial Narrow"/>
-          <w:b/>
-          <w:bCs/>
           <w:sz w:val="16"/>
           <w:szCs w:val="16"/>
           <w:vertAlign w:val="superscript"/>
@@ -13167,107 +13275,11 @@
       <w:r>
         <w:rPr>
           <w:rFonts w:ascii="Arial Narrow" w:eastAsia="Arial Narrow" w:hAnsi="Arial Narrow" w:cs="Arial Narrow"/>
-          <w:b/>
-          <w:bCs/>
-          <w:sz w:val="16"/>
-          <w:szCs w:val="16"/>
-        </w:rPr>
-        <w:t xml:space="preserve"> </w:t>
-      </w:r>
-      <w:r>
-        <w:rPr>
-          <w:rFonts w:ascii="Arial Narrow" w:eastAsia="Arial Narrow" w:hAnsi="Arial Narrow" w:cs="Arial Narrow"/>
-          <w:b/>
-          <w:bCs/>
           <w:sz w:val="16"/>
           <w:szCs w:val="16"/>
         </w:rPr>
         <w:tab/>
-        <w:t>DECRETO LEGISLATIVO 807, LEY SOBRE FACULTADES, NORMAS Y ORGANIZACIÓN DEL INDECOPI FACULTADES DE LAS COMISIONES Y OFICINAS DEL INDECOPI</w:t>
-      </w:r>
-    </w:p>
-    <w:p>
-      <w:pPr>
-        <w:pStyle w:val="NormalWeb"/>
-        <w:spacing w:after="0" w:line="240" w:lineRule="auto"/>
-        <w:ind w:left="567"/>
-        <w:contextualSpacing/>
-        <w:jc w:val="both"/>
-        <w:rPr>
-          <w:rFonts w:ascii="Arial Narrow" w:eastAsia="Arial Narrow" w:hAnsi="Arial Narrow" w:cs="Arial Narrow"/>
-          <w:bCs/>
-          <w:sz w:val="16"/>
-          <w:szCs w:val="16"/>
-        </w:rPr>
-      </w:pPr>
-      <w:r>
-        <w:rPr>
-          <w:rFonts w:ascii="Arial Narrow" w:eastAsia="Arial Narrow" w:hAnsi="Arial Narrow" w:cs="Arial Narrow"/>
-          <w:b/>
-          <w:sz w:val="16"/>
-          <w:szCs w:val="16"/>
-        </w:rPr>
-        <w:t xml:space="preserve">Artículo 29.- </w:t>
-      </w:r>
-      <w:r>
-        <w:rPr>
-          <w:rFonts w:ascii="Arial Narrow" w:eastAsia="Arial Narrow" w:hAnsi="Arial Narrow" w:cs="Arial Narrow"/>
-          <w:bCs/>
-          <w:sz w:val="16"/>
-          <w:szCs w:val="16"/>
-        </w:rPr>
-        <w:t>En cualquier estado del procedimiento, e incluso antes de admitirse a trámite la denuncia, el Secretario Técnico podrá citar a las partes a audiencia de conciliación. La audiencia se desarrollará ante el Secretario Técnico o ante la persona que este designe. Si ambas partes arribaran a un acuerdo respecto de la denuncia, se levantará un acta donde conste el acuerdo respectivo, el mismo que tendrá efectos de transacción extrajudicial. En cualquier caso, la Comisión podrá continuar de oficio el procedimiento, si del análisis de los hechos denunciados considera que podría estarse afectando intereses de terceros.</w:t>
-      </w:r>
-    </w:p>
-    <w:p>
-      <w:pPr>
-        <w:autoSpaceDE w:val="0"/>
-        <w:autoSpaceDN w:val="0"/>
-        <w:adjustRightInd w:val="0"/>
-        <w:spacing w:after="0" w:line="240" w:lineRule="auto"/>
-        <w:ind w:left="567" w:hanging="567"/>
-        <w:contextualSpacing/>
-        <w:jc w:val="both"/>
-        <w:rPr>
-          <w:rFonts w:ascii="Arial Narrow" w:eastAsia="Arial Narrow" w:hAnsi="Arial Narrow" w:cs="Arial Narrow"/>
-          <w:b/>
-          <w:bCs/>
-          <w:sz w:val="16"/>
-          <w:szCs w:val="16"/>
-        </w:rPr>
-      </w:pPr>
-    </w:p>
-  </w:footnote>
-  <w:footnote w:id="16">
-    <w:p>
-      <w:pPr>
-        <w:pStyle w:val="Textonotapie"/>
-        <w:ind w:left="567" w:hanging="567"/>
-        <w:contextualSpacing/>
-        <w:jc w:val="both"/>
-        <w:rPr>
-          <w:rFonts w:ascii="Arial Narrow" w:eastAsia="Arial Narrow" w:hAnsi="Arial Narrow" w:cs="Arial Narrow"/>
-          <w:sz w:val="16"/>
-          <w:szCs w:val="16"/>
-        </w:rPr>
-      </w:pPr>
-      <w:r>
-        <w:rPr>
-          <w:rStyle w:val="Refdenotaalpie"/>
-          <w:rFonts w:ascii="Arial Narrow" w:eastAsia="Arial Narrow" w:hAnsi="Arial Narrow" w:cs="Arial Narrow"/>
-          <w:sz w:val="16"/>
-          <w:szCs w:val="16"/>
-          <w:vertAlign w:val="superscript"/>
-        </w:rPr>
-        <w:footnoteRef/>
-      </w:r>
-      <w:r>
-        <w:rPr>
-          <w:rFonts w:ascii="Arial Narrow" w:eastAsia="Arial Narrow" w:hAnsi="Arial Narrow" w:cs="Arial Narrow"/>
-          <w:sz w:val="16"/>
-          <w:szCs w:val="16"/>
-        </w:rPr>
-        <w:t xml:space="preserve"> </w:t>
+        <w:t xml:space="preserve"/>
       </w:r>
       <w:r>
         <w:rPr>

--- a/plantillas_maestras/01_seguro_vehicular/falta_renovacion_poliza/2_ddos_banco_y_aseguradora/varon/TPL_1455_2026_SEGURO_VEHICULAR_FALTA_RENOVACION_POLIZA_BANCO_VARON_R1.docx
+++ b/plantillas_maestras/01_seguro_vehicular/falta_renovacion_poliza/2_ddos_banco_y_aseguradora/varon/TPL_1455_2026_SEGURO_VEHICULAR_FALTA_RENOVACION_POLIZA_BANCO_VARON_R1.docx
@@ -563,7 +563,7 @@
     </w:p>
     <w:p>
       <w:pPr>
-        <w:spacing w:after="0" w:line="240" w:lineRule="auto"/>
+        <w:spacing w:before="0" w:after="0" w:line="240" w:lineRule="auto"/>
         <w:jc w:val="both"/>
         <w:rPr>
           <w:rFonts w:ascii="Arial Narrow" w:eastAsia="Arial Narrow" w:hAnsi="Arial Narrow" w:cs="Arial Narrow"/>
@@ -605,7 +605,7 @@
           <w:lang w:val="es-ES" w:eastAsia="es-ES"/>
           <w14:ligatures w14:val="none"/>
         </w:rPr>
-        <w:t xml:space="preserve">Mediante la denuncia del 13 de febrero de 2026, el señor [APELLIDO] denunció a Rímac y al Banco por presuntas infracciones a la Ley 29571, Código de Protección y Defensa del Consumidor</w:t>
+        <w:t xml:space="preserve">Mediante la denuncia del 13 de febrero de 2026</w:t>
       </w:r>
       <w:r>
         <w:rPr>
@@ -631,79 +631,7 @@
           <w:lang w:val="es-ES" w:eastAsia="es-ES"/>
           <w14:ligatures w14:val="none"/>
         </w:rPr>
-        <w:t xml:space="preserve"> (en adelante, Código), señalando lo siguiente:</w:t>
-      </w:r>
-      <w:r>
-        <w:rPr>
-          <w:rFonts w:ascii="Arial Narrow" w:eastAsia="Arial Narrow" w:hAnsi="Arial Narrow" w:cs="Arial Narrow"/>
-          <w:color w:val="000000"/>
-          <w:kern w:val="0"/>
-          <w:sz w:val="22"/>
-          <w:szCs w:val="22"/>
-          <w:lang w:val="es-ES" w:eastAsia="es-ES"/>
-          <w14:ligatures w14:val="none"/>
-        </w:rPr>
-        <w:t/>
-      </w:r>
-      <w:r>
-        <w:rPr>
-          <w:rFonts w:ascii="Arial Narrow" w:eastAsia="Arial Narrow" w:hAnsi="Arial Narrow" w:cs="Arial Narrow"/>
-          <w:color w:val="000000"/>
-          <w:kern w:val="0"/>
-          <w:sz w:val="22"/>
-          <w:szCs w:val="22"/>
-          <w:lang w:val="es-ES" w:eastAsia="es-ES"/>
-          <w14:ligatures w14:val="none"/>
-        </w:rPr>
-        <w:t xml:space="preserve"/>
-      </w:r>
-      <w:r>
-        <w:rPr>
-          <w:rFonts w:ascii="Arial Narrow" w:eastAsia="Arial Narrow" w:hAnsi="Arial Narrow" w:cs="Arial Narrow"/>
-          <w:color w:val="000000"/>
-          <w:kern w:val="0"/>
-          <w:sz w:val="22"/>
-          <w:szCs w:val="22"/>
-          <w:lang w:val="es-ES" w:eastAsia="es-ES"/>
-          <w14:ligatures w14:val="none"/>
-        </w:rPr>
-        <w:t/>
-      </w:r>
-      <w:r>
-        <w:rPr>
-          <w:rFonts w:ascii="Arial Narrow" w:eastAsia="Arial Narrow" w:hAnsi="Arial Narrow" w:cs="Arial Narrow"/>
-          <w:color w:val="000000"/>
-          <w:kern w:val="0"/>
-          <w:sz w:val="22"/>
-          <w:szCs w:val="22"/>
-          <w:lang w:val="es-ES" w:eastAsia="es-ES"/>
-          <w14:ligatures w14:val="none"/>
-        </w:rPr>
-        <w:t xml:space="preserve"/>
-      </w:r>
-      <w:r>
-        <w:rPr>
-          <w:rFonts w:ascii="Arial Narrow" w:eastAsia="Arial Narrow" w:hAnsi="Arial Narrow" w:cs="Arial Narrow"/>
-          <w:color w:val="000000"/>
-          <w:kern w:val="0"/>
-          <w:sz w:val="22"/>
-          <w:szCs w:val="22"/>
-          <w:lang w:val="es-ES" w:eastAsia="es-ES"/>
-          <w14:ligatures w14:val="none"/>
-        </w:rPr>
-        <w:t xml:space="preserve"/>
-      </w:r>
-      <w:r>
-        <w:rPr>
-          <w:rFonts w:ascii="Arial Narrow" w:eastAsia="Arial Narrow" w:hAnsi="Arial Narrow" w:cs="Arial Narrow"/>
-          <w:color w:val="000000"/>
-          <w:kern w:val="0"/>
-          <w:sz w:val="22"/>
-          <w:szCs w:val="22"/>
-          <w:lang w:val="es-ES" w:eastAsia="es-ES"/>
-          <w14:ligatures w14:val="none"/>
-        </w:rPr>
-        <w:t/>
+        <w:t xml:space="preserve">, el señor [APELLIDO] denunció a Rímac y al Banco por presuntas infracciones a la Ley 29571, Código de Protección y Defensa del Consumidor</w:t>
       </w:r>
       <w:r>
         <w:rPr>
@@ -722,36 +650,120 @@
       <w:r>
         <w:rPr>
           <w:rFonts w:ascii="Arial Narrow" w:eastAsia="Arial Narrow" w:hAnsi="Arial Narrow" w:cs="Arial Narrow"/>
-          <w:kern w:val="0"/>
-          <w14:ligatures w14:val="none"/>
-          <w:sz w:val="22"/>
-          <w:szCs w:val="22"/>
+          <w:color w:val="000000"/>
+          <w:kern w:val="0"/>
+          <w:sz w:val="22"/>
+          <w:szCs w:val="22"/>
+          <w:lang w:val="es-ES" w:eastAsia="es-ES"/>
+          <w14:ligatures w14:val="none"/>
+        </w:rPr>
+        <w:t xml:space="preserve"> (en adelante, Código), señalando lo siguiente:</w:t>
+      </w:r>
+      <w:r>
+        <w:rPr>
+          <w:rFonts w:ascii="Arial Narrow" w:eastAsia="Arial Narrow" w:hAnsi="Arial Narrow" w:cs="Arial Narrow"/>
+          <w:color w:val="000000"/>
+          <w:kern w:val="0"/>
+          <w:sz w:val="22"/>
+          <w:szCs w:val="22"/>
+          <w:lang w:val="es-ES" w:eastAsia="es-ES"/>
+          <w14:ligatures w14:val="none"/>
+        </w:rPr>
+        <w:t/>
+      </w:r>
+      <w:r>
+        <w:rPr>
+          <w:rFonts w:ascii="Arial Narrow" w:eastAsia="Arial Narrow" w:hAnsi="Arial Narrow" w:cs="Arial Narrow"/>
+          <w:color w:val="000000"/>
+          <w:kern w:val="0"/>
+          <w:sz w:val="22"/>
+          <w:szCs w:val="22"/>
+          <w:lang w:val="es-ES" w:eastAsia="es-ES"/>
+          <w14:ligatures w14:val="none"/>
         </w:rPr>
         <w:t xml:space="preserve"/>
       </w:r>
       <w:r>
         <w:rPr>
           <w:rFonts w:ascii="Arial Narrow" w:eastAsia="Arial Narrow" w:hAnsi="Arial Narrow" w:cs="Arial Narrow"/>
-          <w:kern w:val="0"/>
-          <w14:ligatures w14:val="none"/>
-          <w:sz w:val="22"/>
-          <w:szCs w:val="22"/>
+          <w:color w:val="000000"/>
+          <w:kern w:val="0"/>
+          <w:sz w:val="22"/>
+          <w:szCs w:val="22"/>
+          <w:lang w:val="es-ES" w:eastAsia="es-ES"/>
+          <w14:ligatures w14:val="none"/>
+        </w:rPr>
+        <w:t/>
+      </w:r>
+      <w:r>
+        <w:rPr>
+          <w:rFonts w:ascii="Arial Narrow" w:eastAsia="Arial Narrow" w:hAnsi="Arial Narrow" w:cs="Arial Narrow"/>
+          <w:color w:val="000000"/>
+          <w:kern w:val="0"/>
+          <w:sz w:val="22"/>
+          <w:szCs w:val="22"/>
+          <w:lang w:val="es-ES" w:eastAsia="es-ES"/>
+          <w14:ligatures w14:val="none"/>
         </w:rPr>
         <w:t xml:space="preserve"/>
       </w:r>
       <w:r>
         <w:rPr>
           <w:rFonts w:ascii="Arial Narrow" w:eastAsia="Arial Narrow" w:hAnsi="Arial Narrow" w:cs="Arial Narrow"/>
-          <w:kern w:val="0"/>
-          <w14:ligatures w14:val="none"/>
-          <w:sz w:val="22"/>
-          <w:szCs w:val="22"/>
+          <w:color w:val="000000"/>
+          <w:kern w:val="0"/>
+          <w:sz w:val="22"/>
+          <w:szCs w:val="22"/>
+          <w:lang w:val="es-ES" w:eastAsia="es-ES"/>
+          <w14:ligatures w14:val="none"/>
+        </w:rPr>
+        <w:t xml:space="preserve"/>
+      </w:r>
+      <w:r>
+        <w:rPr>
+          <w:rFonts w:ascii="Arial Narrow" w:eastAsia="Arial Narrow" w:hAnsi="Arial Narrow" w:cs="Arial Narrow"/>
+          <w:color w:val="000000"/>
+          <w:kern w:val="0"/>
+          <w:sz w:val="22"/>
+          <w:szCs w:val="22"/>
+          <w:lang w:val="es-ES" w:eastAsia="es-ES"/>
+          <w14:ligatures w14:val="none"/>
         </w:rPr>
         <w:t/>
       </w:r>
       <w:r>
         <w:rPr>
           <w:rFonts w:ascii="Arial Narrow" w:eastAsia="Arial Narrow" w:hAnsi="Arial Narrow" w:cs="Arial Narrow"/>
+          <w:kern w:val="0"/>
+          <w14:ligatures w14:val="none"/>
+          <w:sz w:val="22"/>
+          <w:szCs w:val="22"/>
+        </w:rPr>
+        <w:t xml:space="preserve"/>
+      </w:r>
+      <w:r>
+        <w:rPr>
+          <w:rFonts w:ascii="Arial Narrow" w:eastAsia="Arial Narrow" w:hAnsi="Arial Narrow" w:cs="Arial Narrow"/>
+          <w:kern w:val="0"/>
+          <w14:ligatures w14:val="none"/>
+          <w:sz w:val="22"/>
+          <w:szCs w:val="22"/>
+        </w:rPr>
+        <w:t xml:space="preserve"/>
+      </w:r>
+      <w:r>
+        <w:rPr>
+          <w:rFonts w:ascii="Arial Narrow" w:eastAsia="Arial Narrow" w:hAnsi="Arial Narrow" w:cs="Arial Narrow"/>
+          <w:kern w:val="0"/>
+          <w14:ligatures w14:val="none"/>
+          <w:sz w:val="22"/>
+          <w:szCs w:val="22"/>
+        </w:rPr>
+        <w:t/>
+      </w:r>
+      <w:r>
+        <w:rPr>
+          <w:rFonts w:ascii="Arial Narrow" w:eastAsia="Arial Narrow" w:hAnsi="Arial Narrow" w:cs="Arial Narrow"/>
           <w:color w:val="000000"/>
           <w:kern w:val="0"/>
           <w:sz w:val="22"/>
@@ -837,7 +849,7 @@
     </w:p>
     <w:p>
       <w:pPr>
-        <w:spacing w:after="0" w:line="240" w:lineRule="auto"/>
+        <w:spacing w:before="0" w:after="0" w:line="240" w:lineRule="auto"/>
         <w:jc w:val="both"/>
         <w:rPr>
           <w:rFonts w:ascii="Arial Narrow" w:eastAsia="Arial Narrow" w:hAnsi="Arial Narrow" w:cs="Arial Narrow"/>
@@ -1117,7 +1129,7 @@
     <w:p>
       <w:pPr>
         <w:pStyle w:val="Prrafodelista"/>
-        <w:spacing w:after="0" w:line="240" w:lineRule="auto"/>
+        <w:spacing w:before="0" w:after="0" w:line="240" w:lineRule="auto"/>
         <w:ind w:left="1134"/>
         <w:jc w:val="both"/>
         <w:rPr>
@@ -1242,7 +1254,7 @@
     <w:p>
       <w:pPr>
         <w:pStyle w:val="Prrafodelista"/>
-        <w:spacing w:after="0" w:line="240" w:lineRule="auto"/>
+        <w:spacing w:before="0" w:after="0" w:line="240" w:lineRule="auto"/>
         <w:ind w:left="1134"/>
         <w:jc w:val="both"/>
         <w:rPr>
@@ -1439,7 +1451,7 @@
     <w:p>
       <w:pPr>
         <w:pStyle w:val="Prrafodelista"/>
-        <w:spacing w:after="0" w:line="240" w:lineRule="auto"/>
+        <w:spacing w:before="0" w:after="0" w:line="240" w:lineRule="auto"/>
         <w:ind w:left="1134"/>
         <w:jc w:val="both"/>
         <w:rPr>
@@ -1516,7 +1528,7 @@
     <w:p>
       <w:pPr>
         <w:pStyle w:val="Prrafodelista"/>
-        <w:spacing w:after="0" w:line="240" w:lineRule="auto"/>
+        <w:spacing w:before="0" w:after="0" w:line="240" w:lineRule="auto"/>
         <w:ind w:left="1134"/>
         <w:jc w:val="both"/>
         <w:rPr>
@@ -1690,7 +1702,7 @@
     <w:p>
       <w:pPr>
         <w:pStyle w:val="Prrafodelista"/>
-        <w:spacing w:after="0" w:line="240" w:lineRule="auto"/>
+        <w:spacing w:before="0" w:after="0" w:line="240" w:lineRule="auto"/>
         <w:ind w:left="1134"/>
         <w:jc w:val="both"/>
         <w:rPr>
@@ -1875,6 +1887,7 @@
     <w:p>
       <w:pPr>
         <w:pStyle w:val="Prrafodelista"/>
+        <w:spacing w:before="0" w:after="0" w:line="240" w:lineRule="auto"/>
         <w:rPr>
           <w:rFonts w:ascii="Arial Narrow" w:eastAsia="Arial Narrow" w:hAnsi="Arial Narrow" w:cs="Arial Narrow"/>
           <w:color w:val="000000"/>
@@ -1960,7 +1973,7 @@
     </w:p>
     <w:p>
       <w:pPr>
-        <w:spacing w:after="0" w:line="240" w:lineRule="auto"/>
+        <w:spacing w:before="0" w:after="0" w:line="240" w:lineRule="auto"/>
         <w:jc w:val="both"/>
         <w:rPr>
           <w:rFonts w:ascii="Arial Narrow" w:eastAsia="Arial Narrow" w:hAnsi="Arial Narrow" w:cs="Arial Narrow"/>
@@ -2072,7 +2085,7 @@
     <w:p>
       <w:pPr>
         <w:pStyle w:val="Prrafodelista"/>
-        <w:spacing w:after="0" w:line="240" w:lineRule="auto"/>
+        <w:spacing w:before="0" w:after="0" w:line="240" w:lineRule="auto"/>
         <w:ind w:left="1134"/>
         <w:jc w:val="both"/>
         <w:rPr>
@@ -2197,7 +2210,7 @@
     <w:p>
       <w:pPr>
         <w:pStyle w:val="Prrafodelista"/>
-        <w:spacing w:after="0" w:line="240" w:lineRule="auto"/>
+        <w:spacing w:before="0" w:after="0" w:line="240" w:lineRule="auto"/>
         <w:ind w:left="1134"/>
         <w:jc w:val="both"/>
         <w:rPr>
@@ -2261,7 +2274,7 @@
     </w:p>
     <w:p>
       <w:pPr>
-        <w:spacing w:after="0" w:line="240" w:lineRule="auto"/>
+        <w:spacing w:before="0" w:after="0" w:line="240" w:lineRule="auto"/>
         <w:jc w:val="both"/>
         <w:rPr>
           <w:rFonts w:ascii="Arial Narrow" w:eastAsia="Arial Narrow" w:hAnsi="Arial Narrow" w:cs="Arial Narrow"/>
@@ -2409,7 +2422,7 @@
     <w:p>
       <w:pPr>
         <w:pStyle w:val="Prrafodelista"/>
-        <w:spacing w:after="0" w:line="240" w:lineRule="auto"/>
+        <w:spacing w:before="0" w:after="0" w:line="240" w:lineRule="auto"/>
         <w:ind w:left="1134"/>
         <w:jc w:val="both"/>
         <w:rPr>
@@ -2522,7 +2535,7 @@
     <w:p>
       <w:pPr>
         <w:pStyle w:val="Prrafodelista"/>
-        <w:spacing w:after="0" w:line="240" w:lineRule="auto"/>
+        <w:spacing w:before="0" w:after="0" w:line="240" w:lineRule="auto"/>
         <w:ind w:left="1134"/>
         <w:jc w:val="both"/>
         <w:rPr>
@@ -2636,7 +2649,7 @@
     <w:p>
       <w:pPr>
         <w:pStyle w:val="Prrafodelista"/>
-        <w:spacing w:after="0" w:line="240" w:lineRule="auto"/>
+        <w:spacing w:before="0" w:after="0" w:line="240" w:lineRule="auto"/>
         <w:ind w:left="1134"/>
         <w:jc w:val="both"/>
         <w:rPr>
@@ -2701,7 +2714,7 @@
     <w:p>
       <w:pPr>
         <w:pStyle w:val="Prrafodelista"/>
-        <w:spacing w:after="0" w:line="240" w:lineRule="auto"/>
+        <w:spacing w:before="0" w:after="0" w:line="240" w:lineRule="auto"/>
         <w:ind w:left="1134"/>
         <w:jc w:val="both"/>
         <w:rPr>
@@ -2753,7 +2766,7 @@
     </w:p>
     <w:p>
       <w:pPr>
-        <w:spacing w:after="0" w:line="240" w:lineRule="auto"/>
+        <w:spacing w:before="0" w:after="0" w:line="240" w:lineRule="auto"/>
         <w:jc w:val="both"/>
         <w:rPr>
           <w:rFonts w:ascii="Arial Narrow" w:eastAsia="Arial Narrow" w:hAnsi="Arial Narrow" w:cs="Arial Narrow"/>
@@ -2805,7 +2818,7 @@
     <w:p>
       <w:pPr>
         <w:pStyle w:val="Prrafodelista"/>
-        <w:spacing w:after="0" w:line="240" w:lineRule="auto"/>
+        <w:spacing w:before="0" w:after="0" w:line="240" w:lineRule="auto"/>
         <w:ind w:left="1134"/>
         <w:jc w:val="both"/>
         <w:rPr>
@@ -2893,10 +2906,10 @@
     </w:p>
     <w:p>
       <w:pPr>
+        <w:spacing w:before="0" w:after="0" w:line="240" w:lineRule="auto"/>
         <w:tabs>
           <w:tab w:val="left" w:pos="1134"/>
         </w:tabs>
-        <w:spacing w:after="0" w:line="240" w:lineRule="auto"/>
         <w:jc w:val="both"/>
         <w:rPr>
           <w:rFonts w:ascii="Arial Narrow" w:eastAsia="Arial Narrow" w:hAnsi="Arial Narrow" w:cs="Arial Narrow"/>
@@ -3029,7 +3042,7 @@
     <w:bookmarkEnd w:id="1"/>
     <w:p>
       <w:pPr>
-        <w:spacing w:after="0" w:line="240" w:lineRule="auto"/>
+        <w:spacing w:before="0" w:after="0" w:line="240" w:lineRule="auto"/>
         <w:contextualSpacing/>
         <w:jc w:val="both"/>
         <w:rPr>
@@ -3085,7 +3098,7 @@
     </w:p>
     <w:p>
       <w:pPr>
-        <w:spacing w:after="0" w:line="240" w:lineRule="auto"/>
+        <w:spacing w:before="0" w:after="0" w:line="240" w:lineRule="auto"/>
         <w:ind w:left="567"/>
         <w:contextualSpacing/>
         <w:jc w:val="both"/>
@@ -3299,7 +3312,7 @@
     <w:p>
       <w:pPr>
         <w:pStyle w:val="Prrafodelista"/>
-        <w:spacing w:after="0" w:line="240" w:lineRule="auto"/>
+        <w:spacing w:before="0" w:after="0" w:line="240" w:lineRule="auto"/>
         <w:ind w:left="567"/>
         <w:jc w:val="both"/>
         <w:rPr>
@@ -3445,6 +3458,7 @@
     <w:p>
       <w:pPr>
         <w:pStyle w:val="Prrafodelista"/>
+        <w:spacing w:before="0" w:after="0" w:line="240" w:lineRule="auto"/>
         <w:rPr>
           <w:rFonts w:ascii="Arial Narrow" w:eastAsia="Arial Narrow" w:hAnsi="Arial Narrow" w:cs="Arial Narrow"/>
           <w:kern w:val="0"/>
@@ -3598,6 +3612,7 @@
     <w:p>
       <w:pPr>
         <w:pStyle w:val="Prrafodelista"/>
+        <w:spacing w:before="0" w:after="0" w:line="240" w:lineRule="auto"/>
         <w:rPr>
           <w:rFonts w:ascii="Arial Narrow" w:eastAsia="Arial Narrow" w:hAnsi="Arial Narrow" w:cs="Arial Narrow"/>
           <w:kern w:val="0"/>
@@ -3751,6 +3766,7 @@
     <w:p>
       <w:pPr>
         <w:pStyle w:val="Prrafodelista"/>
+        <w:spacing w:before="0" w:after="0" w:line="240" w:lineRule="auto"/>
         <w:rPr>
           <w:rFonts w:ascii="Arial Narrow" w:eastAsia="Arial Narrow" w:hAnsi="Arial Narrow" w:cs="Arial Narrow"/>
           <w:kern w:val="0"/>
@@ -3915,7 +3931,7 @@
     <w:p>
       <w:pPr>
         <w:pStyle w:val="Prrafodelista"/>
-        <w:spacing w:after="0" w:line="240" w:lineRule="auto"/>
+        <w:spacing w:before="0" w:after="0" w:line="240" w:lineRule="auto"/>
         <w:ind w:left="567"/>
         <w:jc w:val="both"/>
         <w:rPr>
@@ -4127,7 +4143,7 @@
     <w:bookmarkEnd w:id="6"/>
     <w:p>
       <w:pPr>
-        <w:spacing w:after="0" w:line="240" w:lineRule="auto"/>
+        <w:spacing w:before="0" w:after="0" w:line="240" w:lineRule="auto"/>
         <w:jc w:val="both"/>
         <w:rPr>
           <w:rFonts w:ascii="Arial Narrow" w:eastAsia="Arial Narrow" w:hAnsi="Arial Narrow" w:cs="Arial Narrow"/>
@@ -4233,7 +4249,7 @@
     </w:p>
     <w:p>
       <w:pPr>
-        <w:spacing w:after="0" w:line="240" w:lineRule="auto"/>
+        <w:spacing w:before="0" w:after="0" w:line="240" w:lineRule="auto"/>
         <w:jc w:val="both"/>
         <w:rPr>
           <w:rFonts w:ascii="Arial Narrow" w:eastAsia="Arial Narrow" w:hAnsi="Arial Narrow" w:cs="Arial Narrow"/>
@@ -4367,7 +4383,7 @@
     <w:p>
       <w:pPr>
         <w:pStyle w:val="Prrafodelista"/>
-        <w:spacing w:line="240" w:lineRule="auto"/>
+        <w:spacing w:before="0" w:after="0" w:line="240" w:lineRule="auto"/>
         <w:rPr>
           <w:rFonts w:ascii="Arial Narrow" w:eastAsia="Arial Narrow" w:hAnsi="Arial Narrow" w:cs="Arial Narrow"/>
           <w:bCs/>
@@ -4552,6 +4568,7 @@
     <w:p>
       <w:pPr>
         <w:pStyle w:val="Prrafodelista"/>
+        <w:spacing w:before="0" w:after="0" w:line="240" w:lineRule="auto"/>
         <w:rPr>
           <w:rFonts w:ascii="Arial Narrow" w:eastAsia="Arial Narrow" w:hAnsi="Arial Narrow" w:cs="Arial Narrow"/>
           <w:kern w:val="0"/>
@@ -4661,7 +4678,7 @@
     <w:p>
       <w:pPr>
         <w:pStyle w:val="Prrafodelista"/>
-        <w:spacing w:after="0" w:line="240" w:lineRule="auto"/>
+        <w:spacing w:before="0" w:after="0" w:line="240" w:lineRule="auto"/>
         <w:ind w:left="567"/>
         <w:jc w:val="both"/>
         <w:rPr>
@@ -4732,7 +4749,7 @@
     </w:p>
     <w:p>
       <w:pPr>
-        <w:spacing w:after="0" w:line="240" w:lineRule="auto"/>
+        <w:spacing w:before="0" w:after="0" w:line="240" w:lineRule="auto"/>
         <w:ind w:left="567"/>
         <w:contextualSpacing/>
         <w:jc w:val="both"/>
@@ -4788,7 +4805,7 @@
     </w:p>
     <w:p>
       <w:pPr>
-        <w:spacing w:after="0" w:line="240" w:lineRule="auto"/>
+        <w:spacing w:before="0" w:after="0" w:line="240" w:lineRule="auto"/>
         <w:jc w:val="both"/>
         <w:rPr>
           <w:rFonts w:ascii="Arial Narrow" w:eastAsia="Arial Narrow" w:hAnsi="Arial Narrow" w:cs="Arial Narrow"/>
@@ -4888,7 +4905,7 @@
     <w:p>
       <w:pPr>
         <w:pStyle w:val="Prrafodelista"/>
-        <w:spacing w:after="0" w:line="240" w:lineRule="auto"/>
+        <w:spacing w:before="0" w:after="0" w:line="240" w:lineRule="auto"/>
         <w:ind w:left="567"/>
         <w:jc w:val="both"/>
         <w:rPr>
@@ -4954,7 +4971,19 @@
           <w:lang w:val="es-ES" w:eastAsia="es-ES"/>
           <w14:ligatures w14:val="none"/>
         </w:rPr>
-        <w:t xml:space="preserve">: (i) presentar una copia debidamente suscrita de la Póliza </w:t>
+        <w:t xml:space="preserve">:</w:t>
+      </w:r>
+      <w:r>
+        <w:rPr>
+          <w:rFonts w:ascii="Arial Narrow" w:eastAsia="Arial Narrow" w:hAnsi="Arial Narrow" w:cs="Arial Narrow"/>
+          <w:color w:val="000000"/>
+          <w:kern w:val="0"/>
+          <w:sz w:val="22"/>
+          <w:szCs w:val="22"/>
+          <w:lang w:val="es-ES" w:eastAsia="es-ES"/>
+          <w14:ligatures w14:val="none"/>
+        </w:rPr>
+        <w:t xml:space="preserve"> (i) presentar una copia debidamente suscrita de la Póliza </w:t>
       </w:r>
       <w:r>
         <w:rPr>
@@ -5178,6 +5207,24 @@
         </w:rPr>
         <w:t>) presentar todas las comunicaciones cursadas con la parte denunciante en virtud de los hechos materia de denuncia.</w:t>
       </w:r>
+    </w:p>
+    <w:p>
+      <w:pPr>
+        <w:pStyle w:val="Prrafodelista"/>
+        <w:spacing w:before="0" w:after="0" w:line="240" w:lineRule="auto"/>
+        <w:ind w:left="567"/>
+        <w:jc w:val="both"/>
+        <w:rPr>
+          <w:rFonts w:ascii="Arial Narrow" w:eastAsia="Arial Narrow" w:hAnsi="Arial Narrow" w:cs="Arial Narrow"/>
+          <w:color w:val="000000"/>
+          <w:kern w:val="0"/>
+          <w:sz w:val="22"/>
+          <w:szCs w:val="22"/>
+          <w:u w:val="single"/>
+          <w:lang w:val="es-ES" w:eastAsia="es-ES"/>
+          <w14:ligatures w14:val="none"/>
+        </w:rPr>
+      </w:pPr>
     </w:p>
     <w:p>
       <w:pPr>
@@ -5196,13 +5243,7 @@
           <w14:ligatures w14:val="none"/>
         </w:rPr>
       </w:pPr>
-    </w:p>
-    <w:p>
-      <w:pPr>
-        <w:pStyle w:val="Prrafodelista"/>
-        <w:spacing w:after="0" w:line="240" w:lineRule="auto"/>
-        <w:ind w:left="567"/>
-        <w:jc w:val="both"/>
+      <w:r>
         <w:rPr>
           <w:rFonts w:ascii="Arial Narrow" w:eastAsia="Arial Narrow" w:hAnsi="Arial Narrow" w:cs="Arial Narrow"/>
           <w:color w:val="000000"/>
@@ -5213,7 +5254,8 @@
           <w:lang w:val="es-ES" w:eastAsia="es-ES"/>
           <w14:ligatures w14:val="none"/>
         </w:rPr>
-      </w:pPr>
+        <w:t>A</w:t>
+      </w:r>
       <w:r>
         <w:rPr>
           <w:rFonts w:ascii="Arial Narrow" w:eastAsia="Arial Narrow" w:hAnsi="Arial Narrow" w:cs="Arial Narrow"/>
@@ -5225,7 +5267,7 @@
           <w:lang w:val="es-ES" w:eastAsia="es-ES"/>
           <w14:ligatures w14:val="none"/>
         </w:rPr>
-        <w:t>A</w:t>
+        <w:t>l</w:t>
       </w:r>
       <w:r>
         <w:rPr>
@@ -5238,7 +5280,7 @@
           <w:lang w:val="es-ES" w:eastAsia="es-ES"/>
           <w14:ligatures w14:val="none"/>
         </w:rPr>
-        <w:t>l</w:t>
+        <w:t xml:space="preserve"> </w:t>
       </w:r>
       <w:r>
         <w:rPr>
@@ -5251,19 +5293,6 @@
           <w:lang w:val="es-ES" w:eastAsia="es-ES"/>
           <w14:ligatures w14:val="none"/>
         </w:rPr>
-        <w:t xml:space="preserve"> </w:t>
-      </w:r>
-      <w:r>
-        <w:rPr>
-          <w:rFonts w:ascii="Arial Narrow" w:eastAsia="Arial Narrow" w:hAnsi="Arial Narrow" w:cs="Arial Narrow"/>
-          <w:color w:val="000000"/>
-          <w:kern w:val="0"/>
-          <w:sz w:val="22"/>
-          <w:szCs w:val="22"/>
-          <w:u w:val="single"/>
-          <w:lang w:val="es-ES" w:eastAsia="es-ES"/>
-          <w14:ligatures w14:val="none"/>
-        </w:rPr>
         <w:t>Banco</w:t>
       </w:r>
       <w:r>
@@ -5529,7 +5558,7 @@
     <w:bookmarkEnd w:id="9"/>
     <w:p>
       <w:pPr>
-        <w:spacing w:after="0" w:line="240" w:lineRule="auto"/>
+        <w:spacing w:before="0" w:after="0" w:line="240" w:lineRule="auto"/>
         <w:jc w:val="both"/>
         <w:rPr>
           <w:rFonts w:ascii="Arial Narrow" w:eastAsia="Arial Narrow" w:hAnsi="Arial Narrow" w:cs="Arial Narrow"/>
@@ -5583,10 +5612,38 @@
     </w:p>
     <w:p>
       <w:pPr>
+        <w:spacing w:before="0" w:after="0" w:line="240" w:lineRule="auto"/>
+        <w:jc w:val="both"/>
+        <w:rPr>
+          <w:rFonts w:ascii="Arial Narrow" w:eastAsia="Arial Narrow" w:hAnsi="Arial Narrow" w:cs="Arial Narrow"/>
+          <w:b/>
+          <w:color w:val="000000"/>
+          <w:kern w:val="0"/>
+          <w:sz w:val="22"/>
+          <w:szCs w:val="22"/>
+          <w:lang w:eastAsia="es-PE"/>
+          <w14:ligatures w14:val="none"/>
+        </w:rPr>
+      </w:pPr>
+    </w:p>
+    <w:p>
+      <w:pPr>
         <w:spacing w:after="0" w:line="240" w:lineRule="auto"/>
         <w:jc w:val="both"/>
         <w:rPr>
           <w:rFonts w:ascii="Arial Narrow" w:eastAsia="Arial Narrow" w:hAnsi="Arial Narrow" w:cs="Arial Narrow"/>
+          <w:color w:val="000000"/>
+          <w:kern w:val="0"/>
+          <w:sz w:val="22"/>
+          <w:szCs w:val="22"/>
+          <w:shd w:val="clear" w:color="auto" w:fill="FFFFFF"/>
+          <w:lang w:eastAsia="es-PE"/>
+          <w14:ligatures w14:val="none"/>
+        </w:rPr>
+      </w:pPr>
+      <w:r>
+        <w:rPr>
+          <w:rFonts w:ascii="Arial Narrow" w:eastAsia="Arial Narrow" w:hAnsi="Arial Narrow" w:cs="Arial Narrow"/>
           <w:b/>
           <w:color w:val="000000"/>
           <w:kern w:val="0"/>
@@ -5595,12 +5652,21 @@
           <w:lang w:eastAsia="es-PE"/>
           <w14:ligatures w14:val="none"/>
         </w:rPr>
-      </w:pPr>
-    </w:p>
-    <w:p>
-      <w:pPr>
-        <w:spacing w:after="0" w:line="240" w:lineRule="auto"/>
-        <w:jc w:val="both"/>
+        <w:t xml:space="preserve">PRIMERO:</w:t>
+      </w:r>
+      <w:r>
+        <w:rPr>
+          <w:rFonts w:ascii="Arial Narrow" w:eastAsia="Arial Narrow" w:hAnsi="Arial Narrow" w:cs="Arial Narrow"/>
+          <w:color w:val="000000"/>
+          <w:kern w:val="0"/>
+          <w:sz w:val="22"/>
+          <w:szCs w:val="22"/>
+          <w:lang w:eastAsia="es-PE"/>
+          <w14:ligatures w14:val="none"/>
+        </w:rPr>
+        <w:t xml:space="preserve"> admitir a trámite la denuncia del 13 de febrero de 2026, interpuesta por el señor [APELLIDO] López contra Rímac Seguros y Reaseguros S.A. y el Banco BBVA Perú S.A., por lo siguiente:</w:t>
+      </w:r>
+      <w:r>
         <w:rPr>
           <w:rFonts w:ascii="Arial Narrow" w:eastAsia="Arial Narrow" w:hAnsi="Arial Narrow" w:cs="Arial Narrow"/>
           <w:color w:val="000000"/>
@@ -5611,31 +5677,43 @@
           <w:lang w:eastAsia="es-PE"/>
           <w14:ligatures w14:val="none"/>
         </w:rPr>
-      </w:pPr>
-      <w:r>
-        <w:rPr>
-          <w:rFonts w:ascii="Arial Narrow" w:eastAsia="Arial Narrow" w:hAnsi="Arial Narrow" w:cs="Arial Narrow"/>
-          <w:b/>
-          <w:color w:val="000000"/>
-          <w:kern w:val="0"/>
-          <w:sz w:val="22"/>
-          <w:szCs w:val="22"/>
-          <w:lang w:eastAsia="es-PE"/>
-          <w14:ligatures w14:val="none"/>
-        </w:rPr>
-        <w:t xml:space="preserve">PRIMERO:</w:t>
-      </w:r>
-      <w:r>
-        <w:rPr>
-          <w:rFonts w:ascii="Arial Narrow" w:eastAsia="Arial Narrow" w:hAnsi="Arial Narrow" w:cs="Arial Narrow"/>
-          <w:color w:val="000000"/>
-          <w:kern w:val="0"/>
-          <w:sz w:val="22"/>
-          <w:szCs w:val="22"/>
-          <w:lang w:eastAsia="es-PE"/>
-          <w14:ligatures w14:val="none"/>
-        </w:rPr>
-        <w:t xml:space="preserve"> admitir a trámite la denuncia del 13 de febrero de 2026, interpuesta por el señor [APELLIDO] López contra Rímac Seguros y Reaseguros S.A. y el Banco BBVA Perú S.A., por lo siguiente:</w:t>
+        <w:t xml:space="preserve"/>
+      </w:r>
+      <w:r>
+        <w:rPr>
+          <w:rFonts w:ascii="Arial Narrow" w:eastAsia="Arial Narrow" w:hAnsi="Arial Narrow" w:cs="Arial Narrow"/>
+          <w:color w:val="000000"/>
+          <w:kern w:val="0"/>
+          <w:sz w:val="22"/>
+          <w:szCs w:val="22"/>
+          <w:lang w:val="es-ES" w:eastAsia="es-ES"/>
+          <w14:ligatures w14:val="none"/>
+        </w:rPr>
+        <w:t xml:space="preserve"/>
+      </w:r>
+      <w:r>
+        <w:rPr>
+          <w:rFonts w:ascii="Arial Narrow" w:eastAsia="Arial Narrow" w:hAnsi="Arial Narrow" w:cs="Arial Narrow"/>
+          <w:color w:val="000000"/>
+          <w:kern w:val="0"/>
+          <w:sz w:val="22"/>
+          <w:szCs w:val="22"/>
+          <w:lang w:val="es-ES" w:eastAsia="es-ES"/>
+          <w14:ligatures w14:val="none"/>
+        </w:rPr>
+        <w:t/>
+      </w:r>
+      <w:r>
+        <w:rPr>
+          <w:rFonts w:ascii="Arial Narrow" w:eastAsia="Arial Narrow" w:hAnsi="Arial Narrow" w:cs="Arial Narrow"/>
+          <w:color w:val="000000"/>
+          <w:kern w:val="0"/>
+          <w:sz w:val="22"/>
+          <w:szCs w:val="22"/>
+          <w:lang w:val="es-ES" w:eastAsia="es-ES"/>
+          <w14:ligatures w14:val="none"/>
+        </w:rPr>
+        <w:t xml:space="preserve"/>
       </w:r>
       <w:r>
         <w:rPr>
@@ -5653,12 +5731,11 @@
       <w:r>
         <w:rPr>
           <w:rFonts w:ascii="Arial Narrow" w:eastAsia="Arial Narrow" w:hAnsi="Arial Narrow" w:cs="Arial Narrow"/>
-          <w:color w:val="000000"/>
-          <w:kern w:val="0"/>
-          <w:sz w:val="22"/>
-          <w:szCs w:val="22"/>
-          <w:lang w:val="es-ES" w:eastAsia="es-ES"/>
-          <w14:ligatures w14:val="none"/>
+          <w:spacing w:val="-3"/>
+          <w:kern w:val="0"/>
+          <w14:ligatures w14:val="none"/>
+          <w:sz w:val="22"/>
+          <w:szCs w:val="22"/>
         </w:rPr>
         <w:t xml:space="preserve"/>
       </w:r>
@@ -5669,8 +5746,17 @@
           <w:kern w:val="0"/>
           <w:sz w:val="22"/>
           <w:szCs w:val="22"/>
-          <w:lang w:val="es-ES" w:eastAsia="es-ES"/>
-          <w14:ligatures w14:val="none"/>
+          <w:shd w:val="clear" w:color="auto" w:fill="FFFFFF"/>
+          <w:lang w:eastAsia="es-PE"/>
+          <w14:ligatures w14:val="none"/>
+        </w:rPr>
+        <w:t xml:space="preserve"/>
+      </w:r>
+      <w:r>
+        <w:rPr>
+          <w:rFonts w:ascii="Arial Narrow" w:eastAsia="Arial Narrow" w:hAnsi="Arial Narrow" w:cs="Arial Narrow"/>
+          <w:sz w:val="22"/>
+          <w:szCs w:val="22"/>
         </w:rPr>
         <w:t/>
       </w:r>
@@ -5681,7 +5767,8 @@
           <w:kern w:val="0"/>
           <w:sz w:val="22"/>
           <w:szCs w:val="22"/>
-          <w:lang w:val="es-ES" w:eastAsia="es-ES"/>
+          <w:shd w:val="clear" w:color="auto" w:fill="FFFFFF"/>
+          <w:lang w:eastAsia="es-PE"/>
           <w14:ligatures w14:val="none"/>
         </w:rPr>
         <w:t xml:space="preserve"/>
@@ -5697,70 +5784,12 @@
           <w:lang w:eastAsia="es-PE"/>
           <w14:ligatures w14:val="none"/>
         </w:rPr>
-        <w:t xml:space="preserve"/>
-      </w:r>
-      <w:r>
-        <w:rPr>
-          <w:rFonts w:ascii="Arial Narrow" w:eastAsia="Arial Narrow" w:hAnsi="Arial Narrow" w:cs="Arial Narrow"/>
-          <w:spacing w:val="-3"/>
-          <w:kern w:val="0"/>
-          <w14:ligatures w14:val="none"/>
-          <w:sz w:val="22"/>
-          <w:szCs w:val="22"/>
-        </w:rPr>
-        <w:t xml:space="preserve"/>
-      </w:r>
-      <w:r>
-        <w:rPr>
-          <w:rFonts w:ascii="Arial Narrow" w:eastAsia="Arial Narrow" w:hAnsi="Arial Narrow" w:cs="Arial Narrow"/>
-          <w:color w:val="000000"/>
-          <w:kern w:val="0"/>
-          <w:sz w:val="22"/>
-          <w:szCs w:val="22"/>
-          <w:shd w:val="clear" w:color="auto" w:fill="FFFFFF"/>
-          <w:lang w:eastAsia="es-PE"/>
-          <w14:ligatures w14:val="none"/>
-        </w:rPr>
-        <w:t xml:space="preserve"/>
-      </w:r>
-      <w:r>
-        <w:rPr>
-          <w:rFonts w:ascii="Arial Narrow" w:eastAsia="Arial Narrow" w:hAnsi="Arial Narrow" w:cs="Arial Narrow"/>
-          <w:sz w:val="22"/>
-          <w:szCs w:val="22"/>
-        </w:rPr>
         <w:t/>
       </w:r>
-      <w:r>
-        <w:rPr>
-          <w:rFonts w:ascii="Arial Narrow" w:eastAsia="Arial Narrow" w:hAnsi="Arial Narrow" w:cs="Arial Narrow"/>
-          <w:color w:val="000000"/>
-          <w:kern w:val="0"/>
-          <w:sz w:val="22"/>
-          <w:szCs w:val="22"/>
-          <w:shd w:val="clear" w:color="auto" w:fill="FFFFFF"/>
-          <w:lang w:eastAsia="es-PE"/>
-          <w14:ligatures w14:val="none"/>
-        </w:rPr>
-        <w:t xml:space="preserve"/>
-      </w:r>
-      <w:r>
-        <w:rPr>
-          <w:rFonts w:ascii="Arial Narrow" w:eastAsia="Arial Narrow" w:hAnsi="Arial Narrow" w:cs="Arial Narrow"/>
-          <w:color w:val="000000"/>
-          <w:kern w:val="0"/>
-          <w:sz w:val="22"/>
-          <w:szCs w:val="22"/>
-          <w:shd w:val="clear" w:color="auto" w:fill="FFFFFF"/>
-          <w:lang w:eastAsia="es-PE"/>
-          <w14:ligatures w14:val="none"/>
-        </w:rPr>
-        <w:t/>
-      </w:r>
-    </w:p>
-    <w:p>
-      <w:pPr>
-        <w:spacing w:after="0" w:line="240" w:lineRule="auto"/>
+    </w:p>
+    <w:p>
+      <w:pPr>
+        <w:spacing w:before="0" w:after="0" w:line="240" w:lineRule="auto"/>
         <w:jc w:val="both"/>
         <w:rPr>
           <w:rFonts w:ascii="Arial Narrow" w:eastAsia="Arial Narrow" w:hAnsi="Arial Narrow" w:cs="Arial Narrow"/>
@@ -5945,7 +5974,7 @@
     <w:p>
       <w:pPr>
         <w:pStyle w:val="Prrafodelista"/>
-        <w:spacing w:after="0" w:line="240" w:lineRule="auto"/>
+        <w:spacing w:before="0" w:after="0" w:line="240" w:lineRule="auto"/>
         <w:ind w:left="567"/>
         <w:jc w:val="both"/>
         <w:rPr>
@@ -6159,7 +6188,7 @@
     <w:p>
       <w:pPr>
         <w:pStyle w:val="Prrafodelista"/>
-        <w:spacing w:after="0" w:line="240" w:lineRule="auto"/>
+        <w:spacing w:before="0" w:after="0" w:line="240" w:lineRule="auto"/>
         <w:ind w:left="567"/>
         <w:jc w:val="both"/>
         <w:rPr>
@@ -6289,7 +6318,7 @@
     </w:p>
     <w:p>
       <w:pPr>
-        <w:spacing w:after="0" w:line="240" w:lineRule="auto"/>
+        <w:spacing w:before="0" w:after="0" w:line="240" w:lineRule="auto"/>
         <w:jc w:val="both"/>
         <w:rPr>
           <w:rFonts w:ascii="Arial Narrow" w:eastAsia="Arial Narrow" w:hAnsi="Arial Narrow" w:cs="Arial Narrow"/>
@@ -6427,6 +6456,7 @@
     <w:p>
       <w:pPr>
         <w:pStyle w:val="Prrafodelista"/>
+        <w:spacing w:before="0" w:after="0" w:line="240" w:lineRule="auto"/>
         <w:rPr>
           <w:rFonts w:ascii="Arial Narrow" w:eastAsia="Arial Narrow" w:hAnsi="Arial Narrow" w:cs="Arial Narrow"/>
           <w:kern w:val="0"/>
@@ -6500,7 +6530,7 @@
     </w:p>
     <w:p>
       <w:pPr>
-        <w:spacing w:after="0" w:line="240" w:lineRule="auto"/>
+        <w:spacing w:before="0" w:after="0" w:line="240" w:lineRule="auto"/>
         <w:jc w:val="both"/>
         <w:rPr>
           <w:rFonts w:ascii="Arial Narrow" w:eastAsia="Arial Narrow" w:hAnsi="Arial Narrow" w:cs="Arial Narrow"/>
@@ -6703,7 +6733,7 @@
     </w:p>
     <w:p>
       <w:pPr>
-        <w:spacing w:after="0" w:line="240" w:lineRule="auto"/>
+        <w:spacing w:before="0" w:after="0" w:line="240" w:lineRule="auto"/>
         <w:jc w:val="both"/>
         <w:rPr>
           <w:rFonts w:ascii="Arial Narrow" w:eastAsia="Arial Narrow" w:hAnsi="Arial Narrow" w:cs="Arial Narrow"/>
@@ -6842,7 +6872,7 @@
     </w:p>
     <w:p>
       <w:pPr>
-        <w:spacing w:after="0" w:line="240" w:lineRule="auto"/>
+        <w:spacing w:before="0" w:after="0" w:line="240" w:lineRule="auto"/>
         <w:jc w:val="both"/>
         <w:rPr>
           <w:rFonts w:ascii="Arial Narrow" w:eastAsia="Arial Narrow" w:hAnsi="Arial Narrow" w:cs="Arial Narrow"/>
@@ -6967,7 +6997,7 @@
     </w:p>
     <w:p>
       <w:pPr>
-        <w:spacing w:after="0" w:line="240" w:lineRule="auto"/>
+        <w:spacing w:before="0" w:after="0" w:line="240" w:lineRule="auto"/>
         <w:jc w:val="both"/>
         <w:rPr>
           <w:rFonts w:ascii="Arial Narrow" w:eastAsia="Arial Narrow" w:hAnsi="Arial Narrow" w:cs="Arial Narrow"/>
@@ -7072,7 +7102,7 @@
     <w:p>
       <w:pPr>
         <w:pStyle w:val="Prrafodelista"/>
-        <w:spacing w:after="0" w:line="240" w:lineRule="auto"/>
+        <w:spacing w:before="0" w:after="0" w:line="240" w:lineRule="auto"/>
         <w:ind w:left="567"/>
         <w:jc w:val="both"/>
         <w:rPr>
@@ -7209,7 +7239,7 @@
     </w:p>
     <w:p>
       <w:pPr>
-        <w:spacing w:after="0" w:line="240" w:lineRule="auto"/>
+        <w:spacing w:before="0" w:after="0" w:line="240" w:lineRule="auto"/>
         <w:jc w:val="both"/>
         <w:rPr>
           <w:rFonts w:ascii="Arial Narrow" w:eastAsia="Arial Narrow" w:hAnsi="Arial Narrow" w:cs="Arial Narrow"/>
@@ -7343,7 +7373,7 @@
     </w:p>
     <w:p>
       <w:pPr>
-        <w:spacing w:line="240" w:lineRule="auto"/>
+        <w:spacing w:before="0" w:after="0" w:line="240" w:lineRule="auto"/>
         <w:contextualSpacing/>
         <w:jc w:val="both"/>
         <w:rPr>
@@ -7479,7 +7509,7 @@
     </w:p>
     <w:p>
       <w:pPr>
-        <w:spacing w:after="0" w:line="240" w:lineRule="auto"/>
+        <w:spacing w:before="0" w:after="0" w:line="240" w:lineRule="auto"/>
         <w:jc w:val="both"/>
         <w:rPr>
           <w:rFonts w:ascii="Arial Narrow" w:eastAsia="Arial Narrow" w:hAnsi="Arial Narrow" w:cs="Arial Narrow"/>
@@ -7772,7 +7802,7 @@
     </w:p>
     <w:p>
       <w:pPr>
-        <w:spacing w:after="0" w:line="240" w:lineRule="auto"/>
+        <w:spacing w:before="0" w:after="0" w:line="240" w:lineRule="auto"/>
         <w:ind w:left="567"/>
         <w:jc w:val="both"/>
         <w:rPr>
@@ -7873,6 +7903,21 @@
     </w:p>
     <w:p>
       <w:pPr>
+        <w:spacing w:before="0" w:after="0" w:line="240" w:lineRule="auto"/>
+        <w:jc w:val="both"/>
+        <w:rPr>
+          <w:rFonts w:ascii="Arial Narrow" w:eastAsia="Arial Narrow" w:hAnsi="Arial Narrow" w:cs="Arial Narrow"/>
+          <w:color w:val="000000"/>
+          <w:kern w:val="0"/>
+          <w:sz w:val="22"/>
+          <w:szCs w:val="22"/>
+          <w:lang w:eastAsia="es-PE"/>
+          <w14:ligatures w14:val="none"/>
+        </w:rPr>
+      </w:pPr>
+    </w:p>
+    <w:p>
+      <w:pPr>
         <w:spacing w:after="0" w:line="240" w:lineRule="auto"/>
         <w:jc w:val="both"/>
         <w:rPr>
@@ -7881,7 +7926,317 @@
           <w:kern w:val="0"/>
           <w:sz w:val="22"/>
           <w:szCs w:val="22"/>
-          <w:lang w:eastAsia="es-PE"/>
+          <w:lang w:val="es-ES" w:eastAsia="es-ES"/>
+          <w14:ligatures w14:val="none"/>
+        </w:rPr>
+      </w:pPr>
+      <w:r>
+        <w:rPr>
+          <w:rFonts w:ascii="Arial Narrow" w:eastAsia="Arial Narrow" w:hAnsi="Arial Narrow" w:cs="Arial Narrow"/>
+          <w:b/>
+          <w:color w:val="000000"/>
+          <w:kern w:val="0"/>
+          <w:sz w:val="22"/>
+          <w:szCs w:val="22"/>
+          <w:lang w:eastAsia="es-PE"/>
+          <w14:ligatures w14:val="none"/>
+        </w:rPr>
+        <w:t xml:space="preserve">QUINTO:</w:t>
+      </w:r>
+      <w:r>
+        <w:rPr>
+          <w:rFonts w:ascii="Arial Narrow" w:eastAsia="Arial Narrow" w:hAnsi="Arial Narrow" w:cs="Arial Narrow"/>
+          <w:color w:val="000000"/>
+          <w:kern w:val="0"/>
+          <w:sz w:val="22"/>
+          <w:szCs w:val="22"/>
+          <w:lang w:eastAsia="es-PE"/>
+          <w14:ligatures w14:val="none"/>
+        </w:rPr>
+        <w:t xml:space="preserve"> </w:t>
+      </w:r>
+      <w:bookmarkStart w:id="10" w:name="_Hlk188286813"/>
+      <w:r>
+        <w:rPr>
+          <w:rFonts w:ascii="Arial Narrow" w:eastAsia="Arial Narrow" w:hAnsi="Arial Narrow" w:cs="Arial Narrow"/>
+          <w:color w:val="000000"/>
+          <w:kern w:val="0"/>
+          <w:sz w:val="22"/>
+          <w:szCs w:val="22"/>
+          <w:lang w:eastAsia="es-ES"/>
+          <w14:ligatures w14:val="none"/>
+        </w:rPr>
+        <w:t xml:space="preserve">requerir </w:t>
+      </w:r>
+      <w:r>
+        <w:rPr>
+          <w:rFonts w:ascii="Arial Narrow" w:eastAsia="Arial Narrow" w:hAnsi="Arial Narrow" w:cs="Arial Narrow"/>
+          <w:color w:val="000000"/>
+          <w:kern w:val="0"/>
+          <w:sz w:val="22"/>
+          <w:szCs w:val="22"/>
+          <w:lang w:val="es-ES" w:eastAsia="es-ES"/>
+          <w14:ligatures w14:val="none"/>
+        </w:rPr>
+        <w:t xml:space="preserve">que, en un </w:t>
+      </w:r>
+      <w:r>
+        <w:rPr>
+          <w:rFonts w:ascii="Arial Narrow" w:eastAsia="Arial Narrow" w:hAnsi="Arial Narrow" w:cs="Arial Narrow"/>
+          <w:color w:val="000000"/>
+          <w:kern w:val="0"/>
+          <w:sz w:val="22"/>
+          <w:szCs w:val="22"/>
+          <w:lang w:eastAsia="es-ES"/>
+          <w14:ligatures w14:val="none"/>
+        </w:rPr>
+        <w:t>plazo no mayor de cinco (5) días hábiles contado a partir del día siguiente de la notificación de la presente resolución</w:t>
+      </w:r>
+      <w:bookmarkEnd w:id="10"/>
+      <w:r>
+        <w:rPr>
+          <w:rFonts w:ascii="Arial Narrow" w:eastAsia="Arial Narrow" w:hAnsi="Arial Narrow" w:cs="Arial Narrow"/>
+          <w:color w:val="000000"/>
+          <w:kern w:val="0"/>
+          <w:sz w:val="22"/>
+          <w:szCs w:val="22"/>
+          <w:lang w:eastAsia="es-ES"/>
+          <w14:ligatures w14:val="none"/>
+        </w:rPr>
+        <w:t xml:space="preserve">, </w:t>
+      </w:r>
+      <w:bookmarkStart w:id="11" w:name="_Hlk188286828"/>
+      <w:r>
+        <w:rPr>
+          <w:rFonts w:ascii="Arial Narrow" w:eastAsia="Arial Narrow" w:hAnsi="Arial Narrow" w:cs="Arial Narrow"/>
+          <w:sz w:val="22"/>
+          <w:szCs w:val="22"/>
+        </w:rPr>
+        <w:t>Rímac Seguros y Reaseguros S.A.</w:t>
+      </w:r>
+      <w:r>
+        <w:rPr>
+          <w:rFonts w:ascii="Arial Narrow" w:eastAsia="Arial Narrow" w:hAnsi="Arial Narrow" w:cs="Arial Narrow"/>
+          <w:color w:val="000000"/>
+          <w:kern w:val="0"/>
+          <w:sz w:val="22"/>
+          <w:szCs w:val="22"/>
+          <w:lang w:eastAsia="es-ES"/>
+          <w14:ligatures w14:val="none"/>
+        </w:rPr>
+        <w:t xml:space="preserve">, </w:t>
+      </w:r>
+      <w:bookmarkEnd w:id="11"/>
+      <w:r>
+        <w:rPr>
+          <w:rFonts w:ascii="Arial Narrow" w:eastAsia="Arial Narrow" w:hAnsi="Arial Narrow" w:cs="Arial Narrow"/>
+          <w:color w:val="000000"/>
+          <w:kern w:val="0"/>
+          <w:sz w:val="22"/>
+          <w:szCs w:val="22"/>
+          <w:lang w:val="es-ES" w:eastAsia="es-ES"/>
+          <w14:ligatures w14:val="none"/>
+        </w:rPr>
+        <w:t>cumpla</w:t>
+      </w:r>
+      <w:r>
+        <w:rPr>
+          <w:rFonts w:ascii="Arial Narrow" w:eastAsia="Arial Narrow" w:hAnsi="Arial Narrow" w:cs="Arial Narrow"/>
+          <w:color w:val="000000"/>
+          <w:kern w:val="0"/>
+          <w:sz w:val="22"/>
+          <w:szCs w:val="22"/>
+          <w:lang w:val="es-ES" w:eastAsia="es-ES"/>
+          <w14:ligatures w14:val="none"/>
+        </w:rPr>
+        <w:t xml:space="preserve"> con: </w:t>
+      </w:r>
+      <w:r>
+        <w:rPr>
+          <w:rFonts w:ascii="Arial Narrow" w:eastAsia="Arial Narrow" w:hAnsi="Arial Narrow" w:cs="Arial Narrow"/>
+          <w:color w:val="000000"/>
+          <w:kern w:val="0"/>
+          <w:sz w:val="22"/>
+          <w:szCs w:val="22"/>
+          <w:lang w:val="es-ES" w:eastAsia="es-ES"/>
+          <w14:ligatures w14:val="none"/>
+        </w:rPr>
+        <w:t xml:space="preserve">(i) presentar una copia debidamente suscrita de la Póliza </w:t>
+      </w:r>
+      <w:r>
+        <w:rPr>
+          <w:rFonts w:ascii="Arial Narrow" w:eastAsia="Arial Narrow" w:hAnsi="Arial Narrow" w:cs="Arial Narrow"/>
+          <w:color w:val="000000"/>
+          <w:kern w:val="0"/>
+          <w:sz w:val="22"/>
+          <w:szCs w:val="22"/>
+          <w:lang w:eastAsia="es-ES"/>
+          <w14:ligatures w14:val="none"/>
+        </w:rPr>
+        <w:t xml:space="preserve">2001-716888 </w:t>
+      </w:r>
+      <w:r>
+        <w:rPr>
+          <w:rFonts w:ascii="Arial Narrow" w:eastAsia="Arial Narrow" w:hAnsi="Arial Narrow" w:cs="Arial Narrow"/>
+          <w:color w:val="000000"/>
+          <w:kern w:val="0"/>
+          <w:sz w:val="22"/>
+          <w:szCs w:val="22"/>
+          <w:lang w:val="es-ES" w:eastAsia="es-ES"/>
+          <w14:ligatures w14:val="none"/>
+        </w:rPr>
+        <w:t>del Seguro Vehicular materia de denuncia; (</w:t>
+      </w:r>
+      <w:proofErr w:type="spellStart"/>
+      <w:r>
+        <w:rPr>
+          <w:rFonts w:ascii="Arial Narrow" w:eastAsia="Arial Narrow" w:hAnsi="Arial Narrow" w:cs="Arial Narrow"/>
+          <w:color w:val="000000"/>
+          <w:kern w:val="0"/>
+          <w:sz w:val="22"/>
+          <w:szCs w:val="22"/>
+          <w:lang w:val="es-ES" w:eastAsia="es-ES"/>
+          <w14:ligatures w14:val="none"/>
+        </w:rPr>
+        <w:t>ii</w:t>
+      </w:r>
+      <w:proofErr w:type="spellEnd"/>
+      <w:r>
+        <w:rPr>
+          <w:rFonts w:ascii="Arial Narrow" w:eastAsia="Arial Narrow" w:hAnsi="Arial Narrow" w:cs="Arial Narrow"/>
+          <w:color w:val="000000"/>
+          <w:kern w:val="0"/>
+          <w:sz w:val="22"/>
+          <w:szCs w:val="22"/>
+          <w:lang w:val="es-ES" w:eastAsia="es-ES"/>
+          <w14:ligatures w14:val="none"/>
+        </w:rPr>
+        <w:t xml:space="preserve">) presentar una copia debidamente suscrita de la Póliza </w:t>
+      </w:r>
+      <w:r>
+        <w:rPr>
+          <w:rFonts w:ascii="Arial Narrow" w:eastAsia="Arial Narrow" w:hAnsi="Arial Narrow" w:cs="Arial Narrow"/>
+          <w:color w:val="000000"/>
+          <w:kern w:val="0"/>
+          <w:sz w:val="22"/>
+          <w:szCs w:val="22"/>
+          <w:lang w:eastAsia="es-ES"/>
+          <w14:ligatures w14:val="none"/>
+        </w:rPr>
+        <w:t xml:space="preserve">0011-0960-400****258 </w:t>
+      </w:r>
+      <w:r>
+        <w:rPr>
+          <w:rFonts w:ascii="Arial Narrow" w:eastAsia="Arial Narrow" w:hAnsi="Arial Narrow" w:cs="Arial Narrow"/>
+          <w:color w:val="000000"/>
+          <w:kern w:val="0"/>
+          <w:sz w:val="22"/>
+          <w:szCs w:val="22"/>
+          <w:lang w:val="es-ES" w:eastAsia="es-ES"/>
+          <w14:ligatures w14:val="none"/>
+        </w:rPr>
+        <w:t>del Seguro Vehicular materia de denuncia; (</w:t>
+      </w:r>
+      <w:proofErr w:type="spellStart"/>
+      <w:r>
+        <w:rPr>
+          <w:rFonts w:ascii="Arial Narrow" w:eastAsia="Arial Narrow" w:hAnsi="Arial Narrow" w:cs="Arial Narrow"/>
+          <w:color w:val="000000"/>
+          <w:kern w:val="0"/>
+          <w:sz w:val="22"/>
+          <w:szCs w:val="22"/>
+          <w:lang w:val="es-ES" w:eastAsia="es-ES"/>
+          <w14:ligatures w14:val="none"/>
+        </w:rPr>
+        <w:t>iii</w:t>
+      </w:r>
+      <w:proofErr w:type="spellEnd"/>
+      <w:r>
+        <w:rPr>
+          <w:rFonts w:ascii="Arial Narrow" w:eastAsia="Arial Narrow" w:hAnsi="Arial Narrow" w:cs="Arial Narrow"/>
+          <w:color w:val="000000"/>
+          <w:kern w:val="0"/>
+          <w:sz w:val="22"/>
+          <w:szCs w:val="22"/>
+          <w:lang w:val="es-ES" w:eastAsia="es-ES"/>
+          <w14:ligatures w14:val="none"/>
+        </w:rPr>
+        <w:t xml:space="preserve">) presentar los medios probatorios que acrediten que gestionó adecuadamente la renovación de la Póliza </w:t>
+      </w:r>
+      <w:r>
+        <w:rPr>
+          <w:rFonts w:ascii="Arial Narrow" w:eastAsia="Arial Narrow" w:hAnsi="Arial Narrow" w:cs="Arial Narrow"/>
+          <w:color w:val="000000"/>
+          <w:kern w:val="0"/>
+          <w:sz w:val="22"/>
+          <w:szCs w:val="22"/>
+          <w:lang w:eastAsia="es-ES"/>
+          <w14:ligatures w14:val="none"/>
+        </w:rPr>
+        <w:t xml:space="preserve">2001-716888; </w:t>
+      </w:r>
+      <w:r>
+        <w:rPr>
+          <w:rFonts w:ascii="Arial Narrow" w:eastAsia="Arial Narrow" w:hAnsi="Arial Narrow" w:cs="Arial Narrow"/>
+          <w:color w:val="000000"/>
+          <w:kern w:val="0"/>
+          <w:sz w:val="22"/>
+          <w:szCs w:val="22"/>
+          <w:lang w:val="es-ES" w:eastAsia="es-ES"/>
+          <w14:ligatures w14:val="none"/>
+        </w:rPr>
+        <w:t>y, (</w:t>
+      </w:r>
+      <w:proofErr w:type="spellStart"/>
+      <w:r>
+        <w:rPr>
+          <w:rFonts w:ascii="Arial Narrow" w:eastAsia="Arial Narrow" w:hAnsi="Arial Narrow" w:cs="Arial Narrow"/>
+          <w:color w:val="000000"/>
+          <w:kern w:val="0"/>
+          <w:sz w:val="22"/>
+          <w:szCs w:val="22"/>
+          <w:lang w:val="es-ES" w:eastAsia="es-ES"/>
+          <w14:ligatures w14:val="none"/>
+        </w:rPr>
+        <w:t>iv</w:t>
+      </w:r>
+      <w:proofErr w:type="spellEnd"/>
+      <w:r>
+        <w:rPr>
+          <w:rFonts w:ascii="Arial Narrow" w:eastAsia="Arial Narrow" w:hAnsi="Arial Narrow" w:cs="Arial Narrow"/>
+          <w:color w:val="000000"/>
+          <w:kern w:val="0"/>
+          <w:sz w:val="22"/>
+          <w:szCs w:val="22"/>
+          <w:lang w:val="es-ES" w:eastAsia="es-ES"/>
+          <w14:ligatures w14:val="none"/>
+        </w:rPr>
+        <w:t>) presentar todas las comunicaciones cursadas con la parte denunciante en virtud de los hechos materia de denuncia</w:t>
+      </w:r>
+      <w:r>
+        <w:rPr>
+          <w:rFonts w:ascii="Arial Narrow" w:eastAsia="Arial Narrow" w:hAnsi="Arial Narrow" w:cs="Arial Narrow"/>
+          <w:color w:val="000000"/>
+          <w:kern w:val="0"/>
+          <w:sz w:val="22"/>
+          <w:szCs w:val="22"/>
+          <w:lang w:val="es-ES" w:eastAsia="es-ES"/>
+          <w14:ligatures w14:val="none"/>
+        </w:rPr>
+        <w:t>.</w:t>
+      </w:r>
+    </w:p>
+    <w:p>
+      <w:pPr>
+        <w:spacing w:before="0" w:after="0" w:line="240" w:lineRule="auto"/>
+        <w:jc w:val="both"/>
+        <w:rPr>
+          <w:rFonts w:ascii="Arial Narrow" w:eastAsia="Arial Narrow" w:hAnsi="Arial Narrow" w:cs="Arial Narrow"/>
+          <w:color w:val="000000"/>
+          <w:kern w:val="0"/>
+          <w:sz w:val="22"/>
+          <w:szCs w:val="22"/>
+          <w:lang w:val="es-ES" w:eastAsia="es-ES"/>
           <w14:ligatures w14:val="none"/>
         </w:rPr>
       </w:pPr>
@@ -7911,7 +8266,7 @@
           <w:lang w:eastAsia="es-PE"/>
           <w14:ligatures w14:val="none"/>
         </w:rPr>
-        <w:t xml:space="preserve">QUINTO:</w:t>
+        <w:t xml:space="preserve">SEXTO:</w:t>
       </w:r>
       <w:r>
         <w:rPr>
@@ -7925,7 +8280,6 @@
         </w:rPr>
         <w:t xml:space="preserve"> </w:t>
       </w:r>
-      <w:bookmarkStart w:id="10" w:name="_Hlk188286813"/>
       <w:r>
         <w:rPr>
           <w:rFonts w:ascii="Arial Narrow" w:eastAsia="Arial Narrow" w:hAnsi="Arial Narrow" w:cs="Arial Narrow"/>
@@ -7960,9 +8314,28 @@
           <w:lang w:eastAsia="es-ES"/>
           <w14:ligatures w14:val="none"/>
         </w:rPr>
-        <w:t>plazo no mayor de cinco (5) días hábiles contado a partir del día siguiente de la notificación de la presente resolución</w:t>
-      </w:r>
-      <w:bookmarkEnd w:id="10"/>
+        <w:t xml:space="preserve">plazo no mayor de cinco (5) días hábiles contado a partir del día siguiente de la notificación de la presente resolución, </w:t>
+      </w:r>
+      <w:r>
+        <w:rPr>
+          <w:rFonts w:ascii="Arial Narrow" w:eastAsia="Arial Narrow" w:hAnsi="Arial Narrow" w:cs="Arial Narrow"/>
+          <w:color w:val="000000"/>
+          <w:kern w:val="0"/>
+          <w:sz w:val="22"/>
+          <w:szCs w:val="22"/>
+          <w:lang w:eastAsia="es-ES"/>
+          <w14:ligatures w14:val="none"/>
+        </w:rPr>
+        <w:t xml:space="preserve">el </w:t>
+      </w:r>
+      <w:r>
+        <w:rPr>
+          <w:rFonts w:ascii="Arial Narrow" w:eastAsia="Arial Narrow" w:hAnsi="Arial Narrow" w:cs="Arial Narrow"/>
+          <w:sz w:val="22"/>
+          <w:szCs w:val="22"/>
+        </w:rPr>
+        <w:t>Banco BBVA Perú S.A.</w:t>
+      </w:r>
       <w:r>
         <w:rPr>
           <w:rFonts w:ascii="Arial Narrow" w:eastAsia="Arial Narrow" w:hAnsi="Arial Narrow" w:cs="Arial Narrow"/>
@@ -7975,28 +8348,6 @@
         </w:rPr>
         <w:t xml:space="preserve">, </w:t>
       </w:r>
-      <w:bookmarkStart w:id="11" w:name="_Hlk188286828"/>
-      <w:r>
-        <w:rPr>
-          <w:rFonts w:ascii="Arial Narrow" w:eastAsia="Arial Narrow" w:hAnsi="Arial Narrow" w:cs="Arial Narrow"/>
-          <w:sz w:val="22"/>
-          <w:szCs w:val="22"/>
-        </w:rPr>
-        <w:t>Rímac Seguros y Reaseguros S.A.</w:t>
-      </w:r>
-      <w:r>
-        <w:rPr>
-          <w:rFonts w:ascii="Arial Narrow" w:eastAsia="Arial Narrow" w:hAnsi="Arial Narrow" w:cs="Arial Narrow"/>
-          <w:color w:val="000000"/>
-          <w:kern w:val="0"/>
-          <w:sz w:val="22"/>
-          <w:szCs w:val="22"/>
-          <w:lang w:eastAsia="es-ES"/>
-          <w14:ligatures w14:val="none"/>
-        </w:rPr>
-        <w:t xml:space="preserve">, </w:t>
-      </w:r>
-      <w:bookmarkEnd w:id="11"/>
       <w:r>
         <w:rPr>
           <w:rFonts w:ascii="Arial Narrow" w:eastAsia="Arial Narrow" w:hAnsi="Arial Narrow" w:cs="Arial Narrow"/>
@@ -8007,7 +8358,7 @@
           <w:lang w:val="es-ES" w:eastAsia="es-ES"/>
           <w14:ligatures w14:val="none"/>
         </w:rPr>
-        <w:t>cumpla</w:t>
+        <w:t xml:space="preserve">cumpla con: </w:t>
       </w:r>
       <w:r>
         <w:rPr>
@@ -8019,7 +8370,19 @@
           <w:lang w:val="es-ES" w:eastAsia="es-ES"/>
           <w14:ligatures w14:val="none"/>
         </w:rPr>
-        <w:t xml:space="preserve"> con: </w:t>
+        <w:t xml:space="preserve">(i) presentar una copia debidamente suscrita de la Póliza </w:t>
+      </w:r>
+      <w:r>
+        <w:rPr>
+          <w:rFonts w:ascii="Arial Narrow" w:eastAsia="Arial Narrow" w:hAnsi="Arial Narrow" w:cs="Arial Narrow"/>
+          <w:color w:val="000000"/>
+          <w:kern w:val="0"/>
+          <w:sz w:val="22"/>
+          <w:szCs w:val="22"/>
+          <w:lang w:eastAsia="es-ES"/>
+          <w14:ligatures w14:val="none"/>
+        </w:rPr>
+        <w:t xml:space="preserve">2001-716888 </w:t>
       </w:r>
       <w:r>
         <w:rPr>
@@ -8031,20 +8394,9 @@
           <w:lang w:val="es-ES" w:eastAsia="es-ES"/>
           <w14:ligatures w14:val="none"/>
         </w:rPr>
-        <w:t xml:space="preserve">(i) presentar una copia debidamente suscrita de la Póliza </w:t>
-      </w:r>
-      <w:r>
-        <w:rPr>
-          <w:rFonts w:ascii="Arial Narrow" w:eastAsia="Arial Narrow" w:hAnsi="Arial Narrow" w:cs="Arial Narrow"/>
-          <w:color w:val="000000"/>
-          <w:kern w:val="0"/>
-          <w:sz w:val="22"/>
-          <w:szCs w:val="22"/>
-          <w:lang w:eastAsia="es-ES"/>
-          <w14:ligatures w14:val="none"/>
-        </w:rPr>
-        <w:t xml:space="preserve">2001-716888 </w:t>
-      </w:r>
+        <w:t>del Seguro Vehicular materia de denuncia; (</w:t>
+      </w:r>
+      <w:proofErr w:type="spellStart"/>
       <w:r>
         <w:rPr>
           <w:rFonts w:ascii="Arial Narrow" w:eastAsia="Arial Narrow" w:hAnsi="Arial Narrow" w:cs="Arial Narrow"/>
@@ -8055,7 +8407,44 @@
           <w:lang w:val="es-ES" w:eastAsia="es-ES"/>
           <w14:ligatures w14:val="none"/>
         </w:rPr>
-        <w:t>del Seguro Vehicular materia de denuncia; (</w:t>
+        <w:t>ii</w:t>
+      </w:r>
+      <w:proofErr w:type="spellEnd"/>
+      <w:r>
+        <w:rPr>
+          <w:rFonts w:ascii="Arial Narrow" w:eastAsia="Arial Narrow" w:hAnsi="Arial Narrow" w:cs="Arial Narrow"/>
+          <w:color w:val="000000"/>
+          <w:kern w:val="0"/>
+          <w:sz w:val="22"/>
+          <w:szCs w:val="22"/>
+          <w:lang w:val="es-ES" w:eastAsia="es-ES"/>
+          <w14:ligatures w14:val="none"/>
+        </w:rPr>
+        <w:t xml:space="preserve">) presentar una copia debidamente suscrita de la Póliza </w:t>
+      </w:r>
+      <w:r>
+        <w:rPr>
+          <w:rFonts w:ascii="Arial Narrow" w:eastAsia="Arial Narrow" w:hAnsi="Arial Narrow" w:cs="Arial Narrow"/>
+          <w:color w:val="000000"/>
+          <w:kern w:val="0"/>
+          <w:sz w:val="22"/>
+          <w:szCs w:val="22"/>
+          <w:lang w:eastAsia="es-ES"/>
+          <w14:ligatures w14:val="none"/>
+        </w:rPr>
+        <w:t xml:space="preserve">0011-0960-400****258 </w:t>
+      </w:r>
+      <w:r>
+        <w:rPr>
+          <w:rFonts w:ascii="Arial Narrow" w:eastAsia="Arial Narrow" w:hAnsi="Arial Narrow" w:cs="Arial Narrow"/>
+          <w:color w:val="000000"/>
+          <w:kern w:val="0"/>
+          <w:sz w:val="22"/>
+          <w:szCs w:val="22"/>
+          <w:lang w:val="es-ES" w:eastAsia="es-ES"/>
+          <w14:ligatures w14:val="none"/>
+        </w:rPr>
+        <w:t>del del Seguro Vehicular materia de denuncia; (</w:t>
       </w:r>
       <w:proofErr w:type="spellStart"/>
       <w:r>
@@ -8068,7 +8457,7 @@
           <w:lang w:val="es-ES" w:eastAsia="es-ES"/>
           <w14:ligatures w14:val="none"/>
         </w:rPr>
-        <w:t>ii</w:t>
+        <w:t>iii</w:t>
       </w:r>
       <w:proofErr w:type="spellEnd"/>
       <w:r>
@@ -8081,19 +8470,19 @@
           <w:lang w:val="es-ES" w:eastAsia="es-ES"/>
           <w14:ligatures w14:val="none"/>
         </w:rPr>
-        <w:t xml:space="preserve">) presentar una copia debidamente suscrita de la Póliza </w:t>
-      </w:r>
-      <w:r>
-        <w:rPr>
-          <w:rFonts w:ascii="Arial Narrow" w:eastAsia="Arial Narrow" w:hAnsi="Arial Narrow" w:cs="Arial Narrow"/>
-          <w:color w:val="000000"/>
-          <w:kern w:val="0"/>
-          <w:sz w:val="22"/>
-          <w:szCs w:val="22"/>
-          <w:lang w:eastAsia="es-ES"/>
-          <w14:ligatures w14:val="none"/>
-        </w:rPr>
-        <w:t xml:space="preserve">0011-0960-400****258 </w:t>
+        <w:t xml:space="preserve">) presentar los medios probatorios que acrediten que gestionó adecuadamente la renovación y el pago de primas de la Póliza </w:t>
+      </w:r>
+      <w:r>
+        <w:rPr>
+          <w:rFonts w:ascii="Arial Narrow" w:eastAsia="Arial Narrow" w:hAnsi="Arial Narrow" w:cs="Arial Narrow"/>
+          <w:color w:val="000000"/>
+          <w:kern w:val="0"/>
+          <w:sz w:val="22"/>
+          <w:szCs w:val="22"/>
+          <w:lang w:eastAsia="es-ES"/>
+          <w14:ligatures w14:val="none"/>
+        </w:rPr>
+        <w:t>2001-716888;</w:t>
       </w:r>
       <w:r>
         <w:rPr>
@@ -8105,7 +8494,7 @@
           <w:lang w:val="es-ES" w:eastAsia="es-ES"/>
           <w14:ligatures w14:val="none"/>
         </w:rPr>
-        <w:t>del Seguro Vehicular materia de denuncia; (</w:t>
+        <w:t xml:space="preserve"> y, (</w:t>
       </w:r>
       <w:proofErr w:type="spellStart"/>
       <w:r>
@@ -8118,7 +8507,7 @@
           <w:lang w:val="es-ES" w:eastAsia="es-ES"/>
           <w14:ligatures w14:val="none"/>
         </w:rPr>
-        <w:t>iii</w:t>
+        <w:t>iv</w:t>
       </w:r>
       <w:proofErr w:type="spellEnd"/>
       <w:r>
@@ -8131,19 +8520,7 @@
           <w:lang w:val="es-ES" w:eastAsia="es-ES"/>
           <w14:ligatures w14:val="none"/>
         </w:rPr>
-        <w:t xml:space="preserve">) presentar los medios probatorios que acrediten que gestionó adecuadamente la renovación de la Póliza </w:t>
-      </w:r>
-      <w:r>
-        <w:rPr>
-          <w:rFonts w:ascii="Arial Narrow" w:eastAsia="Arial Narrow" w:hAnsi="Arial Narrow" w:cs="Arial Narrow"/>
-          <w:color w:val="000000"/>
-          <w:kern w:val="0"/>
-          <w:sz w:val="22"/>
-          <w:szCs w:val="22"/>
-          <w:lang w:eastAsia="es-ES"/>
-          <w14:ligatures w14:val="none"/>
-        </w:rPr>
-        <w:t xml:space="preserve">2001-716888; </w:t>
+        <w:t>) presentar todas las comunicaciones cursadas con la parte denunciante en virtud de los hechos materia de denuncia</w:t>
       </w:r>
       <w:r>
         <w:rPr>
@@ -8155,359 +8532,12 @@
           <w:lang w:val="es-ES" w:eastAsia="es-ES"/>
           <w14:ligatures w14:val="none"/>
         </w:rPr>
-        <w:t>y, (</w:t>
-      </w:r>
-      <w:proofErr w:type="spellStart"/>
-      <w:r>
-        <w:rPr>
-          <w:rFonts w:ascii="Arial Narrow" w:eastAsia="Arial Narrow" w:hAnsi="Arial Narrow" w:cs="Arial Narrow"/>
-          <w:color w:val="000000"/>
-          <w:kern w:val="0"/>
-          <w:sz w:val="22"/>
-          <w:szCs w:val="22"/>
-          <w:lang w:val="es-ES" w:eastAsia="es-ES"/>
-          <w14:ligatures w14:val="none"/>
-        </w:rPr>
-        <w:t>iv</w:t>
-      </w:r>
-      <w:proofErr w:type="spellEnd"/>
-      <w:r>
-        <w:rPr>
-          <w:rFonts w:ascii="Arial Narrow" w:eastAsia="Arial Narrow" w:hAnsi="Arial Narrow" w:cs="Arial Narrow"/>
-          <w:color w:val="000000"/>
-          <w:kern w:val="0"/>
-          <w:sz w:val="22"/>
-          <w:szCs w:val="22"/>
-          <w:lang w:val="es-ES" w:eastAsia="es-ES"/>
-          <w14:ligatures w14:val="none"/>
-        </w:rPr>
-        <w:t>) presentar todas las comunicaciones cursadas con la parte denunciante en virtud de los hechos materia de denuncia</w:t>
-      </w:r>
-      <w:r>
-        <w:rPr>
-          <w:rFonts w:ascii="Arial Narrow" w:eastAsia="Arial Narrow" w:hAnsi="Arial Narrow" w:cs="Arial Narrow"/>
-          <w:color w:val="000000"/>
-          <w:kern w:val="0"/>
-          <w:sz w:val="22"/>
-          <w:szCs w:val="22"/>
-          <w:lang w:val="es-ES" w:eastAsia="es-ES"/>
-          <w14:ligatures w14:val="none"/>
-        </w:rPr>
         <w:t>.</w:t>
       </w:r>
     </w:p>
     <w:p>
       <w:pPr>
-        <w:spacing w:after="0" w:line="240" w:lineRule="auto"/>
-        <w:jc w:val="both"/>
-        <w:rPr>
-          <w:rFonts w:ascii="Arial Narrow" w:eastAsia="Arial Narrow" w:hAnsi="Arial Narrow" w:cs="Arial Narrow"/>
-          <w:color w:val="000000"/>
-          <w:kern w:val="0"/>
-          <w:sz w:val="22"/>
-          <w:szCs w:val="22"/>
-          <w:lang w:val="es-ES" w:eastAsia="es-ES"/>
-          <w14:ligatures w14:val="none"/>
-        </w:rPr>
-      </w:pPr>
-    </w:p>
-    <w:p>
-      <w:pPr>
-        <w:spacing w:after="0" w:line="240" w:lineRule="auto"/>
-        <w:jc w:val="both"/>
-        <w:rPr>
-          <w:rFonts w:ascii="Arial Narrow" w:eastAsia="Arial Narrow" w:hAnsi="Arial Narrow" w:cs="Arial Narrow"/>
-          <w:color w:val="000000"/>
-          <w:kern w:val="0"/>
-          <w:sz w:val="22"/>
-          <w:szCs w:val="22"/>
-          <w:lang w:val="es-ES" w:eastAsia="es-ES"/>
-          <w14:ligatures w14:val="none"/>
-        </w:rPr>
-      </w:pPr>
-      <w:r>
-        <w:rPr>
-          <w:rFonts w:ascii="Arial Narrow" w:eastAsia="Arial Narrow" w:hAnsi="Arial Narrow" w:cs="Arial Narrow"/>
-          <w:b/>
-          <w:color w:val="000000"/>
-          <w:kern w:val="0"/>
-          <w:sz w:val="22"/>
-          <w:szCs w:val="22"/>
-          <w:lang w:eastAsia="es-PE"/>
-          <w14:ligatures w14:val="none"/>
-        </w:rPr>
-        <w:t xml:space="preserve">SEXTO:</w:t>
-      </w:r>
-      <w:r>
-        <w:rPr>
-          <w:rFonts w:ascii="Arial Narrow" w:eastAsia="Arial Narrow" w:hAnsi="Arial Narrow" w:cs="Arial Narrow"/>
-          <w:color w:val="000000"/>
-          <w:kern w:val="0"/>
-          <w:sz w:val="22"/>
-          <w:szCs w:val="22"/>
-          <w:lang w:eastAsia="es-PE"/>
-          <w14:ligatures w14:val="none"/>
-        </w:rPr>
-        <w:t xml:space="preserve"> </w:t>
-      </w:r>
-      <w:r>
-        <w:rPr>
-          <w:rFonts w:ascii="Arial Narrow" w:eastAsia="Arial Narrow" w:hAnsi="Arial Narrow" w:cs="Arial Narrow"/>
-          <w:color w:val="000000"/>
-          <w:kern w:val="0"/>
-          <w:sz w:val="22"/>
-          <w:szCs w:val="22"/>
-          <w:lang w:eastAsia="es-ES"/>
-          <w14:ligatures w14:val="none"/>
-        </w:rPr>
-        <w:t xml:space="preserve">requerir </w:t>
-      </w:r>
-      <w:r>
-        <w:rPr>
-          <w:rFonts w:ascii="Arial Narrow" w:eastAsia="Arial Narrow" w:hAnsi="Arial Narrow" w:cs="Arial Narrow"/>
-          <w:color w:val="000000"/>
-          <w:kern w:val="0"/>
-          <w:sz w:val="22"/>
-          <w:szCs w:val="22"/>
-          <w:lang w:val="es-ES" w:eastAsia="es-ES"/>
-          <w14:ligatures w14:val="none"/>
-        </w:rPr>
-        <w:t xml:space="preserve">que, en un </w:t>
-      </w:r>
-      <w:r>
-        <w:rPr>
-          <w:rFonts w:ascii="Arial Narrow" w:eastAsia="Arial Narrow" w:hAnsi="Arial Narrow" w:cs="Arial Narrow"/>
-          <w:color w:val="000000"/>
-          <w:kern w:val="0"/>
-          <w:sz w:val="22"/>
-          <w:szCs w:val="22"/>
-          <w:lang w:eastAsia="es-ES"/>
-          <w14:ligatures w14:val="none"/>
-        </w:rPr>
-        <w:t xml:space="preserve">plazo no mayor de cinco (5) días hábiles contado a partir del día siguiente de la notificación de la presente resolución, </w:t>
-      </w:r>
-      <w:r>
-        <w:rPr>
-          <w:rFonts w:ascii="Arial Narrow" w:eastAsia="Arial Narrow" w:hAnsi="Arial Narrow" w:cs="Arial Narrow"/>
-          <w:color w:val="000000"/>
-          <w:kern w:val="0"/>
-          <w:sz w:val="22"/>
-          <w:szCs w:val="22"/>
-          <w:lang w:eastAsia="es-ES"/>
-          <w14:ligatures w14:val="none"/>
-        </w:rPr>
-        <w:t xml:space="preserve">el </w:t>
-      </w:r>
-      <w:r>
-        <w:rPr>
-          <w:rFonts w:ascii="Arial Narrow" w:eastAsia="Arial Narrow" w:hAnsi="Arial Narrow" w:cs="Arial Narrow"/>
-          <w:sz w:val="22"/>
-          <w:szCs w:val="22"/>
-        </w:rPr>
-        <w:t>Banco BBVA Perú S.A.</w:t>
-      </w:r>
-      <w:r>
-        <w:rPr>
-          <w:rFonts w:ascii="Arial Narrow" w:eastAsia="Arial Narrow" w:hAnsi="Arial Narrow" w:cs="Arial Narrow"/>
-          <w:color w:val="000000"/>
-          <w:kern w:val="0"/>
-          <w:sz w:val="22"/>
-          <w:szCs w:val="22"/>
-          <w:lang w:eastAsia="es-ES"/>
-          <w14:ligatures w14:val="none"/>
-        </w:rPr>
-        <w:t xml:space="preserve">, </w:t>
-      </w:r>
-      <w:r>
-        <w:rPr>
-          <w:rFonts w:ascii="Arial Narrow" w:eastAsia="Arial Narrow" w:hAnsi="Arial Narrow" w:cs="Arial Narrow"/>
-          <w:color w:val="000000"/>
-          <w:kern w:val="0"/>
-          <w:sz w:val="22"/>
-          <w:szCs w:val="22"/>
-          <w:lang w:val="es-ES" w:eastAsia="es-ES"/>
-          <w14:ligatures w14:val="none"/>
-        </w:rPr>
-        <w:t xml:space="preserve">cumpla con: </w:t>
-      </w:r>
-      <w:r>
-        <w:rPr>
-          <w:rFonts w:ascii="Arial Narrow" w:eastAsia="Arial Narrow" w:hAnsi="Arial Narrow" w:cs="Arial Narrow"/>
-          <w:color w:val="000000"/>
-          <w:kern w:val="0"/>
-          <w:sz w:val="22"/>
-          <w:szCs w:val="22"/>
-          <w:lang w:val="es-ES" w:eastAsia="es-ES"/>
-          <w14:ligatures w14:val="none"/>
-        </w:rPr>
-        <w:t xml:space="preserve">(i) presentar una copia debidamente suscrita de la Póliza </w:t>
-      </w:r>
-      <w:r>
-        <w:rPr>
-          <w:rFonts w:ascii="Arial Narrow" w:eastAsia="Arial Narrow" w:hAnsi="Arial Narrow" w:cs="Arial Narrow"/>
-          <w:color w:val="000000"/>
-          <w:kern w:val="0"/>
-          <w:sz w:val="22"/>
-          <w:szCs w:val="22"/>
-          <w:lang w:eastAsia="es-ES"/>
-          <w14:ligatures w14:val="none"/>
-        </w:rPr>
-        <w:t xml:space="preserve">2001-716888 </w:t>
-      </w:r>
-      <w:r>
-        <w:rPr>
-          <w:rFonts w:ascii="Arial Narrow" w:eastAsia="Arial Narrow" w:hAnsi="Arial Narrow" w:cs="Arial Narrow"/>
-          <w:color w:val="000000"/>
-          <w:kern w:val="0"/>
-          <w:sz w:val="22"/>
-          <w:szCs w:val="22"/>
-          <w:lang w:val="es-ES" w:eastAsia="es-ES"/>
-          <w14:ligatures w14:val="none"/>
-        </w:rPr>
-        <w:t>del Seguro Vehicular materia de denuncia; (</w:t>
-      </w:r>
-      <w:proofErr w:type="spellStart"/>
-      <w:r>
-        <w:rPr>
-          <w:rFonts w:ascii="Arial Narrow" w:eastAsia="Arial Narrow" w:hAnsi="Arial Narrow" w:cs="Arial Narrow"/>
-          <w:color w:val="000000"/>
-          <w:kern w:val="0"/>
-          <w:sz w:val="22"/>
-          <w:szCs w:val="22"/>
-          <w:lang w:val="es-ES" w:eastAsia="es-ES"/>
-          <w14:ligatures w14:val="none"/>
-        </w:rPr>
-        <w:t>ii</w:t>
-      </w:r>
-      <w:proofErr w:type="spellEnd"/>
-      <w:r>
-        <w:rPr>
-          <w:rFonts w:ascii="Arial Narrow" w:eastAsia="Arial Narrow" w:hAnsi="Arial Narrow" w:cs="Arial Narrow"/>
-          <w:color w:val="000000"/>
-          <w:kern w:val="0"/>
-          <w:sz w:val="22"/>
-          <w:szCs w:val="22"/>
-          <w:lang w:val="es-ES" w:eastAsia="es-ES"/>
-          <w14:ligatures w14:val="none"/>
-        </w:rPr>
-        <w:t xml:space="preserve">) presentar una copia debidamente suscrita de la Póliza </w:t>
-      </w:r>
-      <w:r>
-        <w:rPr>
-          <w:rFonts w:ascii="Arial Narrow" w:eastAsia="Arial Narrow" w:hAnsi="Arial Narrow" w:cs="Arial Narrow"/>
-          <w:color w:val="000000"/>
-          <w:kern w:val="0"/>
-          <w:sz w:val="22"/>
-          <w:szCs w:val="22"/>
-          <w:lang w:eastAsia="es-ES"/>
-          <w14:ligatures w14:val="none"/>
-        </w:rPr>
-        <w:t xml:space="preserve">0011-0960-400****258 </w:t>
-      </w:r>
-      <w:r>
-        <w:rPr>
-          <w:rFonts w:ascii="Arial Narrow" w:eastAsia="Arial Narrow" w:hAnsi="Arial Narrow" w:cs="Arial Narrow"/>
-          <w:color w:val="000000"/>
-          <w:kern w:val="0"/>
-          <w:sz w:val="22"/>
-          <w:szCs w:val="22"/>
-          <w:lang w:val="es-ES" w:eastAsia="es-ES"/>
-          <w14:ligatures w14:val="none"/>
-        </w:rPr>
-        <w:t>del del Seguro Vehicular materia de denuncia; (</w:t>
-      </w:r>
-      <w:proofErr w:type="spellStart"/>
-      <w:r>
-        <w:rPr>
-          <w:rFonts w:ascii="Arial Narrow" w:eastAsia="Arial Narrow" w:hAnsi="Arial Narrow" w:cs="Arial Narrow"/>
-          <w:color w:val="000000"/>
-          <w:kern w:val="0"/>
-          <w:sz w:val="22"/>
-          <w:szCs w:val="22"/>
-          <w:lang w:val="es-ES" w:eastAsia="es-ES"/>
-          <w14:ligatures w14:val="none"/>
-        </w:rPr>
-        <w:t>iii</w:t>
-      </w:r>
-      <w:proofErr w:type="spellEnd"/>
-      <w:r>
-        <w:rPr>
-          <w:rFonts w:ascii="Arial Narrow" w:eastAsia="Arial Narrow" w:hAnsi="Arial Narrow" w:cs="Arial Narrow"/>
-          <w:color w:val="000000"/>
-          <w:kern w:val="0"/>
-          <w:sz w:val="22"/>
-          <w:szCs w:val="22"/>
-          <w:lang w:val="es-ES" w:eastAsia="es-ES"/>
-          <w14:ligatures w14:val="none"/>
-        </w:rPr>
-        <w:t xml:space="preserve">) presentar los medios probatorios que acrediten que gestionó adecuadamente la renovación y el pago de primas de la Póliza </w:t>
-      </w:r>
-      <w:r>
-        <w:rPr>
-          <w:rFonts w:ascii="Arial Narrow" w:eastAsia="Arial Narrow" w:hAnsi="Arial Narrow" w:cs="Arial Narrow"/>
-          <w:color w:val="000000"/>
-          <w:kern w:val="0"/>
-          <w:sz w:val="22"/>
-          <w:szCs w:val="22"/>
-          <w:lang w:eastAsia="es-ES"/>
-          <w14:ligatures w14:val="none"/>
-        </w:rPr>
-        <w:t>2001-716888;</w:t>
-      </w:r>
-      <w:r>
-        <w:rPr>
-          <w:rFonts w:ascii="Arial Narrow" w:eastAsia="Arial Narrow" w:hAnsi="Arial Narrow" w:cs="Arial Narrow"/>
-          <w:color w:val="000000"/>
-          <w:kern w:val="0"/>
-          <w:sz w:val="22"/>
-          <w:szCs w:val="22"/>
-          <w:lang w:val="es-ES" w:eastAsia="es-ES"/>
-          <w14:ligatures w14:val="none"/>
-        </w:rPr>
-        <w:t xml:space="preserve"> y, (</w:t>
-      </w:r>
-      <w:proofErr w:type="spellStart"/>
-      <w:r>
-        <w:rPr>
-          <w:rFonts w:ascii="Arial Narrow" w:eastAsia="Arial Narrow" w:hAnsi="Arial Narrow" w:cs="Arial Narrow"/>
-          <w:color w:val="000000"/>
-          <w:kern w:val="0"/>
-          <w:sz w:val="22"/>
-          <w:szCs w:val="22"/>
-          <w:lang w:val="es-ES" w:eastAsia="es-ES"/>
-          <w14:ligatures w14:val="none"/>
-        </w:rPr>
-        <w:t>iv</w:t>
-      </w:r>
-      <w:proofErr w:type="spellEnd"/>
-      <w:r>
-        <w:rPr>
-          <w:rFonts w:ascii="Arial Narrow" w:eastAsia="Arial Narrow" w:hAnsi="Arial Narrow" w:cs="Arial Narrow"/>
-          <w:color w:val="000000"/>
-          <w:kern w:val="0"/>
-          <w:sz w:val="22"/>
-          <w:szCs w:val="22"/>
-          <w:lang w:val="es-ES" w:eastAsia="es-ES"/>
-          <w14:ligatures w14:val="none"/>
-        </w:rPr>
-        <w:t>) presentar todas las comunicaciones cursadas con la parte denunciante en virtud de los hechos materia de denuncia</w:t>
-      </w:r>
-      <w:r>
-        <w:rPr>
-          <w:rFonts w:ascii="Arial Narrow" w:eastAsia="Arial Narrow" w:hAnsi="Arial Narrow" w:cs="Arial Narrow"/>
-          <w:color w:val="000000"/>
-          <w:kern w:val="0"/>
-          <w:sz w:val="22"/>
-          <w:szCs w:val="22"/>
-          <w:lang w:val="es-ES" w:eastAsia="es-ES"/>
-          <w14:ligatures w14:val="none"/>
-        </w:rPr>
-        <w:t>.</w:t>
-      </w:r>
-    </w:p>
-    <w:p>
-      <w:pPr>
-        <w:spacing w:after="0" w:line="240" w:lineRule="auto"/>
+        <w:spacing w:before="0" w:after="0" w:line="240" w:lineRule="auto"/>
         <w:jc w:val="both"/>
         <w:rPr>
           <w:rFonts w:ascii="Arial Narrow" w:eastAsia="Arial Narrow" w:hAnsi="Arial Narrow" w:cs="Arial Narrow"/>
@@ -8824,28 +8854,28 @@
     </w:p>
     <w:p>
       <w:pPr>
+        <w:spacing w:before="0" w:after="0" w:line="240" w:lineRule="auto"/>
+        <w:shd w:val="clear" w:color="auto" w:fill="FFFFFF"/>
+        <w:jc w:val="both"/>
+        <w:rPr>
+          <w:rFonts w:ascii="Arial Narrow" w:eastAsia="Arial Narrow" w:hAnsi="Arial Narrow" w:cs="Arial Narrow"/>
+          <w:b/>
+          <w:color w:val="000000"/>
+          <w:kern w:val="0"/>
+          <w:sz w:val="22"/>
+          <w:szCs w:val="22"/>
+          <w:lang w:eastAsia="es-PE"/>
+          <w14:ligatures w14:val="none"/>
+        </w:rPr>
+      </w:pPr>
+    </w:p>
+    <w:p>
+      <w:pPr>
         <w:shd w:val="clear" w:color="auto" w:fill="FFFFFF"/>
         <w:spacing w:after="0" w:line="240" w:lineRule="auto"/>
         <w:jc w:val="both"/>
         <w:rPr>
           <w:rFonts w:ascii="Arial Narrow" w:eastAsia="Arial Narrow" w:hAnsi="Arial Narrow" w:cs="Arial Narrow"/>
-          <w:b/>
-          <w:color w:val="000000"/>
-          <w:kern w:val="0"/>
-          <w:sz w:val="22"/>
-          <w:szCs w:val="22"/>
-          <w:lang w:eastAsia="es-PE"/>
-          <w14:ligatures w14:val="none"/>
-        </w:rPr>
-      </w:pPr>
-    </w:p>
-    <w:p>
-      <w:pPr>
-        <w:shd w:val="clear" w:color="auto" w:fill="FFFFFF"/>
-        <w:spacing w:after="0" w:line="240" w:lineRule="auto"/>
-        <w:jc w:val="both"/>
-        <w:rPr>
-          <w:rFonts w:ascii="Arial Narrow" w:eastAsia="Arial Narrow" w:hAnsi="Arial Narrow" w:cs="Arial Narrow"/>
           <w:color w:val="000000"/>
           <w:kern w:val="0"/>
           <w:sz w:val="22"/>
@@ -8918,8 +8948,8 @@
     </w:p>
     <w:p>
       <w:pPr>
+        <w:spacing w:before="0" w:after="0" w:line="240" w:lineRule="auto"/>
         <w:shd w:val="clear" w:color="auto" w:fill="FFFFFF"/>
-        <w:spacing w:after="0" w:line="240" w:lineRule="auto"/>
         <w:jc w:val="both"/>
         <w:rPr>
           <w:rFonts w:ascii="Arial Narrow" w:eastAsia="Arial Narrow" w:hAnsi="Arial Narrow" w:cs="Arial Narrow"/>
@@ -9088,15 +9118,96 @@
     </w:p>
     <w:p>
       <w:pPr>
+        <w:spacing w:before="0" w:after="0" w:line="240" w:lineRule="auto"/>
+        <w:suppressAutoHyphens/>
+        <w:jc w:val="both"/>
+        <w:rPr>
+          <w:rFonts w:ascii="Arial Narrow" w:eastAsia="Arial Narrow" w:hAnsi="Arial Narrow" w:cs="Arial Narrow"/>
+          <w:kern w:val="0"/>
+          <w:sz w:val="22"/>
+          <w:szCs w:val="22"/>
+          <w:u w:val="single"/>
+          <w14:ligatures w14:val="none"/>
+        </w:rPr>
+      </w:pPr>
+    </w:p>
+    <w:p>
+      <w:pPr>
         <w:suppressAutoHyphens/>
         <w:spacing w:after="0" w:line="240" w:lineRule="auto"/>
         <w:jc w:val="both"/>
         <w:rPr>
           <w:rFonts w:ascii="Arial Narrow" w:eastAsia="Arial Narrow" w:hAnsi="Arial Narrow" w:cs="Arial Narrow"/>
-          <w:kern w:val="0"/>
-          <w:sz w:val="22"/>
-          <w:szCs w:val="22"/>
-          <w:u w:val="single"/>
+          <w:b/>
+          <w:bCs/>
+          <w:sz w:val="22"/>
+          <w:szCs w:val="22"/>
+        </w:rPr>
+      </w:pPr>
+      <w:r>
+        <w:rPr>
+          <w:rFonts w:ascii="Arial Narrow" w:eastAsia="Arial Narrow" w:hAnsi="Arial Narrow" w:cs="Arial Narrow"/>
+          <w:b/>
+          <w:spacing w:val="-3"/>
+          <w:kern w:val="0"/>
+          <w14:ligatures w14:val="none"/>
+          <w:sz w:val="22"/>
+          <w:szCs w:val="22"/>
+        </w:rPr>
+        <w:t>DÉCIMO</w:t>
+      </w:r>
+      <w:r>
+        <w:rPr>
+          <w:rFonts w:ascii="Arial Narrow" w:eastAsia="Arial Narrow" w:hAnsi="Arial Narrow" w:cs="Arial Narrow"/>
+          <w:b/>
+          <w:color w:val="000000"/>
+          <w:kern w:val="0"/>
+          <w:sz w:val="22"/>
+          <w:szCs w:val="22"/>
+          <w:lang w:eastAsia="es-PE"/>
+          <w14:ligatures w14:val="none"/>
+        </w:rPr>
+        <w:t>:</w:t>
+      </w:r>
+      <w:r>
+        <w:rPr>
+          <w:rFonts w:ascii="Arial Narrow" w:eastAsia="Arial Narrow" w:hAnsi="Arial Narrow" w:cs="Arial Narrow"/>
+          <w:color w:val="000000"/>
+          <w:kern w:val="0"/>
+          <w:sz w:val="22"/>
+          <w:szCs w:val="22"/>
+          <w:lang w:eastAsia="es-PE"/>
+          <w14:ligatures w14:val="none"/>
+        </w:rPr>
+        <w:t xml:space="preserve"> </w:t>
+      </w:r>
+      <w:r>
+        <w:rPr>
+          <w:rFonts w:ascii="Arial Narrow" w:eastAsia="Arial Narrow" w:hAnsi="Arial Narrow" w:cs="Arial Narrow"/>
+          <w:color w:val="000000"/>
+          <w:kern w:val="0"/>
+          <w:sz w:val="22"/>
+          <w:szCs w:val="22"/>
+          <w:lang w:eastAsia="es-PE"/>
+          <w14:ligatures w14:val="none"/>
+        </w:rPr>
+        <w:t xml:space="preserve">poner en conocimiento de las partes que, antes de la emisión de la Resolución Final, tienen la posibilidad de formular su desistimiento o presentar el acuerdo arribado mediante la conciliación, mediación, transacción o cualquier otro que, de forma indubitable, deje constancia que se ha solucionado la controversia materia de denuncia.</w:t>
+      </w:r>
+      <w:bookmarkStart w:id="13" w:name="h.gjdgxs" w:colFirst="0" w:colLast="0"/>
+      <w:bookmarkEnd w:id="13"/>
+    </w:p>
+    <w:p>
+      <w:pPr>
+        <w:spacing w:before="0" w:after="0" w:line="240" w:lineRule="auto"/>
+        <w:suppressAutoHyphens/>
+        <w:jc w:val="both"/>
+        <w:rPr>
+          <w:rFonts w:ascii="Arial Narrow" w:eastAsia="Arial Narrow" w:hAnsi="Arial Narrow" w:cs="Arial Narrow"/>
+          <w:color w:val="000000"/>
+          <w:kern w:val="0"/>
+          <w:sz w:val="22"/>
+          <w:szCs w:val="22"/>
+          <w:lang w:eastAsia="es-PE"/>
           <w14:ligatures w14:val="none"/>
         </w:rPr>
       </w:pPr>
@@ -9108,203 +9219,122 @@
         <w:jc w:val="both"/>
         <w:rPr>
           <w:rFonts w:ascii="Arial Narrow" w:eastAsia="Arial Narrow" w:hAnsi="Arial Narrow" w:cs="Arial Narrow"/>
+          <w:sz w:val="22"/>
+          <w:szCs w:val="22"/>
+        </w:rPr>
+      </w:pPr>
+      <w:r>
+        <w:rPr>
+          <w:rFonts w:ascii="Arial Narrow" w:eastAsia="Arial Narrow" w:hAnsi="Arial Narrow" w:cs="Arial Narrow"/>
           <w:b/>
           <w:bCs/>
           <w:sz w:val="22"/>
           <w:szCs w:val="22"/>
         </w:rPr>
-      </w:pPr>
-      <w:r>
-        <w:rPr>
-          <w:rFonts w:ascii="Arial Narrow" w:eastAsia="Arial Narrow" w:hAnsi="Arial Narrow" w:cs="Arial Narrow"/>
-          <w:b/>
+        <w:t xml:space="preserve">DÉCIMO PRIMERO:</w:t>
+      </w:r>
+      <w:r>
+        <w:rPr>
+          <w:rFonts w:ascii="Arial Narrow" w:eastAsia="Arial Narrow" w:hAnsi="Arial Narrow" w:cs="Arial Narrow"/>
+          <w:sz w:val="22"/>
+          <w:szCs w:val="22"/>
+        </w:rPr>
+        <w:t xml:space="preserve"> </w:t>
+      </w:r>
+      <w:r>
+        <w:rPr>
+          <w:rFonts w:ascii="Arial Narrow" w:eastAsia="Arial Narrow" w:hAnsi="Arial Narrow" w:cs="Arial Narrow"/>
+          <w:sz w:val="22"/>
+          <w:szCs w:val="22"/>
+        </w:rPr>
+        <w:t xml:space="preserve">requerir al señor [APELLIDO] López y Rímac Seguros y Reaseguros S.A. para que, dentro del plazo de dos (2) días hábiles siguientes a la fecha en que reciban la notificación en sus bandejas de correo electrónico, efectúen la confirmación de recepción de la notificación remitida por este despacho a sus correos electrónicos, de conformidad con el segundo párrafo del numeral 4 del artículo 20 del Texto Único Ordenado de la Ley del Procedimiento Administrativo General, aprobado mediante Decreto Supremo 006-2026-JUS, bajo apercibimiento de rehacer el acto de notificación y notificarles conforme al numeral 1 del artículo 20 del citado cuerpo normativo.</w:t>
+      </w:r>
+      <w:r>
+        <w:rPr>
+          <w:rFonts w:ascii="Arial Narrow" w:eastAsia="Arial Narrow" w:hAnsi="Arial Narrow" w:cs="Arial Narrow"/>
+          <w:sz w:val="22"/>
+          <w:szCs w:val="22"/>
+        </w:rPr>
+        <w:t xml:space="preserve"/>
+      </w:r>
+      <w:r>
+        <w:rPr>
+          <w:rFonts w:ascii="Arial Narrow" w:eastAsia="Arial Narrow" w:hAnsi="Arial Narrow" w:cs="Arial Narrow"/>
           <w:spacing w:val="-3"/>
           <w:kern w:val="0"/>
           <w14:ligatures w14:val="none"/>
           <w:sz w:val="22"/>
           <w:szCs w:val="22"/>
         </w:rPr>
-        <w:t>DÉCIMO</w:t>
-      </w:r>
-      <w:r>
-        <w:rPr>
-          <w:rFonts w:ascii="Arial Narrow" w:eastAsia="Arial Narrow" w:hAnsi="Arial Narrow" w:cs="Arial Narrow"/>
-          <w:b/>
-          <w:color w:val="000000"/>
-          <w:kern w:val="0"/>
-          <w:sz w:val="22"/>
-          <w:szCs w:val="22"/>
-          <w:lang w:eastAsia="es-PE"/>
-          <w14:ligatures w14:val="none"/>
-        </w:rPr>
-        <w:t>:</w:t>
-      </w:r>
-      <w:r>
-        <w:rPr>
-          <w:rFonts w:ascii="Arial Narrow" w:eastAsia="Arial Narrow" w:hAnsi="Arial Narrow" w:cs="Arial Narrow"/>
-          <w:color w:val="000000"/>
-          <w:kern w:val="0"/>
-          <w:sz w:val="22"/>
-          <w:szCs w:val="22"/>
-          <w:lang w:eastAsia="es-PE"/>
-          <w14:ligatures w14:val="none"/>
-        </w:rPr>
-        <w:t xml:space="preserve"> </w:t>
-      </w:r>
-      <w:r>
-        <w:rPr>
-          <w:rFonts w:ascii="Arial Narrow" w:eastAsia="Arial Narrow" w:hAnsi="Arial Narrow" w:cs="Arial Narrow"/>
-          <w:color w:val="000000"/>
-          <w:kern w:val="0"/>
-          <w:sz w:val="22"/>
-          <w:szCs w:val="22"/>
-          <w:lang w:eastAsia="es-PE"/>
-          <w14:ligatures w14:val="none"/>
-        </w:rPr>
-        <w:t xml:space="preserve">poner en conocimiento de las partes que, antes de la emisión de la Resolución Final, tienen la posibilidad de formular su desistimiento o presentar el acuerdo arribado mediante la conciliación, mediación, transacción o cualquier otro que, de forma indubitable, deje constancia que se ha solucionado la controversia materia de denuncia.</w:t>
-      </w:r>
-      <w:bookmarkStart w:id="13" w:name="h.gjdgxs" w:colFirst="0" w:colLast="0"/>
-      <w:bookmarkEnd w:id="13"/>
-    </w:p>
-    <w:p>
-      <w:pPr>
+        <w:t/>
+      </w:r>
+      <w:r>
+        <w:rPr>
+          <w:rFonts w:ascii="Arial Narrow" w:eastAsia="Arial Narrow" w:hAnsi="Arial Narrow" w:cs="Arial Narrow"/>
+          <w:spacing w:val="-3"/>
+          <w:kern w:val="0"/>
+          <w14:ligatures w14:val="none"/>
+          <w:sz w:val="22"/>
+          <w:szCs w:val="22"/>
+        </w:rPr>
+        <w:t xml:space="preserve"/>
+      </w:r>
+      <w:r>
+        <w:rPr>
+          <w:rFonts w:ascii="Arial Narrow" w:eastAsia="Arial Narrow" w:hAnsi="Arial Narrow" w:cs="Arial Narrow"/>
+          <w:spacing w:val="-3"/>
+          <w:kern w:val="0"/>
+          <w14:ligatures w14:val="none"/>
+          <w:sz w:val="22"/>
+          <w:szCs w:val="22"/>
+        </w:rPr>
+        <w:t/>
+      </w:r>
+      <w:r>
+        <w:rPr>
+          <w:rFonts w:ascii="Arial Narrow" w:eastAsia="Arial Narrow" w:hAnsi="Arial Narrow" w:cs="Arial Narrow"/>
+          <w:spacing w:val="-3"/>
+          <w:kern w:val="0"/>
+          <w14:ligatures w14:val="none"/>
+          <w:sz w:val="22"/>
+          <w:szCs w:val="22"/>
+        </w:rPr>
+        <w:t/>
+      </w:r>
+      <w:r>
+        <w:rPr>
+          <w:rFonts w:ascii="Arial Narrow" w:eastAsia="Arial Narrow" w:hAnsi="Arial Narrow" w:cs="Arial Narrow"/>
+          <w:spacing w:val="-3"/>
+          <w:kern w:val="0"/>
+          <w14:ligatures w14:val="none"/>
+          <w:sz w:val="22"/>
+          <w:szCs w:val="22"/>
+        </w:rPr>
+        <w:t xml:space="preserve"/>
+      </w:r>
+      <w:r>
+        <w:rPr>
+          <w:rStyle w:val="Refdenotaalpie"/>
+          <w:rFonts w:ascii="Arial Narrow" w:eastAsia="Arial Narrow" w:hAnsi="Arial Narrow" w:cs="Arial Narrow"/>
+          <w:sz w:val="22"/>
+          <w:szCs w:val="22"/>
+          <w:vertAlign w:val="superscript"/>
+        </w:rPr>
+        <w:footnoteReference w:id="18"/>
+      </w:r>
+      <w:r>
+        <w:rPr>
+          <w:rFonts w:ascii="Arial Narrow" w:eastAsia="Arial Narrow" w:hAnsi="Arial Narrow" w:cs="Arial Narrow"/>
+          <w:sz w:val="22"/>
+          <w:szCs w:val="22"/>
+        </w:rPr>
+        <w:t/>
+      </w:r>
+    </w:p>
+    <w:p>
+      <w:pPr>
+        <w:spacing w:before="0" w:after="0" w:line="240" w:lineRule="auto"/>
         <w:suppressAutoHyphens/>
-        <w:spacing w:after="0" w:line="240" w:lineRule="auto"/>
-        <w:jc w:val="both"/>
-        <w:rPr>
-          <w:rFonts w:ascii="Arial Narrow" w:eastAsia="Arial Narrow" w:hAnsi="Arial Narrow" w:cs="Arial Narrow"/>
-          <w:color w:val="000000"/>
-          <w:kern w:val="0"/>
-          <w:sz w:val="22"/>
-          <w:szCs w:val="22"/>
-          <w:lang w:eastAsia="es-PE"/>
-          <w14:ligatures w14:val="none"/>
-        </w:rPr>
-      </w:pPr>
-    </w:p>
-    <w:p>
-      <w:pPr>
-        <w:suppressAutoHyphens/>
-        <w:spacing w:after="0" w:line="240" w:lineRule="auto"/>
-        <w:jc w:val="both"/>
-        <w:rPr>
-          <w:rFonts w:ascii="Arial Narrow" w:eastAsia="Arial Narrow" w:hAnsi="Arial Narrow" w:cs="Arial Narrow"/>
-          <w:sz w:val="22"/>
-          <w:szCs w:val="22"/>
-        </w:rPr>
-      </w:pPr>
-      <w:r>
-        <w:rPr>
-          <w:rFonts w:ascii="Arial Narrow" w:eastAsia="Arial Narrow" w:hAnsi="Arial Narrow" w:cs="Arial Narrow"/>
-          <w:b/>
-          <w:bCs/>
-          <w:sz w:val="22"/>
-          <w:szCs w:val="22"/>
-        </w:rPr>
-        <w:t xml:space="preserve">DÉCIMO PRIMERO:</w:t>
-      </w:r>
-      <w:r>
-        <w:rPr>
-          <w:rFonts w:ascii="Arial Narrow" w:eastAsia="Arial Narrow" w:hAnsi="Arial Narrow" w:cs="Arial Narrow"/>
-          <w:sz w:val="22"/>
-          <w:szCs w:val="22"/>
-        </w:rPr>
-        <w:t xml:space="preserve"> </w:t>
-      </w:r>
-      <w:r>
-        <w:rPr>
-          <w:rFonts w:ascii="Arial Narrow" w:eastAsia="Arial Narrow" w:hAnsi="Arial Narrow" w:cs="Arial Narrow"/>
-          <w:sz w:val="22"/>
-          <w:szCs w:val="22"/>
-        </w:rPr>
-        <w:t xml:space="preserve">requerir al señor [APELLIDO] López y Rímac Seguros y Reaseguros S.A. para que, dentro del plazo de dos (2) días hábiles siguientes a la fecha en que reciban la notificación en sus bandejas de correo electrónico, efectúen la confirmación de recepción de la notificación remitida por este despacho a sus correos electrónicos, de conformidad con el segundo párrafo del numeral 4 del artículo 20 del Texto Único Ordenado de la Ley del Procedimiento Administrativo General, aprobado mediante Decreto Supremo 006-2026-JUS, bajo apercibimiento de rehacer el acto de notificación y notificarles conforme al numeral 1 del artículo 20 del citado cuerpo normativo.</w:t>
-      </w:r>
-      <w:r>
-        <w:rPr>
-          <w:rFonts w:ascii="Arial Narrow" w:eastAsia="Arial Narrow" w:hAnsi="Arial Narrow" w:cs="Arial Narrow"/>
-          <w:sz w:val="22"/>
-          <w:szCs w:val="22"/>
-        </w:rPr>
-        <w:t xml:space="preserve"/>
-      </w:r>
-      <w:r>
-        <w:rPr>
-          <w:rFonts w:ascii="Arial Narrow" w:eastAsia="Arial Narrow" w:hAnsi="Arial Narrow" w:cs="Arial Narrow"/>
-          <w:spacing w:val="-3"/>
-          <w:kern w:val="0"/>
-          <w14:ligatures w14:val="none"/>
-          <w:sz w:val="22"/>
-          <w:szCs w:val="22"/>
-        </w:rPr>
-        <w:t/>
-      </w:r>
-      <w:r>
-        <w:rPr>
-          <w:rFonts w:ascii="Arial Narrow" w:eastAsia="Arial Narrow" w:hAnsi="Arial Narrow" w:cs="Arial Narrow"/>
-          <w:spacing w:val="-3"/>
-          <w:kern w:val="0"/>
-          <w14:ligatures w14:val="none"/>
-          <w:sz w:val="22"/>
-          <w:szCs w:val="22"/>
-        </w:rPr>
-        <w:t xml:space="preserve"/>
-      </w:r>
-      <w:r>
-        <w:rPr>
-          <w:rFonts w:ascii="Arial Narrow" w:eastAsia="Arial Narrow" w:hAnsi="Arial Narrow" w:cs="Arial Narrow"/>
-          <w:spacing w:val="-3"/>
-          <w:kern w:val="0"/>
-          <w14:ligatures w14:val="none"/>
-          <w:sz w:val="22"/>
-          <w:szCs w:val="22"/>
-        </w:rPr>
-        <w:t/>
-      </w:r>
-      <w:r>
-        <w:rPr>
-          <w:rFonts w:ascii="Arial Narrow" w:eastAsia="Arial Narrow" w:hAnsi="Arial Narrow" w:cs="Arial Narrow"/>
-          <w:spacing w:val="-3"/>
-          <w:kern w:val="0"/>
-          <w14:ligatures w14:val="none"/>
-          <w:sz w:val="22"/>
-          <w:szCs w:val="22"/>
-        </w:rPr>
-        <w:t/>
-      </w:r>
-      <w:r>
-        <w:rPr>
-          <w:rFonts w:ascii="Arial Narrow" w:eastAsia="Arial Narrow" w:hAnsi="Arial Narrow" w:cs="Arial Narrow"/>
-          <w:spacing w:val="-3"/>
-          <w:kern w:val="0"/>
-          <w14:ligatures w14:val="none"/>
-          <w:sz w:val="22"/>
-          <w:szCs w:val="22"/>
-        </w:rPr>
-        <w:t xml:space="preserve"/>
-      </w:r>
-      <w:r>
-        <w:rPr>
-          <w:rStyle w:val="Refdenotaalpie"/>
-          <w:rFonts w:ascii="Arial Narrow" w:eastAsia="Arial Narrow" w:hAnsi="Arial Narrow" w:cs="Arial Narrow"/>
-          <w:sz w:val="22"/>
-          <w:szCs w:val="22"/>
-          <w:vertAlign w:val="superscript"/>
-        </w:rPr>
-        <w:footnoteReference w:id="18"/>
-      </w:r>
-      <w:r>
-        <w:rPr>
-          <w:rFonts w:ascii="Arial Narrow" w:eastAsia="Arial Narrow" w:hAnsi="Arial Narrow" w:cs="Arial Narrow"/>
-          <w:sz w:val="22"/>
-          <w:szCs w:val="22"/>
-        </w:rPr>
-        <w:t/>
-      </w:r>
-    </w:p>
-    <w:p>
-      <w:pPr>
-        <w:suppressAutoHyphens/>
-        <w:spacing w:after="0" w:line="240" w:lineRule="auto"/>
         <w:jc w:val="both"/>
         <w:rPr>
           <w:rFonts w:ascii="Arial Narrow" w:eastAsia="Arial Narrow" w:hAnsi="Arial Narrow" w:cs="Arial Narrow"/>
@@ -9732,34 +9762,16 @@
           <w:sz w:val="16"/>
           <w:szCs w:val="16"/>
         </w:rPr>
+        <w:t xml:space="preserve"/>
+      </w:r>
+      <w:r>
+        <w:rPr>
+          <w:rFonts w:ascii="Arial Narrow" w:eastAsia="Arial Narrow" w:hAnsi="Arial Narrow" w:cs="Arial Narrow"/>
+          <w:sz w:val="16"/>
+          <w:szCs w:val="16"/>
+        </w:rPr>
         <w:tab/>
-        <w:t xml:space="preserve"/>
-      </w:r>
-      <w:r>
-        <w:rPr>
-          <w:rFonts w:ascii="Arial Narrow" w:eastAsia="Arial Narrow" w:hAnsi="Arial Narrow" w:cs="Arial Narrow"/>
-          <w:sz w:val="16"/>
-          <w:szCs w:val="16"/>
-        </w:rPr>
-        <w:tab/>
-        <w:t>Publicado</w:t>
-      </w:r>
-      <w:r>
-        <w:rPr>
-          <w:rFonts w:ascii="Arial Narrow" w:eastAsia="Arial Narrow" w:hAnsi="Arial Narrow" w:cs="Arial Narrow"/>
-          <w:b/>
-          <w:sz w:val="16"/>
-          <w:szCs w:val="16"/>
-        </w:rPr>
-        <w:t xml:space="preserve"> </w:t>
-      </w:r>
-      <w:r>
-        <w:rPr>
-          <w:rFonts w:ascii="Arial Narrow" w:eastAsia="Arial Narrow" w:hAnsi="Arial Narrow" w:cs="Arial Narrow"/>
-          <w:sz w:val="16"/>
-          <w:szCs w:val="16"/>
-        </w:rPr>
-        <w:t xml:space="preserve">el 2 de setiembre de 2010 en el Diario Oficial El Peruano, vigente desde el 2 de octubre de 2010 y modificado por Decreto Legislativo 1308.</w:t>
+        <w:t>Denuncia remitida a esta Comisión mediante DOCUMENTO DE TRASLADO 105-2026-PS1/INDECOPI de fecha 17 de abril de 2026, recibida el 27 de abril de 2026.</w:t>
       </w:r>
     </w:p>
     <w:p>
@@ -9808,17 +9820,33 @@
           <w:sz w:val="16"/>
           <w:szCs w:val="16"/>
         </w:rPr>
+        <w:t xml:space="preserve"/>
+      </w:r>
+      <w:r>
+        <w:rPr>
+          <w:rFonts w:ascii="Arial Narrow" w:eastAsia="Arial Narrow" w:hAnsi="Arial Narrow" w:cs="Arial Narrow"/>
+          <w:sz w:val="16"/>
+          <w:szCs w:val="16"/>
+        </w:rPr>
         <w:tab/>
-        <w:t xml:space="preserve"/>
-      </w:r>
-      <w:r>
-        <w:rPr>
-          <w:rFonts w:ascii="Arial Narrow" w:eastAsia="Arial Narrow" w:hAnsi="Arial Narrow" w:cs="Arial Narrow"/>
-          <w:sz w:val="16"/>
-          <w:szCs w:val="16"/>
-        </w:rPr>
-        <w:tab/>
-        <w:t>Denuncia remitida a esta Comisión mediante DOCUMENTO DE TRASLADO 105-2026-PS1/INDECOPI de fecha 17 de abril de 2026, recibida el 27 de abril de 2026.</w:t>
+        <w:t>Publicado</w:t>
+      </w:r>
+      <w:r>
+        <w:rPr>
+          <w:rFonts w:ascii="Arial Narrow" w:eastAsia="Arial Narrow" w:hAnsi="Arial Narrow" w:cs="Arial Narrow"/>
+          <w:b/>
+          <w:sz w:val="16"/>
+          <w:szCs w:val="16"/>
+        </w:rPr>
+        <w:t xml:space="preserve"> </w:t>
+      </w:r>
+      <w:r>
+        <w:rPr>
+          <w:rFonts w:ascii="Arial Narrow" w:eastAsia="Arial Narrow" w:hAnsi="Arial Narrow" w:cs="Arial Narrow"/>
+          <w:sz w:val="16"/>
+          <w:szCs w:val="16"/>
+        </w:rPr>
+        <w:t xml:space="preserve">el 2 de setiembre de 2010 en el Diario Oficial El Peruano, vigente desde el 2 de octubre de 2010 y modificado por Decreto Legislativo 1308.</w:t>
       </w:r>
     </w:p>
     <w:p>
@@ -9869,7 +9897,6 @@
           <w:sz w:val="16"/>
           <w:szCs w:val="16"/>
         </w:rPr>
-        <w:tab/>
         <w:t xml:space="preserve"/>
       </w:r>
       <w:r>
@@ -9878,7 +9905,6 @@
           <w:sz w:val="16"/>
           <w:szCs w:val="16"/>
         </w:rPr>
-        <w:tab/>
       </w:r>
       <w:r>
         <w:rPr>
@@ -9888,6 +9914,7 @@
           <w:sz w:val="16"/>
           <w:szCs w:val="16"/>
         </w:rPr>
+        <w:tab/>
         <w:t>LEY 29571, CÓDIGO DE PROTECCIÓN Y DEFENSA DEL CONSUMIDOR, publicado el 2 de setiembre de 2010 y modificado por Decreto Legislativo 1308</w:t>
       </w:r>
     </w:p>
@@ -10160,7 +10187,6 @@
           <w:sz w:val="16"/>
           <w:szCs w:val="16"/>
         </w:rPr>
-        <w:tab/>
         <w:t xml:space="preserve"/>
       </w:r>
       <w:r>
@@ -10169,7 +10195,6 @@
           <w:sz w:val="16"/>
           <w:szCs w:val="16"/>
         </w:rPr>
-        <w:tab/>
       </w:r>
       <w:r>
         <w:rPr>
@@ -10179,6 +10204,7 @@
           <w:sz w:val="16"/>
           <w:szCs w:val="16"/>
         </w:rPr>
+        <w:tab/>
         <w:t>LEY 29571, CÓDIGO DE PROTECCIÓN Y DEFENSA DEL CONSUMIDOR, publicado el 2 de setiembre de 2010 y modificado por Decreto Legislativo 1308</w:t>
       </w:r>
     </w:p>
@@ -10346,7 +10372,6 @@
           <w:sz w:val="16"/>
           <w:szCs w:val="16"/>
         </w:rPr>
-        <w:tab/>
         <w:t xml:space="preserve"/>
       </w:r>
       <w:r>
@@ -10355,7 +10380,6 @@
           <w:sz w:val="16"/>
           <w:szCs w:val="16"/>
         </w:rPr>
-        <w:tab/>
       </w:r>
       <w:r>
         <w:rPr>
@@ -10365,6 +10389,7 @@
           <w:sz w:val="16"/>
           <w:szCs w:val="16"/>
         </w:rPr>
+        <w:tab/>
         <w:t>LEY 29571, CÓDIGO DE PROTECCIÓN Y DEFENSA DEL CONSUMIDOR, publicado el 2 de setiembre de 2010 y modificado por Decreto Legislativo 1308</w:t>
       </w:r>
     </w:p>
@@ -10543,7 +10568,6 @@
           <w:sz w:val="16"/>
           <w:szCs w:val="16"/>
         </w:rPr>
-        <w:tab/>
         <w:t xml:space="preserve"/>
       </w:r>
       <w:r>
@@ -10552,7 +10576,6 @@
           <w:sz w:val="16"/>
           <w:szCs w:val="16"/>
         </w:rPr>
-        <w:tab/>
       </w:r>
       <w:r>
         <w:rPr>
@@ -10562,6 +10585,7 @@
           <w:sz w:val="16"/>
           <w:szCs w:val="16"/>
         </w:rPr>
+        <w:tab/>
         <w:t>LEY 29571, CÓDIGO DE PROTECCIÓN Y DEFENSA DEL CONSUMIDOR, publicado el 2 de setiembre de 2010 y modificado por Decreto Legislativo 1308</w:t>
       </w:r>
     </w:p>
@@ -10706,7 +10730,6 @@
           <w:sz w:val="16"/>
           <w:szCs w:val="16"/>
         </w:rPr>
-        <w:tab/>
         <w:t xml:space="preserve"/>
       </w:r>
       <w:r>
@@ -10715,7 +10738,6 @@
           <w:sz w:val="16"/>
           <w:szCs w:val="16"/>
         </w:rPr>
-        <w:tab/>
       </w:r>
       <w:r>
         <w:rPr>
@@ -10725,6 +10747,7 @@
           <w:sz w:val="16"/>
           <w:szCs w:val="16"/>
         </w:rPr>
+        <w:tab/>
         <w:t>LEY 29571, CÓDIGO DE PROTECCIÓN Y DEFENSA DEL CONSUMIDOR, publicado el 2 de setiembre de 2010 y modificado por Decreto Legislativo 1308</w:t>
       </w:r>
     </w:p>
@@ -11030,7 +11053,6 @@
           <w:sz w:val="16"/>
           <w:szCs w:val="16"/>
         </w:rPr>
-        <w:tab/>
         <w:t xml:space="preserve"/>
       </w:r>
       <w:r>
@@ -11039,7 +11061,6 @@
           <w:sz w:val="16"/>
           <w:szCs w:val="16"/>
         </w:rPr>
-        <w:tab/>
       </w:r>
       <w:r>
         <w:rPr>
@@ -11049,6 +11070,7 @@
           <w:sz w:val="16"/>
           <w:szCs w:val="16"/>
         </w:rPr>
+        <w:tab/>
         <w:t>LEY 29571, CÓDIGO DE PROTECCIÓN Y DEFENSA DEL CONSUMIDOR, publicado el 2 de setiembre de 2010 y modificado por Decreto Legislativo 1308</w:t>
       </w:r>
     </w:p>
@@ -11149,7 +11171,6 @@
           <w:sz w:val="16"/>
           <w:szCs w:val="16"/>
         </w:rPr>
-        <w:tab/>
         <w:t xml:space="preserve"/>
       </w:r>
       <w:r>
@@ -11158,7 +11179,6 @@
           <w:sz w:val="16"/>
           <w:szCs w:val="16"/>
         </w:rPr>
-        <w:tab/>
       </w:r>
       <w:r>
         <w:rPr>
@@ -11168,6 +11188,7 @@
           <w:sz w:val="16"/>
           <w:szCs w:val="16"/>
         </w:rPr>
+        <w:tab/>
         <w:t>LEY SOBRE FACULTADES, NORMAS Y ORGANIZACIÓN DEL INDECOPI, APROBADA POR DECRETO LEGISLATIVO 807 Artículo 24.-</w:t>
       </w:r>
       <w:r>
@@ -11324,7 +11345,6 @@
           <w:sz w:val="16"/>
           <w:szCs w:val="16"/>
         </w:rPr>
-        <w:tab/>
         <w:t xml:space="preserve"/>
       </w:r>
       <w:r>
@@ -11383,24 +11403,23 @@
           <w:sz w:val="16"/>
           <w:szCs w:val="16"/>
         </w:rPr>
+        <w:t xml:space="preserve"/>
+      </w:r>
+      <w:r>
+        <w:rPr>
+          <w:rFonts w:ascii="Arial Narrow" w:eastAsia="Arial Narrow" w:hAnsi="Arial Narrow" w:cs="Arial Narrow"/>
+          <w:sz w:val="16"/>
+          <w:szCs w:val="16"/>
+        </w:rPr>
+      </w:r>
+      <w:r>
+        <w:rPr>
+          <w:rFonts w:ascii="Arial Narrow" w:eastAsia="Arial Narrow" w:hAnsi="Arial Narrow" w:cs="Arial Narrow"/>
+          <w:b/>
+          <w:sz w:val="16"/>
+          <w:szCs w:val="16"/>
+        </w:rPr>
         <w:tab/>
-        <w:t xml:space="preserve"/>
-      </w:r>
-      <w:r>
-        <w:rPr>
-          <w:rFonts w:ascii="Arial Narrow" w:eastAsia="Arial Narrow" w:hAnsi="Arial Narrow" w:cs="Arial Narrow"/>
-          <w:sz w:val="16"/>
-          <w:szCs w:val="16"/>
-        </w:rPr>
-        <w:tab/>
-      </w:r>
-      <w:r>
-        <w:rPr>
-          <w:rFonts w:ascii="Arial Narrow" w:eastAsia="Arial Narrow" w:hAnsi="Arial Narrow" w:cs="Arial Narrow"/>
-          <w:b/>
-          <w:sz w:val="16"/>
-          <w:szCs w:val="16"/>
-        </w:rPr>
         <w:t>LEY</w:t>
       </w:r>
       <w:r>
@@ -11808,32 +11827,31 @@
           <w:szCs w:val="16"/>
           <w:vertAlign w:val="superscript"/>
         </w:rPr>
+        <w:t xml:space="preserve"/>
+      </w:r>
+      <w:r>
+        <w:rPr>
+          <w:rFonts w:ascii="Arial Narrow" w:eastAsia="Arial Narrow" w:hAnsi="Arial Narrow" w:cs="Arial Narrow"/>
+          <w:sz w:val="16"/>
+          <w:szCs w:val="16"/>
+        </w:rPr>
+        <w:t xml:space="preserve"/>
+      </w:r>
+      <w:r>
+        <w:rPr>
+          <w:rFonts w:ascii="Arial Narrow" w:eastAsia="Arial Narrow" w:hAnsi="Arial Narrow" w:cs="Arial Narrow"/>
+          <w:sz w:val="16"/>
+          <w:szCs w:val="16"/>
+        </w:rPr>
+      </w:r>
+      <w:r>
+        <w:rPr>
+          <w:rFonts w:ascii="Arial Narrow" w:eastAsia="Arial Narrow" w:hAnsi="Arial Narrow" w:cs="Arial Narrow"/>
+          <w:b/>
+          <w:sz w:val="16"/>
+          <w:szCs w:val="16"/>
+        </w:rPr>
         <w:tab/>
-        <w:t xml:space="preserve"/>
-      </w:r>
-      <w:r>
-        <w:rPr>
-          <w:rFonts w:ascii="Arial Narrow" w:eastAsia="Arial Narrow" w:hAnsi="Arial Narrow" w:cs="Arial Narrow"/>
-          <w:sz w:val="16"/>
-          <w:szCs w:val="16"/>
-        </w:rPr>
-        <w:t xml:space="preserve"> </w:t>
-      </w:r>
-      <w:r>
-        <w:rPr>
-          <w:rFonts w:ascii="Arial Narrow" w:eastAsia="Arial Narrow" w:hAnsi="Arial Narrow" w:cs="Arial Narrow"/>
-          <w:sz w:val="16"/>
-          <w:szCs w:val="16"/>
-        </w:rPr>
-        <w:tab/>
-      </w:r>
-      <w:r>
-        <w:rPr>
-          <w:rFonts w:ascii="Arial Narrow" w:eastAsia="Arial Narrow" w:hAnsi="Arial Narrow" w:cs="Arial Narrow"/>
-          <w:b/>
-          <w:sz w:val="16"/>
-          <w:szCs w:val="16"/>
-        </w:rPr>
         <w:t>LEY 29571</w:t>
       </w:r>
       <w:r>
@@ -12053,7 +12071,6 @@
           <w:sz w:val="16"/>
           <w:szCs w:val="16"/>
         </w:rPr>
-        <w:tab/>
         <w:t xml:space="preserve"/>
       </w:r>
       <w:r>
@@ -12062,7 +12079,6 @@
           <w:sz w:val="16"/>
           <w:szCs w:val="16"/>
         </w:rPr>
-        <w:tab/>
       </w:r>
       <w:r>
         <w:rPr>
@@ -12072,6 +12088,7 @@
           <w:sz w:val="16"/>
           <w:szCs w:val="16"/>
         </w:rPr>
+        <w:tab/>
         <w:t>LEY 29571, CÓDIGO DE PROTECCIÓN Y DEFENSA DEL CONSUMIDOR, publicado el 2 de setiembre de 2010 y modificado por Decreto Legislativo 1308</w:t>
       </w:r>
     </w:p>
@@ -12902,24 +12919,23 @@
           <w:sz w:val="16"/>
           <w:szCs w:val="16"/>
         </w:rPr>
+        <w:t xml:space="preserve"/>
+      </w:r>
+      <w:r>
+        <w:rPr>
+          <w:rFonts w:ascii="Arial Narrow" w:eastAsia="Arial Narrow" w:hAnsi="Arial Narrow" w:cs="Arial Narrow"/>
+          <w:sz w:val="16"/>
+          <w:szCs w:val="16"/>
+        </w:rPr>
+      </w:r>
+      <w:r>
+        <w:rPr>
+          <w:rFonts w:ascii="Arial Narrow" w:eastAsia="Arial Narrow" w:hAnsi="Arial Narrow" w:cs="Arial Narrow"/>
+          <w:b/>
+          <w:sz w:val="16"/>
+          <w:szCs w:val="16"/>
+        </w:rPr>
         <w:tab/>
-        <w:t xml:space="preserve"/>
-      </w:r>
-      <w:r>
-        <w:rPr>
-          <w:rFonts w:ascii="Arial Narrow" w:eastAsia="Arial Narrow" w:hAnsi="Arial Narrow" w:cs="Arial Narrow"/>
-          <w:sz w:val="16"/>
-          <w:szCs w:val="16"/>
-        </w:rPr>
-        <w:tab/>
-      </w:r>
-      <w:r>
-        <w:rPr>
-          <w:rFonts w:ascii="Arial Narrow" w:eastAsia="Arial Narrow" w:hAnsi="Arial Narrow" w:cs="Arial Narrow"/>
-          <w:b/>
-          <w:sz w:val="16"/>
-          <w:szCs w:val="16"/>
-        </w:rPr>
         <w:t>LEY 29571</w:t>
       </w:r>
       <w:r>
@@ -13179,7 +13195,6 @@
           <w:sz w:val="16"/>
           <w:szCs w:val="16"/>
         </w:rPr>
-        <w:tab/>
         <w:t xml:space="preserve"/>
       </w:r>
       <w:r>
@@ -13278,31 +13293,30 @@
           <w:sz w:val="16"/>
           <w:szCs w:val="16"/>
         </w:rPr>
+        <w:t xml:space="preserve"/>
+      </w:r>
+      <w:r>
+        <w:rPr>
+          <w:rFonts w:ascii="Arial Narrow" w:eastAsia="Arial Narrow" w:hAnsi="Arial Narrow" w:cs="Arial Narrow"/>
+          <w:sz w:val="16"/>
+          <w:szCs w:val="16"/>
+        </w:rPr>
+      </w:r>
+      <w:r>
+        <w:rPr>
+          <w:rFonts w:ascii="Arial Narrow" w:eastAsia="Arial Narrow" w:hAnsi="Arial Narrow" w:cs="Arial Narrow"/>
+          <w:b/>
+          <w:sz w:val="16"/>
+          <w:szCs w:val="16"/>
+        </w:rPr>
         <w:tab/>
-        <w:t xml:space="preserve"/>
-      </w:r>
-      <w:r>
-        <w:rPr>
-          <w:rFonts w:ascii="Arial Narrow" w:eastAsia="Arial Narrow" w:hAnsi="Arial Narrow" w:cs="Arial Narrow"/>
-          <w:sz w:val="16"/>
-          <w:szCs w:val="16"/>
-        </w:rPr>
-        <w:tab/>
-      </w:r>
-      <w:r>
-        <w:rPr>
-          <w:rFonts w:ascii="Arial Narrow" w:eastAsia="Arial Narrow" w:hAnsi="Arial Narrow" w:cs="Arial Narrow"/>
-          <w:b/>
-          <w:sz w:val="16"/>
-          <w:szCs w:val="16"/>
-        </w:rPr>
         <w:t>TEXTO ÚNICO ORDENADO DE LA LEY DEL PROCEDIMIENTO ADMINISTRATIVO GENERAL, aprobado mediante DECRETO SUPREMO 006-2026-JUS y publicado el 30 de abril de 2026</w:t>
       </w:r>
     </w:p>
     <w:p>
       <w:pPr>
         <w:pStyle w:val="Textonotapie"/>
-        <w:ind w:left="1134" w:hanging="567"/>
+        <w:ind w:left="1134"/>
         <w:contextualSpacing/>
         <w:jc w:val="both"/>
         <w:rPr>

--- a/plantillas_maestras/01_seguro_vehicular/falta_renovacion_poliza/2_ddos_banco_y_aseguradora/varon/TPL_1455_2026_SEGURO_VEHICULAR_FALTA_RENOVACION_POLIZA_BANCO_VARON_R1.docx
+++ b/plantillas_maestras/01_seguro_vehicular/falta_renovacion_poliza/2_ddos_banco_y_aseguradora/varon/TPL_1455_2026_SEGURO_VEHICULAR_FALTA_RENOVACION_POLIZA_BANCO_VARON_R1.docx
@@ -4308,7 +4308,7 @@
           <w:sz w:val="22"/>
           <w:szCs w:val="22"/>
         </w:rPr>
-        <w:t>Rímac Seguros y Reaseguros S.A. no habría informado oportunamente al denunciante las condiciones contractuales de la Póliza 2001-716888 del Seguro Vehicular, impidiéndole ejercer oportunamente su derecho de arrepentimiento respecto del referido seguro</w:t>
+        <w:t xml:space="preserve">Rímac Seguros y Reaseguros S.A. no habría informado oportunamente al denunciante las condiciones contractuales de la Póliza 2001-716888 del Seguro Vehicular, impidiéndole ejercer oportunamente su derecho de arrepentimiento respecto del referido seguro</w:t>
       </w:r>
       <w:r>
         <w:rPr>
@@ -4321,7 +4321,7 @@
           <w:lang w:eastAsia="es-PE"/>
           <w14:ligatures w14:val="none"/>
         </w:rPr>
-        <w:t xml:space="preserve">. Por consiguiente, corresponde calificar el hecho materia de denuncia como una presunta infracción al deber de información, tipificado en el </w:t>
+        <w:t xml:space="preserve">; involucraría una presunta afectación al derecho de información de los consumidores. Por consiguiente, corresponde calificar el hecho materia de denuncia como una presunta infracción al deber de información, tipificado en el artículo 1, numeral 1, literal b) y al artículo 2 del Código</w:t>
       </w:r>
       <w:bookmarkStart w:id="7" w:name="_Hlk195611851"/>
       <w:r>
@@ -4335,7 +4335,7 @@
           <w:lang w:eastAsia="es-PE"/>
           <w14:ligatures w14:val="none"/>
         </w:rPr>
-        <w:t xml:space="preserve">artículo 1, numeral 1, literal b) </w:t>
+        <w:t xml:space="preserve"/>
       </w:r>
       <w:bookmarkEnd w:id="7"/>
       <w:r>
@@ -4349,7 +4349,7 @@
           <w:lang w:eastAsia="es-PE"/>
           <w14:ligatures w14:val="none"/>
         </w:rPr>
-        <w:t>y al artículo 2 del Código</w:t>
+        <w:t xml:space="preserve"/>
       </w:r>
       <w:r>
         <w:rPr>

--- a/plantillas_maestras/01_seguro_vehicular/falta_renovacion_poliza/2_ddos_banco_y_aseguradora/varon/TPL_1455_2026_SEGURO_VEHICULAR_FALTA_RENOVACION_POLIZA_BANCO_VARON_R1.docx
+++ b/plantillas_maestras/01_seguro_vehicular/falta_renovacion_poliza/2_ddos_banco_y_aseguradora/varon/TPL_1455_2026_SEGURO_VEHICULAR_FALTA_RENOVACION_POLIZA_BANCO_VARON_R1.docx
@@ -4454,7 +4454,7 @@
           <w:sz w:val="22"/>
           <w:szCs w:val="22"/>
         </w:rPr>
-        <w:t>que el hecho denunciado</w:t>
+        <w:t xml:space="preserve">que el hecho denunciado</w:t>
       </w:r>
       <w:r>
         <w:rPr>
@@ -4478,19 +4478,19 @@
           <w:lang w:val="es-ES" w:eastAsia="es-ES"/>
           <w14:ligatures w14:val="none"/>
         </w:rPr>
-        <w:t>el Banco BBVA Perú S.A. habría brindado una respuesta inadecuada al reclamo presentado por el denunciante el 18 de octubre de 2023</w:t>
-      </w:r>
-      <w:r>
-        <w:rPr>
-          <w:rFonts w:ascii="Arial Narrow" w:eastAsia="Arial Narrow" w:hAnsi="Arial Narrow" w:cs="Arial Narrow"/>
-          <w:color w:val="000000"/>
-          <w:kern w:val="0"/>
-          <w:sz w:val="22"/>
-          <w:szCs w:val="22"/>
-          <w:lang w:eastAsia="es-PE"/>
-          <w14:ligatures w14:val="none"/>
-        </w:rPr>
-        <w:t>. Por consiguiente, corresponde calificar el hecho materia de denuncia como una presunta infracción al</w:t>
+        <w:t xml:space="preserve">el Banco BBVA Perú S.A. habría brindado una respuesta inadecuada al reclamo presentado por el denunciante el 18 de octubre de 2023</w:t>
+      </w:r>
+      <w:r>
+        <w:rPr>
+          <w:rFonts w:ascii="Arial Narrow" w:eastAsia="Arial Narrow" w:hAnsi="Arial Narrow" w:cs="Arial Narrow"/>
+          <w:color w:val="000000"/>
+          <w:kern w:val="0"/>
+          <w:sz w:val="22"/>
+          <w:szCs w:val="22"/>
+          <w:lang w:eastAsia="es-PE"/>
+          <w14:ligatures w14:val="none"/>
+        </w:rPr>
+        <w:t xml:space="preserve">; involucraría una presunta afectación a su derecho de recibir respuestas adecuadas a los reclamos formulados. Por consiguiente, corresponde calificar el hecho materia de denuncia como una presunta infracción al</w:t>
       </w:r>
       <w:r>
         <w:rPr>
@@ -4562,7 +4562,7 @@
           <w:sz w:val="22"/>
           <w:szCs w:val="22"/>
         </w:rPr>
-        <w:t>.</w:t>
+        <w:t xml:space="preserve">.</w:t>
       </w:r>
     </w:p>
     <w:p>
@@ -4626,7 +4626,7 @@
           <w:sz w:val="22"/>
           <w:szCs w:val="22"/>
         </w:rPr>
-        <w:t>que el hecho denunciado</w:t>
+        <w:t xml:space="preserve">que el hecho denunciado</w:t>
       </w:r>
       <w:r>
         <w:rPr>
@@ -4650,19 +4650,19 @@
           <w:lang w:val="es-ES" w:eastAsia="es-ES"/>
           <w14:ligatures w14:val="none"/>
         </w:rPr>
-        <w:t>el Banco BBVA Perú S.A. habría brindado una respuesta inadecuada al reclamo presentado por el denunciante el 22 de enero de 2025</w:t>
-      </w:r>
-      <w:r>
-        <w:rPr>
-          <w:rFonts w:ascii="Arial Narrow" w:eastAsia="Arial Narrow" w:hAnsi="Arial Narrow" w:cs="Arial Narrow"/>
-          <w:color w:val="000000"/>
-          <w:kern w:val="0"/>
-          <w:sz w:val="22"/>
-          <w:szCs w:val="22"/>
-          <w:lang w:eastAsia="es-PE"/>
-          <w14:ligatures w14:val="none"/>
-        </w:rPr>
-        <w:t>. Por consiguiente, corresponde calificar el hecho materia de denuncia como una presunta infracción al</w:t>
+        <w:t xml:space="preserve">el Banco BBVA Perú S.A. habría brindado una respuesta inadecuada al reclamo presentado por el denunciante el 22 de enero de 2025</w:t>
+      </w:r>
+      <w:r>
+        <w:rPr>
+          <w:rFonts w:ascii="Arial Narrow" w:eastAsia="Arial Narrow" w:hAnsi="Arial Narrow" w:cs="Arial Narrow"/>
+          <w:color w:val="000000"/>
+          <w:kern w:val="0"/>
+          <w:sz w:val="22"/>
+          <w:szCs w:val="22"/>
+          <w:lang w:eastAsia="es-PE"/>
+          <w14:ligatures w14:val="none"/>
+        </w:rPr>
+        <w:t xml:space="preserve">; involucraría una presunta afectación a su derecho de recibir respuestas adecuadas a los reclamos formulados. Por consiguiente, corresponde calificar el hecho materia de denuncia como una presunta infracción al</w:t>
       </w:r>
       <w:r>
         <w:rPr>
@@ -7854,7 +7854,7 @@
           <w:sz w:val="22"/>
           <w:szCs w:val="22"/>
         </w:rPr>
-        <w:t xml:space="preserve">correr traslado de la presente resolución a Rímac Seguros y Reaseguros S.A. y al Banco BBVA Perú S.A. para que, de conformidad con lo dispuesto por el artículo 26 de la Ley sobre Facultades, Normas y Organización del Indecopi, aprobada por Decreto Legislativo 807</w:t>
+        <w:t xml:space="preserve">correr traslado de la denuncia del 13 de febrero de 2026 a Rímac Seguros y Reaseguros S.A. y al Banco BBVA Perú S.A. para que, de conformidad con lo dispuesto por el artículo 26 de la Ley sobre Facultades, Normas y Organización del Indecopi, aprobada por Decreto Legislativo 807</w:t>
       </w:r>
       <w:r>
         <w:rPr>
